--- a/Docs/Thea - MySql.docx
+++ b/Docs/Thea - MySql.docx
@@ -882,14 +882,12 @@
               </w:rPr>
               <w:t>新增</w:t>
             </w:r>
-            <w:proofErr w:type="spellStart"/>
             <w:r>
               <w:rPr>
                 <w:rFonts w:asciiTheme="minorEastAsia" w:eastAsiaTheme="minorEastAsia" w:hAnsiTheme="minorEastAsia"/>
               </w:rPr>
               <w:t>sys_file</w:t>
             </w:r>
-            <w:proofErr w:type="spellEnd"/>
             <w:r>
               <w:rPr>
                 <w:rFonts w:asciiTheme="minorEastAsia" w:eastAsiaTheme="minorEastAsia" w:hAnsiTheme="minorEastAsia" w:hint="eastAsia"/>
@@ -991,7 +989,6 @@
                 <w:szCs w:val="16"/>
               </w:rPr>
             </w:pPr>
-            <w:proofErr w:type="spellStart"/>
             <w:r>
               <w:rPr>
                 <w:rFonts w:asciiTheme="minorEastAsia" w:eastAsiaTheme="minorEastAsia" w:hAnsiTheme="minorEastAsia" w:hint="eastAsia"/>
@@ -1012,7 +1009,6 @@
               </w:rPr>
               <w:t>page</w:t>
             </w:r>
-            <w:proofErr w:type="spellEnd"/>
             <w:r>
               <w:rPr>
                 <w:rFonts w:asciiTheme="minorEastAsia" w:eastAsiaTheme="minorEastAsia" w:hAnsiTheme="minorEastAsia" w:hint="eastAsia"/>
@@ -9737,21 +9733,7 @@
         <w:rPr>
           <w:rFonts w:asciiTheme="minorEastAsia" w:eastAsiaTheme="minorEastAsia" w:hAnsiTheme="minorEastAsia" w:hint="eastAsia"/>
         </w:rPr>
-        <w:t>运</w:t>
-      </w:r>
-      <w:proofErr w:type="gramStart"/>
-      <w:r>
-        <w:rPr>
-          <w:rFonts w:asciiTheme="minorEastAsia" w:eastAsiaTheme="minorEastAsia" w:hAnsiTheme="minorEastAsia" w:hint="eastAsia"/>
-        </w:rPr>
-        <w:t>维人员</w:t>
-      </w:r>
-      <w:proofErr w:type="gramEnd"/>
-      <w:r>
-        <w:rPr>
-          <w:rFonts w:asciiTheme="minorEastAsia" w:eastAsiaTheme="minorEastAsia" w:hAnsiTheme="minorEastAsia" w:hint="eastAsia"/>
-        </w:rPr>
-        <w:t>需要在运维平台配置，所有规则和规则参数</w:t>
+        <w:t>运维人员需要在运维平台配置，所有规则和规则参数</w:t>
       </w:r>
       <w:r>
         <w:rPr>
@@ -10115,14 +10097,12 @@
           <w:rFonts w:asciiTheme="minorEastAsia" w:eastAsiaTheme="minorEastAsia" w:hAnsiTheme="minorEastAsia" w:hint="eastAsia"/>
         </w:rPr>
       </w:pPr>
-      <w:proofErr w:type="spellStart"/>
       <w:r>
         <w:rPr>
           <w:rFonts w:asciiTheme="minorEastAsia" w:eastAsiaTheme="minorEastAsia" w:hAnsiTheme="minorEastAsia" w:hint="eastAsia"/>
         </w:rPr>
         <w:t>sys_user</w:t>
       </w:r>
-      <w:proofErr w:type="spellEnd"/>
     </w:p>
     <w:tbl>
       <w:tblPr>
@@ -10175,7 +10155,6 @@
                 <w:rFonts w:asciiTheme="minorEastAsia" w:eastAsiaTheme="minorEastAsia" w:hAnsiTheme="minorEastAsia" w:hint="eastAsia"/>
               </w:rPr>
             </w:pPr>
-            <w:proofErr w:type="spellStart"/>
             <w:r>
               <w:rPr>
                 <w:rFonts w:asciiTheme="minorEastAsia" w:eastAsiaTheme="minorEastAsia" w:hAnsiTheme="minorEastAsia" w:hint="eastAsia"/>
@@ -10188,7 +10167,6 @@
               </w:rPr>
               <w:t>user</w:t>
             </w:r>
-            <w:proofErr w:type="spellEnd"/>
           </w:p>
         </w:tc>
       </w:tr>
@@ -10289,7 +10267,6 @@
                 <w:rFonts w:asciiTheme="minorEastAsia" w:eastAsiaTheme="minorEastAsia" w:hAnsiTheme="minorEastAsia" w:hint="eastAsia"/>
               </w:rPr>
             </w:pPr>
-            <w:proofErr w:type="spellStart"/>
             <w:r>
               <w:rPr>
                 <w:rFonts w:asciiTheme="minorEastAsia" w:eastAsiaTheme="minorEastAsia" w:hAnsiTheme="minorEastAsia" w:hint="eastAsia"/>
@@ -10308,7 +10285,6 @@
               </w:rPr>
               <w:t>d</w:t>
             </w:r>
-            <w:proofErr w:type="spellEnd"/>
           </w:p>
         </w:tc>
         <w:tc>
@@ -10370,7 +10346,6 @@
                 <w:rFonts w:asciiTheme="minorEastAsia" w:eastAsiaTheme="minorEastAsia" w:hAnsiTheme="minorEastAsia" w:hint="eastAsia"/>
               </w:rPr>
             </w:pPr>
-            <w:proofErr w:type="gramStart"/>
             <w:r>
               <w:rPr>
                 <w:rFonts w:asciiTheme="minorEastAsia" w:eastAsiaTheme="minorEastAsia" w:hAnsiTheme="minorEastAsia" w:hint="eastAsia"/>
@@ -10380,7 +10355,6 @@
               </w:rPr>
               <w:t>外键</w:t>
             </w:r>
-            <w:proofErr w:type="gramEnd"/>
           </w:p>
         </w:tc>
         <w:tc>
@@ -10580,7 +10554,6 @@
                 <w:rFonts w:asciiTheme="minorEastAsia" w:eastAsiaTheme="minorEastAsia" w:hAnsiTheme="minorEastAsia" w:hint="eastAsia"/>
               </w:rPr>
             </w:pPr>
-            <w:proofErr w:type="spellStart"/>
             <w:r>
               <w:rPr>
                 <w:rFonts w:asciiTheme="minorEastAsia" w:eastAsiaTheme="minorEastAsia" w:hAnsiTheme="minorEastAsia" w:hint="eastAsia"/>
@@ -10593,7 +10566,6 @@
               </w:rPr>
               <w:t>_id</w:t>
             </w:r>
-            <w:proofErr w:type="spellEnd"/>
           </w:p>
         </w:tc>
         <w:tc>
@@ -10606,19 +10578,11 @@
                 <w:rFonts w:asciiTheme="minorEastAsia" w:eastAsiaTheme="minorEastAsia" w:hAnsiTheme="minorEastAsia" w:hint="eastAsia"/>
               </w:rPr>
             </w:pPr>
-            <w:proofErr w:type="gramStart"/>
-            <w:r>
-              <w:rPr>
-                <w:rFonts w:asciiTheme="minorEastAsia" w:eastAsiaTheme="minorEastAsia" w:hAnsiTheme="minorEastAsia" w:hint="eastAsia"/>
-              </w:rPr>
-              <w:t>VARCHAR(</w:t>
-            </w:r>
-            <w:proofErr w:type="gramEnd"/>
-            <w:r>
-              <w:rPr>
-                <w:rFonts w:asciiTheme="minorEastAsia" w:eastAsiaTheme="minorEastAsia" w:hAnsiTheme="minorEastAsia" w:hint="eastAsia"/>
-              </w:rPr>
-              <w:t>50)</w:t>
+            <w:r>
+              <w:rPr>
+                <w:rFonts w:asciiTheme="minorEastAsia" w:eastAsiaTheme="minorEastAsia" w:hAnsiTheme="minorEastAsia" w:hint="eastAsia"/>
+              </w:rPr>
+              <w:t>VARCHAR(50)</w:t>
             </w:r>
           </w:p>
         </w:tc>
@@ -10701,14 +10665,12 @@
                 <w:rFonts w:asciiTheme="minorEastAsia" w:eastAsiaTheme="minorEastAsia" w:hAnsiTheme="minorEastAsia" w:hint="eastAsia"/>
               </w:rPr>
             </w:pPr>
-            <w:proofErr w:type="spellStart"/>
             <w:r>
               <w:rPr>
                 <w:rFonts w:asciiTheme="minorEastAsia" w:eastAsiaTheme="minorEastAsia" w:hAnsiTheme="minorEastAsia" w:hint="eastAsia"/>
               </w:rPr>
               <w:t>user_name</w:t>
             </w:r>
-            <w:proofErr w:type="spellEnd"/>
           </w:p>
         </w:tc>
         <w:tc>
@@ -10721,19 +10683,11 @@
                 <w:rFonts w:asciiTheme="minorEastAsia" w:eastAsiaTheme="minorEastAsia" w:hAnsiTheme="minorEastAsia" w:hint="eastAsia"/>
               </w:rPr>
             </w:pPr>
-            <w:proofErr w:type="gramStart"/>
-            <w:r>
-              <w:rPr>
-                <w:rFonts w:asciiTheme="minorEastAsia" w:eastAsiaTheme="minorEastAsia" w:hAnsiTheme="minorEastAsia" w:hint="eastAsia"/>
-              </w:rPr>
-              <w:t>VARCHAR(</w:t>
-            </w:r>
-            <w:proofErr w:type="gramEnd"/>
-            <w:r>
-              <w:rPr>
-                <w:rFonts w:asciiTheme="minorEastAsia" w:eastAsiaTheme="minorEastAsia" w:hAnsiTheme="minorEastAsia" w:hint="eastAsia"/>
-              </w:rPr>
-              <w:t>50)</w:t>
+            <w:r>
+              <w:rPr>
+                <w:rFonts w:asciiTheme="minorEastAsia" w:eastAsiaTheme="minorEastAsia" w:hAnsiTheme="minorEastAsia" w:hint="eastAsia"/>
+              </w:rPr>
+              <w:t>VARCHAR(50)</w:t>
             </w:r>
           </w:p>
         </w:tc>
@@ -10828,14 +10782,12 @@
                 <w:rFonts w:asciiTheme="minorEastAsia" w:eastAsiaTheme="minorEastAsia" w:hAnsiTheme="minorEastAsia" w:hint="eastAsia"/>
               </w:rPr>
             </w:pPr>
-            <w:proofErr w:type="gramStart"/>
             <w:r>
               <w:rPr>
                 <w:rFonts w:asciiTheme="minorEastAsia" w:eastAsiaTheme="minorEastAsia" w:hAnsiTheme="minorEastAsia" w:hint="eastAsia"/>
               </w:rPr>
               <w:t>VARCHAR(</w:t>
             </w:r>
-            <w:proofErr w:type="gramEnd"/>
             <w:r>
               <w:rPr>
                 <w:rFonts w:asciiTheme="minorEastAsia" w:eastAsiaTheme="minorEastAsia" w:hAnsiTheme="minorEastAsia" w:hint="eastAsia"/>
@@ -10947,19 +10899,11 @@
                 <w:rFonts w:asciiTheme="minorEastAsia" w:eastAsiaTheme="minorEastAsia" w:hAnsiTheme="minorEastAsia" w:hint="eastAsia"/>
               </w:rPr>
             </w:pPr>
-            <w:proofErr w:type="gramStart"/>
-            <w:r>
-              <w:rPr>
-                <w:rFonts w:asciiTheme="minorEastAsia" w:eastAsiaTheme="minorEastAsia" w:hAnsiTheme="minorEastAsia" w:hint="eastAsia"/>
-              </w:rPr>
-              <w:t>VARCHAR(</w:t>
-            </w:r>
-            <w:proofErr w:type="gramEnd"/>
-            <w:r>
-              <w:rPr>
-                <w:rFonts w:asciiTheme="minorEastAsia" w:eastAsiaTheme="minorEastAsia" w:hAnsiTheme="minorEastAsia" w:hint="eastAsia"/>
-              </w:rPr>
-              <w:t>50)</w:t>
+            <w:r>
+              <w:rPr>
+                <w:rFonts w:asciiTheme="minorEastAsia" w:eastAsiaTheme="minorEastAsia" w:hAnsiTheme="minorEastAsia" w:hint="eastAsia"/>
+              </w:rPr>
+              <w:t>VARCHAR(50)</w:t>
             </w:r>
           </w:p>
         </w:tc>
@@ -11048,14 +10992,12 @@
                 <w:rFonts w:asciiTheme="minorEastAsia" w:eastAsiaTheme="minorEastAsia" w:hAnsiTheme="minorEastAsia" w:hint="eastAsia"/>
               </w:rPr>
             </w:pPr>
-            <w:proofErr w:type="gramStart"/>
             <w:r>
               <w:rPr>
                 <w:rFonts w:asciiTheme="minorEastAsia" w:eastAsiaTheme="minorEastAsia" w:hAnsiTheme="minorEastAsia" w:hint="eastAsia"/>
               </w:rPr>
               <w:t>VARCHAR(</w:t>
             </w:r>
-            <w:proofErr w:type="gramEnd"/>
             <w:r>
               <w:rPr>
                 <w:rFonts w:asciiTheme="minorEastAsia" w:eastAsiaTheme="minorEastAsia" w:hAnsiTheme="minorEastAsia" w:hint="eastAsia"/>
@@ -11137,7 +11079,6 @@
                 <w:rFonts w:asciiTheme="minorEastAsia" w:eastAsiaTheme="minorEastAsia" w:hAnsiTheme="minorEastAsia" w:hint="eastAsia"/>
               </w:rPr>
             </w:pPr>
-            <w:proofErr w:type="spellStart"/>
             <w:r>
               <w:rPr>
                 <w:rFonts w:asciiTheme="minorEastAsia" w:eastAsiaTheme="minorEastAsia" w:hAnsiTheme="minorEastAsia" w:cs="新宋体" w:hint="eastAsia"/>
@@ -11145,7 +11086,6 @@
               </w:rPr>
               <w:t>tenant_id</w:t>
             </w:r>
-            <w:proofErr w:type="spellEnd"/>
           </w:p>
         </w:tc>
         <w:tc>
@@ -11158,19 +11098,11 @@
                 <w:rFonts w:asciiTheme="minorEastAsia" w:eastAsiaTheme="minorEastAsia" w:hAnsiTheme="minorEastAsia" w:hint="eastAsia"/>
               </w:rPr>
             </w:pPr>
-            <w:proofErr w:type="gramStart"/>
-            <w:r>
-              <w:rPr>
-                <w:rFonts w:asciiTheme="minorEastAsia" w:eastAsiaTheme="minorEastAsia" w:hAnsiTheme="minorEastAsia" w:hint="eastAsia"/>
-              </w:rPr>
-              <w:t>VARCHAR(</w:t>
-            </w:r>
-            <w:proofErr w:type="gramEnd"/>
-            <w:r>
-              <w:rPr>
-                <w:rFonts w:asciiTheme="minorEastAsia" w:eastAsiaTheme="minorEastAsia" w:hAnsiTheme="minorEastAsia" w:hint="eastAsia"/>
-              </w:rPr>
-              <w:t>50)</w:t>
+            <w:r>
+              <w:rPr>
+                <w:rFonts w:asciiTheme="minorEastAsia" w:eastAsiaTheme="minorEastAsia" w:hAnsiTheme="minorEastAsia" w:hint="eastAsia"/>
+              </w:rPr>
+              <w:t>VARCHAR(50)</w:t>
             </w:r>
           </w:p>
         </w:tc>
@@ -11259,19 +11191,11 @@
                 <w:rFonts w:asciiTheme="minorEastAsia" w:eastAsiaTheme="minorEastAsia" w:hAnsiTheme="minorEastAsia" w:hint="eastAsia"/>
               </w:rPr>
             </w:pPr>
-            <w:proofErr w:type="gramStart"/>
-            <w:r>
-              <w:rPr>
-                <w:rFonts w:asciiTheme="minorEastAsia" w:eastAsiaTheme="minorEastAsia" w:hAnsiTheme="minorEastAsia" w:hint="eastAsia"/>
-              </w:rPr>
-              <w:t>VARCHAR(</w:t>
-            </w:r>
-            <w:proofErr w:type="gramEnd"/>
-            <w:r>
-              <w:rPr>
-                <w:rFonts w:asciiTheme="minorEastAsia" w:eastAsiaTheme="minorEastAsia" w:hAnsiTheme="minorEastAsia" w:hint="eastAsia"/>
-              </w:rPr>
-              <w:t>100)</w:t>
+            <w:r>
+              <w:rPr>
+                <w:rFonts w:asciiTheme="minorEastAsia" w:eastAsiaTheme="minorEastAsia" w:hAnsiTheme="minorEastAsia" w:hint="eastAsia"/>
+              </w:rPr>
+              <w:t>VARCHAR(100)</w:t>
             </w:r>
           </w:p>
         </w:tc>
@@ -11448,14 +11372,12 @@
                 <w:rFonts w:asciiTheme="minorEastAsia" w:eastAsiaTheme="minorEastAsia" w:hAnsiTheme="minorEastAsia" w:hint="eastAsia"/>
               </w:rPr>
             </w:pPr>
-            <w:proofErr w:type="spellStart"/>
             <w:r>
               <w:rPr>
                 <w:rFonts w:asciiTheme="minorEastAsia" w:eastAsiaTheme="minorEastAsia" w:hAnsiTheme="minorEastAsia" w:hint="eastAsia"/>
               </w:rPr>
               <w:t>birth_date</w:t>
             </w:r>
-            <w:proofErr w:type="spellEnd"/>
           </w:p>
         </w:tc>
         <w:tc>
@@ -11468,19 +11390,11 @@
                 <w:rFonts w:asciiTheme="minorEastAsia" w:eastAsiaTheme="minorEastAsia" w:hAnsiTheme="minorEastAsia" w:hint="eastAsia"/>
               </w:rPr>
             </w:pPr>
-            <w:proofErr w:type="gramStart"/>
-            <w:r>
-              <w:rPr>
-                <w:rFonts w:asciiTheme="minorEastAsia" w:eastAsiaTheme="minorEastAsia" w:hAnsiTheme="minorEastAsia" w:hint="eastAsia"/>
-              </w:rPr>
-              <w:t>VARCHAR(</w:t>
-            </w:r>
-            <w:proofErr w:type="gramEnd"/>
-            <w:r>
-              <w:rPr>
-                <w:rFonts w:asciiTheme="minorEastAsia" w:eastAsiaTheme="minorEastAsia" w:hAnsiTheme="minorEastAsia" w:hint="eastAsia"/>
-              </w:rPr>
-              <w:t>50)</w:t>
+            <w:r>
+              <w:rPr>
+                <w:rFonts w:asciiTheme="minorEastAsia" w:eastAsiaTheme="minorEastAsia" w:hAnsiTheme="minorEastAsia" w:hint="eastAsia"/>
+              </w:rPr>
+              <w:t>VARCHAR(50)</w:t>
             </w:r>
           </w:p>
         </w:tc>
@@ -11575,19 +11489,11 @@
                 <w:rFonts w:asciiTheme="minorEastAsia" w:eastAsiaTheme="minorEastAsia" w:hAnsiTheme="minorEastAsia" w:hint="eastAsia"/>
               </w:rPr>
             </w:pPr>
-            <w:proofErr w:type="gramStart"/>
-            <w:r>
-              <w:rPr>
-                <w:rFonts w:asciiTheme="minorEastAsia" w:eastAsiaTheme="minorEastAsia" w:hAnsiTheme="minorEastAsia" w:hint="eastAsia"/>
-              </w:rPr>
-              <w:t>VARCHAR(</w:t>
-            </w:r>
-            <w:proofErr w:type="gramEnd"/>
-            <w:r>
-              <w:rPr>
-                <w:rFonts w:asciiTheme="minorEastAsia" w:eastAsiaTheme="minorEastAsia" w:hAnsiTheme="minorEastAsia" w:hint="eastAsia"/>
-              </w:rPr>
-              <w:t>50)</w:t>
+            <w:r>
+              <w:rPr>
+                <w:rFonts w:asciiTheme="minorEastAsia" w:eastAsiaTheme="minorEastAsia" w:hAnsiTheme="minorEastAsia" w:hint="eastAsia"/>
+              </w:rPr>
+              <w:t>VARCHAR(50)</w:t>
             </w:r>
           </w:p>
         </w:tc>
@@ -11658,7 +11564,6 @@
                 <w:rFonts w:asciiTheme="minorEastAsia" w:eastAsiaTheme="minorEastAsia" w:hAnsiTheme="minorEastAsia" w:hint="eastAsia"/>
               </w:rPr>
             </w:pPr>
-            <w:proofErr w:type="spellStart"/>
             <w:r>
               <w:rPr>
                 <w:rFonts w:asciiTheme="minorEastAsia" w:eastAsiaTheme="minorEastAsia" w:hAnsiTheme="minorEastAsia" w:hint="eastAsia"/>
@@ -11677,7 +11582,6 @@
               </w:rPr>
               <w:t>ar_url</w:t>
             </w:r>
-            <w:proofErr w:type="spellEnd"/>
           </w:p>
         </w:tc>
         <w:tc>
@@ -11690,14 +11594,12 @@
                 <w:rFonts w:asciiTheme="minorEastAsia" w:eastAsiaTheme="minorEastAsia" w:hAnsiTheme="minorEastAsia" w:hint="eastAsia"/>
               </w:rPr>
             </w:pPr>
-            <w:proofErr w:type="gramStart"/>
             <w:r>
               <w:rPr>
                 <w:rFonts w:asciiTheme="minorEastAsia" w:eastAsiaTheme="minorEastAsia" w:hAnsiTheme="minorEastAsia" w:hint="eastAsia"/>
               </w:rPr>
               <w:t>VARCHAR(</w:t>
             </w:r>
-            <w:proofErr w:type="gramEnd"/>
             <w:r>
               <w:rPr>
                 <w:rFonts w:asciiTheme="minorEastAsia" w:eastAsiaTheme="minorEastAsia" w:hAnsiTheme="minorEastAsia" w:hint="eastAsia"/>
@@ -11779,14 +11681,12 @@
                 <w:rFonts w:asciiTheme="minorEastAsia" w:eastAsiaTheme="minorEastAsia" w:hAnsiTheme="minorEastAsia" w:hint="eastAsia"/>
               </w:rPr>
             </w:pPr>
-            <w:proofErr w:type="spellStart"/>
             <w:r>
               <w:rPr>
                 <w:rFonts w:asciiTheme="minorEastAsia" w:eastAsiaTheme="minorEastAsia" w:hAnsiTheme="minorEastAsia" w:hint="eastAsia"/>
               </w:rPr>
               <w:t>locked_end</w:t>
             </w:r>
-            <w:proofErr w:type="spellEnd"/>
           </w:p>
         </w:tc>
         <w:tc>
@@ -11983,14 +11883,12 @@
               </w:rPr>
               <w:t>[参]</w:t>
             </w:r>
-            <w:proofErr w:type="spellStart"/>
             <w:r>
               <w:rPr>
                 <w:rFonts w:asciiTheme="minorEastAsia" w:eastAsiaTheme="minorEastAsia" w:hAnsiTheme="minorEastAsia" w:hint="eastAsia"/>
               </w:rPr>
               <w:t>DataStatus</w:t>
             </w:r>
-            <w:proofErr w:type="spellEnd"/>
           </w:p>
         </w:tc>
       </w:tr>
@@ -12005,14 +11903,12 @@
                 <w:rFonts w:asciiTheme="minorEastAsia" w:eastAsiaTheme="minorEastAsia" w:hAnsiTheme="minorEastAsia" w:hint="eastAsia"/>
               </w:rPr>
             </w:pPr>
-            <w:proofErr w:type="spellStart"/>
             <w:r>
               <w:rPr>
                 <w:rFonts w:asciiTheme="minorEastAsia" w:eastAsiaTheme="minorEastAsia" w:hAnsiTheme="minorEastAsia" w:hint="eastAsia"/>
               </w:rPr>
               <w:t>created_by</w:t>
             </w:r>
-            <w:proofErr w:type="spellEnd"/>
           </w:p>
         </w:tc>
         <w:tc>
@@ -12025,19 +11921,11 @@
                 <w:rFonts w:asciiTheme="minorEastAsia" w:eastAsiaTheme="minorEastAsia" w:hAnsiTheme="minorEastAsia" w:hint="eastAsia"/>
               </w:rPr>
             </w:pPr>
-            <w:proofErr w:type="gramStart"/>
-            <w:r>
-              <w:rPr>
-                <w:rFonts w:asciiTheme="minorEastAsia" w:eastAsiaTheme="minorEastAsia" w:hAnsiTheme="minorEastAsia" w:hint="eastAsia"/>
-              </w:rPr>
-              <w:t>VARCHAR(</w:t>
-            </w:r>
-            <w:proofErr w:type="gramEnd"/>
-            <w:r>
-              <w:rPr>
-                <w:rFonts w:asciiTheme="minorEastAsia" w:eastAsiaTheme="minorEastAsia" w:hAnsiTheme="minorEastAsia" w:hint="eastAsia"/>
-              </w:rPr>
-              <w:t>50)</w:t>
+            <w:r>
+              <w:rPr>
+                <w:rFonts w:asciiTheme="minorEastAsia" w:eastAsiaTheme="minorEastAsia" w:hAnsiTheme="minorEastAsia" w:hint="eastAsia"/>
+              </w:rPr>
+              <w:t>VARCHAR(50)</w:t>
             </w:r>
           </w:p>
         </w:tc>
@@ -12114,14 +12002,12 @@
                 <w:rFonts w:asciiTheme="minorEastAsia" w:eastAsiaTheme="minorEastAsia" w:hAnsiTheme="minorEastAsia" w:hint="eastAsia"/>
               </w:rPr>
             </w:pPr>
-            <w:proofErr w:type="spellStart"/>
             <w:r>
               <w:rPr>
                 <w:rFonts w:asciiTheme="minorEastAsia" w:eastAsiaTheme="minorEastAsia" w:hAnsiTheme="minorEastAsia" w:hint="eastAsia"/>
               </w:rPr>
               <w:t>created_at</w:t>
             </w:r>
-            <w:proofErr w:type="spellEnd"/>
           </w:p>
         </w:tc>
         <w:tc>
@@ -12152,19 +12038,11 @@
                 <w:rFonts w:asciiTheme="minorEastAsia" w:eastAsiaTheme="minorEastAsia" w:hAnsiTheme="minorEastAsia" w:hint="eastAsia"/>
               </w:rPr>
             </w:pPr>
-            <w:proofErr w:type="gramStart"/>
-            <w:r>
-              <w:rPr>
-                <w:rFonts w:asciiTheme="minorEastAsia" w:eastAsiaTheme="minorEastAsia" w:hAnsiTheme="minorEastAsia" w:hint="eastAsia"/>
-              </w:rPr>
-              <w:t>NOW(</w:t>
-            </w:r>
-            <w:proofErr w:type="gramEnd"/>
-            <w:r>
-              <w:rPr>
-                <w:rFonts w:asciiTheme="minorEastAsia" w:eastAsiaTheme="minorEastAsia" w:hAnsiTheme="minorEastAsia" w:hint="eastAsia"/>
-              </w:rPr>
-              <w:t>)</w:t>
+            <w:r>
+              <w:rPr>
+                <w:rFonts w:asciiTheme="minorEastAsia" w:eastAsiaTheme="minorEastAsia" w:hAnsiTheme="minorEastAsia" w:hint="eastAsia"/>
+              </w:rPr>
+              <w:t>NOW()</w:t>
             </w:r>
           </w:p>
         </w:tc>
@@ -12229,14 +12107,12 @@
                 <w:rFonts w:asciiTheme="minorEastAsia" w:eastAsiaTheme="minorEastAsia" w:hAnsiTheme="minorEastAsia" w:hint="eastAsia"/>
               </w:rPr>
             </w:pPr>
-            <w:proofErr w:type="spellStart"/>
             <w:r>
               <w:rPr>
                 <w:rFonts w:asciiTheme="minorEastAsia" w:eastAsiaTheme="minorEastAsia" w:hAnsiTheme="minorEastAsia" w:hint="eastAsia"/>
               </w:rPr>
               <w:t>updated_by</w:t>
             </w:r>
-            <w:proofErr w:type="spellEnd"/>
           </w:p>
         </w:tc>
         <w:tc>
@@ -12249,19 +12125,11 @@
                 <w:rFonts w:asciiTheme="minorEastAsia" w:eastAsiaTheme="minorEastAsia" w:hAnsiTheme="minorEastAsia" w:hint="eastAsia"/>
               </w:rPr>
             </w:pPr>
-            <w:proofErr w:type="gramStart"/>
-            <w:r>
-              <w:rPr>
-                <w:rFonts w:asciiTheme="minorEastAsia" w:eastAsiaTheme="minorEastAsia" w:hAnsiTheme="minorEastAsia" w:hint="eastAsia"/>
-              </w:rPr>
-              <w:t>VARCHAR(</w:t>
-            </w:r>
-            <w:proofErr w:type="gramEnd"/>
-            <w:r>
-              <w:rPr>
-                <w:rFonts w:asciiTheme="minorEastAsia" w:eastAsiaTheme="minorEastAsia" w:hAnsiTheme="minorEastAsia" w:hint="eastAsia"/>
-              </w:rPr>
-              <w:t>50)</w:t>
+            <w:r>
+              <w:rPr>
+                <w:rFonts w:asciiTheme="minorEastAsia" w:eastAsiaTheme="minorEastAsia" w:hAnsiTheme="minorEastAsia" w:hint="eastAsia"/>
+              </w:rPr>
+              <w:t>VARCHAR(50)</w:t>
             </w:r>
           </w:p>
         </w:tc>
@@ -12338,14 +12206,12 @@
                 <w:rFonts w:asciiTheme="minorEastAsia" w:eastAsiaTheme="minorEastAsia" w:hAnsiTheme="minorEastAsia" w:hint="eastAsia"/>
               </w:rPr>
             </w:pPr>
-            <w:proofErr w:type="spellStart"/>
             <w:r>
               <w:rPr>
                 <w:rFonts w:asciiTheme="minorEastAsia" w:eastAsiaTheme="minorEastAsia" w:hAnsiTheme="minorEastAsia" w:hint="eastAsia"/>
               </w:rPr>
               <w:t>updated_at</w:t>
             </w:r>
-            <w:proofErr w:type="spellEnd"/>
           </w:p>
         </w:tc>
         <w:tc>
@@ -12376,19 +12242,11 @@
                 <w:rFonts w:asciiTheme="minorEastAsia" w:eastAsiaTheme="minorEastAsia" w:hAnsiTheme="minorEastAsia" w:hint="eastAsia"/>
               </w:rPr>
             </w:pPr>
-            <w:proofErr w:type="gramStart"/>
-            <w:r>
-              <w:rPr>
-                <w:rFonts w:asciiTheme="minorEastAsia" w:eastAsiaTheme="minorEastAsia" w:hAnsiTheme="minorEastAsia" w:hint="eastAsia"/>
-              </w:rPr>
-              <w:t>NOW(</w:t>
-            </w:r>
-            <w:proofErr w:type="gramEnd"/>
-            <w:r>
-              <w:rPr>
-                <w:rFonts w:asciiTheme="minorEastAsia" w:eastAsiaTheme="minorEastAsia" w:hAnsiTheme="minorEastAsia" w:hint="eastAsia"/>
-              </w:rPr>
-              <w:t>)</w:t>
+            <w:r>
+              <w:rPr>
+                <w:rFonts w:asciiTheme="minorEastAsia" w:eastAsiaTheme="minorEastAsia" w:hAnsiTheme="minorEastAsia" w:hint="eastAsia"/>
+              </w:rPr>
+              <w:t>NOW()</w:t>
             </w:r>
           </w:p>
         </w:tc>
@@ -12454,14 +12312,12 @@
           <w:rFonts w:asciiTheme="minorEastAsia" w:eastAsiaTheme="minorEastAsia" w:hAnsiTheme="minorEastAsia" w:hint="eastAsia"/>
         </w:rPr>
       </w:pPr>
-      <w:proofErr w:type="spellStart"/>
       <w:r>
         <w:rPr>
           <w:rFonts w:asciiTheme="minorEastAsia" w:eastAsiaTheme="minorEastAsia" w:hAnsiTheme="minorEastAsia" w:hint="eastAsia"/>
         </w:rPr>
         <w:t>sys_role</w:t>
       </w:r>
-      <w:proofErr w:type="spellEnd"/>
     </w:p>
     <w:tbl>
       <w:tblPr>
@@ -12514,14 +12370,12 @@
                 <w:rFonts w:asciiTheme="minorEastAsia" w:eastAsiaTheme="minorEastAsia" w:hAnsiTheme="minorEastAsia" w:hint="eastAsia"/>
               </w:rPr>
             </w:pPr>
-            <w:proofErr w:type="spellStart"/>
             <w:r>
               <w:rPr>
                 <w:rFonts w:asciiTheme="minorEastAsia" w:eastAsiaTheme="minorEastAsia" w:hAnsiTheme="minorEastAsia" w:hint="eastAsia"/>
               </w:rPr>
               <w:t>sys_role</w:t>
             </w:r>
-            <w:proofErr w:type="spellEnd"/>
           </w:p>
         </w:tc>
       </w:tr>
@@ -12610,7 +12464,6 @@
                 <w:rFonts w:asciiTheme="minorEastAsia" w:eastAsiaTheme="minorEastAsia" w:hAnsiTheme="minorEastAsia" w:hint="eastAsia"/>
               </w:rPr>
             </w:pPr>
-            <w:proofErr w:type="spellStart"/>
             <w:r>
               <w:rPr>
                 <w:rFonts w:asciiTheme="minorEastAsia" w:eastAsiaTheme="minorEastAsia" w:hAnsiTheme="minorEastAsia" w:hint="eastAsia"/>
@@ -12635,7 +12488,6 @@
               </w:rPr>
               <w:t>d</w:t>
             </w:r>
-            <w:proofErr w:type="spellEnd"/>
           </w:p>
         </w:tc>
         <w:tc>
@@ -12697,7 +12549,6 @@
                 <w:rFonts w:asciiTheme="minorEastAsia" w:eastAsiaTheme="minorEastAsia" w:hAnsiTheme="minorEastAsia" w:hint="eastAsia"/>
               </w:rPr>
             </w:pPr>
-            <w:proofErr w:type="gramStart"/>
             <w:r>
               <w:rPr>
                 <w:rFonts w:asciiTheme="minorEastAsia" w:eastAsiaTheme="minorEastAsia" w:hAnsiTheme="minorEastAsia" w:hint="eastAsia"/>
@@ -12707,7 +12558,6 @@
               </w:rPr>
               <w:t>外键</w:t>
             </w:r>
-            <w:proofErr w:type="gramEnd"/>
           </w:p>
         </w:tc>
         <w:tc>
@@ -12907,7 +12757,6 @@
                 <w:rFonts w:asciiTheme="minorEastAsia" w:eastAsiaTheme="minorEastAsia" w:hAnsiTheme="minorEastAsia" w:hint="eastAsia"/>
               </w:rPr>
             </w:pPr>
-            <w:proofErr w:type="spellStart"/>
             <w:r>
               <w:rPr>
                 <w:rFonts w:asciiTheme="minorEastAsia" w:eastAsiaTheme="minorEastAsia" w:hAnsiTheme="minorEastAsia" w:hint="eastAsia"/>
@@ -12926,7 +12775,6 @@
               </w:rPr>
               <w:t>_id</w:t>
             </w:r>
-            <w:proofErr w:type="spellEnd"/>
           </w:p>
         </w:tc>
         <w:tc>
@@ -12939,19 +12787,11 @@
                 <w:rFonts w:asciiTheme="minorEastAsia" w:eastAsiaTheme="minorEastAsia" w:hAnsiTheme="minorEastAsia" w:hint="eastAsia"/>
               </w:rPr>
             </w:pPr>
-            <w:proofErr w:type="gramStart"/>
-            <w:r>
-              <w:rPr>
-                <w:rFonts w:asciiTheme="minorEastAsia" w:eastAsiaTheme="minorEastAsia" w:hAnsiTheme="minorEastAsia" w:hint="eastAsia"/>
-              </w:rPr>
-              <w:t>VARCHAR(</w:t>
-            </w:r>
-            <w:proofErr w:type="gramEnd"/>
-            <w:r>
-              <w:rPr>
-                <w:rFonts w:asciiTheme="minorEastAsia" w:eastAsiaTheme="minorEastAsia" w:hAnsiTheme="minorEastAsia" w:hint="eastAsia"/>
-              </w:rPr>
-              <w:t>50)</w:t>
+            <w:r>
+              <w:rPr>
+                <w:rFonts w:asciiTheme="minorEastAsia" w:eastAsiaTheme="minorEastAsia" w:hAnsiTheme="minorEastAsia" w:hint="eastAsia"/>
+              </w:rPr>
+              <w:t>VARCHAR(50)</w:t>
             </w:r>
           </w:p>
         </w:tc>
@@ -13034,7 +12874,6 @@
                 <w:rFonts w:asciiTheme="minorEastAsia" w:eastAsiaTheme="minorEastAsia" w:hAnsiTheme="minorEastAsia" w:hint="eastAsia"/>
               </w:rPr>
             </w:pPr>
-            <w:proofErr w:type="spellStart"/>
             <w:r>
               <w:rPr>
                 <w:rFonts w:asciiTheme="minorEastAsia" w:eastAsiaTheme="minorEastAsia" w:hAnsiTheme="minorEastAsia" w:hint="eastAsia"/>
@@ -13053,7 +12892,6 @@
               </w:rPr>
               <w:t>_name</w:t>
             </w:r>
-            <w:proofErr w:type="spellEnd"/>
           </w:p>
         </w:tc>
         <w:tc>
@@ -13066,14 +12904,12 @@
                 <w:rFonts w:asciiTheme="minorEastAsia" w:eastAsiaTheme="minorEastAsia" w:hAnsiTheme="minorEastAsia" w:hint="eastAsia"/>
               </w:rPr>
             </w:pPr>
-            <w:proofErr w:type="gramStart"/>
             <w:r>
               <w:rPr>
                 <w:rFonts w:asciiTheme="minorEastAsia" w:eastAsiaTheme="minorEastAsia" w:hAnsiTheme="minorEastAsia" w:hint="eastAsia"/>
               </w:rPr>
               <w:t>VARCHAR(</w:t>
             </w:r>
-            <w:proofErr w:type="gramEnd"/>
             <w:r>
               <w:rPr>
                 <w:rFonts w:asciiTheme="minorEastAsia" w:eastAsiaTheme="minorEastAsia" w:hAnsiTheme="minorEastAsia" w:hint="eastAsia"/>
@@ -13161,14 +12997,12 @@
                 <w:rFonts w:asciiTheme="minorEastAsia" w:eastAsiaTheme="minorEastAsia" w:hAnsiTheme="minorEastAsia" w:hint="eastAsia"/>
               </w:rPr>
             </w:pPr>
-            <w:proofErr w:type="spellStart"/>
             <w:r>
               <w:rPr>
                 <w:rFonts w:asciiTheme="minorEastAsia" w:eastAsiaTheme="minorEastAsia" w:hAnsiTheme="minorEastAsia" w:hint="eastAsia"/>
               </w:rPr>
               <w:t>is_enabled</w:t>
             </w:r>
-            <w:proofErr w:type="spellEnd"/>
           </w:p>
         </w:tc>
         <w:tc>
@@ -13181,19 +13015,11 @@
                 <w:rFonts w:asciiTheme="minorEastAsia" w:eastAsiaTheme="minorEastAsia" w:hAnsiTheme="minorEastAsia" w:hint="eastAsia"/>
               </w:rPr>
             </w:pPr>
-            <w:proofErr w:type="gramStart"/>
-            <w:r>
-              <w:rPr>
-                <w:rFonts w:asciiTheme="minorEastAsia" w:eastAsiaTheme="minorEastAsia" w:hAnsiTheme="minorEastAsia" w:hint="eastAsia"/>
-              </w:rPr>
-              <w:t>TINYINT(</w:t>
-            </w:r>
-            <w:proofErr w:type="gramEnd"/>
-            <w:r>
-              <w:rPr>
-                <w:rFonts w:asciiTheme="minorEastAsia" w:eastAsiaTheme="minorEastAsia" w:hAnsiTheme="minorEastAsia" w:hint="eastAsia"/>
-              </w:rPr>
-              <w:t>1)</w:t>
+            <w:r>
+              <w:rPr>
+                <w:rFonts w:asciiTheme="minorEastAsia" w:eastAsiaTheme="minorEastAsia" w:hAnsiTheme="minorEastAsia" w:hint="eastAsia"/>
+              </w:rPr>
+              <w:t>TINYINT(1)</w:t>
             </w:r>
           </w:p>
         </w:tc>
@@ -13276,14 +13102,12 @@
                 <w:rFonts w:asciiTheme="minorEastAsia" w:eastAsiaTheme="minorEastAsia" w:hAnsiTheme="minorEastAsia" w:hint="eastAsia"/>
               </w:rPr>
             </w:pPr>
-            <w:proofErr w:type="spellStart"/>
             <w:r>
               <w:rPr>
                 <w:rFonts w:asciiTheme="minorEastAsia" w:eastAsiaTheme="minorEastAsia" w:hAnsiTheme="minorEastAsia" w:hint="eastAsia"/>
               </w:rPr>
               <w:t>created_by</w:t>
             </w:r>
-            <w:proofErr w:type="spellEnd"/>
           </w:p>
         </w:tc>
         <w:tc>
@@ -13296,19 +13120,11 @@
                 <w:rFonts w:asciiTheme="minorEastAsia" w:eastAsiaTheme="minorEastAsia" w:hAnsiTheme="minorEastAsia" w:hint="eastAsia"/>
               </w:rPr>
             </w:pPr>
-            <w:proofErr w:type="gramStart"/>
-            <w:r>
-              <w:rPr>
-                <w:rFonts w:asciiTheme="minorEastAsia" w:eastAsiaTheme="minorEastAsia" w:hAnsiTheme="minorEastAsia" w:hint="eastAsia"/>
-              </w:rPr>
-              <w:t>VARCHAR(</w:t>
-            </w:r>
-            <w:proofErr w:type="gramEnd"/>
-            <w:r>
-              <w:rPr>
-                <w:rFonts w:asciiTheme="minorEastAsia" w:eastAsiaTheme="minorEastAsia" w:hAnsiTheme="minorEastAsia" w:hint="eastAsia"/>
-              </w:rPr>
-              <w:t>50)</w:t>
+            <w:r>
+              <w:rPr>
+                <w:rFonts w:asciiTheme="minorEastAsia" w:eastAsiaTheme="minorEastAsia" w:hAnsiTheme="minorEastAsia" w:hint="eastAsia"/>
+              </w:rPr>
+              <w:t>VARCHAR(50)</w:t>
             </w:r>
           </w:p>
         </w:tc>
@@ -13385,14 +13201,12 @@
                 <w:rFonts w:asciiTheme="minorEastAsia" w:eastAsiaTheme="minorEastAsia" w:hAnsiTheme="minorEastAsia" w:hint="eastAsia"/>
               </w:rPr>
             </w:pPr>
-            <w:proofErr w:type="spellStart"/>
             <w:r>
               <w:rPr>
                 <w:rFonts w:asciiTheme="minorEastAsia" w:eastAsiaTheme="minorEastAsia" w:hAnsiTheme="minorEastAsia" w:hint="eastAsia"/>
               </w:rPr>
               <w:t>created_at</w:t>
             </w:r>
-            <w:proofErr w:type="spellEnd"/>
           </w:p>
         </w:tc>
         <w:tc>
@@ -13423,19 +13237,11 @@
                 <w:rFonts w:asciiTheme="minorEastAsia" w:eastAsiaTheme="minorEastAsia" w:hAnsiTheme="minorEastAsia" w:hint="eastAsia"/>
               </w:rPr>
             </w:pPr>
-            <w:proofErr w:type="gramStart"/>
-            <w:r>
-              <w:rPr>
-                <w:rFonts w:asciiTheme="minorEastAsia" w:eastAsiaTheme="minorEastAsia" w:hAnsiTheme="minorEastAsia" w:hint="eastAsia"/>
-              </w:rPr>
-              <w:t>NOW(</w:t>
-            </w:r>
-            <w:proofErr w:type="gramEnd"/>
-            <w:r>
-              <w:rPr>
-                <w:rFonts w:asciiTheme="minorEastAsia" w:eastAsiaTheme="minorEastAsia" w:hAnsiTheme="minorEastAsia" w:hint="eastAsia"/>
-              </w:rPr>
-              <w:t>)</w:t>
+            <w:r>
+              <w:rPr>
+                <w:rFonts w:asciiTheme="minorEastAsia" w:eastAsiaTheme="minorEastAsia" w:hAnsiTheme="minorEastAsia" w:hint="eastAsia"/>
+              </w:rPr>
+              <w:t>NOW()</w:t>
             </w:r>
           </w:p>
         </w:tc>
@@ -13500,14 +13306,12 @@
                 <w:rFonts w:asciiTheme="minorEastAsia" w:eastAsiaTheme="minorEastAsia" w:hAnsiTheme="minorEastAsia" w:hint="eastAsia"/>
               </w:rPr>
             </w:pPr>
-            <w:proofErr w:type="spellStart"/>
             <w:r>
               <w:rPr>
                 <w:rFonts w:asciiTheme="minorEastAsia" w:eastAsiaTheme="minorEastAsia" w:hAnsiTheme="minorEastAsia" w:hint="eastAsia"/>
               </w:rPr>
               <w:t>updated_by</w:t>
             </w:r>
-            <w:proofErr w:type="spellEnd"/>
           </w:p>
         </w:tc>
         <w:tc>
@@ -13520,19 +13324,11 @@
                 <w:rFonts w:asciiTheme="minorEastAsia" w:eastAsiaTheme="minorEastAsia" w:hAnsiTheme="minorEastAsia" w:hint="eastAsia"/>
               </w:rPr>
             </w:pPr>
-            <w:proofErr w:type="gramStart"/>
-            <w:r>
-              <w:rPr>
-                <w:rFonts w:asciiTheme="minorEastAsia" w:eastAsiaTheme="minorEastAsia" w:hAnsiTheme="minorEastAsia" w:hint="eastAsia"/>
-              </w:rPr>
-              <w:t>VARCHAR(</w:t>
-            </w:r>
-            <w:proofErr w:type="gramEnd"/>
-            <w:r>
-              <w:rPr>
-                <w:rFonts w:asciiTheme="minorEastAsia" w:eastAsiaTheme="minorEastAsia" w:hAnsiTheme="minorEastAsia" w:hint="eastAsia"/>
-              </w:rPr>
-              <w:t>50)</w:t>
+            <w:r>
+              <w:rPr>
+                <w:rFonts w:asciiTheme="minorEastAsia" w:eastAsiaTheme="minorEastAsia" w:hAnsiTheme="minorEastAsia" w:hint="eastAsia"/>
+              </w:rPr>
+              <w:t>VARCHAR(50)</w:t>
             </w:r>
           </w:p>
         </w:tc>
@@ -13609,14 +13405,12 @@
                 <w:rFonts w:asciiTheme="minorEastAsia" w:eastAsiaTheme="minorEastAsia" w:hAnsiTheme="minorEastAsia" w:hint="eastAsia"/>
               </w:rPr>
             </w:pPr>
-            <w:proofErr w:type="spellStart"/>
             <w:r>
               <w:rPr>
                 <w:rFonts w:asciiTheme="minorEastAsia" w:eastAsiaTheme="minorEastAsia" w:hAnsiTheme="minorEastAsia" w:hint="eastAsia"/>
               </w:rPr>
               <w:t>updated_at</w:t>
             </w:r>
-            <w:proofErr w:type="spellEnd"/>
           </w:p>
         </w:tc>
         <w:tc>
@@ -13647,19 +13441,11 @@
                 <w:rFonts w:asciiTheme="minorEastAsia" w:eastAsiaTheme="minorEastAsia" w:hAnsiTheme="minorEastAsia" w:hint="eastAsia"/>
               </w:rPr>
             </w:pPr>
-            <w:proofErr w:type="gramStart"/>
-            <w:r>
-              <w:rPr>
-                <w:rFonts w:asciiTheme="minorEastAsia" w:eastAsiaTheme="minorEastAsia" w:hAnsiTheme="minorEastAsia" w:hint="eastAsia"/>
-              </w:rPr>
-              <w:t>NOW(</w:t>
-            </w:r>
-            <w:proofErr w:type="gramEnd"/>
-            <w:r>
-              <w:rPr>
-                <w:rFonts w:asciiTheme="minorEastAsia" w:eastAsiaTheme="minorEastAsia" w:hAnsiTheme="minorEastAsia" w:hint="eastAsia"/>
-              </w:rPr>
-              <w:t>)</w:t>
+            <w:r>
+              <w:rPr>
+                <w:rFonts w:asciiTheme="minorEastAsia" w:eastAsiaTheme="minorEastAsia" w:hAnsiTheme="minorEastAsia" w:hint="eastAsia"/>
+              </w:rPr>
+              <w:t>NOW()</w:t>
             </w:r>
           </w:p>
         </w:tc>
@@ -13725,7 +13511,6 @@
           <w:rFonts w:asciiTheme="minorEastAsia" w:eastAsiaTheme="minorEastAsia" w:hAnsiTheme="minorEastAsia" w:hint="eastAsia"/>
         </w:rPr>
       </w:pPr>
-      <w:proofErr w:type="spellStart"/>
       <w:r>
         <w:rPr>
           <w:rFonts w:asciiTheme="minorEastAsia" w:eastAsiaTheme="minorEastAsia" w:hAnsiTheme="minorEastAsia" w:hint="eastAsia"/>
@@ -13738,7 +13523,6 @@
         </w:rPr>
         <w:t>user_role</w:t>
       </w:r>
-      <w:proofErr w:type="spellEnd"/>
     </w:p>
     <w:tbl>
       <w:tblPr>
@@ -13791,7 +13575,6 @@
                 <w:rFonts w:asciiTheme="minorEastAsia" w:eastAsiaTheme="minorEastAsia" w:hAnsiTheme="minorEastAsia" w:hint="eastAsia"/>
               </w:rPr>
             </w:pPr>
-            <w:proofErr w:type="spellStart"/>
             <w:r>
               <w:rPr>
                 <w:rFonts w:asciiTheme="minorEastAsia" w:eastAsiaTheme="minorEastAsia" w:hAnsiTheme="minorEastAsia" w:hint="eastAsia"/>
@@ -13816,7 +13599,6 @@
               </w:rPr>
               <w:t>ole</w:t>
             </w:r>
-            <w:proofErr w:type="spellEnd"/>
           </w:p>
         </w:tc>
       </w:tr>
@@ -13917,7 +13699,6 @@
                 <w:rFonts w:asciiTheme="minorEastAsia" w:eastAsiaTheme="minorEastAsia" w:hAnsiTheme="minorEastAsia" w:hint="eastAsia"/>
               </w:rPr>
             </w:pPr>
-            <w:proofErr w:type="spellStart"/>
             <w:r>
               <w:rPr>
                 <w:rFonts w:asciiTheme="minorEastAsia" w:eastAsiaTheme="minorEastAsia" w:hAnsiTheme="minorEastAsia" w:hint="eastAsia"/>
@@ -13928,14 +13709,7 @@
               <w:rPr>
                 <w:rFonts w:asciiTheme="minorEastAsia" w:eastAsiaTheme="minorEastAsia" w:hAnsiTheme="minorEastAsia" w:hint="eastAsia"/>
               </w:rPr>
-              <w:t>_</w:t>
-            </w:r>
-            <w:proofErr w:type="gramStart"/>
-            <w:r>
-              <w:rPr>
-                <w:rFonts w:asciiTheme="minorEastAsia" w:eastAsiaTheme="minorEastAsia" w:hAnsiTheme="minorEastAsia" w:hint="eastAsia"/>
-              </w:rPr>
-              <w:t>i</w:t>
+              <w:t>_i</w:t>
             </w:r>
             <w:r>
               <w:rPr>
@@ -13947,16 +13721,8 @@
               <w:rPr>
                 <w:rFonts w:asciiTheme="minorEastAsia" w:eastAsiaTheme="minorEastAsia" w:hAnsiTheme="minorEastAsia" w:hint="eastAsia"/>
               </w:rPr>
-              <w:t>,role</w:t>
-            </w:r>
-            <w:proofErr w:type="gramEnd"/>
-            <w:r>
-              <w:rPr>
-                <w:rFonts w:asciiTheme="minorEastAsia" w:eastAsiaTheme="minorEastAsia" w:hAnsiTheme="minorEastAsia" w:hint="eastAsia"/>
-              </w:rPr>
-              <w:t>_id</w:t>
-            </w:r>
-            <w:proofErr w:type="spellEnd"/>
+              <w:t>,role_id</w:t>
+            </w:r>
           </w:p>
         </w:tc>
         <w:tc>
@@ -14018,7 +13784,6 @@
                 <w:rFonts w:asciiTheme="minorEastAsia" w:eastAsiaTheme="minorEastAsia" w:hAnsiTheme="minorEastAsia" w:hint="eastAsia"/>
               </w:rPr>
             </w:pPr>
-            <w:proofErr w:type="gramStart"/>
             <w:r>
               <w:rPr>
                 <w:rFonts w:asciiTheme="minorEastAsia" w:eastAsiaTheme="minorEastAsia" w:hAnsiTheme="minorEastAsia" w:hint="eastAsia"/>
@@ -14028,7 +13793,6 @@
               </w:rPr>
               <w:t>外键</w:t>
             </w:r>
-            <w:proofErr w:type="gramEnd"/>
           </w:p>
         </w:tc>
         <w:tc>
@@ -14228,7 +13992,6 @@
                 <w:rFonts w:asciiTheme="minorEastAsia" w:eastAsiaTheme="minorEastAsia" w:hAnsiTheme="minorEastAsia" w:hint="eastAsia"/>
               </w:rPr>
             </w:pPr>
-            <w:proofErr w:type="spellStart"/>
             <w:r>
               <w:rPr>
                 <w:rFonts w:asciiTheme="minorEastAsia" w:eastAsiaTheme="minorEastAsia" w:hAnsiTheme="minorEastAsia" w:hint="eastAsia"/>
@@ -14241,7 +14004,6 @@
               </w:rPr>
               <w:t>_id</w:t>
             </w:r>
-            <w:proofErr w:type="spellEnd"/>
           </w:p>
         </w:tc>
         <w:tc>
@@ -14254,19 +14016,11 @@
                 <w:rFonts w:asciiTheme="minorEastAsia" w:eastAsiaTheme="minorEastAsia" w:hAnsiTheme="minorEastAsia" w:hint="eastAsia"/>
               </w:rPr>
             </w:pPr>
-            <w:proofErr w:type="gramStart"/>
-            <w:r>
-              <w:rPr>
-                <w:rFonts w:asciiTheme="minorEastAsia" w:eastAsiaTheme="minorEastAsia" w:hAnsiTheme="minorEastAsia" w:hint="eastAsia"/>
-              </w:rPr>
-              <w:t>VARCHAR(</w:t>
-            </w:r>
-            <w:proofErr w:type="gramEnd"/>
-            <w:r>
-              <w:rPr>
-                <w:rFonts w:asciiTheme="minorEastAsia" w:eastAsiaTheme="minorEastAsia" w:hAnsiTheme="minorEastAsia" w:hint="eastAsia"/>
-              </w:rPr>
-              <w:t>50)</w:t>
+            <w:r>
+              <w:rPr>
+                <w:rFonts w:asciiTheme="minorEastAsia" w:eastAsiaTheme="minorEastAsia" w:hAnsiTheme="minorEastAsia" w:hint="eastAsia"/>
+              </w:rPr>
+              <w:t>VARCHAR(50)</w:t>
             </w:r>
           </w:p>
         </w:tc>
@@ -14343,14 +14097,12 @@
                 <w:rFonts w:asciiTheme="minorEastAsia" w:eastAsiaTheme="minorEastAsia" w:hAnsiTheme="minorEastAsia" w:hint="eastAsia"/>
               </w:rPr>
             </w:pPr>
-            <w:proofErr w:type="spellStart"/>
             <w:r>
               <w:rPr>
                 <w:rFonts w:asciiTheme="minorEastAsia" w:eastAsiaTheme="minorEastAsia" w:hAnsiTheme="minorEastAsia" w:hint="eastAsia"/>
               </w:rPr>
               <w:t>role_id</w:t>
             </w:r>
-            <w:proofErr w:type="spellEnd"/>
           </w:p>
         </w:tc>
         <w:tc>
@@ -14363,19 +14115,11 @@
                 <w:rFonts w:asciiTheme="minorEastAsia" w:eastAsiaTheme="minorEastAsia" w:hAnsiTheme="minorEastAsia" w:hint="eastAsia"/>
               </w:rPr>
             </w:pPr>
-            <w:proofErr w:type="gramStart"/>
-            <w:r>
-              <w:rPr>
-                <w:rFonts w:asciiTheme="minorEastAsia" w:eastAsiaTheme="minorEastAsia" w:hAnsiTheme="minorEastAsia" w:hint="eastAsia"/>
-              </w:rPr>
-              <w:t>VARCHAR(</w:t>
-            </w:r>
-            <w:proofErr w:type="gramEnd"/>
-            <w:r>
-              <w:rPr>
-                <w:rFonts w:asciiTheme="minorEastAsia" w:eastAsiaTheme="minorEastAsia" w:hAnsiTheme="minorEastAsia" w:hint="eastAsia"/>
-              </w:rPr>
-              <w:t>50)</w:t>
+            <w:r>
+              <w:rPr>
+                <w:rFonts w:asciiTheme="minorEastAsia" w:eastAsiaTheme="minorEastAsia" w:hAnsiTheme="minorEastAsia" w:hint="eastAsia"/>
+              </w:rPr>
+              <w:t>VARCHAR(50)</w:t>
             </w:r>
           </w:p>
         </w:tc>
@@ -14452,14 +14196,12 @@
                 <w:rFonts w:asciiTheme="minorEastAsia" w:eastAsiaTheme="minorEastAsia" w:hAnsiTheme="minorEastAsia" w:hint="eastAsia"/>
               </w:rPr>
             </w:pPr>
-            <w:proofErr w:type="spellStart"/>
             <w:r>
               <w:rPr>
                 <w:rFonts w:asciiTheme="minorEastAsia" w:eastAsiaTheme="minorEastAsia" w:hAnsiTheme="minorEastAsia" w:hint="eastAsia"/>
               </w:rPr>
               <w:t>updated_by</w:t>
             </w:r>
-            <w:proofErr w:type="spellEnd"/>
           </w:p>
         </w:tc>
         <w:tc>
@@ -14472,19 +14214,11 @@
                 <w:rFonts w:asciiTheme="minorEastAsia" w:eastAsiaTheme="minorEastAsia" w:hAnsiTheme="minorEastAsia" w:hint="eastAsia"/>
               </w:rPr>
             </w:pPr>
-            <w:proofErr w:type="gramStart"/>
-            <w:r>
-              <w:rPr>
-                <w:rFonts w:asciiTheme="minorEastAsia" w:eastAsiaTheme="minorEastAsia" w:hAnsiTheme="minorEastAsia" w:hint="eastAsia"/>
-              </w:rPr>
-              <w:t>VARCHAR(</w:t>
-            </w:r>
-            <w:proofErr w:type="gramEnd"/>
-            <w:r>
-              <w:rPr>
-                <w:rFonts w:asciiTheme="minorEastAsia" w:eastAsiaTheme="minorEastAsia" w:hAnsiTheme="minorEastAsia" w:hint="eastAsia"/>
-              </w:rPr>
-              <w:t>50)</w:t>
+            <w:r>
+              <w:rPr>
+                <w:rFonts w:asciiTheme="minorEastAsia" w:eastAsiaTheme="minorEastAsia" w:hAnsiTheme="minorEastAsia" w:hint="eastAsia"/>
+              </w:rPr>
+              <w:t>VARCHAR(50)</w:t>
             </w:r>
           </w:p>
         </w:tc>
@@ -14561,14 +14295,12 @@
                 <w:rFonts w:asciiTheme="minorEastAsia" w:eastAsiaTheme="minorEastAsia" w:hAnsiTheme="minorEastAsia" w:hint="eastAsia"/>
               </w:rPr>
             </w:pPr>
-            <w:proofErr w:type="spellStart"/>
             <w:r>
               <w:rPr>
                 <w:rFonts w:asciiTheme="minorEastAsia" w:eastAsiaTheme="minorEastAsia" w:hAnsiTheme="minorEastAsia" w:hint="eastAsia"/>
               </w:rPr>
               <w:t>updated_at</w:t>
             </w:r>
-            <w:proofErr w:type="spellEnd"/>
           </w:p>
         </w:tc>
         <w:tc>
@@ -14599,19 +14331,11 @@
                 <w:rFonts w:asciiTheme="minorEastAsia" w:eastAsiaTheme="minorEastAsia" w:hAnsiTheme="minorEastAsia" w:hint="eastAsia"/>
               </w:rPr>
             </w:pPr>
-            <w:proofErr w:type="gramStart"/>
-            <w:r>
-              <w:rPr>
-                <w:rFonts w:asciiTheme="minorEastAsia" w:eastAsiaTheme="minorEastAsia" w:hAnsiTheme="minorEastAsia" w:hint="eastAsia"/>
-              </w:rPr>
-              <w:t>NOW(</w:t>
-            </w:r>
-            <w:proofErr w:type="gramEnd"/>
-            <w:r>
-              <w:rPr>
-                <w:rFonts w:asciiTheme="minorEastAsia" w:eastAsiaTheme="minorEastAsia" w:hAnsiTheme="minorEastAsia" w:hint="eastAsia"/>
-              </w:rPr>
-              <w:t>)</w:t>
+            <w:r>
+              <w:rPr>
+                <w:rFonts w:asciiTheme="minorEastAsia" w:eastAsiaTheme="minorEastAsia" w:hAnsiTheme="minorEastAsia" w:hint="eastAsia"/>
+              </w:rPr>
+              <w:t>NOW()</w:t>
             </w:r>
           </w:p>
         </w:tc>
@@ -14677,14 +14401,12 @@
           <w:rFonts w:asciiTheme="minorEastAsia" w:eastAsiaTheme="minorEastAsia" w:hAnsiTheme="minorEastAsia" w:hint="eastAsia"/>
         </w:rPr>
       </w:pPr>
-      <w:proofErr w:type="spellStart"/>
       <w:r>
         <w:rPr>
           <w:rFonts w:asciiTheme="minorEastAsia" w:eastAsiaTheme="minorEastAsia" w:hAnsiTheme="minorEastAsia" w:hint="eastAsia"/>
         </w:rPr>
         <w:t>sys_resource</w:t>
       </w:r>
-      <w:proofErr w:type="spellEnd"/>
     </w:p>
     <w:tbl>
       <w:tblPr>
@@ -14737,14 +14459,12 @@
                 <w:rFonts w:asciiTheme="minorEastAsia" w:eastAsiaTheme="minorEastAsia" w:hAnsiTheme="minorEastAsia" w:hint="eastAsia"/>
               </w:rPr>
             </w:pPr>
-            <w:proofErr w:type="spellStart"/>
             <w:r>
               <w:rPr>
                 <w:rFonts w:asciiTheme="minorEastAsia" w:eastAsiaTheme="minorEastAsia" w:hAnsiTheme="minorEastAsia" w:hint="eastAsia"/>
               </w:rPr>
               <w:t>sys_resource</w:t>
             </w:r>
-            <w:proofErr w:type="spellEnd"/>
           </w:p>
         </w:tc>
       </w:tr>
@@ -14845,7 +14565,6 @@
                 <w:rFonts w:asciiTheme="minorEastAsia" w:eastAsiaTheme="minorEastAsia" w:hAnsiTheme="minorEastAsia" w:hint="eastAsia"/>
               </w:rPr>
             </w:pPr>
-            <w:proofErr w:type="spellStart"/>
             <w:r>
               <w:rPr>
                 <w:rFonts w:asciiTheme="minorEastAsia" w:eastAsiaTheme="minorEastAsia" w:hAnsiTheme="minorEastAsia" w:hint="eastAsia"/>
@@ -14858,7 +14577,6 @@
               </w:rPr>
               <w:t>d</w:t>
             </w:r>
-            <w:proofErr w:type="spellEnd"/>
           </w:p>
         </w:tc>
         <w:tc>
@@ -14920,7 +14638,6 @@
                 <w:rFonts w:asciiTheme="minorEastAsia" w:eastAsiaTheme="minorEastAsia" w:hAnsiTheme="minorEastAsia" w:hint="eastAsia"/>
               </w:rPr>
             </w:pPr>
-            <w:proofErr w:type="gramStart"/>
             <w:r>
               <w:rPr>
                 <w:rFonts w:asciiTheme="minorEastAsia" w:eastAsiaTheme="minorEastAsia" w:hAnsiTheme="minorEastAsia" w:hint="eastAsia"/>
@@ -14930,7 +14647,6 @@
               </w:rPr>
               <w:t>外键</w:t>
             </w:r>
-            <w:proofErr w:type="gramEnd"/>
           </w:p>
         </w:tc>
         <w:tc>
@@ -15130,14 +14846,12 @@
                 <w:rFonts w:asciiTheme="minorEastAsia" w:eastAsiaTheme="minorEastAsia" w:hAnsiTheme="minorEastAsia" w:hint="eastAsia"/>
               </w:rPr>
             </w:pPr>
-            <w:proofErr w:type="spellStart"/>
             <w:r>
               <w:rPr>
                 <w:rFonts w:asciiTheme="minorEastAsia" w:eastAsiaTheme="minorEastAsia" w:hAnsiTheme="minorEastAsia" w:hint="eastAsia"/>
               </w:rPr>
               <w:t>resource_id</w:t>
             </w:r>
-            <w:proofErr w:type="spellEnd"/>
           </w:p>
         </w:tc>
         <w:tc>
@@ -15150,19 +14864,11 @@
                 <w:rFonts w:asciiTheme="minorEastAsia" w:eastAsiaTheme="minorEastAsia" w:hAnsiTheme="minorEastAsia" w:hint="eastAsia"/>
               </w:rPr>
             </w:pPr>
-            <w:proofErr w:type="gramStart"/>
-            <w:r>
-              <w:rPr>
-                <w:rFonts w:asciiTheme="minorEastAsia" w:eastAsiaTheme="minorEastAsia" w:hAnsiTheme="minorEastAsia" w:hint="eastAsia"/>
-              </w:rPr>
-              <w:t>VARCHAR(</w:t>
-            </w:r>
-            <w:proofErr w:type="gramEnd"/>
-            <w:r>
-              <w:rPr>
-                <w:rFonts w:asciiTheme="minorEastAsia" w:eastAsiaTheme="minorEastAsia" w:hAnsiTheme="minorEastAsia" w:hint="eastAsia"/>
-              </w:rPr>
-              <w:t>50)</w:t>
+            <w:r>
+              <w:rPr>
+                <w:rFonts w:asciiTheme="minorEastAsia" w:eastAsiaTheme="minorEastAsia" w:hAnsiTheme="minorEastAsia" w:hint="eastAsia"/>
+              </w:rPr>
+              <w:t>VARCHAR(50)</w:t>
             </w:r>
           </w:p>
         </w:tc>
@@ -15245,14 +14951,12 @@
                 <w:rFonts w:asciiTheme="minorEastAsia" w:eastAsiaTheme="minorEastAsia" w:hAnsiTheme="minorEastAsia" w:hint="eastAsia"/>
               </w:rPr>
             </w:pPr>
-            <w:proofErr w:type="spellStart"/>
             <w:r>
               <w:rPr>
                 <w:rFonts w:asciiTheme="minorEastAsia" w:eastAsiaTheme="minorEastAsia" w:hAnsiTheme="minorEastAsia" w:hint="eastAsia"/>
               </w:rPr>
               <w:t>resource_name</w:t>
             </w:r>
-            <w:proofErr w:type="spellEnd"/>
           </w:p>
         </w:tc>
         <w:tc>
@@ -15265,19 +14969,11 @@
                 <w:rFonts w:asciiTheme="minorEastAsia" w:eastAsiaTheme="minorEastAsia" w:hAnsiTheme="minorEastAsia" w:hint="eastAsia"/>
               </w:rPr>
             </w:pPr>
-            <w:proofErr w:type="gramStart"/>
-            <w:r>
-              <w:rPr>
-                <w:rFonts w:asciiTheme="minorEastAsia" w:eastAsiaTheme="minorEastAsia" w:hAnsiTheme="minorEastAsia" w:hint="eastAsia"/>
-              </w:rPr>
-              <w:t>VARCHAR(</w:t>
-            </w:r>
-            <w:proofErr w:type="gramEnd"/>
-            <w:r>
-              <w:rPr>
-                <w:rFonts w:asciiTheme="minorEastAsia" w:eastAsiaTheme="minorEastAsia" w:hAnsiTheme="minorEastAsia" w:hint="eastAsia"/>
-              </w:rPr>
-              <w:t>50)</w:t>
+            <w:r>
+              <w:rPr>
+                <w:rFonts w:asciiTheme="minorEastAsia" w:eastAsiaTheme="minorEastAsia" w:hAnsiTheme="minorEastAsia" w:hint="eastAsia"/>
+              </w:rPr>
+              <w:t>VARCHAR(50)</w:t>
             </w:r>
           </w:p>
         </w:tc>
@@ -15348,7 +15044,6 @@
                 <w:rFonts w:asciiTheme="minorEastAsia" w:eastAsiaTheme="minorEastAsia" w:hAnsiTheme="minorEastAsia" w:hint="eastAsia"/>
               </w:rPr>
             </w:pPr>
-            <w:proofErr w:type="spellStart"/>
             <w:r>
               <w:rPr>
                 <w:rFonts w:asciiTheme="minorEastAsia" w:eastAsiaTheme="minorEastAsia" w:hAnsiTheme="minorEastAsia" w:hint="eastAsia"/>
@@ -15361,7 +15056,6 @@
               </w:rPr>
               <w:t>esource_type</w:t>
             </w:r>
-            <w:proofErr w:type="spellEnd"/>
           </w:p>
         </w:tc>
         <w:tc>
@@ -15453,7 +15147,6 @@
               </w:rPr>
               <w:t>Menu,</w:t>
             </w:r>
-            <w:proofErr w:type="gramStart"/>
             <w:r>
               <w:rPr>
                 <w:rFonts w:asciiTheme="minorEastAsia" w:eastAsiaTheme="minorEastAsia" w:hAnsiTheme="minorEastAsia" w:hint="eastAsia"/>
@@ -15464,23 +15157,15 @@
               <w:rPr>
                 <w:rFonts w:asciiTheme="minorEastAsia" w:eastAsiaTheme="minorEastAsia" w:hAnsiTheme="minorEastAsia" w:hint="eastAsia"/>
               </w:rPr>
-              <w:t>MenuItem</w:t>
-            </w:r>
-            <w:proofErr w:type="gramEnd"/>
-            <w:r>
-              <w:rPr>
-                <w:rFonts w:asciiTheme="minorEastAsia" w:eastAsiaTheme="minorEastAsia" w:hAnsiTheme="minorEastAsia" w:hint="eastAsia"/>
-              </w:rPr>
-              <w:t>,</w:t>
-            </w:r>
-          </w:p>
-          <w:p>
-            <w:pPr>
-              <w:rPr>
-                <w:rFonts w:asciiTheme="minorEastAsia" w:eastAsiaTheme="minorEastAsia" w:hAnsiTheme="minorEastAsia" w:hint="eastAsia"/>
-              </w:rPr>
-            </w:pPr>
-            <w:proofErr w:type="gramStart"/>
+              <w:t>MenuItem,</w:t>
+            </w:r>
+          </w:p>
+          <w:p>
+            <w:pPr>
+              <w:rPr>
+                <w:rFonts w:asciiTheme="minorEastAsia" w:eastAsiaTheme="minorEastAsia" w:hAnsiTheme="minorEastAsia" w:hint="eastAsia"/>
+              </w:rPr>
+            </w:pPr>
             <w:r>
               <w:rPr>
                 <w:rFonts w:asciiTheme="minorEastAsia" w:eastAsiaTheme="minorEastAsia" w:hAnsiTheme="minorEastAsia" w:hint="eastAsia"/>
@@ -15491,14 +15176,7 @@
               <w:rPr>
                 <w:rFonts w:asciiTheme="minorEastAsia" w:eastAsiaTheme="minorEastAsia" w:hAnsiTheme="minorEastAsia" w:hint="eastAsia"/>
               </w:rPr>
-              <w:t>Page</w:t>
-            </w:r>
-            <w:proofErr w:type="gramEnd"/>
-            <w:r>
-              <w:rPr>
-                <w:rFonts w:asciiTheme="minorEastAsia" w:eastAsiaTheme="minorEastAsia" w:hAnsiTheme="minorEastAsia" w:hint="eastAsia"/>
-              </w:rPr>
-              <w:t>,</w:t>
+              <w:t>Page,</w:t>
             </w:r>
             <w:r>
               <w:rPr>
@@ -15532,14 +15210,12 @@
                 <w:rFonts w:asciiTheme="minorEastAsia" w:eastAsiaTheme="minorEastAsia" w:hAnsiTheme="minorEastAsia" w:hint="eastAsia"/>
               </w:rPr>
             </w:pPr>
-            <w:proofErr w:type="spellStart"/>
             <w:r>
               <w:rPr>
                 <w:rFonts w:asciiTheme="minorEastAsia" w:eastAsiaTheme="minorEastAsia" w:hAnsiTheme="minorEastAsia" w:hint="eastAsia"/>
               </w:rPr>
               <w:t>parent_id</w:t>
             </w:r>
-            <w:proofErr w:type="spellEnd"/>
           </w:p>
         </w:tc>
         <w:tc>
@@ -15552,19 +15228,11 @@
                 <w:rFonts w:asciiTheme="minorEastAsia" w:eastAsiaTheme="minorEastAsia" w:hAnsiTheme="minorEastAsia" w:hint="eastAsia"/>
               </w:rPr>
             </w:pPr>
-            <w:proofErr w:type="gramStart"/>
-            <w:r>
-              <w:rPr>
-                <w:rFonts w:asciiTheme="minorEastAsia" w:eastAsiaTheme="minorEastAsia" w:hAnsiTheme="minorEastAsia" w:hint="eastAsia"/>
-              </w:rPr>
-              <w:t>VARCHAR(</w:t>
-            </w:r>
-            <w:proofErr w:type="gramEnd"/>
-            <w:r>
-              <w:rPr>
-                <w:rFonts w:asciiTheme="minorEastAsia" w:eastAsiaTheme="minorEastAsia" w:hAnsiTheme="minorEastAsia" w:hint="eastAsia"/>
-              </w:rPr>
-              <w:t>50)</w:t>
+            <w:r>
+              <w:rPr>
+                <w:rFonts w:asciiTheme="minorEastAsia" w:eastAsiaTheme="minorEastAsia" w:hAnsiTheme="minorEastAsia" w:hint="eastAsia"/>
+              </w:rPr>
+              <w:t>VARCHAR(50)</w:t>
             </w:r>
           </w:p>
         </w:tc>
@@ -15635,14 +15303,12 @@
                 <w:rFonts w:asciiTheme="minorEastAsia" w:eastAsiaTheme="minorEastAsia" w:hAnsiTheme="minorEastAsia" w:hint="eastAsia"/>
               </w:rPr>
             </w:pPr>
-            <w:proofErr w:type="spellStart"/>
             <w:r>
               <w:rPr>
                 <w:rFonts w:asciiTheme="minorEastAsia" w:eastAsiaTheme="minorEastAsia" w:hAnsiTheme="minorEastAsia" w:hint="eastAsia"/>
               </w:rPr>
               <w:t>is_link</w:t>
             </w:r>
-            <w:proofErr w:type="spellEnd"/>
           </w:p>
         </w:tc>
         <w:tc>
@@ -15655,19 +15321,11 @@
                 <w:rFonts w:asciiTheme="minorEastAsia" w:eastAsiaTheme="minorEastAsia" w:hAnsiTheme="minorEastAsia" w:hint="eastAsia"/>
               </w:rPr>
             </w:pPr>
-            <w:proofErr w:type="gramStart"/>
-            <w:r>
-              <w:rPr>
-                <w:rFonts w:asciiTheme="minorEastAsia" w:eastAsiaTheme="minorEastAsia" w:hAnsiTheme="minorEastAsia" w:hint="eastAsia"/>
-              </w:rPr>
-              <w:t>TINYINT(</w:t>
-            </w:r>
-            <w:proofErr w:type="gramEnd"/>
-            <w:r>
-              <w:rPr>
-                <w:rFonts w:asciiTheme="minorEastAsia" w:eastAsiaTheme="minorEastAsia" w:hAnsiTheme="minorEastAsia" w:hint="eastAsia"/>
-              </w:rPr>
-              <w:t>1)</w:t>
+            <w:r>
+              <w:rPr>
+                <w:rFonts w:asciiTheme="minorEastAsia" w:eastAsiaTheme="minorEastAsia" w:hAnsiTheme="minorEastAsia" w:hint="eastAsia"/>
+              </w:rPr>
+              <w:t>TINYINT(1)</w:t>
             </w:r>
           </w:p>
         </w:tc>
@@ -15738,14 +15396,12 @@
                 <w:rFonts w:asciiTheme="minorEastAsia" w:eastAsiaTheme="minorEastAsia" w:hAnsiTheme="minorEastAsia" w:hint="eastAsia"/>
               </w:rPr>
             </w:pPr>
-            <w:proofErr w:type="spellStart"/>
             <w:r>
               <w:rPr>
                 <w:rFonts w:asciiTheme="minorEastAsia" w:eastAsiaTheme="minorEastAsia" w:hAnsiTheme="minorEastAsia" w:hint="eastAsia"/>
               </w:rPr>
               <w:t>route_url</w:t>
             </w:r>
-            <w:proofErr w:type="spellEnd"/>
           </w:p>
         </w:tc>
         <w:tc>
@@ -15758,14 +15414,12 @@
                 <w:rFonts w:asciiTheme="minorEastAsia" w:eastAsiaTheme="minorEastAsia" w:hAnsiTheme="minorEastAsia" w:hint="eastAsia"/>
               </w:rPr>
             </w:pPr>
-            <w:proofErr w:type="gramStart"/>
             <w:r>
               <w:rPr>
                 <w:rFonts w:asciiTheme="minorEastAsia" w:eastAsiaTheme="minorEastAsia" w:hAnsiTheme="minorEastAsia" w:hint="eastAsia"/>
               </w:rPr>
               <w:t>VARCHAR(</w:t>
             </w:r>
-            <w:proofErr w:type="gramEnd"/>
             <w:r>
               <w:rPr>
                 <w:rFonts w:asciiTheme="minorEastAsia" w:eastAsiaTheme="minorEastAsia" w:hAnsiTheme="minorEastAsia" w:hint="eastAsia"/>
@@ -15847,7 +15501,6 @@
                 <w:rFonts w:asciiTheme="minorEastAsia" w:eastAsiaTheme="minorEastAsia" w:hAnsiTheme="minorEastAsia" w:hint="eastAsia"/>
               </w:rPr>
             </w:pPr>
-            <w:proofErr w:type="spellStart"/>
             <w:r>
               <w:rPr>
                 <w:rFonts w:asciiTheme="minorEastAsia" w:eastAsiaTheme="minorEastAsia" w:hAnsiTheme="minorEastAsia" w:hint="eastAsia"/>
@@ -15866,7 +15519,6 @@
               </w:rPr>
               <w:t>url</w:t>
             </w:r>
-            <w:proofErr w:type="spellEnd"/>
           </w:p>
         </w:tc>
         <w:tc>
@@ -15879,14 +15531,12 @@
                 <w:rFonts w:asciiTheme="minorEastAsia" w:eastAsiaTheme="minorEastAsia" w:hAnsiTheme="minorEastAsia" w:hint="eastAsia"/>
               </w:rPr>
             </w:pPr>
-            <w:proofErr w:type="gramStart"/>
             <w:r>
               <w:rPr>
                 <w:rFonts w:asciiTheme="minorEastAsia" w:eastAsiaTheme="minorEastAsia" w:hAnsiTheme="minorEastAsia" w:hint="eastAsia"/>
               </w:rPr>
               <w:t>VARCHAR(</w:t>
             </w:r>
-            <w:proofErr w:type="gramEnd"/>
             <w:r>
               <w:rPr>
                 <w:rFonts w:asciiTheme="minorEastAsia" w:eastAsiaTheme="minorEastAsia" w:hAnsiTheme="minorEastAsia" w:hint="eastAsia"/>
@@ -15992,14 +15642,12 @@
                 <w:rFonts w:asciiTheme="minorEastAsia" w:eastAsiaTheme="minorEastAsia" w:hAnsiTheme="minorEastAsia" w:hint="eastAsia"/>
               </w:rPr>
             </w:pPr>
-            <w:proofErr w:type="gramStart"/>
             <w:r>
               <w:rPr>
                 <w:rFonts w:asciiTheme="minorEastAsia" w:eastAsiaTheme="minorEastAsia" w:hAnsiTheme="minorEastAsia" w:hint="eastAsia"/>
               </w:rPr>
               <w:t>VARCHAR(</w:t>
             </w:r>
-            <w:proofErr w:type="gramEnd"/>
             <w:r>
               <w:rPr>
                 <w:rFonts w:asciiTheme="minorEastAsia" w:eastAsiaTheme="minorEastAsia" w:hAnsiTheme="minorEastAsia"/>
@@ -16081,14 +15729,12 @@
                 <w:rFonts w:asciiTheme="minorEastAsia" w:eastAsiaTheme="minorEastAsia" w:hAnsiTheme="minorEastAsia" w:hint="eastAsia"/>
               </w:rPr>
             </w:pPr>
-            <w:proofErr w:type="spellStart"/>
             <w:r>
               <w:rPr>
                 <w:rFonts w:asciiTheme="minorEastAsia" w:eastAsiaTheme="minorEastAsia" w:hAnsiTheme="minorEastAsia" w:hint="eastAsia"/>
               </w:rPr>
               <w:t>is_full</w:t>
             </w:r>
-            <w:proofErr w:type="spellEnd"/>
           </w:p>
         </w:tc>
         <w:tc>
@@ -16101,19 +15747,11 @@
                 <w:rFonts w:asciiTheme="minorEastAsia" w:eastAsiaTheme="minorEastAsia" w:hAnsiTheme="minorEastAsia" w:hint="eastAsia"/>
               </w:rPr>
             </w:pPr>
-            <w:proofErr w:type="gramStart"/>
-            <w:r>
-              <w:rPr>
-                <w:rFonts w:asciiTheme="minorEastAsia" w:eastAsiaTheme="minorEastAsia" w:hAnsiTheme="minorEastAsia" w:hint="eastAsia"/>
-              </w:rPr>
-              <w:t>TINYINT(</w:t>
-            </w:r>
-            <w:proofErr w:type="gramEnd"/>
-            <w:r>
-              <w:rPr>
-                <w:rFonts w:asciiTheme="minorEastAsia" w:eastAsiaTheme="minorEastAsia" w:hAnsiTheme="minorEastAsia" w:hint="eastAsia"/>
-              </w:rPr>
-              <w:t>1)</w:t>
+            <w:r>
+              <w:rPr>
+                <w:rFonts w:asciiTheme="minorEastAsia" w:eastAsiaTheme="minorEastAsia" w:hAnsiTheme="minorEastAsia" w:hint="eastAsia"/>
+              </w:rPr>
+              <w:t>TINYINT(1)</w:t>
             </w:r>
           </w:p>
         </w:tc>
@@ -16190,7 +15828,6 @@
                 <w:rFonts w:asciiTheme="minorEastAsia" w:eastAsiaTheme="minorEastAsia" w:hAnsiTheme="minorEastAsia" w:hint="eastAsia"/>
               </w:rPr>
             </w:pPr>
-            <w:proofErr w:type="spellStart"/>
             <w:r>
               <w:rPr>
                 <w:rFonts w:asciiTheme="minorEastAsia" w:eastAsiaTheme="minorEastAsia" w:hAnsiTheme="minorEastAsia" w:hint="eastAsia"/>
@@ -16203,7 +15840,6 @@
               </w:rPr>
               <w:t>ffix</w:t>
             </w:r>
-            <w:proofErr w:type="spellEnd"/>
           </w:p>
         </w:tc>
         <w:tc>
@@ -16216,19 +15852,11 @@
                 <w:rFonts w:asciiTheme="minorEastAsia" w:eastAsiaTheme="minorEastAsia" w:hAnsiTheme="minorEastAsia" w:hint="eastAsia"/>
               </w:rPr>
             </w:pPr>
-            <w:proofErr w:type="gramStart"/>
-            <w:r>
-              <w:rPr>
-                <w:rFonts w:asciiTheme="minorEastAsia" w:eastAsiaTheme="minorEastAsia" w:hAnsiTheme="minorEastAsia" w:hint="eastAsia"/>
-              </w:rPr>
-              <w:t>TINYINT(</w:t>
-            </w:r>
-            <w:proofErr w:type="gramEnd"/>
-            <w:r>
-              <w:rPr>
-                <w:rFonts w:asciiTheme="minorEastAsia" w:eastAsiaTheme="minorEastAsia" w:hAnsiTheme="minorEastAsia" w:hint="eastAsia"/>
-              </w:rPr>
-              <w:t>1)</w:t>
+            <w:r>
+              <w:rPr>
+                <w:rFonts w:asciiTheme="minorEastAsia" w:eastAsiaTheme="minorEastAsia" w:hAnsiTheme="minorEastAsia" w:hint="eastAsia"/>
+              </w:rPr>
+              <w:t>TINYINT(1)</w:t>
             </w:r>
           </w:p>
         </w:tc>
@@ -16399,7 +16027,6 @@
                 <w:rFonts w:asciiTheme="minorEastAsia" w:eastAsiaTheme="minorEastAsia" w:hAnsiTheme="minorEastAsia" w:hint="eastAsia"/>
               </w:rPr>
             </w:pPr>
-            <w:proofErr w:type="spellStart"/>
             <w:r>
               <w:rPr>
                 <w:rFonts w:asciiTheme="minorEastAsia" w:eastAsiaTheme="minorEastAsia" w:hAnsiTheme="minorEastAsia" w:hint="eastAsia"/>
@@ -16424,7 +16051,6 @@
               </w:rPr>
               <w:t>nabled</w:t>
             </w:r>
-            <w:proofErr w:type="spellEnd"/>
           </w:p>
         </w:tc>
         <w:tc>
@@ -16437,19 +16063,11 @@
                 <w:rFonts w:asciiTheme="minorEastAsia" w:eastAsiaTheme="minorEastAsia" w:hAnsiTheme="minorEastAsia" w:hint="eastAsia"/>
               </w:rPr>
             </w:pPr>
-            <w:proofErr w:type="gramStart"/>
-            <w:r>
-              <w:rPr>
-                <w:rFonts w:asciiTheme="minorEastAsia" w:eastAsiaTheme="minorEastAsia" w:hAnsiTheme="minorEastAsia" w:hint="eastAsia"/>
-              </w:rPr>
-              <w:t>TINYINT(</w:t>
-            </w:r>
-            <w:proofErr w:type="gramEnd"/>
-            <w:r>
-              <w:rPr>
-                <w:rFonts w:asciiTheme="minorEastAsia" w:eastAsiaTheme="minorEastAsia" w:hAnsiTheme="minorEastAsia" w:hint="eastAsia"/>
-              </w:rPr>
-              <w:t>1)</w:t>
+            <w:r>
+              <w:rPr>
+                <w:rFonts w:asciiTheme="minorEastAsia" w:eastAsiaTheme="minorEastAsia" w:hAnsiTheme="minorEastAsia" w:hint="eastAsia"/>
+              </w:rPr>
+              <w:t>TINYINT(1)</w:t>
             </w:r>
           </w:p>
         </w:tc>
@@ -16532,7 +16150,6 @@
                 <w:rFonts w:asciiTheme="minorEastAsia" w:eastAsiaTheme="minorEastAsia" w:hAnsiTheme="minorEastAsia" w:hint="eastAsia"/>
               </w:rPr>
             </w:pPr>
-            <w:proofErr w:type="spellStart"/>
             <w:r>
               <w:rPr>
                 <w:rFonts w:asciiTheme="minorEastAsia" w:eastAsiaTheme="minorEastAsia" w:hAnsiTheme="minorEastAsia" w:hint="eastAsia"/>
@@ -16557,7 +16174,6 @@
               </w:rPr>
               <w:t>y</w:t>
             </w:r>
-            <w:proofErr w:type="spellEnd"/>
           </w:p>
         </w:tc>
         <w:tc>
@@ -16570,19 +16186,11 @@
                 <w:rFonts w:asciiTheme="minorEastAsia" w:eastAsiaTheme="minorEastAsia" w:hAnsiTheme="minorEastAsia" w:hint="eastAsia"/>
               </w:rPr>
             </w:pPr>
-            <w:proofErr w:type="gramStart"/>
-            <w:r>
-              <w:rPr>
-                <w:rFonts w:asciiTheme="minorEastAsia" w:eastAsiaTheme="minorEastAsia" w:hAnsiTheme="minorEastAsia" w:hint="eastAsia"/>
-              </w:rPr>
-              <w:t>VARCHAR(</w:t>
-            </w:r>
-            <w:proofErr w:type="gramEnd"/>
-            <w:r>
-              <w:rPr>
-                <w:rFonts w:asciiTheme="minorEastAsia" w:eastAsiaTheme="minorEastAsia" w:hAnsiTheme="minorEastAsia" w:hint="eastAsia"/>
-              </w:rPr>
-              <w:t>50)</w:t>
+            <w:r>
+              <w:rPr>
+                <w:rFonts w:asciiTheme="minorEastAsia" w:eastAsiaTheme="minorEastAsia" w:hAnsiTheme="minorEastAsia" w:hint="eastAsia"/>
+              </w:rPr>
+              <w:t>VARCHAR(50)</w:t>
             </w:r>
           </w:p>
         </w:tc>
@@ -16659,7 +16267,6 @@
                 <w:rFonts w:asciiTheme="minorEastAsia" w:eastAsiaTheme="minorEastAsia" w:hAnsiTheme="minorEastAsia" w:hint="eastAsia"/>
               </w:rPr>
             </w:pPr>
-            <w:proofErr w:type="spellStart"/>
             <w:r>
               <w:rPr>
                 <w:rFonts w:asciiTheme="minorEastAsia" w:eastAsiaTheme="minorEastAsia" w:hAnsiTheme="minorEastAsia" w:hint="eastAsia"/>
@@ -16684,7 +16291,6 @@
               </w:rPr>
               <w:t>t</w:t>
             </w:r>
-            <w:proofErr w:type="spellEnd"/>
           </w:p>
         </w:tc>
         <w:tc>
@@ -16715,19 +16321,11 @@
                 <w:rFonts w:asciiTheme="minorEastAsia" w:eastAsiaTheme="minorEastAsia" w:hAnsiTheme="minorEastAsia" w:hint="eastAsia"/>
               </w:rPr>
             </w:pPr>
-            <w:proofErr w:type="gramStart"/>
-            <w:r>
-              <w:rPr>
-                <w:rFonts w:asciiTheme="minorEastAsia" w:eastAsiaTheme="minorEastAsia" w:hAnsiTheme="minorEastAsia" w:hint="eastAsia"/>
-              </w:rPr>
-              <w:t>NOW(</w:t>
-            </w:r>
-            <w:proofErr w:type="gramEnd"/>
-            <w:r>
-              <w:rPr>
-                <w:rFonts w:asciiTheme="minorEastAsia" w:eastAsiaTheme="minorEastAsia" w:hAnsiTheme="minorEastAsia" w:hint="eastAsia"/>
-              </w:rPr>
-              <w:t>)</w:t>
+            <w:r>
+              <w:rPr>
+                <w:rFonts w:asciiTheme="minorEastAsia" w:eastAsiaTheme="minorEastAsia" w:hAnsiTheme="minorEastAsia" w:hint="eastAsia"/>
+              </w:rPr>
+              <w:t>NOW()</w:t>
             </w:r>
           </w:p>
         </w:tc>
@@ -16792,7 +16390,6 @@
                 <w:rFonts w:asciiTheme="minorEastAsia" w:eastAsiaTheme="minorEastAsia" w:hAnsiTheme="minorEastAsia" w:hint="eastAsia"/>
               </w:rPr>
             </w:pPr>
-            <w:proofErr w:type="spellStart"/>
             <w:r>
               <w:rPr>
                 <w:rFonts w:asciiTheme="minorEastAsia" w:eastAsiaTheme="minorEastAsia" w:hAnsiTheme="minorEastAsia" w:hint="eastAsia"/>
@@ -16817,7 +16414,6 @@
               </w:rPr>
               <w:t>y</w:t>
             </w:r>
-            <w:proofErr w:type="spellEnd"/>
           </w:p>
         </w:tc>
         <w:tc>
@@ -16830,19 +16426,11 @@
                 <w:rFonts w:asciiTheme="minorEastAsia" w:eastAsiaTheme="minorEastAsia" w:hAnsiTheme="minorEastAsia" w:hint="eastAsia"/>
               </w:rPr>
             </w:pPr>
-            <w:proofErr w:type="gramStart"/>
-            <w:r>
-              <w:rPr>
-                <w:rFonts w:asciiTheme="minorEastAsia" w:eastAsiaTheme="minorEastAsia" w:hAnsiTheme="minorEastAsia" w:hint="eastAsia"/>
-              </w:rPr>
-              <w:t>VARCHAR(</w:t>
-            </w:r>
-            <w:proofErr w:type="gramEnd"/>
-            <w:r>
-              <w:rPr>
-                <w:rFonts w:asciiTheme="minorEastAsia" w:eastAsiaTheme="minorEastAsia" w:hAnsiTheme="minorEastAsia" w:hint="eastAsia"/>
-              </w:rPr>
-              <w:t>50)</w:t>
+            <w:r>
+              <w:rPr>
+                <w:rFonts w:asciiTheme="minorEastAsia" w:eastAsiaTheme="minorEastAsia" w:hAnsiTheme="minorEastAsia" w:hint="eastAsia"/>
+              </w:rPr>
+              <w:t>VARCHAR(50)</w:t>
             </w:r>
           </w:p>
         </w:tc>
@@ -16919,7 +16507,6 @@
                 <w:rFonts w:asciiTheme="minorEastAsia" w:eastAsiaTheme="minorEastAsia" w:hAnsiTheme="minorEastAsia" w:hint="eastAsia"/>
               </w:rPr>
             </w:pPr>
-            <w:proofErr w:type="spellStart"/>
             <w:r>
               <w:rPr>
                 <w:rFonts w:asciiTheme="minorEastAsia" w:eastAsiaTheme="minorEastAsia" w:hAnsiTheme="minorEastAsia" w:hint="eastAsia"/>
@@ -16944,7 +16531,6 @@
               </w:rPr>
               <w:t>t</w:t>
             </w:r>
-            <w:proofErr w:type="spellEnd"/>
           </w:p>
         </w:tc>
         <w:tc>
@@ -16975,19 +16561,11 @@
                 <w:rFonts w:asciiTheme="minorEastAsia" w:eastAsiaTheme="minorEastAsia" w:hAnsiTheme="minorEastAsia" w:hint="eastAsia"/>
               </w:rPr>
             </w:pPr>
-            <w:proofErr w:type="gramStart"/>
-            <w:r>
-              <w:rPr>
-                <w:rFonts w:asciiTheme="minorEastAsia" w:eastAsiaTheme="minorEastAsia" w:hAnsiTheme="minorEastAsia" w:hint="eastAsia"/>
-              </w:rPr>
-              <w:t>NOW(</w:t>
-            </w:r>
-            <w:proofErr w:type="gramEnd"/>
-            <w:r>
-              <w:rPr>
-                <w:rFonts w:asciiTheme="minorEastAsia" w:eastAsiaTheme="minorEastAsia" w:hAnsiTheme="minorEastAsia" w:hint="eastAsia"/>
-              </w:rPr>
-              <w:t>)</w:t>
+            <w:r>
+              <w:rPr>
+                <w:rFonts w:asciiTheme="minorEastAsia" w:eastAsiaTheme="minorEastAsia" w:hAnsiTheme="minorEastAsia" w:hint="eastAsia"/>
+              </w:rPr>
+              <w:t>NOW()</w:t>
             </w:r>
           </w:p>
         </w:tc>
@@ -17053,7 +16631,6 @@
           <w:rFonts w:asciiTheme="minorEastAsia" w:eastAsiaTheme="minorEastAsia" w:hAnsiTheme="minorEastAsia" w:hint="eastAsia"/>
         </w:rPr>
       </w:pPr>
-      <w:proofErr w:type="spellStart"/>
       <w:r>
         <w:rPr>
           <w:rFonts w:asciiTheme="minorEastAsia" w:eastAsiaTheme="minorEastAsia" w:hAnsiTheme="minorEastAsia"/>
@@ -17066,7 +16643,6 @@
         </w:rPr>
         <w:t>permission</w:t>
       </w:r>
-      <w:proofErr w:type="spellEnd"/>
     </w:p>
     <w:tbl>
       <w:tblPr>
@@ -17119,7 +16695,6 @@
                 <w:rFonts w:asciiTheme="minorEastAsia" w:eastAsiaTheme="minorEastAsia" w:hAnsiTheme="minorEastAsia" w:hint="eastAsia"/>
               </w:rPr>
             </w:pPr>
-            <w:proofErr w:type="spellStart"/>
             <w:r>
               <w:rPr>
                 <w:rFonts w:asciiTheme="minorEastAsia" w:eastAsiaTheme="minorEastAsia" w:hAnsiTheme="minorEastAsia" w:hint="eastAsia"/>
@@ -17144,7 +16719,6 @@
               </w:rPr>
               <w:t>permission</w:t>
             </w:r>
-            <w:proofErr w:type="spellEnd"/>
           </w:p>
         </w:tc>
       </w:tr>
@@ -17263,7 +16837,6 @@
                 <w:rFonts w:asciiTheme="minorEastAsia" w:eastAsiaTheme="minorEastAsia" w:hAnsiTheme="minorEastAsia" w:hint="eastAsia"/>
               </w:rPr>
             </w:pPr>
-            <w:proofErr w:type="spellStart"/>
             <w:r>
               <w:rPr>
                 <w:rFonts w:asciiTheme="minorEastAsia" w:eastAsiaTheme="minorEastAsia" w:hAnsiTheme="minorEastAsia" w:hint="eastAsia"/>
@@ -17274,14 +16847,7 @@
               <w:rPr>
                 <w:rFonts w:asciiTheme="minorEastAsia" w:eastAsiaTheme="minorEastAsia" w:hAnsiTheme="minorEastAsia" w:hint="eastAsia"/>
               </w:rPr>
-              <w:t>_</w:t>
-            </w:r>
-            <w:proofErr w:type="gramStart"/>
-            <w:r>
-              <w:rPr>
-                <w:rFonts w:asciiTheme="minorEastAsia" w:eastAsiaTheme="minorEastAsia" w:hAnsiTheme="minorEastAsia" w:hint="eastAsia"/>
-              </w:rPr>
-              <w:t>id</w:t>
+              <w:t>_id</w:t>
             </w:r>
             <w:r>
               <w:rPr>
@@ -17293,14 +16859,7 @@
               <w:rPr>
                 <w:rFonts w:asciiTheme="minorEastAsia" w:eastAsiaTheme="minorEastAsia" w:hAnsiTheme="minorEastAsia" w:hint="eastAsia"/>
               </w:rPr>
-              <w:t>resource</w:t>
-            </w:r>
-            <w:proofErr w:type="gramEnd"/>
-            <w:r>
-              <w:rPr>
-                <w:rFonts w:asciiTheme="minorEastAsia" w:eastAsiaTheme="minorEastAsia" w:hAnsiTheme="minorEastAsia" w:hint="eastAsia"/>
-              </w:rPr>
-              <w:t>_i</w:t>
+              <w:t>resource_i</w:t>
             </w:r>
             <w:r>
               <w:rPr>
@@ -17308,7 +16867,6 @@
               </w:rPr>
               <w:t>d</w:t>
             </w:r>
-            <w:proofErr w:type="spellEnd"/>
           </w:p>
         </w:tc>
         <w:tc>
@@ -17370,7 +16928,6 @@
                 <w:rFonts w:asciiTheme="minorEastAsia" w:eastAsiaTheme="minorEastAsia" w:hAnsiTheme="minorEastAsia" w:hint="eastAsia"/>
               </w:rPr>
             </w:pPr>
-            <w:proofErr w:type="gramStart"/>
             <w:r>
               <w:rPr>
                 <w:rFonts w:asciiTheme="minorEastAsia" w:eastAsiaTheme="minorEastAsia" w:hAnsiTheme="minorEastAsia" w:hint="eastAsia"/>
@@ -17380,7 +16937,6 @@
               </w:rPr>
               <w:t>外键</w:t>
             </w:r>
-            <w:proofErr w:type="gramEnd"/>
           </w:p>
         </w:tc>
         <w:tc>
@@ -17580,7 +17136,6 @@
                 <w:rFonts w:asciiTheme="minorEastAsia" w:eastAsiaTheme="minorEastAsia" w:hAnsiTheme="minorEastAsia" w:hint="eastAsia"/>
               </w:rPr>
             </w:pPr>
-            <w:proofErr w:type="spellStart"/>
             <w:r>
               <w:rPr>
                 <w:rFonts w:asciiTheme="minorEastAsia" w:eastAsiaTheme="minorEastAsia" w:hAnsiTheme="minorEastAsia" w:hint="eastAsia"/>
@@ -17605,7 +17160,6 @@
               </w:rPr>
               <w:t>d</w:t>
             </w:r>
-            <w:proofErr w:type="spellEnd"/>
           </w:p>
         </w:tc>
         <w:tc>
@@ -17618,19 +17172,11 @@
                 <w:rFonts w:asciiTheme="minorEastAsia" w:eastAsiaTheme="minorEastAsia" w:hAnsiTheme="minorEastAsia" w:hint="eastAsia"/>
               </w:rPr>
             </w:pPr>
-            <w:proofErr w:type="gramStart"/>
-            <w:r>
-              <w:rPr>
-                <w:rFonts w:asciiTheme="minorEastAsia" w:eastAsiaTheme="minorEastAsia" w:hAnsiTheme="minorEastAsia" w:hint="eastAsia"/>
-              </w:rPr>
-              <w:t>VARCHAR(</w:t>
-            </w:r>
-            <w:proofErr w:type="gramEnd"/>
-            <w:r>
-              <w:rPr>
-                <w:rFonts w:asciiTheme="minorEastAsia" w:eastAsiaTheme="minorEastAsia" w:hAnsiTheme="minorEastAsia" w:hint="eastAsia"/>
-              </w:rPr>
-              <w:t>50)</w:t>
+            <w:r>
+              <w:rPr>
+                <w:rFonts w:asciiTheme="minorEastAsia" w:eastAsiaTheme="minorEastAsia" w:hAnsiTheme="minorEastAsia" w:hint="eastAsia"/>
+              </w:rPr>
+              <w:t>VARCHAR(50)</w:t>
             </w:r>
           </w:p>
         </w:tc>
@@ -17713,7 +17259,6 @@
                 <w:rFonts w:asciiTheme="minorEastAsia" w:eastAsiaTheme="minorEastAsia" w:hAnsiTheme="minorEastAsia" w:hint="eastAsia"/>
               </w:rPr>
             </w:pPr>
-            <w:proofErr w:type="spellStart"/>
             <w:r>
               <w:rPr>
                 <w:rFonts w:asciiTheme="minorEastAsia" w:eastAsiaTheme="minorEastAsia" w:hAnsiTheme="minorEastAsia" w:hint="eastAsia"/>
@@ -17726,7 +17271,6 @@
               </w:rPr>
               <w:t>d</w:t>
             </w:r>
-            <w:proofErr w:type="spellEnd"/>
           </w:p>
         </w:tc>
         <w:tc>
@@ -17739,19 +17283,11 @@
                 <w:rFonts w:asciiTheme="minorEastAsia" w:eastAsiaTheme="minorEastAsia" w:hAnsiTheme="minorEastAsia" w:hint="eastAsia"/>
               </w:rPr>
             </w:pPr>
-            <w:proofErr w:type="gramStart"/>
-            <w:r>
-              <w:rPr>
-                <w:rFonts w:asciiTheme="minorEastAsia" w:eastAsiaTheme="minorEastAsia" w:hAnsiTheme="minorEastAsia" w:hint="eastAsia"/>
-              </w:rPr>
-              <w:t>VARCHAR(</w:t>
-            </w:r>
-            <w:proofErr w:type="gramEnd"/>
-            <w:r>
-              <w:rPr>
-                <w:rFonts w:asciiTheme="minorEastAsia" w:eastAsiaTheme="minorEastAsia" w:hAnsiTheme="minorEastAsia" w:hint="eastAsia"/>
-              </w:rPr>
-              <w:t>50)</w:t>
+            <w:r>
+              <w:rPr>
+                <w:rFonts w:asciiTheme="minorEastAsia" w:eastAsiaTheme="minorEastAsia" w:hAnsiTheme="minorEastAsia" w:hint="eastAsia"/>
+              </w:rPr>
+              <w:t>VARCHAR(50)</w:t>
             </w:r>
           </w:p>
         </w:tc>
@@ -17834,14 +17370,12 @@
                 <w:rFonts w:asciiTheme="minorEastAsia" w:eastAsiaTheme="minorEastAsia" w:hAnsiTheme="minorEastAsia" w:hint="eastAsia"/>
               </w:rPr>
             </w:pPr>
-            <w:proofErr w:type="spellStart"/>
             <w:r>
               <w:rPr>
                 <w:rFonts w:asciiTheme="minorEastAsia" w:eastAsiaTheme="minorEastAsia" w:hAnsiTheme="minorEastAsia" w:hint="eastAsia"/>
               </w:rPr>
               <w:t>is_enabled</w:t>
             </w:r>
-            <w:proofErr w:type="spellEnd"/>
           </w:p>
         </w:tc>
         <w:tc>
@@ -17854,19 +17388,11 @@
                 <w:rFonts w:asciiTheme="minorEastAsia" w:eastAsiaTheme="minorEastAsia" w:hAnsiTheme="minorEastAsia" w:hint="eastAsia"/>
               </w:rPr>
             </w:pPr>
-            <w:proofErr w:type="gramStart"/>
-            <w:r>
-              <w:rPr>
-                <w:rFonts w:asciiTheme="minorEastAsia" w:eastAsiaTheme="minorEastAsia" w:hAnsiTheme="minorEastAsia" w:hint="eastAsia"/>
-              </w:rPr>
-              <w:t>TINYINT(</w:t>
-            </w:r>
-            <w:proofErr w:type="gramEnd"/>
-            <w:r>
-              <w:rPr>
-                <w:rFonts w:asciiTheme="minorEastAsia" w:eastAsiaTheme="minorEastAsia" w:hAnsiTheme="minorEastAsia" w:hint="eastAsia"/>
-              </w:rPr>
-              <w:t>1)</w:t>
+            <w:r>
+              <w:rPr>
+                <w:rFonts w:asciiTheme="minorEastAsia" w:eastAsiaTheme="minorEastAsia" w:hAnsiTheme="minorEastAsia" w:hint="eastAsia"/>
+              </w:rPr>
+              <w:t>TINYINT(1)</w:t>
             </w:r>
           </w:p>
         </w:tc>
@@ -17949,14 +17475,12 @@
                 <w:rFonts w:asciiTheme="minorEastAsia" w:eastAsiaTheme="minorEastAsia" w:hAnsiTheme="minorEastAsia" w:hint="eastAsia"/>
               </w:rPr>
             </w:pPr>
-            <w:proofErr w:type="spellStart"/>
             <w:r>
               <w:rPr>
                 <w:rFonts w:asciiTheme="minorEastAsia" w:eastAsiaTheme="minorEastAsia" w:hAnsiTheme="minorEastAsia" w:hint="eastAsia"/>
               </w:rPr>
               <w:t>created_by</w:t>
             </w:r>
-            <w:proofErr w:type="spellEnd"/>
           </w:p>
         </w:tc>
         <w:tc>
@@ -17969,19 +17493,11 @@
                 <w:rFonts w:asciiTheme="minorEastAsia" w:eastAsiaTheme="minorEastAsia" w:hAnsiTheme="minorEastAsia" w:hint="eastAsia"/>
               </w:rPr>
             </w:pPr>
-            <w:proofErr w:type="gramStart"/>
-            <w:r>
-              <w:rPr>
-                <w:rFonts w:asciiTheme="minorEastAsia" w:eastAsiaTheme="minorEastAsia" w:hAnsiTheme="minorEastAsia" w:hint="eastAsia"/>
-              </w:rPr>
-              <w:t>VARCHAR(</w:t>
-            </w:r>
-            <w:proofErr w:type="gramEnd"/>
-            <w:r>
-              <w:rPr>
-                <w:rFonts w:asciiTheme="minorEastAsia" w:eastAsiaTheme="minorEastAsia" w:hAnsiTheme="minorEastAsia" w:hint="eastAsia"/>
-              </w:rPr>
-              <w:t>50)</w:t>
+            <w:r>
+              <w:rPr>
+                <w:rFonts w:asciiTheme="minorEastAsia" w:eastAsiaTheme="minorEastAsia" w:hAnsiTheme="minorEastAsia" w:hint="eastAsia"/>
+              </w:rPr>
+              <w:t>VARCHAR(50)</w:t>
             </w:r>
           </w:p>
         </w:tc>
@@ -18058,14 +17574,12 @@
                 <w:rFonts w:asciiTheme="minorEastAsia" w:eastAsiaTheme="minorEastAsia" w:hAnsiTheme="minorEastAsia" w:hint="eastAsia"/>
               </w:rPr>
             </w:pPr>
-            <w:proofErr w:type="spellStart"/>
             <w:r>
               <w:rPr>
                 <w:rFonts w:asciiTheme="minorEastAsia" w:eastAsiaTheme="minorEastAsia" w:hAnsiTheme="minorEastAsia" w:hint="eastAsia"/>
               </w:rPr>
               <w:t>created_at</w:t>
             </w:r>
-            <w:proofErr w:type="spellEnd"/>
           </w:p>
         </w:tc>
         <w:tc>
@@ -18096,19 +17610,11 @@
                 <w:rFonts w:asciiTheme="minorEastAsia" w:eastAsiaTheme="minorEastAsia" w:hAnsiTheme="minorEastAsia" w:hint="eastAsia"/>
               </w:rPr>
             </w:pPr>
-            <w:proofErr w:type="gramStart"/>
-            <w:r>
-              <w:rPr>
-                <w:rFonts w:asciiTheme="minorEastAsia" w:eastAsiaTheme="minorEastAsia" w:hAnsiTheme="minorEastAsia" w:hint="eastAsia"/>
-              </w:rPr>
-              <w:t>NOW(</w:t>
-            </w:r>
-            <w:proofErr w:type="gramEnd"/>
-            <w:r>
-              <w:rPr>
-                <w:rFonts w:asciiTheme="minorEastAsia" w:eastAsiaTheme="minorEastAsia" w:hAnsiTheme="minorEastAsia" w:hint="eastAsia"/>
-              </w:rPr>
-              <w:t>)</w:t>
+            <w:r>
+              <w:rPr>
+                <w:rFonts w:asciiTheme="minorEastAsia" w:eastAsiaTheme="minorEastAsia" w:hAnsiTheme="minorEastAsia" w:hint="eastAsia"/>
+              </w:rPr>
+              <w:t>NOW()</w:t>
             </w:r>
           </w:p>
         </w:tc>
@@ -18173,14 +17679,12 @@
                 <w:rFonts w:asciiTheme="minorEastAsia" w:eastAsiaTheme="minorEastAsia" w:hAnsiTheme="minorEastAsia" w:hint="eastAsia"/>
               </w:rPr>
             </w:pPr>
-            <w:proofErr w:type="spellStart"/>
             <w:r>
               <w:rPr>
                 <w:rFonts w:asciiTheme="minorEastAsia" w:eastAsiaTheme="minorEastAsia" w:hAnsiTheme="minorEastAsia" w:hint="eastAsia"/>
               </w:rPr>
               <w:t>updated_by</w:t>
             </w:r>
-            <w:proofErr w:type="spellEnd"/>
           </w:p>
         </w:tc>
         <w:tc>
@@ -18193,19 +17697,11 @@
                 <w:rFonts w:asciiTheme="minorEastAsia" w:eastAsiaTheme="minorEastAsia" w:hAnsiTheme="minorEastAsia" w:hint="eastAsia"/>
               </w:rPr>
             </w:pPr>
-            <w:proofErr w:type="gramStart"/>
-            <w:r>
-              <w:rPr>
-                <w:rFonts w:asciiTheme="minorEastAsia" w:eastAsiaTheme="minorEastAsia" w:hAnsiTheme="minorEastAsia" w:hint="eastAsia"/>
-              </w:rPr>
-              <w:t>VARCHAR(</w:t>
-            </w:r>
-            <w:proofErr w:type="gramEnd"/>
-            <w:r>
-              <w:rPr>
-                <w:rFonts w:asciiTheme="minorEastAsia" w:eastAsiaTheme="minorEastAsia" w:hAnsiTheme="minorEastAsia" w:hint="eastAsia"/>
-              </w:rPr>
-              <w:t>50)</w:t>
+            <w:r>
+              <w:rPr>
+                <w:rFonts w:asciiTheme="minorEastAsia" w:eastAsiaTheme="minorEastAsia" w:hAnsiTheme="minorEastAsia" w:hint="eastAsia"/>
+              </w:rPr>
+              <w:t>VARCHAR(50)</w:t>
             </w:r>
           </w:p>
         </w:tc>
@@ -18282,14 +17778,12 @@
                 <w:rFonts w:asciiTheme="minorEastAsia" w:eastAsiaTheme="minorEastAsia" w:hAnsiTheme="minorEastAsia" w:hint="eastAsia"/>
               </w:rPr>
             </w:pPr>
-            <w:proofErr w:type="spellStart"/>
             <w:r>
               <w:rPr>
                 <w:rFonts w:asciiTheme="minorEastAsia" w:eastAsiaTheme="minorEastAsia" w:hAnsiTheme="minorEastAsia" w:hint="eastAsia"/>
               </w:rPr>
               <w:t>updated_at</w:t>
             </w:r>
-            <w:proofErr w:type="spellEnd"/>
           </w:p>
         </w:tc>
         <w:tc>
@@ -18320,19 +17814,11 @@
                 <w:rFonts w:asciiTheme="minorEastAsia" w:eastAsiaTheme="minorEastAsia" w:hAnsiTheme="minorEastAsia" w:hint="eastAsia"/>
               </w:rPr>
             </w:pPr>
-            <w:proofErr w:type="gramStart"/>
-            <w:r>
-              <w:rPr>
-                <w:rFonts w:asciiTheme="minorEastAsia" w:eastAsiaTheme="minorEastAsia" w:hAnsiTheme="minorEastAsia" w:hint="eastAsia"/>
-              </w:rPr>
-              <w:t>NOW(</w:t>
-            </w:r>
-            <w:proofErr w:type="gramEnd"/>
-            <w:r>
-              <w:rPr>
-                <w:rFonts w:asciiTheme="minorEastAsia" w:eastAsiaTheme="minorEastAsia" w:hAnsiTheme="minorEastAsia" w:hint="eastAsia"/>
-              </w:rPr>
-              <w:t>)</w:t>
+            <w:r>
+              <w:rPr>
+                <w:rFonts w:asciiTheme="minorEastAsia" w:eastAsiaTheme="minorEastAsia" w:hAnsiTheme="minorEastAsia" w:hint="eastAsia"/>
+              </w:rPr>
+              <w:t>NOW()</w:t>
             </w:r>
           </w:p>
         </w:tc>
@@ -18398,7 +17884,6 @@
           <w:rFonts w:asciiTheme="minorEastAsia" w:eastAsiaTheme="minorEastAsia" w:hAnsiTheme="minorEastAsia" w:hint="eastAsia"/>
         </w:rPr>
       </w:pPr>
-      <w:proofErr w:type="spellStart"/>
       <w:r>
         <w:rPr>
           <w:rFonts w:asciiTheme="minorEastAsia" w:eastAsiaTheme="minorEastAsia" w:hAnsiTheme="minorEastAsia" w:hint="eastAsia"/>
@@ -18411,7 +17896,6 @@
         </w:rPr>
         <w:t>_group</w:t>
       </w:r>
-      <w:proofErr w:type="spellEnd"/>
     </w:p>
     <w:tbl>
       <w:tblPr>
@@ -18464,7 +17948,6 @@
                 <w:rFonts w:asciiTheme="minorEastAsia" w:eastAsiaTheme="minorEastAsia" w:hAnsiTheme="minorEastAsia" w:hint="eastAsia"/>
               </w:rPr>
             </w:pPr>
-            <w:proofErr w:type="spellStart"/>
             <w:r>
               <w:rPr>
                 <w:rFonts w:asciiTheme="minorEastAsia" w:eastAsiaTheme="minorEastAsia" w:hAnsiTheme="minorEastAsia" w:hint="eastAsia"/>
@@ -18489,7 +17972,6 @@
               </w:rPr>
               <w:t>group</w:t>
             </w:r>
-            <w:proofErr w:type="spellEnd"/>
           </w:p>
         </w:tc>
       </w:tr>
@@ -18590,7 +18072,6 @@
                 <w:rFonts w:asciiTheme="minorEastAsia" w:eastAsiaTheme="minorEastAsia" w:hAnsiTheme="minorEastAsia" w:hint="eastAsia"/>
               </w:rPr>
             </w:pPr>
-            <w:proofErr w:type="spellStart"/>
             <w:r>
               <w:rPr>
                 <w:rFonts w:asciiTheme="minorEastAsia" w:eastAsiaTheme="minorEastAsia" w:hAnsiTheme="minorEastAsia" w:hint="eastAsia"/>
@@ -18609,7 +18090,6 @@
               </w:rPr>
               <w:t>d</w:t>
             </w:r>
-            <w:proofErr w:type="spellEnd"/>
           </w:p>
         </w:tc>
         <w:tc>
@@ -18671,7 +18151,6 @@
                 <w:rFonts w:asciiTheme="minorEastAsia" w:eastAsiaTheme="minorEastAsia" w:hAnsiTheme="minorEastAsia" w:hint="eastAsia"/>
               </w:rPr>
             </w:pPr>
-            <w:proofErr w:type="gramStart"/>
             <w:r>
               <w:rPr>
                 <w:rFonts w:asciiTheme="minorEastAsia" w:eastAsiaTheme="minorEastAsia" w:hAnsiTheme="minorEastAsia" w:hint="eastAsia"/>
@@ -18681,7 +18160,6 @@
               </w:rPr>
               <w:t>外键</w:t>
             </w:r>
-            <w:proofErr w:type="gramEnd"/>
           </w:p>
         </w:tc>
         <w:tc>
@@ -18881,7 +18359,6 @@
                 <w:rFonts w:asciiTheme="minorEastAsia" w:eastAsiaTheme="minorEastAsia" w:hAnsiTheme="minorEastAsia" w:hint="eastAsia"/>
               </w:rPr>
             </w:pPr>
-            <w:proofErr w:type="spellStart"/>
             <w:r>
               <w:rPr>
                 <w:rFonts w:asciiTheme="minorEastAsia" w:eastAsiaTheme="minorEastAsia" w:hAnsiTheme="minorEastAsia" w:hint="eastAsia"/>
@@ -18900,7 +18377,6 @@
               </w:rPr>
               <w:t>d</w:t>
             </w:r>
-            <w:proofErr w:type="spellEnd"/>
           </w:p>
         </w:tc>
         <w:tc>
@@ -18913,19 +18389,11 @@
                 <w:rFonts w:asciiTheme="minorEastAsia" w:eastAsiaTheme="minorEastAsia" w:hAnsiTheme="minorEastAsia" w:hint="eastAsia"/>
               </w:rPr>
             </w:pPr>
-            <w:proofErr w:type="gramStart"/>
-            <w:r>
-              <w:rPr>
-                <w:rFonts w:asciiTheme="minorEastAsia" w:eastAsiaTheme="minorEastAsia" w:hAnsiTheme="minorEastAsia" w:hint="eastAsia"/>
-              </w:rPr>
-              <w:t>VARCHAR(</w:t>
-            </w:r>
-            <w:proofErr w:type="gramEnd"/>
-            <w:r>
-              <w:rPr>
-                <w:rFonts w:asciiTheme="minorEastAsia" w:eastAsiaTheme="minorEastAsia" w:hAnsiTheme="minorEastAsia" w:hint="eastAsia"/>
-              </w:rPr>
-              <w:t>50)</w:t>
+            <w:r>
+              <w:rPr>
+                <w:rFonts w:asciiTheme="minorEastAsia" w:eastAsiaTheme="minorEastAsia" w:hAnsiTheme="minorEastAsia" w:hint="eastAsia"/>
+              </w:rPr>
+              <w:t>VARCHAR(50)</w:t>
             </w:r>
           </w:p>
         </w:tc>
@@ -19008,14 +18476,12 @@
                 <w:rFonts w:asciiTheme="minorEastAsia" w:eastAsiaTheme="minorEastAsia" w:hAnsiTheme="minorEastAsia" w:hint="eastAsia"/>
               </w:rPr>
             </w:pPr>
-            <w:proofErr w:type="spellStart"/>
             <w:r>
               <w:rPr>
                 <w:rFonts w:asciiTheme="minorEastAsia" w:eastAsiaTheme="minorEastAsia" w:hAnsiTheme="minorEastAsia" w:hint="eastAsia"/>
               </w:rPr>
               <w:t>group_name</w:t>
             </w:r>
-            <w:proofErr w:type="spellEnd"/>
           </w:p>
         </w:tc>
         <w:tc>
@@ -19028,14 +18494,12 @@
                 <w:rFonts w:asciiTheme="minorEastAsia" w:eastAsiaTheme="minorEastAsia" w:hAnsiTheme="minorEastAsia" w:hint="eastAsia"/>
               </w:rPr>
             </w:pPr>
-            <w:proofErr w:type="gramStart"/>
             <w:r>
               <w:rPr>
                 <w:rFonts w:asciiTheme="minorEastAsia" w:eastAsiaTheme="minorEastAsia" w:hAnsiTheme="minorEastAsia" w:hint="eastAsia"/>
               </w:rPr>
               <w:t>VARCHAR(</w:t>
             </w:r>
-            <w:proofErr w:type="gramEnd"/>
             <w:r>
               <w:rPr>
                 <w:rFonts w:asciiTheme="minorEastAsia" w:eastAsiaTheme="minorEastAsia" w:hAnsiTheme="minorEastAsia" w:hint="eastAsia"/>
@@ -19123,14 +18587,12 @@
                 <w:rFonts w:asciiTheme="minorEastAsia" w:eastAsiaTheme="minorEastAsia" w:hAnsiTheme="minorEastAsia" w:hint="eastAsia"/>
               </w:rPr>
             </w:pPr>
-            <w:proofErr w:type="spellStart"/>
             <w:r>
               <w:rPr>
                 <w:rFonts w:asciiTheme="minorEastAsia" w:eastAsiaTheme="minorEastAsia" w:hAnsiTheme="minorEastAsia" w:hint="eastAsia"/>
               </w:rPr>
               <w:t>parent_id</w:t>
             </w:r>
-            <w:proofErr w:type="spellEnd"/>
           </w:p>
         </w:tc>
         <w:tc>
@@ -19143,19 +18605,11 @@
                 <w:rFonts w:asciiTheme="minorEastAsia" w:eastAsiaTheme="minorEastAsia" w:hAnsiTheme="minorEastAsia" w:hint="eastAsia"/>
               </w:rPr>
             </w:pPr>
-            <w:proofErr w:type="gramStart"/>
-            <w:r>
-              <w:rPr>
-                <w:rFonts w:asciiTheme="minorEastAsia" w:eastAsiaTheme="minorEastAsia" w:hAnsiTheme="minorEastAsia" w:hint="eastAsia"/>
-              </w:rPr>
-              <w:t>VARCHAR(</w:t>
-            </w:r>
-            <w:proofErr w:type="gramEnd"/>
-            <w:r>
-              <w:rPr>
-                <w:rFonts w:asciiTheme="minorEastAsia" w:eastAsiaTheme="minorEastAsia" w:hAnsiTheme="minorEastAsia" w:hint="eastAsia"/>
-              </w:rPr>
-              <w:t>50)</w:t>
+            <w:r>
+              <w:rPr>
+                <w:rFonts w:asciiTheme="minorEastAsia" w:eastAsiaTheme="minorEastAsia" w:hAnsiTheme="minorEastAsia" w:hint="eastAsia"/>
+              </w:rPr>
+              <w:t>VARCHAR(50)</w:t>
             </w:r>
           </w:p>
         </w:tc>
@@ -19226,14 +18680,12 @@
                 <w:rFonts w:asciiTheme="minorEastAsia" w:eastAsiaTheme="minorEastAsia" w:hAnsiTheme="minorEastAsia" w:hint="eastAsia"/>
               </w:rPr>
             </w:pPr>
-            <w:proofErr w:type="spellStart"/>
             <w:r>
               <w:rPr>
                 <w:rFonts w:asciiTheme="minorEastAsia" w:eastAsiaTheme="minorEastAsia" w:hAnsiTheme="minorEastAsia" w:hint="eastAsia"/>
               </w:rPr>
               <w:t>is_enabled</w:t>
             </w:r>
-            <w:proofErr w:type="spellEnd"/>
           </w:p>
         </w:tc>
         <w:tc>
@@ -19246,19 +18698,11 @@
                 <w:rFonts w:asciiTheme="minorEastAsia" w:eastAsiaTheme="minorEastAsia" w:hAnsiTheme="minorEastAsia" w:hint="eastAsia"/>
               </w:rPr>
             </w:pPr>
-            <w:proofErr w:type="gramStart"/>
-            <w:r>
-              <w:rPr>
-                <w:rFonts w:asciiTheme="minorEastAsia" w:eastAsiaTheme="minorEastAsia" w:hAnsiTheme="minorEastAsia" w:hint="eastAsia"/>
-              </w:rPr>
-              <w:t>TINYINT(</w:t>
-            </w:r>
-            <w:proofErr w:type="gramEnd"/>
-            <w:r>
-              <w:rPr>
-                <w:rFonts w:asciiTheme="minorEastAsia" w:eastAsiaTheme="minorEastAsia" w:hAnsiTheme="minorEastAsia" w:hint="eastAsia"/>
-              </w:rPr>
-              <w:t>1)</w:t>
+            <w:r>
+              <w:rPr>
+                <w:rFonts w:asciiTheme="minorEastAsia" w:eastAsiaTheme="minorEastAsia" w:hAnsiTheme="minorEastAsia" w:hint="eastAsia"/>
+              </w:rPr>
+              <w:t>TINYINT(1)</w:t>
             </w:r>
           </w:p>
         </w:tc>
@@ -19341,14 +18785,12 @@
                 <w:rFonts w:asciiTheme="minorEastAsia" w:eastAsiaTheme="minorEastAsia" w:hAnsiTheme="minorEastAsia" w:hint="eastAsia"/>
               </w:rPr>
             </w:pPr>
-            <w:proofErr w:type="spellStart"/>
             <w:r>
               <w:rPr>
                 <w:rFonts w:asciiTheme="minorEastAsia" w:eastAsiaTheme="minorEastAsia" w:hAnsiTheme="minorEastAsia" w:hint="eastAsia"/>
               </w:rPr>
               <w:t>created_by</w:t>
             </w:r>
-            <w:proofErr w:type="spellEnd"/>
           </w:p>
         </w:tc>
         <w:tc>
@@ -19361,19 +18803,11 @@
                 <w:rFonts w:asciiTheme="minorEastAsia" w:eastAsiaTheme="minorEastAsia" w:hAnsiTheme="minorEastAsia" w:hint="eastAsia"/>
               </w:rPr>
             </w:pPr>
-            <w:proofErr w:type="gramStart"/>
-            <w:r>
-              <w:rPr>
-                <w:rFonts w:asciiTheme="minorEastAsia" w:eastAsiaTheme="minorEastAsia" w:hAnsiTheme="minorEastAsia" w:hint="eastAsia"/>
-              </w:rPr>
-              <w:t>VARCHAR(</w:t>
-            </w:r>
-            <w:proofErr w:type="gramEnd"/>
-            <w:r>
-              <w:rPr>
-                <w:rFonts w:asciiTheme="minorEastAsia" w:eastAsiaTheme="minorEastAsia" w:hAnsiTheme="minorEastAsia" w:hint="eastAsia"/>
-              </w:rPr>
-              <w:t>50)</w:t>
+            <w:r>
+              <w:rPr>
+                <w:rFonts w:asciiTheme="minorEastAsia" w:eastAsiaTheme="minorEastAsia" w:hAnsiTheme="minorEastAsia" w:hint="eastAsia"/>
+              </w:rPr>
+              <w:t>VARCHAR(50)</w:t>
             </w:r>
           </w:p>
         </w:tc>
@@ -19450,14 +18884,12 @@
                 <w:rFonts w:asciiTheme="minorEastAsia" w:eastAsiaTheme="minorEastAsia" w:hAnsiTheme="minorEastAsia" w:hint="eastAsia"/>
               </w:rPr>
             </w:pPr>
-            <w:proofErr w:type="spellStart"/>
             <w:r>
               <w:rPr>
                 <w:rFonts w:asciiTheme="minorEastAsia" w:eastAsiaTheme="minorEastAsia" w:hAnsiTheme="minorEastAsia" w:hint="eastAsia"/>
               </w:rPr>
               <w:t>created_at</w:t>
             </w:r>
-            <w:proofErr w:type="spellEnd"/>
           </w:p>
         </w:tc>
         <w:tc>
@@ -19488,19 +18920,11 @@
                 <w:rFonts w:asciiTheme="minorEastAsia" w:eastAsiaTheme="minorEastAsia" w:hAnsiTheme="minorEastAsia" w:hint="eastAsia"/>
               </w:rPr>
             </w:pPr>
-            <w:proofErr w:type="gramStart"/>
-            <w:r>
-              <w:rPr>
-                <w:rFonts w:asciiTheme="minorEastAsia" w:eastAsiaTheme="minorEastAsia" w:hAnsiTheme="minorEastAsia" w:hint="eastAsia"/>
-              </w:rPr>
-              <w:t>NOW(</w:t>
-            </w:r>
-            <w:proofErr w:type="gramEnd"/>
-            <w:r>
-              <w:rPr>
-                <w:rFonts w:asciiTheme="minorEastAsia" w:eastAsiaTheme="minorEastAsia" w:hAnsiTheme="minorEastAsia" w:hint="eastAsia"/>
-              </w:rPr>
-              <w:t>)</w:t>
+            <w:r>
+              <w:rPr>
+                <w:rFonts w:asciiTheme="minorEastAsia" w:eastAsiaTheme="minorEastAsia" w:hAnsiTheme="minorEastAsia" w:hint="eastAsia"/>
+              </w:rPr>
+              <w:t>NOW()</w:t>
             </w:r>
           </w:p>
         </w:tc>
@@ -19565,14 +18989,12 @@
                 <w:rFonts w:asciiTheme="minorEastAsia" w:eastAsiaTheme="minorEastAsia" w:hAnsiTheme="minorEastAsia" w:hint="eastAsia"/>
               </w:rPr>
             </w:pPr>
-            <w:proofErr w:type="spellStart"/>
             <w:r>
               <w:rPr>
                 <w:rFonts w:asciiTheme="minorEastAsia" w:eastAsiaTheme="minorEastAsia" w:hAnsiTheme="minorEastAsia" w:hint="eastAsia"/>
               </w:rPr>
               <w:t>updated_by</w:t>
             </w:r>
-            <w:proofErr w:type="spellEnd"/>
           </w:p>
         </w:tc>
         <w:tc>
@@ -19585,19 +19007,11 @@
                 <w:rFonts w:asciiTheme="minorEastAsia" w:eastAsiaTheme="minorEastAsia" w:hAnsiTheme="minorEastAsia" w:hint="eastAsia"/>
               </w:rPr>
             </w:pPr>
-            <w:proofErr w:type="gramStart"/>
-            <w:r>
-              <w:rPr>
-                <w:rFonts w:asciiTheme="minorEastAsia" w:eastAsiaTheme="minorEastAsia" w:hAnsiTheme="minorEastAsia" w:hint="eastAsia"/>
-              </w:rPr>
-              <w:t>VARCHAR(</w:t>
-            </w:r>
-            <w:proofErr w:type="gramEnd"/>
-            <w:r>
-              <w:rPr>
-                <w:rFonts w:asciiTheme="minorEastAsia" w:eastAsiaTheme="minorEastAsia" w:hAnsiTheme="minorEastAsia" w:hint="eastAsia"/>
-              </w:rPr>
-              <w:t>50)</w:t>
+            <w:r>
+              <w:rPr>
+                <w:rFonts w:asciiTheme="minorEastAsia" w:eastAsiaTheme="minorEastAsia" w:hAnsiTheme="minorEastAsia" w:hint="eastAsia"/>
+              </w:rPr>
+              <w:t>VARCHAR(50)</w:t>
             </w:r>
           </w:p>
         </w:tc>
@@ -19674,14 +19088,12 @@
                 <w:rFonts w:asciiTheme="minorEastAsia" w:eastAsiaTheme="minorEastAsia" w:hAnsiTheme="minorEastAsia" w:hint="eastAsia"/>
               </w:rPr>
             </w:pPr>
-            <w:proofErr w:type="spellStart"/>
             <w:r>
               <w:rPr>
                 <w:rFonts w:asciiTheme="minorEastAsia" w:eastAsiaTheme="minorEastAsia" w:hAnsiTheme="minorEastAsia" w:hint="eastAsia"/>
               </w:rPr>
               <w:t>updated_at</w:t>
             </w:r>
-            <w:proofErr w:type="spellEnd"/>
           </w:p>
         </w:tc>
         <w:tc>
@@ -19712,19 +19124,11 @@
                 <w:rFonts w:asciiTheme="minorEastAsia" w:eastAsiaTheme="minorEastAsia" w:hAnsiTheme="minorEastAsia" w:hint="eastAsia"/>
               </w:rPr>
             </w:pPr>
-            <w:proofErr w:type="gramStart"/>
-            <w:r>
-              <w:rPr>
-                <w:rFonts w:asciiTheme="minorEastAsia" w:eastAsiaTheme="minorEastAsia" w:hAnsiTheme="minorEastAsia" w:hint="eastAsia"/>
-              </w:rPr>
-              <w:t>NOW(</w:t>
-            </w:r>
-            <w:proofErr w:type="gramEnd"/>
-            <w:r>
-              <w:rPr>
-                <w:rFonts w:asciiTheme="minorEastAsia" w:eastAsiaTheme="minorEastAsia" w:hAnsiTheme="minorEastAsia" w:hint="eastAsia"/>
-              </w:rPr>
-              <w:t>)</w:t>
+            <w:r>
+              <w:rPr>
+                <w:rFonts w:asciiTheme="minorEastAsia" w:eastAsiaTheme="minorEastAsia" w:hAnsiTheme="minorEastAsia" w:hint="eastAsia"/>
+              </w:rPr>
+              <w:t>NOW()</w:t>
             </w:r>
           </w:p>
         </w:tc>
@@ -19790,14 +19194,12 @@
           <w:rFonts w:asciiTheme="minorEastAsia" w:eastAsiaTheme="minorEastAsia" w:hAnsiTheme="minorEastAsia" w:hint="eastAsia"/>
         </w:rPr>
       </w:pPr>
-      <w:proofErr w:type="spellStart"/>
       <w:r>
         <w:rPr>
           <w:rFonts w:asciiTheme="minorEastAsia" w:eastAsiaTheme="minorEastAsia" w:hAnsiTheme="minorEastAsia" w:hint="eastAsia"/>
         </w:rPr>
         <w:t>sys_data</w:t>
       </w:r>
-      <w:proofErr w:type="spellEnd"/>
     </w:p>
     <w:tbl>
       <w:tblPr>
@@ -19850,7 +19252,6 @@
                 <w:rFonts w:asciiTheme="minorEastAsia" w:eastAsiaTheme="minorEastAsia" w:hAnsiTheme="minorEastAsia" w:hint="eastAsia"/>
               </w:rPr>
             </w:pPr>
-            <w:proofErr w:type="spellStart"/>
             <w:r>
               <w:rPr>
                 <w:rFonts w:asciiTheme="minorEastAsia" w:eastAsiaTheme="minorEastAsia" w:hAnsiTheme="minorEastAsia" w:hint="eastAsia"/>
@@ -19869,7 +19270,6 @@
               </w:rPr>
               <w:t>data</w:t>
             </w:r>
-            <w:proofErr w:type="spellEnd"/>
           </w:p>
         </w:tc>
       </w:tr>
@@ -19970,7 +19370,6 @@
                 <w:rFonts w:asciiTheme="minorEastAsia" w:eastAsiaTheme="minorEastAsia" w:hAnsiTheme="minorEastAsia" w:hint="eastAsia"/>
               </w:rPr>
             </w:pPr>
-            <w:proofErr w:type="spellStart"/>
             <w:r>
               <w:rPr>
                 <w:rFonts w:asciiTheme="minorEastAsia" w:eastAsiaTheme="minorEastAsia" w:hAnsiTheme="minorEastAsia" w:hint="eastAsia"/>
@@ -19981,14 +19380,7 @@
               <w:rPr>
                 <w:rFonts w:asciiTheme="minorEastAsia" w:eastAsiaTheme="minorEastAsia" w:hAnsiTheme="minorEastAsia" w:hint="eastAsia"/>
               </w:rPr>
-              <w:t>ata_</w:t>
-            </w:r>
-            <w:proofErr w:type="gramStart"/>
-            <w:r>
-              <w:rPr>
-                <w:rFonts w:asciiTheme="minorEastAsia" w:eastAsiaTheme="minorEastAsia" w:hAnsiTheme="minorEastAsia" w:hint="eastAsia"/>
-              </w:rPr>
-              <w:t>type,</w:t>
+              <w:t>ata_type,</w:t>
             </w:r>
             <w:r>
               <w:rPr>
@@ -19996,7 +19388,6 @@
               </w:rPr>
               <w:t>data</w:t>
             </w:r>
-            <w:proofErr w:type="gramEnd"/>
             <w:r>
               <w:rPr>
                 <w:rFonts w:asciiTheme="minorEastAsia" w:eastAsiaTheme="minorEastAsia" w:hAnsiTheme="minorEastAsia" w:hint="eastAsia"/>
@@ -20009,7 +19400,6 @@
               </w:rPr>
               <w:t>d</w:t>
             </w:r>
-            <w:proofErr w:type="spellEnd"/>
           </w:p>
         </w:tc>
         <w:tc>
@@ -20071,7 +19461,6 @@
                 <w:rFonts w:asciiTheme="minorEastAsia" w:eastAsiaTheme="minorEastAsia" w:hAnsiTheme="minorEastAsia" w:hint="eastAsia"/>
               </w:rPr>
             </w:pPr>
-            <w:proofErr w:type="gramStart"/>
             <w:r>
               <w:rPr>
                 <w:rFonts w:asciiTheme="minorEastAsia" w:eastAsiaTheme="minorEastAsia" w:hAnsiTheme="minorEastAsia" w:hint="eastAsia"/>
@@ -20081,7 +19470,6 @@
               </w:rPr>
               <w:t>外键</w:t>
             </w:r>
-            <w:proofErr w:type="gramEnd"/>
           </w:p>
         </w:tc>
         <w:tc>
@@ -20281,14 +19669,12 @@
                 <w:rFonts w:asciiTheme="minorEastAsia" w:eastAsiaTheme="minorEastAsia" w:hAnsiTheme="minorEastAsia" w:hint="eastAsia"/>
               </w:rPr>
             </w:pPr>
-            <w:proofErr w:type="spellStart"/>
             <w:r>
               <w:rPr>
                 <w:rFonts w:asciiTheme="minorEastAsia" w:eastAsiaTheme="minorEastAsia" w:hAnsiTheme="minorEastAsia" w:hint="eastAsia"/>
               </w:rPr>
               <w:t>data_type</w:t>
             </w:r>
-            <w:proofErr w:type="spellEnd"/>
           </w:p>
         </w:tc>
         <w:tc>
@@ -20301,19 +19687,11 @@
                 <w:rFonts w:asciiTheme="minorEastAsia" w:eastAsiaTheme="minorEastAsia" w:hAnsiTheme="minorEastAsia" w:hint="eastAsia"/>
               </w:rPr>
             </w:pPr>
-            <w:proofErr w:type="gramStart"/>
-            <w:r>
-              <w:rPr>
-                <w:rFonts w:asciiTheme="minorEastAsia" w:eastAsiaTheme="minorEastAsia" w:hAnsiTheme="minorEastAsia" w:hint="eastAsia"/>
-              </w:rPr>
-              <w:t>VARCHAR(</w:t>
-            </w:r>
-            <w:proofErr w:type="gramEnd"/>
-            <w:r>
-              <w:rPr>
-                <w:rFonts w:asciiTheme="minorEastAsia" w:eastAsiaTheme="minorEastAsia" w:hAnsiTheme="minorEastAsia" w:hint="eastAsia"/>
-              </w:rPr>
-              <w:t>50)</w:t>
+            <w:r>
+              <w:rPr>
+                <w:rFonts w:asciiTheme="minorEastAsia" w:eastAsiaTheme="minorEastAsia" w:hAnsiTheme="minorEastAsia" w:hint="eastAsia"/>
+              </w:rPr>
+              <w:t>VARCHAR(50)</w:t>
             </w:r>
           </w:p>
         </w:tc>
@@ -20390,7 +19768,6 @@
                 <w:rFonts w:asciiTheme="minorEastAsia" w:eastAsiaTheme="minorEastAsia" w:hAnsiTheme="minorEastAsia" w:hint="eastAsia"/>
               </w:rPr>
             </w:pPr>
-            <w:proofErr w:type="spellStart"/>
             <w:r>
               <w:rPr>
                 <w:rFonts w:asciiTheme="minorEastAsia" w:eastAsiaTheme="minorEastAsia" w:hAnsiTheme="minorEastAsia" w:hint="eastAsia"/>
@@ -20409,7 +19786,6 @@
               </w:rPr>
               <w:t>d</w:t>
             </w:r>
-            <w:proofErr w:type="spellEnd"/>
           </w:p>
         </w:tc>
         <w:tc>
@@ -20422,19 +19798,11 @@
                 <w:rFonts w:asciiTheme="minorEastAsia" w:eastAsiaTheme="minorEastAsia" w:hAnsiTheme="minorEastAsia" w:hint="eastAsia"/>
               </w:rPr>
             </w:pPr>
-            <w:proofErr w:type="gramStart"/>
-            <w:r>
-              <w:rPr>
-                <w:rFonts w:asciiTheme="minorEastAsia" w:eastAsiaTheme="minorEastAsia" w:hAnsiTheme="minorEastAsia" w:hint="eastAsia"/>
-              </w:rPr>
-              <w:t>VARCHAR(</w:t>
-            </w:r>
-            <w:proofErr w:type="gramEnd"/>
-            <w:r>
-              <w:rPr>
-                <w:rFonts w:asciiTheme="minorEastAsia" w:eastAsiaTheme="minorEastAsia" w:hAnsiTheme="minorEastAsia" w:hint="eastAsia"/>
-              </w:rPr>
-              <w:t>50)</w:t>
+            <w:r>
+              <w:rPr>
+                <w:rFonts w:asciiTheme="minorEastAsia" w:eastAsiaTheme="minorEastAsia" w:hAnsiTheme="minorEastAsia" w:hint="eastAsia"/>
+              </w:rPr>
+              <w:t>VARCHAR(50)</w:t>
             </w:r>
           </w:p>
         </w:tc>
@@ -20517,14 +19885,12 @@
                 <w:rFonts w:asciiTheme="minorEastAsia" w:eastAsiaTheme="minorEastAsia" w:hAnsiTheme="minorEastAsia" w:hint="eastAsia"/>
               </w:rPr>
             </w:pPr>
-            <w:proofErr w:type="spellStart"/>
             <w:r>
               <w:rPr>
                 <w:rFonts w:asciiTheme="minorEastAsia" w:eastAsiaTheme="minorEastAsia" w:hAnsiTheme="minorEastAsia" w:hint="eastAsia"/>
               </w:rPr>
               <w:t>data_value</w:t>
             </w:r>
-            <w:proofErr w:type="spellEnd"/>
           </w:p>
         </w:tc>
         <w:tc>
@@ -20537,19 +19903,11 @@
                 <w:rFonts w:asciiTheme="minorEastAsia" w:eastAsiaTheme="minorEastAsia" w:hAnsiTheme="minorEastAsia" w:hint="eastAsia"/>
               </w:rPr>
             </w:pPr>
-            <w:proofErr w:type="gramStart"/>
-            <w:r>
-              <w:rPr>
-                <w:rFonts w:asciiTheme="minorEastAsia" w:eastAsiaTheme="minorEastAsia" w:hAnsiTheme="minorEastAsia" w:hint="eastAsia"/>
-              </w:rPr>
-              <w:t>VARCHAR(</w:t>
-            </w:r>
-            <w:proofErr w:type="gramEnd"/>
-            <w:r>
-              <w:rPr>
-                <w:rFonts w:asciiTheme="minorEastAsia" w:eastAsiaTheme="minorEastAsia" w:hAnsiTheme="minorEastAsia" w:hint="eastAsia"/>
-              </w:rPr>
-              <w:t>100)</w:t>
+            <w:r>
+              <w:rPr>
+                <w:rFonts w:asciiTheme="minorEastAsia" w:eastAsiaTheme="minorEastAsia" w:hAnsiTheme="minorEastAsia" w:hint="eastAsia"/>
+              </w:rPr>
+              <w:t>VARCHAR(100)</w:t>
             </w:r>
           </w:p>
         </w:tc>
@@ -20626,7 +19984,6 @@
                 <w:rFonts w:asciiTheme="minorEastAsia" w:eastAsiaTheme="minorEastAsia" w:hAnsiTheme="minorEastAsia" w:hint="eastAsia"/>
               </w:rPr>
             </w:pPr>
-            <w:proofErr w:type="spellStart"/>
             <w:r>
               <w:rPr>
                 <w:rFonts w:asciiTheme="minorEastAsia" w:eastAsiaTheme="minorEastAsia" w:hAnsiTheme="minorEastAsia" w:hint="eastAsia"/>
@@ -20639,7 +19996,6 @@
               </w:rPr>
               <w:t>d</w:t>
             </w:r>
-            <w:proofErr w:type="spellEnd"/>
           </w:p>
         </w:tc>
         <w:tc>
@@ -20652,19 +20008,11 @@
                 <w:rFonts w:asciiTheme="minorEastAsia" w:eastAsiaTheme="minorEastAsia" w:hAnsiTheme="minorEastAsia" w:hint="eastAsia"/>
               </w:rPr>
             </w:pPr>
-            <w:proofErr w:type="gramStart"/>
-            <w:r>
-              <w:rPr>
-                <w:rFonts w:asciiTheme="minorEastAsia" w:eastAsiaTheme="minorEastAsia" w:hAnsiTheme="minorEastAsia" w:hint="eastAsia"/>
-              </w:rPr>
-              <w:t>VARCHAR(</w:t>
-            </w:r>
-            <w:proofErr w:type="gramEnd"/>
-            <w:r>
-              <w:rPr>
-                <w:rFonts w:asciiTheme="minorEastAsia" w:eastAsiaTheme="minorEastAsia" w:hAnsiTheme="minorEastAsia" w:hint="eastAsia"/>
-              </w:rPr>
-              <w:t>50)</w:t>
+            <w:r>
+              <w:rPr>
+                <w:rFonts w:asciiTheme="minorEastAsia" w:eastAsiaTheme="minorEastAsia" w:hAnsiTheme="minorEastAsia" w:hint="eastAsia"/>
+              </w:rPr>
+              <w:t>VARCHAR(50)</w:t>
             </w:r>
           </w:p>
         </w:tc>
@@ -20741,14 +20089,12 @@
                 <w:rFonts w:asciiTheme="minorEastAsia" w:eastAsiaTheme="minorEastAsia" w:hAnsiTheme="minorEastAsia" w:hint="eastAsia"/>
               </w:rPr>
             </w:pPr>
-            <w:proofErr w:type="spellStart"/>
             <w:r>
               <w:rPr>
                 <w:rFonts w:asciiTheme="minorEastAsia" w:eastAsiaTheme="minorEastAsia" w:hAnsiTheme="minorEastAsia" w:hint="eastAsia"/>
               </w:rPr>
               <w:t>is_enabled</w:t>
             </w:r>
-            <w:proofErr w:type="spellEnd"/>
           </w:p>
         </w:tc>
         <w:tc>
@@ -20761,19 +20107,11 @@
                 <w:rFonts w:asciiTheme="minorEastAsia" w:eastAsiaTheme="minorEastAsia" w:hAnsiTheme="minorEastAsia" w:hint="eastAsia"/>
               </w:rPr>
             </w:pPr>
-            <w:proofErr w:type="gramStart"/>
-            <w:r>
-              <w:rPr>
-                <w:rFonts w:asciiTheme="minorEastAsia" w:eastAsiaTheme="minorEastAsia" w:hAnsiTheme="minorEastAsia" w:hint="eastAsia"/>
-              </w:rPr>
-              <w:t>TINYINT(</w:t>
-            </w:r>
-            <w:proofErr w:type="gramEnd"/>
-            <w:r>
-              <w:rPr>
-                <w:rFonts w:asciiTheme="minorEastAsia" w:eastAsiaTheme="minorEastAsia" w:hAnsiTheme="minorEastAsia" w:hint="eastAsia"/>
-              </w:rPr>
-              <w:t>1)</w:t>
+            <w:r>
+              <w:rPr>
+                <w:rFonts w:asciiTheme="minorEastAsia" w:eastAsiaTheme="minorEastAsia" w:hAnsiTheme="minorEastAsia" w:hint="eastAsia"/>
+              </w:rPr>
+              <w:t>TINYINT(1)</w:t>
             </w:r>
           </w:p>
         </w:tc>
@@ -20856,14 +20194,12 @@
                 <w:rFonts w:asciiTheme="minorEastAsia" w:eastAsiaTheme="minorEastAsia" w:hAnsiTheme="minorEastAsia" w:hint="eastAsia"/>
               </w:rPr>
             </w:pPr>
-            <w:proofErr w:type="spellStart"/>
             <w:r>
               <w:rPr>
                 <w:rFonts w:asciiTheme="minorEastAsia" w:eastAsiaTheme="minorEastAsia" w:hAnsiTheme="minorEastAsia" w:hint="eastAsia"/>
               </w:rPr>
               <w:t>created_by</w:t>
             </w:r>
-            <w:proofErr w:type="spellEnd"/>
           </w:p>
         </w:tc>
         <w:tc>
@@ -20876,19 +20212,11 @@
                 <w:rFonts w:asciiTheme="minorEastAsia" w:eastAsiaTheme="minorEastAsia" w:hAnsiTheme="minorEastAsia" w:hint="eastAsia"/>
               </w:rPr>
             </w:pPr>
-            <w:proofErr w:type="gramStart"/>
-            <w:r>
-              <w:rPr>
-                <w:rFonts w:asciiTheme="minorEastAsia" w:eastAsiaTheme="minorEastAsia" w:hAnsiTheme="minorEastAsia" w:hint="eastAsia"/>
-              </w:rPr>
-              <w:t>VARCHAR(</w:t>
-            </w:r>
-            <w:proofErr w:type="gramEnd"/>
-            <w:r>
-              <w:rPr>
-                <w:rFonts w:asciiTheme="minorEastAsia" w:eastAsiaTheme="minorEastAsia" w:hAnsiTheme="minorEastAsia" w:hint="eastAsia"/>
-              </w:rPr>
-              <w:t>50)</w:t>
+            <w:r>
+              <w:rPr>
+                <w:rFonts w:asciiTheme="minorEastAsia" w:eastAsiaTheme="minorEastAsia" w:hAnsiTheme="minorEastAsia" w:hint="eastAsia"/>
+              </w:rPr>
+              <w:t>VARCHAR(50)</w:t>
             </w:r>
           </w:p>
         </w:tc>
@@ -20965,14 +20293,12 @@
                 <w:rFonts w:asciiTheme="minorEastAsia" w:eastAsiaTheme="minorEastAsia" w:hAnsiTheme="minorEastAsia" w:hint="eastAsia"/>
               </w:rPr>
             </w:pPr>
-            <w:proofErr w:type="spellStart"/>
             <w:r>
               <w:rPr>
                 <w:rFonts w:asciiTheme="minorEastAsia" w:eastAsiaTheme="minorEastAsia" w:hAnsiTheme="minorEastAsia" w:hint="eastAsia"/>
               </w:rPr>
               <w:t>created_at</w:t>
             </w:r>
-            <w:proofErr w:type="spellEnd"/>
           </w:p>
         </w:tc>
         <w:tc>
@@ -21003,19 +20329,11 @@
                 <w:rFonts w:asciiTheme="minorEastAsia" w:eastAsiaTheme="minorEastAsia" w:hAnsiTheme="minorEastAsia" w:hint="eastAsia"/>
               </w:rPr>
             </w:pPr>
-            <w:proofErr w:type="gramStart"/>
-            <w:r>
-              <w:rPr>
-                <w:rFonts w:asciiTheme="minorEastAsia" w:eastAsiaTheme="minorEastAsia" w:hAnsiTheme="minorEastAsia" w:hint="eastAsia"/>
-              </w:rPr>
-              <w:t>NOW(</w:t>
-            </w:r>
-            <w:proofErr w:type="gramEnd"/>
-            <w:r>
-              <w:rPr>
-                <w:rFonts w:asciiTheme="minorEastAsia" w:eastAsiaTheme="minorEastAsia" w:hAnsiTheme="minorEastAsia" w:hint="eastAsia"/>
-              </w:rPr>
-              <w:t>)</w:t>
+            <w:r>
+              <w:rPr>
+                <w:rFonts w:asciiTheme="minorEastAsia" w:eastAsiaTheme="minorEastAsia" w:hAnsiTheme="minorEastAsia" w:hint="eastAsia"/>
+              </w:rPr>
+              <w:t>NOW()</w:t>
             </w:r>
           </w:p>
         </w:tc>
@@ -21080,14 +20398,12 @@
                 <w:rFonts w:asciiTheme="minorEastAsia" w:eastAsiaTheme="minorEastAsia" w:hAnsiTheme="minorEastAsia" w:hint="eastAsia"/>
               </w:rPr>
             </w:pPr>
-            <w:proofErr w:type="spellStart"/>
             <w:r>
               <w:rPr>
                 <w:rFonts w:asciiTheme="minorEastAsia" w:eastAsiaTheme="minorEastAsia" w:hAnsiTheme="minorEastAsia" w:hint="eastAsia"/>
               </w:rPr>
               <w:t>updated_by</w:t>
             </w:r>
-            <w:proofErr w:type="spellEnd"/>
           </w:p>
         </w:tc>
         <w:tc>
@@ -21100,19 +20416,11 @@
                 <w:rFonts w:asciiTheme="minorEastAsia" w:eastAsiaTheme="minorEastAsia" w:hAnsiTheme="minorEastAsia" w:hint="eastAsia"/>
               </w:rPr>
             </w:pPr>
-            <w:proofErr w:type="gramStart"/>
-            <w:r>
-              <w:rPr>
-                <w:rFonts w:asciiTheme="minorEastAsia" w:eastAsiaTheme="minorEastAsia" w:hAnsiTheme="minorEastAsia" w:hint="eastAsia"/>
-              </w:rPr>
-              <w:t>VARCHAR(</w:t>
-            </w:r>
-            <w:proofErr w:type="gramEnd"/>
-            <w:r>
-              <w:rPr>
-                <w:rFonts w:asciiTheme="minorEastAsia" w:eastAsiaTheme="minorEastAsia" w:hAnsiTheme="minorEastAsia" w:hint="eastAsia"/>
-              </w:rPr>
-              <w:t>50)</w:t>
+            <w:r>
+              <w:rPr>
+                <w:rFonts w:asciiTheme="minorEastAsia" w:eastAsiaTheme="minorEastAsia" w:hAnsiTheme="minorEastAsia" w:hint="eastAsia"/>
+              </w:rPr>
+              <w:t>VARCHAR(50)</w:t>
             </w:r>
           </w:p>
         </w:tc>
@@ -21189,14 +20497,12 @@
                 <w:rFonts w:asciiTheme="minorEastAsia" w:eastAsiaTheme="minorEastAsia" w:hAnsiTheme="minorEastAsia" w:hint="eastAsia"/>
               </w:rPr>
             </w:pPr>
-            <w:proofErr w:type="spellStart"/>
             <w:r>
               <w:rPr>
                 <w:rFonts w:asciiTheme="minorEastAsia" w:eastAsiaTheme="minorEastAsia" w:hAnsiTheme="minorEastAsia" w:hint="eastAsia"/>
               </w:rPr>
               <w:t>updated_at</w:t>
             </w:r>
-            <w:proofErr w:type="spellEnd"/>
           </w:p>
         </w:tc>
         <w:tc>
@@ -21227,19 +20533,11 @@
                 <w:rFonts w:asciiTheme="minorEastAsia" w:eastAsiaTheme="minorEastAsia" w:hAnsiTheme="minorEastAsia" w:hint="eastAsia"/>
               </w:rPr>
             </w:pPr>
-            <w:proofErr w:type="gramStart"/>
-            <w:r>
-              <w:rPr>
-                <w:rFonts w:asciiTheme="minorEastAsia" w:eastAsiaTheme="minorEastAsia" w:hAnsiTheme="minorEastAsia" w:hint="eastAsia"/>
-              </w:rPr>
-              <w:t>NOW(</w:t>
-            </w:r>
-            <w:proofErr w:type="gramEnd"/>
-            <w:r>
-              <w:rPr>
-                <w:rFonts w:asciiTheme="minorEastAsia" w:eastAsiaTheme="minorEastAsia" w:hAnsiTheme="minorEastAsia" w:hint="eastAsia"/>
-              </w:rPr>
-              <w:t>)</w:t>
+            <w:r>
+              <w:rPr>
+                <w:rFonts w:asciiTheme="minorEastAsia" w:eastAsiaTheme="minorEastAsia" w:hAnsiTheme="minorEastAsia" w:hint="eastAsia"/>
+              </w:rPr>
+              <w:t>NOW()</w:t>
             </w:r>
           </w:p>
         </w:tc>
@@ -21305,14 +20603,12 @@
           <w:rFonts w:asciiTheme="minorEastAsia" w:eastAsiaTheme="minorEastAsia" w:hAnsiTheme="minorEastAsia" w:hint="eastAsia"/>
         </w:rPr>
       </w:pPr>
-      <w:proofErr w:type="spellStart"/>
       <w:r>
         <w:rPr>
           <w:rFonts w:asciiTheme="minorEastAsia" w:eastAsiaTheme="minorEastAsia" w:hAnsiTheme="minorEastAsia" w:hint="eastAsia"/>
         </w:rPr>
         <w:t>sys_user_group</w:t>
       </w:r>
-      <w:proofErr w:type="spellEnd"/>
     </w:p>
     <w:tbl>
       <w:tblPr>
@@ -21365,7 +20661,6 @@
                 <w:rFonts w:asciiTheme="minorEastAsia" w:eastAsiaTheme="minorEastAsia" w:hAnsiTheme="minorEastAsia" w:hint="eastAsia"/>
               </w:rPr>
             </w:pPr>
-            <w:proofErr w:type="spellStart"/>
             <w:r>
               <w:rPr>
                 <w:rFonts w:asciiTheme="minorEastAsia" w:eastAsiaTheme="minorEastAsia" w:hAnsiTheme="minorEastAsia" w:hint="eastAsia"/>
@@ -21390,7 +20685,6 @@
               </w:rPr>
               <w:t>group</w:t>
             </w:r>
-            <w:proofErr w:type="spellEnd"/>
           </w:p>
         </w:tc>
       </w:tr>
@@ -21492,19 +20786,11 @@
                 <w:rFonts w:asciiTheme="minorEastAsia" w:eastAsiaTheme="minorEastAsia" w:hAnsiTheme="minorEastAsia" w:hint="eastAsia"/>
               </w:rPr>
             </w:pPr>
-            <w:proofErr w:type="spellStart"/>
-            <w:r>
-              <w:rPr>
-                <w:rFonts w:asciiTheme="minorEastAsia" w:eastAsiaTheme="minorEastAsia" w:hAnsiTheme="minorEastAsia" w:hint="eastAsia"/>
-              </w:rPr>
-              <w:t>group_</w:t>
-            </w:r>
-            <w:proofErr w:type="gramStart"/>
-            <w:r>
-              <w:rPr>
-                <w:rFonts w:asciiTheme="minorEastAsia" w:eastAsiaTheme="minorEastAsia" w:hAnsiTheme="minorEastAsia" w:hint="eastAsia"/>
-              </w:rPr>
-              <w:t>i</w:t>
+            <w:r>
+              <w:rPr>
+                <w:rFonts w:asciiTheme="minorEastAsia" w:eastAsiaTheme="minorEastAsia" w:hAnsiTheme="minorEastAsia" w:hint="eastAsia"/>
+              </w:rPr>
+              <w:t>group_i</w:t>
             </w:r>
             <w:r>
               <w:rPr>
@@ -21516,16 +20802,8 @@
               <w:rPr>
                 <w:rFonts w:asciiTheme="minorEastAsia" w:eastAsiaTheme="minorEastAsia" w:hAnsiTheme="minorEastAsia" w:hint="eastAsia"/>
               </w:rPr>
-              <w:t>,user</w:t>
-            </w:r>
-            <w:proofErr w:type="gramEnd"/>
-            <w:r>
-              <w:rPr>
-                <w:rFonts w:asciiTheme="minorEastAsia" w:eastAsiaTheme="minorEastAsia" w:hAnsiTheme="minorEastAsia" w:hint="eastAsia"/>
-              </w:rPr>
-              <w:t>_id</w:t>
-            </w:r>
-            <w:proofErr w:type="spellEnd"/>
+              <w:t>,user_id</w:t>
+            </w:r>
           </w:p>
         </w:tc>
         <w:tc>
@@ -21587,7 +20865,6 @@
                 <w:rFonts w:asciiTheme="minorEastAsia" w:eastAsiaTheme="minorEastAsia" w:hAnsiTheme="minorEastAsia" w:hint="eastAsia"/>
               </w:rPr>
             </w:pPr>
-            <w:proofErr w:type="gramStart"/>
             <w:r>
               <w:rPr>
                 <w:rFonts w:asciiTheme="minorEastAsia" w:eastAsiaTheme="minorEastAsia" w:hAnsiTheme="minorEastAsia" w:hint="eastAsia"/>
@@ -21597,7 +20874,6 @@
               </w:rPr>
               <w:t>外键</w:t>
             </w:r>
-            <w:proofErr w:type="gramEnd"/>
           </w:p>
         </w:tc>
         <w:tc>
@@ -21797,7 +21073,6 @@
                 <w:rFonts w:asciiTheme="minorEastAsia" w:eastAsiaTheme="minorEastAsia" w:hAnsiTheme="minorEastAsia" w:hint="eastAsia"/>
               </w:rPr>
             </w:pPr>
-            <w:proofErr w:type="spellStart"/>
             <w:r>
               <w:rPr>
                 <w:rFonts w:asciiTheme="minorEastAsia" w:eastAsiaTheme="minorEastAsia" w:hAnsiTheme="minorEastAsia" w:hint="eastAsia"/>
@@ -21810,7 +21085,6 @@
               </w:rPr>
               <w:t>d</w:t>
             </w:r>
-            <w:proofErr w:type="spellEnd"/>
           </w:p>
         </w:tc>
         <w:tc>
@@ -21823,19 +21097,11 @@
                 <w:rFonts w:asciiTheme="minorEastAsia" w:eastAsiaTheme="minorEastAsia" w:hAnsiTheme="minorEastAsia" w:hint="eastAsia"/>
               </w:rPr>
             </w:pPr>
-            <w:proofErr w:type="gramStart"/>
-            <w:r>
-              <w:rPr>
-                <w:rFonts w:asciiTheme="minorEastAsia" w:eastAsiaTheme="minorEastAsia" w:hAnsiTheme="minorEastAsia" w:hint="eastAsia"/>
-              </w:rPr>
-              <w:t>VARCHAR(</w:t>
-            </w:r>
-            <w:proofErr w:type="gramEnd"/>
-            <w:r>
-              <w:rPr>
-                <w:rFonts w:asciiTheme="minorEastAsia" w:eastAsiaTheme="minorEastAsia" w:hAnsiTheme="minorEastAsia" w:hint="eastAsia"/>
-              </w:rPr>
-              <w:t>50)</w:t>
+            <w:r>
+              <w:rPr>
+                <w:rFonts w:asciiTheme="minorEastAsia" w:eastAsiaTheme="minorEastAsia" w:hAnsiTheme="minorEastAsia" w:hint="eastAsia"/>
+              </w:rPr>
+              <w:t>VARCHAR(50)</w:t>
             </w:r>
           </w:p>
         </w:tc>
@@ -21912,7 +21178,6 @@
                 <w:rFonts w:asciiTheme="minorEastAsia" w:eastAsiaTheme="minorEastAsia" w:hAnsiTheme="minorEastAsia" w:hint="eastAsia"/>
               </w:rPr>
             </w:pPr>
-            <w:proofErr w:type="spellStart"/>
             <w:r>
               <w:rPr>
                 <w:rFonts w:asciiTheme="minorEastAsia" w:eastAsiaTheme="minorEastAsia" w:hAnsiTheme="minorEastAsia" w:hint="eastAsia"/>
@@ -21925,7 +21190,6 @@
               </w:rPr>
               <w:t>ser_id</w:t>
             </w:r>
-            <w:proofErr w:type="spellEnd"/>
           </w:p>
         </w:tc>
         <w:tc>
@@ -21938,19 +21202,11 @@
                 <w:rFonts w:asciiTheme="minorEastAsia" w:eastAsiaTheme="minorEastAsia" w:hAnsiTheme="minorEastAsia" w:hint="eastAsia"/>
               </w:rPr>
             </w:pPr>
-            <w:proofErr w:type="gramStart"/>
-            <w:r>
-              <w:rPr>
-                <w:rFonts w:asciiTheme="minorEastAsia" w:eastAsiaTheme="minorEastAsia" w:hAnsiTheme="minorEastAsia" w:hint="eastAsia"/>
-              </w:rPr>
-              <w:t>VARCHAR(</w:t>
-            </w:r>
-            <w:proofErr w:type="gramEnd"/>
-            <w:r>
-              <w:rPr>
-                <w:rFonts w:asciiTheme="minorEastAsia" w:eastAsiaTheme="minorEastAsia" w:hAnsiTheme="minorEastAsia" w:hint="eastAsia"/>
-              </w:rPr>
-              <w:t>100)</w:t>
+            <w:r>
+              <w:rPr>
+                <w:rFonts w:asciiTheme="minorEastAsia" w:eastAsiaTheme="minorEastAsia" w:hAnsiTheme="minorEastAsia" w:hint="eastAsia"/>
+              </w:rPr>
+              <w:t>VARCHAR(100)</w:t>
             </w:r>
           </w:p>
         </w:tc>
@@ -22027,14 +21283,12 @@
                 <w:rFonts w:asciiTheme="minorEastAsia" w:eastAsiaTheme="minorEastAsia" w:hAnsiTheme="minorEastAsia" w:hint="eastAsia"/>
               </w:rPr>
             </w:pPr>
-            <w:proofErr w:type="spellStart"/>
             <w:r>
               <w:rPr>
                 <w:rFonts w:asciiTheme="minorEastAsia" w:eastAsiaTheme="minorEastAsia" w:hAnsiTheme="minorEastAsia" w:hint="eastAsia"/>
               </w:rPr>
               <w:t>updated_by</w:t>
             </w:r>
-            <w:proofErr w:type="spellEnd"/>
           </w:p>
         </w:tc>
         <w:tc>
@@ -22047,19 +21301,11 @@
                 <w:rFonts w:asciiTheme="minorEastAsia" w:eastAsiaTheme="minorEastAsia" w:hAnsiTheme="minorEastAsia" w:hint="eastAsia"/>
               </w:rPr>
             </w:pPr>
-            <w:proofErr w:type="gramStart"/>
-            <w:r>
-              <w:rPr>
-                <w:rFonts w:asciiTheme="minorEastAsia" w:eastAsiaTheme="minorEastAsia" w:hAnsiTheme="minorEastAsia" w:hint="eastAsia"/>
-              </w:rPr>
-              <w:t>VARCHAR(</w:t>
-            </w:r>
-            <w:proofErr w:type="gramEnd"/>
-            <w:r>
-              <w:rPr>
-                <w:rFonts w:asciiTheme="minorEastAsia" w:eastAsiaTheme="minorEastAsia" w:hAnsiTheme="minorEastAsia" w:hint="eastAsia"/>
-              </w:rPr>
-              <w:t>50)</w:t>
+            <w:r>
+              <w:rPr>
+                <w:rFonts w:asciiTheme="minorEastAsia" w:eastAsiaTheme="minorEastAsia" w:hAnsiTheme="minorEastAsia" w:hint="eastAsia"/>
+              </w:rPr>
+              <w:t>VARCHAR(50)</w:t>
             </w:r>
           </w:p>
         </w:tc>
@@ -22136,14 +21382,12 @@
                 <w:rFonts w:asciiTheme="minorEastAsia" w:eastAsiaTheme="minorEastAsia" w:hAnsiTheme="minorEastAsia" w:hint="eastAsia"/>
               </w:rPr>
             </w:pPr>
-            <w:proofErr w:type="spellStart"/>
             <w:r>
               <w:rPr>
                 <w:rFonts w:asciiTheme="minorEastAsia" w:eastAsiaTheme="minorEastAsia" w:hAnsiTheme="minorEastAsia" w:hint="eastAsia"/>
               </w:rPr>
               <w:t>updated_at</w:t>
             </w:r>
-            <w:proofErr w:type="spellEnd"/>
           </w:p>
         </w:tc>
         <w:tc>
@@ -22174,19 +21418,11 @@
                 <w:rFonts w:asciiTheme="minorEastAsia" w:eastAsiaTheme="minorEastAsia" w:hAnsiTheme="minorEastAsia" w:hint="eastAsia"/>
               </w:rPr>
             </w:pPr>
-            <w:proofErr w:type="gramStart"/>
-            <w:r>
-              <w:rPr>
-                <w:rFonts w:asciiTheme="minorEastAsia" w:eastAsiaTheme="minorEastAsia" w:hAnsiTheme="minorEastAsia" w:hint="eastAsia"/>
-              </w:rPr>
-              <w:t>NOW(</w:t>
-            </w:r>
-            <w:proofErr w:type="gramEnd"/>
-            <w:r>
-              <w:rPr>
-                <w:rFonts w:asciiTheme="minorEastAsia" w:eastAsiaTheme="minorEastAsia" w:hAnsiTheme="minorEastAsia" w:hint="eastAsia"/>
-              </w:rPr>
-              <w:t>)</w:t>
+            <w:r>
+              <w:rPr>
+                <w:rFonts w:asciiTheme="minorEastAsia" w:eastAsiaTheme="minorEastAsia" w:hAnsiTheme="minorEastAsia" w:hint="eastAsia"/>
+              </w:rPr>
+              <w:t>NOW()</w:t>
             </w:r>
           </w:p>
         </w:tc>
@@ -22252,7 +21488,6 @@
           <w:rFonts w:asciiTheme="minorEastAsia" w:eastAsiaTheme="minorEastAsia" w:hAnsiTheme="minorEastAsia" w:hint="eastAsia"/>
         </w:rPr>
       </w:pPr>
-      <w:proofErr w:type="spellStart"/>
       <w:r>
         <w:rPr>
           <w:rFonts w:asciiTheme="minorEastAsia" w:eastAsiaTheme="minorEastAsia" w:hAnsiTheme="minorEastAsia" w:hint="eastAsia"/>
@@ -22265,7 +21500,6 @@
         </w:rPr>
         <w:t>rule</w:t>
       </w:r>
-      <w:proofErr w:type="spellEnd"/>
     </w:p>
     <w:tbl>
       <w:tblPr>
@@ -22318,7 +21552,6 @@
                 <w:rFonts w:asciiTheme="minorEastAsia" w:eastAsiaTheme="minorEastAsia" w:hAnsiTheme="minorEastAsia" w:hint="eastAsia"/>
               </w:rPr>
             </w:pPr>
-            <w:proofErr w:type="spellStart"/>
             <w:r>
               <w:rPr>
                 <w:rFonts w:asciiTheme="minorEastAsia" w:eastAsiaTheme="minorEastAsia" w:hAnsiTheme="minorEastAsia" w:hint="eastAsia"/>
@@ -22337,7 +21570,6 @@
               </w:rPr>
               <w:t>rule</w:t>
             </w:r>
-            <w:proofErr w:type="spellEnd"/>
           </w:p>
         </w:tc>
       </w:tr>
@@ -22426,7 +21658,6 @@
                 <w:rFonts w:asciiTheme="minorEastAsia" w:eastAsiaTheme="minorEastAsia" w:hAnsiTheme="minorEastAsia" w:hint="eastAsia"/>
               </w:rPr>
             </w:pPr>
-            <w:proofErr w:type="spellStart"/>
             <w:r>
               <w:rPr>
                 <w:rFonts w:asciiTheme="minorEastAsia" w:eastAsiaTheme="minorEastAsia" w:hAnsiTheme="minorEastAsia" w:hint="eastAsia"/>
@@ -22451,7 +21682,6 @@
               </w:rPr>
               <w:t>d</w:t>
             </w:r>
-            <w:proofErr w:type="spellEnd"/>
           </w:p>
         </w:tc>
         <w:tc>
@@ -22513,7 +21743,6 @@
                 <w:rFonts w:asciiTheme="minorEastAsia" w:eastAsiaTheme="minorEastAsia" w:hAnsiTheme="minorEastAsia" w:hint="eastAsia"/>
               </w:rPr>
             </w:pPr>
-            <w:proofErr w:type="gramStart"/>
             <w:r>
               <w:rPr>
                 <w:rFonts w:asciiTheme="minorEastAsia" w:eastAsiaTheme="minorEastAsia" w:hAnsiTheme="minorEastAsia" w:hint="eastAsia"/>
@@ -22523,7 +21752,6 @@
               </w:rPr>
               <w:t>外键</w:t>
             </w:r>
-            <w:proofErr w:type="gramEnd"/>
           </w:p>
         </w:tc>
         <w:tc>
@@ -22723,7 +21951,6 @@
                 <w:rFonts w:asciiTheme="minorEastAsia" w:eastAsiaTheme="minorEastAsia" w:hAnsiTheme="minorEastAsia" w:hint="eastAsia"/>
               </w:rPr>
             </w:pPr>
-            <w:proofErr w:type="spellStart"/>
             <w:r>
               <w:rPr>
                 <w:rFonts w:asciiTheme="minorEastAsia" w:eastAsiaTheme="minorEastAsia" w:hAnsiTheme="minorEastAsia" w:hint="eastAsia"/>
@@ -22736,7 +21963,6 @@
               </w:rPr>
               <w:t>d</w:t>
             </w:r>
-            <w:proofErr w:type="spellEnd"/>
           </w:p>
         </w:tc>
         <w:tc>
@@ -22749,19 +21975,11 @@
                 <w:rFonts w:asciiTheme="minorEastAsia" w:eastAsiaTheme="minorEastAsia" w:hAnsiTheme="minorEastAsia" w:hint="eastAsia"/>
               </w:rPr>
             </w:pPr>
-            <w:proofErr w:type="gramStart"/>
-            <w:r>
-              <w:rPr>
-                <w:rFonts w:asciiTheme="minorEastAsia" w:eastAsiaTheme="minorEastAsia" w:hAnsiTheme="minorEastAsia" w:hint="eastAsia"/>
-              </w:rPr>
-              <w:t>VARCHAR(</w:t>
-            </w:r>
-            <w:proofErr w:type="gramEnd"/>
-            <w:r>
-              <w:rPr>
-                <w:rFonts w:asciiTheme="minorEastAsia" w:eastAsiaTheme="minorEastAsia" w:hAnsiTheme="minorEastAsia" w:hint="eastAsia"/>
-              </w:rPr>
-              <w:t>50)</w:t>
+            <w:r>
+              <w:rPr>
+                <w:rFonts w:asciiTheme="minorEastAsia" w:eastAsiaTheme="minorEastAsia" w:hAnsiTheme="minorEastAsia" w:hint="eastAsia"/>
+              </w:rPr>
+              <w:t>VARCHAR(50)</w:t>
             </w:r>
           </w:p>
         </w:tc>
@@ -22868,7 +22086,6 @@
                 <w:rFonts w:asciiTheme="minorEastAsia" w:eastAsiaTheme="minorEastAsia" w:hAnsiTheme="minorEastAsia" w:hint="eastAsia"/>
               </w:rPr>
             </w:pPr>
-            <w:proofErr w:type="gramStart"/>
             <w:r>
               <w:rPr>
                 <w:rFonts w:asciiTheme="minorEastAsia" w:eastAsiaTheme="minorEastAsia" w:hAnsiTheme="minorEastAsia" w:hint="eastAsia"/>
@@ -22881,7 +22098,6 @@
               </w:rPr>
               <w:t>(</w:t>
             </w:r>
-            <w:proofErr w:type="gramEnd"/>
             <w:r>
               <w:rPr>
                 <w:rFonts w:asciiTheme="minorEastAsia" w:eastAsiaTheme="minorEastAsia" w:hAnsiTheme="minorEastAsia" w:hint="eastAsia"/>
@@ -22993,7 +22209,6 @@
                 <w:rFonts w:asciiTheme="minorEastAsia" w:eastAsiaTheme="minorEastAsia" w:hAnsiTheme="minorEastAsia" w:hint="eastAsia"/>
               </w:rPr>
             </w:pPr>
-            <w:proofErr w:type="gramStart"/>
             <w:r>
               <w:rPr>
                 <w:rFonts w:asciiTheme="minorEastAsia" w:eastAsiaTheme="minorEastAsia" w:hAnsiTheme="minorEastAsia" w:hint="eastAsia"/>
@@ -23004,14 +22219,7 @@
               <w:rPr>
                 <w:rFonts w:asciiTheme="minorEastAsia" w:eastAsiaTheme="minorEastAsia" w:hAnsiTheme="minorEastAsia" w:hint="eastAsia"/>
               </w:rPr>
-              <w:t>(</w:t>
-            </w:r>
-            <w:proofErr w:type="gramEnd"/>
-            <w:r>
-              <w:rPr>
-                <w:rFonts w:asciiTheme="minorEastAsia" w:eastAsiaTheme="minorEastAsia" w:hAnsiTheme="minorEastAsia" w:hint="eastAsia"/>
-              </w:rPr>
-              <w:t>200)</w:t>
+              <w:t>(200)</w:t>
             </w:r>
           </w:p>
         </w:tc>
@@ -23106,7 +22314,6 @@
                 <w:rFonts w:asciiTheme="minorEastAsia" w:eastAsiaTheme="minorEastAsia" w:hAnsiTheme="minorEastAsia" w:hint="eastAsia"/>
               </w:rPr>
             </w:pPr>
-            <w:proofErr w:type="gramStart"/>
             <w:r>
               <w:rPr>
                 <w:rFonts w:asciiTheme="minorEastAsia" w:eastAsiaTheme="minorEastAsia" w:hAnsiTheme="minorEastAsia" w:hint="eastAsia"/>
@@ -23117,14 +22324,7 @@
               <w:rPr>
                 <w:rFonts w:asciiTheme="minorEastAsia" w:eastAsiaTheme="minorEastAsia" w:hAnsiTheme="minorEastAsia" w:hint="eastAsia"/>
               </w:rPr>
-              <w:t>(</w:t>
-            </w:r>
-            <w:proofErr w:type="gramEnd"/>
-            <w:r>
-              <w:rPr>
-                <w:rFonts w:asciiTheme="minorEastAsia" w:eastAsiaTheme="minorEastAsia" w:hAnsiTheme="minorEastAsia" w:hint="eastAsia"/>
-              </w:rPr>
-              <w:t>200)</w:t>
+              <w:t>(200)</w:t>
             </w:r>
           </w:p>
         </w:tc>
@@ -23201,7 +22401,6 @@
                 <w:rFonts w:asciiTheme="minorEastAsia" w:eastAsiaTheme="minorEastAsia" w:hAnsiTheme="minorEastAsia" w:hint="eastAsia"/>
               </w:rPr>
             </w:pPr>
-            <w:proofErr w:type="spellStart"/>
             <w:r>
               <w:rPr>
                 <w:rFonts w:asciiTheme="minorEastAsia" w:eastAsiaTheme="minorEastAsia" w:hAnsiTheme="minorEastAsia" w:hint="eastAsia"/>
@@ -23226,7 +22425,6 @@
               </w:rPr>
               <w:t>ype</w:t>
             </w:r>
-            <w:proofErr w:type="spellEnd"/>
           </w:p>
         </w:tc>
         <w:tc>
@@ -23310,21 +22508,7 @@
               <w:rPr>
                 <w:rFonts w:asciiTheme="minorEastAsia" w:eastAsiaTheme="minorEastAsia" w:hAnsiTheme="minorEastAsia" w:hint="eastAsia"/>
               </w:rPr>
-              <w:t>[参]0:None,</w:t>
-            </w:r>
-            <w:proofErr w:type="gramStart"/>
-            <w:r>
-              <w:rPr>
-                <w:rFonts w:asciiTheme="minorEastAsia" w:eastAsiaTheme="minorEastAsia" w:hAnsiTheme="minorEastAsia" w:hint="eastAsia"/>
-              </w:rPr>
-              <w:t>1:Warn</w:t>
-            </w:r>
-            <w:proofErr w:type="gramEnd"/>
-            <w:r>
-              <w:rPr>
-                <w:rFonts w:asciiTheme="minorEastAsia" w:eastAsiaTheme="minorEastAsia" w:hAnsiTheme="minorEastAsia" w:hint="eastAsia"/>
-              </w:rPr>
-              <w:t>,2:Break</w:t>
+              <w:t>[参]0:None,1:Warn,2:Break</w:t>
             </w:r>
           </w:p>
         </w:tc>
@@ -23340,7 +22524,6 @@
                 <w:rFonts w:asciiTheme="minorEastAsia" w:eastAsiaTheme="minorEastAsia" w:hAnsiTheme="minorEastAsia" w:hint="eastAsia"/>
               </w:rPr>
             </w:pPr>
-            <w:proofErr w:type="spellStart"/>
             <w:r>
               <w:rPr>
                 <w:rFonts w:asciiTheme="minorEastAsia" w:eastAsiaTheme="minorEastAsia" w:hAnsiTheme="minorEastAsia" w:hint="eastAsia"/>
@@ -23365,7 +22548,6 @@
               </w:rPr>
               <w:t>ype</w:t>
             </w:r>
-            <w:proofErr w:type="spellEnd"/>
           </w:p>
         </w:tc>
         <w:tc>
@@ -23449,16 +22631,8 @@
               <w:rPr>
                 <w:rFonts w:asciiTheme="minorEastAsia" w:eastAsiaTheme="minorEastAsia" w:hAnsiTheme="minorEastAsia" w:hint="eastAsia"/>
               </w:rPr>
-              <w:t>[参]0:Matched,</w:t>
-            </w:r>
-            <w:proofErr w:type="gramStart"/>
-            <w:r>
-              <w:rPr>
-                <w:rFonts w:asciiTheme="minorEastAsia" w:eastAsiaTheme="minorEastAsia" w:hAnsiTheme="minorEastAsia" w:hint="eastAsia"/>
-              </w:rPr>
-              <w:t>1:NotMatched</w:t>
-            </w:r>
-            <w:proofErr w:type="gramEnd"/>
+              <w:t>[参]0:Matched,1:NotMatched</w:t>
+            </w:r>
           </w:p>
         </w:tc>
       </w:tr>
@@ -23473,7 +22647,6 @@
                 <w:rFonts w:asciiTheme="minorEastAsia" w:eastAsiaTheme="minorEastAsia" w:hAnsiTheme="minorEastAsia" w:hint="eastAsia"/>
               </w:rPr>
             </w:pPr>
-            <w:proofErr w:type="spellStart"/>
             <w:r>
               <w:rPr>
                 <w:rFonts w:asciiTheme="minorEastAsia" w:eastAsiaTheme="minorEastAsia" w:hAnsiTheme="minorEastAsia" w:hint="eastAsia"/>
@@ -23498,7 +22671,6 @@
               </w:rPr>
               <w:t>essage</w:t>
             </w:r>
-            <w:proofErr w:type="spellEnd"/>
           </w:p>
         </w:tc>
         <w:tc>
@@ -23511,7 +22683,6 @@
                 <w:rFonts w:asciiTheme="minorEastAsia" w:eastAsiaTheme="minorEastAsia" w:hAnsiTheme="minorEastAsia" w:hint="eastAsia"/>
               </w:rPr>
             </w:pPr>
-            <w:proofErr w:type="gramStart"/>
             <w:r>
               <w:rPr>
                 <w:rFonts w:asciiTheme="minorEastAsia" w:eastAsiaTheme="minorEastAsia" w:hAnsiTheme="minorEastAsia" w:hint="eastAsia"/>
@@ -23522,14 +22693,7 @@
               <w:rPr>
                 <w:rFonts w:asciiTheme="minorEastAsia" w:eastAsiaTheme="minorEastAsia" w:hAnsiTheme="minorEastAsia" w:hint="eastAsia"/>
               </w:rPr>
-              <w:t>(</w:t>
-            </w:r>
-            <w:proofErr w:type="gramEnd"/>
-            <w:r>
-              <w:rPr>
-                <w:rFonts w:asciiTheme="minorEastAsia" w:eastAsiaTheme="minorEastAsia" w:hAnsiTheme="minorEastAsia" w:hint="eastAsia"/>
-              </w:rPr>
-              <w:t>500)</w:t>
+              <w:t>(500)</w:t>
             </w:r>
           </w:p>
         </w:tc>
@@ -23600,14 +22764,12 @@
                 <w:rFonts w:asciiTheme="minorEastAsia" w:eastAsiaTheme="minorEastAsia" w:hAnsiTheme="minorEastAsia" w:hint="eastAsia"/>
               </w:rPr>
             </w:pPr>
-            <w:proofErr w:type="spellStart"/>
             <w:r>
               <w:rPr>
                 <w:rFonts w:asciiTheme="minorEastAsia" w:eastAsiaTheme="minorEastAsia" w:hAnsiTheme="minorEastAsia" w:hint="eastAsia"/>
               </w:rPr>
               <w:t>is_enabled</w:t>
             </w:r>
-            <w:proofErr w:type="spellEnd"/>
           </w:p>
         </w:tc>
         <w:tc>
@@ -23620,19 +22782,11 @@
                 <w:rFonts w:asciiTheme="minorEastAsia" w:eastAsiaTheme="minorEastAsia" w:hAnsiTheme="minorEastAsia" w:hint="eastAsia"/>
               </w:rPr>
             </w:pPr>
-            <w:proofErr w:type="gramStart"/>
-            <w:r>
-              <w:rPr>
-                <w:rFonts w:asciiTheme="minorEastAsia" w:eastAsiaTheme="minorEastAsia" w:hAnsiTheme="minorEastAsia" w:hint="eastAsia"/>
-              </w:rPr>
-              <w:t>TINYINT(</w:t>
-            </w:r>
-            <w:proofErr w:type="gramEnd"/>
-            <w:r>
-              <w:rPr>
-                <w:rFonts w:asciiTheme="minorEastAsia" w:eastAsiaTheme="minorEastAsia" w:hAnsiTheme="minorEastAsia" w:hint="eastAsia"/>
-              </w:rPr>
-              <w:t>1)</w:t>
+            <w:r>
+              <w:rPr>
+                <w:rFonts w:asciiTheme="minorEastAsia" w:eastAsiaTheme="minorEastAsia" w:hAnsiTheme="minorEastAsia" w:hint="eastAsia"/>
+              </w:rPr>
+              <w:t>TINYINT(1)</w:t>
             </w:r>
           </w:p>
         </w:tc>
@@ -23715,14 +22869,12 @@
                 <w:rFonts w:asciiTheme="minorEastAsia" w:eastAsiaTheme="minorEastAsia" w:hAnsiTheme="minorEastAsia" w:hint="eastAsia"/>
               </w:rPr>
             </w:pPr>
-            <w:proofErr w:type="spellStart"/>
             <w:r>
               <w:rPr>
                 <w:rFonts w:asciiTheme="minorEastAsia" w:eastAsiaTheme="minorEastAsia" w:hAnsiTheme="minorEastAsia" w:hint="eastAsia"/>
               </w:rPr>
               <w:t>created_by</w:t>
             </w:r>
-            <w:proofErr w:type="spellEnd"/>
           </w:p>
         </w:tc>
         <w:tc>
@@ -23735,19 +22887,11 @@
                 <w:rFonts w:asciiTheme="minorEastAsia" w:eastAsiaTheme="minorEastAsia" w:hAnsiTheme="minorEastAsia" w:hint="eastAsia"/>
               </w:rPr>
             </w:pPr>
-            <w:proofErr w:type="gramStart"/>
-            <w:r>
-              <w:rPr>
-                <w:rFonts w:asciiTheme="minorEastAsia" w:eastAsiaTheme="minorEastAsia" w:hAnsiTheme="minorEastAsia" w:hint="eastAsia"/>
-              </w:rPr>
-              <w:t>VARCHAR(</w:t>
-            </w:r>
-            <w:proofErr w:type="gramEnd"/>
-            <w:r>
-              <w:rPr>
-                <w:rFonts w:asciiTheme="minorEastAsia" w:eastAsiaTheme="minorEastAsia" w:hAnsiTheme="minorEastAsia" w:hint="eastAsia"/>
-              </w:rPr>
-              <w:t>50)</w:t>
+            <w:r>
+              <w:rPr>
+                <w:rFonts w:asciiTheme="minorEastAsia" w:eastAsiaTheme="minorEastAsia" w:hAnsiTheme="minorEastAsia" w:hint="eastAsia"/>
+              </w:rPr>
+              <w:t>VARCHAR(50)</w:t>
             </w:r>
           </w:p>
         </w:tc>
@@ -23824,14 +22968,12 @@
                 <w:rFonts w:asciiTheme="minorEastAsia" w:eastAsiaTheme="minorEastAsia" w:hAnsiTheme="minorEastAsia" w:hint="eastAsia"/>
               </w:rPr>
             </w:pPr>
-            <w:proofErr w:type="spellStart"/>
             <w:r>
               <w:rPr>
                 <w:rFonts w:asciiTheme="minorEastAsia" w:eastAsiaTheme="minorEastAsia" w:hAnsiTheme="minorEastAsia" w:hint="eastAsia"/>
               </w:rPr>
               <w:t>created_at</w:t>
             </w:r>
-            <w:proofErr w:type="spellEnd"/>
           </w:p>
         </w:tc>
         <w:tc>
@@ -23862,19 +23004,11 @@
                 <w:rFonts w:asciiTheme="minorEastAsia" w:eastAsiaTheme="minorEastAsia" w:hAnsiTheme="minorEastAsia" w:hint="eastAsia"/>
               </w:rPr>
             </w:pPr>
-            <w:proofErr w:type="gramStart"/>
-            <w:r>
-              <w:rPr>
-                <w:rFonts w:asciiTheme="minorEastAsia" w:eastAsiaTheme="minorEastAsia" w:hAnsiTheme="minorEastAsia" w:hint="eastAsia"/>
-              </w:rPr>
-              <w:t>NOW(</w:t>
-            </w:r>
-            <w:proofErr w:type="gramEnd"/>
-            <w:r>
-              <w:rPr>
-                <w:rFonts w:asciiTheme="minorEastAsia" w:eastAsiaTheme="minorEastAsia" w:hAnsiTheme="minorEastAsia" w:hint="eastAsia"/>
-              </w:rPr>
-              <w:t>)</w:t>
+            <w:r>
+              <w:rPr>
+                <w:rFonts w:asciiTheme="minorEastAsia" w:eastAsiaTheme="minorEastAsia" w:hAnsiTheme="minorEastAsia" w:hint="eastAsia"/>
+              </w:rPr>
+              <w:t>NOW()</w:t>
             </w:r>
           </w:p>
         </w:tc>
@@ -23939,14 +23073,12 @@
                 <w:rFonts w:asciiTheme="minorEastAsia" w:eastAsiaTheme="minorEastAsia" w:hAnsiTheme="minorEastAsia" w:hint="eastAsia"/>
               </w:rPr>
             </w:pPr>
-            <w:proofErr w:type="spellStart"/>
             <w:r>
               <w:rPr>
                 <w:rFonts w:asciiTheme="minorEastAsia" w:eastAsiaTheme="minorEastAsia" w:hAnsiTheme="minorEastAsia" w:hint="eastAsia"/>
               </w:rPr>
               <w:t>updated_by</w:t>
             </w:r>
-            <w:proofErr w:type="spellEnd"/>
           </w:p>
         </w:tc>
         <w:tc>
@@ -23959,19 +23091,11 @@
                 <w:rFonts w:asciiTheme="minorEastAsia" w:eastAsiaTheme="minorEastAsia" w:hAnsiTheme="minorEastAsia" w:hint="eastAsia"/>
               </w:rPr>
             </w:pPr>
-            <w:proofErr w:type="gramStart"/>
-            <w:r>
-              <w:rPr>
-                <w:rFonts w:asciiTheme="minorEastAsia" w:eastAsiaTheme="minorEastAsia" w:hAnsiTheme="minorEastAsia" w:hint="eastAsia"/>
-              </w:rPr>
-              <w:t>VARCHAR(</w:t>
-            </w:r>
-            <w:proofErr w:type="gramEnd"/>
-            <w:r>
-              <w:rPr>
-                <w:rFonts w:asciiTheme="minorEastAsia" w:eastAsiaTheme="minorEastAsia" w:hAnsiTheme="minorEastAsia" w:hint="eastAsia"/>
-              </w:rPr>
-              <w:t>50)</w:t>
+            <w:r>
+              <w:rPr>
+                <w:rFonts w:asciiTheme="minorEastAsia" w:eastAsiaTheme="minorEastAsia" w:hAnsiTheme="minorEastAsia" w:hint="eastAsia"/>
+              </w:rPr>
+              <w:t>VARCHAR(50)</w:t>
             </w:r>
           </w:p>
         </w:tc>
@@ -24048,14 +23172,12 @@
                 <w:rFonts w:asciiTheme="minorEastAsia" w:eastAsiaTheme="minorEastAsia" w:hAnsiTheme="minorEastAsia" w:hint="eastAsia"/>
               </w:rPr>
             </w:pPr>
-            <w:proofErr w:type="spellStart"/>
             <w:r>
               <w:rPr>
                 <w:rFonts w:asciiTheme="minorEastAsia" w:eastAsiaTheme="minorEastAsia" w:hAnsiTheme="minorEastAsia" w:hint="eastAsia"/>
               </w:rPr>
               <w:t>updated_at</w:t>
             </w:r>
-            <w:proofErr w:type="spellEnd"/>
           </w:p>
         </w:tc>
         <w:tc>
@@ -24086,19 +23208,11 @@
                 <w:rFonts w:asciiTheme="minorEastAsia" w:eastAsiaTheme="minorEastAsia" w:hAnsiTheme="minorEastAsia" w:hint="eastAsia"/>
               </w:rPr>
             </w:pPr>
-            <w:proofErr w:type="gramStart"/>
-            <w:r>
-              <w:rPr>
-                <w:rFonts w:asciiTheme="minorEastAsia" w:eastAsiaTheme="minorEastAsia" w:hAnsiTheme="minorEastAsia" w:hint="eastAsia"/>
-              </w:rPr>
-              <w:t>NOW(</w:t>
-            </w:r>
-            <w:proofErr w:type="gramEnd"/>
-            <w:r>
-              <w:rPr>
-                <w:rFonts w:asciiTheme="minorEastAsia" w:eastAsiaTheme="minorEastAsia" w:hAnsiTheme="minorEastAsia" w:hint="eastAsia"/>
-              </w:rPr>
-              <w:t>)</w:t>
+            <w:r>
+              <w:rPr>
+                <w:rFonts w:asciiTheme="minorEastAsia" w:eastAsiaTheme="minorEastAsia" w:hAnsiTheme="minorEastAsia" w:hint="eastAsia"/>
+              </w:rPr>
+              <w:t>NOW()</w:t>
             </w:r>
           </w:p>
         </w:tc>
@@ -24164,14 +23278,12 @@
           <w:rFonts w:asciiTheme="minorEastAsia" w:eastAsiaTheme="minorEastAsia" w:hAnsiTheme="minorEastAsia" w:hint="eastAsia"/>
         </w:rPr>
       </w:pPr>
-      <w:proofErr w:type="spellStart"/>
       <w:r>
         <w:rPr>
           <w:rFonts w:asciiTheme="minorEastAsia" w:eastAsiaTheme="minorEastAsia" w:hAnsiTheme="minorEastAsia" w:hint="eastAsia"/>
         </w:rPr>
         <w:t>res_rule_parameter</w:t>
       </w:r>
-      <w:proofErr w:type="spellEnd"/>
     </w:p>
     <w:tbl>
       <w:tblPr>
@@ -24224,7 +23336,6 @@
                 <w:rFonts w:asciiTheme="minorEastAsia" w:eastAsiaTheme="minorEastAsia" w:hAnsiTheme="minorEastAsia" w:hint="eastAsia"/>
               </w:rPr>
             </w:pPr>
-            <w:proofErr w:type="spellStart"/>
             <w:r>
               <w:rPr>
                 <w:rFonts w:asciiTheme="minorEastAsia" w:eastAsiaTheme="minorEastAsia" w:hAnsiTheme="minorEastAsia" w:hint="eastAsia"/>
@@ -24237,7 +23348,6 @@
               </w:rPr>
               <w:t>es_rule_parameter</w:t>
             </w:r>
-            <w:proofErr w:type="spellEnd"/>
           </w:p>
         </w:tc>
       </w:tr>
@@ -24344,14 +23454,12 @@
                 <w:rFonts w:asciiTheme="minorEastAsia" w:eastAsiaTheme="minorEastAsia" w:hAnsiTheme="minorEastAsia" w:hint="eastAsia"/>
               </w:rPr>
             </w:pPr>
-            <w:proofErr w:type="spellStart"/>
             <w:r>
               <w:rPr>
                 <w:rFonts w:asciiTheme="minorEastAsia" w:eastAsiaTheme="minorEastAsia" w:hAnsiTheme="minorEastAsia" w:hint="eastAsia"/>
               </w:rPr>
               <w:t>parameter_id</w:t>
             </w:r>
-            <w:proofErr w:type="spellEnd"/>
           </w:p>
         </w:tc>
         <w:tc>
@@ -24413,7 +23521,6 @@
                 <w:rFonts w:asciiTheme="minorEastAsia" w:eastAsiaTheme="minorEastAsia" w:hAnsiTheme="minorEastAsia" w:hint="eastAsia"/>
               </w:rPr>
             </w:pPr>
-            <w:proofErr w:type="gramStart"/>
             <w:r>
               <w:rPr>
                 <w:rFonts w:asciiTheme="minorEastAsia" w:eastAsiaTheme="minorEastAsia" w:hAnsiTheme="minorEastAsia" w:hint="eastAsia"/>
@@ -24423,7 +23530,6 @@
               </w:rPr>
               <w:t>外键</w:t>
             </w:r>
-            <w:proofErr w:type="gramEnd"/>
           </w:p>
         </w:tc>
         <w:tc>
@@ -24623,7 +23729,6 @@
                 <w:rFonts w:asciiTheme="minorEastAsia" w:eastAsiaTheme="minorEastAsia" w:hAnsiTheme="minorEastAsia" w:hint="eastAsia"/>
               </w:rPr>
             </w:pPr>
-            <w:proofErr w:type="spellStart"/>
             <w:r>
               <w:rPr>
                 <w:rFonts w:asciiTheme="minorEastAsia" w:eastAsiaTheme="minorEastAsia" w:hAnsiTheme="minorEastAsia" w:hint="eastAsia"/>
@@ -24648,7 +23753,6 @@
               </w:rPr>
               <w:t>d</w:t>
             </w:r>
-            <w:proofErr w:type="spellEnd"/>
           </w:p>
         </w:tc>
         <w:tc>
@@ -24661,7 +23765,6 @@
                 <w:rFonts w:asciiTheme="minorEastAsia" w:eastAsiaTheme="minorEastAsia" w:hAnsiTheme="minorEastAsia" w:hint="eastAsia"/>
               </w:rPr>
             </w:pPr>
-            <w:proofErr w:type="gramStart"/>
             <w:r>
               <w:rPr>
                 <w:rFonts w:asciiTheme="minorEastAsia" w:eastAsiaTheme="minorEastAsia" w:hAnsiTheme="minorEastAsia" w:hint="eastAsia"/>
@@ -24672,14 +23775,7 @@
               <w:rPr>
                 <w:rFonts w:asciiTheme="minorEastAsia" w:eastAsiaTheme="minorEastAsia" w:hAnsiTheme="minorEastAsia" w:hint="eastAsia"/>
               </w:rPr>
-              <w:t>(</w:t>
-            </w:r>
-            <w:proofErr w:type="gramEnd"/>
-            <w:r>
-              <w:rPr>
-                <w:rFonts w:asciiTheme="minorEastAsia" w:eastAsiaTheme="minorEastAsia" w:hAnsiTheme="minorEastAsia" w:hint="eastAsia"/>
-              </w:rPr>
-              <w:t>50)</w:t>
+              <w:t>(50)</w:t>
             </w:r>
           </w:p>
         </w:tc>
@@ -24768,7 +23864,6 @@
                 <w:rFonts w:asciiTheme="minorEastAsia" w:eastAsiaTheme="minorEastAsia" w:hAnsiTheme="minorEastAsia" w:hint="eastAsia"/>
               </w:rPr>
             </w:pPr>
-            <w:proofErr w:type="spellStart"/>
             <w:r>
               <w:rPr>
                 <w:rFonts w:asciiTheme="minorEastAsia" w:eastAsiaTheme="minorEastAsia" w:hAnsiTheme="minorEastAsia" w:hint="eastAsia"/>
@@ -24793,7 +23888,6 @@
               </w:rPr>
               <w:t>ame</w:t>
             </w:r>
-            <w:proofErr w:type="spellEnd"/>
           </w:p>
         </w:tc>
         <w:tc>
@@ -24806,7 +23900,6 @@
                 <w:rFonts w:asciiTheme="minorEastAsia" w:eastAsiaTheme="minorEastAsia" w:hAnsiTheme="minorEastAsia" w:hint="eastAsia"/>
               </w:rPr>
             </w:pPr>
-            <w:proofErr w:type="gramStart"/>
             <w:r>
               <w:rPr>
                 <w:rFonts w:asciiTheme="minorEastAsia" w:eastAsiaTheme="minorEastAsia" w:hAnsiTheme="minorEastAsia" w:hint="eastAsia"/>
@@ -24817,14 +23910,7 @@
               <w:rPr>
                 <w:rFonts w:asciiTheme="minorEastAsia" w:eastAsiaTheme="minorEastAsia" w:hAnsiTheme="minorEastAsia" w:hint="eastAsia"/>
               </w:rPr>
-              <w:t>(</w:t>
-            </w:r>
-            <w:proofErr w:type="gramEnd"/>
-            <w:r>
-              <w:rPr>
-                <w:rFonts w:asciiTheme="minorEastAsia" w:eastAsiaTheme="minorEastAsia" w:hAnsiTheme="minorEastAsia" w:hint="eastAsia"/>
-              </w:rPr>
-              <w:t>50)</w:t>
+              <w:t>(50)</w:t>
             </w:r>
           </w:p>
         </w:tc>
@@ -24925,7 +24011,6 @@
                 <w:rFonts w:asciiTheme="minorEastAsia" w:eastAsiaTheme="minorEastAsia" w:hAnsiTheme="minorEastAsia" w:hint="eastAsia"/>
               </w:rPr>
             </w:pPr>
-            <w:proofErr w:type="gramStart"/>
             <w:r>
               <w:rPr>
                 <w:rFonts w:asciiTheme="minorEastAsia" w:eastAsiaTheme="minorEastAsia" w:hAnsiTheme="minorEastAsia" w:hint="eastAsia"/>
@@ -24938,7 +24023,6 @@
               </w:rPr>
               <w:t>(</w:t>
             </w:r>
-            <w:proofErr w:type="gramEnd"/>
             <w:r>
               <w:rPr>
                 <w:rFonts w:asciiTheme="minorEastAsia" w:eastAsiaTheme="minorEastAsia" w:hAnsiTheme="minorEastAsia" w:hint="eastAsia"/>
@@ -25026,7 +24110,6 @@
                 <w:rFonts w:asciiTheme="minorEastAsia" w:eastAsiaTheme="minorEastAsia" w:hAnsiTheme="minorEastAsia" w:hint="eastAsia"/>
               </w:rPr>
             </w:pPr>
-            <w:proofErr w:type="spellStart"/>
             <w:r>
               <w:rPr>
                 <w:rFonts w:asciiTheme="minorEastAsia" w:eastAsiaTheme="minorEastAsia" w:hAnsiTheme="minorEastAsia" w:hint="eastAsia"/>
@@ -25051,7 +24134,6 @@
               </w:rPr>
               <w:t>ame</w:t>
             </w:r>
-            <w:proofErr w:type="spellEnd"/>
           </w:p>
         </w:tc>
         <w:tc>
@@ -25064,7 +24146,6 @@
                 <w:rFonts w:asciiTheme="minorEastAsia" w:eastAsiaTheme="minorEastAsia" w:hAnsiTheme="minorEastAsia" w:hint="eastAsia"/>
               </w:rPr>
             </w:pPr>
-            <w:proofErr w:type="gramStart"/>
             <w:r>
               <w:rPr>
                 <w:rFonts w:asciiTheme="minorEastAsia" w:eastAsiaTheme="minorEastAsia" w:hAnsiTheme="minorEastAsia" w:hint="eastAsia"/>
@@ -25077,7 +24158,6 @@
               </w:rPr>
               <w:t>(</w:t>
             </w:r>
-            <w:proofErr w:type="gramEnd"/>
             <w:r>
               <w:rPr>
                 <w:rFonts w:asciiTheme="minorEastAsia" w:eastAsiaTheme="minorEastAsia" w:hAnsiTheme="minorEastAsia" w:hint="eastAsia"/>
@@ -25165,14 +24245,12 @@
                 <w:rFonts w:asciiTheme="minorEastAsia" w:eastAsiaTheme="minorEastAsia" w:hAnsiTheme="minorEastAsia" w:hint="eastAsia"/>
               </w:rPr>
             </w:pPr>
-            <w:proofErr w:type="spellStart"/>
             <w:r>
               <w:rPr>
                 <w:rFonts w:asciiTheme="minorEastAsia" w:eastAsiaTheme="minorEastAsia" w:hAnsiTheme="minorEastAsia" w:hint="eastAsia"/>
               </w:rPr>
               <w:t>is_enabled</w:t>
             </w:r>
-            <w:proofErr w:type="spellEnd"/>
           </w:p>
         </w:tc>
         <w:tc>
@@ -25185,19 +24263,11 @@
                 <w:rFonts w:asciiTheme="minorEastAsia" w:eastAsiaTheme="minorEastAsia" w:hAnsiTheme="minorEastAsia" w:hint="eastAsia"/>
               </w:rPr>
             </w:pPr>
-            <w:proofErr w:type="gramStart"/>
-            <w:r>
-              <w:rPr>
-                <w:rFonts w:asciiTheme="minorEastAsia" w:eastAsiaTheme="minorEastAsia" w:hAnsiTheme="minorEastAsia" w:hint="eastAsia"/>
-              </w:rPr>
-              <w:t>TINYINT(</w:t>
-            </w:r>
-            <w:proofErr w:type="gramEnd"/>
-            <w:r>
-              <w:rPr>
-                <w:rFonts w:asciiTheme="minorEastAsia" w:eastAsiaTheme="minorEastAsia" w:hAnsiTheme="minorEastAsia" w:hint="eastAsia"/>
-              </w:rPr>
-              <w:t>1)</w:t>
+            <w:r>
+              <w:rPr>
+                <w:rFonts w:asciiTheme="minorEastAsia" w:eastAsiaTheme="minorEastAsia" w:hAnsiTheme="minorEastAsia" w:hint="eastAsia"/>
+              </w:rPr>
+              <w:t>TINYINT(1)</w:t>
             </w:r>
           </w:p>
         </w:tc>
@@ -25280,14 +24350,12 @@
                 <w:rFonts w:asciiTheme="minorEastAsia" w:eastAsiaTheme="minorEastAsia" w:hAnsiTheme="minorEastAsia" w:hint="eastAsia"/>
               </w:rPr>
             </w:pPr>
-            <w:proofErr w:type="spellStart"/>
             <w:r>
               <w:rPr>
                 <w:rFonts w:asciiTheme="minorEastAsia" w:eastAsiaTheme="minorEastAsia" w:hAnsiTheme="minorEastAsia" w:hint="eastAsia"/>
               </w:rPr>
               <w:t>created_by</w:t>
             </w:r>
-            <w:proofErr w:type="spellEnd"/>
           </w:p>
         </w:tc>
         <w:tc>
@@ -25300,19 +24368,11 @@
                 <w:rFonts w:asciiTheme="minorEastAsia" w:eastAsiaTheme="minorEastAsia" w:hAnsiTheme="minorEastAsia" w:hint="eastAsia"/>
               </w:rPr>
             </w:pPr>
-            <w:proofErr w:type="gramStart"/>
-            <w:r>
-              <w:rPr>
-                <w:rFonts w:asciiTheme="minorEastAsia" w:eastAsiaTheme="minorEastAsia" w:hAnsiTheme="minorEastAsia" w:hint="eastAsia"/>
-              </w:rPr>
-              <w:t>VARCHAR(</w:t>
-            </w:r>
-            <w:proofErr w:type="gramEnd"/>
-            <w:r>
-              <w:rPr>
-                <w:rFonts w:asciiTheme="minorEastAsia" w:eastAsiaTheme="minorEastAsia" w:hAnsiTheme="minorEastAsia" w:hint="eastAsia"/>
-              </w:rPr>
-              <w:t>50)</w:t>
+            <w:r>
+              <w:rPr>
+                <w:rFonts w:asciiTheme="minorEastAsia" w:eastAsiaTheme="minorEastAsia" w:hAnsiTheme="minorEastAsia" w:hint="eastAsia"/>
+              </w:rPr>
+              <w:t>VARCHAR(50)</w:t>
             </w:r>
           </w:p>
         </w:tc>
@@ -25389,14 +24449,12 @@
                 <w:rFonts w:asciiTheme="minorEastAsia" w:eastAsiaTheme="minorEastAsia" w:hAnsiTheme="minorEastAsia" w:hint="eastAsia"/>
               </w:rPr>
             </w:pPr>
-            <w:proofErr w:type="spellStart"/>
             <w:r>
               <w:rPr>
                 <w:rFonts w:asciiTheme="minorEastAsia" w:eastAsiaTheme="minorEastAsia" w:hAnsiTheme="minorEastAsia" w:hint="eastAsia"/>
               </w:rPr>
               <w:t>created_at</w:t>
             </w:r>
-            <w:proofErr w:type="spellEnd"/>
           </w:p>
         </w:tc>
         <w:tc>
@@ -25427,19 +24485,11 @@
                 <w:rFonts w:asciiTheme="minorEastAsia" w:eastAsiaTheme="minorEastAsia" w:hAnsiTheme="minorEastAsia" w:hint="eastAsia"/>
               </w:rPr>
             </w:pPr>
-            <w:proofErr w:type="gramStart"/>
-            <w:r>
-              <w:rPr>
-                <w:rFonts w:asciiTheme="minorEastAsia" w:eastAsiaTheme="minorEastAsia" w:hAnsiTheme="minorEastAsia" w:hint="eastAsia"/>
-              </w:rPr>
-              <w:t>NOW(</w:t>
-            </w:r>
-            <w:proofErr w:type="gramEnd"/>
-            <w:r>
-              <w:rPr>
-                <w:rFonts w:asciiTheme="minorEastAsia" w:eastAsiaTheme="minorEastAsia" w:hAnsiTheme="minorEastAsia" w:hint="eastAsia"/>
-              </w:rPr>
-              <w:t>)</w:t>
+            <w:r>
+              <w:rPr>
+                <w:rFonts w:asciiTheme="minorEastAsia" w:eastAsiaTheme="minorEastAsia" w:hAnsiTheme="minorEastAsia" w:hint="eastAsia"/>
+              </w:rPr>
+              <w:t>NOW()</w:t>
             </w:r>
           </w:p>
         </w:tc>
@@ -25504,14 +24554,12 @@
                 <w:rFonts w:asciiTheme="minorEastAsia" w:eastAsiaTheme="minorEastAsia" w:hAnsiTheme="minorEastAsia" w:hint="eastAsia"/>
               </w:rPr>
             </w:pPr>
-            <w:proofErr w:type="spellStart"/>
             <w:r>
               <w:rPr>
                 <w:rFonts w:asciiTheme="minorEastAsia" w:eastAsiaTheme="minorEastAsia" w:hAnsiTheme="minorEastAsia" w:hint="eastAsia"/>
               </w:rPr>
               <w:t>updated_by</w:t>
             </w:r>
-            <w:proofErr w:type="spellEnd"/>
           </w:p>
         </w:tc>
         <w:tc>
@@ -25524,19 +24572,11 @@
                 <w:rFonts w:asciiTheme="minorEastAsia" w:eastAsiaTheme="minorEastAsia" w:hAnsiTheme="minorEastAsia" w:hint="eastAsia"/>
               </w:rPr>
             </w:pPr>
-            <w:proofErr w:type="gramStart"/>
-            <w:r>
-              <w:rPr>
-                <w:rFonts w:asciiTheme="minorEastAsia" w:eastAsiaTheme="minorEastAsia" w:hAnsiTheme="minorEastAsia" w:hint="eastAsia"/>
-              </w:rPr>
-              <w:t>VARCHAR(</w:t>
-            </w:r>
-            <w:proofErr w:type="gramEnd"/>
-            <w:r>
-              <w:rPr>
-                <w:rFonts w:asciiTheme="minorEastAsia" w:eastAsiaTheme="minorEastAsia" w:hAnsiTheme="minorEastAsia" w:hint="eastAsia"/>
-              </w:rPr>
-              <w:t>50)</w:t>
+            <w:r>
+              <w:rPr>
+                <w:rFonts w:asciiTheme="minorEastAsia" w:eastAsiaTheme="minorEastAsia" w:hAnsiTheme="minorEastAsia" w:hint="eastAsia"/>
+              </w:rPr>
+              <w:t>VARCHAR(50)</w:t>
             </w:r>
           </w:p>
         </w:tc>
@@ -25613,14 +24653,12 @@
                 <w:rFonts w:asciiTheme="minorEastAsia" w:eastAsiaTheme="minorEastAsia" w:hAnsiTheme="minorEastAsia" w:hint="eastAsia"/>
               </w:rPr>
             </w:pPr>
-            <w:proofErr w:type="spellStart"/>
             <w:r>
               <w:rPr>
                 <w:rFonts w:asciiTheme="minorEastAsia" w:eastAsiaTheme="minorEastAsia" w:hAnsiTheme="minorEastAsia" w:hint="eastAsia"/>
               </w:rPr>
               <w:t>updated_at</w:t>
             </w:r>
-            <w:proofErr w:type="spellEnd"/>
           </w:p>
         </w:tc>
         <w:tc>
@@ -25651,19 +24689,11 @@
                 <w:rFonts w:asciiTheme="minorEastAsia" w:eastAsiaTheme="minorEastAsia" w:hAnsiTheme="minorEastAsia" w:hint="eastAsia"/>
               </w:rPr>
             </w:pPr>
-            <w:proofErr w:type="gramStart"/>
-            <w:r>
-              <w:rPr>
-                <w:rFonts w:asciiTheme="minorEastAsia" w:eastAsiaTheme="minorEastAsia" w:hAnsiTheme="minorEastAsia" w:hint="eastAsia"/>
-              </w:rPr>
-              <w:t>NOW(</w:t>
-            </w:r>
-            <w:proofErr w:type="gramEnd"/>
-            <w:r>
-              <w:rPr>
-                <w:rFonts w:asciiTheme="minorEastAsia" w:eastAsiaTheme="minorEastAsia" w:hAnsiTheme="minorEastAsia" w:hint="eastAsia"/>
-              </w:rPr>
-              <w:t>)</w:t>
+            <w:r>
+              <w:rPr>
+                <w:rFonts w:asciiTheme="minorEastAsia" w:eastAsiaTheme="minorEastAsia" w:hAnsiTheme="minorEastAsia" w:hint="eastAsia"/>
+              </w:rPr>
+              <w:t>NOW()</w:t>
             </w:r>
           </w:p>
         </w:tc>
@@ -25731,7 +24761,6 @@
       </w:pPr>
       <w:bookmarkStart w:id="59" w:name="_Toc72332637"/>
       <w:bookmarkEnd w:id="59"/>
-      <w:proofErr w:type="spellStart"/>
       <w:r>
         <w:rPr>
           <w:rFonts w:asciiTheme="minorEastAsia" w:eastAsiaTheme="minorEastAsia" w:hAnsiTheme="minorEastAsia"/>
@@ -25744,7 +24773,6 @@
         </w:rPr>
         <w:t>employee</w:t>
       </w:r>
-      <w:proofErr w:type="spellEnd"/>
     </w:p>
     <w:tbl>
       <w:tblPr>
@@ -25797,7 +24825,6 @@
                 <w:rFonts w:asciiTheme="minorEastAsia" w:eastAsiaTheme="minorEastAsia" w:hAnsiTheme="minorEastAsia" w:hint="eastAsia"/>
               </w:rPr>
             </w:pPr>
-            <w:proofErr w:type="spellStart"/>
             <w:r>
               <w:rPr>
                 <w:rFonts w:asciiTheme="minorEastAsia" w:eastAsiaTheme="minorEastAsia" w:hAnsiTheme="minorEastAsia" w:hint="eastAsia"/>
@@ -25822,7 +24849,6 @@
               </w:rPr>
               <w:t>employee</w:t>
             </w:r>
-            <w:proofErr w:type="spellEnd"/>
           </w:p>
         </w:tc>
       </w:tr>
@@ -25923,7 +24949,6 @@
                 <w:rFonts w:asciiTheme="minorEastAsia" w:eastAsiaTheme="minorEastAsia" w:hAnsiTheme="minorEastAsia" w:hint="eastAsia"/>
               </w:rPr>
             </w:pPr>
-            <w:proofErr w:type="spellStart"/>
             <w:r>
               <w:rPr>
                 <w:rFonts w:asciiTheme="minorEastAsia" w:eastAsiaTheme="minorEastAsia" w:hAnsiTheme="minorEastAsia" w:hint="eastAsia"/>
@@ -25936,7 +24961,6 @@
               </w:rPr>
               <w:t>_id</w:t>
             </w:r>
-            <w:proofErr w:type="spellEnd"/>
           </w:p>
         </w:tc>
         <w:tc>
@@ -25998,7 +25022,6 @@
                 <w:rFonts w:asciiTheme="minorEastAsia" w:eastAsiaTheme="minorEastAsia" w:hAnsiTheme="minorEastAsia" w:hint="eastAsia"/>
               </w:rPr>
             </w:pPr>
-            <w:proofErr w:type="gramStart"/>
             <w:r>
               <w:rPr>
                 <w:rFonts w:asciiTheme="minorEastAsia" w:eastAsiaTheme="minorEastAsia" w:hAnsiTheme="minorEastAsia" w:hint="eastAsia"/>
@@ -26008,7 +25031,6 @@
               </w:rPr>
               <w:t>外键</w:t>
             </w:r>
-            <w:proofErr w:type="gramEnd"/>
           </w:p>
         </w:tc>
         <w:tc>
@@ -26208,7 +25230,6 @@
                 <w:rFonts w:asciiTheme="minorEastAsia" w:eastAsiaTheme="minorEastAsia" w:hAnsiTheme="minorEastAsia" w:hint="eastAsia"/>
               </w:rPr>
             </w:pPr>
-            <w:proofErr w:type="spellStart"/>
             <w:r>
               <w:rPr>
                 <w:rFonts w:asciiTheme="minorEastAsia" w:eastAsiaTheme="minorEastAsia" w:hAnsiTheme="minorEastAsia" w:hint="eastAsia"/>
@@ -26221,7 +25242,6 @@
               </w:rPr>
               <w:t>_id</w:t>
             </w:r>
-            <w:proofErr w:type="spellEnd"/>
           </w:p>
         </w:tc>
         <w:tc>
@@ -26234,19 +25254,11 @@
                 <w:rFonts w:asciiTheme="minorEastAsia" w:eastAsiaTheme="minorEastAsia" w:hAnsiTheme="minorEastAsia" w:hint="eastAsia"/>
               </w:rPr>
             </w:pPr>
-            <w:proofErr w:type="gramStart"/>
-            <w:r>
-              <w:rPr>
-                <w:rFonts w:asciiTheme="minorEastAsia" w:eastAsiaTheme="minorEastAsia" w:hAnsiTheme="minorEastAsia" w:hint="eastAsia"/>
-              </w:rPr>
-              <w:t>VARCHAR(</w:t>
-            </w:r>
-            <w:proofErr w:type="gramEnd"/>
-            <w:r>
-              <w:rPr>
-                <w:rFonts w:asciiTheme="minorEastAsia" w:eastAsiaTheme="minorEastAsia" w:hAnsiTheme="minorEastAsia" w:hint="eastAsia"/>
-              </w:rPr>
-              <w:t>50)</w:t>
+            <w:r>
+              <w:rPr>
+                <w:rFonts w:asciiTheme="minorEastAsia" w:eastAsiaTheme="minorEastAsia" w:hAnsiTheme="minorEastAsia" w:hint="eastAsia"/>
+              </w:rPr>
+              <w:t>VARCHAR(50)</w:t>
             </w:r>
           </w:p>
         </w:tc>
@@ -26335,14 +25347,12 @@
                 <w:rFonts w:asciiTheme="minorEastAsia" w:eastAsiaTheme="minorEastAsia" w:hAnsiTheme="minorEastAsia" w:hint="eastAsia"/>
               </w:rPr>
             </w:pPr>
-            <w:proofErr w:type="spellStart"/>
             <w:r>
               <w:rPr>
                 <w:rFonts w:asciiTheme="minorEastAsia" w:eastAsiaTheme="minorEastAsia" w:hAnsiTheme="minorEastAsia" w:hint="eastAsia"/>
               </w:rPr>
               <w:t>emp_no</w:t>
             </w:r>
-            <w:proofErr w:type="spellEnd"/>
           </w:p>
         </w:tc>
         <w:tc>
@@ -26355,19 +25365,11 @@
                 <w:rFonts w:asciiTheme="minorEastAsia" w:eastAsiaTheme="minorEastAsia" w:hAnsiTheme="minorEastAsia" w:hint="eastAsia"/>
               </w:rPr>
             </w:pPr>
-            <w:proofErr w:type="gramStart"/>
-            <w:r>
-              <w:rPr>
-                <w:rFonts w:asciiTheme="minorEastAsia" w:eastAsiaTheme="minorEastAsia" w:hAnsiTheme="minorEastAsia" w:hint="eastAsia"/>
-              </w:rPr>
-              <w:t>VARCHAR(</w:t>
-            </w:r>
-            <w:proofErr w:type="gramEnd"/>
-            <w:r>
-              <w:rPr>
-                <w:rFonts w:asciiTheme="minorEastAsia" w:eastAsiaTheme="minorEastAsia" w:hAnsiTheme="minorEastAsia" w:hint="eastAsia"/>
-              </w:rPr>
-              <w:t>50)</w:t>
+            <w:r>
+              <w:rPr>
+                <w:rFonts w:asciiTheme="minorEastAsia" w:eastAsiaTheme="minorEastAsia" w:hAnsiTheme="minorEastAsia" w:hint="eastAsia"/>
+              </w:rPr>
+              <w:t>VARCHAR(50)</w:t>
             </w:r>
           </w:p>
         </w:tc>
@@ -26521,16 +25523,8 @@
               <w:rPr>
                 <w:rFonts w:asciiTheme="minorEastAsia" w:eastAsiaTheme="minorEastAsia" w:hAnsiTheme="minorEastAsia" w:hint="eastAsia"/>
               </w:rPr>
-              <w:t>[参]</w:t>
-            </w:r>
-            <w:proofErr w:type="spellStart"/>
-            <w:r>
-              <w:rPr>
-                <w:rFonts w:asciiTheme="minorEastAsia" w:eastAsiaTheme="minorEastAsia" w:hAnsiTheme="minorEastAsia" w:hint="eastAsia"/>
-              </w:rPr>
-              <w:t>EmployeePosition</w:t>
-            </w:r>
-            <w:proofErr w:type="spellEnd"/>
+              <w:t>[参]EmployeePosition</w:t>
+            </w:r>
           </w:p>
         </w:tc>
       </w:tr>
@@ -26651,14 +25645,12 @@
                 <w:rFonts w:asciiTheme="minorEastAsia" w:eastAsiaTheme="minorEastAsia" w:hAnsiTheme="minorEastAsia" w:hint="eastAsia"/>
               </w:rPr>
             </w:pPr>
-            <w:proofErr w:type="spellStart"/>
             <w:r>
               <w:rPr>
                 <w:rFonts w:asciiTheme="minorEastAsia" w:eastAsiaTheme="minorEastAsia" w:hAnsiTheme="minorEastAsia" w:hint="eastAsia"/>
               </w:rPr>
               <w:t>business_range</w:t>
             </w:r>
-            <w:proofErr w:type="spellEnd"/>
           </w:p>
         </w:tc>
         <w:tc>
@@ -26736,16 +25728,8 @@
               <w:rPr>
                 <w:rFonts w:asciiTheme="minorEastAsia" w:eastAsiaTheme="minorEastAsia" w:hAnsiTheme="minorEastAsia" w:hint="eastAsia"/>
               </w:rPr>
-              <w:t>[参]</w:t>
-            </w:r>
-            <w:proofErr w:type="spellStart"/>
-            <w:r>
-              <w:rPr>
-                <w:rFonts w:asciiTheme="minorEastAsia" w:eastAsiaTheme="minorEastAsia" w:hAnsiTheme="minorEastAsia" w:hint="eastAsia"/>
-              </w:rPr>
-              <w:t>BusinessRange</w:t>
-            </w:r>
-            <w:proofErr w:type="spellEnd"/>
+              <w:t>[参]BusinessRange</w:t>
+            </w:r>
           </w:p>
         </w:tc>
       </w:tr>
@@ -26760,7 +25744,6 @@
                 <w:rFonts w:asciiTheme="minorEastAsia" w:eastAsiaTheme="minorEastAsia" w:hAnsiTheme="minorEastAsia" w:hint="eastAsia"/>
               </w:rPr>
             </w:pPr>
-            <w:proofErr w:type="spellStart"/>
             <w:r>
               <w:rPr>
                 <w:rFonts w:asciiTheme="minorEastAsia" w:eastAsiaTheme="minorEastAsia" w:hAnsiTheme="minorEastAsia" w:hint="eastAsia"/>
@@ -26773,7 +25756,6 @@
               </w:rPr>
               <w:t>abbr</w:t>
             </w:r>
-            <w:proofErr w:type="spellEnd"/>
           </w:p>
         </w:tc>
         <w:tc>
@@ -26786,19 +25768,11 @@
                 <w:rFonts w:asciiTheme="minorEastAsia" w:eastAsiaTheme="minorEastAsia" w:hAnsiTheme="minorEastAsia" w:hint="eastAsia"/>
               </w:rPr>
             </w:pPr>
-            <w:proofErr w:type="gramStart"/>
-            <w:r>
-              <w:rPr>
-                <w:rFonts w:asciiTheme="minorEastAsia" w:eastAsiaTheme="minorEastAsia" w:hAnsiTheme="minorEastAsia" w:hint="eastAsia"/>
-              </w:rPr>
-              <w:t>VARCHAR(</w:t>
-            </w:r>
-            <w:proofErr w:type="gramEnd"/>
-            <w:r>
-              <w:rPr>
-                <w:rFonts w:asciiTheme="minorEastAsia" w:eastAsiaTheme="minorEastAsia" w:hAnsiTheme="minorEastAsia" w:hint="eastAsia"/>
-              </w:rPr>
-              <w:t>50)</w:t>
+            <w:r>
+              <w:rPr>
+                <w:rFonts w:asciiTheme="minorEastAsia" w:eastAsiaTheme="minorEastAsia" w:hAnsiTheme="minorEastAsia" w:hint="eastAsia"/>
+              </w:rPr>
+              <w:t>VARCHAR(50)</w:t>
             </w:r>
           </w:p>
         </w:tc>
@@ -26869,14 +25843,12 @@
                 <w:rFonts w:asciiTheme="minorEastAsia" w:eastAsiaTheme="minorEastAsia" w:hAnsiTheme="minorEastAsia" w:hint="eastAsia"/>
               </w:rPr>
             </w:pPr>
-            <w:proofErr w:type="spellStart"/>
             <w:r>
               <w:rPr>
                 <w:rFonts w:asciiTheme="minorEastAsia" w:eastAsiaTheme="minorEastAsia" w:hAnsiTheme="minorEastAsia" w:hint="eastAsia"/>
               </w:rPr>
               <w:t>sign_image</w:t>
             </w:r>
-            <w:proofErr w:type="spellEnd"/>
           </w:p>
         </w:tc>
         <w:tc>
@@ -26889,14 +25861,12 @@
                 <w:rFonts w:asciiTheme="minorEastAsia" w:eastAsiaTheme="minorEastAsia" w:hAnsiTheme="minorEastAsia" w:hint="eastAsia"/>
               </w:rPr>
             </w:pPr>
-            <w:proofErr w:type="gramStart"/>
             <w:r>
               <w:rPr>
                 <w:rFonts w:asciiTheme="minorEastAsia" w:eastAsiaTheme="minorEastAsia" w:hAnsiTheme="minorEastAsia" w:hint="eastAsia"/>
               </w:rPr>
               <w:t>VARCHAR(</w:t>
             </w:r>
-            <w:proofErr w:type="gramEnd"/>
             <w:r>
               <w:rPr>
                 <w:rFonts w:asciiTheme="minorEastAsia" w:eastAsiaTheme="minorEastAsia" w:hAnsiTheme="minorEastAsia" w:hint="eastAsia"/>
@@ -26984,14 +25954,12 @@
                 <w:rFonts w:asciiTheme="minorEastAsia" w:eastAsiaTheme="minorEastAsia" w:hAnsiTheme="minorEastAsia" w:hint="eastAsia"/>
               </w:rPr>
             </w:pPr>
-            <w:proofErr w:type="spellStart"/>
             <w:r>
               <w:rPr>
                 <w:rFonts w:asciiTheme="minorEastAsia" w:eastAsiaTheme="minorEastAsia" w:hAnsiTheme="minorEastAsia" w:hint="eastAsia"/>
               </w:rPr>
               <w:t>dept_id</w:t>
             </w:r>
-            <w:proofErr w:type="spellEnd"/>
           </w:p>
         </w:tc>
         <w:tc>
@@ -27004,19 +25972,11 @@
                 <w:rFonts w:asciiTheme="minorEastAsia" w:eastAsiaTheme="minorEastAsia" w:hAnsiTheme="minorEastAsia" w:hint="eastAsia"/>
               </w:rPr>
             </w:pPr>
-            <w:proofErr w:type="gramStart"/>
-            <w:r>
-              <w:rPr>
-                <w:rFonts w:asciiTheme="minorEastAsia" w:eastAsiaTheme="minorEastAsia" w:hAnsiTheme="minorEastAsia" w:hint="eastAsia"/>
-              </w:rPr>
-              <w:t>VARCHAR(</w:t>
-            </w:r>
-            <w:proofErr w:type="gramEnd"/>
-            <w:r>
-              <w:rPr>
-                <w:rFonts w:asciiTheme="minorEastAsia" w:eastAsiaTheme="minorEastAsia" w:hAnsiTheme="minorEastAsia" w:hint="eastAsia"/>
-              </w:rPr>
-              <w:t>50)</w:t>
+            <w:r>
+              <w:rPr>
+                <w:rFonts w:asciiTheme="minorEastAsia" w:eastAsiaTheme="minorEastAsia" w:hAnsiTheme="minorEastAsia" w:hint="eastAsia"/>
+              </w:rPr>
+              <w:t>VARCHAR(50)</w:t>
             </w:r>
           </w:p>
         </w:tc>
@@ -27093,14 +26053,12 @@
                 <w:rFonts w:asciiTheme="minorEastAsia" w:eastAsiaTheme="minorEastAsia" w:hAnsiTheme="minorEastAsia" w:hint="eastAsia"/>
               </w:rPr>
             </w:pPr>
-            <w:proofErr w:type="spellStart"/>
             <w:r>
               <w:rPr>
                 <w:rFonts w:asciiTheme="minorEastAsia" w:eastAsiaTheme="minorEastAsia" w:hAnsiTheme="minorEastAsia" w:hint="eastAsia"/>
               </w:rPr>
               <w:t>group_id</w:t>
             </w:r>
-            <w:proofErr w:type="spellEnd"/>
           </w:p>
         </w:tc>
         <w:tc>
@@ -27194,14 +26152,12 @@
                 <w:rFonts w:asciiTheme="minorEastAsia" w:eastAsiaTheme="minorEastAsia" w:hAnsiTheme="minorEastAsia" w:hint="eastAsia"/>
               </w:rPr>
             </w:pPr>
-            <w:proofErr w:type="spellStart"/>
             <w:r>
               <w:rPr>
                 <w:rFonts w:asciiTheme="minorEastAsia" w:eastAsiaTheme="minorEastAsia" w:hAnsiTheme="minorEastAsia" w:hint="eastAsia"/>
               </w:rPr>
               <w:t>is_enabled</w:t>
             </w:r>
-            <w:proofErr w:type="spellEnd"/>
           </w:p>
         </w:tc>
         <w:tc>
@@ -27214,19 +26170,11 @@
                 <w:rFonts w:asciiTheme="minorEastAsia" w:eastAsiaTheme="minorEastAsia" w:hAnsiTheme="minorEastAsia" w:hint="eastAsia"/>
               </w:rPr>
             </w:pPr>
-            <w:proofErr w:type="gramStart"/>
-            <w:r>
-              <w:rPr>
-                <w:rFonts w:asciiTheme="minorEastAsia" w:eastAsiaTheme="minorEastAsia" w:hAnsiTheme="minorEastAsia" w:hint="eastAsia"/>
-              </w:rPr>
-              <w:t>TINYINT(</w:t>
-            </w:r>
-            <w:proofErr w:type="gramEnd"/>
-            <w:r>
-              <w:rPr>
-                <w:rFonts w:asciiTheme="minorEastAsia" w:eastAsiaTheme="minorEastAsia" w:hAnsiTheme="minorEastAsia" w:hint="eastAsia"/>
-              </w:rPr>
-              <w:t>1)</w:t>
+            <w:r>
+              <w:rPr>
+                <w:rFonts w:asciiTheme="minorEastAsia" w:eastAsiaTheme="minorEastAsia" w:hAnsiTheme="minorEastAsia" w:hint="eastAsia"/>
+              </w:rPr>
+              <w:t>TINYINT(1)</w:t>
             </w:r>
           </w:p>
         </w:tc>
@@ -27309,14 +26257,12 @@
                 <w:rFonts w:asciiTheme="minorEastAsia" w:eastAsiaTheme="minorEastAsia" w:hAnsiTheme="minorEastAsia" w:hint="eastAsia"/>
               </w:rPr>
             </w:pPr>
-            <w:proofErr w:type="spellStart"/>
             <w:r>
               <w:rPr>
                 <w:rFonts w:asciiTheme="minorEastAsia" w:eastAsiaTheme="minorEastAsia" w:hAnsiTheme="minorEastAsia" w:hint="eastAsia"/>
               </w:rPr>
               <w:t>created_by</w:t>
             </w:r>
-            <w:proofErr w:type="spellEnd"/>
           </w:p>
         </w:tc>
         <w:tc>
@@ -27329,19 +26275,11 @@
                 <w:rFonts w:asciiTheme="minorEastAsia" w:eastAsiaTheme="minorEastAsia" w:hAnsiTheme="minorEastAsia" w:hint="eastAsia"/>
               </w:rPr>
             </w:pPr>
-            <w:proofErr w:type="gramStart"/>
-            <w:r>
-              <w:rPr>
-                <w:rFonts w:asciiTheme="minorEastAsia" w:eastAsiaTheme="minorEastAsia" w:hAnsiTheme="minorEastAsia" w:hint="eastAsia"/>
-              </w:rPr>
-              <w:t>VARCHAR(</w:t>
-            </w:r>
-            <w:proofErr w:type="gramEnd"/>
-            <w:r>
-              <w:rPr>
-                <w:rFonts w:asciiTheme="minorEastAsia" w:eastAsiaTheme="minorEastAsia" w:hAnsiTheme="minorEastAsia" w:hint="eastAsia"/>
-              </w:rPr>
-              <w:t>50)</w:t>
+            <w:r>
+              <w:rPr>
+                <w:rFonts w:asciiTheme="minorEastAsia" w:eastAsiaTheme="minorEastAsia" w:hAnsiTheme="minorEastAsia" w:hint="eastAsia"/>
+              </w:rPr>
+              <w:t>VARCHAR(50)</w:t>
             </w:r>
           </w:p>
         </w:tc>
@@ -27418,14 +26356,12 @@
                 <w:rFonts w:asciiTheme="minorEastAsia" w:eastAsiaTheme="minorEastAsia" w:hAnsiTheme="minorEastAsia" w:hint="eastAsia"/>
               </w:rPr>
             </w:pPr>
-            <w:proofErr w:type="spellStart"/>
             <w:r>
               <w:rPr>
                 <w:rFonts w:asciiTheme="minorEastAsia" w:eastAsiaTheme="minorEastAsia" w:hAnsiTheme="minorEastAsia" w:hint="eastAsia"/>
               </w:rPr>
               <w:t>created_at</w:t>
             </w:r>
-            <w:proofErr w:type="spellEnd"/>
           </w:p>
         </w:tc>
         <w:tc>
@@ -27456,19 +26392,11 @@
                 <w:rFonts w:asciiTheme="minorEastAsia" w:eastAsiaTheme="minorEastAsia" w:hAnsiTheme="minorEastAsia" w:hint="eastAsia"/>
               </w:rPr>
             </w:pPr>
-            <w:proofErr w:type="gramStart"/>
-            <w:r>
-              <w:rPr>
-                <w:rFonts w:asciiTheme="minorEastAsia" w:eastAsiaTheme="minorEastAsia" w:hAnsiTheme="minorEastAsia" w:hint="eastAsia"/>
-              </w:rPr>
-              <w:t>NOW(</w:t>
-            </w:r>
-            <w:proofErr w:type="gramEnd"/>
-            <w:r>
-              <w:rPr>
-                <w:rFonts w:asciiTheme="minorEastAsia" w:eastAsiaTheme="minorEastAsia" w:hAnsiTheme="minorEastAsia" w:hint="eastAsia"/>
-              </w:rPr>
-              <w:t>)</w:t>
+            <w:r>
+              <w:rPr>
+                <w:rFonts w:asciiTheme="minorEastAsia" w:eastAsiaTheme="minorEastAsia" w:hAnsiTheme="minorEastAsia" w:hint="eastAsia"/>
+              </w:rPr>
+              <w:t>NOW()</w:t>
             </w:r>
           </w:p>
         </w:tc>
@@ -27533,14 +26461,12 @@
                 <w:rFonts w:asciiTheme="minorEastAsia" w:eastAsiaTheme="minorEastAsia" w:hAnsiTheme="minorEastAsia" w:hint="eastAsia"/>
               </w:rPr>
             </w:pPr>
-            <w:proofErr w:type="spellStart"/>
             <w:r>
               <w:rPr>
                 <w:rFonts w:asciiTheme="minorEastAsia" w:eastAsiaTheme="minorEastAsia" w:hAnsiTheme="minorEastAsia" w:hint="eastAsia"/>
               </w:rPr>
               <w:t>updated_by</w:t>
             </w:r>
-            <w:proofErr w:type="spellEnd"/>
           </w:p>
         </w:tc>
         <w:tc>
@@ -27553,19 +26479,11 @@
                 <w:rFonts w:asciiTheme="minorEastAsia" w:eastAsiaTheme="minorEastAsia" w:hAnsiTheme="minorEastAsia" w:hint="eastAsia"/>
               </w:rPr>
             </w:pPr>
-            <w:proofErr w:type="gramStart"/>
-            <w:r>
-              <w:rPr>
-                <w:rFonts w:asciiTheme="minorEastAsia" w:eastAsiaTheme="minorEastAsia" w:hAnsiTheme="minorEastAsia" w:hint="eastAsia"/>
-              </w:rPr>
-              <w:t>VARCHAR(</w:t>
-            </w:r>
-            <w:proofErr w:type="gramEnd"/>
-            <w:r>
-              <w:rPr>
-                <w:rFonts w:asciiTheme="minorEastAsia" w:eastAsiaTheme="minorEastAsia" w:hAnsiTheme="minorEastAsia" w:hint="eastAsia"/>
-              </w:rPr>
-              <w:t>50)</w:t>
+            <w:r>
+              <w:rPr>
+                <w:rFonts w:asciiTheme="minorEastAsia" w:eastAsiaTheme="minorEastAsia" w:hAnsiTheme="minorEastAsia" w:hint="eastAsia"/>
+              </w:rPr>
+              <w:t>VARCHAR(50)</w:t>
             </w:r>
           </w:p>
         </w:tc>
@@ -27642,14 +26560,12 @@
                 <w:rFonts w:asciiTheme="minorEastAsia" w:eastAsiaTheme="minorEastAsia" w:hAnsiTheme="minorEastAsia" w:hint="eastAsia"/>
               </w:rPr>
             </w:pPr>
-            <w:proofErr w:type="spellStart"/>
             <w:r>
               <w:rPr>
                 <w:rFonts w:asciiTheme="minorEastAsia" w:eastAsiaTheme="minorEastAsia" w:hAnsiTheme="minorEastAsia" w:hint="eastAsia"/>
               </w:rPr>
               <w:t>updated_at</w:t>
             </w:r>
-            <w:proofErr w:type="spellEnd"/>
           </w:p>
         </w:tc>
         <w:tc>
@@ -27680,19 +26596,11 @@
                 <w:rFonts w:asciiTheme="minorEastAsia" w:eastAsiaTheme="minorEastAsia" w:hAnsiTheme="minorEastAsia" w:hint="eastAsia"/>
               </w:rPr>
             </w:pPr>
-            <w:proofErr w:type="gramStart"/>
-            <w:r>
-              <w:rPr>
-                <w:rFonts w:asciiTheme="minorEastAsia" w:eastAsiaTheme="minorEastAsia" w:hAnsiTheme="minorEastAsia" w:hint="eastAsia"/>
-              </w:rPr>
-              <w:t>NOW(</w:t>
-            </w:r>
-            <w:proofErr w:type="gramEnd"/>
-            <w:r>
-              <w:rPr>
-                <w:rFonts w:asciiTheme="minorEastAsia" w:eastAsiaTheme="minorEastAsia" w:hAnsiTheme="minorEastAsia" w:hint="eastAsia"/>
-              </w:rPr>
-              <w:t>)</w:t>
+            <w:r>
+              <w:rPr>
+                <w:rFonts w:asciiTheme="minorEastAsia" w:eastAsiaTheme="minorEastAsia" w:hAnsiTheme="minorEastAsia" w:hint="eastAsia"/>
+              </w:rPr>
+              <w:t>NOW()</w:t>
             </w:r>
           </w:p>
         </w:tc>
@@ -27758,7 +26666,6 @@
           <w:rFonts w:asciiTheme="minorEastAsia" w:eastAsiaTheme="minorEastAsia" w:hAnsiTheme="minorEastAsia" w:hint="eastAsia"/>
         </w:rPr>
       </w:pPr>
-      <w:proofErr w:type="spellStart"/>
       <w:r>
         <w:rPr>
           <w:rFonts w:asciiTheme="minorEastAsia" w:eastAsiaTheme="minorEastAsia" w:hAnsiTheme="minorEastAsia"/>
@@ -27771,7 +26678,6 @@
         </w:rPr>
         <w:t>dept</w:t>
       </w:r>
-      <w:proofErr w:type="spellEnd"/>
     </w:p>
     <w:tbl>
       <w:tblPr>
@@ -27824,7 +26730,6 @@
                 <w:rFonts w:asciiTheme="minorEastAsia" w:eastAsiaTheme="minorEastAsia" w:hAnsiTheme="minorEastAsia" w:hint="eastAsia"/>
               </w:rPr>
             </w:pPr>
-            <w:proofErr w:type="spellStart"/>
             <w:r>
               <w:rPr>
                 <w:rFonts w:asciiTheme="minorEastAsia" w:eastAsiaTheme="minorEastAsia" w:hAnsiTheme="minorEastAsia" w:hint="eastAsia"/>
@@ -27849,7 +26754,6 @@
               </w:rPr>
               <w:t>dept</w:t>
             </w:r>
-            <w:proofErr w:type="spellEnd"/>
           </w:p>
         </w:tc>
       </w:tr>
@@ -27944,7 +26848,6 @@
                 <w:rFonts w:asciiTheme="minorEastAsia" w:eastAsiaTheme="minorEastAsia" w:hAnsiTheme="minorEastAsia" w:hint="eastAsia"/>
               </w:rPr>
             </w:pPr>
-            <w:proofErr w:type="spellStart"/>
             <w:r>
               <w:rPr>
                 <w:rFonts w:asciiTheme="minorEastAsia" w:eastAsiaTheme="minorEastAsia" w:hAnsiTheme="minorEastAsia" w:hint="eastAsia"/>
@@ -27957,7 +26860,6 @@
               </w:rPr>
               <w:t>_id</w:t>
             </w:r>
-            <w:proofErr w:type="spellEnd"/>
           </w:p>
         </w:tc>
         <w:tc>
@@ -28019,7 +26921,6 @@
                 <w:rFonts w:asciiTheme="minorEastAsia" w:eastAsiaTheme="minorEastAsia" w:hAnsiTheme="minorEastAsia" w:hint="eastAsia"/>
               </w:rPr>
             </w:pPr>
-            <w:proofErr w:type="gramStart"/>
             <w:r>
               <w:rPr>
                 <w:rFonts w:asciiTheme="minorEastAsia" w:eastAsiaTheme="minorEastAsia" w:hAnsiTheme="minorEastAsia" w:hint="eastAsia"/>
@@ -28029,7 +26930,6 @@
               </w:rPr>
               <w:t>外键</w:t>
             </w:r>
-            <w:proofErr w:type="gramEnd"/>
           </w:p>
         </w:tc>
         <w:tc>
@@ -28229,7 +27129,6 @@
                 <w:rFonts w:asciiTheme="minorEastAsia" w:eastAsiaTheme="minorEastAsia" w:hAnsiTheme="minorEastAsia" w:hint="eastAsia"/>
               </w:rPr>
             </w:pPr>
-            <w:proofErr w:type="spellStart"/>
             <w:r>
               <w:rPr>
                 <w:rFonts w:asciiTheme="minorEastAsia" w:eastAsiaTheme="minorEastAsia" w:hAnsiTheme="minorEastAsia" w:hint="eastAsia"/>
@@ -28242,7 +27141,6 @@
               </w:rPr>
               <w:t>_id</w:t>
             </w:r>
-            <w:proofErr w:type="spellEnd"/>
           </w:p>
         </w:tc>
         <w:tc>
@@ -28255,19 +27153,11 @@
                 <w:rFonts w:asciiTheme="minorEastAsia" w:eastAsiaTheme="minorEastAsia" w:hAnsiTheme="minorEastAsia" w:hint="eastAsia"/>
               </w:rPr>
             </w:pPr>
-            <w:proofErr w:type="gramStart"/>
-            <w:r>
-              <w:rPr>
-                <w:rFonts w:asciiTheme="minorEastAsia" w:eastAsiaTheme="minorEastAsia" w:hAnsiTheme="minorEastAsia" w:hint="eastAsia"/>
-              </w:rPr>
-              <w:t>VARCHAR(</w:t>
-            </w:r>
-            <w:proofErr w:type="gramEnd"/>
-            <w:r>
-              <w:rPr>
-                <w:rFonts w:asciiTheme="minorEastAsia" w:eastAsiaTheme="minorEastAsia" w:hAnsiTheme="minorEastAsia" w:hint="eastAsia"/>
-              </w:rPr>
-              <w:t>50)</w:t>
+            <w:r>
+              <w:rPr>
+                <w:rFonts w:asciiTheme="minorEastAsia" w:eastAsiaTheme="minorEastAsia" w:hAnsiTheme="minorEastAsia" w:hint="eastAsia"/>
+              </w:rPr>
+              <w:t>VARCHAR(50)</w:t>
             </w:r>
           </w:p>
         </w:tc>
@@ -28356,14 +27246,12 @@
                 <w:rFonts w:asciiTheme="minorEastAsia" w:eastAsiaTheme="minorEastAsia" w:hAnsiTheme="minorEastAsia" w:hint="eastAsia"/>
               </w:rPr>
             </w:pPr>
-            <w:proofErr w:type="spellStart"/>
             <w:r>
               <w:rPr>
                 <w:rFonts w:asciiTheme="minorEastAsia" w:eastAsiaTheme="minorEastAsia" w:hAnsiTheme="minorEastAsia" w:hint="eastAsia"/>
               </w:rPr>
               <w:t>dept_no</w:t>
             </w:r>
-            <w:proofErr w:type="spellEnd"/>
           </w:p>
         </w:tc>
         <w:tc>
@@ -28376,19 +27264,11 @@
                 <w:rFonts w:asciiTheme="minorEastAsia" w:eastAsiaTheme="minorEastAsia" w:hAnsiTheme="minorEastAsia" w:hint="eastAsia"/>
               </w:rPr>
             </w:pPr>
-            <w:proofErr w:type="gramStart"/>
-            <w:r>
-              <w:rPr>
-                <w:rFonts w:asciiTheme="minorEastAsia" w:eastAsiaTheme="minorEastAsia" w:hAnsiTheme="minorEastAsia" w:hint="eastAsia"/>
-              </w:rPr>
-              <w:t>VARCHAR(</w:t>
-            </w:r>
-            <w:proofErr w:type="gramEnd"/>
-            <w:r>
-              <w:rPr>
-                <w:rFonts w:asciiTheme="minorEastAsia" w:eastAsiaTheme="minorEastAsia" w:hAnsiTheme="minorEastAsia" w:hint="eastAsia"/>
-              </w:rPr>
-              <w:t>50)</w:t>
+            <w:r>
+              <w:rPr>
+                <w:rFonts w:asciiTheme="minorEastAsia" w:eastAsiaTheme="minorEastAsia" w:hAnsiTheme="minorEastAsia" w:hint="eastAsia"/>
+              </w:rPr>
+              <w:t>VARCHAR(50)</w:t>
             </w:r>
           </w:p>
         </w:tc>
@@ -28459,7 +27339,6 @@
                 <w:rFonts w:asciiTheme="minorEastAsia" w:eastAsiaTheme="minorEastAsia" w:hAnsiTheme="minorEastAsia" w:hint="eastAsia"/>
               </w:rPr>
             </w:pPr>
-            <w:proofErr w:type="spellStart"/>
             <w:r>
               <w:rPr>
                 <w:rFonts w:asciiTheme="minorEastAsia" w:eastAsiaTheme="minorEastAsia" w:hAnsiTheme="minorEastAsia" w:hint="eastAsia"/>
@@ -28472,7 +27351,6 @@
               </w:rPr>
               <w:t>ame</w:t>
             </w:r>
-            <w:proofErr w:type="spellEnd"/>
           </w:p>
         </w:tc>
         <w:tc>
@@ -28485,19 +27363,11 @@
                 <w:rFonts w:asciiTheme="minorEastAsia" w:eastAsiaTheme="minorEastAsia" w:hAnsiTheme="minorEastAsia" w:hint="eastAsia"/>
               </w:rPr>
             </w:pPr>
-            <w:proofErr w:type="gramStart"/>
-            <w:r>
-              <w:rPr>
-                <w:rFonts w:asciiTheme="minorEastAsia" w:eastAsiaTheme="minorEastAsia" w:hAnsiTheme="minorEastAsia" w:hint="eastAsia"/>
-              </w:rPr>
-              <w:t>VARCHAR(</w:t>
-            </w:r>
-            <w:proofErr w:type="gramEnd"/>
-            <w:r>
-              <w:rPr>
-                <w:rFonts w:asciiTheme="minorEastAsia" w:eastAsiaTheme="minorEastAsia" w:hAnsiTheme="minorEastAsia" w:hint="eastAsia"/>
-              </w:rPr>
-              <w:t>50)</w:t>
+            <w:r>
+              <w:rPr>
+                <w:rFonts w:asciiTheme="minorEastAsia" w:eastAsiaTheme="minorEastAsia" w:hAnsiTheme="minorEastAsia" w:hint="eastAsia"/>
+              </w:rPr>
+              <w:t>VARCHAR(50)</w:t>
             </w:r>
           </w:p>
         </w:tc>
@@ -28574,14 +27444,12 @@
                 <w:rFonts w:asciiTheme="minorEastAsia" w:eastAsiaTheme="minorEastAsia" w:hAnsiTheme="minorEastAsia" w:hint="eastAsia"/>
               </w:rPr>
             </w:pPr>
-            <w:proofErr w:type="spellStart"/>
             <w:r>
               <w:rPr>
                 <w:rFonts w:asciiTheme="minorEastAsia" w:eastAsiaTheme="minorEastAsia" w:hAnsiTheme="minorEastAsia" w:hint="eastAsia"/>
               </w:rPr>
               <w:t>parent_id</w:t>
             </w:r>
-            <w:proofErr w:type="spellEnd"/>
           </w:p>
         </w:tc>
         <w:tc>
@@ -28594,19 +27462,11 @@
                 <w:rFonts w:asciiTheme="minorEastAsia" w:eastAsiaTheme="minorEastAsia" w:hAnsiTheme="minorEastAsia" w:hint="eastAsia"/>
               </w:rPr>
             </w:pPr>
-            <w:proofErr w:type="gramStart"/>
-            <w:r>
-              <w:rPr>
-                <w:rFonts w:asciiTheme="minorEastAsia" w:eastAsiaTheme="minorEastAsia" w:hAnsiTheme="minorEastAsia" w:hint="eastAsia"/>
-              </w:rPr>
-              <w:t>VARCHAR(</w:t>
-            </w:r>
-            <w:proofErr w:type="gramEnd"/>
-            <w:r>
-              <w:rPr>
-                <w:rFonts w:asciiTheme="minorEastAsia" w:eastAsiaTheme="minorEastAsia" w:hAnsiTheme="minorEastAsia" w:hint="eastAsia"/>
-              </w:rPr>
-              <w:t>50)</w:t>
+            <w:r>
+              <w:rPr>
+                <w:rFonts w:asciiTheme="minorEastAsia" w:eastAsiaTheme="minorEastAsia" w:hAnsiTheme="minorEastAsia" w:hint="eastAsia"/>
+              </w:rPr>
+              <w:t>VARCHAR(50)</w:t>
             </w:r>
           </w:p>
         </w:tc>
@@ -28689,14 +27549,12 @@
                 <w:rFonts w:asciiTheme="minorEastAsia" w:eastAsiaTheme="minorEastAsia" w:hAnsiTheme="minorEastAsia" w:hint="eastAsia"/>
               </w:rPr>
             </w:pPr>
-            <w:proofErr w:type="spellStart"/>
             <w:r>
               <w:rPr>
                 <w:rFonts w:asciiTheme="minorEastAsia" w:eastAsiaTheme="minorEastAsia" w:hAnsiTheme="minorEastAsia" w:hint="eastAsia"/>
               </w:rPr>
               <w:t>is_enabled</w:t>
             </w:r>
-            <w:proofErr w:type="spellEnd"/>
           </w:p>
         </w:tc>
         <w:tc>
@@ -28709,19 +27567,11 @@
                 <w:rFonts w:asciiTheme="minorEastAsia" w:eastAsiaTheme="minorEastAsia" w:hAnsiTheme="minorEastAsia" w:hint="eastAsia"/>
               </w:rPr>
             </w:pPr>
-            <w:proofErr w:type="gramStart"/>
-            <w:r>
-              <w:rPr>
-                <w:rFonts w:asciiTheme="minorEastAsia" w:eastAsiaTheme="minorEastAsia" w:hAnsiTheme="minorEastAsia" w:hint="eastAsia"/>
-              </w:rPr>
-              <w:t>TINYINT(</w:t>
-            </w:r>
-            <w:proofErr w:type="gramEnd"/>
-            <w:r>
-              <w:rPr>
-                <w:rFonts w:asciiTheme="minorEastAsia" w:eastAsiaTheme="minorEastAsia" w:hAnsiTheme="minorEastAsia" w:hint="eastAsia"/>
-              </w:rPr>
-              <w:t>1)</w:t>
+            <w:r>
+              <w:rPr>
+                <w:rFonts w:asciiTheme="minorEastAsia" w:eastAsiaTheme="minorEastAsia" w:hAnsiTheme="minorEastAsia" w:hint="eastAsia"/>
+              </w:rPr>
+              <w:t>TINYINT(1)</w:t>
             </w:r>
           </w:p>
         </w:tc>
@@ -28804,14 +27654,12 @@
                 <w:rFonts w:asciiTheme="minorEastAsia" w:eastAsiaTheme="minorEastAsia" w:hAnsiTheme="minorEastAsia" w:hint="eastAsia"/>
               </w:rPr>
             </w:pPr>
-            <w:proofErr w:type="spellStart"/>
             <w:r>
               <w:rPr>
                 <w:rFonts w:asciiTheme="minorEastAsia" w:eastAsiaTheme="minorEastAsia" w:hAnsiTheme="minorEastAsia" w:hint="eastAsia"/>
               </w:rPr>
               <w:t>created_by</w:t>
             </w:r>
-            <w:proofErr w:type="spellEnd"/>
           </w:p>
         </w:tc>
         <w:tc>
@@ -28824,19 +27672,11 @@
                 <w:rFonts w:asciiTheme="minorEastAsia" w:eastAsiaTheme="minorEastAsia" w:hAnsiTheme="minorEastAsia" w:hint="eastAsia"/>
               </w:rPr>
             </w:pPr>
-            <w:proofErr w:type="gramStart"/>
-            <w:r>
-              <w:rPr>
-                <w:rFonts w:asciiTheme="minorEastAsia" w:eastAsiaTheme="minorEastAsia" w:hAnsiTheme="minorEastAsia" w:hint="eastAsia"/>
-              </w:rPr>
-              <w:t>VARCHAR(</w:t>
-            </w:r>
-            <w:proofErr w:type="gramEnd"/>
-            <w:r>
-              <w:rPr>
-                <w:rFonts w:asciiTheme="minorEastAsia" w:eastAsiaTheme="minorEastAsia" w:hAnsiTheme="minorEastAsia" w:hint="eastAsia"/>
-              </w:rPr>
-              <w:t>50)</w:t>
+            <w:r>
+              <w:rPr>
+                <w:rFonts w:asciiTheme="minorEastAsia" w:eastAsiaTheme="minorEastAsia" w:hAnsiTheme="minorEastAsia" w:hint="eastAsia"/>
+              </w:rPr>
+              <w:t>VARCHAR(50)</w:t>
             </w:r>
           </w:p>
         </w:tc>
@@ -28913,14 +27753,12 @@
                 <w:rFonts w:asciiTheme="minorEastAsia" w:eastAsiaTheme="minorEastAsia" w:hAnsiTheme="minorEastAsia" w:hint="eastAsia"/>
               </w:rPr>
             </w:pPr>
-            <w:proofErr w:type="spellStart"/>
             <w:r>
               <w:rPr>
                 <w:rFonts w:asciiTheme="minorEastAsia" w:eastAsiaTheme="minorEastAsia" w:hAnsiTheme="minorEastAsia" w:hint="eastAsia"/>
               </w:rPr>
               <w:t>created_at</w:t>
             </w:r>
-            <w:proofErr w:type="spellEnd"/>
           </w:p>
         </w:tc>
         <w:tc>
@@ -28951,19 +27789,11 @@
                 <w:rFonts w:asciiTheme="minorEastAsia" w:eastAsiaTheme="minorEastAsia" w:hAnsiTheme="minorEastAsia" w:hint="eastAsia"/>
               </w:rPr>
             </w:pPr>
-            <w:proofErr w:type="gramStart"/>
-            <w:r>
-              <w:rPr>
-                <w:rFonts w:asciiTheme="minorEastAsia" w:eastAsiaTheme="minorEastAsia" w:hAnsiTheme="minorEastAsia" w:hint="eastAsia"/>
-              </w:rPr>
-              <w:t>NOW(</w:t>
-            </w:r>
-            <w:proofErr w:type="gramEnd"/>
-            <w:r>
-              <w:rPr>
-                <w:rFonts w:asciiTheme="minorEastAsia" w:eastAsiaTheme="minorEastAsia" w:hAnsiTheme="minorEastAsia" w:hint="eastAsia"/>
-              </w:rPr>
-              <w:t>)</w:t>
+            <w:r>
+              <w:rPr>
+                <w:rFonts w:asciiTheme="minorEastAsia" w:eastAsiaTheme="minorEastAsia" w:hAnsiTheme="minorEastAsia" w:hint="eastAsia"/>
+              </w:rPr>
+              <w:t>NOW()</w:t>
             </w:r>
           </w:p>
         </w:tc>
@@ -29028,14 +27858,12 @@
                 <w:rFonts w:asciiTheme="minorEastAsia" w:eastAsiaTheme="minorEastAsia" w:hAnsiTheme="minorEastAsia" w:hint="eastAsia"/>
               </w:rPr>
             </w:pPr>
-            <w:proofErr w:type="spellStart"/>
             <w:r>
               <w:rPr>
                 <w:rFonts w:asciiTheme="minorEastAsia" w:eastAsiaTheme="minorEastAsia" w:hAnsiTheme="minorEastAsia" w:hint="eastAsia"/>
               </w:rPr>
               <w:t>updated_by</w:t>
             </w:r>
-            <w:proofErr w:type="spellEnd"/>
           </w:p>
         </w:tc>
         <w:tc>
@@ -29048,19 +27876,11 @@
                 <w:rFonts w:asciiTheme="minorEastAsia" w:eastAsiaTheme="minorEastAsia" w:hAnsiTheme="minorEastAsia" w:hint="eastAsia"/>
               </w:rPr>
             </w:pPr>
-            <w:proofErr w:type="gramStart"/>
-            <w:r>
-              <w:rPr>
-                <w:rFonts w:asciiTheme="minorEastAsia" w:eastAsiaTheme="minorEastAsia" w:hAnsiTheme="minorEastAsia" w:hint="eastAsia"/>
-              </w:rPr>
-              <w:t>VARCHAR(</w:t>
-            </w:r>
-            <w:proofErr w:type="gramEnd"/>
-            <w:r>
-              <w:rPr>
-                <w:rFonts w:asciiTheme="minorEastAsia" w:eastAsiaTheme="minorEastAsia" w:hAnsiTheme="minorEastAsia" w:hint="eastAsia"/>
-              </w:rPr>
-              <w:t>50)</w:t>
+            <w:r>
+              <w:rPr>
+                <w:rFonts w:asciiTheme="minorEastAsia" w:eastAsiaTheme="minorEastAsia" w:hAnsiTheme="minorEastAsia" w:hint="eastAsia"/>
+              </w:rPr>
+              <w:t>VARCHAR(50)</w:t>
             </w:r>
           </w:p>
         </w:tc>
@@ -29137,14 +27957,12 @@
                 <w:rFonts w:asciiTheme="minorEastAsia" w:eastAsiaTheme="minorEastAsia" w:hAnsiTheme="minorEastAsia" w:hint="eastAsia"/>
               </w:rPr>
             </w:pPr>
-            <w:proofErr w:type="spellStart"/>
             <w:r>
               <w:rPr>
                 <w:rFonts w:asciiTheme="minorEastAsia" w:eastAsiaTheme="minorEastAsia" w:hAnsiTheme="minorEastAsia" w:hint="eastAsia"/>
               </w:rPr>
               <w:t>updated_at</w:t>
             </w:r>
-            <w:proofErr w:type="spellEnd"/>
           </w:p>
         </w:tc>
         <w:tc>
@@ -29175,19 +27993,11 @@
                 <w:rFonts w:asciiTheme="minorEastAsia" w:eastAsiaTheme="minorEastAsia" w:hAnsiTheme="minorEastAsia" w:hint="eastAsia"/>
               </w:rPr>
             </w:pPr>
-            <w:proofErr w:type="gramStart"/>
-            <w:r>
-              <w:rPr>
-                <w:rFonts w:asciiTheme="minorEastAsia" w:eastAsiaTheme="minorEastAsia" w:hAnsiTheme="minorEastAsia" w:hint="eastAsia"/>
-              </w:rPr>
-              <w:t>NOW(</w:t>
-            </w:r>
-            <w:proofErr w:type="gramEnd"/>
-            <w:r>
-              <w:rPr>
-                <w:rFonts w:asciiTheme="minorEastAsia" w:eastAsiaTheme="minorEastAsia" w:hAnsiTheme="minorEastAsia" w:hint="eastAsia"/>
-              </w:rPr>
-              <w:t>)</w:t>
+            <w:r>
+              <w:rPr>
+                <w:rFonts w:asciiTheme="minorEastAsia" w:eastAsiaTheme="minorEastAsia" w:hAnsiTheme="minorEastAsia" w:hint="eastAsia"/>
+              </w:rPr>
+              <w:t>NOW()</w:t>
             </w:r>
           </w:p>
         </w:tc>
@@ -29253,7 +28063,6 @@
           <w:rFonts w:asciiTheme="minorEastAsia" w:eastAsiaTheme="minorEastAsia" w:hAnsiTheme="minorEastAsia" w:hint="eastAsia"/>
         </w:rPr>
       </w:pPr>
-      <w:proofErr w:type="spellStart"/>
       <w:r>
         <w:rPr>
           <w:rFonts w:asciiTheme="minorEastAsia" w:eastAsiaTheme="minorEastAsia" w:hAnsiTheme="minorEastAsia"/>
@@ -29266,7 +28075,6 @@
         </w:rPr>
         <w:t>lookup</w:t>
       </w:r>
-      <w:proofErr w:type="spellEnd"/>
     </w:p>
     <w:tbl>
       <w:tblPr>
@@ -29319,7 +28127,6 @@
                 <w:rFonts w:asciiTheme="minorEastAsia" w:eastAsiaTheme="minorEastAsia" w:hAnsiTheme="minorEastAsia" w:hint="eastAsia"/>
               </w:rPr>
             </w:pPr>
-            <w:proofErr w:type="spellStart"/>
             <w:r>
               <w:rPr>
                 <w:rFonts w:asciiTheme="minorEastAsia" w:eastAsiaTheme="minorEastAsia" w:hAnsiTheme="minorEastAsia" w:hint="eastAsia"/>
@@ -29344,7 +28151,6 @@
               </w:rPr>
               <w:t>lookup</w:t>
             </w:r>
-            <w:proofErr w:type="spellEnd"/>
           </w:p>
         </w:tc>
       </w:tr>
@@ -29451,7 +28257,6 @@
                 <w:rFonts w:asciiTheme="minorEastAsia" w:eastAsiaTheme="minorEastAsia" w:hAnsiTheme="minorEastAsia" w:hint="eastAsia"/>
               </w:rPr>
             </w:pPr>
-            <w:proofErr w:type="spellStart"/>
             <w:r>
               <w:rPr>
                 <w:rFonts w:asciiTheme="minorEastAsia" w:eastAsiaTheme="minorEastAsia" w:hAnsiTheme="minorEastAsia" w:hint="eastAsia"/>
@@ -29464,7 +28269,6 @@
               </w:rPr>
               <w:t>_id</w:t>
             </w:r>
-            <w:proofErr w:type="spellEnd"/>
           </w:p>
         </w:tc>
         <w:tc>
@@ -29526,7 +28330,6 @@
                 <w:rFonts w:asciiTheme="minorEastAsia" w:eastAsiaTheme="minorEastAsia" w:hAnsiTheme="minorEastAsia" w:hint="eastAsia"/>
               </w:rPr>
             </w:pPr>
-            <w:proofErr w:type="gramStart"/>
             <w:r>
               <w:rPr>
                 <w:rFonts w:asciiTheme="minorEastAsia" w:eastAsiaTheme="minorEastAsia" w:hAnsiTheme="minorEastAsia" w:hint="eastAsia"/>
@@ -29536,7 +28339,6 @@
               </w:rPr>
               <w:t>外键</w:t>
             </w:r>
-            <w:proofErr w:type="gramEnd"/>
           </w:p>
         </w:tc>
         <w:tc>
@@ -29736,14 +28538,12 @@
                 <w:rFonts w:asciiTheme="minorEastAsia" w:eastAsiaTheme="minorEastAsia" w:hAnsiTheme="minorEastAsia" w:hint="eastAsia"/>
               </w:rPr>
             </w:pPr>
-            <w:proofErr w:type="spellStart"/>
             <w:r>
               <w:rPr>
                 <w:rFonts w:asciiTheme="minorEastAsia" w:eastAsiaTheme="minorEastAsia" w:hAnsiTheme="minorEastAsia" w:hint="eastAsia"/>
               </w:rPr>
               <w:t>lookup_id</w:t>
             </w:r>
-            <w:proofErr w:type="spellEnd"/>
           </w:p>
         </w:tc>
         <w:tc>
@@ -29756,19 +28556,11 @@
                 <w:rFonts w:asciiTheme="minorEastAsia" w:eastAsiaTheme="minorEastAsia" w:hAnsiTheme="minorEastAsia" w:hint="eastAsia"/>
               </w:rPr>
             </w:pPr>
-            <w:proofErr w:type="gramStart"/>
-            <w:r>
-              <w:rPr>
-                <w:rFonts w:asciiTheme="minorEastAsia" w:eastAsiaTheme="minorEastAsia" w:hAnsiTheme="minorEastAsia" w:hint="eastAsia"/>
-              </w:rPr>
-              <w:t>VARCHAR(</w:t>
-            </w:r>
-            <w:proofErr w:type="gramEnd"/>
-            <w:r>
-              <w:rPr>
-                <w:rFonts w:asciiTheme="minorEastAsia" w:eastAsiaTheme="minorEastAsia" w:hAnsiTheme="minorEastAsia" w:hint="eastAsia"/>
-              </w:rPr>
-              <w:t>50)</w:t>
+            <w:r>
+              <w:rPr>
+                <w:rFonts w:asciiTheme="minorEastAsia" w:eastAsiaTheme="minorEastAsia" w:hAnsiTheme="minorEastAsia" w:hint="eastAsia"/>
+              </w:rPr>
+              <w:t>VARCHAR(50)</w:t>
             </w:r>
           </w:p>
         </w:tc>
@@ -29845,14 +28637,12 @@
                 <w:rFonts w:asciiTheme="minorEastAsia" w:eastAsiaTheme="minorEastAsia" w:hAnsiTheme="minorEastAsia" w:hint="eastAsia"/>
               </w:rPr>
             </w:pPr>
-            <w:proofErr w:type="spellStart"/>
             <w:r>
               <w:rPr>
                 <w:rFonts w:asciiTheme="minorEastAsia" w:eastAsiaTheme="minorEastAsia" w:hAnsiTheme="minorEastAsia" w:hint="eastAsia"/>
               </w:rPr>
               <w:t>lookup_name</w:t>
             </w:r>
-            <w:proofErr w:type="spellEnd"/>
           </w:p>
         </w:tc>
         <w:tc>
@@ -29865,19 +28655,11 @@
                 <w:rFonts w:asciiTheme="minorEastAsia" w:eastAsiaTheme="minorEastAsia" w:hAnsiTheme="minorEastAsia" w:hint="eastAsia"/>
               </w:rPr>
             </w:pPr>
-            <w:proofErr w:type="gramStart"/>
-            <w:r>
-              <w:rPr>
-                <w:rFonts w:asciiTheme="minorEastAsia" w:eastAsiaTheme="minorEastAsia" w:hAnsiTheme="minorEastAsia" w:hint="eastAsia"/>
-              </w:rPr>
-              <w:t>VARCHAR(</w:t>
-            </w:r>
-            <w:proofErr w:type="gramEnd"/>
-            <w:r>
-              <w:rPr>
-                <w:rFonts w:asciiTheme="minorEastAsia" w:eastAsiaTheme="minorEastAsia" w:hAnsiTheme="minorEastAsia" w:hint="eastAsia"/>
-              </w:rPr>
-              <w:t>50)</w:t>
+            <w:r>
+              <w:rPr>
+                <w:rFonts w:asciiTheme="minorEastAsia" w:eastAsiaTheme="minorEastAsia" w:hAnsiTheme="minorEastAsia" w:hint="eastAsia"/>
+              </w:rPr>
+              <w:t>VARCHAR(50)</w:t>
             </w:r>
           </w:p>
         </w:tc>
@@ -29966,19 +28748,11 @@
                 <w:rFonts w:asciiTheme="minorEastAsia" w:eastAsiaTheme="minorEastAsia" w:hAnsiTheme="minorEastAsia" w:hint="eastAsia"/>
               </w:rPr>
             </w:pPr>
-            <w:proofErr w:type="gramStart"/>
-            <w:r>
-              <w:rPr>
-                <w:rFonts w:asciiTheme="minorEastAsia" w:eastAsiaTheme="minorEastAsia" w:hAnsiTheme="minorEastAsia" w:hint="eastAsia"/>
-              </w:rPr>
-              <w:t>VARCHAR(</w:t>
-            </w:r>
-            <w:proofErr w:type="gramEnd"/>
-            <w:r>
-              <w:rPr>
-                <w:rFonts w:asciiTheme="minorEastAsia" w:eastAsiaTheme="minorEastAsia" w:hAnsiTheme="minorEastAsia" w:hint="eastAsia"/>
-              </w:rPr>
-              <w:t>100)</w:t>
+            <w:r>
+              <w:rPr>
+                <w:rFonts w:asciiTheme="minorEastAsia" w:eastAsiaTheme="minorEastAsia" w:hAnsiTheme="minorEastAsia" w:hint="eastAsia"/>
+              </w:rPr>
+              <w:t>VARCHAR(100)</w:t>
             </w:r>
           </w:p>
         </w:tc>
@@ -30049,14 +28823,12 @@
                 <w:rFonts w:asciiTheme="minorEastAsia" w:eastAsiaTheme="minorEastAsia" w:hAnsiTheme="minorEastAsia" w:hint="eastAsia"/>
               </w:rPr>
             </w:pPr>
-            <w:proofErr w:type="spellStart"/>
             <w:r>
               <w:rPr>
                 <w:rFonts w:asciiTheme="minorEastAsia" w:eastAsiaTheme="minorEastAsia" w:hAnsiTheme="minorEastAsia" w:hint="eastAsia"/>
               </w:rPr>
               <w:t>parent_id</w:t>
             </w:r>
-            <w:proofErr w:type="spellEnd"/>
           </w:p>
         </w:tc>
         <w:tc>
@@ -30069,19 +28841,11 @@
                 <w:rFonts w:asciiTheme="minorEastAsia" w:eastAsiaTheme="minorEastAsia" w:hAnsiTheme="minorEastAsia" w:hint="eastAsia"/>
               </w:rPr>
             </w:pPr>
-            <w:proofErr w:type="gramStart"/>
-            <w:r>
-              <w:rPr>
-                <w:rFonts w:asciiTheme="minorEastAsia" w:eastAsiaTheme="minorEastAsia" w:hAnsiTheme="minorEastAsia" w:hint="eastAsia"/>
-              </w:rPr>
-              <w:t>VARCHAR(</w:t>
-            </w:r>
-            <w:proofErr w:type="gramEnd"/>
-            <w:r>
-              <w:rPr>
-                <w:rFonts w:asciiTheme="minorEastAsia" w:eastAsiaTheme="minorEastAsia" w:hAnsiTheme="minorEastAsia" w:hint="eastAsia"/>
-              </w:rPr>
-              <w:t>50)</w:t>
+            <w:r>
+              <w:rPr>
+                <w:rFonts w:asciiTheme="minorEastAsia" w:eastAsiaTheme="minorEastAsia" w:hAnsiTheme="minorEastAsia" w:hint="eastAsia"/>
+              </w:rPr>
+              <w:t>VARCHAR(50)</w:t>
             </w:r>
           </w:p>
         </w:tc>
@@ -30158,14 +28922,12 @@
                 <w:rFonts w:asciiTheme="minorEastAsia" w:eastAsiaTheme="minorEastAsia" w:hAnsiTheme="minorEastAsia" w:hint="eastAsia"/>
               </w:rPr>
             </w:pPr>
-            <w:proofErr w:type="spellStart"/>
             <w:r>
               <w:rPr>
                 <w:rFonts w:asciiTheme="minorEastAsia" w:eastAsiaTheme="minorEastAsia" w:hAnsiTheme="minorEastAsia" w:hint="eastAsia"/>
               </w:rPr>
               <w:t>is_enabled</w:t>
             </w:r>
-            <w:proofErr w:type="spellEnd"/>
           </w:p>
         </w:tc>
         <w:tc>
@@ -30178,19 +28940,11 @@
                 <w:rFonts w:asciiTheme="minorEastAsia" w:eastAsiaTheme="minorEastAsia" w:hAnsiTheme="minorEastAsia" w:hint="eastAsia"/>
               </w:rPr>
             </w:pPr>
-            <w:proofErr w:type="gramStart"/>
-            <w:r>
-              <w:rPr>
-                <w:rFonts w:asciiTheme="minorEastAsia" w:eastAsiaTheme="minorEastAsia" w:hAnsiTheme="minorEastAsia" w:hint="eastAsia"/>
-              </w:rPr>
-              <w:t>TINYINT(</w:t>
-            </w:r>
-            <w:proofErr w:type="gramEnd"/>
-            <w:r>
-              <w:rPr>
-                <w:rFonts w:asciiTheme="minorEastAsia" w:eastAsiaTheme="minorEastAsia" w:hAnsiTheme="minorEastAsia" w:hint="eastAsia"/>
-              </w:rPr>
-              <w:t>1)</w:t>
+            <w:r>
+              <w:rPr>
+                <w:rFonts w:asciiTheme="minorEastAsia" w:eastAsiaTheme="minorEastAsia" w:hAnsiTheme="minorEastAsia" w:hint="eastAsia"/>
+              </w:rPr>
+              <w:t>TINYINT(1)</w:t>
             </w:r>
           </w:p>
         </w:tc>
@@ -30273,14 +29027,12 @@
                 <w:rFonts w:asciiTheme="minorEastAsia" w:eastAsiaTheme="minorEastAsia" w:hAnsiTheme="minorEastAsia" w:hint="eastAsia"/>
               </w:rPr>
             </w:pPr>
-            <w:proofErr w:type="spellStart"/>
             <w:r>
               <w:rPr>
                 <w:rFonts w:asciiTheme="minorEastAsia" w:eastAsiaTheme="minorEastAsia" w:hAnsiTheme="minorEastAsia" w:hint="eastAsia"/>
               </w:rPr>
               <w:t>created_by</w:t>
             </w:r>
-            <w:proofErr w:type="spellEnd"/>
           </w:p>
         </w:tc>
         <w:tc>
@@ -30293,19 +29045,11 @@
                 <w:rFonts w:asciiTheme="minorEastAsia" w:eastAsiaTheme="minorEastAsia" w:hAnsiTheme="minorEastAsia" w:hint="eastAsia"/>
               </w:rPr>
             </w:pPr>
-            <w:proofErr w:type="gramStart"/>
-            <w:r>
-              <w:rPr>
-                <w:rFonts w:asciiTheme="minorEastAsia" w:eastAsiaTheme="minorEastAsia" w:hAnsiTheme="minorEastAsia" w:hint="eastAsia"/>
-              </w:rPr>
-              <w:t>VARCHAR(</w:t>
-            </w:r>
-            <w:proofErr w:type="gramEnd"/>
-            <w:r>
-              <w:rPr>
-                <w:rFonts w:asciiTheme="minorEastAsia" w:eastAsiaTheme="minorEastAsia" w:hAnsiTheme="minorEastAsia" w:hint="eastAsia"/>
-              </w:rPr>
-              <w:t>50)</w:t>
+            <w:r>
+              <w:rPr>
+                <w:rFonts w:asciiTheme="minorEastAsia" w:eastAsiaTheme="minorEastAsia" w:hAnsiTheme="minorEastAsia" w:hint="eastAsia"/>
+              </w:rPr>
+              <w:t>VARCHAR(50)</w:t>
             </w:r>
           </w:p>
         </w:tc>
@@ -30382,14 +29126,12 @@
                 <w:rFonts w:asciiTheme="minorEastAsia" w:eastAsiaTheme="minorEastAsia" w:hAnsiTheme="minorEastAsia" w:hint="eastAsia"/>
               </w:rPr>
             </w:pPr>
-            <w:proofErr w:type="spellStart"/>
             <w:r>
               <w:rPr>
                 <w:rFonts w:asciiTheme="minorEastAsia" w:eastAsiaTheme="minorEastAsia" w:hAnsiTheme="minorEastAsia" w:hint="eastAsia"/>
               </w:rPr>
               <w:t>created_at</w:t>
             </w:r>
-            <w:proofErr w:type="spellEnd"/>
           </w:p>
         </w:tc>
         <w:tc>
@@ -30420,19 +29162,11 @@
                 <w:rFonts w:asciiTheme="minorEastAsia" w:eastAsiaTheme="minorEastAsia" w:hAnsiTheme="minorEastAsia" w:hint="eastAsia"/>
               </w:rPr>
             </w:pPr>
-            <w:proofErr w:type="gramStart"/>
-            <w:r>
-              <w:rPr>
-                <w:rFonts w:asciiTheme="minorEastAsia" w:eastAsiaTheme="minorEastAsia" w:hAnsiTheme="minorEastAsia" w:hint="eastAsia"/>
-              </w:rPr>
-              <w:t>NOW(</w:t>
-            </w:r>
-            <w:proofErr w:type="gramEnd"/>
-            <w:r>
-              <w:rPr>
-                <w:rFonts w:asciiTheme="minorEastAsia" w:eastAsiaTheme="minorEastAsia" w:hAnsiTheme="minorEastAsia" w:hint="eastAsia"/>
-              </w:rPr>
-              <w:t>)</w:t>
+            <w:r>
+              <w:rPr>
+                <w:rFonts w:asciiTheme="minorEastAsia" w:eastAsiaTheme="minorEastAsia" w:hAnsiTheme="minorEastAsia" w:hint="eastAsia"/>
+              </w:rPr>
+              <w:t>NOW()</w:t>
             </w:r>
           </w:p>
         </w:tc>
@@ -30497,14 +29231,12 @@
                 <w:rFonts w:asciiTheme="minorEastAsia" w:eastAsiaTheme="minorEastAsia" w:hAnsiTheme="minorEastAsia" w:hint="eastAsia"/>
               </w:rPr>
             </w:pPr>
-            <w:proofErr w:type="spellStart"/>
             <w:r>
               <w:rPr>
                 <w:rFonts w:asciiTheme="minorEastAsia" w:eastAsiaTheme="minorEastAsia" w:hAnsiTheme="minorEastAsia" w:hint="eastAsia"/>
               </w:rPr>
               <w:t>updated_by</w:t>
             </w:r>
-            <w:proofErr w:type="spellEnd"/>
           </w:p>
         </w:tc>
         <w:tc>
@@ -30517,19 +29249,11 @@
                 <w:rFonts w:asciiTheme="minorEastAsia" w:eastAsiaTheme="minorEastAsia" w:hAnsiTheme="minorEastAsia" w:hint="eastAsia"/>
               </w:rPr>
             </w:pPr>
-            <w:proofErr w:type="gramStart"/>
-            <w:r>
-              <w:rPr>
-                <w:rFonts w:asciiTheme="minorEastAsia" w:eastAsiaTheme="minorEastAsia" w:hAnsiTheme="minorEastAsia" w:hint="eastAsia"/>
-              </w:rPr>
-              <w:t>VARCHAR(</w:t>
-            </w:r>
-            <w:proofErr w:type="gramEnd"/>
-            <w:r>
-              <w:rPr>
-                <w:rFonts w:asciiTheme="minorEastAsia" w:eastAsiaTheme="minorEastAsia" w:hAnsiTheme="minorEastAsia" w:hint="eastAsia"/>
-              </w:rPr>
-              <w:t>50)</w:t>
+            <w:r>
+              <w:rPr>
+                <w:rFonts w:asciiTheme="minorEastAsia" w:eastAsiaTheme="minorEastAsia" w:hAnsiTheme="minorEastAsia" w:hint="eastAsia"/>
+              </w:rPr>
+              <w:t>VARCHAR(50)</w:t>
             </w:r>
           </w:p>
         </w:tc>
@@ -30606,14 +29330,12 @@
                 <w:rFonts w:asciiTheme="minorEastAsia" w:eastAsiaTheme="minorEastAsia" w:hAnsiTheme="minorEastAsia" w:hint="eastAsia"/>
               </w:rPr>
             </w:pPr>
-            <w:proofErr w:type="spellStart"/>
             <w:r>
               <w:rPr>
                 <w:rFonts w:asciiTheme="minorEastAsia" w:eastAsiaTheme="minorEastAsia" w:hAnsiTheme="minorEastAsia" w:hint="eastAsia"/>
               </w:rPr>
               <w:t>updated_at</w:t>
             </w:r>
-            <w:proofErr w:type="spellEnd"/>
           </w:p>
         </w:tc>
         <w:tc>
@@ -30644,19 +29366,11 @@
                 <w:rFonts w:asciiTheme="minorEastAsia" w:eastAsiaTheme="minorEastAsia" w:hAnsiTheme="minorEastAsia" w:hint="eastAsia"/>
               </w:rPr>
             </w:pPr>
-            <w:proofErr w:type="gramStart"/>
-            <w:r>
-              <w:rPr>
-                <w:rFonts w:asciiTheme="minorEastAsia" w:eastAsiaTheme="minorEastAsia" w:hAnsiTheme="minorEastAsia" w:hint="eastAsia"/>
-              </w:rPr>
-              <w:t>NOW(</w:t>
-            </w:r>
-            <w:proofErr w:type="gramEnd"/>
-            <w:r>
-              <w:rPr>
-                <w:rFonts w:asciiTheme="minorEastAsia" w:eastAsiaTheme="minorEastAsia" w:hAnsiTheme="minorEastAsia" w:hint="eastAsia"/>
-              </w:rPr>
-              <w:t>)</w:t>
+            <w:r>
+              <w:rPr>
+                <w:rFonts w:asciiTheme="minorEastAsia" w:eastAsiaTheme="minorEastAsia" w:hAnsiTheme="minorEastAsia" w:hint="eastAsia"/>
+              </w:rPr>
+              <w:t>NOW()</w:t>
             </w:r>
           </w:p>
         </w:tc>
@@ -30722,7 +29436,6 @@
           <w:rFonts w:asciiTheme="minorEastAsia" w:eastAsiaTheme="minorEastAsia" w:hAnsiTheme="minorEastAsia" w:hint="eastAsia"/>
         </w:rPr>
       </w:pPr>
-      <w:proofErr w:type="spellStart"/>
       <w:r>
         <w:rPr>
           <w:rFonts w:asciiTheme="minorEastAsia" w:eastAsiaTheme="minorEastAsia" w:hAnsiTheme="minorEastAsia"/>
@@ -30741,7 +29454,6 @@
         </w:rPr>
         <w:t>_value</w:t>
       </w:r>
-      <w:proofErr w:type="spellEnd"/>
     </w:p>
     <w:tbl>
       <w:tblPr>
@@ -30794,7 +29506,6 @@
                 <w:rFonts w:asciiTheme="minorEastAsia" w:eastAsiaTheme="minorEastAsia" w:hAnsiTheme="minorEastAsia" w:hint="eastAsia"/>
               </w:rPr>
             </w:pPr>
-            <w:proofErr w:type="spellStart"/>
             <w:r>
               <w:rPr>
                 <w:rFonts w:asciiTheme="minorEastAsia" w:eastAsiaTheme="minorEastAsia" w:hAnsiTheme="minorEastAsia" w:hint="eastAsia"/>
@@ -30819,7 +29530,6 @@
               </w:rPr>
               <w:t>_value</w:t>
             </w:r>
-            <w:proofErr w:type="spellEnd"/>
           </w:p>
         </w:tc>
       </w:tr>
@@ -30934,34 +29644,18 @@
                 <w:rFonts w:asciiTheme="minorEastAsia" w:eastAsiaTheme="minorEastAsia" w:hAnsiTheme="minorEastAsia" w:hint="eastAsia"/>
               </w:rPr>
             </w:pPr>
-            <w:proofErr w:type="spellStart"/>
-            <w:r>
-              <w:rPr>
-                <w:rFonts w:asciiTheme="minorEastAsia" w:eastAsiaTheme="minorEastAsia" w:hAnsiTheme="minorEastAsia" w:hint="eastAsia"/>
-              </w:rPr>
-              <w:t>lookup_</w:t>
-            </w:r>
-            <w:proofErr w:type="gramStart"/>
-            <w:r>
-              <w:rPr>
-                <w:rFonts w:asciiTheme="minorEastAsia" w:eastAsiaTheme="minorEastAsia" w:hAnsiTheme="minorEastAsia" w:hint="eastAsia"/>
-              </w:rPr>
-              <w:t>id</w:t>
-            </w:r>
-            <w:r>
-              <w:rPr>
-                <w:rFonts w:asciiTheme="minorEastAsia" w:eastAsiaTheme="minorEastAsia" w:hAnsiTheme="minorEastAsia" w:hint="eastAsia"/>
-              </w:rPr>
-              <w:t>,lookup</w:t>
-            </w:r>
-            <w:proofErr w:type="gramEnd"/>
-            <w:r>
-              <w:rPr>
-                <w:rFonts w:asciiTheme="minorEastAsia" w:eastAsiaTheme="minorEastAsia" w:hAnsiTheme="minorEastAsia" w:hint="eastAsia"/>
-              </w:rPr>
-              <w:t>_value</w:t>
-            </w:r>
-            <w:proofErr w:type="spellEnd"/>
+            <w:r>
+              <w:rPr>
+                <w:rFonts w:asciiTheme="minorEastAsia" w:eastAsiaTheme="minorEastAsia" w:hAnsiTheme="minorEastAsia" w:hint="eastAsia"/>
+              </w:rPr>
+              <w:t>lookup_id</w:t>
+            </w:r>
+            <w:r>
+              <w:rPr>
+                <w:rFonts w:asciiTheme="minorEastAsia" w:eastAsiaTheme="minorEastAsia" w:hAnsiTheme="minorEastAsia" w:hint="eastAsia"/>
+              </w:rPr>
+              <w:t>,lookup_value</w:t>
+            </w:r>
           </w:p>
         </w:tc>
         <w:tc>
@@ -31023,7 +29717,6 @@
                 <w:rFonts w:asciiTheme="minorEastAsia" w:eastAsiaTheme="minorEastAsia" w:hAnsiTheme="minorEastAsia" w:hint="eastAsia"/>
               </w:rPr>
             </w:pPr>
-            <w:proofErr w:type="gramStart"/>
             <w:r>
               <w:rPr>
                 <w:rFonts w:asciiTheme="minorEastAsia" w:eastAsiaTheme="minorEastAsia" w:hAnsiTheme="minorEastAsia" w:hint="eastAsia"/>
@@ -31033,7 +29726,6 @@
               </w:rPr>
               <w:t>外键</w:t>
             </w:r>
-            <w:proofErr w:type="gramEnd"/>
           </w:p>
         </w:tc>
         <w:tc>
@@ -31233,14 +29925,12 @@
                 <w:rFonts w:asciiTheme="minorEastAsia" w:eastAsiaTheme="minorEastAsia" w:hAnsiTheme="minorEastAsia" w:hint="eastAsia"/>
               </w:rPr>
             </w:pPr>
-            <w:proofErr w:type="spellStart"/>
             <w:r>
               <w:rPr>
                 <w:rFonts w:asciiTheme="minorEastAsia" w:eastAsiaTheme="minorEastAsia" w:hAnsiTheme="minorEastAsia" w:hint="eastAsia"/>
               </w:rPr>
               <w:t>lookup_id</w:t>
             </w:r>
-            <w:proofErr w:type="spellEnd"/>
           </w:p>
         </w:tc>
         <w:tc>
@@ -31253,19 +29943,11 @@
                 <w:rFonts w:asciiTheme="minorEastAsia" w:eastAsiaTheme="minorEastAsia" w:hAnsiTheme="minorEastAsia" w:hint="eastAsia"/>
               </w:rPr>
             </w:pPr>
-            <w:proofErr w:type="gramStart"/>
-            <w:r>
-              <w:rPr>
-                <w:rFonts w:asciiTheme="minorEastAsia" w:eastAsiaTheme="minorEastAsia" w:hAnsiTheme="minorEastAsia" w:hint="eastAsia"/>
-              </w:rPr>
-              <w:t>VARCHAR(</w:t>
-            </w:r>
-            <w:proofErr w:type="gramEnd"/>
-            <w:r>
-              <w:rPr>
-                <w:rFonts w:asciiTheme="minorEastAsia" w:eastAsiaTheme="minorEastAsia" w:hAnsiTheme="minorEastAsia" w:hint="eastAsia"/>
-              </w:rPr>
-              <w:t>50)</w:t>
+            <w:r>
+              <w:rPr>
+                <w:rFonts w:asciiTheme="minorEastAsia" w:eastAsiaTheme="minorEastAsia" w:hAnsiTheme="minorEastAsia" w:hint="eastAsia"/>
+              </w:rPr>
+              <w:t>VARCHAR(50)</w:t>
             </w:r>
           </w:p>
         </w:tc>
@@ -31342,14 +30024,12 @@
                 <w:rFonts w:asciiTheme="minorEastAsia" w:eastAsiaTheme="minorEastAsia" w:hAnsiTheme="minorEastAsia" w:hint="eastAsia"/>
               </w:rPr>
             </w:pPr>
-            <w:proofErr w:type="spellStart"/>
             <w:r>
               <w:rPr>
                 <w:rFonts w:asciiTheme="minorEastAsia" w:eastAsiaTheme="minorEastAsia" w:hAnsiTheme="minorEastAsia" w:hint="eastAsia"/>
               </w:rPr>
               <w:t>lookup_value</w:t>
             </w:r>
-            <w:proofErr w:type="spellEnd"/>
           </w:p>
         </w:tc>
         <w:tc>
@@ -31362,19 +30042,11 @@
                 <w:rFonts w:asciiTheme="minorEastAsia" w:eastAsiaTheme="minorEastAsia" w:hAnsiTheme="minorEastAsia" w:hint="eastAsia"/>
               </w:rPr>
             </w:pPr>
-            <w:proofErr w:type="gramStart"/>
-            <w:r>
-              <w:rPr>
-                <w:rFonts w:asciiTheme="minorEastAsia" w:eastAsiaTheme="minorEastAsia" w:hAnsiTheme="minorEastAsia" w:hint="eastAsia"/>
-              </w:rPr>
-              <w:t>VARCHAR(</w:t>
-            </w:r>
-            <w:proofErr w:type="gramEnd"/>
-            <w:r>
-              <w:rPr>
-                <w:rFonts w:asciiTheme="minorEastAsia" w:eastAsiaTheme="minorEastAsia" w:hAnsiTheme="minorEastAsia" w:hint="eastAsia"/>
-              </w:rPr>
-              <w:t>50)</w:t>
+            <w:r>
+              <w:rPr>
+                <w:rFonts w:asciiTheme="minorEastAsia" w:eastAsiaTheme="minorEastAsia" w:hAnsiTheme="minorEastAsia" w:hint="eastAsia"/>
+              </w:rPr>
+              <w:t>VARCHAR(50)</w:t>
             </w:r>
           </w:p>
         </w:tc>
@@ -31451,7 +30123,6 @@
                 <w:rFonts w:asciiTheme="minorEastAsia" w:eastAsiaTheme="minorEastAsia" w:hAnsiTheme="minorEastAsia" w:hint="eastAsia"/>
               </w:rPr>
             </w:pPr>
-            <w:proofErr w:type="spellStart"/>
             <w:r>
               <w:rPr>
                 <w:rFonts w:asciiTheme="minorEastAsia" w:eastAsiaTheme="minorEastAsia" w:hAnsiTheme="minorEastAsia" w:hint="eastAsia"/>
@@ -31464,7 +30135,6 @@
               </w:rPr>
               <w:t>text</w:t>
             </w:r>
-            <w:proofErr w:type="spellEnd"/>
           </w:p>
         </w:tc>
         <w:tc>
@@ -31477,19 +30147,11 @@
                 <w:rFonts w:asciiTheme="minorEastAsia" w:eastAsiaTheme="minorEastAsia" w:hAnsiTheme="minorEastAsia" w:hint="eastAsia"/>
               </w:rPr>
             </w:pPr>
-            <w:proofErr w:type="gramStart"/>
-            <w:r>
-              <w:rPr>
-                <w:rFonts w:asciiTheme="minorEastAsia" w:eastAsiaTheme="minorEastAsia" w:hAnsiTheme="minorEastAsia" w:hint="eastAsia"/>
-              </w:rPr>
-              <w:t>VARCHAR(</w:t>
-            </w:r>
-            <w:proofErr w:type="gramEnd"/>
-            <w:r>
-              <w:rPr>
-                <w:rFonts w:asciiTheme="minorEastAsia" w:eastAsiaTheme="minorEastAsia" w:hAnsiTheme="minorEastAsia" w:hint="eastAsia"/>
-              </w:rPr>
-              <w:t>50)</w:t>
+            <w:r>
+              <w:rPr>
+                <w:rFonts w:asciiTheme="minorEastAsia" w:eastAsiaTheme="minorEastAsia" w:hAnsiTheme="minorEastAsia" w:hint="eastAsia"/>
+              </w:rPr>
+              <w:t>VARCHAR(50)</w:t>
             </w:r>
           </w:p>
         </w:tc>
@@ -31659,7 +30321,6 @@
                 <w:rFonts w:asciiTheme="minorEastAsia" w:eastAsiaTheme="minorEastAsia" w:hAnsiTheme="minorEastAsia" w:hint="eastAsia"/>
               </w:rPr>
             </w:pPr>
-            <w:proofErr w:type="spellStart"/>
             <w:r>
               <w:rPr>
                 <w:rFonts w:asciiTheme="minorEastAsia" w:eastAsiaTheme="minorEastAsia" w:hAnsiTheme="minorEastAsia" w:hint="eastAsia"/>
@@ -31667,7 +30328,6 @@
               <w:lastRenderedPageBreak/>
               <w:t>is_enabled</w:t>
             </w:r>
-            <w:proofErr w:type="spellEnd"/>
           </w:p>
         </w:tc>
         <w:tc>
@@ -31680,19 +30340,11 @@
                 <w:rFonts w:asciiTheme="minorEastAsia" w:eastAsiaTheme="minorEastAsia" w:hAnsiTheme="minorEastAsia" w:hint="eastAsia"/>
               </w:rPr>
             </w:pPr>
-            <w:proofErr w:type="gramStart"/>
-            <w:r>
-              <w:rPr>
-                <w:rFonts w:asciiTheme="minorEastAsia" w:eastAsiaTheme="minorEastAsia" w:hAnsiTheme="minorEastAsia" w:hint="eastAsia"/>
-              </w:rPr>
-              <w:t>TINYINT(</w:t>
-            </w:r>
-            <w:proofErr w:type="gramEnd"/>
-            <w:r>
-              <w:rPr>
-                <w:rFonts w:asciiTheme="minorEastAsia" w:eastAsiaTheme="minorEastAsia" w:hAnsiTheme="minorEastAsia" w:hint="eastAsia"/>
-              </w:rPr>
-              <w:t>1)</w:t>
+            <w:r>
+              <w:rPr>
+                <w:rFonts w:asciiTheme="minorEastAsia" w:eastAsiaTheme="minorEastAsia" w:hAnsiTheme="minorEastAsia" w:hint="eastAsia"/>
+              </w:rPr>
+              <w:t>TINYINT(1)</w:t>
             </w:r>
           </w:p>
         </w:tc>
@@ -31775,14 +30427,12 @@
                 <w:rFonts w:asciiTheme="minorEastAsia" w:eastAsiaTheme="minorEastAsia" w:hAnsiTheme="minorEastAsia" w:hint="eastAsia"/>
               </w:rPr>
             </w:pPr>
-            <w:proofErr w:type="spellStart"/>
             <w:r>
               <w:rPr>
                 <w:rFonts w:asciiTheme="minorEastAsia" w:eastAsiaTheme="minorEastAsia" w:hAnsiTheme="minorEastAsia" w:hint="eastAsia"/>
               </w:rPr>
               <w:t>created_by</w:t>
             </w:r>
-            <w:proofErr w:type="spellEnd"/>
           </w:p>
         </w:tc>
         <w:tc>
@@ -31795,19 +30445,11 @@
                 <w:rFonts w:asciiTheme="minorEastAsia" w:eastAsiaTheme="minorEastAsia" w:hAnsiTheme="minorEastAsia" w:hint="eastAsia"/>
               </w:rPr>
             </w:pPr>
-            <w:proofErr w:type="gramStart"/>
-            <w:r>
-              <w:rPr>
-                <w:rFonts w:asciiTheme="minorEastAsia" w:eastAsiaTheme="minorEastAsia" w:hAnsiTheme="minorEastAsia" w:hint="eastAsia"/>
-              </w:rPr>
-              <w:t>VARCHAR(</w:t>
-            </w:r>
-            <w:proofErr w:type="gramEnd"/>
-            <w:r>
-              <w:rPr>
-                <w:rFonts w:asciiTheme="minorEastAsia" w:eastAsiaTheme="minorEastAsia" w:hAnsiTheme="minorEastAsia" w:hint="eastAsia"/>
-              </w:rPr>
-              <w:t>50)</w:t>
+            <w:r>
+              <w:rPr>
+                <w:rFonts w:asciiTheme="minorEastAsia" w:eastAsiaTheme="minorEastAsia" w:hAnsiTheme="minorEastAsia" w:hint="eastAsia"/>
+              </w:rPr>
+              <w:t>VARCHAR(50)</w:t>
             </w:r>
           </w:p>
         </w:tc>
@@ -31884,14 +30526,12 @@
                 <w:rFonts w:asciiTheme="minorEastAsia" w:eastAsiaTheme="minorEastAsia" w:hAnsiTheme="minorEastAsia" w:hint="eastAsia"/>
               </w:rPr>
             </w:pPr>
-            <w:proofErr w:type="spellStart"/>
             <w:r>
               <w:rPr>
                 <w:rFonts w:asciiTheme="minorEastAsia" w:eastAsiaTheme="minorEastAsia" w:hAnsiTheme="minorEastAsia" w:hint="eastAsia"/>
               </w:rPr>
               <w:t>created_at</w:t>
             </w:r>
-            <w:proofErr w:type="spellEnd"/>
           </w:p>
         </w:tc>
         <w:tc>
@@ -31922,19 +30562,11 @@
                 <w:rFonts w:asciiTheme="minorEastAsia" w:eastAsiaTheme="minorEastAsia" w:hAnsiTheme="minorEastAsia" w:hint="eastAsia"/>
               </w:rPr>
             </w:pPr>
-            <w:proofErr w:type="gramStart"/>
-            <w:r>
-              <w:rPr>
-                <w:rFonts w:asciiTheme="minorEastAsia" w:eastAsiaTheme="minorEastAsia" w:hAnsiTheme="minorEastAsia" w:hint="eastAsia"/>
-              </w:rPr>
-              <w:t>NOW(</w:t>
-            </w:r>
-            <w:proofErr w:type="gramEnd"/>
-            <w:r>
-              <w:rPr>
-                <w:rFonts w:asciiTheme="minorEastAsia" w:eastAsiaTheme="minorEastAsia" w:hAnsiTheme="minorEastAsia" w:hint="eastAsia"/>
-              </w:rPr>
-              <w:t>)</w:t>
+            <w:r>
+              <w:rPr>
+                <w:rFonts w:asciiTheme="minorEastAsia" w:eastAsiaTheme="minorEastAsia" w:hAnsiTheme="minorEastAsia" w:hint="eastAsia"/>
+              </w:rPr>
+              <w:t>NOW()</w:t>
             </w:r>
           </w:p>
         </w:tc>
@@ -31999,14 +30631,12 @@
                 <w:rFonts w:asciiTheme="minorEastAsia" w:eastAsiaTheme="minorEastAsia" w:hAnsiTheme="minorEastAsia" w:hint="eastAsia"/>
               </w:rPr>
             </w:pPr>
-            <w:proofErr w:type="spellStart"/>
             <w:r>
               <w:rPr>
                 <w:rFonts w:asciiTheme="minorEastAsia" w:eastAsiaTheme="minorEastAsia" w:hAnsiTheme="minorEastAsia" w:hint="eastAsia"/>
               </w:rPr>
               <w:t>updated_by</w:t>
             </w:r>
-            <w:proofErr w:type="spellEnd"/>
           </w:p>
         </w:tc>
         <w:tc>
@@ -32019,19 +30649,11 @@
                 <w:rFonts w:asciiTheme="minorEastAsia" w:eastAsiaTheme="minorEastAsia" w:hAnsiTheme="minorEastAsia" w:hint="eastAsia"/>
               </w:rPr>
             </w:pPr>
-            <w:proofErr w:type="gramStart"/>
-            <w:r>
-              <w:rPr>
-                <w:rFonts w:asciiTheme="minorEastAsia" w:eastAsiaTheme="minorEastAsia" w:hAnsiTheme="minorEastAsia" w:hint="eastAsia"/>
-              </w:rPr>
-              <w:t>VARCHAR(</w:t>
-            </w:r>
-            <w:proofErr w:type="gramEnd"/>
-            <w:r>
-              <w:rPr>
-                <w:rFonts w:asciiTheme="minorEastAsia" w:eastAsiaTheme="minorEastAsia" w:hAnsiTheme="minorEastAsia" w:hint="eastAsia"/>
-              </w:rPr>
-              <w:t>50)</w:t>
+            <w:r>
+              <w:rPr>
+                <w:rFonts w:asciiTheme="minorEastAsia" w:eastAsiaTheme="minorEastAsia" w:hAnsiTheme="minorEastAsia" w:hint="eastAsia"/>
+              </w:rPr>
+              <w:t>VARCHAR(50)</w:t>
             </w:r>
           </w:p>
         </w:tc>
@@ -32108,14 +30730,12 @@
                 <w:rFonts w:asciiTheme="minorEastAsia" w:eastAsiaTheme="minorEastAsia" w:hAnsiTheme="minorEastAsia" w:hint="eastAsia"/>
               </w:rPr>
             </w:pPr>
-            <w:proofErr w:type="spellStart"/>
             <w:r>
               <w:rPr>
                 <w:rFonts w:asciiTheme="minorEastAsia" w:eastAsiaTheme="minorEastAsia" w:hAnsiTheme="minorEastAsia" w:hint="eastAsia"/>
               </w:rPr>
               <w:t>updated_at</w:t>
             </w:r>
-            <w:proofErr w:type="spellEnd"/>
           </w:p>
         </w:tc>
         <w:tc>
@@ -32146,19 +30766,11 @@
                 <w:rFonts w:asciiTheme="minorEastAsia" w:eastAsiaTheme="minorEastAsia" w:hAnsiTheme="minorEastAsia" w:hint="eastAsia"/>
               </w:rPr>
             </w:pPr>
-            <w:proofErr w:type="gramStart"/>
-            <w:r>
-              <w:rPr>
-                <w:rFonts w:asciiTheme="minorEastAsia" w:eastAsiaTheme="minorEastAsia" w:hAnsiTheme="minorEastAsia" w:hint="eastAsia"/>
-              </w:rPr>
-              <w:t>NOW(</w:t>
-            </w:r>
-            <w:proofErr w:type="gramEnd"/>
-            <w:r>
-              <w:rPr>
-                <w:rFonts w:asciiTheme="minorEastAsia" w:eastAsiaTheme="minorEastAsia" w:hAnsiTheme="minorEastAsia" w:hint="eastAsia"/>
-              </w:rPr>
-              <w:t>)</w:t>
+            <w:r>
+              <w:rPr>
+                <w:rFonts w:asciiTheme="minorEastAsia" w:eastAsiaTheme="minorEastAsia" w:hAnsiTheme="minorEastAsia" w:hint="eastAsia"/>
+              </w:rPr>
+              <w:t>NOW()</w:t>
             </w:r>
           </w:p>
         </w:tc>
@@ -32224,14 +30836,18 @@
           <w:rFonts w:asciiTheme="minorEastAsia" w:eastAsiaTheme="minorEastAsia" w:hAnsiTheme="minorEastAsia" w:hint="eastAsia"/>
         </w:rPr>
       </w:pPr>
-      <w:proofErr w:type="spellStart"/>
       <w:r>
         <w:rPr>
           <w:rFonts w:asciiTheme="minorEastAsia" w:eastAsiaTheme="minorEastAsia" w:hAnsiTheme="minorEastAsia" w:hint="eastAsia"/>
         </w:rPr>
-        <w:t>mds_exchange</w:t>
+        <w:t>mds_</w:t>
       </w:r>
-      <w:proofErr w:type="spellEnd"/>
+      <w:r>
+        <w:rPr>
+          <w:rFonts w:asciiTheme="minorEastAsia" w:eastAsiaTheme="minorEastAsia" w:hAnsiTheme="minorEastAsia" w:hint="eastAsia"/>
+        </w:rPr>
+        <w:t>binding</w:t>
+      </w:r>
     </w:p>
     <w:tbl>
       <w:tblPr>
@@ -32284,14 +30900,30 @@
                 <w:rFonts w:asciiTheme="minorEastAsia" w:eastAsiaTheme="minorEastAsia" w:hAnsiTheme="minorEastAsia" w:hint="eastAsia"/>
               </w:rPr>
             </w:pPr>
-            <w:proofErr w:type="spellStart"/>
-            <w:r>
-              <w:rPr>
-                <w:rFonts w:asciiTheme="minorEastAsia" w:eastAsiaTheme="minorEastAsia" w:hAnsiTheme="minorEastAsia" w:hint="eastAsia"/>
-              </w:rPr>
-              <w:t>mds_exchange</w:t>
-            </w:r>
-            <w:proofErr w:type="spellEnd"/>
+            <w:r>
+              <w:rPr>
+                <w:rFonts w:asciiTheme="minorEastAsia" w:eastAsiaTheme="minorEastAsia" w:hAnsiTheme="minorEastAsia" w:hint="eastAsia"/>
+              </w:rPr>
+              <w:t>mds_</w:t>
+            </w:r>
+            <w:r>
+              <w:rPr>
+                <w:rFonts w:asciiTheme="minorEastAsia" w:eastAsiaTheme="minorEastAsia" w:hAnsiTheme="minorEastAsia" w:hint="eastAsia"/>
+              </w:rPr>
+              <w:t>bin</w:t>
+            </w:r>
+            <w:r>
+              <w:rPr>
+                <w:rFonts w:asciiTheme="minorEastAsia" w:eastAsiaTheme="minorEastAsia" w:hAnsiTheme="minorEastAsia" w:hint="eastAsia"/>
+              </w:rPr>
+              <w:t>d</w:t>
+            </w:r>
+            <w:r>
+              <w:rPr>
+                <w:rFonts w:asciiTheme="minorEastAsia" w:eastAsiaTheme="minorEastAsia" w:hAnsiTheme="minorEastAsia" w:hint="eastAsia"/>
+              </w:rPr>
+              <w:t>ing</w:t>
+            </w:r>
           </w:p>
         </w:tc>
       </w:tr>
@@ -32337,7 +30969,7 @@
               <w:rPr>
                 <w:rFonts w:asciiTheme="minorEastAsia" w:eastAsiaTheme="minorEastAsia" w:hAnsiTheme="minorEastAsia" w:hint="eastAsia"/>
               </w:rPr>
-              <w:t>信箱</w:t>
+              <w:t>绑定</w:t>
             </w:r>
             <w:r>
               <w:rPr>
@@ -32349,7 +30981,13 @@
               <w:rPr>
                 <w:rFonts w:asciiTheme="minorEastAsia" w:eastAsiaTheme="minorEastAsia" w:hAnsiTheme="minorEastAsia" w:hint="eastAsia"/>
               </w:rPr>
-              <w:t>每个信箱与队列的绑定关系</w:t>
+              <w:t>交换机</w:t>
+            </w:r>
+            <w:r>
+              <w:rPr>
+                <w:rFonts w:asciiTheme="minorEastAsia" w:eastAsiaTheme="minorEastAsia" w:hAnsiTheme="minorEastAsia" w:hint="eastAsia"/>
+              </w:rPr>
+              <w:t>与队列的绑定关系</w:t>
             </w:r>
           </w:p>
         </w:tc>
@@ -32392,7 +31030,6 @@
                 <w:rFonts w:asciiTheme="minorEastAsia" w:eastAsiaTheme="minorEastAsia" w:hAnsiTheme="minorEastAsia" w:hint="eastAsia"/>
               </w:rPr>
             </w:pPr>
-            <w:proofErr w:type="spellStart"/>
             <w:r>
               <w:rPr>
                 <w:rFonts w:asciiTheme="minorEastAsia" w:eastAsiaTheme="minorEastAsia" w:hAnsiTheme="minorEastAsia" w:hint="eastAsia"/>
@@ -32405,7 +31042,12 @@
               </w:rPr>
               <w:t>_id</w:t>
             </w:r>
-            <w:proofErr w:type="spellEnd"/>
+            <w:r>
+              <w:rPr>
+                <w:rFonts w:asciiTheme="minorEastAsia" w:eastAsiaTheme="minorEastAsia" w:hAnsiTheme="minorEastAsia" w:hint="eastAsia"/>
+              </w:rPr>
+              <w:t>,queue_id</w:t>
+            </w:r>
           </w:p>
         </w:tc>
         <w:tc>
@@ -32467,7 +31109,6 @@
                 <w:rFonts w:asciiTheme="minorEastAsia" w:eastAsiaTheme="minorEastAsia" w:hAnsiTheme="minorEastAsia" w:hint="eastAsia"/>
               </w:rPr>
             </w:pPr>
-            <w:proofErr w:type="gramStart"/>
             <w:r>
               <w:rPr>
                 <w:rFonts w:asciiTheme="minorEastAsia" w:eastAsiaTheme="minorEastAsia" w:hAnsiTheme="minorEastAsia" w:hint="eastAsia"/>
@@ -32477,7 +31118,6 @@
               </w:rPr>
               <w:t>外键</w:t>
             </w:r>
-            <w:proofErr w:type="gramEnd"/>
           </w:p>
         </w:tc>
         <w:tc>
@@ -32677,7 +31317,6 @@
                 <w:rFonts w:asciiTheme="minorEastAsia" w:eastAsiaTheme="minorEastAsia" w:hAnsiTheme="minorEastAsia" w:hint="eastAsia"/>
               </w:rPr>
             </w:pPr>
-            <w:proofErr w:type="spellStart"/>
             <w:r>
               <w:rPr>
                 <w:rFonts w:asciiTheme="minorEastAsia" w:eastAsiaTheme="minorEastAsia" w:hAnsiTheme="minorEastAsia" w:hint="eastAsia"/>
@@ -32690,7 +31329,6 @@
               </w:rPr>
               <w:t>_id</w:t>
             </w:r>
-            <w:proofErr w:type="spellEnd"/>
           </w:p>
         </w:tc>
         <w:tc>
@@ -32703,19 +31341,11 @@
                 <w:rFonts w:asciiTheme="minorEastAsia" w:eastAsiaTheme="minorEastAsia" w:hAnsiTheme="minorEastAsia" w:hint="eastAsia"/>
               </w:rPr>
             </w:pPr>
-            <w:proofErr w:type="gramStart"/>
-            <w:r>
-              <w:rPr>
-                <w:rFonts w:asciiTheme="minorEastAsia" w:eastAsiaTheme="minorEastAsia" w:hAnsiTheme="minorEastAsia" w:hint="eastAsia"/>
-              </w:rPr>
-              <w:t>VARCHAR(</w:t>
-            </w:r>
-            <w:proofErr w:type="gramEnd"/>
-            <w:r>
-              <w:rPr>
-                <w:rFonts w:asciiTheme="minorEastAsia" w:eastAsiaTheme="minorEastAsia" w:hAnsiTheme="minorEastAsia" w:hint="eastAsia"/>
-              </w:rPr>
-              <w:t>50)</w:t>
+            <w:r>
+              <w:rPr>
+                <w:rFonts w:asciiTheme="minorEastAsia" w:eastAsiaTheme="minorEastAsia" w:hAnsiTheme="minorEastAsia" w:hint="eastAsia"/>
+              </w:rPr>
+              <w:t>VARCHAR(50)</w:t>
             </w:r>
           </w:p>
         </w:tc>
@@ -32798,14 +31428,12 @@
                 <w:rFonts w:asciiTheme="minorEastAsia" w:eastAsiaTheme="minorEastAsia" w:hAnsiTheme="minorEastAsia" w:hint="eastAsia"/>
               </w:rPr>
             </w:pPr>
-            <w:proofErr w:type="spellStart"/>
-            <w:r>
-              <w:rPr>
-                <w:rFonts w:asciiTheme="minorEastAsia" w:eastAsiaTheme="minorEastAsia" w:hAnsiTheme="minorEastAsia" w:hint="eastAsia"/>
-              </w:rPr>
-              <w:t>exchange_name</w:t>
-            </w:r>
-            <w:proofErr w:type="spellEnd"/>
+            <w:r>
+              <w:rPr>
+                <w:rFonts w:asciiTheme="minorEastAsia" w:eastAsiaTheme="minorEastAsia" w:hAnsiTheme="minorEastAsia" w:hint="eastAsia"/>
+              </w:rPr>
+              <w:t>queue_id</w:t>
+            </w:r>
           </w:p>
         </w:tc>
         <w:tc>
@@ -32818,19 +31446,11 @@
                 <w:rFonts w:asciiTheme="minorEastAsia" w:eastAsiaTheme="minorEastAsia" w:hAnsiTheme="minorEastAsia" w:hint="eastAsia"/>
               </w:rPr>
             </w:pPr>
-            <w:proofErr w:type="gramStart"/>
-            <w:r>
-              <w:rPr>
-                <w:rFonts w:asciiTheme="minorEastAsia" w:eastAsiaTheme="minorEastAsia" w:hAnsiTheme="minorEastAsia" w:hint="eastAsia"/>
-              </w:rPr>
-              <w:t>VARCHAR(</w:t>
-            </w:r>
-            <w:proofErr w:type="gramEnd"/>
-            <w:r>
-              <w:rPr>
-                <w:rFonts w:asciiTheme="minorEastAsia" w:eastAsiaTheme="minorEastAsia" w:hAnsiTheme="minorEastAsia" w:hint="eastAsia"/>
-              </w:rPr>
-              <w:t>50)</w:t>
+            <w:r>
+              <w:rPr>
+                <w:rFonts w:asciiTheme="minorEastAsia" w:eastAsiaTheme="minorEastAsia" w:hAnsiTheme="minorEastAsia" w:hint="eastAsia"/>
+              </w:rPr>
+              <w:t>VARCHAR(50)</w:t>
             </w:r>
           </w:p>
         </w:tc>
@@ -32857,6 +31477,12 @@
                 <w:rFonts w:asciiTheme="minorEastAsia" w:eastAsiaTheme="minorEastAsia" w:hAnsiTheme="minorEastAsia" w:hint="eastAsia"/>
               </w:rPr>
             </w:pPr>
+            <w:r>
+              <w:rPr>
+                <w:rFonts w:asciiTheme="minorEastAsia" w:eastAsiaTheme="minorEastAsia" w:hAnsiTheme="minorEastAsia" w:hint="eastAsia"/>
+              </w:rPr>
+              <w:t>N</w:t>
+            </w:r>
           </w:p>
         </w:tc>
         <w:tc>
@@ -32873,7 +31499,7 @@
               <w:rPr>
                 <w:rFonts w:asciiTheme="minorEastAsia" w:eastAsiaTheme="minorEastAsia" w:hAnsiTheme="minorEastAsia" w:hint="eastAsia"/>
               </w:rPr>
-              <w:t>信箱</w:t>
+              <w:t>队列ID</w:t>
             </w:r>
           </w:p>
         </w:tc>
@@ -32901,14 +31527,12 @@
                 <w:rFonts w:asciiTheme="minorEastAsia" w:eastAsiaTheme="minorEastAsia" w:hAnsiTheme="minorEastAsia" w:hint="eastAsia"/>
               </w:rPr>
             </w:pPr>
-            <w:proofErr w:type="spellStart"/>
             <w:r>
               <w:rPr>
                 <w:rFonts w:asciiTheme="minorEastAsia" w:eastAsiaTheme="minorEastAsia" w:hAnsiTheme="minorEastAsia" w:hint="eastAsia"/>
               </w:rPr>
               <w:t>bind_type</w:t>
             </w:r>
-            <w:proofErr w:type="spellEnd"/>
           </w:p>
         </w:tc>
         <w:tc>
@@ -32921,19 +31545,11 @@
                 <w:rFonts w:asciiTheme="minorEastAsia" w:eastAsiaTheme="minorEastAsia" w:hAnsiTheme="minorEastAsia" w:hint="eastAsia"/>
               </w:rPr>
             </w:pPr>
-            <w:proofErr w:type="gramStart"/>
-            <w:r>
-              <w:rPr>
-                <w:rFonts w:asciiTheme="minorEastAsia" w:eastAsiaTheme="minorEastAsia" w:hAnsiTheme="minorEastAsia" w:hint="eastAsia"/>
-              </w:rPr>
-              <w:t>VARCHAR(</w:t>
-            </w:r>
-            <w:proofErr w:type="gramEnd"/>
-            <w:r>
-              <w:rPr>
-                <w:rFonts w:asciiTheme="minorEastAsia" w:eastAsiaTheme="minorEastAsia" w:hAnsiTheme="minorEastAsia" w:hint="eastAsia"/>
-              </w:rPr>
-              <w:t>50)</w:t>
+            <w:r>
+              <w:rPr>
+                <w:rFonts w:asciiTheme="minorEastAsia" w:eastAsiaTheme="minorEastAsia" w:hAnsiTheme="minorEastAsia" w:hint="eastAsia"/>
+              </w:rPr>
+              <w:t>VARCHAR(50)</w:t>
             </w:r>
           </w:p>
         </w:tc>
@@ -33004,14 +31620,12 @@
                 <w:rFonts w:asciiTheme="minorEastAsia" w:eastAsiaTheme="minorEastAsia" w:hAnsiTheme="minorEastAsia" w:hint="eastAsia"/>
               </w:rPr>
             </w:pPr>
-            <w:proofErr w:type="spellStart"/>
             <w:r>
               <w:rPr>
                 <w:rFonts w:asciiTheme="minorEastAsia" w:eastAsiaTheme="minorEastAsia" w:hAnsiTheme="minorEastAsia" w:hint="eastAsia"/>
               </w:rPr>
               <w:t>binding_key</w:t>
             </w:r>
-            <w:proofErr w:type="spellEnd"/>
           </w:p>
         </w:tc>
         <w:tc>
@@ -33024,19 +31638,11 @@
                 <w:rFonts w:asciiTheme="minorEastAsia" w:eastAsiaTheme="minorEastAsia" w:hAnsiTheme="minorEastAsia" w:hint="eastAsia"/>
               </w:rPr>
             </w:pPr>
-            <w:proofErr w:type="gramStart"/>
-            <w:r>
-              <w:rPr>
-                <w:rFonts w:asciiTheme="minorEastAsia" w:eastAsiaTheme="minorEastAsia" w:hAnsiTheme="minorEastAsia" w:hint="eastAsia"/>
-              </w:rPr>
-              <w:t>VARCHAR(</w:t>
-            </w:r>
-            <w:proofErr w:type="gramEnd"/>
-            <w:r>
-              <w:rPr>
-                <w:rFonts w:asciiTheme="minorEastAsia" w:eastAsiaTheme="minorEastAsia" w:hAnsiTheme="minorEastAsia" w:hint="eastAsia"/>
-              </w:rPr>
-              <w:t>50)</w:t>
+            <w:r>
+              <w:rPr>
+                <w:rFonts w:asciiTheme="minorEastAsia" w:eastAsiaTheme="minorEastAsia" w:hAnsiTheme="minorEastAsia" w:hint="eastAsia"/>
+              </w:rPr>
+              <w:t>VARCHAR(50)</w:t>
             </w:r>
           </w:p>
         </w:tc>
@@ -33119,14 +31725,18 @@
                 <w:rFonts w:asciiTheme="minorEastAsia" w:eastAsiaTheme="minorEastAsia" w:hAnsiTheme="minorEastAsia" w:hint="eastAsia"/>
               </w:rPr>
             </w:pPr>
-            <w:proofErr w:type="spellStart"/>
-            <w:r>
-              <w:rPr>
-                <w:rFonts w:asciiTheme="minorEastAsia" w:eastAsiaTheme="minorEastAsia" w:hAnsiTheme="minorEastAsia" w:hint="eastAsia"/>
-              </w:rPr>
-              <w:t>queue_id</w:t>
-            </w:r>
-            <w:proofErr w:type="spellEnd"/>
+            <w:r>
+              <w:rPr>
+                <w:rFonts w:asciiTheme="minorEastAsia" w:eastAsiaTheme="minorEastAsia" w:hAnsiTheme="minorEastAsia" w:hint="eastAsia"/>
+              </w:rPr>
+              <w:t>is_</w:t>
+            </w:r>
+            <w:r>
+              <w:rPr>
+                <w:rFonts w:asciiTheme="minorEastAsia" w:eastAsiaTheme="minorEastAsia" w:hAnsiTheme="minorEastAsia" w:hint="eastAsia"/>
+              </w:rPr>
+              <w:t>delay</w:t>
+            </w:r>
           </w:p>
         </w:tc>
         <w:tc>
@@ -33139,134 +31749,11 @@
                 <w:rFonts w:asciiTheme="minorEastAsia" w:eastAsiaTheme="minorEastAsia" w:hAnsiTheme="minorEastAsia" w:hint="eastAsia"/>
               </w:rPr>
             </w:pPr>
-            <w:proofErr w:type="gramStart"/>
-            <w:r>
-              <w:rPr>
-                <w:rFonts w:asciiTheme="minorEastAsia" w:eastAsiaTheme="minorEastAsia" w:hAnsiTheme="minorEastAsia" w:hint="eastAsia"/>
-              </w:rPr>
-              <w:t>VARCHAR(</w:t>
-            </w:r>
-            <w:proofErr w:type="gramEnd"/>
-            <w:r>
-              <w:rPr>
-                <w:rFonts w:asciiTheme="minorEastAsia" w:eastAsiaTheme="minorEastAsia" w:hAnsiTheme="minorEastAsia" w:hint="eastAsia"/>
-              </w:rPr>
-              <w:t>50)</w:t>
-            </w:r>
-          </w:p>
-        </w:tc>
-        <w:tc>
-          <w:tcPr>
-            <w:tcW w:w="1746" w:type="dxa"/>
-          </w:tcPr>
-          <w:p>
-            <w:pPr>
-              <w:rPr>
-                <w:rFonts w:asciiTheme="minorEastAsia" w:eastAsiaTheme="minorEastAsia" w:hAnsiTheme="minorEastAsia" w:hint="eastAsia"/>
-              </w:rPr>
-            </w:pPr>
-          </w:p>
-        </w:tc>
-        <w:tc>
-          <w:tcPr>
-            <w:tcW w:w="685" w:type="dxa"/>
-          </w:tcPr>
-          <w:p>
-            <w:pPr>
-              <w:jc w:val="center"/>
-              <w:rPr>
-                <w:rFonts w:asciiTheme="minorEastAsia" w:eastAsiaTheme="minorEastAsia" w:hAnsiTheme="minorEastAsia" w:hint="eastAsia"/>
-              </w:rPr>
-            </w:pPr>
-          </w:p>
-        </w:tc>
-        <w:tc>
-          <w:tcPr>
-            <w:tcW w:w="1863" w:type="dxa"/>
-          </w:tcPr>
-          <w:p>
-            <w:pPr>
-              <w:rPr>
-                <w:rFonts w:asciiTheme="minorEastAsia" w:eastAsiaTheme="minorEastAsia" w:hAnsiTheme="minorEastAsia" w:hint="eastAsia"/>
-              </w:rPr>
-            </w:pPr>
-            <w:r>
-              <w:rPr>
-                <w:rFonts w:asciiTheme="minorEastAsia" w:eastAsiaTheme="minorEastAsia" w:hAnsiTheme="minorEastAsia" w:hint="eastAsia"/>
-              </w:rPr>
-              <w:t>队列</w:t>
-            </w:r>
-            <w:r>
-              <w:rPr>
-                <w:rFonts w:asciiTheme="minorEastAsia" w:eastAsiaTheme="minorEastAsia" w:hAnsiTheme="minorEastAsia" w:hint="eastAsia"/>
-              </w:rPr>
-              <w:t>ID</w:t>
-            </w:r>
-          </w:p>
-        </w:tc>
-        <w:tc>
-          <w:tcPr>
-            <w:tcW w:w="2519" w:type="dxa"/>
-          </w:tcPr>
-          <w:p>
-            <w:pPr>
-              <w:rPr>
-                <w:rFonts w:asciiTheme="minorEastAsia" w:eastAsiaTheme="minorEastAsia" w:hAnsiTheme="minorEastAsia" w:hint="eastAsia"/>
-              </w:rPr>
-            </w:pPr>
-          </w:p>
-        </w:tc>
-      </w:tr>
-      <w:tr>
-        <w:tc>
-          <w:tcPr>
-            <w:tcW w:w="1630" w:type="dxa"/>
-          </w:tcPr>
-          <w:p>
-            <w:pPr>
-              <w:rPr>
-                <w:rFonts w:asciiTheme="minorEastAsia" w:eastAsiaTheme="minorEastAsia" w:hAnsiTheme="minorEastAsia" w:hint="eastAsia"/>
-              </w:rPr>
-            </w:pPr>
-            <w:proofErr w:type="spellStart"/>
-            <w:r>
-              <w:rPr>
-                <w:rFonts w:asciiTheme="minorEastAsia" w:eastAsiaTheme="minorEastAsia" w:hAnsiTheme="minorEastAsia" w:hint="eastAsia"/>
-              </w:rPr>
-              <w:t>is_</w:t>
-            </w:r>
-            <w:r>
-              <w:rPr>
-                <w:rFonts w:asciiTheme="minorEastAsia" w:eastAsiaTheme="minorEastAsia" w:hAnsiTheme="minorEastAsia" w:hint="eastAsia"/>
-              </w:rPr>
-              <w:t>delay</w:t>
-            </w:r>
-            <w:proofErr w:type="spellEnd"/>
-          </w:p>
-        </w:tc>
-        <w:tc>
-          <w:tcPr>
-            <w:tcW w:w="1617" w:type="dxa"/>
-          </w:tcPr>
-          <w:p>
-            <w:pPr>
-              <w:rPr>
-                <w:rFonts w:asciiTheme="minorEastAsia" w:eastAsiaTheme="minorEastAsia" w:hAnsiTheme="minorEastAsia" w:hint="eastAsia"/>
-              </w:rPr>
-            </w:pPr>
-            <w:proofErr w:type="gramStart"/>
-            <w:r>
-              <w:rPr>
-                <w:rFonts w:asciiTheme="minorEastAsia" w:eastAsiaTheme="minorEastAsia" w:hAnsiTheme="minorEastAsia" w:hint="eastAsia"/>
-              </w:rPr>
-              <w:t>TINYINT(</w:t>
-            </w:r>
-            <w:proofErr w:type="gramEnd"/>
-            <w:r>
-              <w:rPr>
-                <w:rFonts w:asciiTheme="minorEastAsia" w:eastAsiaTheme="minorEastAsia" w:hAnsiTheme="minorEastAsia" w:hint="eastAsia"/>
-              </w:rPr>
-              <w:t>1)</w:t>
+            <w:r>
+              <w:rPr>
+                <w:rFonts w:asciiTheme="minorEastAsia" w:eastAsiaTheme="minorEastAsia" w:hAnsiTheme="minorEastAsia" w:hint="eastAsia"/>
+              </w:rPr>
+              <w:t>TINYINT(1)</w:t>
             </w:r>
           </w:p>
         </w:tc>
@@ -33356,7 +31843,6 @@
           <w:rFonts w:asciiTheme="minorEastAsia" w:eastAsiaTheme="minorEastAsia" w:hAnsiTheme="minorEastAsia" w:hint="eastAsia"/>
         </w:rPr>
       </w:pPr>
-      <w:proofErr w:type="spellStart"/>
       <w:r>
         <w:rPr>
           <w:rFonts w:asciiTheme="minorEastAsia" w:eastAsiaTheme="minorEastAsia" w:hAnsiTheme="minorEastAsia" w:hint="eastAsia"/>
@@ -33369,7 +31855,6 @@
         </w:rPr>
         <w:t>queue</w:t>
       </w:r>
-      <w:proofErr w:type="spellEnd"/>
     </w:p>
     <w:tbl>
       <w:tblPr>
@@ -33422,7 +31907,6 @@
                 <w:rFonts w:asciiTheme="minorEastAsia" w:eastAsiaTheme="minorEastAsia" w:hAnsiTheme="minorEastAsia" w:hint="eastAsia"/>
               </w:rPr>
             </w:pPr>
-            <w:proofErr w:type="spellStart"/>
             <w:r>
               <w:rPr>
                 <w:rFonts w:asciiTheme="minorEastAsia" w:eastAsiaTheme="minorEastAsia" w:hAnsiTheme="minorEastAsia" w:hint="eastAsia"/>
@@ -33435,7 +31919,6 @@
               </w:rPr>
               <w:t>queue</w:t>
             </w:r>
-            <w:proofErr w:type="spellEnd"/>
           </w:p>
         </w:tc>
       </w:tr>
@@ -33548,7 +32031,6 @@
                 <w:rFonts w:asciiTheme="minorEastAsia" w:eastAsiaTheme="minorEastAsia" w:hAnsiTheme="minorEastAsia" w:hint="eastAsia"/>
               </w:rPr>
             </w:pPr>
-            <w:proofErr w:type="spellStart"/>
             <w:r>
               <w:rPr>
                 <w:rFonts w:asciiTheme="minorEastAsia" w:eastAsiaTheme="minorEastAsia" w:hAnsiTheme="minorEastAsia" w:hint="eastAsia"/>
@@ -33561,7 +32043,6 @@
               </w:rPr>
               <w:t>_id</w:t>
             </w:r>
-            <w:proofErr w:type="spellEnd"/>
           </w:p>
         </w:tc>
         <w:tc>
@@ -33623,7 +32104,6 @@
                 <w:rFonts w:asciiTheme="minorEastAsia" w:eastAsiaTheme="minorEastAsia" w:hAnsiTheme="minorEastAsia" w:hint="eastAsia"/>
               </w:rPr>
             </w:pPr>
-            <w:proofErr w:type="gramStart"/>
             <w:r>
               <w:rPr>
                 <w:rFonts w:asciiTheme="minorEastAsia" w:eastAsiaTheme="minorEastAsia" w:hAnsiTheme="minorEastAsia" w:hint="eastAsia"/>
@@ -33633,7 +32113,6 @@
               </w:rPr>
               <w:t>外键</w:t>
             </w:r>
-            <w:proofErr w:type="gramEnd"/>
           </w:p>
         </w:tc>
         <w:tc>
@@ -33833,7 +32312,6 @@
                 <w:rFonts w:asciiTheme="minorEastAsia" w:eastAsiaTheme="minorEastAsia" w:hAnsiTheme="minorEastAsia" w:hint="eastAsia"/>
               </w:rPr>
             </w:pPr>
-            <w:proofErr w:type="spellStart"/>
             <w:r>
               <w:rPr>
                 <w:rFonts w:asciiTheme="minorEastAsia" w:eastAsiaTheme="minorEastAsia" w:hAnsiTheme="minorEastAsia" w:hint="eastAsia"/>
@@ -33846,7 +32324,6 @@
               </w:rPr>
               <w:t>_id</w:t>
             </w:r>
-            <w:proofErr w:type="spellEnd"/>
           </w:p>
         </w:tc>
         <w:tc>
@@ -33859,19 +32336,11 @@
                 <w:rFonts w:asciiTheme="minorEastAsia" w:eastAsiaTheme="minorEastAsia" w:hAnsiTheme="minorEastAsia" w:hint="eastAsia"/>
               </w:rPr>
             </w:pPr>
-            <w:proofErr w:type="gramStart"/>
-            <w:r>
-              <w:rPr>
-                <w:rFonts w:asciiTheme="minorEastAsia" w:eastAsiaTheme="minorEastAsia" w:hAnsiTheme="minorEastAsia" w:hint="eastAsia"/>
-              </w:rPr>
-              <w:t>VARCHAR(</w:t>
-            </w:r>
-            <w:proofErr w:type="gramEnd"/>
-            <w:r>
-              <w:rPr>
-                <w:rFonts w:asciiTheme="minorEastAsia" w:eastAsiaTheme="minorEastAsia" w:hAnsiTheme="minorEastAsia" w:hint="eastAsia"/>
-              </w:rPr>
-              <w:t>50)</w:t>
+            <w:r>
+              <w:rPr>
+                <w:rFonts w:asciiTheme="minorEastAsia" w:eastAsiaTheme="minorEastAsia" w:hAnsiTheme="minorEastAsia" w:hint="eastAsia"/>
+              </w:rPr>
+              <w:t>VARCHAR(50)</w:t>
             </w:r>
           </w:p>
         </w:tc>
@@ -33954,7 +32423,6 @@
                 <w:rFonts w:asciiTheme="minorEastAsia" w:eastAsiaTheme="minorEastAsia" w:hAnsiTheme="minorEastAsia" w:hint="eastAsia"/>
               </w:rPr>
             </w:pPr>
-            <w:proofErr w:type="spellStart"/>
             <w:r>
               <w:rPr>
                 <w:rFonts w:asciiTheme="minorEastAsia" w:eastAsiaTheme="minorEastAsia" w:hAnsiTheme="minorEastAsia" w:hint="eastAsia"/>
@@ -33967,7 +32435,6 @@
               </w:rPr>
               <w:t>_name</w:t>
             </w:r>
-            <w:proofErr w:type="spellEnd"/>
           </w:p>
         </w:tc>
         <w:tc>
@@ -33980,19 +32447,11 @@
                 <w:rFonts w:asciiTheme="minorEastAsia" w:eastAsiaTheme="minorEastAsia" w:hAnsiTheme="minorEastAsia" w:hint="eastAsia"/>
               </w:rPr>
             </w:pPr>
-            <w:proofErr w:type="gramStart"/>
-            <w:r>
-              <w:rPr>
-                <w:rFonts w:asciiTheme="minorEastAsia" w:eastAsiaTheme="minorEastAsia" w:hAnsiTheme="minorEastAsia" w:hint="eastAsia"/>
-              </w:rPr>
-              <w:t>VARCHAR(</w:t>
-            </w:r>
-            <w:proofErr w:type="gramEnd"/>
-            <w:r>
-              <w:rPr>
-                <w:rFonts w:asciiTheme="minorEastAsia" w:eastAsiaTheme="minorEastAsia" w:hAnsiTheme="minorEastAsia" w:hint="eastAsia"/>
-              </w:rPr>
-              <w:t>50)</w:t>
+            <w:r>
+              <w:rPr>
+                <w:rFonts w:asciiTheme="minorEastAsia" w:eastAsiaTheme="minorEastAsia" w:hAnsiTheme="minorEastAsia" w:hint="eastAsia"/>
+              </w:rPr>
+              <w:t>VARCHAR(50)</w:t>
             </w:r>
           </w:p>
         </w:tc>
@@ -34069,7 +32528,6 @@
                 <w:rFonts w:asciiTheme="minorEastAsia" w:eastAsiaTheme="minorEastAsia" w:hAnsiTheme="minorEastAsia" w:hint="eastAsia"/>
               </w:rPr>
             </w:pPr>
-            <w:proofErr w:type="spellStart"/>
             <w:r>
               <w:rPr>
                 <w:rFonts w:asciiTheme="minorEastAsia" w:eastAsiaTheme="minorEastAsia" w:hAnsiTheme="minorEastAsia" w:hint="eastAsia"/>
@@ -34094,7 +32552,6 @@
               </w:rPr>
               <w:t>tateful</w:t>
             </w:r>
-            <w:proofErr w:type="spellEnd"/>
           </w:p>
         </w:tc>
         <w:tc>
@@ -34107,19 +32564,11 @@
                 <w:rFonts w:asciiTheme="minorEastAsia" w:eastAsiaTheme="minorEastAsia" w:hAnsiTheme="minorEastAsia" w:hint="eastAsia"/>
               </w:rPr>
             </w:pPr>
-            <w:proofErr w:type="gramStart"/>
-            <w:r>
-              <w:rPr>
-                <w:rFonts w:asciiTheme="minorEastAsia" w:eastAsiaTheme="minorEastAsia" w:hAnsiTheme="minorEastAsia" w:hint="eastAsia"/>
-              </w:rPr>
-              <w:t>TINYINT(</w:t>
-            </w:r>
-            <w:proofErr w:type="gramEnd"/>
-            <w:r>
-              <w:rPr>
-                <w:rFonts w:asciiTheme="minorEastAsia" w:eastAsiaTheme="minorEastAsia" w:hAnsiTheme="minorEastAsia" w:hint="eastAsia"/>
-              </w:rPr>
-              <w:t>1)</w:t>
+            <w:r>
+              <w:rPr>
+                <w:rFonts w:asciiTheme="minorEastAsia" w:eastAsiaTheme="minorEastAsia" w:hAnsiTheme="minorEastAsia" w:hint="eastAsia"/>
+              </w:rPr>
+              <w:t>TINYINT(1)</w:t>
             </w:r>
           </w:p>
         </w:tc>
@@ -34196,7 +32645,6 @@
                 <w:rFonts w:asciiTheme="minorEastAsia" w:eastAsiaTheme="minorEastAsia" w:hAnsiTheme="minorEastAsia" w:hint="eastAsia"/>
               </w:rPr>
             </w:pPr>
-            <w:proofErr w:type="spellStart"/>
             <w:r>
               <w:rPr>
                 <w:rFonts w:asciiTheme="minorEastAsia" w:eastAsiaTheme="minorEastAsia" w:hAnsiTheme="minorEastAsia" w:hint="eastAsia"/>
@@ -34209,7 +32657,6 @@
               </w:rPr>
               <w:t>orkload_total</w:t>
             </w:r>
-            <w:proofErr w:type="spellEnd"/>
           </w:p>
         </w:tc>
         <w:tc>
@@ -34309,14 +32756,12 @@
                 <w:rFonts w:asciiTheme="minorEastAsia" w:eastAsiaTheme="minorEastAsia" w:hAnsiTheme="minorEastAsia" w:hint="eastAsia"/>
               </w:rPr>
             </w:pPr>
-            <w:proofErr w:type="spellStart"/>
             <w:r>
               <w:rPr>
                 <w:rFonts w:asciiTheme="minorEastAsia" w:eastAsiaTheme="minorEastAsia" w:hAnsiTheme="minorEastAsia" w:hint="eastAsia"/>
               </w:rPr>
               <w:t>is_sac</w:t>
             </w:r>
-            <w:proofErr w:type="spellEnd"/>
           </w:p>
         </w:tc>
         <w:tc>
@@ -34329,19 +32774,11 @@
                 <w:rFonts w:asciiTheme="minorEastAsia" w:eastAsiaTheme="minorEastAsia" w:hAnsiTheme="minorEastAsia" w:hint="eastAsia"/>
               </w:rPr>
             </w:pPr>
-            <w:proofErr w:type="gramStart"/>
-            <w:r>
-              <w:rPr>
-                <w:rFonts w:asciiTheme="minorEastAsia" w:eastAsiaTheme="minorEastAsia" w:hAnsiTheme="minorEastAsia" w:hint="eastAsia"/>
-              </w:rPr>
-              <w:t>TINYINT(</w:t>
-            </w:r>
-            <w:proofErr w:type="gramEnd"/>
-            <w:r>
-              <w:rPr>
-                <w:rFonts w:asciiTheme="minorEastAsia" w:eastAsiaTheme="minorEastAsia" w:hAnsiTheme="minorEastAsia" w:hint="eastAsia"/>
-              </w:rPr>
-              <w:t>1)</w:t>
+            <w:r>
+              <w:rPr>
+                <w:rFonts w:asciiTheme="minorEastAsia" w:eastAsiaTheme="minorEastAsia" w:hAnsiTheme="minorEastAsia" w:hint="eastAsia"/>
+              </w:rPr>
+              <w:t>TINYINT(1)</w:t>
             </w:r>
           </w:p>
         </w:tc>
@@ -34418,7 +32855,6 @@
                 <w:rFonts w:asciiTheme="minorEastAsia" w:eastAsiaTheme="minorEastAsia" w:hAnsiTheme="minorEastAsia" w:hint="eastAsia"/>
               </w:rPr>
             </w:pPr>
-            <w:proofErr w:type="spellStart"/>
             <w:r>
               <w:rPr>
                 <w:rFonts w:asciiTheme="minorEastAsia" w:eastAsiaTheme="minorEastAsia" w:hAnsiTheme="minorEastAsia" w:hint="eastAsia"/>
@@ -34443,7 +32879,6 @@
               </w:rPr>
               <w:t>ount</w:t>
             </w:r>
-            <w:proofErr w:type="spellEnd"/>
           </w:p>
         </w:tc>
         <w:tc>
@@ -34531,7 +32966,6 @@
                 <w:rFonts w:asciiTheme="minorEastAsia" w:eastAsiaTheme="minorEastAsia" w:hAnsiTheme="minorEastAsia" w:hint="eastAsia"/>
               </w:rPr>
             </w:pPr>
-            <w:proofErr w:type="spellStart"/>
             <w:r>
               <w:rPr>
                 <w:rFonts w:asciiTheme="minorEastAsia" w:eastAsiaTheme="minorEastAsia" w:hAnsiTheme="minorEastAsia" w:hint="eastAsia"/>
@@ -34556,7 +32990,6 @@
               </w:rPr>
               <w:t>log_enabled</w:t>
             </w:r>
-            <w:proofErr w:type="spellEnd"/>
           </w:p>
         </w:tc>
         <w:tc>
@@ -34569,19 +33002,11 @@
                 <w:rFonts w:asciiTheme="minorEastAsia" w:eastAsiaTheme="minorEastAsia" w:hAnsiTheme="minorEastAsia" w:hint="eastAsia"/>
               </w:rPr>
             </w:pPr>
-            <w:proofErr w:type="gramStart"/>
-            <w:r>
-              <w:rPr>
-                <w:rFonts w:asciiTheme="minorEastAsia" w:eastAsiaTheme="minorEastAsia" w:hAnsiTheme="minorEastAsia" w:hint="eastAsia"/>
-              </w:rPr>
-              <w:t>TINYINT(</w:t>
-            </w:r>
-            <w:proofErr w:type="gramEnd"/>
-            <w:r>
-              <w:rPr>
-                <w:rFonts w:asciiTheme="minorEastAsia" w:eastAsiaTheme="minorEastAsia" w:hAnsiTheme="minorEastAsia" w:hint="eastAsia"/>
-              </w:rPr>
-              <w:t>1)</w:t>
+            <w:r>
+              <w:rPr>
+                <w:rFonts w:asciiTheme="minorEastAsia" w:eastAsiaTheme="minorEastAsia" w:hAnsiTheme="minorEastAsia" w:hint="eastAsia"/>
+              </w:rPr>
+              <w:t>TINYINT(1)</w:t>
             </w:r>
           </w:p>
         </w:tc>
@@ -34664,14 +33089,12 @@
                 <w:rFonts w:asciiTheme="minorEastAsia" w:eastAsiaTheme="minorEastAsia" w:hAnsiTheme="minorEastAsia" w:hint="eastAsia"/>
               </w:rPr>
             </w:pPr>
-            <w:proofErr w:type="spellStart"/>
             <w:r>
               <w:rPr>
                 <w:rFonts w:asciiTheme="minorEastAsia" w:eastAsiaTheme="minorEastAsia" w:hAnsiTheme="minorEastAsia" w:hint="eastAsia"/>
               </w:rPr>
               <w:t>is_enabled</w:t>
             </w:r>
-            <w:proofErr w:type="spellEnd"/>
           </w:p>
         </w:tc>
         <w:tc>
@@ -34684,19 +33107,11 @@
                 <w:rFonts w:asciiTheme="minorEastAsia" w:eastAsiaTheme="minorEastAsia" w:hAnsiTheme="minorEastAsia" w:hint="eastAsia"/>
               </w:rPr>
             </w:pPr>
-            <w:proofErr w:type="gramStart"/>
-            <w:r>
-              <w:rPr>
-                <w:rFonts w:asciiTheme="minorEastAsia" w:eastAsiaTheme="minorEastAsia" w:hAnsiTheme="minorEastAsia" w:hint="eastAsia"/>
-              </w:rPr>
-              <w:t>TINYINT(</w:t>
-            </w:r>
-            <w:proofErr w:type="gramEnd"/>
-            <w:r>
-              <w:rPr>
-                <w:rFonts w:asciiTheme="minorEastAsia" w:eastAsiaTheme="minorEastAsia" w:hAnsiTheme="minorEastAsia" w:hint="eastAsia"/>
-              </w:rPr>
-              <w:t>1)</w:t>
+            <w:r>
+              <w:rPr>
+                <w:rFonts w:asciiTheme="minorEastAsia" w:eastAsiaTheme="minorEastAsia" w:hAnsiTheme="minorEastAsia" w:hint="eastAsia"/>
+              </w:rPr>
+              <w:t>TINYINT(1)</w:t>
             </w:r>
           </w:p>
         </w:tc>
@@ -34776,7 +33191,6 @@
           <w:rFonts w:hint="eastAsia"/>
         </w:rPr>
       </w:pPr>
-      <w:proofErr w:type="spellStart"/>
       <w:r>
         <w:rPr>
           <w:rFonts w:asciiTheme="minorEastAsia" w:eastAsiaTheme="minorEastAsia" w:hAnsiTheme="minorEastAsia" w:hint="eastAsia"/>
@@ -34789,7 +33203,6 @@
         </w:rPr>
         <w:t>_log</w:t>
       </w:r>
-      <w:proofErr w:type="spellEnd"/>
     </w:p>
     <w:tbl>
       <w:tblPr>
@@ -34842,14 +33255,12 @@
                 <w:rFonts w:asciiTheme="minorEastAsia" w:eastAsiaTheme="minorEastAsia" w:hAnsiTheme="minorEastAsia" w:hint="eastAsia"/>
               </w:rPr>
             </w:pPr>
-            <w:proofErr w:type="spellStart"/>
             <w:r>
               <w:rPr>
                 <w:rFonts w:asciiTheme="minorEastAsia" w:eastAsiaTheme="minorEastAsia" w:hAnsiTheme="minorEastAsia" w:hint="eastAsia"/>
               </w:rPr>
               <w:t>mds_log</w:t>
             </w:r>
-            <w:proofErr w:type="spellEnd"/>
           </w:p>
         </w:tc>
       </w:tr>
@@ -34950,7 +33361,6 @@
                 <w:rFonts w:asciiTheme="minorEastAsia" w:eastAsiaTheme="minorEastAsia" w:hAnsiTheme="minorEastAsia" w:hint="eastAsia"/>
               </w:rPr>
             </w:pPr>
-            <w:proofErr w:type="spellStart"/>
             <w:r>
               <w:rPr>
                 <w:rFonts w:asciiTheme="minorEastAsia" w:eastAsiaTheme="minorEastAsia" w:hAnsiTheme="minorEastAsia" w:hint="eastAsia"/>
@@ -34963,7 +33373,6 @@
               </w:rPr>
               <w:t>_id</w:t>
             </w:r>
-            <w:proofErr w:type="spellEnd"/>
           </w:p>
         </w:tc>
         <w:tc>
@@ -35025,7 +33434,6 @@
                 <w:rFonts w:asciiTheme="minorEastAsia" w:eastAsiaTheme="minorEastAsia" w:hAnsiTheme="minorEastAsia" w:hint="eastAsia"/>
               </w:rPr>
             </w:pPr>
-            <w:proofErr w:type="gramStart"/>
             <w:r>
               <w:rPr>
                 <w:rFonts w:asciiTheme="minorEastAsia" w:eastAsiaTheme="minorEastAsia" w:hAnsiTheme="minorEastAsia" w:hint="eastAsia"/>
@@ -35035,7 +33443,6 @@
               </w:rPr>
               <w:t>外键</w:t>
             </w:r>
-            <w:proofErr w:type="gramEnd"/>
           </w:p>
         </w:tc>
         <w:tc>
@@ -35235,7 +33642,6 @@
                 <w:rFonts w:asciiTheme="minorEastAsia" w:eastAsiaTheme="minorEastAsia" w:hAnsiTheme="minorEastAsia" w:hint="eastAsia"/>
               </w:rPr>
             </w:pPr>
-            <w:proofErr w:type="spellStart"/>
             <w:r>
               <w:rPr>
                 <w:rFonts w:asciiTheme="minorEastAsia" w:eastAsiaTheme="minorEastAsia" w:hAnsiTheme="minorEastAsia" w:hint="eastAsia"/>
@@ -35248,7 +33654,6 @@
               </w:rPr>
               <w:t>_id</w:t>
             </w:r>
-            <w:proofErr w:type="spellEnd"/>
           </w:p>
         </w:tc>
         <w:tc>
@@ -35261,19 +33666,11 @@
                 <w:rFonts w:asciiTheme="minorEastAsia" w:eastAsiaTheme="minorEastAsia" w:hAnsiTheme="minorEastAsia" w:hint="eastAsia"/>
               </w:rPr>
             </w:pPr>
-            <w:proofErr w:type="gramStart"/>
-            <w:r>
-              <w:rPr>
-                <w:rFonts w:asciiTheme="minorEastAsia" w:eastAsiaTheme="minorEastAsia" w:hAnsiTheme="minorEastAsia" w:hint="eastAsia"/>
-              </w:rPr>
-              <w:t>VARCHAR(</w:t>
-            </w:r>
-            <w:proofErr w:type="gramEnd"/>
-            <w:r>
-              <w:rPr>
-                <w:rFonts w:asciiTheme="minorEastAsia" w:eastAsiaTheme="minorEastAsia" w:hAnsiTheme="minorEastAsia" w:hint="eastAsia"/>
-              </w:rPr>
-              <w:t>50)</w:t>
+            <w:r>
+              <w:rPr>
+                <w:rFonts w:asciiTheme="minorEastAsia" w:eastAsiaTheme="minorEastAsia" w:hAnsiTheme="minorEastAsia" w:hint="eastAsia"/>
+              </w:rPr>
+              <w:t>VARCHAR(50)</w:t>
             </w:r>
           </w:p>
         </w:tc>
@@ -35356,7 +33753,6 @@
                 <w:rFonts w:asciiTheme="minorEastAsia" w:eastAsiaTheme="minorEastAsia" w:hAnsiTheme="minorEastAsia" w:hint="eastAsia"/>
               </w:rPr>
             </w:pPr>
-            <w:proofErr w:type="spellStart"/>
             <w:r>
               <w:rPr>
                 <w:rFonts w:asciiTheme="minorEastAsia" w:eastAsiaTheme="minorEastAsia" w:hAnsiTheme="minorEastAsia" w:hint="eastAsia"/>
@@ -35369,7 +33765,6 @@
               </w:rPr>
               <w:t>_id</w:t>
             </w:r>
-            <w:proofErr w:type="spellEnd"/>
           </w:p>
         </w:tc>
         <w:tc>
@@ -35382,19 +33777,11 @@
                 <w:rFonts w:asciiTheme="minorEastAsia" w:eastAsiaTheme="minorEastAsia" w:hAnsiTheme="minorEastAsia" w:hint="eastAsia"/>
               </w:rPr>
             </w:pPr>
-            <w:proofErr w:type="gramStart"/>
-            <w:r>
-              <w:rPr>
-                <w:rFonts w:asciiTheme="minorEastAsia" w:eastAsiaTheme="minorEastAsia" w:hAnsiTheme="minorEastAsia" w:hint="eastAsia"/>
-              </w:rPr>
-              <w:t>VARCHAR(</w:t>
-            </w:r>
-            <w:proofErr w:type="gramEnd"/>
-            <w:r>
-              <w:rPr>
-                <w:rFonts w:asciiTheme="minorEastAsia" w:eastAsiaTheme="minorEastAsia" w:hAnsiTheme="minorEastAsia" w:hint="eastAsia"/>
-              </w:rPr>
-              <w:t>50)</w:t>
+            <w:r>
+              <w:rPr>
+                <w:rFonts w:asciiTheme="minorEastAsia" w:eastAsiaTheme="minorEastAsia" w:hAnsiTheme="minorEastAsia" w:hint="eastAsia"/>
+              </w:rPr>
+              <w:t>VARCHAR(50)</w:t>
             </w:r>
           </w:p>
         </w:tc>
@@ -35471,14 +33858,12 @@
                 <w:rFonts w:asciiTheme="minorEastAsia" w:eastAsiaTheme="minorEastAsia" w:hAnsiTheme="minorEastAsia" w:hint="eastAsia"/>
               </w:rPr>
             </w:pPr>
-            <w:proofErr w:type="spellStart"/>
             <w:r>
               <w:rPr>
                 <w:rFonts w:asciiTheme="minorEastAsia" w:eastAsiaTheme="minorEastAsia" w:hAnsiTheme="minorEastAsia" w:hint="eastAsia"/>
               </w:rPr>
               <w:t>routing_key</w:t>
             </w:r>
-            <w:proofErr w:type="spellEnd"/>
           </w:p>
         </w:tc>
         <w:tc>
@@ -35491,19 +33876,11 @@
                 <w:rFonts w:asciiTheme="minorEastAsia" w:eastAsiaTheme="minorEastAsia" w:hAnsiTheme="minorEastAsia" w:hint="eastAsia"/>
               </w:rPr>
             </w:pPr>
-            <w:proofErr w:type="gramStart"/>
-            <w:r>
-              <w:rPr>
-                <w:rFonts w:asciiTheme="minorEastAsia" w:eastAsiaTheme="minorEastAsia" w:hAnsiTheme="minorEastAsia" w:hint="eastAsia"/>
-              </w:rPr>
-              <w:t>VARCHAR(</w:t>
-            </w:r>
-            <w:proofErr w:type="gramEnd"/>
-            <w:r>
-              <w:rPr>
-                <w:rFonts w:asciiTheme="minorEastAsia" w:eastAsiaTheme="minorEastAsia" w:hAnsiTheme="minorEastAsia" w:hint="eastAsia"/>
-              </w:rPr>
-              <w:t>50)</w:t>
+            <w:r>
+              <w:rPr>
+                <w:rFonts w:asciiTheme="minorEastAsia" w:eastAsiaTheme="minorEastAsia" w:hAnsiTheme="minorEastAsia" w:hint="eastAsia"/>
+              </w:rPr>
+              <w:t>VARCHAR(50)</w:t>
             </w:r>
           </w:p>
         </w:tc>
@@ -35592,19 +33969,11 @@
                 <w:rFonts w:asciiTheme="minorEastAsia" w:eastAsiaTheme="minorEastAsia" w:hAnsiTheme="minorEastAsia" w:hint="eastAsia"/>
               </w:rPr>
             </w:pPr>
-            <w:proofErr w:type="gramStart"/>
-            <w:r>
-              <w:rPr>
-                <w:rFonts w:asciiTheme="minorEastAsia" w:eastAsiaTheme="minorEastAsia" w:hAnsiTheme="minorEastAsia" w:hint="eastAsia"/>
-              </w:rPr>
-              <w:t>VARCHAR(</w:t>
-            </w:r>
-            <w:proofErr w:type="gramEnd"/>
-            <w:r>
-              <w:rPr>
-                <w:rFonts w:asciiTheme="minorEastAsia" w:eastAsiaTheme="minorEastAsia" w:hAnsiTheme="minorEastAsia" w:hint="eastAsia"/>
-              </w:rPr>
-              <w:t>50)</w:t>
+            <w:r>
+              <w:rPr>
+                <w:rFonts w:asciiTheme="minorEastAsia" w:eastAsiaTheme="minorEastAsia" w:hAnsiTheme="minorEastAsia" w:hint="eastAsia"/>
+              </w:rPr>
+              <w:t>VARCHAR(50)</w:t>
             </w:r>
           </w:p>
         </w:tc>
@@ -35705,19 +34074,11 @@
                 <w:rFonts w:asciiTheme="minorEastAsia" w:eastAsiaTheme="minorEastAsia" w:hAnsiTheme="minorEastAsia" w:hint="eastAsia"/>
               </w:rPr>
             </w:pPr>
-            <w:proofErr w:type="gramStart"/>
-            <w:r>
-              <w:rPr>
-                <w:rFonts w:asciiTheme="minorEastAsia" w:eastAsiaTheme="minorEastAsia" w:hAnsiTheme="minorEastAsia" w:hint="eastAsia"/>
-              </w:rPr>
-              <w:t>VARCHAR(</w:t>
-            </w:r>
-            <w:proofErr w:type="gramEnd"/>
-            <w:r>
-              <w:rPr>
-                <w:rFonts w:asciiTheme="minorEastAsia" w:eastAsiaTheme="minorEastAsia" w:hAnsiTheme="minorEastAsia" w:hint="eastAsia"/>
-              </w:rPr>
-              <w:t>50)</w:t>
+            <w:r>
+              <w:rPr>
+                <w:rFonts w:asciiTheme="minorEastAsia" w:eastAsiaTheme="minorEastAsia" w:hAnsiTheme="minorEastAsia" w:hint="eastAsia"/>
+              </w:rPr>
+              <w:t>VARCHAR(50)</w:t>
             </w:r>
           </w:p>
         </w:tc>
@@ -35788,7 +34149,6 @@
                 <w:rFonts w:asciiTheme="minorEastAsia" w:eastAsiaTheme="minorEastAsia" w:hAnsiTheme="minorEastAsia" w:hint="eastAsia"/>
               </w:rPr>
             </w:pPr>
-            <w:proofErr w:type="spellStart"/>
             <w:r>
               <w:rPr>
                 <w:rFonts w:asciiTheme="minorEastAsia" w:eastAsiaTheme="minorEastAsia" w:hAnsiTheme="minorEastAsia" w:hint="eastAsia"/>
@@ -35807,7 +34167,6 @@
               </w:rPr>
               <w:t>uccess</w:t>
             </w:r>
-            <w:proofErr w:type="spellEnd"/>
           </w:p>
         </w:tc>
         <w:tc>
@@ -35820,19 +34179,11 @@
                 <w:rFonts w:asciiTheme="minorEastAsia" w:eastAsiaTheme="minorEastAsia" w:hAnsiTheme="minorEastAsia" w:hint="eastAsia"/>
               </w:rPr>
             </w:pPr>
-            <w:proofErr w:type="gramStart"/>
-            <w:r>
-              <w:rPr>
-                <w:rFonts w:asciiTheme="minorEastAsia" w:eastAsiaTheme="minorEastAsia" w:hAnsiTheme="minorEastAsia" w:hint="eastAsia"/>
-              </w:rPr>
-              <w:t>TINYINT(</w:t>
-            </w:r>
-            <w:proofErr w:type="gramEnd"/>
-            <w:r>
-              <w:rPr>
-                <w:rFonts w:asciiTheme="minorEastAsia" w:eastAsiaTheme="minorEastAsia" w:hAnsiTheme="minorEastAsia" w:hint="eastAsia"/>
-              </w:rPr>
-              <w:t>1)</w:t>
+            <w:r>
+              <w:rPr>
+                <w:rFonts w:asciiTheme="minorEastAsia" w:eastAsiaTheme="minorEastAsia" w:hAnsiTheme="minorEastAsia" w:hint="eastAsia"/>
+              </w:rPr>
+              <w:t>TINYINT(1)</w:t>
             </w:r>
           </w:p>
         </w:tc>
@@ -35933,14 +34284,12 @@
                 <w:rFonts w:asciiTheme="minorEastAsia" w:eastAsiaTheme="minorEastAsia" w:hAnsiTheme="minorEastAsia" w:hint="eastAsia"/>
               </w:rPr>
             </w:pPr>
-            <w:proofErr w:type="gramStart"/>
             <w:r>
               <w:rPr>
                 <w:rFonts w:asciiTheme="minorEastAsia" w:eastAsiaTheme="minorEastAsia" w:hAnsiTheme="minorEastAsia" w:hint="eastAsia"/>
               </w:rPr>
               <w:t>VARCHAR(</w:t>
             </w:r>
-            <w:proofErr w:type="gramEnd"/>
             <w:r>
               <w:rPr>
                 <w:rFonts w:asciiTheme="minorEastAsia" w:eastAsiaTheme="minorEastAsia" w:hAnsiTheme="minorEastAsia" w:hint="eastAsia"/>
@@ -36022,7 +34371,6 @@
                 <w:rFonts w:asciiTheme="minorEastAsia" w:eastAsiaTheme="minorEastAsia" w:hAnsiTheme="minorEastAsia" w:hint="eastAsia"/>
               </w:rPr>
             </w:pPr>
-            <w:proofErr w:type="spellStart"/>
             <w:r>
               <w:rPr>
                 <w:rFonts w:asciiTheme="minorEastAsia" w:eastAsiaTheme="minorEastAsia" w:hAnsiTheme="minorEastAsia" w:hint="eastAsia"/>
@@ -36047,7 +34395,6 @@
               </w:rPr>
               <w:t>imes</w:t>
             </w:r>
-            <w:proofErr w:type="spellEnd"/>
           </w:p>
         </w:tc>
         <w:tc>
@@ -36135,14 +34482,12 @@
                 <w:rFonts w:asciiTheme="minorEastAsia" w:eastAsiaTheme="minorEastAsia" w:hAnsiTheme="minorEastAsia" w:hint="eastAsia"/>
               </w:rPr>
             </w:pPr>
-            <w:proofErr w:type="spellStart"/>
             <w:r>
               <w:rPr>
                 <w:rFonts w:asciiTheme="minorEastAsia" w:eastAsiaTheme="minorEastAsia" w:hAnsiTheme="minorEastAsia" w:hint="eastAsia"/>
               </w:rPr>
               <w:t>updated_at</w:t>
             </w:r>
-            <w:proofErr w:type="spellEnd"/>
           </w:p>
         </w:tc>
         <w:tc>
@@ -36173,19 +34518,11 @@
                 <w:rFonts w:asciiTheme="minorEastAsia" w:eastAsiaTheme="minorEastAsia" w:hAnsiTheme="minorEastAsia" w:hint="eastAsia"/>
               </w:rPr>
             </w:pPr>
-            <w:proofErr w:type="gramStart"/>
-            <w:r>
-              <w:rPr>
-                <w:rFonts w:asciiTheme="minorEastAsia" w:eastAsiaTheme="minorEastAsia" w:hAnsiTheme="minorEastAsia" w:hint="eastAsia"/>
-              </w:rPr>
-              <w:t>NOW(</w:t>
-            </w:r>
-            <w:proofErr w:type="gramEnd"/>
-            <w:r>
-              <w:rPr>
-                <w:rFonts w:asciiTheme="minorEastAsia" w:eastAsiaTheme="minorEastAsia" w:hAnsiTheme="minorEastAsia" w:hint="eastAsia"/>
-              </w:rPr>
-              <w:t>)</w:t>
+            <w:r>
+              <w:rPr>
+                <w:rFonts w:asciiTheme="minorEastAsia" w:eastAsiaTheme="minorEastAsia" w:hAnsiTheme="minorEastAsia" w:hint="eastAsia"/>
+              </w:rPr>
+              <w:t>NOW()</w:t>
             </w:r>
           </w:p>
         </w:tc>
@@ -36260,7 +34597,6 @@
         <w:rPr>
           <w:rFonts w:asciiTheme="minorEastAsia" w:eastAsiaTheme="minorEastAsia" w:hAnsiTheme="minorEastAsia" w:hint="eastAsia"/>
         </w:rPr>
-        <w:lastRenderedPageBreak/>
         <w:t>系统配置数据</w:t>
       </w:r>
       <w:bookmarkEnd w:id="61"/>
@@ -36286,6 +34622,7 @@
         <w:rPr>
           <w:rFonts w:asciiTheme="minorEastAsia" w:eastAsiaTheme="minorEastAsia" w:hAnsiTheme="minorEastAsia" w:hint="eastAsia"/>
         </w:rPr>
+        <w:lastRenderedPageBreak/>
         <w:t>系统参数</w:t>
       </w:r>
       <w:bookmarkEnd w:id="62"/>
@@ -36316,14 +34653,12 @@
           <w:rFonts w:asciiTheme="minorEastAsia" w:eastAsiaTheme="minorEastAsia" w:hAnsiTheme="minorEastAsia" w:hint="eastAsia"/>
         </w:rPr>
       </w:pPr>
-      <w:proofErr w:type="spellStart"/>
       <w:r>
         <w:rPr>
           <w:rFonts w:asciiTheme="minorEastAsia" w:eastAsiaTheme="minorEastAsia" w:hAnsiTheme="minorEastAsia" w:hint="eastAsia"/>
         </w:rPr>
         <w:t>DataStatus</w:t>
       </w:r>
-      <w:proofErr w:type="spellEnd"/>
     </w:p>
     <w:tbl>
       <w:tblPr>
@@ -36361,14 +34696,12 @@
             <w:gridSpan w:val="2"/>
           </w:tcPr>
           <w:p>
-            <w:proofErr w:type="spellStart"/>
             <w:r>
               <w:rPr>
                 <w:rFonts w:asciiTheme="minorEastAsia" w:eastAsiaTheme="minorEastAsia" w:hAnsiTheme="minorEastAsia" w:hint="eastAsia"/>
               </w:rPr>
               <w:t>DataStatus</w:t>
             </w:r>
-            <w:proofErr w:type="spellEnd"/>
           </w:p>
         </w:tc>
         <w:tc>
@@ -36778,7 +35111,6 @@
           <w:rFonts w:asciiTheme="minorEastAsia" w:eastAsiaTheme="minorEastAsia" w:hAnsiTheme="minorEastAsia" w:hint="eastAsia"/>
         </w:rPr>
       </w:pPr>
-      <w:proofErr w:type="spellStart"/>
       <w:r>
         <w:rPr>
           <w:rFonts w:asciiTheme="minorEastAsia" w:eastAsiaTheme="minorEastAsia" w:hAnsiTheme="minorEastAsia" w:hint="eastAsia"/>
@@ -36791,7 +35123,6 @@
         </w:rPr>
         <w:t>Type</w:t>
       </w:r>
-      <w:proofErr w:type="spellEnd"/>
     </w:p>
     <w:tbl>
       <w:tblPr>
@@ -36829,14 +35160,12 @@
             <w:gridSpan w:val="2"/>
           </w:tcPr>
           <w:p>
-            <w:proofErr w:type="spellStart"/>
             <w:r>
               <w:rPr>
                 <w:rFonts w:hint="eastAsia"/>
               </w:rPr>
               <w:t>ResourceType</w:t>
             </w:r>
-            <w:proofErr w:type="spellEnd"/>
             <w:r>
               <w:t xml:space="preserve"> </w:t>
             </w:r>
@@ -37156,14 +35485,12 @@
             <w:tcW w:w="3261" w:type="dxa"/>
           </w:tcPr>
           <w:p>
-            <w:proofErr w:type="spellStart"/>
             <w:r>
               <w:rPr>
                 <w:rFonts w:asciiTheme="minorEastAsia" w:eastAsiaTheme="minorEastAsia" w:hAnsiTheme="minorEastAsia" w:hint="eastAsia"/>
               </w:rPr>
               <w:t>MenuItem</w:t>
             </w:r>
-            <w:proofErr w:type="spellEnd"/>
           </w:p>
         </w:tc>
       </w:tr>
@@ -37325,7 +35652,6 @@
           <w:rFonts w:asciiTheme="minorEastAsia" w:eastAsiaTheme="minorEastAsia" w:hAnsiTheme="minorEastAsia" w:hint="eastAsia"/>
         </w:rPr>
       </w:pPr>
-      <w:proofErr w:type="spellStart"/>
       <w:r>
         <w:rPr>
           <w:rFonts w:asciiTheme="minorEastAsia" w:eastAsiaTheme="minorEastAsia" w:hAnsiTheme="minorEastAsia"/>
@@ -37334,7 +35660,6 @@
         </w:rPr>
         <w:t>WarnType</w:t>
       </w:r>
-      <w:proofErr w:type="spellEnd"/>
     </w:p>
     <w:tbl>
       <w:tblPr>
@@ -37386,14 +35711,12 @@
                 <w:rFonts w:asciiTheme="minorEastAsia" w:eastAsiaTheme="minorEastAsia" w:hAnsiTheme="minorEastAsia" w:hint="eastAsia"/>
               </w:rPr>
             </w:pPr>
-            <w:proofErr w:type="spellStart"/>
             <w:r>
               <w:rPr>
                 <w:rFonts w:asciiTheme="minorEastAsia" w:eastAsiaTheme="minorEastAsia" w:hAnsiTheme="minorEastAsia"/>
               </w:rPr>
               <w:t>WarnType</w:t>
             </w:r>
-            <w:proofErr w:type="spellEnd"/>
           </w:p>
         </w:tc>
         <w:tc>
@@ -37708,14 +36031,12 @@
                 <w:szCs w:val="18"/>
               </w:rPr>
             </w:pPr>
-            <w:proofErr w:type="spellStart"/>
             <w:r>
               <w:rPr>
                 <w:rFonts w:asciiTheme="minorEastAsia" w:eastAsiaTheme="minorEastAsia" w:hAnsiTheme="minorEastAsia" w:hint="eastAsia"/>
               </w:rPr>
               <w:t>NotMatched</w:t>
             </w:r>
-            <w:proofErr w:type="spellEnd"/>
           </w:p>
         </w:tc>
         <w:tc>
@@ -37773,14 +36094,12 @@
           <w:rFonts w:asciiTheme="minorEastAsia" w:eastAsiaTheme="minorEastAsia" w:hAnsiTheme="minorEastAsia" w:hint="eastAsia"/>
         </w:rPr>
       </w:pPr>
-      <w:proofErr w:type="spellStart"/>
       <w:r>
         <w:rPr>
           <w:rFonts w:asciiTheme="minorEastAsia" w:eastAsiaTheme="minorEastAsia" w:hAnsiTheme="minorEastAsia" w:hint="eastAsia"/>
         </w:rPr>
         <w:t>EmployeePosition</w:t>
       </w:r>
-      <w:proofErr w:type="spellEnd"/>
     </w:p>
     <w:tbl>
       <w:tblPr>
@@ -37832,14 +36151,12 @@
                 <w:rFonts w:asciiTheme="minorEastAsia" w:eastAsiaTheme="minorEastAsia" w:hAnsiTheme="minorEastAsia" w:hint="eastAsia"/>
               </w:rPr>
             </w:pPr>
-            <w:proofErr w:type="spellStart"/>
             <w:r>
               <w:rPr>
                 <w:rFonts w:asciiTheme="minorEastAsia" w:eastAsiaTheme="minorEastAsia" w:hAnsiTheme="minorEastAsia" w:hint="eastAsia"/>
               </w:rPr>
               <w:t>EmployeePosition</w:t>
             </w:r>
-            <w:proofErr w:type="spellEnd"/>
           </w:p>
         </w:tc>
         <w:tc>
@@ -38154,8 +36471,6 @@
                 <w:szCs w:val="18"/>
               </w:rPr>
             </w:pPr>
-            <w:proofErr w:type="spellStart"/>
-            <w:proofErr w:type="gramStart"/>
             <w:r>
               <w:rPr>
                 <w:rFonts w:asciiTheme="minorEastAsia" w:eastAsiaTheme="minorEastAsia" w:hAnsiTheme="minorEastAsia"/>
@@ -38163,8 +36478,6 @@
               </w:rPr>
               <w:t>offer.write</w:t>
             </w:r>
-            <w:proofErr w:type="spellEnd"/>
-            <w:proofErr w:type="gramEnd"/>
           </w:p>
         </w:tc>
         <w:tc>
@@ -38243,8 +36556,6 @@
                 <w:szCs w:val="18"/>
               </w:rPr>
             </w:pPr>
-            <w:proofErr w:type="spellStart"/>
-            <w:proofErr w:type="gramStart"/>
             <w:r>
               <w:rPr>
                 <w:rFonts w:asciiTheme="minorEastAsia" w:eastAsiaTheme="minorEastAsia" w:hAnsiTheme="minorEastAsia"/>
@@ -38266,8 +36577,6 @@
               </w:rPr>
               <w:t>.read</w:t>
             </w:r>
-            <w:proofErr w:type="spellEnd"/>
-            <w:proofErr w:type="gramEnd"/>
           </w:p>
         </w:tc>
         <w:tc>
@@ -38352,8 +36661,6 @@
                 <w:szCs w:val="18"/>
               </w:rPr>
             </w:pPr>
-            <w:proofErr w:type="spellStart"/>
-            <w:proofErr w:type="gramStart"/>
             <w:r>
               <w:rPr>
                 <w:rFonts w:asciiTheme="minorEastAsia" w:eastAsiaTheme="minorEastAsia" w:hAnsiTheme="minorEastAsia"/>
@@ -38375,8 +36682,6 @@
               </w:rPr>
               <w:t>.write</w:t>
             </w:r>
-            <w:proofErr w:type="spellEnd"/>
-            <w:proofErr w:type="gramEnd"/>
           </w:p>
         </w:tc>
         <w:tc>
@@ -38467,8 +36772,6 @@
                 <w:szCs w:val="18"/>
               </w:rPr>
             </w:pPr>
-            <w:proofErr w:type="spellStart"/>
-            <w:proofErr w:type="gramStart"/>
             <w:r>
               <w:rPr>
                 <w:rFonts w:asciiTheme="minorEastAsia" w:eastAsiaTheme="minorEastAsia" w:hAnsiTheme="minorEastAsia"/>
@@ -38483,8 +36786,6 @@
               </w:rPr>
               <w:t>.read</w:t>
             </w:r>
-            <w:proofErr w:type="spellEnd"/>
-            <w:proofErr w:type="gramEnd"/>
           </w:p>
         </w:tc>
         <w:tc>
@@ -38503,7 +36804,6 @@
               </w:rPr>
               <w:t>读</w:t>
             </w:r>
-            <w:proofErr w:type="spellStart"/>
             <w:r>
               <w:rPr>
                 <w:rFonts w:asciiTheme="minorEastAsia" w:eastAsiaTheme="minorEastAsia" w:hAnsiTheme="minorEastAsia" w:hint="eastAsia"/>
@@ -38516,7 +36816,6 @@
               </w:rPr>
               <w:t>aymentCenter</w:t>
             </w:r>
-            <w:proofErr w:type="spellEnd"/>
           </w:p>
         </w:tc>
         <w:tc>
@@ -38577,8 +36876,6 @@
                 <w:szCs w:val="18"/>
               </w:rPr>
             </w:pPr>
-            <w:proofErr w:type="spellStart"/>
-            <w:proofErr w:type="gramStart"/>
             <w:r>
               <w:rPr>
                 <w:rFonts w:asciiTheme="minorEastAsia" w:eastAsiaTheme="minorEastAsia" w:hAnsiTheme="minorEastAsia"/>
@@ -38593,8 +36890,6 @@
               </w:rPr>
               <w:t>.write</w:t>
             </w:r>
-            <w:proofErr w:type="spellEnd"/>
-            <w:proofErr w:type="gramEnd"/>
           </w:p>
         </w:tc>
         <w:tc>
@@ -38613,7 +36908,6 @@
               </w:rPr>
               <w:t>写</w:t>
             </w:r>
-            <w:proofErr w:type="spellStart"/>
             <w:r>
               <w:rPr>
                 <w:rFonts w:asciiTheme="minorEastAsia" w:eastAsiaTheme="minorEastAsia" w:hAnsiTheme="minorEastAsia" w:hint="eastAsia"/>
@@ -38626,7 +36920,6 @@
               </w:rPr>
               <w:t>aymentCenter</w:t>
             </w:r>
-            <w:proofErr w:type="spellEnd"/>
           </w:p>
         </w:tc>
         <w:tc>
@@ -38851,7 +37144,6 @@
                 <w:szCs w:val="18"/>
               </w:rPr>
             </w:pPr>
-            <w:proofErr w:type="spellStart"/>
             <w:r>
               <w:rPr>
                 <w:rFonts w:asciiTheme="minorEastAsia" w:eastAsiaTheme="minorEastAsia" w:hAnsiTheme="minorEastAsia" w:hint="eastAsia"/>
@@ -38859,7 +37151,6 @@
               </w:rPr>
               <w:t>AccountId</w:t>
             </w:r>
-            <w:proofErr w:type="spellEnd"/>
           </w:p>
         </w:tc>
         <w:tc>
@@ -38873,21 +37164,12 @@
                 <w:szCs w:val="18"/>
               </w:rPr>
             </w:pPr>
-            <w:proofErr w:type="spellStart"/>
             <w:r>
               <w:rPr>
                 <w:rFonts w:asciiTheme="minorEastAsia" w:eastAsiaTheme="minorEastAsia" w:hAnsiTheme="minorEastAsia" w:hint="eastAsia"/>
                 <w:szCs w:val="18"/>
               </w:rPr>
-              <w:t>PlsAccount</w:t>
-            </w:r>
-            <w:proofErr w:type="spellEnd"/>
-            <w:r>
-              <w:rPr>
-                <w:rFonts w:asciiTheme="minorEastAsia" w:eastAsiaTheme="minorEastAsia" w:hAnsiTheme="minorEastAsia" w:hint="eastAsia"/>
-                <w:szCs w:val="18"/>
-              </w:rPr>
-              <w:t>表序号</w:t>
+              <w:t>PlsAccount表序号</w:t>
             </w:r>
           </w:p>
         </w:tc>
@@ -39301,7 +37583,6 @@
         <w:rPr>
           <w:rFonts w:asciiTheme="minorEastAsia" w:eastAsiaTheme="minorEastAsia" w:hAnsiTheme="minorEastAsia" w:hint="eastAsia"/>
         </w:rPr>
-        <w:lastRenderedPageBreak/>
         <w:t>功能说明:</w:t>
       </w:r>
       <w:bookmarkEnd w:id="76"/>
@@ -39320,6 +37601,7 @@
         <w:rPr>
           <w:rFonts w:asciiTheme="minorEastAsia" w:eastAsiaTheme="minorEastAsia" w:hAnsiTheme="minorEastAsia" w:hint="eastAsia"/>
         </w:rPr>
+        <w:lastRenderedPageBreak/>
         <w:t>管理应用程序</w:t>
       </w:r>
     </w:p>
@@ -40277,14 +38559,12 @@
                 <w:rFonts w:asciiTheme="minorEastAsia" w:eastAsiaTheme="minorEastAsia" w:hAnsiTheme="minorEastAsia" w:hint="eastAsia"/>
               </w:rPr>
             </w:pPr>
-            <w:proofErr w:type="spellStart"/>
             <w:r>
               <w:rPr>
                 <w:rFonts w:asciiTheme="minorEastAsia" w:eastAsiaTheme="minorEastAsia" w:hAnsiTheme="minorEastAsia"/>
               </w:rPr>
               <w:t>PlsApplication</w:t>
             </w:r>
-            <w:proofErr w:type="spellEnd"/>
           </w:p>
         </w:tc>
         <w:tc>
@@ -40297,7 +38577,6 @@
                 <w:rFonts w:asciiTheme="minorEastAsia" w:eastAsiaTheme="minorEastAsia" w:hAnsiTheme="minorEastAsia" w:hint="eastAsia"/>
               </w:rPr>
             </w:pPr>
-            <w:proofErr w:type="spellStart"/>
             <w:r>
               <w:rPr>
                 <w:rFonts w:asciiTheme="minorEastAsia" w:eastAsiaTheme="minorEastAsia" w:hAnsiTheme="minorEastAsia"/>
@@ -40310,7 +38589,6 @@
               </w:rPr>
               <w:t>Code</w:t>
             </w:r>
-            <w:proofErr w:type="spellEnd"/>
           </w:p>
         </w:tc>
         <w:tc>
@@ -40373,14 +38651,12 @@
                 <w:rFonts w:asciiTheme="minorEastAsia" w:eastAsiaTheme="minorEastAsia" w:hAnsiTheme="minorEastAsia" w:hint="eastAsia"/>
               </w:rPr>
             </w:pPr>
-            <w:proofErr w:type="spellStart"/>
             <w:r>
               <w:rPr>
                 <w:rFonts w:asciiTheme="minorEastAsia" w:eastAsiaTheme="minorEastAsia" w:hAnsiTheme="minorEastAsia"/>
               </w:rPr>
               <w:t>PlsApplicationTL</w:t>
             </w:r>
-            <w:proofErr w:type="spellEnd"/>
           </w:p>
         </w:tc>
         <w:tc>
@@ -40393,14 +38669,12 @@
                 <w:rFonts w:asciiTheme="minorEastAsia" w:eastAsiaTheme="minorEastAsia" w:hAnsiTheme="minorEastAsia" w:hint="eastAsia"/>
               </w:rPr>
             </w:pPr>
-            <w:proofErr w:type="spellStart"/>
             <w:r>
               <w:rPr>
                 <w:rFonts w:asciiTheme="minorEastAsia" w:eastAsiaTheme="minorEastAsia" w:hAnsiTheme="minorEastAsia"/>
               </w:rPr>
               <w:t>ApplicationName</w:t>
             </w:r>
-            <w:proofErr w:type="spellEnd"/>
           </w:p>
         </w:tc>
         <w:tc>
@@ -40463,14 +38737,12 @@
                 <w:rFonts w:asciiTheme="minorEastAsia" w:eastAsiaTheme="minorEastAsia" w:hAnsiTheme="minorEastAsia" w:hint="eastAsia"/>
               </w:rPr>
             </w:pPr>
-            <w:proofErr w:type="spellStart"/>
             <w:r>
               <w:rPr>
                 <w:rFonts w:asciiTheme="minorEastAsia" w:eastAsiaTheme="minorEastAsia" w:hAnsiTheme="minorEastAsia"/>
               </w:rPr>
               <w:t>PlsApplicationTL</w:t>
             </w:r>
-            <w:proofErr w:type="spellEnd"/>
           </w:p>
         </w:tc>
         <w:tc>
@@ -40483,14 +38755,12 @@
                 <w:rFonts w:asciiTheme="minorEastAsia" w:eastAsiaTheme="minorEastAsia" w:hAnsiTheme="minorEastAsia" w:hint="eastAsia"/>
               </w:rPr>
             </w:pPr>
-            <w:proofErr w:type="spellStart"/>
             <w:r>
               <w:rPr>
                 <w:rFonts w:asciiTheme="minorEastAsia" w:eastAsiaTheme="minorEastAsia" w:hAnsiTheme="minorEastAsia"/>
               </w:rPr>
               <w:t>ApplicationDesc</w:t>
             </w:r>
-            <w:proofErr w:type="spellEnd"/>
           </w:p>
         </w:tc>
         <w:tc>
@@ -40553,14 +38823,12 @@
                 <w:rFonts w:asciiTheme="minorEastAsia" w:eastAsiaTheme="minorEastAsia" w:hAnsiTheme="minorEastAsia" w:hint="eastAsia"/>
               </w:rPr>
             </w:pPr>
-            <w:proofErr w:type="spellStart"/>
             <w:r>
               <w:rPr>
                 <w:rFonts w:asciiTheme="minorEastAsia" w:eastAsiaTheme="minorEastAsia" w:hAnsiTheme="minorEastAsia"/>
               </w:rPr>
               <w:t>PlsApplication</w:t>
             </w:r>
-            <w:proofErr w:type="spellEnd"/>
           </w:p>
         </w:tc>
         <w:tc>
@@ -41183,14 +39451,12 @@
                 <w:rFonts w:asciiTheme="minorEastAsia" w:eastAsiaTheme="minorEastAsia" w:hAnsiTheme="minorEastAsia" w:hint="eastAsia"/>
               </w:rPr>
             </w:pPr>
-            <w:proofErr w:type="spellStart"/>
             <w:r>
               <w:rPr>
                 <w:rFonts w:asciiTheme="minorEastAsia" w:eastAsiaTheme="minorEastAsia" w:hAnsiTheme="minorEastAsia"/>
               </w:rPr>
               <w:t>PlsApplication</w:t>
             </w:r>
-            <w:proofErr w:type="spellEnd"/>
           </w:p>
         </w:tc>
         <w:tc>
@@ -41203,7 +39469,6 @@
                 <w:rFonts w:asciiTheme="minorEastAsia" w:eastAsiaTheme="minorEastAsia" w:hAnsiTheme="minorEastAsia" w:hint="eastAsia"/>
               </w:rPr>
             </w:pPr>
-            <w:proofErr w:type="spellStart"/>
             <w:r>
               <w:rPr>
                 <w:rFonts w:asciiTheme="minorEastAsia" w:eastAsiaTheme="minorEastAsia" w:hAnsiTheme="minorEastAsia"/>
@@ -41216,7 +39481,6 @@
               </w:rPr>
               <w:t>Code</w:t>
             </w:r>
-            <w:proofErr w:type="spellEnd"/>
           </w:p>
         </w:tc>
         <w:tc>
@@ -41279,14 +39543,12 @@
                 <w:rFonts w:asciiTheme="minorEastAsia" w:eastAsiaTheme="minorEastAsia" w:hAnsiTheme="minorEastAsia" w:hint="eastAsia"/>
               </w:rPr>
             </w:pPr>
-            <w:proofErr w:type="spellStart"/>
             <w:r>
               <w:rPr>
                 <w:rFonts w:asciiTheme="minorEastAsia" w:eastAsiaTheme="minorEastAsia" w:hAnsiTheme="minorEastAsia"/>
               </w:rPr>
               <w:t>PlsApplicationTL</w:t>
             </w:r>
-            <w:proofErr w:type="spellEnd"/>
           </w:p>
         </w:tc>
         <w:tc>
@@ -41299,14 +39561,12 @@
                 <w:rFonts w:asciiTheme="minorEastAsia" w:eastAsiaTheme="minorEastAsia" w:hAnsiTheme="minorEastAsia" w:hint="eastAsia"/>
               </w:rPr>
             </w:pPr>
-            <w:proofErr w:type="spellStart"/>
             <w:r>
               <w:rPr>
                 <w:rFonts w:asciiTheme="minorEastAsia" w:eastAsiaTheme="minorEastAsia" w:hAnsiTheme="minorEastAsia"/>
               </w:rPr>
               <w:t>ApplicationName</w:t>
             </w:r>
-            <w:proofErr w:type="spellEnd"/>
           </w:p>
         </w:tc>
         <w:tc>
@@ -41369,14 +39629,12 @@
                 <w:rFonts w:asciiTheme="minorEastAsia" w:eastAsiaTheme="minorEastAsia" w:hAnsiTheme="minorEastAsia" w:hint="eastAsia"/>
               </w:rPr>
             </w:pPr>
-            <w:proofErr w:type="spellStart"/>
             <w:r>
               <w:rPr>
                 <w:rFonts w:asciiTheme="minorEastAsia" w:eastAsiaTheme="minorEastAsia" w:hAnsiTheme="minorEastAsia"/>
               </w:rPr>
               <w:t>PlsApplicationTL</w:t>
             </w:r>
-            <w:proofErr w:type="spellEnd"/>
           </w:p>
         </w:tc>
         <w:tc>
@@ -41389,14 +39647,12 @@
                 <w:rFonts w:asciiTheme="minorEastAsia" w:eastAsiaTheme="minorEastAsia" w:hAnsiTheme="minorEastAsia" w:hint="eastAsia"/>
               </w:rPr>
             </w:pPr>
-            <w:proofErr w:type="spellStart"/>
             <w:r>
               <w:rPr>
                 <w:rFonts w:asciiTheme="minorEastAsia" w:eastAsiaTheme="minorEastAsia" w:hAnsiTheme="minorEastAsia"/>
               </w:rPr>
               <w:t>ApplicationDesc</w:t>
             </w:r>
-            <w:proofErr w:type="spellEnd"/>
           </w:p>
         </w:tc>
         <w:tc>
@@ -41459,14 +39715,12 @@
                 <w:rFonts w:asciiTheme="minorEastAsia" w:eastAsiaTheme="minorEastAsia" w:hAnsiTheme="minorEastAsia" w:hint="eastAsia"/>
               </w:rPr>
             </w:pPr>
-            <w:proofErr w:type="spellStart"/>
             <w:r>
               <w:rPr>
                 <w:rFonts w:asciiTheme="minorEastAsia" w:eastAsiaTheme="minorEastAsia" w:hAnsiTheme="minorEastAsia"/>
               </w:rPr>
               <w:t>PlsApplication</w:t>
             </w:r>
-            <w:proofErr w:type="spellEnd"/>
           </w:p>
         </w:tc>
         <w:tc>
@@ -41479,14 +39733,12 @@
                 <w:rFonts w:asciiTheme="minorEastAsia" w:eastAsiaTheme="minorEastAsia" w:hAnsiTheme="minorEastAsia" w:hint="eastAsia"/>
               </w:rPr>
             </w:pPr>
-            <w:proofErr w:type="spellStart"/>
             <w:r>
               <w:rPr>
                 <w:rFonts w:asciiTheme="minorEastAsia" w:eastAsiaTheme="minorEastAsia" w:hAnsiTheme="minorEastAsia" w:hint="eastAsia"/>
               </w:rPr>
               <w:t>ApplicationICON</w:t>
             </w:r>
-            <w:proofErr w:type="spellEnd"/>
           </w:p>
         </w:tc>
         <w:tc>
@@ -41549,14 +39801,12 @@
                 <w:rFonts w:asciiTheme="minorEastAsia" w:eastAsiaTheme="minorEastAsia" w:hAnsiTheme="minorEastAsia" w:hint="eastAsia"/>
               </w:rPr>
             </w:pPr>
-            <w:proofErr w:type="spellStart"/>
             <w:r>
               <w:rPr>
                 <w:rFonts w:asciiTheme="minorEastAsia" w:eastAsiaTheme="minorEastAsia" w:hAnsiTheme="minorEastAsia"/>
               </w:rPr>
               <w:t>PlsApplication</w:t>
             </w:r>
-            <w:proofErr w:type="spellEnd"/>
           </w:p>
         </w:tc>
         <w:tc>
@@ -42338,14 +40588,12 @@
                 <w:rFonts w:asciiTheme="minorEastAsia" w:eastAsiaTheme="minorEastAsia" w:hAnsiTheme="minorEastAsia" w:hint="eastAsia"/>
               </w:rPr>
             </w:pPr>
-            <w:proofErr w:type="spellStart"/>
             <w:r>
               <w:rPr>
                 <w:rFonts w:asciiTheme="minorEastAsia" w:eastAsiaTheme="minorEastAsia" w:hAnsiTheme="minorEastAsia"/>
               </w:rPr>
               <w:t>PlsFUNCTION</w:t>
             </w:r>
-            <w:proofErr w:type="spellEnd"/>
           </w:p>
         </w:tc>
         <w:tc>
@@ -42358,7 +40606,6 @@
                 <w:rFonts w:asciiTheme="minorEastAsia" w:eastAsiaTheme="minorEastAsia" w:hAnsiTheme="minorEastAsia" w:hint="eastAsia"/>
               </w:rPr>
             </w:pPr>
-            <w:proofErr w:type="spellStart"/>
             <w:r>
               <w:rPr>
                 <w:rFonts w:asciiTheme="minorEastAsia" w:eastAsiaTheme="minorEastAsia" w:hAnsiTheme="minorEastAsia"/>
@@ -42371,7 +40618,6 @@
               </w:rPr>
               <w:t>Code</w:t>
             </w:r>
-            <w:proofErr w:type="spellEnd"/>
           </w:p>
         </w:tc>
         <w:tc>
@@ -42434,14 +40680,12 @@
                 <w:rFonts w:asciiTheme="minorEastAsia" w:eastAsiaTheme="minorEastAsia" w:hAnsiTheme="minorEastAsia" w:hint="eastAsia"/>
               </w:rPr>
             </w:pPr>
-            <w:proofErr w:type="spellStart"/>
             <w:r>
               <w:rPr>
                 <w:rFonts w:asciiTheme="minorEastAsia" w:eastAsiaTheme="minorEastAsia" w:hAnsiTheme="minorEastAsia"/>
               </w:rPr>
               <w:t>PlsFUNCTION_TL</w:t>
             </w:r>
-            <w:proofErr w:type="spellEnd"/>
           </w:p>
         </w:tc>
         <w:tc>
@@ -42454,14 +40698,12 @@
                 <w:rFonts w:asciiTheme="minorEastAsia" w:eastAsiaTheme="minorEastAsia" w:hAnsiTheme="minorEastAsia" w:hint="eastAsia"/>
               </w:rPr>
             </w:pPr>
-            <w:proofErr w:type="spellStart"/>
             <w:r>
               <w:rPr>
                 <w:rFonts w:asciiTheme="minorEastAsia" w:eastAsiaTheme="minorEastAsia" w:hAnsiTheme="minorEastAsia"/>
               </w:rPr>
               <w:t>FUNCTION_Name</w:t>
             </w:r>
-            <w:proofErr w:type="spellEnd"/>
           </w:p>
         </w:tc>
         <w:tc>
@@ -42524,14 +40766,12 @@
                 <w:rFonts w:asciiTheme="minorEastAsia" w:eastAsiaTheme="minorEastAsia" w:hAnsiTheme="minorEastAsia" w:hint="eastAsia"/>
               </w:rPr>
             </w:pPr>
-            <w:proofErr w:type="spellStart"/>
             <w:r>
               <w:rPr>
                 <w:rFonts w:asciiTheme="minorEastAsia" w:eastAsiaTheme="minorEastAsia" w:hAnsiTheme="minorEastAsia"/>
               </w:rPr>
               <w:t>PlsFUNCTION_TL</w:t>
             </w:r>
-            <w:proofErr w:type="spellEnd"/>
           </w:p>
         </w:tc>
         <w:tc>
@@ -42544,14 +40784,12 @@
                 <w:rFonts w:asciiTheme="minorEastAsia" w:eastAsiaTheme="minorEastAsia" w:hAnsiTheme="minorEastAsia" w:hint="eastAsia"/>
               </w:rPr>
             </w:pPr>
-            <w:proofErr w:type="spellStart"/>
             <w:r>
               <w:rPr>
                 <w:rFonts w:asciiTheme="minorEastAsia" w:eastAsiaTheme="minorEastAsia" w:hAnsiTheme="minorEastAsia"/>
               </w:rPr>
               <w:t>FUNCTION_Desc</w:t>
             </w:r>
-            <w:proofErr w:type="spellEnd"/>
           </w:p>
         </w:tc>
         <w:tc>
@@ -42614,14 +40852,12 @@
                 <w:rFonts w:asciiTheme="minorEastAsia" w:eastAsiaTheme="minorEastAsia" w:hAnsiTheme="minorEastAsia" w:hint="eastAsia"/>
               </w:rPr>
             </w:pPr>
-            <w:proofErr w:type="spellStart"/>
             <w:r>
               <w:rPr>
                 <w:rFonts w:asciiTheme="minorEastAsia" w:eastAsiaTheme="minorEastAsia" w:hAnsiTheme="minorEastAsia"/>
               </w:rPr>
               <w:t>PlsFUNCTION</w:t>
             </w:r>
-            <w:proofErr w:type="spellEnd"/>
           </w:p>
         </w:tc>
         <w:tc>
@@ -43249,14 +41485,12 @@
                 <w:rFonts w:asciiTheme="minorEastAsia" w:eastAsiaTheme="minorEastAsia" w:hAnsiTheme="minorEastAsia" w:hint="eastAsia"/>
               </w:rPr>
             </w:pPr>
-            <w:proofErr w:type="spellStart"/>
             <w:r>
               <w:rPr>
                 <w:rFonts w:asciiTheme="minorEastAsia" w:eastAsiaTheme="minorEastAsia" w:hAnsiTheme="minorEastAsia"/>
               </w:rPr>
               <w:t>PlsFUNCTION</w:t>
             </w:r>
-            <w:proofErr w:type="spellEnd"/>
           </w:p>
         </w:tc>
         <w:tc>
@@ -43269,7 +41503,6 @@
                 <w:rFonts w:asciiTheme="minorEastAsia" w:eastAsiaTheme="minorEastAsia" w:hAnsiTheme="minorEastAsia" w:hint="eastAsia"/>
               </w:rPr>
             </w:pPr>
-            <w:proofErr w:type="spellStart"/>
             <w:r>
               <w:rPr>
                 <w:rFonts w:asciiTheme="minorEastAsia" w:eastAsiaTheme="minorEastAsia" w:hAnsiTheme="minorEastAsia"/>
@@ -43282,7 +41515,6 @@
               </w:rPr>
               <w:t>Code</w:t>
             </w:r>
-            <w:proofErr w:type="spellEnd"/>
           </w:p>
         </w:tc>
         <w:tc>
@@ -43345,14 +41577,12 @@
                 <w:rFonts w:asciiTheme="minorEastAsia" w:eastAsiaTheme="minorEastAsia" w:hAnsiTheme="minorEastAsia" w:hint="eastAsia"/>
               </w:rPr>
             </w:pPr>
-            <w:proofErr w:type="spellStart"/>
             <w:r>
               <w:rPr>
                 <w:rFonts w:asciiTheme="minorEastAsia" w:eastAsiaTheme="minorEastAsia" w:hAnsiTheme="minorEastAsia"/>
               </w:rPr>
               <w:t>PlsFUNCTION_TL</w:t>
             </w:r>
-            <w:proofErr w:type="spellEnd"/>
           </w:p>
         </w:tc>
         <w:tc>
@@ -43365,14 +41595,12 @@
                 <w:rFonts w:asciiTheme="minorEastAsia" w:eastAsiaTheme="minorEastAsia" w:hAnsiTheme="minorEastAsia" w:hint="eastAsia"/>
               </w:rPr>
             </w:pPr>
-            <w:proofErr w:type="spellStart"/>
             <w:r>
               <w:rPr>
                 <w:rFonts w:asciiTheme="minorEastAsia" w:eastAsiaTheme="minorEastAsia" w:hAnsiTheme="minorEastAsia"/>
               </w:rPr>
               <w:t>FUNCTION_Name</w:t>
             </w:r>
-            <w:proofErr w:type="spellEnd"/>
           </w:p>
         </w:tc>
         <w:tc>
@@ -43435,14 +41663,12 @@
                 <w:rFonts w:asciiTheme="minorEastAsia" w:eastAsiaTheme="minorEastAsia" w:hAnsiTheme="minorEastAsia" w:hint="eastAsia"/>
               </w:rPr>
             </w:pPr>
-            <w:proofErr w:type="spellStart"/>
             <w:r>
               <w:rPr>
                 <w:rFonts w:asciiTheme="minorEastAsia" w:eastAsiaTheme="minorEastAsia" w:hAnsiTheme="minorEastAsia"/>
               </w:rPr>
               <w:t>PlsFUNCTION_TL</w:t>
             </w:r>
-            <w:proofErr w:type="spellEnd"/>
           </w:p>
         </w:tc>
         <w:tc>
@@ -43455,14 +41681,12 @@
                 <w:rFonts w:asciiTheme="minorEastAsia" w:eastAsiaTheme="minorEastAsia" w:hAnsiTheme="minorEastAsia" w:hint="eastAsia"/>
               </w:rPr>
             </w:pPr>
-            <w:proofErr w:type="spellStart"/>
             <w:r>
               <w:rPr>
                 <w:rFonts w:asciiTheme="minorEastAsia" w:eastAsiaTheme="minorEastAsia" w:hAnsiTheme="minorEastAsia"/>
               </w:rPr>
               <w:t>FUNCTION_Desc</w:t>
             </w:r>
-            <w:proofErr w:type="spellEnd"/>
           </w:p>
         </w:tc>
         <w:tc>
@@ -43525,14 +41749,12 @@
                 <w:rFonts w:asciiTheme="minorEastAsia" w:eastAsiaTheme="minorEastAsia" w:hAnsiTheme="minorEastAsia" w:hint="eastAsia"/>
               </w:rPr>
             </w:pPr>
-            <w:proofErr w:type="spellStart"/>
             <w:r>
               <w:rPr>
                 <w:rFonts w:asciiTheme="minorEastAsia" w:eastAsiaTheme="minorEastAsia" w:hAnsiTheme="minorEastAsia"/>
               </w:rPr>
               <w:t>PlsFUNCTION</w:t>
             </w:r>
-            <w:proofErr w:type="spellEnd"/>
           </w:p>
         </w:tc>
         <w:tc>
@@ -43613,14 +41835,12 @@
                 <w:rFonts w:asciiTheme="minorEastAsia" w:eastAsiaTheme="minorEastAsia" w:hAnsiTheme="minorEastAsia" w:hint="eastAsia"/>
               </w:rPr>
             </w:pPr>
-            <w:proofErr w:type="spellStart"/>
             <w:r>
               <w:rPr>
                 <w:rFonts w:asciiTheme="minorEastAsia" w:eastAsiaTheme="minorEastAsia" w:hAnsiTheme="minorEastAsia"/>
               </w:rPr>
               <w:t>PlsFUNCTION</w:t>
             </w:r>
-            <w:proofErr w:type="spellEnd"/>
           </w:p>
         </w:tc>
         <w:tc>
@@ -43707,14 +41927,12 @@
                 <w:rFonts w:asciiTheme="minorEastAsia" w:eastAsiaTheme="minorEastAsia" w:hAnsiTheme="minorEastAsia" w:hint="eastAsia"/>
               </w:rPr>
             </w:pPr>
-            <w:proofErr w:type="spellStart"/>
             <w:r>
               <w:rPr>
                 <w:rFonts w:asciiTheme="minorEastAsia" w:eastAsiaTheme="minorEastAsia" w:hAnsiTheme="minorEastAsia"/>
               </w:rPr>
               <w:t>PlsFUNCTION</w:t>
             </w:r>
-            <w:proofErr w:type="spellEnd"/>
           </w:p>
         </w:tc>
         <w:tc>
@@ -43795,14 +42013,12 @@
                 <w:rFonts w:asciiTheme="minorEastAsia" w:eastAsiaTheme="minorEastAsia" w:hAnsiTheme="minorEastAsia" w:hint="eastAsia"/>
               </w:rPr>
             </w:pPr>
-            <w:proofErr w:type="spellStart"/>
             <w:r>
               <w:rPr>
                 <w:rFonts w:asciiTheme="minorEastAsia" w:eastAsiaTheme="minorEastAsia" w:hAnsiTheme="minorEastAsia"/>
               </w:rPr>
               <w:t>PlsFUNCTION</w:t>
             </w:r>
-            <w:proofErr w:type="spellEnd"/>
           </w:p>
         </w:tc>
         <w:tc>
@@ -43883,14 +42099,12 @@
                 <w:rFonts w:asciiTheme="minorEastAsia" w:eastAsiaTheme="minorEastAsia" w:hAnsiTheme="minorEastAsia" w:hint="eastAsia"/>
               </w:rPr>
             </w:pPr>
-            <w:proofErr w:type="spellStart"/>
             <w:r>
               <w:rPr>
                 <w:rFonts w:asciiTheme="minorEastAsia" w:eastAsiaTheme="minorEastAsia" w:hAnsiTheme="minorEastAsia"/>
               </w:rPr>
               <w:t>PlsFUNCTION</w:t>
             </w:r>
-            <w:proofErr w:type="spellEnd"/>
           </w:p>
         </w:tc>
         <w:tc>

--- a/Docs/Thea - MySql.docx
+++ b/Docs/Thea - MySql.docx
@@ -11289,7 +11289,7 @@
               <w:rPr>
                 <w:rFonts w:asciiTheme="minorEastAsia" w:eastAsiaTheme="minorEastAsia" w:hAnsiTheme="minorEastAsia" w:hint="eastAsia"/>
               </w:rPr>
-              <w:t>INTEGER</w:t>
+              <w:t>INT</w:t>
             </w:r>
           </w:p>
         </w:tc>
@@ -11803,12 +11803,6 @@
                 <w:rFonts w:asciiTheme="minorEastAsia" w:eastAsiaTheme="minorEastAsia" w:hAnsiTheme="minorEastAsia" w:hint="eastAsia"/>
               </w:rPr>
               <w:t>INT</w:t>
-            </w:r>
-            <w:r>
-              <w:rPr>
-                <w:rFonts w:asciiTheme="minorEastAsia" w:eastAsiaTheme="minorEastAsia" w:hAnsiTheme="minorEastAsia" w:hint="eastAsia"/>
-              </w:rPr>
-              <w:t>EGER</w:t>
             </w:r>
           </w:p>
         </w:tc>
@@ -15072,7 +15066,7 @@
               <w:rPr>
                 <w:rFonts w:asciiTheme="minorEastAsia" w:eastAsiaTheme="minorEastAsia" w:hAnsiTheme="minorEastAsia" w:hint="eastAsia"/>
               </w:rPr>
-              <w:t>INTEGER</w:t>
+              <w:t>INT</w:t>
             </w:r>
           </w:p>
         </w:tc>
@@ -15956,7 +15950,7 @@
               <w:rPr>
                 <w:rFonts w:asciiTheme="minorEastAsia" w:eastAsiaTheme="minorEastAsia" w:hAnsiTheme="minorEastAsia" w:hint="eastAsia"/>
               </w:rPr>
-              <w:t>INTEGER</w:t>
+              <w:t>INT</w:t>
             </w:r>
           </w:p>
         </w:tc>
@@ -22441,7 +22435,7 @@
               <w:rPr>
                 <w:rFonts w:asciiTheme="minorEastAsia" w:eastAsiaTheme="minorEastAsia" w:hAnsiTheme="minorEastAsia" w:hint="eastAsia"/>
               </w:rPr>
-              <w:t>INTEGER</w:t>
+              <w:t>INT</w:t>
             </w:r>
           </w:p>
         </w:tc>
@@ -22564,7 +22558,7 @@
               <w:rPr>
                 <w:rFonts w:asciiTheme="minorEastAsia" w:eastAsiaTheme="minorEastAsia" w:hAnsiTheme="minorEastAsia" w:hint="eastAsia"/>
               </w:rPr>
-              <w:t>INTEGER</w:t>
+              <w:t>INT</w:t>
             </w:r>
           </w:p>
         </w:tc>
@@ -25462,7 +25456,7 @@
               <w:rPr>
                 <w:rFonts w:asciiTheme="minorEastAsia" w:eastAsiaTheme="minorEastAsia" w:hAnsiTheme="minorEastAsia" w:hint="eastAsia"/>
               </w:rPr>
-              <w:t>INTEGER</w:t>
+              <w:t>INT</w:t>
             </w:r>
           </w:p>
         </w:tc>
@@ -25562,7 +25556,7 @@
               <w:rPr>
                 <w:rFonts w:asciiTheme="minorEastAsia" w:eastAsiaTheme="minorEastAsia" w:hAnsiTheme="minorEastAsia" w:hint="eastAsia"/>
               </w:rPr>
-              <w:t>INTEGER</w:t>
+              <w:t>INT</w:t>
             </w:r>
           </w:p>
         </w:tc>
@@ -25667,7 +25661,7 @@
               <w:rPr>
                 <w:rFonts w:asciiTheme="minorEastAsia" w:eastAsiaTheme="minorEastAsia" w:hAnsiTheme="minorEastAsia" w:hint="eastAsia"/>
               </w:rPr>
-              <w:t>INTEGER</w:t>
+              <w:t>INT</w:t>
             </w:r>
           </w:p>
         </w:tc>
@@ -26075,7 +26069,7 @@
               <w:rPr>
                 <w:rFonts w:asciiTheme="minorEastAsia" w:eastAsiaTheme="minorEastAsia" w:hAnsiTheme="minorEastAsia" w:hint="eastAsia"/>
               </w:rPr>
-              <w:t>INTEGER</w:t>
+              <w:t>INT</w:t>
             </w:r>
           </w:p>
         </w:tc>
@@ -30250,7 +30244,7 @@
               <w:rPr>
                 <w:rFonts w:asciiTheme="minorEastAsia" w:eastAsiaTheme="minorEastAsia" w:hAnsiTheme="minorEastAsia" w:hint="eastAsia"/>
               </w:rPr>
-              <w:t>INTEGER</w:t>
+              <w:t>INT</w:t>
             </w:r>
           </w:p>
         </w:tc>
@@ -30856,12 +30850,12 @@
         <w:tblLook w:val="04A0" w:firstRow="1" w:lastRow="0" w:firstColumn="1" w:lastColumn="0" w:noHBand="0" w:noVBand="1"/>
       </w:tblPr>
       <w:tblGrid>
-        <w:gridCol w:w="1630"/>
-        <w:gridCol w:w="1617"/>
-        <w:gridCol w:w="1746"/>
-        <w:gridCol w:w="685"/>
-        <w:gridCol w:w="1863"/>
-        <w:gridCol w:w="2519"/>
+        <w:gridCol w:w="1656"/>
+        <w:gridCol w:w="1615"/>
+        <w:gridCol w:w="1739"/>
+        <w:gridCol w:w="684"/>
+        <w:gridCol w:w="1856"/>
+        <w:gridCol w:w="2510"/>
       </w:tblGrid>
       <w:tr>
         <w:tc>
@@ -31735,6 +31729,117 @@
               <w:rPr>
                 <w:rFonts w:asciiTheme="minorEastAsia" w:eastAsiaTheme="minorEastAsia" w:hAnsiTheme="minorEastAsia" w:hint="eastAsia"/>
               </w:rPr>
+              <w:t>need_transfer</w:t>
+            </w:r>
+          </w:p>
+        </w:tc>
+        <w:tc>
+          <w:tcPr>
+            <w:tcW w:w="1617" w:type="dxa"/>
+          </w:tcPr>
+          <w:p>
+            <w:pPr>
+              <w:rPr>
+                <w:rFonts w:asciiTheme="minorEastAsia" w:eastAsiaTheme="minorEastAsia" w:hAnsiTheme="minorEastAsia" w:hint="eastAsia"/>
+              </w:rPr>
+            </w:pPr>
+            <w:r>
+              <w:rPr>
+                <w:rFonts w:asciiTheme="minorEastAsia" w:eastAsiaTheme="minorEastAsia" w:hAnsiTheme="minorEastAsia" w:hint="eastAsia"/>
+              </w:rPr>
+              <w:t>TINYINT(1)</w:t>
+            </w:r>
+          </w:p>
+        </w:tc>
+        <w:tc>
+          <w:tcPr>
+            <w:tcW w:w="1746" w:type="dxa"/>
+          </w:tcPr>
+          <w:p>
+            <w:pPr>
+              <w:rPr>
+                <w:rFonts w:asciiTheme="minorEastAsia" w:eastAsiaTheme="minorEastAsia" w:hAnsiTheme="minorEastAsia" w:hint="eastAsia"/>
+              </w:rPr>
+            </w:pPr>
+            <w:r>
+              <w:rPr>
+                <w:rFonts w:asciiTheme="minorEastAsia" w:eastAsiaTheme="minorEastAsia" w:hAnsiTheme="minorEastAsia" w:hint="eastAsia"/>
+              </w:rPr>
+              <w:t>0</w:t>
+            </w:r>
+          </w:p>
+        </w:tc>
+        <w:tc>
+          <w:tcPr>
+            <w:tcW w:w="685" w:type="dxa"/>
+          </w:tcPr>
+          <w:p>
+            <w:pPr>
+              <w:jc w:val="center"/>
+              <w:rPr>
+                <w:rFonts w:asciiTheme="minorEastAsia" w:eastAsiaTheme="minorEastAsia" w:hAnsiTheme="minorEastAsia" w:hint="eastAsia"/>
+              </w:rPr>
+            </w:pPr>
+          </w:p>
+        </w:tc>
+        <w:tc>
+          <w:tcPr>
+            <w:tcW w:w="1863" w:type="dxa"/>
+          </w:tcPr>
+          <w:p>
+            <w:pPr>
+              <w:rPr>
+                <w:rFonts w:asciiTheme="minorEastAsia" w:eastAsiaTheme="minorEastAsia" w:hAnsiTheme="minorEastAsia" w:hint="eastAsia"/>
+              </w:rPr>
+            </w:pPr>
+            <w:r>
+              <w:rPr>
+                <w:rFonts w:asciiTheme="minorEastAsia" w:eastAsiaTheme="minorEastAsia" w:hAnsiTheme="minorEastAsia" w:hint="eastAsia"/>
+              </w:rPr>
+              <w:t>是否</w:t>
+            </w:r>
+            <w:r>
+              <w:rPr>
+                <w:rFonts w:asciiTheme="minorEastAsia" w:eastAsiaTheme="minorEastAsia" w:hAnsiTheme="minorEastAsia" w:hint="eastAsia"/>
+              </w:rPr>
+              <w:t>需要转发</w:t>
+            </w:r>
+          </w:p>
+        </w:tc>
+        <w:tc>
+          <w:tcPr>
+            <w:tcW w:w="2519" w:type="dxa"/>
+          </w:tcPr>
+          <w:p>
+            <w:pPr>
+              <w:rPr>
+                <w:rFonts w:asciiTheme="minorEastAsia" w:eastAsiaTheme="minorEastAsia" w:hAnsiTheme="minorEastAsia" w:hint="eastAsia"/>
+              </w:rPr>
+            </w:pPr>
+          </w:p>
+        </w:tc>
+      </w:tr>
+      <w:tr>
+        <w:tc>
+          <w:tcPr>
+            <w:tcW w:w="1630" w:type="dxa"/>
+          </w:tcPr>
+          <w:p>
+            <w:pPr>
+              <w:rPr>
+                <w:rFonts w:asciiTheme="minorEastAsia" w:eastAsiaTheme="minorEastAsia" w:hAnsiTheme="minorEastAsia" w:hint="eastAsia"/>
+              </w:rPr>
+            </w:pPr>
+            <w:r>
+              <w:rPr>
+                <w:rFonts w:asciiTheme="minorEastAsia" w:eastAsiaTheme="minorEastAsia" w:hAnsiTheme="minorEastAsia" w:hint="eastAsia"/>
+              </w:rPr>
+              <w:t>is_</w:t>
+            </w:r>
+            <w:r>
+              <w:rPr>
+                <w:rFonts w:asciiTheme="minorEastAsia" w:eastAsiaTheme="minorEastAsia" w:hAnsiTheme="minorEastAsia" w:hint="eastAsia"/>
+              </w:rPr>
               <w:t>delay</w:t>
             </w:r>
           </w:p>
@@ -31786,12 +31891,6 @@
                 <w:rFonts w:asciiTheme="minorEastAsia" w:eastAsiaTheme="minorEastAsia" w:hAnsiTheme="minorEastAsia" w:hint="eastAsia"/>
               </w:rPr>
             </w:pPr>
-            <w:r>
-              <w:rPr>
-                <w:rFonts w:asciiTheme="minorEastAsia" w:eastAsiaTheme="minorEastAsia" w:hAnsiTheme="minorEastAsia" w:hint="eastAsia"/>
-              </w:rPr>
-              <w:t>N</w:t>
-            </w:r>
           </w:p>
         </w:tc>
         <w:tc>
@@ -32675,12 +32774,6 @@
               </w:rPr>
               <w:t>INT</w:t>
             </w:r>
-            <w:r>
-              <w:rPr>
-                <w:rFonts w:asciiTheme="minorEastAsia" w:eastAsiaTheme="minorEastAsia" w:hAnsiTheme="minorEastAsia" w:hint="eastAsia"/>
-              </w:rPr>
-              <w:t>EGER</w:t>
-            </w:r>
           </w:p>
         </w:tc>
         <w:tc>
@@ -32895,7 +32988,7 @@
               <w:rPr>
                 <w:rFonts w:asciiTheme="minorEastAsia" w:eastAsiaTheme="minorEastAsia" w:hAnsiTheme="minorEastAsia" w:hint="eastAsia"/>
               </w:rPr>
-              <w:t>INTEGER</w:t>
+              <w:t>INT</w:t>
             </w:r>
           </w:p>
         </w:tc>
@@ -32909,6 +33002,12 @@
                 <w:rFonts w:asciiTheme="minorEastAsia" w:eastAsiaTheme="minorEastAsia" w:hAnsiTheme="minorEastAsia" w:hint="eastAsia"/>
               </w:rPr>
             </w:pPr>
+            <w:r>
+              <w:rPr>
+                <w:rFonts w:asciiTheme="minorEastAsia" w:eastAsiaTheme="minorEastAsia" w:hAnsiTheme="minorEastAsia" w:hint="eastAsia"/>
+              </w:rPr>
+              <w:t>250</w:t>
+            </w:r>
           </w:p>
         </w:tc>
         <w:tc>
@@ -34411,7 +34510,7 @@
               <w:rPr>
                 <w:rFonts w:asciiTheme="minorEastAsia" w:eastAsiaTheme="minorEastAsia" w:hAnsiTheme="minorEastAsia" w:hint="eastAsia"/>
               </w:rPr>
-              <w:t>INTEGER</w:t>
+              <w:t>INT</w:t>
             </w:r>
           </w:p>
         </w:tc>
@@ -34597,6 +34696,7 @@
         <w:rPr>
           <w:rFonts w:asciiTheme="minorEastAsia" w:eastAsiaTheme="minorEastAsia" w:hAnsiTheme="minorEastAsia" w:hint="eastAsia"/>
         </w:rPr>
+        <w:lastRenderedPageBreak/>
         <w:t>系统配置数据</w:t>
       </w:r>
       <w:bookmarkEnd w:id="61"/>
@@ -34622,7 +34722,6 @@
         <w:rPr>
           <w:rFonts w:asciiTheme="minorEastAsia" w:eastAsiaTheme="minorEastAsia" w:hAnsiTheme="minorEastAsia" w:hint="eastAsia"/>
         </w:rPr>
-        <w:lastRenderedPageBreak/>
         <w:t>系统参数</w:t>
       </w:r>
       <w:bookmarkEnd w:id="62"/>
@@ -37583,6 +37682,7 @@
         <w:rPr>
           <w:rFonts w:asciiTheme="minorEastAsia" w:eastAsiaTheme="minorEastAsia" w:hAnsiTheme="minorEastAsia" w:hint="eastAsia"/>
         </w:rPr>
+        <w:lastRenderedPageBreak/>
         <w:t>功能说明:</w:t>
       </w:r>
       <w:bookmarkEnd w:id="76"/>
@@ -37601,7 +37701,6 @@
         <w:rPr>
           <w:rFonts w:asciiTheme="minorEastAsia" w:eastAsiaTheme="minorEastAsia" w:hAnsiTheme="minorEastAsia" w:hint="eastAsia"/>
         </w:rPr>
-        <w:lastRenderedPageBreak/>
         <w:t>管理应用程序</w:t>
       </w:r>
     </w:p>

--- a/Docs/Thea - MySql.docx
+++ b/Docs/Thea - MySql.docx
@@ -30860,7 +30860,7 @@
       <w:tr>
         <w:tc>
           <w:tcPr>
-            <w:tcW w:w="1630" w:type="dxa"/>
+            <w:tcW w:w="1656" w:type="dxa"/>
             <w:tcBorders>
               <w:bottom w:val="single" w:sz="4" w:space="0" w:color="auto"/>
             </w:tcBorders>
@@ -30885,7 +30885,7 @@
         </w:tc>
         <w:tc>
           <w:tcPr>
-            <w:tcW w:w="8430" w:type="dxa"/>
+            <w:tcW w:w="8404" w:type="dxa"/>
             <w:gridSpan w:val="5"/>
           </w:tcPr>
           <w:p>
@@ -30924,7 +30924,7 @@
       <w:tr>
         <w:tc>
           <w:tcPr>
-            <w:tcW w:w="1630" w:type="dxa"/>
+            <w:tcW w:w="1656" w:type="dxa"/>
             <w:tcBorders>
               <w:top w:val="single" w:sz="4" w:space="0" w:color="auto"/>
               <w:bottom w:val="single" w:sz="4" w:space="0" w:color="auto"/>
@@ -30950,7 +30950,7 @@
         </w:tc>
         <w:tc>
           <w:tcPr>
-            <w:tcW w:w="8430" w:type="dxa"/>
+            <w:tcW w:w="8404" w:type="dxa"/>
             <w:gridSpan w:val="5"/>
           </w:tcPr>
           <w:p>
@@ -30989,7 +30989,7 @@
       <w:tr>
         <w:tc>
           <w:tcPr>
-            <w:tcW w:w="1630" w:type="dxa"/>
+            <w:tcW w:w="1656" w:type="dxa"/>
             <w:tcBorders>
               <w:top w:val="single" w:sz="4" w:space="0" w:color="auto"/>
               <w:bottom w:val="single" w:sz="4" w:space="0" w:color="auto"/>
@@ -31015,7 +31015,7 @@
         </w:tc>
         <w:tc>
           <w:tcPr>
-            <w:tcW w:w="4048" w:type="dxa"/>
+            <w:tcW w:w="4038" w:type="dxa"/>
             <w:gridSpan w:val="3"/>
           </w:tcPr>
           <w:p>
@@ -31046,7 +31046,7 @@
         </w:tc>
         <w:tc>
           <w:tcPr>
-            <w:tcW w:w="1863" w:type="dxa"/>
+            <w:tcW w:w="1856" w:type="dxa"/>
             <w:shd w:val="clear" w:color="auto" w:fill="BFBFBF" w:themeFill="background1" w:themeFillShade="BF"/>
           </w:tcPr>
           <w:p>
@@ -31070,7 +31070,7 @@
         </w:tc>
         <w:tc>
           <w:tcPr>
-            <w:tcW w:w="2519" w:type="dxa"/>
+            <w:tcW w:w="2510" w:type="dxa"/>
           </w:tcPr>
           <w:p>
             <w:pPr>
@@ -31090,7 +31090,7 @@
       <w:tr>
         <w:tc>
           <w:tcPr>
-            <w:tcW w:w="1630" w:type="dxa"/>
+            <w:tcW w:w="1656" w:type="dxa"/>
             <w:tcBorders>
               <w:top w:val="single" w:sz="4" w:space="0" w:color="auto"/>
               <w:bottom w:val="single" w:sz="4" w:space="0" w:color="auto"/>
@@ -31116,7 +31116,7 @@
         </w:tc>
         <w:tc>
           <w:tcPr>
-            <w:tcW w:w="8430" w:type="dxa"/>
+            <w:tcW w:w="8404" w:type="dxa"/>
             <w:gridSpan w:val="5"/>
           </w:tcPr>
           <w:p>
@@ -31131,7 +31131,7 @@
       <w:tr>
         <w:tc>
           <w:tcPr>
-            <w:tcW w:w="1630" w:type="dxa"/>
+            <w:tcW w:w="1656" w:type="dxa"/>
             <w:tcBorders>
               <w:top w:val="single" w:sz="4" w:space="0" w:color="auto"/>
               <w:bottom w:val="single" w:sz="4" w:space="0" w:color="auto"/>
@@ -31157,7 +31157,7 @@
         </w:tc>
         <w:tc>
           <w:tcPr>
-            <w:tcW w:w="8430" w:type="dxa"/>
+            <w:tcW w:w="8404" w:type="dxa"/>
             <w:gridSpan w:val="5"/>
             <w:tcBorders>
               <w:bottom w:val="single" w:sz="4" w:space="0" w:color="auto"/>
@@ -31175,7 +31175,7 @@
       <w:tr>
         <w:tc>
           <w:tcPr>
-            <w:tcW w:w="1630" w:type="dxa"/>
+            <w:tcW w:w="1656" w:type="dxa"/>
             <w:shd w:val="clear" w:color="auto" w:fill="BFBFBF" w:themeFill="background1" w:themeFillShade="BF"/>
           </w:tcPr>
           <w:p>
@@ -31196,7 +31196,7 @@
         </w:tc>
         <w:tc>
           <w:tcPr>
-            <w:tcW w:w="1617" w:type="dxa"/>
+            <w:tcW w:w="1615" w:type="dxa"/>
             <w:shd w:val="clear" w:color="auto" w:fill="BFBFBF" w:themeFill="background1" w:themeFillShade="BF"/>
           </w:tcPr>
           <w:p>
@@ -31217,7 +31217,7 @@
         </w:tc>
         <w:tc>
           <w:tcPr>
-            <w:tcW w:w="1746" w:type="dxa"/>
+            <w:tcW w:w="1739" w:type="dxa"/>
             <w:shd w:val="clear" w:color="auto" w:fill="BFBFBF" w:themeFill="background1" w:themeFillShade="BF"/>
           </w:tcPr>
           <w:p>
@@ -31238,7 +31238,7 @@
         </w:tc>
         <w:tc>
           <w:tcPr>
-            <w:tcW w:w="685" w:type="dxa"/>
+            <w:tcW w:w="684" w:type="dxa"/>
             <w:shd w:val="clear" w:color="auto" w:fill="BFBFBF" w:themeFill="background1" w:themeFillShade="BF"/>
           </w:tcPr>
           <w:p>
@@ -31259,7 +31259,7 @@
         </w:tc>
         <w:tc>
           <w:tcPr>
-            <w:tcW w:w="1863" w:type="dxa"/>
+            <w:tcW w:w="1856" w:type="dxa"/>
             <w:shd w:val="clear" w:color="auto" w:fill="BFBFBF" w:themeFill="background1" w:themeFillShade="BF"/>
           </w:tcPr>
           <w:p>
@@ -31280,7 +31280,7 @@
         </w:tc>
         <w:tc>
           <w:tcPr>
-            <w:tcW w:w="2519" w:type="dxa"/>
+            <w:tcW w:w="2510" w:type="dxa"/>
             <w:shd w:val="clear" w:color="auto" w:fill="BFBFBF" w:themeFill="background1" w:themeFillShade="BF"/>
           </w:tcPr>
           <w:p>
@@ -31303,7 +31303,7 @@
       <w:tr>
         <w:tc>
           <w:tcPr>
-            <w:tcW w:w="1630" w:type="dxa"/>
+            <w:tcW w:w="1656" w:type="dxa"/>
           </w:tcPr>
           <w:p>
             <w:pPr>
@@ -31327,7 +31327,7 @@
         </w:tc>
         <w:tc>
           <w:tcPr>
-            <w:tcW w:w="1617" w:type="dxa"/>
+            <w:tcW w:w="1615" w:type="dxa"/>
           </w:tcPr>
           <w:p>
             <w:pPr>
@@ -31345,19 +31345,19 @@
         </w:tc>
         <w:tc>
           <w:tcPr>
-            <w:tcW w:w="1746" w:type="dxa"/>
-          </w:tcPr>
-          <w:p>
-            <w:pPr>
-              <w:rPr>
-                <w:rFonts w:asciiTheme="minorEastAsia" w:eastAsiaTheme="minorEastAsia" w:hAnsiTheme="minorEastAsia" w:hint="eastAsia"/>
-              </w:rPr>
-            </w:pPr>
-          </w:p>
-        </w:tc>
-        <w:tc>
-          <w:tcPr>
-            <w:tcW w:w="685" w:type="dxa"/>
+            <w:tcW w:w="1739" w:type="dxa"/>
+          </w:tcPr>
+          <w:p>
+            <w:pPr>
+              <w:rPr>
+                <w:rFonts w:asciiTheme="minorEastAsia" w:eastAsiaTheme="minorEastAsia" w:hAnsiTheme="minorEastAsia" w:hint="eastAsia"/>
+              </w:rPr>
+            </w:pPr>
+          </w:p>
+        </w:tc>
+        <w:tc>
+          <w:tcPr>
+            <w:tcW w:w="684" w:type="dxa"/>
           </w:tcPr>
           <w:p>
             <w:pPr>
@@ -31376,7 +31376,7 @@
         </w:tc>
         <w:tc>
           <w:tcPr>
-            <w:tcW w:w="1863" w:type="dxa"/>
+            <w:tcW w:w="1856" w:type="dxa"/>
           </w:tcPr>
           <w:p>
             <w:pPr>
@@ -31400,7 +31400,7 @@
         </w:tc>
         <w:tc>
           <w:tcPr>
-            <w:tcW w:w="2519" w:type="dxa"/>
+            <w:tcW w:w="2510" w:type="dxa"/>
           </w:tcPr>
           <w:p>
             <w:pPr>
@@ -31414,7 +31414,7 @@
       <w:tr>
         <w:tc>
           <w:tcPr>
-            <w:tcW w:w="1630" w:type="dxa"/>
+            <w:tcW w:w="1656" w:type="dxa"/>
           </w:tcPr>
           <w:p>
             <w:pPr>
@@ -31432,7 +31432,7 @@
         </w:tc>
         <w:tc>
           <w:tcPr>
-            <w:tcW w:w="1617" w:type="dxa"/>
+            <w:tcW w:w="1615" w:type="dxa"/>
           </w:tcPr>
           <w:p>
             <w:pPr>
@@ -31450,19 +31450,19 @@
         </w:tc>
         <w:tc>
           <w:tcPr>
-            <w:tcW w:w="1746" w:type="dxa"/>
-          </w:tcPr>
-          <w:p>
-            <w:pPr>
-              <w:rPr>
-                <w:rFonts w:asciiTheme="minorEastAsia" w:eastAsiaTheme="minorEastAsia" w:hAnsiTheme="minorEastAsia" w:hint="eastAsia"/>
-              </w:rPr>
-            </w:pPr>
-          </w:p>
-        </w:tc>
-        <w:tc>
-          <w:tcPr>
-            <w:tcW w:w="685" w:type="dxa"/>
+            <w:tcW w:w="1739" w:type="dxa"/>
+          </w:tcPr>
+          <w:p>
+            <w:pPr>
+              <w:rPr>
+                <w:rFonts w:asciiTheme="minorEastAsia" w:eastAsiaTheme="minorEastAsia" w:hAnsiTheme="minorEastAsia" w:hint="eastAsia"/>
+              </w:rPr>
+            </w:pPr>
+          </w:p>
+        </w:tc>
+        <w:tc>
+          <w:tcPr>
+            <w:tcW w:w="684" w:type="dxa"/>
           </w:tcPr>
           <w:p>
             <w:pPr>
@@ -31481,7 +31481,7 @@
         </w:tc>
         <w:tc>
           <w:tcPr>
-            <w:tcW w:w="1863" w:type="dxa"/>
+            <w:tcW w:w="1856" w:type="dxa"/>
           </w:tcPr>
           <w:p>
             <w:pPr>
@@ -31499,7 +31499,7 @@
         </w:tc>
         <w:tc>
           <w:tcPr>
-            <w:tcW w:w="2519" w:type="dxa"/>
+            <w:tcW w:w="2510" w:type="dxa"/>
           </w:tcPr>
           <w:p>
             <w:pPr>
@@ -31513,7 +31513,7 @@
       <w:tr>
         <w:tc>
           <w:tcPr>
-            <w:tcW w:w="1630" w:type="dxa"/>
+            <w:tcW w:w="1656" w:type="dxa"/>
           </w:tcPr>
           <w:p>
             <w:pPr>
@@ -31531,7 +31531,7 @@
         </w:tc>
         <w:tc>
           <w:tcPr>
-            <w:tcW w:w="1617" w:type="dxa"/>
+            <w:tcW w:w="1615" w:type="dxa"/>
           </w:tcPr>
           <w:p>
             <w:pPr>
@@ -31549,19 +31549,19 @@
         </w:tc>
         <w:tc>
           <w:tcPr>
-            <w:tcW w:w="1746" w:type="dxa"/>
-          </w:tcPr>
-          <w:p>
-            <w:pPr>
-              <w:rPr>
-                <w:rFonts w:asciiTheme="minorEastAsia" w:eastAsiaTheme="minorEastAsia" w:hAnsiTheme="minorEastAsia" w:hint="eastAsia"/>
-              </w:rPr>
-            </w:pPr>
-          </w:p>
-        </w:tc>
-        <w:tc>
-          <w:tcPr>
-            <w:tcW w:w="685" w:type="dxa"/>
+            <w:tcW w:w="1739" w:type="dxa"/>
+          </w:tcPr>
+          <w:p>
+            <w:pPr>
+              <w:rPr>
+                <w:rFonts w:asciiTheme="minorEastAsia" w:eastAsiaTheme="minorEastAsia" w:hAnsiTheme="minorEastAsia" w:hint="eastAsia"/>
+              </w:rPr>
+            </w:pPr>
+          </w:p>
+        </w:tc>
+        <w:tc>
+          <w:tcPr>
+            <w:tcW w:w="684" w:type="dxa"/>
           </w:tcPr>
           <w:p>
             <w:pPr>
@@ -31574,7 +31574,7 @@
         </w:tc>
         <w:tc>
           <w:tcPr>
-            <w:tcW w:w="1863" w:type="dxa"/>
+            <w:tcW w:w="1856" w:type="dxa"/>
           </w:tcPr>
           <w:p>
             <w:pPr>
@@ -31592,7 +31592,7 @@
         </w:tc>
         <w:tc>
           <w:tcPr>
-            <w:tcW w:w="2519" w:type="dxa"/>
+            <w:tcW w:w="2510" w:type="dxa"/>
           </w:tcPr>
           <w:p>
             <w:pPr>
@@ -31606,7 +31606,7 @@
       <w:tr>
         <w:tc>
           <w:tcPr>
-            <w:tcW w:w="1630" w:type="dxa"/>
+            <w:tcW w:w="1656" w:type="dxa"/>
           </w:tcPr>
           <w:p>
             <w:pPr>
@@ -31624,7 +31624,7 @@
         </w:tc>
         <w:tc>
           <w:tcPr>
-            <w:tcW w:w="1617" w:type="dxa"/>
+            <w:tcW w:w="1615" w:type="dxa"/>
           </w:tcPr>
           <w:p>
             <w:pPr>
@@ -31642,19 +31642,19 @@
         </w:tc>
         <w:tc>
           <w:tcPr>
-            <w:tcW w:w="1746" w:type="dxa"/>
-          </w:tcPr>
-          <w:p>
-            <w:pPr>
-              <w:rPr>
-                <w:rFonts w:asciiTheme="minorEastAsia" w:eastAsiaTheme="minorEastAsia" w:hAnsiTheme="minorEastAsia" w:hint="eastAsia"/>
-              </w:rPr>
-            </w:pPr>
-          </w:p>
-        </w:tc>
-        <w:tc>
-          <w:tcPr>
-            <w:tcW w:w="685" w:type="dxa"/>
+            <w:tcW w:w="1739" w:type="dxa"/>
+          </w:tcPr>
+          <w:p>
+            <w:pPr>
+              <w:rPr>
+                <w:rFonts w:asciiTheme="minorEastAsia" w:eastAsiaTheme="minorEastAsia" w:hAnsiTheme="minorEastAsia" w:hint="eastAsia"/>
+              </w:rPr>
+            </w:pPr>
+          </w:p>
+        </w:tc>
+        <w:tc>
+          <w:tcPr>
+            <w:tcW w:w="684" w:type="dxa"/>
           </w:tcPr>
           <w:p>
             <w:pPr>
@@ -31667,7 +31667,7 @@
         </w:tc>
         <w:tc>
           <w:tcPr>
-            <w:tcW w:w="1863" w:type="dxa"/>
+            <w:tcW w:w="1856" w:type="dxa"/>
           </w:tcPr>
           <w:p>
             <w:pPr>
@@ -31685,7 +31685,7 @@
         </w:tc>
         <w:tc>
           <w:tcPr>
-            <w:tcW w:w="2519" w:type="dxa"/>
+            <w:tcW w:w="2510" w:type="dxa"/>
           </w:tcPr>
           <w:p>
             <w:pPr>
@@ -31711,7 +31711,7 @@
       <w:tr>
         <w:tc>
           <w:tcPr>
-            <w:tcW w:w="1630" w:type="dxa"/>
+            <w:tcW w:w="1656" w:type="dxa"/>
           </w:tcPr>
           <w:p>
             <w:pPr>
@@ -31735,7 +31735,7 @@
         </w:tc>
         <w:tc>
           <w:tcPr>
-            <w:tcW w:w="1617" w:type="dxa"/>
+            <w:tcW w:w="1615" w:type="dxa"/>
           </w:tcPr>
           <w:p>
             <w:pPr>
@@ -31753,7 +31753,7 @@
         </w:tc>
         <w:tc>
           <w:tcPr>
-            <w:tcW w:w="1746" w:type="dxa"/>
+            <w:tcW w:w="1739" w:type="dxa"/>
           </w:tcPr>
           <w:p>
             <w:pPr>
@@ -31771,7 +31771,7 @@
         </w:tc>
         <w:tc>
           <w:tcPr>
-            <w:tcW w:w="685" w:type="dxa"/>
+            <w:tcW w:w="684" w:type="dxa"/>
           </w:tcPr>
           <w:p>
             <w:pPr>
@@ -31784,7 +31784,7 @@
         </w:tc>
         <w:tc>
           <w:tcPr>
-            <w:tcW w:w="1863" w:type="dxa"/>
+            <w:tcW w:w="1856" w:type="dxa"/>
           </w:tcPr>
           <w:p>
             <w:pPr>
@@ -31808,7 +31808,7 @@
         </w:tc>
         <w:tc>
           <w:tcPr>
-            <w:tcW w:w="2519" w:type="dxa"/>
+            <w:tcW w:w="2510" w:type="dxa"/>
           </w:tcPr>
           <w:p>
             <w:pPr>
@@ -31822,7 +31822,7 @@
       <w:tr>
         <w:tc>
           <w:tcPr>
-            <w:tcW w:w="1630" w:type="dxa"/>
+            <w:tcW w:w="1656" w:type="dxa"/>
           </w:tcPr>
           <w:p>
             <w:pPr>
@@ -31846,7 +31846,7 @@
         </w:tc>
         <w:tc>
           <w:tcPr>
-            <w:tcW w:w="1617" w:type="dxa"/>
+            <w:tcW w:w="1615" w:type="dxa"/>
           </w:tcPr>
           <w:p>
             <w:pPr>
@@ -31864,7 +31864,7 @@
         </w:tc>
         <w:tc>
           <w:tcPr>
-            <w:tcW w:w="1746" w:type="dxa"/>
+            <w:tcW w:w="1739" w:type="dxa"/>
           </w:tcPr>
           <w:p>
             <w:pPr>
@@ -31882,7 +31882,7 @@
         </w:tc>
         <w:tc>
           <w:tcPr>
-            <w:tcW w:w="685" w:type="dxa"/>
+            <w:tcW w:w="684" w:type="dxa"/>
           </w:tcPr>
           <w:p>
             <w:pPr>
@@ -31895,7 +31895,7 @@
         </w:tc>
         <w:tc>
           <w:tcPr>
-            <w:tcW w:w="1863" w:type="dxa"/>
+            <w:tcW w:w="1856" w:type="dxa"/>
           </w:tcPr>
           <w:p>
             <w:pPr>
@@ -31919,7 +31919,199 @@
         </w:tc>
         <w:tc>
           <w:tcPr>
-            <w:tcW w:w="2519" w:type="dxa"/>
+            <w:tcW w:w="2510" w:type="dxa"/>
+          </w:tcPr>
+          <w:p>
+            <w:pPr>
+              <w:rPr>
+                <w:rFonts w:asciiTheme="minorEastAsia" w:eastAsiaTheme="minorEastAsia" w:hAnsiTheme="minorEastAsia" w:hint="eastAsia"/>
+              </w:rPr>
+            </w:pPr>
+          </w:p>
+        </w:tc>
+      </w:tr>
+      <w:tr>
+        <w:tc>
+          <w:tcPr>
+            <w:tcW w:w="1656" w:type="dxa"/>
+          </w:tcPr>
+          <w:p>
+            <w:pPr>
+              <w:rPr>
+                <w:rFonts w:asciiTheme="minorEastAsia" w:eastAsiaTheme="minorEastAsia" w:hAnsiTheme="minorEastAsia" w:hint="eastAsia"/>
+              </w:rPr>
+            </w:pPr>
+            <w:r>
+              <w:rPr>
+                <w:rFonts w:asciiTheme="minorEastAsia" w:eastAsiaTheme="minorEastAsia" w:hAnsiTheme="minorEastAsia" w:hint="eastAsia"/>
+              </w:rPr>
+              <w:t>updated_by</w:t>
+            </w:r>
+          </w:p>
+        </w:tc>
+        <w:tc>
+          <w:tcPr>
+            <w:tcW w:w="1615" w:type="dxa"/>
+          </w:tcPr>
+          <w:p>
+            <w:pPr>
+              <w:rPr>
+                <w:rFonts w:asciiTheme="minorEastAsia" w:eastAsiaTheme="minorEastAsia" w:hAnsiTheme="minorEastAsia" w:hint="eastAsia"/>
+              </w:rPr>
+            </w:pPr>
+            <w:r>
+              <w:rPr>
+                <w:rFonts w:asciiTheme="minorEastAsia" w:eastAsiaTheme="minorEastAsia" w:hAnsiTheme="minorEastAsia" w:hint="eastAsia"/>
+              </w:rPr>
+              <w:t>VARCHAR(50)</w:t>
+            </w:r>
+          </w:p>
+        </w:tc>
+        <w:tc>
+          <w:tcPr>
+            <w:tcW w:w="1739" w:type="dxa"/>
+          </w:tcPr>
+          <w:p>
+            <w:pPr>
+              <w:rPr>
+                <w:rFonts w:asciiTheme="minorEastAsia" w:eastAsiaTheme="minorEastAsia" w:hAnsiTheme="minorEastAsia" w:hint="eastAsia"/>
+              </w:rPr>
+            </w:pPr>
+          </w:p>
+        </w:tc>
+        <w:tc>
+          <w:tcPr>
+            <w:tcW w:w="684" w:type="dxa"/>
+          </w:tcPr>
+          <w:p>
+            <w:pPr>
+              <w:jc w:val="center"/>
+              <w:rPr>
+                <w:rFonts w:asciiTheme="minorEastAsia" w:eastAsiaTheme="minorEastAsia" w:hAnsiTheme="minorEastAsia" w:hint="eastAsia"/>
+              </w:rPr>
+            </w:pPr>
+          </w:p>
+        </w:tc>
+        <w:tc>
+          <w:tcPr>
+            <w:tcW w:w="1856" w:type="dxa"/>
+          </w:tcPr>
+          <w:p>
+            <w:pPr>
+              <w:rPr>
+                <w:rFonts w:asciiTheme="minorEastAsia" w:eastAsiaTheme="minorEastAsia" w:hAnsiTheme="minorEastAsia" w:hint="eastAsia"/>
+              </w:rPr>
+            </w:pPr>
+            <w:r>
+              <w:rPr>
+                <w:rFonts w:asciiTheme="minorEastAsia" w:eastAsiaTheme="minorEastAsia" w:hAnsiTheme="minorEastAsia" w:hint="eastAsia"/>
+              </w:rPr>
+              <w:t>最后更新人</w:t>
+            </w:r>
+          </w:p>
+        </w:tc>
+        <w:tc>
+          <w:tcPr>
+            <w:tcW w:w="2510" w:type="dxa"/>
+          </w:tcPr>
+          <w:p>
+            <w:pPr>
+              <w:rPr>
+                <w:rFonts w:asciiTheme="minorEastAsia" w:eastAsiaTheme="minorEastAsia" w:hAnsiTheme="minorEastAsia" w:hint="eastAsia"/>
+              </w:rPr>
+            </w:pPr>
+          </w:p>
+        </w:tc>
+      </w:tr>
+      <w:tr>
+        <w:tc>
+          <w:tcPr>
+            <w:tcW w:w="1656" w:type="dxa"/>
+          </w:tcPr>
+          <w:p>
+            <w:pPr>
+              <w:rPr>
+                <w:rFonts w:asciiTheme="minorEastAsia" w:eastAsiaTheme="minorEastAsia" w:hAnsiTheme="minorEastAsia" w:hint="eastAsia"/>
+              </w:rPr>
+            </w:pPr>
+            <w:r>
+              <w:rPr>
+                <w:rFonts w:asciiTheme="minorEastAsia" w:eastAsiaTheme="minorEastAsia" w:hAnsiTheme="minorEastAsia" w:hint="eastAsia"/>
+              </w:rPr>
+              <w:t>updated_at</w:t>
+            </w:r>
+          </w:p>
+        </w:tc>
+        <w:tc>
+          <w:tcPr>
+            <w:tcW w:w="1615" w:type="dxa"/>
+          </w:tcPr>
+          <w:p>
+            <w:pPr>
+              <w:rPr>
+                <w:rFonts w:asciiTheme="minorEastAsia" w:eastAsiaTheme="minorEastAsia" w:hAnsiTheme="minorEastAsia" w:hint="eastAsia"/>
+              </w:rPr>
+            </w:pPr>
+            <w:r>
+              <w:rPr>
+                <w:rFonts w:asciiTheme="minorEastAsia" w:eastAsiaTheme="minorEastAsia" w:hAnsiTheme="minorEastAsia"/>
+              </w:rPr>
+              <w:t>DATETIME</w:t>
+            </w:r>
+          </w:p>
+        </w:tc>
+        <w:tc>
+          <w:tcPr>
+            <w:tcW w:w="1739" w:type="dxa"/>
+          </w:tcPr>
+          <w:p>
+            <w:pPr>
+              <w:rPr>
+                <w:rFonts w:asciiTheme="minorEastAsia" w:eastAsiaTheme="minorEastAsia" w:hAnsiTheme="minorEastAsia" w:hint="eastAsia"/>
+              </w:rPr>
+            </w:pPr>
+            <w:r>
+              <w:rPr>
+                <w:rFonts w:asciiTheme="minorEastAsia" w:eastAsiaTheme="minorEastAsia" w:hAnsiTheme="minorEastAsia" w:hint="eastAsia"/>
+              </w:rPr>
+              <w:t>NOW()</w:t>
+            </w:r>
+          </w:p>
+        </w:tc>
+        <w:tc>
+          <w:tcPr>
+            <w:tcW w:w="684" w:type="dxa"/>
+          </w:tcPr>
+          <w:p>
+            <w:pPr>
+              <w:jc w:val="center"/>
+              <w:rPr>
+                <w:rFonts w:asciiTheme="minorEastAsia" w:eastAsiaTheme="minorEastAsia" w:hAnsiTheme="minorEastAsia" w:hint="eastAsia"/>
+              </w:rPr>
+            </w:pPr>
+          </w:p>
+        </w:tc>
+        <w:tc>
+          <w:tcPr>
+            <w:tcW w:w="1856" w:type="dxa"/>
+          </w:tcPr>
+          <w:p>
+            <w:pPr>
+              <w:rPr>
+                <w:rFonts w:asciiTheme="minorEastAsia" w:eastAsiaTheme="minorEastAsia" w:hAnsiTheme="minorEastAsia" w:hint="eastAsia"/>
+              </w:rPr>
+            </w:pPr>
+            <w:r>
+              <w:rPr>
+                <w:rFonts w:asciiTheme="minorEastAsia" w:eastAsiaTheme="minorEastAsia" w:hAnsiTheme="minorEastAsia" w:hint="eastAsia"/>
+              </w:rPr>
+              <w:t>最后更新日期</w:t>
+            </w:r>
+          </w:p>
+        </w:tc>
+        <w:tc>
+          <w:tcPr>
+            <w:tcW w:w="2510" w:type="dxa"/>
           </w:tcPr>
           <w:p>
             <w:pPr>
@@ -32851,9 +33043,9 @@
             </w:pPr>
             <w:r>
               <w:rPr>
-                <w:rFonts w:asciiTheme="minorEastAsia" w:eastAsiaTheme="minorEastAsia" w:hAnsiTheme="minorEastAsia" w:hint="eastAsia"/>
-              </w:rPr>
-              <w:t>is_sac</w:t>
+                <w:rFonts w:asciiTheme="minorEastAsia" w:eastAsiaTheme="minorEastAsia" w:hAnsiTheme="minorEastAsia"/>
+              </w:rPr>
+              <w:t>is_quorum</w:t>
             </w:r>
           </w:p>
         </w:tc>
@@ -32920,7 +33112,7 @@
               <w:rPr>
                 <w:rFonts w:asciiTheme="minorEastAsia" w:eastAsiaTheme="minorEastAsia" w:hAnsiTheme="minorEastAsia" w:hint="eastAsia"/>
               </w:rPr>
-              <w:t>是否单一激活消费者</w:t>
+              <w:t>是否仲裁队列</w:t>
             </w:r>
           </w:p>
         </w:tc>
@@ -32952,25 +33144,7 @@
               <w:rPr>
                 <w:rFonts w:asciiTheme="minorEastAsia" w:eastAsiaTheme="minorEastAsia" w:hAnsiTheme="minorEastAsia" w:hint="eastAsia"/>
               </w:rPr>
-              <w:t>p</w:t>
-            </w:r>
-            <w:r>
-              <w:rPr>
-                <w:rFonts w:asciiTheme="minorEastAsia" w:eastAsiaTheme="minorEastAsia" w:hAnsiTheme="minorEastAsia"/>
-              </w:rPr>
-              <w:t>refetch</w:t>
-            </w:r>
-            <w:r>
-              <w:rPr>
-                <w:rFonts w:asciiTheme="minorEastAsia" w:eastAsiaTheme="minorEastAsia" w:hAnsiTheme="minorEastAsia" w:hint="eastAsia"/>
-              </w:rPr>
-              <w:t>_c</w:t>
-            </w:r>
-            <w:r>
-              <w:rPr>
-                <w:rFonts w:asciiTheme="minorEastAsia" w:eastAsiaTheme="minorEastAsia" w:hAnsiTheme="minorEastAsia"/>
-              </w:rPr>
-              <w:t>ount</w:t>
+              <w:t>is_sac</w:t>
             </w:r>
           </w:p>
         </w:tc>
@@ -32988,7 +33162,7 @@
               <w:rPr>
                 <w:rFonts w:asciiTheme="minorEastAsia" w:eastAsiaTheme="minorEastAsia" w:hAnsiTheme="minorEastAsia" w:hint="eastAsia"/>
               </w:rPr>
-              <w:t>INT</w:t>
+              <w:t>TINYINT(1)</w:t>
             </w:r>
           </w:p>
         </w:tc>
@@ -33006,7 +33180,7 @@
               <w:rPr>
                 <w:rFonts w:asciiTheme="minorEastAsia" w:eastAsiaTheme="minorEastAsia" w:hAnsiTheme="minorEastAsia" w:hint="eastAsia"/>
               </w:rPr>
-              <w:t>250</w:t>
+              <w:t>0</w:t>
             </w:r>
           </w:p>
         </w:tc>
@@ -33037,7 +33211,7 @@
               <w:rPr>
                 <w:rFonts w:asciiTheme="minorEastAsia" w:eastAsiaTheme="minorEastAsia" w:hAnsiTheme="minorEastAsia" w:hint="eastAsia"/>
               </w:rPr>
-              <w:t>预取个数</w:t>
+              <w:t>是否单一激活消费者</w:t>
             </w:r>
           </w:p>
         </w:tc>
@@ -33069,25 +33243,25 @@
               <w:rPr>
                 <w:rFonts w:asciiTheme="minorEastAsia" w:eastAsiaTheme="minorEastAsia" w:hAnsiTheme="minorEastAsia" w:hint="eastAsia"/>
               </w:rPr>
-              <w:t>i</w:t>
+              <w:t>p</w:t>
             </w:r>
             <w:r>
               <w:rPr>
                 <w:rFonts w:asciiTheme="minorEastAsia" w:eastAsiaTheme="minorEastAsia" w:hAnsiTheme="minorEastAsia"/>
               </w:rPr>
-              <w:t>s</w:t>
-            </w:r>
-            <w:r>
-              <w:rPr>
-                <w:rFonts w:asciiTheme="minorEastAsia" w:eastAsiaTheme="minorEastAsia" w:hAnsiTheme="minorEastAsia" w:hint="eastAsia"/>
-              </w:rPr>
-              <w:t>_</w:t>
-            </w:r>
-            <w:r>
-              <w:rPr>
-                <w:rFonts w:asciiTheme="minorEastAsia" w:eastAsiaTheme="minorEastAsia" w:hAnsiTheme="minorEastAsia" w:hint="eastAsia"/>
-              </w:rPr>
-              <w:t>log_enabled</w:t>
+              <w:t>refetch</w:t>
+            </w:r>
+            <w:r>
+              <w:rPr>
+                <w:rFonts w:asciiTheme="minorEastAsia" w:eastAsiaTheme="minorEastAsia" w:hAnsiTheme="minorEastAsia" w:hint="eastAsia"/>
+              </w:rPr>
+              <w:t>_c</w:t>
+            </w:r>
+            <w:r>
+              <w:rPr>
+                <w:rFonts w:asciiTheme="minorEastAsia" w:eastAsiaTheme="minorEastAsia" w:hAnsiTheme="minorEastAsia"/>
+              </w:rPr>
+              <w:t>ount</w:t>
             </w:r>
           </w:p>
         </w:tc>
@@ -33105,7 +33279,7 @@
               <w:rPr>
                 <w:rFonts w:asciiTheme="minorEastAsia" w:eastAsiaTheme="minorEastAsia" w:hAnsiTheme="minorEastAsia" w:hint="eastAsia"/>
               </w:rPr>
-              <w:t>TINYINT(1)</w:t>
+              <w:t>INT</w:t>
             </w:r>
           </w:p>
         </w:tc>
@@ -33123,7 +33297,7 @@
               <w:rPr>
                 <w:rFonts w:asciiTheme="minorEastAsia" w:eastAsiaTheme="minorEastAsia" w:hAnsiTheme="minorEastAsia" w:hint="eastAsia"/>
               </w:rPr>
-              <w:t>0</w:t>
+              <w:t>250</w:t>
             </w:r>
           </w:p>
         </w:tc>
@@ -33154,13 +33328,7 @@
               <w:rPr>
                 <w:rFonts w:asciiTheme="minorEastAsia" w:eastAsiaTheme="minorEastAsia" w:hAnsiTheme="minorEastAsia" w:hint="eastAsia"/>
               </w:rPr>
-              <w:t>是否</w:t>
-            </w:r>
-            <w:r>
-              <w:rPr>
-                <w:rFonts w:asciiTheme="minorEastAsia" w:eastAsiaTheme="minorEastAsia" w:hAnsiTheme="minorEastAsia" w:hint="eastAsia"/>
-              </w:rPr>
-              <w:t>开启日志</w:t>
+              <w:t>预取个数</w:t>
             </w:r>
           </w:p>
         </w:tc>
@@ -33192,6 +33360,117 @@
               <w:rPr>
                 <w:rFonts w:asciiTheme="minorEastAsia" w:eastAsiaTheme="minorEastAsia" w:hAnsiTheme="minorEastAsia" w:hint="eastAsia"/>
               </w:rPr>
+              <w:t>i</w:t>
+            </w:r>
+            <w:r>
+              <w:rPr>
+                <w:rFonts w:asciiTheme="minorEastAsia" w:eastAsiaTheme="minorEastAsia" w:hAnsiTheme="minorEastAsia"/>
+              </w:rPr>
+              <w:t>s</w:t>
+            </w:r>
+            <w:r>
+              <w:rPr>
+                <w:rFonts w:asciiTheme="minorEastAsia" w:eastAsiaTheme="minorEastAsia" w:hAnsiTheme="minorEastAsia" w:hint="eastAsia"/>
+              </w:rPr>
+              <w:t>_log_enabled</w:t>
+            </w:r>
+          </w:p>
+        </w:tc>
+        <w:tc>
+          <w:tcPr>
+            <w:tcW w:w="1617" w:type="dxa"/>
+          </w:tcPr>
+          <w:p>
+            <w:pPr>
+              <w:rPr>
+                <w:rFonts w:asciiTheme="minorEastAsia" w:eastAsiaTheme="minorEastAsia" w:hAnsiTheme="minorEastAsia" w:hint="eastAsia"/>
+              </w:rPr>
+            </w:pPr>
+            <w:r>
+              <w:rPr>
+                <w:rFonts w:asciiTheme="minorEastAsia" w:eastAsiaTheme="minorEastAsia" w:hAnsiTheme="minorEastAsia" w:hint="eastAsia"/>
+              </w:rPr>
+              <w:t>TINYINT(1)</w:t>
+            </w:r>
+          </w:p>
+        </w:tc>
+        <w:tc>
+          <w:tcPr>
+            <w:tcW w:w="1746" w:type="dxa"/>
+          </w:tcPr>
+          <w:p>
+            <w:pPr>
+              <w:rPr>
+                <w:rFonts w:asciiTheme="minorEastAsia" w:eastAsiaTheme="minorEastAsia" w:hAnsiTheme="minorEastAsia" w:hint="eastAsia"/>
+              </w:rPr>
+            </w:pPr>
+            <w:r>
+              <w:rPr>
+                <w:rFonts w:asciiTheme="minorEastAsia" w:eastAsiaTheme="minorEastAsia" w:hAnsiTheme="minorEastAsia" w:hint="eastAsia"/>
+              </w:rPr>
+              <w:t>0</w:t>
+            </w:r>
+          </w:p>
+        </w:tc>
+        <w:tc>
+          <w:tcPr>
+            <w:tcW w:w="685" w:type="dxa"/>
+          </w:tcPr>
+          <w:p>
+            <w:pPr>
+              <w:jc w:val="center"/>
+              <w:rPr>
+                <w:rFonts w:asciiTheme="minorEastAsia" w:eastAsiaTheme="minorEastAsia" w:hAnsiTheme="minorEastAsia" w:hint="eastAsia"/>
+              </w:rPr>
+            </w:pPr>
+          </w:p>
+        </w:tc>
+        <w:tc>
+          <w:tcPr>
+            <w:tcW w:w="1863" w:type="dxa"/>
+          </w:tcPr>
+          <w:p>
+            <w:pPr>
+              <w:rPr>
+                <w:rFonts w:asciiTheme="minorEastAsia" w:eastAsiaTheme="minorEastAsia" w:hAnsiTheme="minorEastAsia" w:hint="eastAsia"/>
+              </w:rPr>
+            </w:pPr>
+            <w:r>
+              <w:rPr>
+                <w:rFonts w:asciiTheme="minorEastAsia" w:eastAsiaTheme="minorEastAsia" w:hAnsiTheme="minorEastAsia" w:hint="eastAsia"/>
+              </w:rPr>
+              <w:t>是否开启日志</w:t>
+            </w:r>
+          </w:p>
+        </w:tc>
+        <w:tc>
+          <w:tcPr>
+            <w:tcW w:w="2519" w:type="dxa"/>
+          </w:tcPr>
+          <w:p>
+            <w:pPr>
+              <w:rPr>
+                <w:rFonts w:asciiTheme="minorEastAsia" w:eastAsiaTheme="minorEastAsia" w:hAnsiTheme="minorEastAsia" w:hint="eastAsia"/>
+              </w:rPr>
+            </w:pPr>
+          </w:p>
+        </w:tc>
+      </w:tr>
+      <w:tr>
+        <w:tc>
+          <w:tcPr>
+            <w:tcW w:w="1630" w:type="dxa"/>
+          </w:tcPr>
+          <w:p>
+            <w:pPr>
+              <w:rPr>
+                <w:rFonts w:asciiTheme="minorEastAsia" w:eastAsiaTheme="minorEastAsia" w:hAnsiTheme="minorEastAsia" w:hint="eastAsia"/>
+              </w:rPr>
+            </w:pPr>
+            <w:r>
+              <w:rPr>
+                <w:rFonts w:asciiTheme="minorEastAsia" w:eastAsiaTheme="minorEastAsia" w:hAnsiTheme="minorEastAsia" w:hint="eastAsia"/>
+              </w:rPr>
               <w:t>is_enabled</w:t>
             </w:r>
           </w:p>
@@ -33266,6 +33545,198 @@
                 <w:rFonts w:asciiTheme="minorEastAsia" w:eastAsiaTheme="minorEastAsia" w:hAnsiTheme="minorEastAsia" w:hint="eastAsia"/>
               </w:rPr>
               <w:t>是否启用</w:t>
+            </w:r>
+          </w:p>
+        </w:tc>
+        <w:tc>
+          <w:tcPr>
+            <w:tcW w:w="2519" w:type="dxa"/>
+          </w:tcPr>
+          <w:p>
+            <w:pPr>
+              <w:rPr>
+                <w:rFonts w:asciiTheme="minorEastAsia" w:eastAsiaTheme="minorEastAsia" w:hAnsiTheme="minorEastAsia" w:hint="eastAsia"/>
+              </w:rPr>
+            </w:pPr>
+          </w:p>
+        </w:tc>
+      </w:tr>
+      <w:tr>
+        <w:tc>
+          <w:tcPr>
+            <w:tcW w:w="1630" w:type="dxa"/>
+          </w:tcPr>
+          <w:p>
+            <w:pPr>
+              <w:rPr>
+                <w:rFonts w:asciiTheme="minorEastAsia" w:eastAsiaTheme="minorEastAsia" w:hAnsiTheme="minorEastAsia" w:hint="eastAsia"/>
+              </w:rPr>
+            </w:pPr>
+            <w:r>
+              <w:rPr>
+                <w:rFonts w:asciiTheme="minorEastAsia" w:eastAsiaTheme="minorEastAsia" w:hAnsiTheme="minorEastAsia" w:hint="eastAsia"/>
+              </w:rPr>
+              <w:t>updated_by</w:t>
+            </w:r>
+          </w:p>
+        </w:tc>
+        <w:tc>
+          <w:tcPr>
+            <w:tcW w:w="1617" w:type="dxa"/>
+          </w:tcPr>
+          <w:p>
+            <w:pPr>
+              <w:rPr>
+                <w:rFonts w:asciiTheme="minorEastAsia" w:eastAsiaTheme="minorEastAsia" w:hAnsiTheme="minorEastAsia" w:hint="eastAsia"/>
+              </w:rPr>
+            </w:pPr>
+            <w:r>
+              <w:rPr>
+                <w:rFonts w:asciiTheme="minorEastAsia" w:eastAsiaTheme="minorEastAsia" w:hAnsiTheme="minorEastAsia" w:hint="eastAsia"/>
+              </w:rPr>
+              <w:t>VARCHAR(50)</w:t>
+            </w:r>
+          </w:p>
+        </w:tc>
+        <w:tc>
+          <w:tcPr>
+            <w:tcW w:w="1746" w:type="dxa"/>
+          </w:tcPr>
+          <w:p>
+            <w:pPr>
+              <w:rPr>
+                <w:rFonts w:asciiTheme="minorEastAsia" w:eastAsiaTheme="minorEastAsia" w:hAnsiTheme="minorEastAsia" w:hint="eastAsia"/>
+              </w:rPr>
+            </w:pPr>
+          </w:p>
+        </w:tc>
+        <w:tc>
+          <w:tcPr>
+            <w:tcW w:w="685" w:type="dxa"/>
+          </w:tcPr>
+          <w:p>
+            <w:pPr>
+              <w:jc w:val="center"/>
+              <w:rPr>
+                <w:rFonts w:asciiTheme="minorEastAsia" w:eastAsiaTheme="minorEastAsia" w:hAnsiTheme="minorEastAsia" w:hint="eastAsia"/>
+              </w:rPr>
+            </w:pPr>
+          </w:p>
+        </w:tc>
+        <w:tc>
+          <w:tcPr>
+            <w:tcW w:w="1863" w:type="dxa"/>
+          </w:tcPr>
+          <w:p>
+            <w:pPr>
+              <w:rPr>
+                <w:rFonts w:asciiTheme="minorEastAsia" w:eastAsiaTheme="minorEastAsia" w:hAnsiTheme="minorEastAsia" w:hint="eastAsia"/>
+              </w:rPr>
+            </w:pPr>
+            <w:r>
+              <w:rPr>
+                <w:rFonts w:asciiTheme="minorEastAsia" w:eastAsiaTheme="minorEastAsia" w:hAnsiTheme="minorEastAsia" w:hint="eastAsia"/>
+              </w:rPr>
+              <w:t>最后更新人</w:t>
+            </w:r>
+          </w:p>
+        </w:tc>
+        <w:tc>
+          <w:tcPr>
+            <w:tcW w:w="2519" w:type="dxa"/>
+          </w:tcPr>
+          <w:p>
+            <w:pPr>
+              <w:rPr>
+                <w:rFonts w:asciiTheme="minorEastAsia" w:eastAsiaTheme="minorEastAsia" w:hAnsiTheme="minorEastAsia" w:hint="eastAsia"/>
+              </w:rPr>
+            </w:pPr>
+          </w:p>
+        </w:tc>
+      </w:tr>
+      <w:tr>
+        <w:tc>
+          <w:tcPr>
+            <w:tcW w:w="1630" w:type="dxa"/>
+          </w:tcPr>
+          <w:p>
+            <w:pPr>
+              <w:rPr>
+                <w:rFonts w:asciiTheme="minorEastAsia" w:eastAsiaTheme="minorEastAsia" w:hAnsiTheme="minorEastAsia" w:hint="eastAsia"/>
+              </w:rPr>
+            </w:pPr>
+            <w:r>
+              <w:rPr>
+                <w:rFonts w:asciiTheme="minorEastAsia" w:eastAsiaTheme="minorEastAsia" w:hAnsiTheme="minorEastAsia" w:hint="eastAsia"/>
+              </w:rPr>
+              <w:t>updated_at</w:t>
+            </w:r>
+          </w:p>
+        </w:tc>
+        <w:tc>
+          <w:tcPr>
+            <w:tcW w:w="1617" w:type="dxa"/>
+          </w:tcPr>
+          <w:p>
+            <w:pPr>
+              <w:rPr>
+                <w:rFonts w:asciiTheme="minorEastAsia" w:eastAsiaTheme="minorEastAsia" w:hAnsiTheme="minorEastAsia" w:hint="eastAsia"/>
+              </w:rPr>
+            </w:pPr>
+            <w:r>
+              <w:rPr>
+                <w:rFonts w:asciiTheme="minorEastAsia" w:eastAsiaTheme="minorEastAsia" w:hAnsiTheme="minorEastAsia"/>
+              </w:rPr>
+              <w:t>DATETIME</w:t>
+            </w:r>
+          </w:p>
+        </w:tc>
+        <w:tc>
+          <w:tcPr>
+            <w:tcW w:w="1746" w:type="dxa"/>
+          </w:tcPr>
+          <w:p>
+            <w:pPr>
+              <w:rPr>
+                <w:rFonts w:asciiTheme="minorEastAsia" w:eastAsiaTheme="minorEastAsia" w:hAnsiTheme="minorEastAsia" w:hint="eastAsia"/>
+              </w:rPr>
+            </w:pPr>
+            <w:r>
+              <w:rPr>
+                <w:rFonts w:asciiTheme="minorEastAsia" w:eastAsiaTheme="minorEastAsia" w:hAnsiTheme="minorEastAsia" w:hint="eastAsia"/>
+              </w:rPr>
+              <w:t>NOW()</w:t>
+            </w:r>
+          </w:p>
+        </w:tc>
+        <w:tc>
+          <w:tcPr>
+            <w:tcW w:w="685" w:type="dxa"/>
+          </w:tcPr>
+          <w:p>
+            <w:pPr>
+              <w:jc w:val="center"/>
+              <w:rPr>
+                <w:rFonts w:asciiTheme="minorEastAsia" w:eastAsiaTheme="minorEastAsia" w:hAnsiTheme="minorEastAsia" w:hint="eastAsia"/>
+              </w:rPr>
+            </w:pPr>
+          </w:p>
+        </w:tc>
+        <w:tc>
+          <w:tcPr>
+            <w:tcW w:w="1863" w:type="dxa"/>
+          </w:tcPr>
+          <w:p>
+            <w:pPr>
+              <w:rPr>
+                <w:rFonts w:asciiTheme="minorEastAsia" w:eastAsiaTheme="minorEastAsia" w:hAnsiTheme="minorEastAsia" w:hint="eastAsia"/>
+              </w:rPr>
+            </w:pPr>
+            <w:r>
+              <w:rPr>
+                <w:rFonts w:asciiTheme="minorEastAsia" w:eastAsiaTheme="minorEastAsia" w:hAnsiTheme="minorEastAsia" w:hint="eastAsia"/>
+              </w:rPr>
+              <w:t>最后更新日期</w:t>
             </w:r>
           </w:p>
         </w:tc>
@@ -34474,6 +34945,7 @@
               <w:rPr>
                 <w:rFonts w:asciiTheme="minorEastAsia" w:eastAsiaTheme="minorEastAsia" w:hAnsiTheme="minorEastAsia" w:hint="eastAsia"/>
               </w:rPr>
+              <w:lastRenderedPageBreak/>
               <w:t>r</w:t>
             </w:r>
             <w:r>
@@ -34585,6 +35057,99 @@
               <w:rPr>
                 <w:rFonts w:asciiTheme="minorEastAsia" w:eastAsiaTheme="minorEastAsia" w:hAnsiTheme="minorEastAsia" w:hint="eastAsia"/>
               </w:rPr>
+              <w:t>updated_by</w:t>
+            </w:r>
+          </w:p>
+        </w:tc>
+        <w:tc>
+          <w:tcPr>
+            <w:tcW w:w="1617" w:type="dxa"/>
+          </w:tcPr>
+          <w:p>
+            <w:pPr>
+              <w:rPr>
+                <w:rFonts w:asciiTheme="minorEastAsia" w:eastAsiaTheme="minorEastAsia" w:hAnsiTheme="minorEastAsia" w:hint="eastAsia"/>
+              </w:rPr>
+            </w:pPr>
+            <w:r>
+              <w:rPr>
+                <w:rFonts w:asciiTheme="minorEastAsia" w:eastAsiaTheme="minorEastAsia" w:hAnsiTheme="minorEastAsia" w:hint="eastAsia"/>
+              </w:rPr>
+              <w:t>VARCHAR(50)</w:t>
+            </w:r>
+          </w:p>
+        </w:tc>
+        <w:tc>
+          <w:tcPr>
+            <w:tcW w:w="1746" w:type="dxa"/>
+          </w:tcPr>
+          <w:p>
+            <w:pPr>
+              <w:rPr>
+                <w:rFonts w:asciiTheme="minorEastAsia" w:eastAsiaTheme="minorEastAsia" w:hAnsiTheme="minorEastAsia" w:hint="eastAsia"/>
+              </w:rPr>
+            </w:pPr>
+          </w:p>
+        </w:tc>
+        <w:tc>
+          <w:tcPr>
+            <w:tcW w:w="685" w:type="dxa"/>
+          </w:tcPr>
+          <w:p>
+            <w:pPr>
+              <w:jc w:val="center"/>
+              <w:rPr>
+                <w:rFonts w:asciiTheme="minorEastAsia" w:eastAsiaTheme="minorEastAsia" w:hAnsiTheme="minorEastAsia" w:hint="eastAsia"/>
+              </w:rPr>
+            </w:pPr>
+          </w:p>
+        </w:tc>
+        <w:tc>
+          <w:tcPr>
+            <w:tcW w:w="1863" w:type="dxa"/>
+          </w:tcPr>
+          <w:p>
+            <w:pPr>
+              <w:rPr>
+                <w:rFonts w:asciiTheme="minorEastAsia" w:eastAsiaTheme="minorEastAsia" w:hAnsiTheme="minorEastAsia" w:hint="eastAsia"/>
+              </w:rPr>
+            </w:pPr>
+            <w:r>
+              <w:rPr>
+                <w:rFonts w:asciiTheme="minorEastAsia" w:eastAsiaTheme="minorEastAsia" w:hAnsiTheme="minorEastAsia" w:hint="eastAsia"/>
+              </w:rPr>
+              <w:t>最后更新人</w:t>
+            </w:r>
+          </w:p>
+        </w:tc>
+        <w:tc>
+          <w:tcPr>
+            <w:tcW w:w="2519" w:type="dxa"/>
+          </w:tcPr>
+          <w:p>
+            <w:pPr>
+              <w:rPr>
+                <w:rFonts w:asciiTheme="minorEastAsia" w:eastAsiaTheme="minorEastAsia" w:hAnsiTheme="minorEastAsia" w:hint="eastAsia"/>
+              </w:rPr>
+            </w:pPr>
+          </w:p>
+        </w:tc>
+      </w:tr>
+      <w:tr>
+        <w:tc>
+          <w:tcPr>
+            <w:tcW w:w="1630" w:type="dxa"/>
+          </w:tcPr>
+          <w:p>
+            <w:pPr>
+              <w:rPr>
+                <w:rFonts w:asciiTheme="minorEastAsia" w:eastAsiaTheme="minorEastAsia" w:hAnsiTheme="minorEastAsia" w:hint="eastAsia"/>
+              </w:rPr>
+            </w:pPr>
+            <w:r>
+              <w:rPr>
+                <w:rFonts w:asciiTheme="minorEastAsia" w:eastAsiaTheme="minorEastAsia" w:hAnsiTheme="minorEastAsia" w:hint="eastAsia"/>
+              </w:rPr>
               <w:t>updated_at</w:t>
             </w:r>
           </w:p>
@@ -34636,12 +35201,6 @@
                 <w:rFonts w:asciiTheme="minorEastAsia" w:eastAsiaTheme="minorEastAsia" w:hAnsiTheme="minorEastAsia" w:hint="eastAsia"/>
               </w:rPr>
             </w:pPr>
-            <w:r>
-              <w:rPr>
-                <w:rFonts w:asciiTheme="minorEastAsia" w:eastAsiaTheme="minorEastAsia" w:hAnsiTheme="minorEastAsia" w:hint="eastAsia"/>
-              </w:rPr>
-              <w:t>N</w:t>
-            </w:r>
           </w:p>
         </w:tc>
         <w:tc>
@@ -34696,7 +35255,6 @@
         <w:rPr>
           <w:rFonts w:asciiTheme="minorEastAsia" w:eastAsiaTheme="minorEastAsia" w:hAnsiTheme="minorEastAsia" w:hint="eastAsia"/>
         </w:rPr>
-        <w:lastRenderedPageBreak/>
         <w:t>系统配置数据</w:t>
       </w:r>
       <w:bookmarkEnd w:id="61"/>
@@ -37627,6 +38185,7 @@
         <w:rPr>
           <w:rFonts w:asciiTheme="minorEastAsia" w:eastAsiaTheme="minorEastAsia" w:hAnsiTheme="minorEastAsia" w:hint="eastAsia"/>
         </w:rPr>
+        <w:lastRenderedPageBreak/>
         <w:t>功能明细</w:t>
       </w:r>
       <w:bookmarkEnd w:id="73"/>
@@ -37682,7 +38241,6 @@
         <w:rPr>
           <w:rFonts w:asciiTheme="minorEastAsia" w:eastAsiaTheme="minorEastAsia" w:hAnsiTheme="minorEastAsia" w:hint="eastAsia"/>
         </w:rPr>
-        <w:lastRenderedPageBreak/>
         <w:t>功能说明:</w:t>
       </w:r>
       <w:bookmarkEnd w:id="76"/>
@@ -44370,7 +44928,6 @@
   <w:style w:type="character" w:default="1" w:styleId="a0">
     <w:name w:val="Default Paragraph Font"/>
     <w:uiPriority w:val="1"/>
-    <w:semiHidden/>
     <w:unhideWhenUsed/>
   </w:style>
   <w:style w:type="table" w:default="1" w:styleId="a1">

--- a/Docs/Thea - MySql.docx
+++ b/Docs/Thea - MySql.docx
@@ -31945,6 +31945,198 @@
               <w:rPr>
                 <w:rFonts w:asciiTheme="minorEastAsia" w:eastAsiaTheme="minorEastAsia" w:hAnsiTheme="minorEastAsia" w:hint="eastAsia"/>
               </w:rPr>
+              <w:t>created_by</w:t>
+            </w:r>
+          </w:p>
+        </w:tc>
+        <w:tc>
+          <w:tcPr>
+            <w:tcW w:w="1615" w:type="dxa"/>
+          </w:tcPr>
+          <w:p>
+            <w:pPr>
+              <w:rPr>
+                <w:rFonts w:asciiTheme="minorEastAsia" w:eastAsiaTheme="minorEastAsia" w:hAnsiTheme="minorEastAsia" w:hint="eastAsia"/>
+              </w:rPr>
+            </w:pPr>
+            <w:r>
+              <w:rPr>
+                <w:rFonts w:asciiTheme="minorEastAsia" w:eastAsiaTheme="minorEastAsia" w:hAnsiTheme="minorEastAsia" w:hint="eastAsia"/>
+              </w:rPr>
+              <w:t>VARCHAR(50)</w:t>
+            </w:r>
+          </w:p>
+        </w:tc>
+        <w:tc>
+          <w:tcPr>
+            <w:tcW w:w="1739" w:type="dxa"/>
+          </w:tcPr>
+          <w:p>
+            <w:pPr>
+              <w:rPr>
+                <w:rFonts w:asciiTheme="minorEastAsia" w:eastAsiaTheme="minorEastAsia" w:hAnsiTheme="minorEastAsia" w:hint="eastAsia"/>
+              </w:rPr>
+            </w:pPr>
+          </w:p>
+        </w:tc>
+        <w:tc>
+          <w:tcPr>
+            <w:tcW w:w="684" w:type="dxa"/>
+          </w:tcPr>
+          <w:p>
+            <w:pPr>
+              <w:jc w:val="center"/>
+              <w:rPr>
+                <w:rFonts w:asciiTheme="minorEastAsia" w:eastAsiaTheme="minorEastAsia" w:hAnsiTheme="minorEastAsia" w:hint="eastAsia"/>
+              </w:rPr>
+            </w:pPr>
+          </w:p>
+        </w:tc>
+        <w:tc>
+          <w:tcPr>
+            <w:tcW w:w="1856" w:type="dxa"/>
+          </w:tcPr>
+          <w:p>
+            <w:pPr>
+              <w:rPr>
+                <w:rFonts w:asciiTheme="minorEastAsia" w:eastAsiaTheme="minorEastAsia" w:hAnsiTheme="minorEastAsia" w:hint="eastAsia"/>
+              </w:rPr>
+            </w:pPr>
+            <w:r>
+              <w:rPr>
+                <w:rFonts w:asciiTheme="minorEastAsia" w:eastAsiaTheme="minorEastAsia" w:hAnsiTheme="minorEastAsia" w:hint="eastAsia"/>
+              </w:rPr>
+              <w:t>创建人</w:t>
+            </w:r>
+          </w:p>
+        </w:tc>
+        <w:tc>
+          <w:tcPr>
+            <w:tcW w:w="2510" w:type="dxa"/>
+          </w:tcPr>
+          <w:p>
+            <w:pPr>
+              <w:rPr>
+                <w:rFonts w:asciiTheme="minorEastAsia" w:eastAsiaTheme="minorEastAsia" w:hAnsiTheme="minorEastAsia" w:hint="eastAsia"/>
+              </w:rPr>
+            </w:pPr>
+          </w:p>
+        </w:tc>
+      </w:tr>
+      <w:tr>
+        <w:tc>
+          <w:tcPr>
+            <w:tcW w:w="1656" w:type="dxa"/>
+          </w:tcPr>
+          <w:p>
+            <w:pPr>
+              <w:rPr>
+                <w:rFonts w:asciiTheme="minorEastAsia" w:eastAsiaTheme="minorEastAsia" w:hAnsiTheme="minorEastAsia" w:hint="eastAsia"/>
+              </w:rPr>
+            </w:pPr>
+            <w:r>
+              <w:rPr>
+                <w:rFonts w:asciiTheme="minorEastAsia" w:eastAsiaTheme="minorEastAsia" w:hAnsiTheme="minorEastAsia" w:hint="eastAsia"/>
+              </w:rPr>
+              <w:t>created_at</w:t>
+            </w:r>
+          </w:p>
+        </w:tc>
+        <w:tc>
+          <w:tcPr>
+            <w:tcW w:w="1615" w:type="dxa"/>
+          </w:tcPr>
+          <w:p>
+            <w:pPr>
+              <w:rPr>
+                <w:rFonts w:asciiTheme="minorEastAsia" w:eastAsiaTheme="minorEastAsia" w:hAnsiTheme="minorEastAsia" w:hint="eastAsia"/>
+              </w:rPr>
+            </w:pPr>
+            <w:r>
+              <w:rPr>
+                <w:rFonts w:asciiTheme="minorEastAsia" w:eastAsiaTheme="minorEastAsia" w:hAnsiTheme="minorEastAsia"/>
+              </w:rPr>
+              <w:t>DATETIME</w:t>
+            </w:r>
+          </w:p>
+        </w:tc>
+        <w:tc>
+          <w:tcPr>
+            <w:tcW w:w="1739" w:type="dxa"/>
+          </w:tcPr>
+          <w:p>
+            <w:pPr>
+              <w:rPr>
+                <w:rFonts w:asciiTheme="minorEastAsia" w:eastAsiaTheme="minorEastAsia" w:hAnsiTheme="minorEastAsia" w:hint="eastAsia"/>
+              </w:rPr>
+            </w:pPr>
+            <w:r>
+              <w:rPr>
+                <w:rFonts w:asciiTheme="minorEastAsia" w:eastAsiaTheme="minorEastAsia" w:hAnsiTheme="minorEastAsia" w:hint="eastAsia"/>
+              </w:rPr>
+              <w:t>NOW()</w:t>
+            </w:r>
+          </w:p>
+        </w:tc>
+        <w:tc>
+          <w:tcPr>
+            <w:tcW w:w="684" w:type="dxa"/>
+          </w:tcPr>
+          <w:p>
+            <w:pPr>
+              <w:jc w:val="center"/>
+              <w:rPr>
+                <w:rFonts w:asciiTheme="minorEastAsia" w:eastAsiaTheme="minorEastAsia" w:hAnsiTheme="minorEastAsia" w:hint="eastAsia"/>
+              </w:rPr>
+            </w:pPr>
+          </w:p>
+        </w:tc>
+        <w:tc>
+          <w:tcPr>
+            <w:tcW w:w="1856" w:type="dxa"/>
+          </w:tcPr>
+          <w:p>
+            <w:pPr>
+              <w:rPr>
+                <w:rFonts w:asciiTheme="minorEastAsia" w:eastAsiaTheme="minorEastAsia" w:hAnsiTheme="minorEastAsia" w:hint="eastAsia"/>
+              </w:rPr>
+            </w:pPr>
+            <w:r>
+              <w:rPr>
+                <w:rFonts w:asciiTheme="minorEastAsia" w:eastAsiaTheme="minorEastAsia" w:hAnsiTheme="minorEastAsia" w:hint="eastAsia"/>
+              </w:rPr>
+              <w:t>创建日期</w:t>
+            </w:r>
+          </w:p>
+        </w:tc>
+        <w:tc>
+          <w:tcPr>
+            <w:tcW w:w="2510" w:type="dxa"/>
+          </w:tcPr>
+          <w:p>
+            <w:pPr>
+              <w:rPr>
+                <w:rFonts w:asciiTheme="minorEastAsia" w:eastAsiaTheme="minorEastAsia" w:hAnsiTheme="minorEastAsia" w:hint="eastAsia"/>
+              </w:rPr>
+            </w:pPr>
+          </w:p>
+        </w:tc>
+      </w:tr>
+      <w:tr>
+        <w:tc>
+          <w:tcPr>
+            <w:tcW w:w="1656" w:type="dxa"/>
+          </w:tcPr>
+          <w:p>
+            <w:pPr>
+              <w:rPr>
+                <w:rFonts w:asciiTheme="minorEastAsia" w:eastAsiaTheme="minorEastAsia" w:hAnsiTheme="minorEastAsia" w:hint="eastAsia"/>
+              </w:rPr>
+            </w:pPr>
+            <w:r>
+              <w:rPr>
+                <w:rFonts w:asciiTheme="minorEastAsia" w:eastAsiaTheme="minorEastAsia" w:hAnsiTheme="minorEastAsia" w:hint="eastAsia"/>
+              </w:rPr>
               <w:t>updated_by</w:t>
             </w:r>
           </w:p>
@@ -33576,6 +33768,198 @@
               <w:rPr>
                 <w:rFonts w:asciiTheme="minorEastAsia" w:eastAsiaTheme="minorEastAsia" w:hAnsiTheme="minorEastAsia" w:hint="eastAsia"/>
               </w:rPr>
+              <w:t>created_by</w:t>
+            </w:r>
+          </w:p>
+        </w:tc>
+        <w:tc>
+          <w:tcPr>
+            <w:tcW w:w="1617" w:type="dxa"/>
+          </w:tcPr>
+          <w:p>
+            <w:pPr>
+              <w:rPr>
+                <w:rFonts w:asciiTheme="minorEastAsia" w:eastAsiaTheme="minorEastAsia" w:hAnsiTheme="minorEastAsia" w:hint="eastAsia"/>
+              </w:rPr>
+            </w:pPr>
+            <w:r>
+              <w:rPr>
+                <w:rFonts w:asciiTheme="minorEastAsia" w:eastAsiaTheme="minorEastAsia" w:hAnsiTheme="minorEastAsia" w:hint="eastAsia"/>
+              </w:rPr>
+              <w:t>VARCHAR(50)</w:t>
+            </w:r>
+          </w:p>
+        </w:tc>
+        <w:tc>
+          <w:tcPr>
+            <w:tcW w:w="1746" w:type="dxa"/>
+          </w:tcPr>
+          <w:p>
+            <w:pPr>
+              <w:rPr>
+                <w:rFonts w:asciiTheme="minorEastAsia" w:eastAsiaTheme="minorEastAsia" w:hAnsiTheme="minorEastAsia" w:hint="eastAsia"/>
+              </w:rPr>
+            </w:pPr>
+          </w:p>
+        </w:tc>
+        <w:tc>
+          <w:tcPr>
+            <w:tcW w:w="685" w:type="dxa"/>
+          </w:tcPr>
+          <w:p>
+            <w:pPr>
+              <w:jc w:val="center"/>
+              <w:rPr>
+                <w:rFonts w:asciiTheme="minorEastAsia" w:eastAsiaTheme="minorEastAsia" w:hAnsiTheme="minorEastAsia" w:hint="eastAsia"/>
+              </w:rPr>
+            </w:pPr>
+          </w:p>
+        </w:tc>
+        <w:tc>
+          <w:tcPr>
+            <w:tcW w:w="1863" w:type="dxa"/>
+          </w:tcPr>
+          <w:p>
+            <w:pPr>
+              <w:rPr>
+                <w:rFonts w:asciiTheme="minorEastAsia" w:eastAsiaTheme="minorEastAsia" w:hAnsiTheme="minorEastAsia" w:hint="eastAsia"/>
+              </w:rPr>
+            </w:pPr>
+            <w:r>
+              <w:rPr>
+                <w:rFonts w:asciiTheme="minorEastAsia" w:eastAsiaTheme="minorEastAsia" w:hAnsiTheme="minorEastAsia" w:hint="eastAsia"/>
+              </w:rPr>
+              <w:t>创建人</w:t>
+            </w:r>
+          </w:p>
+        </w:tc>
+        <w:tc>
+          <w:tcPr>
+            <w:tcW w:w="2519" w:type="dxa"/>
+          </w:tcPr>
+          <w:p>
+            <w:pPr>
+              <w:rPr>
+                <w:rFonts w:asciiTheme="minorEastAsia" w:eastAsiaTheme="minorEastAsia" w:hAnsiTheme="minorEastAsia" w:hint="eastAsia"/>
+              </w:rPr>
+            </w:pPr>
+          </w:p>
+        </w:tc>
+      </w:tr>
+      <w:tr>
+        <w:tc>
+          <w:tcPr>
+            <w:tcW w:w="1630" w:type="dxa"/>
+          </w:tcPr>
+          <w:p>
+            <w:pPr>
+              <w:rPr>
+                <w:rFonts w:asciiTheme="minorEastAsia" w:eastAsiaTheme="minorEastAsia" w:hAnsiTheme="minorEastAsia" w:hint="eastAsia"/>
+              </w:rPr>
+            </w:pPr>
+            <w:r>
+              <w:rPr>
+                <w:rFonts w:asciiTheme="minorEastAsia" w:eastAsiaTheme="minorEastAsia" w:hAnsiTheme="minorEastAsia" w:hint="eastAsia"/>
+              </w:rPr>
+              <w:t>created_at</w:t>
+            </w:r>
+          </w:p>
+        </w:tc>
+        <w:tc>
+          <w:tcPr>
+            <w:tcW w:w="1617" w:type="dxa"/>
+          </w:tcPr>
+          <w:p>
+            <w:pPr>
+              <w:rPr>
+                <w:rFonts w:asciiTheme="minorEastAsia" w:eastAsiaTheme="minorEastAsia" w:hAnsiTheme="minorEastAsia" w:hint="eastAsia"/>
+              </w:rPr>
+            </w:pPr>
+            <w:r>
+              <w:rPr>
+                <w:rFonts w:asciiTheme="minorEastAsia" w:eastAsiaTheme="minorEastAsia" w:hAnsiTheme="minorEastAsia"/>
+              </w:rPr>
+              <w:t>DATETIME</w:t>
+            </w:r>
+          </w:p>
+        </w:tc>
+        <w:tc>
+          <w:tcPr>
+            <w:tcW w:w="1746" w:type="dxa"/>
+          </w:tcPr>
+          <w:p>
+            <w:pPr>
+              <w:rPr>
+                <w:rFonts w:asciiTheme="minorEastAsia" w:eastAsiaTheme="minorEastAsia" w:hAnsiTheme="minorEastAsia" w:hint="eastAsia"/>
+              </w:rPr>
+            </w:pPr>
+            <w:r>
+              <w:rPr>
+                <w:rFonts w:asciiTheme="minorEastAsia" w:eastAsiaTheme="minorEastAsia" w:hAnsiTheme="minorEastAsia" w:hint="eastAsia"/>
+              </w:rPr>
+              <w:t>NOW()</w:t>
+            </w:r>
+          </w:p>
+        </w:tc>
+        <w:tc>
+          <w:tcPr>
+            <w:tcW w:w="685" w:type="dxa"/>
+          </w:tcPr>
+          <w:p>
+            <w:pPr>
+              <w:jc w:val="center"/>
+              <w:rPr>
+                <w:rFonts w:asciiTheme="minorEastAsia" w:eastAsiaTheme="minorEastAsia" w:hAnsiTheme="minorEastAsia" w:hint="eastAsia"/>
+              </w:rPr>
+            </w:pPr>
+          </w:p>
+        </w:tc>
+        <w:tc>
+          <w:tcPr>
+            <w:tcW w:w="1863" w:type="dxa"/>
+          </w:tcPr>
+          <w:p>
+            <w:pPr>
+              <w:rPr>
+                <w:rFonts w:asciiTheme="minorEastAsia" w:eastAsiaTheme="minorEastAsia" w:hAnsiTheme="minorEastAsia" w:hint="eastAsia"/>
+              </w:rPr>
+            </w:pPr>
+            <w:r>
+              <w:rPr>
+                <w:rFonts w:asciiTheme="minorEastAsia" w:eastAsiaTheme="minorEastAsia" w:hAnsiTheme="minorEastAsia" w:hint="eastAsia"/>
+              </w:rPr>
+              <w:t>创建日期</w:t>
+            </w:r>
+          </w:p>
+        </w:tc>
+        <w:tc>
+          <w:tcPr>
+            <w:tcW w:w="2519" w:type="dxa"/>
+          </w:tcPr>
+          <w:p>
+            <w:pPr>
+              <w:rPr>
+                <w:rFonts w:asciiTheme="minorEastAsia" w:eastAsiaTheme="minorEastAsia" w:hAnsiTheme="minorEastAsia" w:hint="eastAsia"/>
+              </w:rPr>
+            </w:pPr>
+          </w:p>
+        </w:tc>
+      </w:tr>
+      <w:tr>
+        <w:tc>
+          <w:tcPr>
+            <w:tcW w:w="1630" w:type="dxa"/>
+          </w:tcPr>
+          <w:p>
+            <w:pPr>
+              <w:rPr>
+                <w:rFonts w:asciiTheme="minorEastAsia" w:eastAsiaTheme="minorEastAsia" w:hAnsiTheme="minorEastAsia" w:hint="eastAsia"/>
+              </w:rPr>
+            </w:pPr>
+            <w:r>
+              <w:rPr>
+                <w:rFonts w:asciiTheme="minorEastAsia" w:eastAsiaTheme="minorEastAsia" w:hAnsiTheme="minorEastAsia" w:hint="eastAsia"/>
+              </w:rPr>
               <w:t>updated_by</w:t>
             </w:r>
           </w:p>
@@ -34610,7 +34994,14 @@
               <w:rPr>
                 <w:rFonts w:asciiTheme="minorEastAsia" w:eastAsiaTheme="minorEastAsia" w:hAnsiTheme="minorEastAsia" w:hint="eastAsia"/>
               </w:rPr>
-              <w:t>有状态是队列个数，无状态是消费者个数</w:t>
+              <w:t>有状态是队列个数，无状态是</w:t>
+            </w:r>
+            <w:r>
+              <w:rPr>
+                <w:rFonts w:asciiTheme="minorEastAsia" w:eastAsiaTheme="minorEastAsia" w:hAnsiTheme="minorEastAsia" w:hint="eastAsia"/>
+              </w:rPr>
+              <w:lastRenderedPageBreak/>
+              <w:t>消费者个数</w:t>
             </w:r>
           </w:p>
         </w:tc>
@@ -34630,6 +35021,7 @@
               <w:rPr>
                 <w:rFonts w:asciiTheme="minorEastAsia" w:eastAsiaTheme="minorEastAsia" w:hAnsiTheme="minorEastAsia" w:hint="eastAsia"/>
               </w:rPr>
+              <w:lastRenderedPageBreak/>
               <w:t>body</w:t>
             </w:r>
           </w:p>
@@ -34945,7 +35337,6 @@
               <w:rPr>
                 <w:rFonts w:asciiTheme="minorEastAsia" w:eastAsiaTheme="minorEastAsia" w:hAnsiTheme="minorEastAsia" w:hint="eastAsia"/>
               </w:rPr>
-              <w:lastRenderedPageBreak/>
               <w:t>r</w:t>
             </w:r>
             <w:r>
@@ -38185,7 +38576,6 @@
         <w:rPr>
           <w:rFonts w:asciiTheme="minorEastAsia" w:eastAsiaTheme="minorEastAsia" w:hAnsiTheme="minorEastAsia" w:hint="eastAsia"/>
         </w:rPr>
-        <w:lastRenderedPageBreak/>
         <w:t>功能明细</w:t>
       </w:r>
       <w:bookmarkEnd w:id="73"/>
@@ -44928,6 +45318,7 @@
   <w:style w:type="character" w:default="1" w:styleId="a0">
     <w:name w:val="Default Paragraph Font"/>
     <w:uiPriority w:val="1"/>
+    <w:semiHidden/>
     <w:unhideWhenUsed/>
   </w:style>
   <w:style w:type="table" w:default="1" w:styleId="a1">

--- a/Docs/Thea - MySql.docx
+++ b/Docs/Thea - MySql.docx
@@ -882,12 +882,14 @@
               </w:rPr>
               <w:t>新增</w:t>
             </w:r>
+            <w:proofErr w:type="spellStart"/>
             <w:r>
               <w:rPr>
                 <w:rFonts w:asciiTheme="minorEastAsia" w:eastAsiaTheme="minorEastAsia" w:hAnsiTheme="minorEastAsia"/>
               </w:rPr>
               <w:t>sys_file</w:t>
             </w:r>
+            <w:proofErr w:type="spellEnd"/>
             <w:r>
               <w:rPr>
                 <w:rFonts w:asciiTheme="minorEastAsia" w:eastAsiaTheme="minorEastAsia" w:hAnsiTheme="minorEastAsia" w:hint="eastAsia"/>
@@ -989,6 +991,7 @@
                 <w:szCs w:val="16"/>
               </w:rPr>
             </w:pPr>
+            <w:proofErr w:type="spellStart"/>
             <w:r>
               <w:rPr>
                 <w:rFonts w:asciiTheme="minorEastAsia" w:eastAsiaTheme="minorEastAsia" w:hAnsiTheme="minorEastAsia" w:hint="eastAsia"/>
@@ -1009,6 +1012,7 @@
               </w:rPr>
               <w:t>page</w:t>
             </w:r>
+            <w:proofErr w:type="spellEnd"/>
             <w:r>
               <w:rPr>
                 <w:rFonts w:asciiTheme="minorEastAsia" w:eastAsiaTheme="minorEastAsia" w:hAnsiTheme="minorEastAsia" w:hint="eastAsia"/>
@@ -10097,12 +10101,14 @@
           <w:rFonts w:asciiTheme="minorEastAsia" w:eastAsiaTheme="minorEastAsia" w:hAnsiTheme="minorEastAsia" w:hint="eastAsia"/>
         </w:rPr>
       </w:pPr>
+      <w:proofErr w:type="spellStart"/>
       <w:r>
         <w:rPr>
           <w:rFonts w:asciiTheme="minorEastAsia" w:eastAsiaTheme="minorEastAsia" w:hAnsiTheme="minorEastAsia" w:hint="eastAsia"/>
         </w:rPr>
         <w:t>sys_user</w:t>
       </w:r>
+      <w:proofErr w:type="spellEnd"/>
     </w:p>
     <w:tbl>
       <w:tblPr>
@@ -10155,6 +10161,7 @@
                 <w:rFonts w:asciiTheme="minorEastAsia" w:eastAsiaTheme="minorEastAsia" w:hAnsiTheme="minorEastAsia" w:hint="eastAsia"/>
               </w:rPr>
             </w:pPr>
+            <w:proofErr w:type="spellStart"/>
             <w:r>
               <w:rPr>
                 <w:rFonts w:asciiTheme="minorEastAsia" w:eastAsiaTheme="minorEastAsia" w:hAnsiTheme="minorEastAsia" w:hint="eastAsia"/>
@@ -10167,6 +10174,7 @@
               </w:rPr>
               <w:t>user</w:t>
             </w:r>
+            <w:proofErr w:type="spellEnd"/>
           </w:p>
         </w:tc>
       </w:tr>
@@ -10267,6 +10275,7 @@
                 <w:rFonts w:asciiTheme="minorEastAsia" w:eastAsiaTheme="minorEastAsia" w:hAnsiTheme="minorEastAsia" w:hint="eastAsia"/>
               </w:rPr>
             </w:pPr>
+            <w:proofErr w:type="spellStart"/>
             <w:r>
               <w:rPr>
                 <w:rFonts w:asciiTheme="minorEastAsia" w:eastAsiaTheme="minorEastAsia" w:hAnsiTheme="minorEastAsia" w:hint="eastAsia"/>
@@ -10285,6 +10294,7 @@
               </w:rPr>
               <w:t>d</w:t>
             </w:r>
+            <w:proofErr w:type="spellEnd"/>
           </w:p>
         </w:tc>
         <w:tc>
@@ -10554,6 +10564,7 @@
                 <w:rFonts w:asciiTheme="minorEastAsia" w:eastAsiaTheme="minorEastAsia" w:hAnsiTheme="minorEastAsia" w:hint="eastAsia"/>
               </w:rPr>
             </w:pPr>
+            <w:proofErr w:type="spellStart"/>
             <w:r>
               <w:rPr>
                 <w:rFonts w:asciiTheme="minorEastAsia" w:eastAsiaTheme="minorEastAsia" w:hAnsiTheme="minorEastAsia" w:hint="eastAsia"/>
@@ -10566,6 +10577,7 @@
               </w:rPr>
               <w:t>_id</w:t>
             </w:r>
+            <w:proofErr w:type="spellEnd"/>
           </w:p>
         </w:tc>
         <w:tc>
@@ -10665,12 +10677,14 @@
                 <w:rFonts w:asciiTheme="minorEastAsia" w:eastAsiaTheme="minorEastAsia" w:hAnsiTheme="minorEastAsia" w:hint="eastAsia"/>
               </w:rPr>
             </w:pPr>
+            <w:proofErr w:type="spellStart"/>
             <w:r>
               <w:rPr>
                 <w:rFonts w:asciiTheme="minorEastAsia" w:eastAsiaTheme="minorEastAsia" w:hAnsiTheme="minorEastAsia" w:hint="eastAsia"/>
               </w:rPr>
               <w:t>user_name</w:t>
             </w:r>
+            <w:proofErr w:type="spellEnd"/>
           </w:p>
         </w:tc>
         <w:tc>
@@ -11079,6 +11093,7 @@
                 <w:rFonts w:asciiTheme="minorEastAsia" w:eastAsiaTheme="minorEastAsia" w:hAnsiTheme="minorEastAsia" w:hint="eastAsia"/>
               </w:rPr>
             </w:pPr>
+            <w:proofErr w:type="spellStart"/>
             <w:r>
               <w:rPr>
                 <w:rFonts w:asciiTheme="minorEastAsia" w:eastAsiaTheme="minorEastAsia" w:hAnsiTheme="minorEastAsia" w:cs="新宋体" w:hint="eastAsia"/>
@@ -11086,6 +11101,7 @@
               </w:rPr>
               <w:t>tenant_id</w:t>
             </w:r>
+            <w:proofErr w:type="spellEnd"/>
           </w:p>
         </w:tc>
         <w:tc>
@@ -11372,12 +11388,14 @@
                 <w:rFonts w:asciiTheme="minorEastAsia" w:eastAsiaTheme="minorEastAsia" w:hAnsiTheme="minorEastAsia" w:hint="eastAsia"/>
               </w:rPr>
             </w:pPr>
+            <w:proofErr w:type="spellStart"/>
             <w:r>
               <w:rPr>
                 <w:rFonts w:asciiTheme="minorEastAsia" w:eastAsiaTheme="minorEastAsia" w:hAnsiTheme="minorEastAsia" w:hint="eastAsia"/>
               </w:rPr>
               <w:t>birth_date</w:t>
             </w:r>
+            <w:proofErr w:type="spellEnd"/>
           </w:p>
         </w:tc>
         <w:tc>
@@ -11564,6 +11582,7 @@
                 <w:rFonts w:asciiTheme="minorEastAsia" w:eastAsiaTheme="minorEastAsia" w:hAnsiTheme="minorEastAsia" w:hint="eastAsia"/>
               </w:rPr>
             </w:pPr>
+            <w:proofErr w:type="spellStart"/>
             <w:r>
               <w:rPr>
                 <w:rFonts w:asciiTheme="minorEastAsia" w:eastAsiaTheme="minorEastAsia" w:hAnsiTheme="minorEastAsia" w:hint="eastAsia"/>
@@ -11582,6 +11601,7 @@
               </w:rPr>
               <w:t>ar_url</w:t>
             </w:r>
+            <w:proofErr w:type="spellEnd"/>
           </w:p>
         </w:tc>
         <w:tc>
@@ -11681,12 +11701,14 @@
                 <w:rFonts w:asciiTheme="minorEastAsia" w:eastAsiaTheme="minorEastAsia" w:hAnsiTheme="minorEastAsia" w:hint="eastAsia"/>
               </w:rPr>
             </w:pPr>
+            <w:proofErr w:type="spellStart"/>
             <w:r>
               <w:rPr>
                 <w:rFonts w:asciiTheme="minorEastAsia" w:eastAsiaTheme="minorEastAsia" w:hAnsiTheme="minorEastAsia" w:hint="eastAsia"/>
               </w:rPr>
               <w:t>locked_end</w:t>
             </w:r>
+            <w:proofErr w:type="spellEnd"/>
           </w:p>
         </w:tc>
         <w:tc>
@@ -11877,12 +11899,14 @@
               </w:rPr>
               <w:t>[参]</w:t>
             </w:r>
+            <w:proofErr w:type="spellStart"/>
             <w:r>
               <w:rPr>
                 <w:rFonts w:asciiTheme="minorEastAsia" w:eastAsiaTheme="minorEastAsia" w:hAnsiTheme="minorEastAsia" w:hint="eastAsia"/>
               </w:rPr>
               <w:t>DataStatus</w:t>
             </w:r>
+            <w:proofErr w:type="spellEnd"/>
           </w:p>
         </w:tc>
       </w:tr>
@@ -11897,12 +11921,14 @@
                 <w:rFonts w:asciiTheme="minorEastAsia" w:eastAsiaTheme="minorEastAsia" w:hAnsiTheme="minorEastAsia" w:hint="eastAsia"/>
               </w:rPr>
             </w:pPr>
+            <w:proofErr w:type="spellStart"/>
             <w:r>
               <w:rPr>
                 <w:rFonts w:asciiTheme="minorEastAsia" w:eastAsiaTheme="minorEastAsia" w:hAnsiTheme="minorEastAsia" w:hint="eastAsia"/>
               </w:rPr>
               <w:t>created_by</w:t>
             </w:r>
+            <w:proofErr w:type="spellEnd"/>
           </w:p>
         </w:tc>
         <w:tc>
@@ -11996,12 +12022,14 @@
                 <w:rFonts w:asciiTheme="minorEastAsia" w:eastAsiaTheme="minorEastAsia" w:hAnsiTheme="minorEastAsia" w:hint="eastAsia"/>
               </w:rPr>
             </w:pPr>
+            <w:proofErr w:type="spellStart"/>
             <w:r>
               <w:rPr>
                 <w:rFonts w:asciiTheme="minorEastAsia" w:eastAsiaTheme="minorEastAsia" w:hAnsiTheme="minorEastAsia" w:hint="eastAsia"/>
               </w:rPr>
               <w:t>created_at</w:t>
             </w:r>
+            <w:proofErr w:type="spellEnd"/>
           </w:p>
         </w:tc>
         <w:tc>
@@ -12101,12 +12129,14 @@
                 <w:rFonts w:asciiTheme="minorEastAsia" w:eastAsiaTheme="minorEastAsia" w:hAnsiTheme="minorEastAsia" w:hint="eastAsia"/>
               </w:rPr>
             </w:pPr>
+            <w:proofErr w:type="spellStart"/>
             <w:r>
               <w:rPr>
                 <w:rFonts w:asciiTheme="minorEastAsia" w:eastAsiaTheme="minorEastAsia" w:hAnsiTheme="minorEastAsia" w:hint="eastAsia"/>
               </w:rPr>
               <w:t>updated_by</w:t>
             </w:r>
+            <w:proofErr w:type="spellEnd"/>
           </w:p>
         </w:tc>
         <w:tc>
@@ -12200,12 +12230,14 @@
                 <w:rFonts w:asciiTheme="minorEastAsia" w:eastAsiaTheme="minorEastAsia" w:hAnsiTheme="minorEastAsia" w:hint="eastAsia"/>
               </w:rPr>
             </w:pPr>
+            <w:proofErr w:type="spellStart"/>
             <w:r>
               <w:rPr>
                 <w:rFonts w:asciiTheme="minorEastAsia" w:eastAsiaTheme="minorEastAsia" w:hAnsiTheme="minorEastAsia" w:hint="eastAsia"/>
               </w:rPr>
               <w:t>updated_at</w:t>
             </w:r>
+            <w:proofErr w:type="spellEnd"/>
           </w:p>
         </w:tc>
         <w:tc>
@@ -12306,12 +12338,14 @@
           <w:rFonts w:asciiTheme="minorEastAsia" w:eastAsiaTheme="minorEastAsia" w:hAnsiTheme="minorEastAsia" w:hint="eastAsia"/>
         </w:rPr>
       </w:pPr>
+      <w:proofErr w:type="spellStart"/>
       <w:r>
         <w:rPr>
           <w:rFonts w:asciiTheme="minorEastAsia" w:eastAsiaTheme="minorEastAsia" w:hAnsiTheme="minorEastAsia" w:hint="eastAsia"/>
         </w:rPr>
         <w:t>sys_role</w:t>
       </w:r>
+      <w:proofErr w:type="spellEnd"/>
     </w:p>
     <w:tbl>
       <w:tblPr>
@@ -12364,12 +12398,14 @@
                 <w:rFonts w:asciiTheme="minorEastAsia" w:eastAsiaTheme="minorEastAsia" w:hAnsiTheme="minorEastAsia" w:hint="eastAsia"/>
               </w:rPr>
             </w:pPr>
+            <w:proofErr w:type="spellStart"/>
             <w:r>
               <w:rPr>
                 <w:rFonts w:asciiTheme="minorEastAsia" w:eastAsiaTheme="minorEastAsia" w:hAnsiTheme="minorEastAsia" w:hint="eastAsia"/>
               </w:rPr>
               <w:t>sys_role</w:t>
             </w:r>
+            <w:proofErr w:type="spellEnd"/>
           </w:p>
         </w:tc>
       </w:tr>
@@ -12458,6 +12494,7 @@
                 <w:rFonts w:asciiTheme="minorEastAsia" w:eastAsiaTheme="minorEastAsia" w:hAnsiTheme="minorEastAsia" w:hint="eastAsia"/>
               </w:rPr>
             </w:pPr>
+            <w:proofErr w:type="spellStart"/>
             <w:r>
               <w:rPr>
                 <w:rFonts w:asciiTheme="minorEastAsia" w:eastAsiaTheme="minorEastAsia" w:hAnsiTheme="minorEastAsia" w:hint="eastAsia"/>
@@ -12482,6 +12519,7 @@
               </w:rPr>
               <w:t>d</w:t>
             </w:r>
+            <w:proofErr w:type="spellEnd"/>
           </w:p>
         </w:tc>
         <w:tc>
@@ -12751,6 +12789,7 @@
                 <w:rFonts w:asciiTheme="minorEastAsia" w:eastAsiaTheme="minorEastAsia" w:hAnsiTheme="minorEastAsia" w:hint="eastAsia"/>
               </w:rPr>
             </w:pPr>
+            <w:proofErr w:type="spellStart"/>
             <w:r>
               <w:rPr>
                 <w:rFonts w:asciiTheme="minorEastAsia" w:eastAsiaTheme="minorEastAsia" w:hAnsiTheme="minorEastAsia" w:hint="eastAsia"/>
@@ -12769,6 +12808,7 @@
               </w:rPr>
               <w:t>_id</w:t>
             </w:r>
+            <w:proofErr w:type="spellEnd"/>
           </w:p>
         </w:tc>
         <w:tc>
@@ -12868,6 +12908,7 @@
                 <w:rFonts w:asciiTheme="minorEastAsia" w:eastAsiaTheme="minorEastAsia" w:hAnsiTheme="minorEastAsia" w:hint="eastAsia"/>
               </w:rPr>
             </w:pPr>
+            <w:proofErr w:type="spellStart"/>
             <w:r>
               <w:rPr>
                 <w:rFonts w:asciiTheme="minorEastAsia" w:eastAsiaTheme="minorEastAsia" w:hAnsiTheme="minorEastAsia" w:hint="eastAsia"/>
@@ -12886,6 +12927,7 @@
               </w:rPr>
               <w:t>_name</w:t>
             </w:r>
+            <w:proofErr w:type="spellEnd"/>
           </w:p>
         </w:tc>
         <w:tc>
@@ -12991,12 +13033,14 @@
                 <w:rFonts w:asciiTheme="minorEastAsia" w:eastAsiaTheme="minorEastAsia" w:hAnsiTheme="minorEastAsia" w:hint="eastAsia"/>
               </w:rPr>
             </w:pPr>
+            <w:proofErr w:type="spellStart"/>
             <w:r>
               <w:rPr>
                 <w:rFonts w:asciiTheme="minorEastAsia" w:eastAsiaTheme="minorEastAsia" w:hAnsiTheme="minorEastAsia" w:hint="eastAsia"/>
               </w:rPr>
               <w:t>is_enabled</w:t>
             </w:r>
+            <w:proofErr w:type="spellEnd"/>
           </w:p>
         </w:tc>
         <w:tc>
@@ -13096,12 +13140,14 @@
                 <w:rFonts w:asciiTheme="minorEastAsia" w:eastAsiaTheme="minorEastAsia" w:hAnsiTheme="minorEastAsia" w:hint="eastAsia"/>
               </w:rPr>
             </w:pPr>
+            <w:proofErr w:type="spellStart"/>
             <w:r>
               <w:rPr>
                 <w:rFonts w:asciiTheme="minorEastAsia" w:eastAsiaTheme="minorEastAsia" w:hAnsiTheme="minorEastAsia" w:hint="eastAsia"/>
               </w:rPr>
               <w:t>created_by</w:t>
             </w:r>
+            <w:proofErr w:type="spellEnd"/>
           </w:p>
         </w:tc>
         <w:tc>
@@ -13195,12 +13241,14 @@
                 <w:rFonts w:asciiTheme="minorEastAsia" w:eastAsiaTheme="minorEastAsia" w:hAnsiTheme="minorEastAsia" w:hint="eastAsia"/>
               </w:rPr>
             </w:pPr>
+            <w:proofErr w:type="spellStart"/>
             <w:r>
               <w:rPr>
                 <w:rFonts w:asciiTheme="minorEastAsia" w:eastAsiaTheme="minorEastAsia" w:hAnsiTheme="minorEastAsia" w:hint="eastAsia"/>
               </w:rPr>
               <w:t>created_at</w:t>
             </w:r>
+            <w:proofErr w:type="spellEnd"/>
           </w:p>
         </w:tc>
         <w:tc>
@@ -13300,12 +13348,14 @@
                 <w:rFonts w:asciiTheme="minorEastAsia" w:eastAsiaTheme="minorEastAsia" w:hAnsiTheme="minorEastAsia" w:hint="eastAsia"/>
               </w:rPr>
             </w:pPr>
+            <w:proofErr w:type="spellStart"/>
             <w:r>
               <w:rPr>
                 <w:rFonts w:asciiTheme="minorEastAsia" w:eastAsiaTheme="minorEastAsia" w:hAnsiTheme="minorEastAsia" w:hint="eastAsia"/>
               </w:rPr>
               <w:t>updated_by</w:t>
             </w:r>
+            <w:proofErr w:type="spellEnd"/>
           </w:p>
         </w:tc>
         <w:tc>
@@ -13399,12 +13449,14 @@
                 <w:rFonts w:asciiTheme="minorEastAsia" w:eastAsiaTheme="minorEastAsia" w:hAnsiTheme="minorEastAsia" w:hint="eastAsia"/>
               </w:rPr>
             </w:pPr>
+            <w:proofErr w:type="spellStart"/>
             <w:r>
               <w:rPr>
                 <w:rFonts w:asciiTheme="minorEastAsia" w:eastAsiaTheme="minorEastAsia" w:hAnsiTheme="minorEastAsia" w:hint="eastAsia"/>
               </w:rPr>
               <w:t>updated_at</w:t>
             </w:r>
+            <w:proofErr w:type="spellEnd"/>
           </w:p>
         </w:tc>
         <w:tc>
@@ -13505,6 +13557,7 @@
           <w:rFonts w:asciiTheme="minorEastAsia" w:eastAsiaTheme="minorEastAsia" w:hAnsiTheme="minorEastAsia" w:hint="eastAsia"/>
         </w:rPr>
       </w:pPr>
+      <w:proofErr w:type="spellStart"/>
       <w:r>
         <w:rPr>
           <w:rFonts w:asciiTheme="minorEastAsia" w:eastAsiaTheme="minorEastAsia" w:hAnsiTheme="minorEastAsia" w:hint="eastAsia"/>
@@ -13517,6 +13570,7 @@
         </w:rPr>
         <w:t>user_role</w:t>
       </w:r>
+      <w:proofErr w:type="spellEnd"/>
     </w:p>
     <w:tbl>
       <w:tblPr>
@@ -13569,6 +13623,7 @@
                 <w:rFonts w:asciiTheme="minorEastAsia" w:eastAsiaTheme="minorEastAsia" w:hAnsiTheme="minorEastAsia" w:hint="eastAsia"/>
               </w:rPr>
             </w:pPr>
+            <w:proofErr w:type="spellStart"/>
             <w:r>
               <w:rPr>
                 <w:rFonts w:asciiTheme="minorEastAsia" w:eastAsiaTheme="minorEastAsia" w:hAnsiTheme="minorEastAsia" w:hint="eastAsia"/>
@@ -13593,6 +13648,7 @@
               </w:rPr>
               <w:t>ole</w:t>
             </w:r>
+            <w:proofErr w:type="spellEnd"/>
           </w:p>
         </w:tc>
       </w:tr>
@@ -13693,6 +13749,7 @@
                 <w:rFonts w:asciiTheme="minorEastAsia" w:eastAsiaTheme="minorEastAsia" w:hAnsiTheme="minorEastAsia" w:hint="eastAsia"/>
               </w:rPr>
             </w:pPr>
+            <w:proofErr w:type="spellStart"/>
             <w:r>
               <w:rPr>
                 <w:rFonts w:asciiTheme="minorEastAsia" w:eastAsiaTheme="minorEastAsia" w:hAnsiTheme="minorEastAsia" w:hint="eastAsia"/>
@@ -13717,6 +13774,7 @@
               </w:rPr>
               <w:t>,role_id</w:t>
             </w:r>
+            <w:proofErr w:type="spellEnd"/>
           </w:p>
         </w:tc>
         <w:tc>
@@ -13986,6 +14044,7 @@
                 <w:rFonts w:asciiTheme="minorEastAsia" w:eastAsiaTheme="minorEastAsia" w:hAnsiTheme="minorEastAsia" w:hint="eastAsia"/>
               </w:rPr>
             </w:pPr>
+            <w:proofErr w:type="spellStart"/>
             <w:r>
               <w:rPr>
                 <w:rFonts w:asciiTheme="minorEastAsia" w:eastAsiaTheme="minorEastAsia" w:hAnsiTheme="minorEastAsia" w:hint="eastAsia"/>
@@ -13998,6 +14057,7 @@
               </w:rPr>
               <w:t>_id</w:t>
             </w:r>
+            <w:proofErr w:type="spellEnd"/>
           </w:p>
         </w:tc>
         <w:tc>
@@ -14091,12 +14151,14 @@
                 <w:rFonts w:asciiTheme="minorEastAsia" w:eastAsiaTheme="minorEastAsia" w:hAnsiTheme="minorEastAsia" w:hint="eastAsia"/>
               </w:rPr>
             </w:pPr>
+            <w:proofErr w:type="spellStart"/>
             <w:r>
               <w:rPr>
                 <w:rFonts w:asciiTheme="minorEastAsia" w:eastAsiaTheme="minorEastAsia" w:hAnsiTheme="minorEastAsia" w:hint="eastAsia"/>
               </w:rPr>
               <w:t>role_id</w:t>
             </w:r>
+            <w:proofErr w:type="spellEnd"/>
           </w:p>
         </w:tc>
         <w:tc>
@@ -14190,12 +14252,14 @@
                 <w:rFonts w:asciiTheme="minorEastAsia" w:eastAsiaTheme="minorEastAsia" w:hAnsiTheme="minorEastAsia" w:hint="eastAsia"/>
               </w:rPr>
             </w:pPr>
+            <w:proofErr w:type="spellStart"/>
             <w:r>
               <w:rPr>
                 <w:rFonts w:asciiTheme="minorEastAsia" w:eastAsiaTheme="minorEastAsia" w:hAnsiTheme="minorEastAsia" w:hint="eastAsia"/>
               </w:rPr>
               <w:t>updated_by</w:t>
             </w:r>
+            <w:proofErr w:type="spellEnd"/>
           </w:p>
         </w:tc>
         <w:tc>
@@ -14289,12 +14353,14 @@
                 <w:rFonts w:asciiTheme="minorEastAsia" w:eastAsiaTheme="minorEastAsia" w:hAnsiTheme="minorEastAsia" w:hint="eastAsia"/>
               </w:rPr>
             </w:pPr>
+            <w:proofErr w:type="spellStart"/>
             <w:r>
               <w:rPr>
                 <w:rFonts w:asciiTheme="minorEastAsia" w:eastAsiaTheme="minorEastAsia" w:hAnsiTheme="minorEastAsia" w:hint="eastAsia"/>
               </w:rPr>
               <w:t>updated_at</w:t>
             </w:r>
+            <w:proofErr w:type="spellEnd"/>
           </w:p>
         </w:tc>
         <w:tc>
@@ -14395,12 +14461,14 @@
           <w:rFonts w:asciiTheme="minorEastAsia" w:eastAsiaTheme="minorEastAsia" w:hAnsiTheme="minorEastAsia" w:hint="eastAsia"/>
         </w:rPr>
       </w:pPr>
+      <w:proofErr w:type="spellStart"/>
       <w:r>
         <w:rPr>
           <w:rFonts w:asciiTheme="minorEastAsia" w:eastAsiaTheme="minorEastAsia" w:hAnsiTheme="minorEastAsia" w:hint="eastAsia"/>
         </w:rPr>
         <w:t>sys_resource</w:t>
       </w:r>
+      <w:proofErr w:type="spellEnd"/>
     </w:p>
     <w:tbl>
       <w:tblPr>
@@ -14453,12 +14521,14 @@
                 <w:rFonts w:asciiTheme="minorEastAsia" w:eastAsiaTheme="minorEastAsia" w:hAnsiTheme="minorEastAsia" w:hint="eastAsia"/>
               </w:rPr>
             </w:pPr>
+            <w:proofErr w:type="spellStart"/>
             <w:r>
               <w:rPr>
                 <w:rFonts w:asciiTheme="minorEastAsia" w:eastAsiaTheme="minorEastAsia" w:hAnsiTheme="minorEastAsia" w:hint="eastAsia"/>
               </w:rPr>
               <w:t>sys_resource</w:t>
             </w:r>
+            <w:proofErr w:type="spellEnd"/>
           </w:p>
         </w:tc>
       </w:tr>
@@ -14559,6 +14629,7 @@
                 <w:rFonts w:asciiTheme="minorEastAsia" w:eastAsiaTheme="minorEastAsia" w:hAnsiTheme="minorEastAsia" w:hint="eastAsia"/>
               </w:rPr>
             </w:pPr>
+            <w:proofErr w:type="spellStart"/>
             <w:r>
               <w:rPr>
                 <w:rFonts w:asciiTheme="minorEastAsia" w:eastAsiaTheme="minorEastAsia" w:hAnsiTheme="minorEastAsia" w:hint="eastAsia"/>
@@ -14571,6 +14642,7 @@
               </w:rPr>
               <w:t>d</w:t>
             </w:r>
+            <w:proofErr w:type="spellEnd"/>
           </w:p>
         </w:tc>
         <w:tc>
@@ -14840,12 +14912,14 @@
                 <w:rFonts w:asciiTheme="minorEastAsia" w:eastAsiaTheme="minorEastAsia" w:hAnsiTheme="minorEastAsia" w:hint="eastAsia"/>
               </w:rPr>
             </w:pPr>
+            <w:proofErr w:type="spellStart"/>
             <w:r>
               <w:rPr>
                 <w:rFonts w:asciiTheme="minorEastAsia" w:eastAsiaTheme="minorEastAsia" w:hAnsiTheme="minorEastAsia" w:hint="eastAsia"/>
               </w:rPr>
               <w:t>resource_id</w:t>
             </w:r>
+            <w:proofErr w:type="spellEnd"/>
           </w:p>
         </w:tc>
         <w:tc>
@@ -14945,12 +15019,14 @@
                 <w:rFonts w:asciiTheme="minorEastAsia" w:eastAsiaTheme="minorEastAsia" w:hAnsiTheme="minorEastAsia" w:hint="eastAsia"/>
               </w:rPr>
             </w:pPr>
+            <w:proofErr w:type="spellStart"/>
             <w:r>
               <w:rPr>
                 <w:rFonts w:asciiTheme="minorEastAsia" w:eastAsiaTheme="minorEastAsia" w:hAnsiTheme="minorEastAsia" w:hint="eastAsia"/>
               </w:rPr>
               <w:t>resource_name</w:t>
             </w:r>
+            <w:proofErr w:type="spellEnd"/>
           </w:p>
         </w:tc>
         <w:tc>
@@ -15038,6 +15114,7 @@
                 <w:rFonts w:asciiTheme="minorEastAsia" w:eastAsiaTheme="minorEastAsia" w:hAnsiTheme="minorEastAsia" w:hint="eastAsia"/>
               </w:rPr>
             </w:pPr>
+            <w:proofErr w:type="spellStart"/>
             <w:r>
               <w:rPr>
                 <w:rFonts w:asciiTheme="minorEastAsia" w:eastAsiaTheme="minorEastAsia" w:hAnsiTheme="minorEastAsia" w:hint="eastAsia"/>
@@ -15050,6 +15127,7 @@
               </w:rPr>
               <w:t>esource_type</w:t>
             </w:r>
+            <w:proofErr w:type="spellEnd"/>
           </w:p>
         </w:tc>
         <w:tc>
@@ -15204,12 +15282,14 @@
                 <w:rFonts w:asciiTheme="minorEastAsia" w:eastAsiaTheme="minorEastAsia" w:hAnsiTheme="minorEastAsia" w:hint="eastAsia"/>
               </w:rPr>
             </w:pPr>
+            <w:proofErr w:type="spellStart"/>
             <w:r>
               <w:rPr>
                 <w:rFonts w:asciiTheme="minorEastAsia" w:eastAsiaTheme="minorEastAsia" w:hAnsiTheme="minorEastAsia" w:hint="eastAsia"/>
               </w:rPr>
               <w:t>parent_id</w:t>
             </w:r>
+            <w:proofErr w:type="spellEnd"/>
           </w:p>
         </w:tc>
         <w:tc>
@@ -15297,12 +15377,14 @@
                 <w:rFonts w:asciiTheme="minorEastAsia" w:eastAsiaTheme="minorEastAsia" w:hAnsiTheme="minorEastAsia" w:hint="eastAsia"/>
               </w:rPr>
             </w:pPr>
+            <w:proofErr w:type="spellStart"/>
             <w:r>
               <w:rPr>
                 <w:rFonts w:asciiTheme="minorEastAsia" w:eastAsiaTheme="minorEastAsia" w:hAnsiTheme="minorEastAsia" w:hint="eastAsia"/>
               </w:rPr>
               <w:t>is_link</w:t>
             </w:r>
+            <w:proofErr w:type="spellEnd"/>
           </w:p>
         </w:tc>
         <w:tc>
@@ -15390,12 +15472,14 @@
                 <w:rFonts w:asciiTheme="minorEastAsia" w:eastAsiaTheme="minorEastAsia" w:hAnsiTheme="minorEastAsia" w:hint="eastAsia"/>
               </w:rPr>
             </w:pPr>
+            <w:proofErr w:type="spellStart"/>
             <w:r>
               <w:rPr>
                 <w:rFonts w:asciiTheme="minorEastAsia" w:eastAsiaTheme="minorEastAsia" w:hAnsiTheme="minorEastAsia" w:hint="eastAsia"/>
               </w:rPr>
               <w:t>route_url</w:t>
             </w:r>
+            <w:proofErr w:type="spellEnd"/>
           </w:p>
         </w:tc>
         <w:tc>
@@ -15495,6 +15579,7 @@
                 <w:rFonts w:asciiTheme="minorEastAsia" w:eastAsiaTheme="minorEastAsia" w:hAnsiTheme="minorEastAsia" w:hint="eastAsia"/>
               </w:rPr>
             </w:pPr>
+            <w:proofErr w:type="spellStart"/>
             <w:r>
               <w:rPr>
                 <w:rFonts w:asciiTheme="minorEastAsia" w:eastAsiaTheme="minorEastAsia" w:hAnsiTheme="minorEastAsia" w:hint="eastAsia"/>
@@ -15513,6 +15598,7 @@
               </w:rPr>
               <w:t>url</w:t>
             </w:r>
+            <w:proofErr w:type="spellEnd"/>
           </w:p>
         </w:tc>
         <w:tc>
@@ -15723,12 +15809,14 @@
                 <w:rFonts w:asciiTheme="minorEastAsia" w:eastAsiaTheme="minorEastAsia" w:hAnsiTheme="minorEastAsia" w:hint="eastAsia"/>
               </w:rPr>
             </w:pPr>
+            <w:proofErr w:type="spellStart"/>
             <w:r>
               <w:rPr>
                 <w:rFonts w:asciiTheme="minorEastAsia" w:eastAsiaTheme="minorEastAsia" w:hAnsiTheme="minorEastAsia" w:hint="eastAsia"/>
               </w:rPr>
               <w:t>is_full</w:t>
             </w:r>
+            <w:proofErr w:type="spellEnd"/>
           </w:p>
         </w:tc>
         <w:tc>
@@ -15822,6 +15910,7 @@
                 <w:rFonts w:asciiTheme="minorEastAsia" w:eastAsiaTheme="minorEastAsia" w:hAnsiTheme="minorEastAsia" w:hint="eastAsia"/>
               </w:rPr>
             </w:pPr>
+            <w:proofErr w:type="spellStart"/>
             <w:r>
               <w:rPr>
                 <w:rFonts w:asciiTheme="minorEastAsia" w:eastAsiaTheme="minorEastAsia" w:hAnsiTheme="minorEastAsia" w:hint="eastAsia"/>
@@ -15834,6 +15923,7 @@
               </w:rPr>
               <w:t>ffix</w:t>
             </w:r>
+            <w:proofErr w:type="spellEnd"/>
           </w:p>
         </w:tc>
         <w:tc>
@@ -16021,6 +16111,7 @@
                 <w:rFonts w:asciiTheme="minorEastAsia" w:eastAsiaTheme="minorEastAsia" w:hAnsiTheme="minorEastAsia" w:hint="eastAsia"/>
               </w:rPr>
             </w:pPr>
+            <w:proofErr w:type="spellStart"/>
             <w:r>
               <w:rPr>
                 <w:rFonts w:asciiTheme="minorEastAsia" w:eastAsiaTheme="minorEastAsia" w:hAnsiTheme="minorEastAsia" w:hint="eastAsia"/>
@@ -16045,6 +16136,7 @@
               </w:rPr>
               <w:t>nabled</w:t>
             </w:r>
+            <w:proofErr w:type="spellEnd"/>
           </w:p>
         </w:tc>
         <w:tc>
@@ -16144,6 +16236,7 @@
                 <w:rFonts w:asciiTheme="minorEastAsia" w:eastAsiaTheme="minorEastAsia" w:hAnsiTheme="minorEastAsia" w:hint="eastAsia"/>
               </w:rPr>
             </w:pPr>
+            <w:proofErr w:type="spellStart"/>
             <w:r>
               <w:rPr>
                 <w:rFonts w:asciiTheme="minorEastAsia" w:eastAsiaTheme="minorEastAsia" w:hAnsiTheme="minorEastAsia" w:hint="eastAsia"/>
@@ -16168,6 +16261,7 @@
               </w:rPr>
               <w:t>y</w:t>
             </w:r>
+            <w:proofErr w:type="spellEnd"/>
           </w:p>
         </w:tc>
         <w:tc>
@@ -16261,6 +16355,7 @@
                 <w:rFonts w:asciiTheme="minorEastAsia" w:eastAsiaTheme="minorEastAsia" w:hAnsiTheme="minorEastAsia" w:hint="eastAsia"/>
               </w:rPr>
             </w:pPr>
+            <w:proofErr w:type="spellStart"/>
             <w:r>
               <w:rPr>
                 <w:rFonts w:asciiTheme="minorEastAsia" w:eastAsiaTheme="minorEastAsia" w:hAnsiTheme="minorEastAsia" w:hint="eastAsia"/>
@@ -16285,6 +16380,7 @@
               </w:rPr>
               <w:t>t</w:t>
             </w:r>
+            <w:proofErr w:type="spellEnd"/>
           </w:p>
         </w:tc>
         <w:tc>
@@ -16384,6 +16480,7 @@
                 <w:rFonts w:asciiTheme="minorEastAsia" w:eastAsiaTheme="minorEastAsia" w:hAnsiTheme="minorEastAsia" w:hint="eastAsia"/>
               </w:rPr>
             </w:pPr>
+            <w:proofErr w:type="spellStart"/>
             <w:r>
               <w:rPr>
                 <w:rFonts w:asciiTheme="minorEastAsia" w:eastAsiaTheme="minorEastAsia" w:hAnsiTheme="minorEastAsia" w:hint="eastAsia"/>
@@ -16408,6 +16505,7 @@
               </w:rPr>
               <w:t>y</w:t>
             </w:r>
+            <w:proofErr w:type="spellEnd"/>
           </w:p>
         </w:tc>
         <w:tc>
@@ -16501,6 +16599,7 @@
                 <w:rFonts w:asciiTheme="minorEastAsia" w:eastAsiaTheme="minorEastAsia" w:hAnsiTheme="minorEastAsia" w:hint="eastAsia"/>
               </w:rPr>
             </w:pPr>
+            <w:proofErr w:type="spellStart"/>
             <w:r>
               <w:rPr>
                 <w:rFonts w:asciiTheme="minorEastAsia" w:eastAsiaTheme="minorEastAsia" w:hAnsiTheme="minorEastAsia" w:hint="eastAsia"/>
@@ -16525,6 +16624,7 @@
               </w:rPr>
               <w:t>t</w:t>
             </w:r>
+            <w:proofErr w:type="spellEnd"/>
           </w:p>
         </w:tc>
         <w:tc>
@@ -16625,6 +16725,7 @@
           <w:rFonts w:asciiTheme="minorEastAsia" w:eastAsiaTheme="minorEastAsia" w:hAnsiTheme="minorEastAsia" w:hint="eastAsia"/>
         </w:rPr>
       </w:pPr>
+      <w:proofErr w:type="spellStart"/>
       <w:r>
         <w:rPr>
           <w:rFonts w:asciiTheme="minorEastAsia" w:eastAsiaTheme="minorEastAsia" w:hAnsiTheme="minorEastAsia"/>
@@ -16637,6 +16738,7 @@
         </w:rPr>
         <w:t>permission</w:t>
       </w:r>
+      <w:proofErr w:type="spellEnd"/>
     </w:p>
     <w:tbl>
       <w:tblPr>
@@ -16689,6 +16791,7 @@
                 <w:rFonts w:asciiTheme="minorEastAsia" w:eastAsiaTheme="minorEastAsia" w:hAnsiTheme="minorEastAsia" w:hint="eastAsia"/>
               </w:rPr>
             </w:pPr>
+            <w:proofErr w:type="spellStart"/>
             <w:r>
               <w:rPr>
                 <w:rFonts w:asciiTheme="minorEastAsia" w:eastAsiaTheme="minorEastAsia" w:hAnsiTheme="minorEastAsia" w:hint="eastAsia"/>
@@ -16713,6 +16816,7 @@
               </w:rPr>
               <w:t>permission</w:t>
             </w:r>
+            <w:proofErr w:type="spellEnd"/>
           </w:p>
         </w:tc>
       </w:tr>
@@ -16831,6 +16935,7 @@
                 <w:rFonts w:asciiTheme="minorEastAsia" w:eastAsiaTheme="minorEastAsia" w:hAnsiTheme="minorEastAsia" w:hint="eastAsia"/>
               </w:rPr>
             </w:pPr>
+            <w:proofErr w:type="spellStart"/>
             <w:r>
               <w:rPr>
                 <w:rFonts w:asciiTheme="minorEastAsia" w:eastAsiaTheme="minorEastAsia" w:hAnsiTheme="minorEastAsia" w:hint="eastAsia"/>
@@ -16861,6 +16966,7 @@
               </w:rPr>
               <w:t>d</w:t>
             </w:r>
+            <w:proofErr w:type="spellEnd"/>
           </w:p>
         </w:tc>
         <w:tc>
@@ -17130,6 +17236,7 @@
                 <w:rFonts w:asciiTheme="minorEastAsia" w:eastAsiaTheme="minorEastAsia" w:hAnsiTheme="minorEastAsia" w:hint="eastAsia"/>
               </w:rPr>
             </w:pPr>
+            <w:proofErr w:type="spellStart"/>
             <w:r>
               <w:rPr>
                 <w:rFonts w:asciiTheme="minorEastAsia" w:eastAsiaTheme="minorEastAsia" w:hAnsiTheme="minorEastAsia" w:hint="eastAsia"/>
@@ -17154,6 +17261,7 @@
               </w:rPr>
               <w:t>d</w:t>
             </w:r>
+            <w:proofErr w:type="spellEnd"/>
           </w:p>
         </w:tc>
         <w:tc>
@@ -17253,6 +17361,7 @@
                 <w:rFonts w:asciiTheme="minorEastAsia" w:eastAsiaTheme="minorEastAsia" w:hAnsiTheme="minorEastAsia" w:hint="eastAsia"/>
               </w:rPr>
             </w:pPr>
+            <w:proofErr w:type="spellStart"/>
             <w:r>
               <w:rPr>
                 <w:rFonts w:asciiTheme="minorEastAsia" w:eastAsiaTheme="minorEastAsia" w:hAnsiTheme="minorEastAsia" w:hint="eastAsia"/>
@@ -17265,6 +17374,7 @@
               </w:rPr>
               <w:t>d</w:t>
             </w:r>
+            <w:proofErr w:type="spellEnd"/>
           </w:p>
         </w:tc>
         <w:tc>
@@ -17364,12 +17474,14 @@
                 <w:rFonts w:asciiTheme="minorEastAsia" w:eastAsiaTheme="minorEastAsia" w:hAnsiTheme="minorEastAsia" w:hint="eastAsia"/>
               </w:rPr>
             </w:pPr>
+            <w:proofErr w:type="spellStart"/>
             <w:r>
               <w:rPr>
                 <w:rFonts w:asciiTheme="minorEastAsia" w:eastAsiaTheme="minorEastAsia" w:hAnsiTheme="minorEastAsia" w:hint="eastAsia"/>
               </w:rPr>
               <w:t>is_enabled</w:t>
             </w:r>
+            <w:proofErr w:type="spellEnd"/>
           </w:p>
         </w:tc>
         <w:tc>
@@ -17469,12 +17581,14 @@
                 <w:rFonts w:asciiTheme="minorEastAsia" w:eastAsiaTheme="minorEastAsia" w:hAnsiTheme="minorEastAsia" w:hint="eastAsia"/>
               </w:rPr>
             </w:pPr>
+            <w:proofErr w:type="spellStart"/>
             <w:r>
               <w:rPr>
                 <w:rFonts w:asciiTheme="minorEastAsia" w:eastAsiaTheme="minorEastAsia" w:hAnsiTheme="minorEastAsia" w:hint="eastAsia"/>
               </w:rPr>
               <w:t>created_by</w:t>
             </w:r>
+            <w:proofErr w:type="spellEnd"/>
           </w:p>
         </w:tc>
         <w:tc>
@@ -17568,12 +17682,14 @@
                 <w:rFonts w:asciiTheme="minorEastAsia" w:eastAsiaTheme="minorEastAsia" w:hAnsiTheme="minorEastAsia" w:hint="eastAsia"/>
               </w:rPr>
             </w:pPr>
+            <w:proofErr w:type="spellStart"/>
             <w:r>
               <w:rPr>
                 <w:rFonts w:asciiTheme="minorEastAsia" w:eastAsiaTheme="minorEastAsia" w:hAnsiTheme="minorEastAsia" w:hint="eastAsia"/>
               </w:rPr>
               <w:t>created_at</w:t>
             </w:r>
+            <w:proofErr w:type="spellEnd"/>
           </w:p>
         </w:tc>
         <w:tc>
@@ -17673,12 +17789,14 @@
                 <w:rFonts w:asciiTheme="minorEastAsia" w:eastAsiaTheme="minorEastAsia" w:hAnsiTheme="minorEastAsia" w:hint="eastAsia"/>
               </w:rPr>
             </w:pPr>
+            <w:proofErr w:type="spellStart"/>
             <w:r>
               <w:rPr>
                 <w:rFonts w:asciiTheme="minorEastAsia" w:eastAsiaTheme="minorEastAsia" w:hAnsiTheme="minorEastAsia" w:hint="eastAsia"/>
               </w:rPr>
               <w:t>updated_by</w:t>
             </w:r>
+            <w:proofErr w:type="spellEnd"/>
           </w:p>
         </w:tc>
         <w:tc>
@@ -17772,12 +17890,14 @@
                 <w:rFonts w:asciiTheme="minorEastAsia" w:eastAsiaTheme="minorEastAsia" w:hAnsiTheme="minorEastAsia" w:hint="eastAsia"/>
               </w:rPr>
             </w:pPr>
+            <w:proofErr w:type="spellStart"/>
             <w:r>
               <w:rPr>
                 <w:rFonts w:asciiTheme="minorEastAsia" w:eastAsiaTheme="minorEastAsia" w:hAnsiTheme="minorEastAsia" w:hint="eastAsia"/>
               </w:rPr>
               <w:t>updated_at</w:t>
             </w:r>
+            <w:proofErr w:type="spellEnd"/>
           </w:p>
         </w:tc>
         <w:tc>
@@ -17878,6 +17998,7 @@
           <w:rFonts w:asciiTheme="minorEastAsia" w:eastAsiaTheme="minorEastAsia" w:hAnsiTheme="minorEastAsia" w:hint="eastAsia"/>
         </w:rPr>
       </w:pPr>
+      <w:proofErr w:type="spellStart"/>
       <w:r>
         <w:rPr>
           <w:rFonts w:asciiTheme="minorEastAsia" w:eastAsiaTheme="minorEastAsia" w:hAnsiTheme="minorEastAsia" w:hint="eastAsia"/>
@@ -17890,6 +18011,7 @@
         </w:rPr>
         <w:t>_group</w:t>
       </w:r>
+      <w:proofErr w:type="spellEnd"/>
     </w:p>
     <w:tbl>
       <w:tblPr>
@@ -17942,6 +18064,7 @@
                 <w:rFonts w:asciiTheme="minorEastAsia" w:eastAsiaTheme="minorEastAsia" w:hAnsiTheme="minorEastAsia" w:hint="eastAsia"/>
               </w:rPr>
             </w:pPr>
+            <w:proofErr w:type="spellStart"/>
             <w:r>
               <w:rPr>
                 <w:rFonts w:asciiTheme="minorEastAsia" w:eastAsiaTheme="minorEastAsia" w:hAnsiTheme="minorEastAsia" w:hint="eastAsia"/>
@@ -17966,6 +18089,7 @@
               </w:rPr>
               <w:t>group</w:t>
             </w:r>
+            <w:proofErr w:type="spellEnd"/>
           </w:p>
         </w:tc>
       </w:tr>
@@ -18066,6 +18190,7 @@
                 <w:rFonts w:asciiTheme="minorEastAsia" w:eastAsiaTheme="minorEastAsia" w:hAnsiTheme="minorEastAsia" w:hint="eastAsia"/>
               </w:rPr>
             </w:pPr>
+            <w:proofErr w:type="spellStart"/>
             <w:r>
               <w:rPr>
                 <w:rFonts w:asciiTheme="minorEastAsia" w:eastAsiaTheme="minorEastAsia" w:hAnsiTheme="minorEastAsia" w:hint="eastAsia"/>
@@ -18084,6 +18209,7 @@
               </w:rPr>
               <w:t>d</w:t>
             </w:r>
+            <w:proofErr w:type="spellEnd"/>
           </w:p>
         </w:tc>
         <w:tc>
@@ -18353,6 +18479,7 @@
                 <w:rFonts w:asciiTheme="minorEastAsia" w:eastAsiaTheme="minorEastAsia" w:hAnsiTheme="minorEastAsia" w:hint="eastAsia"/>
               </w:rPr>
             </w:pPr>
+            <w:proofErr w:type="spellStart"/>
             <w:r>
               <w:rPr>
                 <w:rFonts w:asciiTheme="minorEastAsia" w:eastAsiaTheme="minorEastAsia" w:hAnsiTheme="minorEastAsia" w:hint="eastAsia"/>
@@ -18371,6 +18498,7 @@
               </w:rPr>
               <w:t>d</w:t>
             </w:r>
+            <w:proofErr w:type="spellEnd"/>
           </w:p>
         </w:tc>
         <w:tc>
@@ -18470,12 +18598,14 @@
                 <w:rFonts w:asciiTheme="minorEastAsia" w:eastAsiaTheme="minorEastAsia" w:hAnsiTheme="minorEastAsia" w:hint="eastAsia"/>
               </w:rPr>
             </w:pPr>
+            <w:proofErr w:type="spellStart"/>
             <w:r>
               <w:rPr>
                 <w:rFonts w:asciiTheme="minorEastAsia" w:eastAsiaTheme="minorEastAsia" w:hAnsiTheme="minorEastAsia" w:hint="eastAsia"/>
               </w:rPr>
               <w:t>group_name</w:t>
             </w:r>
+            <w:proofErr w:type="spellEnd"/>
           </w:p>
         </w:tc>
         <w:tc>
@@ -18581,12 +18711,14 @@
                 <w:rFonts w:asciiTheme="minorEastAsia" w:eastAsiaTheme="minorEastAsia" w:hAnsiTheme="minorEastAsia" w:hint="eastAsia"/>
               </w:rPr>
             </w:pPr>
+            <w:proofErr w:type="spellStart"/>
             <w:r>
               <w:rPr>
                 <w:rFonts w:asciiTheme="minorEastAsia" w:eastAsiaTheme="minorEastAsia" w:hAnsiTheme="minorEastAsia" w:hint="eastAsia"/>
               </w:rPr>
               <w:t>parent_id</w:t>
             </w:r>
+            <w:proofErr w:type="spellEnd"/>
           </w:p>
         </w:tc>
         <w:tc>
@@ -18674,12 +18806,14 @@
                 <w:rFonts w:asciiTheme="minorEastAsia" w:eastAsiaTheme="minorEastAsia" w:hAnsiTheme="minorEastAsia" w:hint="eastAsia"/>
               </w:rPr>
             </w:pPr>
+            <w:proofErr w:type="spellStart"/>
             <w:r>
               <w:rPr>
                 <w:rFonts w:asciiTheme="minorEastAsia" w:eastAsiaTheme="minorEastAsia" w:hAnsiTheme="minorEastAsia" w:hint="eastAsia"/>
               </w:rPr>
               <w:t>is_enabled</w:t>
             </w:r>
+            <w:proofErr w:type="spellEnd"/>
           </w:p>
         </w:tc>
         <w:tc>
@@ -18779,12 +18913,14 @@
                 <w:rFonts w:asciiTheme="minorEastAsia" w:eastAsiaTheme="minorEastAsia" w:hAnsiTheme="minorEastAsia" w:hint="eastAsia"/>
               </w:rPr>
             </w:pPr>
+            <w:proofErr w:type="spellStart"/>
             <w:r>
               <w:rPr>
                 <w:rFonts w:asciiTheme="minorEastAsia" w:eastAsiaTheme="minorEastAsia" w:hAnsiTheme="minorEastAsia" w:hint="eastAsia"/>
               </w:rPr>
               <w:t>created_by</w:t>
             </w:r>
+            <w:proofErr w:type="spellEnd"/>
           </w:p>
         </w:tc>
         <w:tc>
@@ -18878,12 +19014,14 @@
                 <w:rFonts w:asciiTheme="minorEastAsia" w:eastAsiaTheme="minorEastAsia" w:hAnsiTheme="minorEastAsia" w:hint="eastAsia"/>
               </w:rPr>
             </w:pPr>
+            <w:proofErr w:type="spellStart"/>
             <w:r>
               <w:rPr>
                 <w:rFonts w:asciiTheme="minorEastAsia" w:eastAsiaTheme="minorEastAsia" w:hAnsiTheme="minorEastAsia" w:hint="eastAsia"/>
               </w:rPr>
               <w:t>created_at</w:t>
             </w:r>
+            <w:proofErr w:type="spellEnd"/>
           </w:p>
         </w:tc>
         <w:tc>
@@ -18983,12 +19121,14 @@
                 <w:rFonts w:asciiTheme="minorEastAsia" w:eastAsiaTheme="minorEastAsia" w:hAnsiTheme="minorEastAsia" w:hint="eastAsia"/>
               </w:rPr>
             </w:pPr>
+            <w:proofErr w:type="spellStart"/>
             <w:r>
               <w:rPr>
                 <w:rFonts w:asciiTheme="minorEastAsia" w:eastAsiaTheme="minorEastAsia" w:hAnsiTheme="minorEastAsia" w:hint="eastAsia"/>
               </w:rPr>
               <w:t>updated_by</w:t>
             </w:r>
+            <w:proofErr w:type="spellEnd"/>
           </w:p>
         </w:tc>
         <w:tc>
@@ -19082,12 +19222,14 @@
                 <w:rFonts w:asciiTheme="minorEastAsia" w:eastAsiaTheme="minorEastAsia" w:hAnsiTheme="minorEastAsia" w:hint="eastAsia"/>
               </w:rPr>
             </w:pPr>
+            <w:proofErr w:type="spellStart"/>
             <w:r>
               <w:rPr>
                 <w:rFonts w:asciiTheme="minorEastAsia" w:eastAsiaTheme="minorEastAsia" w:hAnsiTheme="minorEastAsia" w:hint="eastAsia"/>
               </w:rPr>
               <w:t>updated_at</w:t>
             </w:r>
+            <w:proofErr w:type="spellEnd"/>
           </w:p>
         </w:tc>
         <w:tc>
@@ -19188,12 +19330,14 @@
           <w:rFonts w:asciiTheme="minorEastAsia" w:eastAsiaTheme="minorEastAsia" w:hAnsiTheme="minorEastAsia" w:hint="eastAsia"/>
         </w:rPr>
       </w:pPr>
+      <w:proofErr w:type="spellStart"/>
       <w:r>
         <w:rPr>
           <w:rFonts w:asciiTheme="minorEastAsia" w:eastAsiaTheme="minorEastAsia" w:hAnsiTheme="minorEastAsia" w:hint="eastAsia"/>
         </w:rPr>
         <w:t>sys_data</w:t>
       </w:r>
+      <w:proofErr w:type="spellEnd"/>
     </w:p>
     <w:tbl>
       <w:tblPr>
@@ -19246,6 +19390,7 @@
                 <w:rFonts w:asciiTheme="minorEastAsia" w:eastAsiaTheme="minorEastAsia" w:hAnsiTheme="minorEastAsia" w:hint="eastAsia"/>
               </w:rPr>
             </w:pPr>
+            <w:proofErr w:type="spellStart"/>
             <w:r>
               <w:rPr>
                 <w:rFonts w:asciiTheme="minorEastAsia" w:eastAsiaTheme="minorEastAsia" w:hAnsiTheme="minorEastAsia" w:hint="eastAsia"/>
@@ -19264,6 +19409,7 @@
               </w:rPr>
               <w:t>data</w:t>
             </w:r>
+            <w:proofErr w:type="spellEnd"/>
           </w:p>
         </w:tc>
       </w:tr>
@@ -19364,6 +19510,7 @@
                 <w:rFonts w:asciiTheme="minorEastAsia" w:eastAsiaTheme="minorEastAsia" w:hAnsiTheme="minorEastAsia" w:hint="eastAsia"/>
               </w:rPr>
             </w:pPr>
+            <w:proofErr w:type="spellStart"/>
             <w:r>
               <w:rPr>
                 <w:rFonts w:asciiTheme="minorEastAsia" w:eastAsiaTheme="minorEastAsia" w:hAnsiTheme="minorEastAsia" w:hint="eastAsia"/>
@@ -19394,6 +19541,7 @@
               </w:rPr>
               <w:t>d</w:t>
             </w:r>
+            <w:proofErr w:type="spellEnd"/>
           </w:p>
         </w:tc>
         <w:tc>
@@ -19663,12 +19811,14 @@
                 <w:rFonts w:asciiTheme="minorEastAsia" w:eastAsiaTheme="minorEastAsia" w:hAnsiTheme="minorEastAsia" w:hint="eastAsia"/>
               </w:rPr>
             </w:pPr>
+            <w:proofErr w:type="spellStart"/>
             <w:r>
               <w:rPr>
                 <w:rFonts w:asciiTheme="minorEastAsia" w:eastAsiaTheme="minorEastAsia" w:hAnsiTheme="minorEastAsia" w:hint="eastAsia"/>
               </w:rPr>
               <w:t>data_type</w:t>
             </w:r>
+            <w:proofErr w:type="spellEnd"/>
           </w:p>
         </w:tc>
         <w:tc>
@@ -19762,6 +19912,7 @@
                 <w:rFonts w:asciiTheme="minorEastAsia" w:eastAsiaTheme="minorEastAsia" w:hAnsiTheme="minorEastAsia" w:hint="eastAsia"/>
               </w:rPr>
             </w:pPr>
+            <w:proofErr w:type="spellStart"/>
             <w:r>
               <w:rPr>
                 <w:rFonts w:asciiTheme="minorEastAsia" w:eastAsiaTheme="minorEastAsia" w:hAnsiTheme="minorEastAsia" w:hint="eastAsia"/>
@@ -19780,6 +19931,7 @@
               </w:rPr>
               <w:t>d</w:t>
             </w:r>
+            <w:proofErr w:type="spellEnd"/>
           </w:p>
         </w:tc>
         <w:tc>
@@ -19879,12 +20031,14 @@
                 <w:rFonts w:asciiTheme="minorEastAsia" w:eastAsiaTheme="minorEastAsia" w:hAnsiTheme="minorEastAsia" w:hint="eastAsia"/>
               </w:rPr>
             </w:pPr>
+            <w:proofErr w:type="spellStart"/>
             <w:r>
               <w:rPr>
                 <w:rFonts w:asciiTheme="minorEastAsia" w:eastAsiaTheme="minorEastAsia" w:hAnsiTheme="minorEastAsia" w:hint="eastAsia"/>
               </w:rPr>
               <w:t>data_value</w:t>
             </w:r>
+            <w:proofErr w:type="spellEnd"/>
           </w:p>
         </w:tc>
         <w:tc>
@@ -19978,6 +20132,7 @@
                 <w:rFonts w:asciiTheme="minorEastAsia" w:eastAsiaTheme="minorEastAsia" w:hAnsiTheme="minorEastAsia" w:hint="eastAsia"/>
               </w:rPr>
             </w:pPr>
+            <w:proofErr w:type="spellStart"/>
             <w:r>
               <w:rPr>
                 <w:rFonts w:asciiTheme="minorEastAsia" w:eastAsiaTheme="minorEastAsia" w:hAnsiTheme="minorEastAsia" w:hint="eastAsia"/>
@@ -19990,6 +20145,7 @@
               </w:rPr>
               <w:t>d</w:t>
             </w:r>
+            <w:proofErr w:type="spellEnd"/>
           </w:p>
         </w:tc>
         <w:tc>
@@ -20083,12 +20239,14 @@
                 <w:rFonts w:asciiTheme="minorEastAsia" w:eastAsiaTheme="minorEastAsia" w:hAnsiTheme="minorEastAsia" w:hint="eastAsia"/>
               </w:rPr>
             </w:pPr>
+            <w:proofErr w:type="spellStart"/>
             <w:r>
               <w:rPr>
                 <w:rFonts w:asciiTheme="minorEastAsia" w:eastAsiaTheme="minorEastAsia" w:hAnsiTheme="minorEastAsia" w:hint="eastAsia"/>
               </w:rPr>
               <w:t>is_enabled</w:t>
             </w:r>
+            <w:proofErr w:type="spellEnd"/>
           </w:p>
         </w:tc>
         <w:tc>
@@ -20188,12 +20346,14 @@
                 <w:rFonts w:asciiTheme="minorEastAsia" w:eastAsiaTheme="minorEastAsia" w:hAnsiTheme="minorEastAsia" w:hint="eastAsia"/>
               </w:rPr>
             </w:pPr>
+            <w:proofErr w:type="spellStart"/>
             <w:r>
               <w:rPr>
                 <w:rFonts w:asciiTheme="minorEastAsia" w:eastAsiaTheme="minorEastAsia" w:hAnsiTheme="minorEastAsia" w:hint="eastAsia"/>
               </w:rPr>
               <w:t>created_by</w:t>
             </w:r>
+            <w:proofErr w:type="spellEnd"/>
           </w:p>
         </w:tc>
         <w:tc>
@@ -20287,12 +20447,14 @@
                 <w:rFonts w:asciiTheme="minorEastAsia" w:eastAsiaTheme="minorEastAsia" w:hAnsiTheme="minorEastAsia" w:hint="eastAsia"/>
               </w:rPr>
             </w:pPr>
+            <w:proofErr w:type="spellStart"/>
             <w:r>
               <w:rPr>
                 <w:rFonts w:asciiTheme="minorEastAsia" w:eastAsiaTheme="minorEastAsia" w:hAnsiTheme="minorEastAsia" w:hint="eastAsia"/>
               </w:rPr>
               <w:t>created_at</w:t>
             </w:r>
+            <w:proofErr w:type="spellEnd"/>
           </w:p>
         </w:tc>
         <w:tc>
@@ -20392,12 +20554,14 @@
                 <w:rFonts w:asciiTheme="minorEastAsia" w:eastAsiaTheme="minorEastAsia" w:hAnsiTheme="minorEastAsia" w:hint="eastAsia"/>
               </w:rPr>
             </w:pPr>
+            <w:proofErr w:type="spellStart"/>
             <w:r>
               <w:rPr>
                 <w:rFonts w:asciiTheme="minorEastAsia" w:eastAsiaTheme="minorEastAsia" w:hAnsiTheme="minorEastAsia" w:hint="eastAsia"/>
               </w:rPr>
               <w:t>updated_by</w:t>
             </w:r>
+            <w:proofErr w:type="spellEnd"/>
           </w:p>
         </w:tc>
         <w:tc>
@@ -20491,12 +20655,14 @@
                 <w:rFonts w:asciiTheme="minorEastAsia" w:eastAsiaTheme="minorEastAsia" w:hAnsiTheme="minorEastAsia" w:hint="eastAsia"/>
               </w:rPr>
             </w:pPr>
+            <w:proofErr w:type="spellStart"/>
             <w:r>
               <w:rPr>
                 <w:rFonts w:asciiTheme="minorEastAsia" w:eastAsiaTheme="minorEastAsia" w:hAnsiTheme="minorEastAsia" w:hint="eastAsia"/>
               </w:rPr>
               <w:t>updated_at</w:t>
             </w:r>
+            <w:proofErr w:type="spellEnd"/>
           </w:p>
         </w:tc>
         <w:tc>
@@ -20597,12 +20763,14 @@
           <w:rFonts w:asciiTheme="minorEastAsia" w:eastAsiaTheme="minorEastAsia" w:hAnsiTheme="minorEastAsia" w:hint="eastAsia"/>
         </w:rPr>
       </w:pPr>
+      <w:proofErr w:type="spellStart"/>
       <w:r>
         <w:rPr>
           <w:rFonts w:asciiTheme="minorEastAsia" w:eastAsiaTheme="minorEastAsia" w:hAnsiTheme="minorEastAsia" w:hint="eastAsia"/>
         </w:rPr>
         <w:t>sys_user_group</w:t>
       </w:r>
+      <w:proofErr w:type="spellEnd"/>
     </w:p>
     <w:tbl>
       <w:tblPr>
@@ -20655,6 +20823,7 @@
                 <w:rFonts w:asciiTheme="minorEastAsia" w:eastAsiaTheme="minorEastAsia" w:hAnsiTheme="minorEastAsia" w:hint="eastAsia"/>
               </w:rPr>
             </w:pPr>
+            <w:proofErr w:type="spellStart"/>
             <w:r>
               <w:rPr>
                 <w:rFonts w:asciiTheme="minorEastAsia" w:eastAsiaTheme="minorEastAsia" w:hAnsiTheme="minorEastAsia" w:hint="eastAsia"/>
@@ -20679,6 +20848,7 @@
               </w:rPr>
               <w:t>group</w:t>
             </w:r>
+            <w:proofErr w:type="spellEnd"/>
           </w:p>
         </w:tc>
       </w:tr>
@@ -20780,6 +20950,7 @@
                 <w:rFonts w:asciiTheme="minorEastAsia" w:eastAsiaTheme="minorEastAsia" w:hAnsiTheme="minorEastAsia" w:hint="eastAsia"/>
               </w:rPr>
             </w:pPr>
+            <w:proofErr w:type="spellStart"/>
             <w:r>
               <w:rPr>
                 <w:rFonts w:asciiTheme="minorEastAsia" w:eastAsiaTheme="minorEastAsia" w:hAnsiTheme="minorEastAsia" w:hint="eastAsia"/>
@@ -20798,6 +20969,7 @@
               </w:rPr>
               <w:t>,user_id</w:t>
             </w:r>
+            <w:proofErr w:type="spellEnd"/>
           </w:p>
         </w:tc>
         <w:tc>
@@ -21067,6 +21239,7 @@
                 <w:rFonts w:asciiTheme="minorEastAsia" w:eastAsiaTheme="minorEastAsia" w:hAnsiTheme="minorEastAsia" w:hint="eastAsia"/>
               </w:rPr>
             </w:pPr>
+            <w:proofErr w:type="spellStart"/>
             <w:r>
               <w:rPr>
                 <w:rFonts w:asciiTheme="minorEastAsia" w:eastAsiaTheme="minorEastAsia" w:hAnsiTheme="minorEastAsia" w:hint="eastAsia"/>
@@ -21079,6 +21252,7 @@
               </w:rPr>
               <w:t>d</w:t>
             </w:r>
+            <w:proofErr w:type="spellEnd"/>
           </w:p>
         </w:tc>
         <w:tc>
@@ -21172,6 +21346,7 @@
                 <w:rFonts w:asciiTheme="minorEastAsia" w:eastAsiaTheme="minorEastAsia" w:hAnsiTheme="minorEastAsia" w:hint="eastAsia"/>
               </w:rPr>
             </w:pPr>
+            <w:proofErr w:type="spellStart"/>
             <w:r>
               <w:rPr>
                 <w:rFonts w:asciiTheme="minorEastAsia" w:eastAsiaTheme="minorEastAsia" w:hAnsiTheme="minorEastAsia" w:hint="eastAsia"/>
@@ -21184,6 +21359,7 @@
               </w:rPr>
               <w:t>ser_id</w:t>
             </w:r>
+            <w:proofErr w:type="spellEnd"/>
           </w:p>
         </w:tc>
         <w:tc>
@@ -21277,12 +21453,14 @@
                 <w:rFonts w:asciiTheme="minorEastAsia" w:eastAsiaTheme="minorEastAsia" w:hAnsiTheme="minorEastAsia" w:hint="eastAsia"/>
               </w:rPr>
             </w:pPr>
+            <w:proofErr w:type="spellStart"/>
             <w:r>
               <w:rPr>
                 <w:rFonts w:asciiTheme="minorEastAsia" w:eastAsiaTheme="minorEastAsia" w:hAnsiTheme="minorEastAsia" w:hint="eastAsia"/>
               </w:rPr>
               <w:t>updated_by</w:t>
             </w:r>
+            <w:proofErr w:type="spellEnd"/>
           </w:p>
         </w:tc>
         <w:tc>
@@ -21376,12 +21554,14 @@
                 <w:rFonts w:asciiTheme="minorEastAsia" w:eastAsiaTheme="minorEastAsia" w:hAnsiTheme="minorEastAsia" w:hint="eastAsia"/>
               </w:rPr>
             </w:pPr>
+            <w:proofErr w:type="spellStart"/>
             <w:r>
               <w:rPr>
                 <w:rFonts w:asciiTheme="minorEastAsia" w:eastAsiaTheme="minorEastAsia" w:hAnsiTheme="minorEastAsia" w:hint="eastAsia"/>
               </w:rPr>
               <w:t>updated_at</w:t>
             </w:r>
+            <w:proofErr w:type="spellEnd"/>
           </w:p>
         </w:tc>
         <w:tc>
@@ -21482,6 +21662,7 @@
           <w:rFonts w:asciiTheme="minorEastAsia" w:eastAsiaTheme="minorEastAsia" w:hAnsiTheme="minorEastAsia" w:hint="eastAsia"/>
         </w:rPr>
       </w:pPr>
+      <w:proofErr w:type="spellStart"/>
       <w:r>
         <w:rPr>
           <w:rFonts w:asciiTheme="minorEastAsia" w:eastAsiaTheme="minorEastAsia" w:hAnsiTheme="minorEastAsia" w:hint="eastAsia"/>
@@ -21494,6 +21675,7 @@
         </w:rPr>
         <w:t>rule</w:t>
       </w:r>
+      <w:proofErr w:type="spellEnd"/>
     </w:p>
     <w:tbl>
       <w:tblPr>
@@ -21546,6 +21728,7 @@
                 <w:rFonts w:asciiTheme="minorEastAsia" w:eastAsiaTheme="minorEastAsia" w:hAnsiTheme="minorEastAsia" w:hint="eastAsia"/>
               </w:rPr>
             </w:pPr>
+            <w:proofErr w:type="spellStart"/>
             <w:r>
               <w:rPr>
                 <w:rFonts w:asciiTheme="minorEastAsia" w:eastAsiaTheme="minorEastAsia" w:hAnsiTheme="minorEastAsia" w:hint="eastAsia"/>
@@ -21564,6 +21747,7 @@
               </w:rPr>
               <w:t>rule</w:t>
             </w:r>
+            <w:proofErr w:type="spellEnd"/>
           </w:p>
         </w:tc>
       </w:tr>
@@ -21652,6 +21836,7 @@
                 <w:rFonts w:asciiTheme="minorEastAsia" w:eastAsiaTheme="minorEastAsia" w:hAnsiTheme="minorEastAsia" w:hint="eastAsia"/>
               </w:rPr>
             </w:pPr>
+            <w:proofErr w:type="spellStart"/>
             <w:r>
               <w:rPr>
                 <w:rFonts w:asciiTheme="minorEastAsia" w:eastAsiaTheme="minorEastAsia" w:hAnsiTheme="minorEastAsia" w:hint="eastAsia"/>
@@ -21676,6 +21861,7 @@
               </w:rPr>
               <w:t>d</w:t>
             </w:r>
+            <w:proofErr w:type="spellEnd"/>
           </w:p>
         </w:tc>
         <w:tc>
@@ -21945,6 +22131,7 @@
                 <w:rFonts w:asciiTheme="minorEastAsia" w:eastAsiaTheme="minorEastAsia" w:hAnsiTheme="minorEastAsia" w:hint="eastAsia"/>
               </w:rPr>
             </w:pPr>
+            <w:proofErr w:type="spellStart"/>
             <w:r>
               <w:rPr>
                 <w:rFonts w:asciiTheme="minorEastAsia" w:eastAsiaTheme="minorEastAsia" w:hAnsiTheme="minorEastAsia" w:hint="eastAsia"/>
@@ -21957,6 +22144,7 @@
               </w:rPr>
               <w:t>d</w:t>
             </w:r>
+            <w:proofErr w:type="spellEnd"/>
           </w:p>
         </w:tc>
         <w:tc>
@@ -22395,6 +22583,7 @@
                 <w:rFonts w:asciiTheme="minorEastAsia" w:eastAsiaTheme="minorEastAsia" w:hAnsiTheme="minorEastAsia" w:hint="eastAsia"/>
               </w:rPr>
             </w:pPr>
+            <w:proofErr w:type="spellStart"/>
             <w:r>
               <w:rPr>
                 <w:rFonts w:asciiTheme="minorEastAsia" w:eastAsiaTheme="minorEastAsia" w:hAnsiTheme="minorEastAsia" w:hint="eastAsia"/>
@@ -22419,6 +22608,7 @@
               </w:rPr>
               <w:t>ype</w:t>
             </w:r>
+            <w:proofErr w:type="spellEnd"/>
           </w:p>
         </w:tc>
         <w:tc>
@@ -22518,6 +22708,7 @@
                 <w:rFonts w:asciiTheme="minorEastAsia" w:eastAsiaTheme="minorEastAsia" w:hAnsiTheme="minorEastAsia" w:hint="eastAsia"/>
               </w:rPr>
             </w:pPr>
+            <w:proofErr w:type="spellStart"/>
             <w:r>
               <w:rPr>
                 <w:rFonts w:asciiTheme="minorEastAsia" w:eastAsiaTheme="minorEastAsia" w:hAnsiTheme="minorEastAsia" w:hint="eastAsia"/>
@@ -22542,6 +22733,7 @@
               </w:rPr>
               <w:t>ype</w:t>
             </w:r>
+            <w:proofErr w:type="spellEnd"/>
           </w:p>
         </w:tc>
         <w:tc>
@@ -22641,6 +22833,7 @@
                 <w:rFonts w:asciiTheme="minorEastAsia" w:eastAsiaTheme="minorEastAsia" w:hAnsiTheme="minorEastAsia" w:hint="eastAsia"/>
               </w:rPr>
             </w:pPr>
+            <w:proofErr w:type="spellStart"/>
             <w:r>
               <w:rPr>
                 <w:rFonts w:asciiTheme="minorEastAsia" w:eastAsiaTheme="minorEastAsia" w:hAnsiTheme="minorEastAsia" w:hint="eastAsia"/>
@@ -22665,6 +22858,7 @@
               </w:rPr>
               <w:t>essage</w:t>
             </w:r>
+            <w:proofErr w:type="spellEnd"/>
           </w:p>
         </w:tc>
         <w:tc>
@@ -22758,12 +22952,14 @@
                 <w:rFonts w:asciiTheme="minorEastAsia" w:eastAsiaTheme="minorEastAsia" w:hAnsiTheme="minorEastAsia" w:hint="eastAsia"/>
               </w:rPr>
             </w:pPr>
+            <w:proofErr w:type="spellStart"/>
             <w:r>
               <w:rPr>
                 <w:rFonts w:asciiTheme="minorEastAsia" w:eastAsiaTheme="minorEastAsia" w:hAnsiTheme="minorEastAsia" w:hint="eastAsia"/>
               </w:rPr>
               <w:t>is_enabled</w:t>
             </w:r>
+            <w:proofErr w:type="spellEnd"/>
           </w:p>
         </w:tc>
         <w:tc>
@@ -22863,12 +23059,14 @@
                 <w:rFonts w:asciiTheme="minorEastAsia" w:eastAsiaTheme="minorEastAsia" w:hAnsiTheme="minorEastAsia" w:hint="eastAsia"/>
               </w:rPr>
             </w:pPr>
+            <w:proofErr w:type="spellStart"/>
             <w:r>
               <w:rPr>
                 <w:rFonts w:asciiTheme="minorEastAsia" w:eastAsiaTheme="minorEastAsia" w:hAnsiTheme="minorEastAsia" w:hint="eastAsia"/>
               </w:rPr>
               <w:t>created_by</w:t>
             </w:r>
+            <w:proofErr w:type="spellEnd"/>
           </w:p>
         </w:tc>
         <w:tc>
@@ -22962,12 +23160,14 @@
                 <w:rFonts w:asciiTheme="minorEastAsia" w:eastAsiaTheme="minorEastAsia" w:hAnsiTheme="minorEastAsia" w:hint="eastAsia"/>
               </w:rPr>
             </w:pPr>
+            <w:proofErr w:type="spellStart"/>
             <w:r>
               <w:rPr>
                 <w:rFonts w:asciiTheme="minorEastAsia" w:eastAsiaTheme="minorEastAsia" w:hAnsiTheme="minorEastAsia" w:hint="eastAsia"/>
               </w:rPr>
               <w:t>created_at</w:t>
             </w:r>
+            <w:proofErr w:type="spellEnd"/>
           </w:p>
         </w:tc>
         <w:tc>
@@ -23067,12 +23267,14 @@
                 <w:rFonts w:asciiTheme="minorEastAsia" w:eastAsiaTheme="minorEastAsia" w:hAnsiTheme="minorEastAsia" w:hint="eastAsia"/>
               </w:rPr>
             </w:pPr>
+            <w:proofErr w:type="spellStart"/>
             <w:r>
               <w:rPr>
                 <w:rFonts w:asciiTheme="minorEastAsia" w:eastAsiaTheme="minorEastAsia" w:hAnsiTheme="minorEastAsia" w:hint="eastAsia"/>
               </w:rPr>
               <w:t>updated_by</w:t>
             </w:r>
+            <w:proofErr w:type="spellEnd"/>
           </w:p>
         </w:tc>
         <w:tc>
@@ -23166,12 +23368,14 @@
                 <w:rFonts w:asciiTheme="minorEastAsia" w:eastAsiaTheme="minorEastAsia" w:hAnsiTheme="minorEastAsia" w:hint="eastAsia"/>
               </w:rPr>
             </w:pPr>
+            <w:proofErr w:type="spellStart"/>
             <w:r>
               <w:rPr>
                 <w:rFonts w:asciiTheme="minorEastAsia" w:eastAsiaTheme="minorEastAsia" w:hAnsiTheme="minorEastAsia" w:hint="eastAsia"/>
               </w:rPr>
               <w:t>updated_at</w:t>
             </w:r>
+            <w:proofErr w:type="spellEnd"/>
           </w:p>
         </w:tc>
         <w:tc>
@@ -23272,12 +23476,14 @@
           <w:rFonts w:asciiTheme="minorEastAsia" w:eastAsiaTheme="minorEastAsia" w:hAnsiTheme="minorEastAsia" w:hint="eastAsia"/>
         </w:rPr>
       </w:pPr>
+      <w:proofErr w:type="spellStart"/>
       <w:r>
         <w:rPr>
           <w:rFonts w:asciiTheme="minorEastAsia" w:eastAsiaTheme="minorEastAsia" w:hAnsiTheme="minorEastAsia" w:hint="eastAsia"/>
         </w:rPr>
         <w:t>res_rule_parameter</w:t>
       </w:r>
+      <w:proofErr w:type="spellEnd"/>
     </w:p>
     <w:tbl>
       <w:tblPr>
@@ -23330,6 +23536,7 @@
                 <w:rFonts w:asciiTheme="minorEastAsia" w:eastAsiaTheme="minorEastAsia" w:hAnsiTheme="minorEastAsia" w:hint="eastAsia"/>
               </w:rPr>
             </w:pPr>
+            <w:proofErr w:type="spellStart"/>
             <w:r>
               <w:rPr>
                 <w:rFonts w:asciiTheme="minorEastAsia" w:eastAsiaTheme="minorEastAsia" w:hAnsiTheme="minorEastAsia" w:hint="eastAsia"/>
@@ -23342,6 +23549,7 @@
               </w:rPr>
               <w:t>es_rule_parameter</w:t>
             </w:r>
+            <w:proofErr w:type="spellEnd"/>
           </w:p>
         </w:tc>
       </w:tr>
@@ -23448,12 +23656,14 @@
                 <w:rFonts w:asciiTheme="minorEastAsia" w:eastAsiaTheme="minorEastAsia" w:hAnsiTheme="minorEastAsia" w:hint="eastAsia"/>
               </w:rPr>
             </w:pPr>
+            <w:proofErr w:type="spellStart"/>
             <w:r>
               <w:rPr>
                 <w:rFonts w:asciiTheme="minorEastAsia" w:eastAsiaTheme="minorEastAsia" w:hAnsiTheme="minorEastAsia" w:hint="eastAsia"/>
               </w:rPr>
               <w:t>parameter_id</w:t>
             </w:r>
+            <w:proofErr w:type="spellEnd"/>
           </w:p>
         </w:tc>
         <w:tc>
@@ -23723,6 +23933,7 @@
                 <w:rFonts w:asciiTheme="minorEastAsia" w:eastAsiaTheme="minorEastAsia" w:hAnsiTheme="minorEastAsia" w:hint="eastAsia"/>
               </w:rPr>
             </w:pPr>
+            <w:proofErr w:type="spellStart"/>
             <w:r>
               <w:rPr>
                 <w:rFonts w:asciiTheme="minorEastAsia" w:eastAsiaTheme="minorEastAsia" w:hAnsiTheme="minorEastAsia" w:hint="eastAsia"/>
@@ -23747,6 +23958,7 @@
               </w:rPr>
               <w:t>d</w:t>
             </w:r>
+            <w:proofErr w:type="spellEnd"/>
           </w:p>
         </w:tc>
         <w:tc>
@@ -23858,6 +24070,7 @@
                 <w:rFonts w:asciiTheme="minorEastAsia" w:eastAsiaTheme="minorEastAsia" w:hAnsiTheme="minorEastAsia" w:hint="eastAsia"/>
               </w:rPr>
             </w:pPr>
+            <w:proofErr w:type="spellStart"/>
             <w:r>
               <w:rPr>
                 <w:rFonts w:asciiTheme="minorEastAsia" w:eastAsiaTheme="minorEastAsia" w:hAnsiTheme="minorEastAsia" w:hint="eastAsia"/>
@@ -23882,6 +24095,7 @@
               </w:rPr>
               <w:t>ame</w:t>
             </w:r>
+            <w:proofErr w:type="spellEnd"/>
           </w:p>
         </w:tc>
         <w:tc>
@@ -24104,6 +24318,7 @@
                 <w:rFonts w:asciiTheme="minorEastAsia" w:eastAsiaTheme="minorEastAsia" w:hAnsiTheme="minorEastAsia" w:hint="eastAsia"/>
               </w:rPr>
             </w:pPr>
+            <w:proofErr w:type="spellStart"/>
             <w:r>
               <w:rPr>
                 <w:rFonts w:asciiTheme="minorEastAsia" w:eastAsiaTheme="minorEastAsia" w:hAnsiTheme="minorEastAsia" w:hint="eastAsia"/>
@@ -24128,6 +24343,7 @@
               </w:rPr>
               <w:t>ame</w:t>
             </w:r>
+            <w:proofErr w:type="spellEnd"/>
           </w:p>
         </w:tc>
         <w:tc>
@@ -24239,12 +24455,14 @@
                 <w:rFonts w:asciiTheme="minorEastAsia" w:eastAsiaTheme="minorEastAsia" w:hAnsiTheme="minorEastAsia" w:hint="eastAsia"/>
               </w:rPr>
             </w:pPr>
+            <w:proofErr w:type="spellStart"/>
             <w:r>
               <w:rPr>
                 <w:rFonts w:asciiTheme="minorEastAsia" w:eastAsiaTheme="minorEastAsia" w:hAnsiTheme="minorEastAsia" w:hint="eastAsia"/>
               </w:rPr>
               <w:t>is_enabled</w:t>
             </w:r>
+            <w:proofErr w:type="spellEnd"/>
           </w:p>
         </w:tc>
         <w:tc>
@@ -24344,12 +24562,14 @@
                 <w:rFonts w:asciiTheme="minorEastAsia" w:eastAsiaTheme="minorEastAsia" w:hAnsiTheme="minorEastAsia" w:hint="eastAsia"/>
               </w:rPr>
             </w:pPr>
+            <w:proofErr w:type="spellStart"/>
             <w:r>
               <w:rPr>
                 <w:rFonts w:asciiTheme="minorEastAsia" w:eastAsiaTheme="minorEastAsia" w:hAnsiTheme="minorEastAsia" w:hint="eastAsia"/>
               </w:rPr>
               <w:t>created_by</w:t>
             </w:r>
+            <w:proofErr w:type="spellEnd"/>
           </w:p>
         </w:tc>
         <w:tc>
@@ -24443,12 +24663,14 @@
                 <w:rFonts w:asciiTheme="minorEastAsia" w:eastAsiaTheme="minorEastAsia" w:hAnsiTheme="minorEastAsia" w:hint="eastAsia"/>
               </w:rPr>
             </w:pPr>
+            <w:proofErr w:type="spellStart"/>
             <w:r>
               <w:rPr>
                 <w:rFonts w:asciiTheme="minorEastAsia" w:eastAsiaTheme="minorEastAsia" w:hAnsiTheme="minorEastAsia" w:hint="eastAsia"/>
               </w:rPr>
               <w:t>created_at</w:t>
             </w:r>
+            <w:proofErr w:type="spellEnd"/>
           </w:p>
         </w:tc>
         <w:tc>
@@ -24548,12 +24770,14 @@
                 <w:rFonts w:asciiTheme="minorEastAsia" w:eastAsiaTheme="minorEastAsia" w:hAnsiTheme="minorEastAsia" w:hint="eastAsia"/>
               </w:rPr>
             </w:pPr>
+            <w:proofErr w:type="spellStart"/>
             <w:r>
               <w:rPr>
                 <w:rFonts w:asciiTheme="minorEastAsia" w:eastAsiaTheme="minorEastAsia" w:hAnsiTheme="minorEastAsia" w:hint="eastAsia"/>
               </w:rPr>
               <w:t>updated_by</w:t>
             </w:r>
+            <w:proofErr w:type="spellEnd"/>
           </w:p>
         </w:tc>
         <w:tc>
@@ -24647,12 +24871,14 @@
                 <w:rFonts w:asciiTheme="minorEastAsia" w:eastAsiaTheme="minorEastAsia" w:hAnsiTheme="minorEastAsia" w:hint="eastAsia"/>
               </w:rPr>
             </w:pPr>
+            <w:proofErr w:type="spellStart"/>
             <w:r>
               <w:rPr>
                 <w:rFonts w:asciiTheme="minorEastAsia" w:eastAsiaTheme="minorEastAsia" w:hAnsiTheme="minorEastAsia" w:hint="eastAsia"/>
               </w:rPr>
               <w:t>updated_at</w:t>
             </w:r>
+            <w:proofErr w:type="spellEnd"/>
           </w:p>
         </w:tc>
         <w:tc>
@@ -24755,6 +24981,7 @@
       </w:pPr>
       <w:bookmarkStart w:id="59" w:name="_Toc72332637"/>
       <w:bookmarkEnd w:id="59"/>
+      <w:proofErr w:type="spellStart"/>
       <w:r>
         <w:rPr>
           <w:rFonts w:asciiTheme="minorEastAsia" w:eastAsiaTheme="minorEastAsia" w:hAnsiTheme="minorEastAsia"/>
@@ -24767,6 +24994,7 @@
         </w:rPr>
         <w:t>employee</w:t>
       </w:r>
+      <w:proofErr w:type="spellEnd"/>
     </w:p>
     <w:tbl>
       <w:tblPr>
@@ -24819,6 +25047,7 @@
                 <w:rFonts w:asciiTheme="minorEastAsia" w:eastAsiaTheme="minorEastAsia" w:hAnsiTheme="minorEastAsia" w:hint="eastAsia"/>
               </w:rPr>
             </w:pPr>
+            <w:proofErr w:type="spellStart"/>
             <w:r>
               <w:rPr>
                 <w:rFonts w:asciiTheme="minorEastAsia" w:eastAsiaTheme="minorEastAsia" w:hAnsiTheme="minorEastAsia" w:hint="eastAsia"/>
@@ -24843,6 +25072,7 @@
               </w:rPr>
               <w:t>employee</w:t>
             </w:r>
+            <w:proofErr w:type="spellEnd"/>
           </w:p>
         </w:tc>
       </w:tr>
@@ -24943,6 +25173,7 @@
                 <w:rFonts w:asciiTheme="minorEastAsia" w:eastAsiaTheme="minorEastAsia" w:hAnsiTheme="minorEastAsia" w:hint="eastAsia"/>
               </w:rPr>
             </w:pPr>
+            <w:proofErr w:type="spellStart"/>
             <w:r>
               <w:rPr>
                 <w:rFonts w:asciiTheme="minorEastAsia" w:eastAsiaTheme="minorEastAsia" w:hAnsiTheme="minorEastAsia" w:hint="eastAsia"/>
@@ -24955,6 +25186,7 @@
               </w:rPr>
               <w:t>_id</w:t>
             </w:r>
+            <w:proofErr w:type="spellEnd"/>
           </w:p>
         </w:tc>
         <w:tc>
@@ -25224,6 +25456,7 @@
                 <w:rFonts w:asciiTheme="minorEastAsia" w:eastAsiaTheme="minorEastAsia" w:hAnsiTheme="minorEastAsia" w:hint="eastAsia"/>
               </w:rPr>
             </w:pPr>
+            <w:proofErr w:type="spellStart"/>
             <w:r>
               <w:rPr>
                 <w:rFonts w:asciiTheme="minorEastAsia" w:eastAsiaTheme="minorEastAsia" w:hAnsiTheme="minorEastAsia" w:hint="eastAsia"/>
@@ -25236,6 +25469,7 @@
               </w:rPr>
               <w:t>_id</w:t>
             </w:r>
+            <w:proofErr w:type="spellEnd"/>
           </w:p>
         </w:tc>
         <w:tc>
@@ -25341,12 +25575,14 @@
                 <w:rFonts w:asciiTheme="minorEastAsia" w:eastAsiaTheme="minorEastAsia" w:hAnsiTheme="minorEastAsia" w:hint="eastAsia"/>
               </w:rPr>
             </w:pPr>
+            <w:proofErr w:type="spellStart"/>
             <w:r>
               <w:rPr>
                 <w:rFonts w:asciiTheme="minorEastAsia" w:eastAsiaTheme="minorEastAsia" w:hAnsiTheme="minorEastAsia" w:hint="eastAsia"/>
               </w:rPr>
               <w:t>emp_no</w:t>
             </w:r>
+            <w:proofErr w:type="spellEnd"/>
           </w:p>
         </w:tc>
         <w:tc>
@@ -25517,8 +25753,16 @@
               <w:rPr>
                 <w:rFonts w:asciiTheme="minorEastAsia" w:eastAsiaTheme="minorEastAsia" w:hAnsiTheme="minorEastAsia" w:hint="eastAsia"/>
               </w:rPr>
-              <w:t>[参]EmployeePosition</w:t>
-            </w:r>
+              <w:t>[参]</w:t>
+            </w:r>
+            <w:proofErr w:type="spellStart"/>
+            <w:r>
+              <w:rPr>
+                <w:rFonts w:asciiTheme="minorEastAsia" w:eastAsiaTheme="minorEastAsia" w:hAnsiTheme="minorEastAsia" w:hint="eastAsia"/>
+              </w:rPr>
+              <w:t>EmployeePosition</w:t>
+            </w:r>
+            <w:proofErr w:type="spellEnd"/>
           </w:p>
         </w:tc>
       </w:tr>
@@ -25639,12 +25883,14 @@
                 <w:rFonts w:asciiTheme="minorEastAsia" w:eastAsiaTheme="minorEastAsia" w:hAnsiTheme="minorEastAsia" w:hint="eastAsia"/>
               </w:rPr>
             </w:pPr>
+            <w:proofErr w:type="spellStart"/>
             <w:r>
               <w:rPr>
                 <w:rFonts w:asciiTheme="minorEastAsia" w:eastAsiaTheme="minorEastAsia" w:hAnsiTheme="minorEastAsia" w:hint="eastAsia"/>
               </w:rPr>
               <w:t>business_range</w:t>
             </w:r>
+            <w:proofErr w:type="spellEnd"/>
           </w:p>
         </w:tc>
         <w:tc>
@@ -25722,8 +25968,16 @@
               <w:rPr>
                 <w:rFonts w:asciiTheme="minorEastAsia" w:eastAsiaTheme="minorEastAsia" w:hAnsiTheme="minorEastAsia" w:hint="eastAsia"/>
               </w:rPr>
-              <w:t>[参]BusinessRange</w:t>
-            </w:r>
+              <w:t>[参]</w:t>
+            </w:r>
+            <w:proofErr w:type="spellStart"/>
+            <w:r>
+              <w:rPr>
+                <w:rFonts w:asciiTheme="minorEastAsia" w:eastAsiaTheme="minorEastAsia" w:hAnsiTheme="minorEastAsia" w:hint="eastAsia"/>
+              </w:rPr>
+              <w:t>BusinessRange</w:t>
+            </w:r>
+            <w:proofErr w:type="spellEnd"/>
           </w:p>
         </w:tc>
       </w:tr>
@@ -25738,6 +25992,7 @@
                 <w:rFonts w:asciiTheme="minorEastAsia" w:eastAsiaTheme="minorEastAsia" w:hAnsiTheme="minorEastAsia" w:hint="eastAsia"/>
               </w:rPr>
             </w:pPr>
+            <w:proofErr w:type="spellStart"/>
             <w:r>
               <w:rPr>
                 <w:rFonts w:asciiTheme="minorEastAsia" w:eastAsiaTheme="minorEastAsia" w:hAnsiTheme="minorEastAsia" w:hint="eastAsia"/>
@@ -25750,6 +26005,7 @@
               </w:rPr>
               <w:t>abbr</w:t>
             </w:r>
+            <w:proofErr w:type="spellEnd"/>
           </w:p>
         </w:tc>
         <w:tc>
@@ -25837,12 +26093,14 @@
                 <w:rFonts w:asciiTheme="minorEastAsia" w:eastAsiaTheme="minorEastAsia" w:hAnsiTheme="minorEastAsia" w:hint="eastAsia"/>
               </w:rPr>
             </w:pPr>
+            <w:proofErr w:type="spellStart"/>
             <w:r>
               <w:rPr>
                 <w:rFonts w:asciiTheme="minorEastAsia" w:eastAsiaTheme="minorEastAsia" w:hAnsiTheme="minorEastAsia" w:hint="eastAsia"/>
               </w:rPr>
               <w:t>sign_image</w:t>
             </w:r>
+            <w:proofErr w:type="spellEnd"/>
           </w:p>
         </w:tc>
         <w:tc>
@@ -25948,12 +26206,14 @@
                 <w:rFonts w:asciiTheme="minorEastAsia" w:eastAsiaTheme="minorEastAsia" w:hAnsiTheme="minorEastAsia" w:hint="eastAsia"/>
               </w:rPr>
             </w:pPr>
+            <w:proofErr w:type="spellStart"/>
             <w:r>
               <w:rPr>
                 <w:rFonts w:asciiTheme="minorEastAsia" w:eastAsiaTheme="minorEastAsia" w:hAnsiTheme="minorEastAsia" w:hint="eastAsia"/>
               </w:rPr>
               <w:t>dept_id</w:t>
             </w:r>
+            <w:proofErr w:type="spellEnd"/>
           </w:p>
         </w:tc>
         <w:tc>
@@ -26047,12 +26307,14 @@
                 <w:rFonts w:asciiTheme="minorEastAsia" w:eastAsiaTheme="minorEastAsia" w:hAnsiTheme="minorEastAsia" w:hint="eastAsia"/>
               </w:rPr>
             </w:pPr>
+            <w:proofErr w:type="spellStart"/>
             <w:r>
               <w:rPr>
                 <w:rFonts w:asciiTheme="minorEastAsia" w:eastAsiaTheme="minorEastAsia" w:hAnsiTheme="minorEastAsia" w:hint="eastAsia"/>
               </w:rPr>
               <w:t>group_id</w:t>
             </w:r>
+            <w:proofErr w:type="spellEnd"/>
           </w:p>
         </w:tc>
         <w:tc>
@@ -26146,12 +26408,14 @@
                 <w:rFonts w:asciiTheme="minorEastAsia" w:eastAsiaTheme="minorEastAsia" w:hAnsiTheme="minorEastAsia" w:hint="eastAsia"/>
               </w:rPr>
             </w:pPr>
+            <w:proofErr w:type="spellStart"/>
             <w:r>
               <w:rPr>
                 <w:rFonts w:asciiTheme="minorEastAsia" w:eastAsiaTheme="minorEastAsia" w:hAnsiTheme="minorEastAsia" w:hint="eastAsia"/>
               </w:rPr>
               <w:t>is_enabled</w:t>
             </w:r>
+            <w:proofErr w:type="spellEnd"/>
           </w:p>
         </w:tc>
         <w:tc>
@@ -26251,12 +26515,14 @@
                 <w:rFonts w:asciiTheme="minorEastAsia" w:eastAsiaTheme="minorEastAsia" w:hAnsiTheme="minorEastAsia" w:hint="eastAsia"/>
               </w:rPr>
             </w:pPr>
+            <w:proofErr w:type="spellStart"/>
             <w:r>
               <w:rPr>
                 <w:rFonts w:asciiTheme="minorEastAsia" w:eastAsiaTheme="minorEastAsia" w:hAnsiTheme="minorEastAsia" w:hint="eastAsia"/>
               </w:rPr>
               <w:t>created_by</w:t>
             </w:r>
+            <w:proofErr w:type="spellEnd"/>
           </w:p>
         </w:tc>
         <w:tc>
@@ -26350,12 +26616,14 @@
                 <w:rFonts w:asciiTheme="minorEastAsia" w:eastAsiaTheme="minorEastAsia" w:hAnsiTheme="minorEastAsia" w:hint="eastAsia"/>
               </w:rPr>
             </w:pPr>
+            <w:proofErr w:type="spellStart"/>
             <w:r>
               <w:rPr>
                 <w:rFonts w:asciiTheme="minorEastAsia" w:eastAsiaTheme="minorEastAsia" w:hAnsiTheme="minorEastAsia" w:hint="eastAsia"/>
               </w:rPr>
               <w:t>created_at</w:t>
             </w:r>
+            <w:proofErr w:type="spellEnd"/>
           </w:p>
         </w:tc>
         <w:tc>
@@ -26455,12 +26723,14 @@
                 <w:rFonts w:asciiTheme="minorEastAsia" w:eastAsiaTheme="minorEastAsia" w:hAnsiTheme="minorEastAsia" w:hint="eastAsia"/>
               </w:rPr>
             </w:pPr>
+            <w:proofErr w:type="spellStart"/>
             <w:r>
               <w:rPr>
                 <w:rFonts w:asciiTheme="minorEastAsia" w:eastAsiaTheme="minorEastAsia" w:hAnsiTheme="minorEastAsia" w:hint="eastAsia"/>
               </w:rPr>
               <w:t>updated_by</w:t>
             </w:r>
+            <w:proofErr w:type="spellEnd"/>
           </w:p>
         </w:tc>
         <w:tc>
@@ -26554,12 +26824,14 @@
                 <w:rFonts w:asciiTheme="minorEastAsia" w:eastAsiaTheme="minorEastAsia" w:hAnsiTheme="minorEastAsia" w:hint="eastAsia"/>
               </w:rPr>
             </w:pPr>
+            <w:proofErr w:type="spellStart"/>
             <w:r>
               <w:rPr>
                 <w:rFonts w:asciiTheme="minorEastAsia" w:eastAsiaTheme="minorEastAsia" w:hAnsiTheme="minorEastAsia" w:hint="eastAsia"/>
               </w:rPr>
               <w:t>updated_at</w:t>
             </w:r>
+            <w:proofErr w:type="spellEnd"/>
           </w:p>
         </w:tc>
         <w:tc>
@@ -26660,6 +26932,7 @@
           <w:rFonts w:asciiTheme="minorEastAsia" w:eastAsiaTheme="minorEastAsia" w:hAnsiTheme="minorEastAsia" w:hint="eastAsia"/>
         </w:rPr>
       </w:pPr>
+      <w:proofErr w:type="spellStart"/>
       <w:r>
         <w:rPr>
           <w:rFonts w:asciiTheme="minorEastAsia" w:eastAsiaTheme="minorEastAsia" w:hAnsiTheme="minorEastAsia"/>
@@ -26672,6 +26945,7 @@
         </w:rPr>
         <w:t>dept</w:t>
       </w:r>
+      <w:proofErr w:type="spellEnd"/>
     </w:p>
     <w:tbl>
       <w:tblPr>
@@ -26724,6 +26998,7 @@
                 <w:rFonts w:asciiTheme="minorEastAsia" w:eastAsiaTheme="minorEastAsia" w:hAnsiTheme="minorEastAsia" w:hint="eastAsia"/>
               </w:rPr>
             </w:pPr>
+            <w:proofErr w:type="spellStart"/>
             <w:r>
               <w:rPr>
                 <w:rFonts w:asciiTheme="minorEastAsia" w:eastAsiaTheme="minorEastAsia" w:hAnsiTheme="minorEastAsia" w:hint="eastAsia"/>
@@ -26748,6 +27023,7 @@
               </w:rPr>
               <w:t>dept</w:t>
             </w:r>
+            <w:proofErr w:type="spellEnd"/>
           </w:p>
         </w:tc>
       </w:tr>
@@ -26842,6 +27118,7 @@
                 <w:rFonts w:asciiTheme="minorEastAsia" w:eastAsiaTheme="minorEastAsia" w:hAnsiTheme="minorEastAsia" w:hint="eastAsia"/>
               </w:rPr>
             </w:pPr>
+            <w:proofErr w:type="spellStart"/>
             <w:r>
               <w:rPr>
                 <w:rFonts w:asciiTheme="minorEastAsia" w:eastAsiaTheme="minorEastAsia" w:hAnsiTheme="minorEastAsia" w:hint="eastAsia"/>
@@ -26854,6 +27131,7 @@
               </w:rPr>
               <w:t>_id</w:t>
             </w:r>
+            <w:proofErr w:type="spellEnd"/>
           </w:p>
         </w:tc>
         <w:tc>
@@ -27123,6 +27401,7 @@
                 <w:rFonts w:asciiTheme="minorEastAsia" w:eastAsiaTheme="minorEastAsia" w:hAnsiTheme="minorEastAsia" w:hint="eastAsia"/>
               </w:rPr>
             </w:pPr>
+            <w:proofErr w:type="spellStart"/>
             <w:r>
               <w:rPr>
                 <w:rFonts w:asciiTheme="minorEastAsia" w:eastAsiaTheme="minorEastAsia" w:hAnsiTheme="minorEastAsia" w:hint="eastAsia"/>
@@ -27135,6 +27414,7 @@
               </w:rPr>
               <w:t>_id</w:t>
             </w:r>
+            <w:proofErr w:type="spellEnd"/>
           </w:p>
         </w:tc>
         <w:tc>
@@ -27240,12 +27520,14 @@
                 <w:rFonts w:asciiTheme="minorEastAsia" w:eastAsiaTheme="minorEastAsia" w:hAnsiTheme="minorEastAsia" w:hint="eastAsia"/>
               </w:rPr>
             </w:pPr>
+            <w:proofErr w:type="spellStart"/>
             <w:r>
               <w:rPr>
                 <w:rFonts w:asciiTheme="minorEastAsia" w:eastAsiaTheme="minorEastAsia" w:hAnsiTheme="minorEastAsia" w:hint="eastAsia"/>
               </w:rPr>
               <w:t>dept_no</w:t>
             </w:r>
+            <w:proofErr w:type="spellEnd"/>
           </w:p>
         </w:tc>
         <w:tc>
@@ -27333,6 +27615,7 @@
                 <w:rFonts w:asciiTheme="minorEastAsia" w:eastAsiaTheme="minorEastAsia" w:hAnsiTheme="minorEastAsia" w:hint="eastAsia"/>
               </w:rPr>
             </w:pPr>
+            <w:proofErr w:type="spellStart"/>
             <w:r>
               <w:rPr>
                 <w:rFonts w:asciiTheme="minorEastAsia" w:eastAsiaTheme="minorEastAsia" w:hAnsiTheme="minorEastAsia" w:hint="eastAsia"/>
@@ -27345,6 +27628,7 @@
               </w:rPr>
               <w:t>ame</w:t>
             </w:r>
+            <w:proofErr w:type="spellEnd"/>
           </w:p>
         </w:tc>
         <w:tc>
@@ -27438,12 +27722,14 @@
                 <w:rFonts w:asciiTheme="minorEastAsia" w:eastAsiaTheme="minorEastAsia" w:hAnsiTheme="minorEastAsia" w:hint="eastAsia"/>
               </w:rPr>
             </w:pPr>
+            <w:proofErr w:type="spellStart"/>
             <w:r>
               <w:rPr>
                 <w:rFonts w:asciiTheme="minorEastAsia" w:eastAsiaTheme="minorEastAsia" w:hAnsiTheme="minorEastAsia" w:hint="eastAsia"/>
               </w:rPr>
               <w:t>parent_id</w:t>
             </w:r>
+            <w:proofErr w:type="spellEnd"/>
           </w:p>
         </w:tc>
         <w:tc>
@@ -27543,12 +27829,14 @@
                 <w:rFonts w:asciiTheme="minorEastAsia" w:eastAsiaTheme="minorEastAsia" w:hAnsiTheme="minorEastAsia" w:hint="eastAsia"/>
               </w:rPr>
             </w:pPr>
+            <w:proofErr w:type="spellStart"/>
             <w:r>
               <w:rPr>
                 <w:rFonts w:asciiTheme="minorEastAsia" w:eastAsiaTheme="minorEastAsia" w:hAnsiTheme="minorEastAsia" w:hint="eastAsia"/>
               </w:rPr>
               <w:t>is_enabled</w:t>
             </w:r>
+            <w:proofErr w:type="spellEnd"/>
           </w:p>
         </w:tc>
         <w:tc>
@@ -27648,12 +27936,14 @@
                 <w:rFonts w:asciiTheme="minorEastAsia" w:eastAsiaTheme="minorEastAsia" w:hAnsiTheme="minorEastAsia" w:hint="eastAsia"/>
               </w:rPr>
             </w:pPr>
+            <w:proofErr w:type="spellStart"/>
             <w:r>
               <w:rPr>
                 <w:rFonts w:asciiTheme="minorEastAsia" w:eastAsiaTheme="minorEastAsia" w:hAnsiTheme="minorEastAsia" w:hint="eastAsia"/>
               </w:rPr>
               <w:t>created_by</w:t>
             </w:r>
+            <w:proofErr w:type="spellEnd"/>
           </w:p>
         </w:tc>
         <w:tc>
@@ -27747,12 +28037,14 @@
                 <w:rFonts w:asciiTheme="minorEastAsia" w:eastAsiaTheme="minorEastAsia" w:hAnsiTheme="minorEastAsia" w:hint="eastAsia"/>
               </w:rPr>
             </w:pPr>
+            <w:proofErr w:type="spellStart"/>
             <w:r>
               <w:rPr>
                 <w:rFonts w:asciiTheme="minorEastAsia" w:eastAsiaTheme="minorEastAsia" w:hAnsiTheme="minorEastAsia" w:hint="eastAsia"/>
               </w:rPr>
               <w:t>created_at</w:t>
             </w:r>
+            <w:proofErr w:type="spellEnd"/>
           </w:p>
         </w:tc>
         <w:tc>
@@ -27852,12 +28144,14 @@
                 <w:rFonts w:asciiTheme="minorEastAsia" w:eastAsiaTheme="minorEastAsia" w:hAnsiTheme="minorEastAsia" w:hint="eastAsia"/>
               </w:rPr>
             </w:pPr>
+            <w:proofErr w:type="spellStart"/>
             <w:r>
               <w:rPr>
                 <w:rFonts w:asciiTheme="minorEastAsia" w:eastAsiaTheme="minorEastAsia" w:hAnsiTheme="minorEastAsia" w:hint="eastAsia"/>
               </w:rPr>
               <w:t>updated_by</w:t>
             </w:r>
+            <w:proofErr w:type="spellEnd"/>
           </w:p>
         </w:tc>
         <w:tc>
@@ -27951,12 +28245,14 @@
                 <w:rFonts w:asciiTheme="minorEastAsia" w:eastAsiaTheme="minorEastAsia" w:hAnsiTheme="minorEastAsia" w:hint="eastAsia"/>
               </w:rPr>
             </w:pPr>
+            <w:proofErr w:type="spellStart"/>
             <w:r>
               <w:rPr>
                 <w:rFonts w:asciiTheme="minorEastAsia" w:eastAsiaTheme="minorEastAsia" w:hAnsiTheme="minorEastAsia" w:hint="eastAsia"/>
               </w:rPr>
               <w:t>updated_at</w:t>
             </w:r>
+            <w:proofErr w:type="spellEnd"/>
           </w:p>
         </w:tc>
         <w:tc>
@@ -28057,6 +28353,7 @@
           <w:rFonts w:asciiTheme="minorEastAsia" w:eastAsiaTheme="minorEastAsia" w:hAnsiTheme="minorEastAsia" w:hint="eastAsia"/>
         </w:rPr>
       </w:pPr>
+      <w:proofErr w:type="spellStart"/>
       <w:r>
         <w:rPr>
           <w:rFonts w:asciiTheme="minorEastAsia" w:eastAsiaTheme="minorEastAsia" w:hAnsiTheme="minorEastAsia"/>
@@ -28069,6 +28366,7 @@
         </w:rPr>
         <w:t>lookup</w:t>
       </w:r>
+      <w:proofErr w:type="spellEnd"/>
     </w:p>
     <w:tbl>
       <w:tblPr>
@@ -28121,6 +28419,7 @@
                 <w:rFonts w:asciiTheme="minorEastAsia" w:eastAsiaTheme="minorEastAsia" w:hAnsiTheme="minorEastAsia" w:hint="eastAsia"/>
               </w:rPr>
             </w:pPr>
+            <w:proofErr w:type="spellStart"/>
             <w:r>
               <w:rPr>
                 <w:rFonts w:asciiTheme="minorEastAsia" w:eastAsiaTheme="minorEastAsia" w:hAnsiTheme="minorEastAsia" w:hint="eastAsia"/>
@@ -28145,6 +28444,7 @@
               </w:rPr>
               <w:t>lookup</w:t>
             </w:r>
+            <w:proofErr w:type="spellEnd"/>
           </w:p>
         </w:tc>
       </w:tr>
@@ -28251,6 +28551,7 @@
                 <w:rFonts w:asciiTheme="minorEastAsia" w:eastAsiaTheme="minorEastAsia" w:hAnsiTheme="minorEastAsia" w:hint="eastAsia"/>
               </w:rPr>
             </w:pPr>
+            <w:proofErr w:type="spellStart"/>
             <w:r>
               <w:rPr>
                 <w:rFonts w:asciiTheme="minorEastAsia" w:eastAsiaTheme="minorEastAsia" w:hAnsiTheme="minorEastAsia" w:hint="eastAsia"/>
@@ -28263,6 +28564,7 @@
               </w:rPr>
               <w:t>_id</w:t>
             </w:r>
+            <w:proofErr w:type="spellEnd"/>
           </w:p>
         </w:tc>
         <w:tc>
@@ -28532,12 +28834,14 @@
                 <w:rFonts w:asciiTheme="minorEastAsia" w:eastAsiaTheme="minorEastAsia" w:hAnsiTheme="minorEastAsia" w:hint="eastAsia"/>
               </w:rPr>
             </w:pPr>
+            <w:proofErr w:type="spellStart"/>
             <w:r>
               <w:rPr>
                 <w:rFonts w:asciiTheme="minorEastAsia" w:eastAsiaTheme="minorEastAsia" w:hAnsiTheme="minorEastAsia" w:hint="eastAsia"/>
               </w:rPr>
               <w:t>lookup_id</w:t>
             </w:r>
+            <w:proofErr w:type="spellEnd"/>
           </w:p>
         </w:tc>
         <w:tc>
@@ -28631,12 +28935,14 @@
                 <w:rFonts w:asciiTheme="minorEastAsia" w:eastAsiaTheme="minorEastAsia" w:hAnsiTheme="minorEastAsia" w:hint="eastAsia"/>
               </w:rPr>
             </w:pPr>
+            <w:proofErr w:type="spellStart"/>
             <w:r>
               <w:rPr>
                 <w:rFonts w:asciiTheme="minorEastAsia" w:eastAsiaTheme="minorEastAsia" w:hAnsiTheme="minorEastAsia" w:hint="eastAsia"/>
               </w:rPr>
               <w:t>lookup_name</w:t>
             </w:r>
+            <w:proofErr w:type="spellEnd"/>
           </w:p>
         </w:tc>
         <w:tc>
@@ -28817,12 +29123,14 @@
                 <w:rFonts w:asciiTheme="minorEastAsia" w:eastAsiaTheme="minorEastAsia" w:hAnsiTheme="minorEastAsia" w:hint="eastAsia"/>
               </w:rPr>
             </w:pPr>
+            <w:proofErr w:type="spellStart"/>
             <w:r>
               <w:rPr>
                 <w:rFonts w:asciiTheme="minorEastAsia" w:eastAsiaTheme="minorEastAsia" w:hAnsiTheme="minorEastAsia" w:hint="eastAsia"/>
               </w:rPr>
               <w:t>parent_id</w:t>
             </w:r>
+            <w:proofErr w:type="spellEnd"/>
           </w:p>
         </w:tc>
         <w:tc>
@@ -28916,12 +29224,14 @@
                 <w:rFonts w:asciiTheme="minorEastAsia" w:eastAsiaTheme="minorEastAsia" w:hAnsiTheme="minorEastAsia" w:hint="eastAsia"/>
               </w:rPr>
             </w:pPr>
+            <w:proofErr w:type="spellStart"/>
             <w:r>
               <w:rPr>
                 <w:rFonts w:asciiTheme="minorEastAsia" w:eastAsiaTheme="minorEastAsia" w:hAnsiTheme="minorEastAsia" w:hint="eastAsia"/>
               </w:rPr>
               <w:t>is_enabled</w:t>
             </w:r>
+            <w:proofErr w:type="spellEnd"/>
           </w:p>
         </w:tc>
         <w:tc>
@@ -29021,12 +29331,14 @@
                 <w:rFonts w:asciiTheme="minorEastAsia" w:eastAsiaTheme="minorEastAsia" w:hAnsiTheme="minorEastAsia" w:hint="eastAsia"/>
               </w:rPr>
             </w:pPr>
+            <w:proofErr w:type="spellStart"/>
             <w:r>
               <w:rPr>
                 <w:rFonts w:asciiTheme="minorEastAsia" w:eastAsiaTheme="minorEastAsia" w:hAnsiTheme="minorEastAsia" w:hint="eastAsia"/>
               </w:rPr>
               <w:t>created_by</w:t>
             </w:r>
+            <w:proofErr w:type="spellEnd"/>
           </w:p>
         </w:tc>
         <w:tc>
@@ -29120,12 +29432,14 @@
                 <w:rFonts w:asciiTheme="minorEastAsia" w:eastAsiaTheme="minorEastAsia" w:hAnsiTheme="minorEastAsia" w:hint="eastAsia"/>
               </w:rPr>
             </w:pPr>
+            <w:proofErr w:type="spellStart"/>
             <w:r>
               <w:rPr>
                 <w:rFonts w:asciiTheme="minorEastAsia" w:eastAsiaTheme="minorEastAsia" w:hAnsiTheme="minorEastAsia" w:hint="eastAsia"/>
               </w:rPr>
               <w:t>created_at</w:t>
             </w:r>
+            <w:proofErr w:type="spellEnd"/>
           </w:p>
         </w:tc>
         <w:tc>
@@ -29225,12 +29539,14 @@
                 <w:rFonts w:asciiTheme="minorEastAsia" w:eastAsiaTheme="minorEastAsia" w:hAnsiTheme="minorEastAsia" w:hint="eastAsia"/>
               </w:rPr>
             </w:pPr>
+            <w:proofErr w:type="spellStart"/>
             <w:r>
               <w:rPr>
                 <w:rFonts w:asciiTheme="minorEastAsia" w:eastAsiaTheme="minorEastAsia" w:hAnsiTheme="minorEastAsia" w:hint="eastAsia"/>
               </w:rPr>
               <w:t>updated_by</w:t>
             </w:r>
+            <w:proofErr w:type="spellEnd"/>
           </w:p>
         </w:tc>
         <w:tc>
@@ -29324,12 +29640,14 @@
                 <w:rFonts w:asciiTheme="minorEastAsia" w:eastAsiaTheme="minorEastAsia" w:hAnsiTheme="minorEastAsia" w:hint="eastAsia"/>
               </w:rPr>
             </w:pPr>
+            <w:proofErr w:type="spellStart"/>
             <w:r>
               <w:rPr>
                 <w:rFonts w:asciiTheme="minorEastAsia" w:eastAsiaTheme="minorEastAsia" w:hAnsiTheme="minorEastAsia" w:hint="eastAsia"/>
               </w:rPr>
               <w:t>updated_at</w:t>
             </w:r>
+            <w:proofErr w:type="spellEnd"/>
           </w:p>
         </w:tc>
         <w:tc>
@@ -29430,6 +29748,7 @@
           <w:rFonts w:asciiTheme="minorEastAsia" w:eastAsiaTheme="minorEastAsia" w:hAnsiTheme="minorEastAsia" w:hint="eastAsia"/>
         </w:rPr>
       </w:pPr>
+      <w:proofErr w:type="spellStart"/>
       <w:r>
         <w:rPr>
           <w:rFonts w:asciiTheme="minorEastAsia" w:eastAsiaTheme="minorEastAsia" w:hAnsiTheme="minorEastAsia"/>
@@ -29448,6 +29767,7 @@
         </w:rPr>
         <w:t>_value</w:t>
       </w:r>
+      <w:proofErr w:type="spellEnd"/>
     </w:p>
     <w:tbl>
       <w:tblPr>
@@ -29500,6 +29820,7 @@
                 <w:rFonts w:asciiTheme="minorEastAsia" w:eastAsiaTheme="minorEastAsia" w:hAnsiTheme="minorEastAsia" w:hint="eastAsia"/>
               </w:rPr>
             </w:pPr>
+            <w:proofErr w:type="spellStart"/>
             <w:r>
               <w:rPr>
                 <w:rFonts w:asciiTheme="minorEastAsia" w:eastAsiaTheme="minorEastAsia" w:hAnsiTheme="minorEastAsia" w:hint="eastAsia"/>
@@ -29524,6 +29845,7 @@
               </w:rPr>
               <w:t>_value</w:t>
             </w:r>
+            <w:proofErr w:type="spellEnd"/>
           </w:p>
         </w:tc>
       </w:tr>
@@ -29638,6 +29960,7 @@
                 <w:rFonts w:asciiTheme="minorEastAsia" w:eastAsiaTheme="minorEastAsia" w:hAnsiTheme="minorEastAsia" w:hint="eastAsia"/>
               </w:rPr>
             </w:pPr>
+            <w:proofErr w:type="spellStart"/>
             <w:r>
               <w:rPr>
                 <w:rFonts w:asciiTheme="minorEastAsia" w:eastAsiaTheme="minorEastAsia" w:hAnsiTheme="minorEastAsia" w:hint="eastAsia"/>
@@ -29650,6 +29973,7 @@
               </w:rPr>
               <w:t>,lookup_value</w:t>
             </w:r>
+            <w:proofErr w:type="spellEnd"/>
           </w:p>
         </w:tc>
         <w:tc>
@@ -29919,12 +30243,14 @@
                 <w:rFonts w:asciiTheme="minorEastAsia" w:eastAsiaTheme="minorEastAsia" w:hAnsiTheme="minorEastAsia" w:hint="eastAsia"/>
               </w:rPr>
             </w:pPr>
+            <w:proofErr w:type="spellStart"/>
             <w:r>
               <w:rPr>
                 <w:rFonts w:asciiTheme="minorEastAsia" w:eastAsiaTheme="minorEastAsia" w:hAnsiTheme="minorEastAsia" w:hint="eastAsia"/>
               </w:rPr>
               <w:t>lookup_id</w:t>
             </w:r>
+            <w:proofErr w:type="spellEnd"/>
           </w:p>
         </w:tc>
         <w:tc>
@@ -30018,12 +30344,14 @@
                 <w:rFonts w:asciiTheme="minorEastAsia" w:eastAsiaTheme="minorEastAsia" w:hAnsiTheme="minorEastAsia" w:hint="eastAsia"/>
               </w:rPr>
             </w:pPr>
+            <w:proofErr w:type="spellStart"/>
             <w:r>
               <w:rPr>
                 <w:rFonts w:asciiTheme="minorEastAsia" w:eastAsiaTheme="minorEastAsia" w:hAnsiTheme="minorEastAsia" w:hint="eastAsia"/>
               </w:rPr>
               <w:t>lookup_value</w:t>
             </w:r>
+            <w:proofErr w:type="spellEnd"/>
           </w:p>
         </w:tc>
         <w:tc>
@@ -30117,6 +30445,7 @@
                 <w:rFonts w:asciiTheme="minorEastAsia" w:eastAsiaTheme="minorEastAsia" w:hAnsiTheme="minorEastAsia" w:hint="eastAsia"/>
               </w:rPr>
             </w:pPr>
+            <w:proofErr w:type="spellStart"/>
             <w:r>
               <w:rPr>
                 <w:rFonts w:asciiTheme="minorEastAsia" w:eastAsiaTheme="minorEastAsia" w:hAnsiTheme="minorEastAsia" w:hint="eastAsia"/>
@@ -30129,6 +30458,7 @@
               </w:rPr>
               <w:t>text</w:t>
             </w:r>
+            <w:proofErr w:type="spellEnd"/>
           </w:p>
         </w:tc>
         <w:tc>
@@ -30315,6 +30645,7 @@
                 <w:rFonts w:asciiTheme="minorEastAsia" w:eastAsiaTheme="minorEastAsia" w:hAnsiTheme="minorEastAsia" w:hint="eastAsia"/>
               </w:rPr>
             </w:pPr>
+            <w:proofErr w:type="spellStart"/>
             <w:r>
               <w:rPr>
                 <w:rFonts w:asciiTheme="minorEastAsia" w:eastAsiaTheme="minorEastAsia" w:hAnsiTheme="minorEastAsia" w:hint="eastAsia"/>
@@ -30322,6 +30653,7 @@
               <w:lastRenderedPageBreak/>
               <w:t>is_enabled</w:t>
             </w:r>
+            <w:proofErr w:type="spellEnd"/>
           </w:p>
         </w:tc>
         <w:tc>
@@ -30421,12 +30753,14 @@
                 <w:rFonts w:asciiTheme="minorEastAsia" w:eastAsiaTheme="minorEastAsia" w:hAnsiTheme="minorEastAsia" w:hint="eastAsia"/>
               </w:rPr>
             </w:pPr>
+            <w:proofErr w:type="spellStart"/>
             <w:r>
               <w:rPr>
                 <w:rFonts w:asciiTheme="minorEastAsia" w:eastAsiaTheme="minorEastAsia" w:hAnsiTheme="minorEastAsia" w:hint="eastAsia"/>
               </w:rPr>
               <w:t>created_by</w:t>
             </w:r>
+            <w:proofErr w:type="spellEnd"/>
           </w:p>
         </w:tc>
         <w:tc>
@@ -30520,12 +30854,14 @@
                 <w:rFonts w:asciiTheme="minorEastAsia" w:eastAsiaTheme="minorEastAsia" w:hAnsiTheme="minorEastAsia" w:hint="eastAsia"/>
               </w:rPr>
             </w:pPr>
+            <w:proofErr w:type="spellStart"/>
             <w:r>
               <w:rPr>
                 <w:rFonts w:asciiTheme="minorEastAsia" w:eastAsiaTheme="minorEastAsia" w:hAnsiTheme="minorEastAsia" w:hint="eastAsia"/>
               </w:rPr>
               <w:t>created_at</w:t>
             </w:r>
+            <w:proofErr w:type="spellEnd"/>
           </w:p>
         </w:tc>
         <w:tc>
@@ -30625,12 +30961,14 @@
                 <w:rFonts w:asciiTheme="minorEastAsia" w:eastAsiaTheme="minorEastAsia" w:hAnsiTheme="minorEastAsia" w:hint="eastAsia"/>
               </w:rPr>
             </w:pPr>
+            <w:proofErr w:type="spellStart"/>
             <w:r>
               <w:rPr>
                 <w:rFonts w:asciiTheme="minorEastAsia" w:eastAsiaTheme="minorEastAsia" w:hAnsiTheme="minorEastAsia" w:hint="eastAsia"/>
               </w:rPr>
               <w:t>updated_by</w:t>
             </w:r>
+            <w:proofErr w:type="spellEnd"/>
           </w:p>
         </w:tc>
         <w:tc>
@@ -30724,12 +31062,14 @@
                 <w:rFonts w:asciiTheme="minorEastAsia" w:eastAsiaTheme="minorEastAsia" w:hAnsiTheme="minorEastAsia" w:hint="eastAsia"/>
               </w:rPr>
             </w:pPr>
+            <w:proofErr w:type="spellStart"/>
             <w:r>
               <w:rPr>
                 <w:rFonts w:asciiTheme="minorEastAsia" w:eastAsiaTheme="minorEastAsia" w:hAnsiTheme="minorEastAsia" w:hint="eastAsia"/>
               </w:rPr>
               <w:t>updated_at</w:t>
             </w:r>
+            <w:proofErr w:type="spellEnd"/>
           </w:p>
         </w:tc>
         <w:tc>
@@ -30830,6 +31170,7 @@
           <w:rFonts w:asciiTheme="minorEastAsia" w:eastAsiaTheme="minorEastAsia" w:hAnsiTheme="minorEastAsia" w:hint="eastAsia"/>
         </w:rPr>
       </w:pPr>
+      <w:proofErr w:type="spellStart"/>
       <w:r>
         <w:rPr>
           <w:rFonts w:asciiTheme="minorEastAsia" w:eastAsiaTheme="minorEastAsia" w:hAnsiTheme="minorEastAsia" w:hint="eastAsia"/>
@@ -30840,8 +31181,9 @@
         <w:rPr>
           <w:rFonts w:asciiTheme="minorEastAsia" w:eastAsiaTheme="minorEastAsia" w:hAnsiTheme="minorEastAsia" w:hint="eastAsia"/>
         </w:rPr>
-        <w:t>binding</w:t>
+        <w:t>setting</w:t>
       </w:r>
+      <w:proofErr w:type="spellEnd"/>
     </w:p>
     <w:tbl>
       <w:tblPr>
@@ -30850,17 +31192,17 @@
         <w:tblLook w:val="04A0" w:firstRow="1" w:lastRow="0" w:firstColumn="1" w:lastColumn="0" w:noHBand="0" w:noVBand="1"/>
       </w:tblPr>
       <w:tblGrid>
-        <w:gridCol w:w="1656"/>
-        <w:gridCol w:w="1615"/>
-        <w:gridCol w:w="1739"/>
-        <w:gridCol w:w="684"/>
-        <w:gridCol w:w="1856"/>
-        <w:gridCol w:w="2510"/>
+        <w:gridCol w:w="2466"/>
+        <w:gridCol w:w="1563"/>
+        <w:gridCol w:w="1566"/>
+        <w:gridCol w:w="637"/>
+        <w:gridCol w:w="1633"/>
+        <w:gridCol w:w="2195"/>
       </w:tblGrid>
       <w:tr>
         <w:tc>
           <w:tcPr>
-            <w:tcW w:w="1656" w:type="dxa"/>
+            <w:tcW w:w="2466" w:type="dxa"/>
             <w:tcBorders>
               <w:bottom w:val="single" w:sz="4" w:space="0" w:color="auto"/>
             </w:tcBorders>
@@ -30885,7 +31227,7 @@
         </w:tc>
         <w:tc>
           <w:tcPr>
-            <w:tcW w:w="8404" w:type="dxa"/>
+            <w:tcW w:w="7594" w:type="dxa"/>
             <w:gridSpan w:val="5"/>
           </w:tcPr>
           <w:p>
@@ -30894,6 +31236,7 @@
                 <w:rFonts w:asciiTheme="minorEastAsia" w:eastAsiaTheme="minorEastAsia" w:hAnsiTheme="minorEastAsia" w:hint="eastAsia"/>
               </w:rPr>
             </w:pPr>
+            <w:proofErr w:type="spellStart"/>
             <w:r>
               <w:rPr>
                 <w:rFonts w:asciiTheme="minorEastAsia" w:eastAsiaTheme="minorEastAsia" w:hAnsiTheme="minorEastAsia" w:hint="eastAsia"/>
@@ -30904,27 +31247,16 @@
               <w:rPr>
                 <w:rFonts w:asciiTheme="minorEastAsia" w:eastAsiaTheme="minorEastAsia" w:hAnsiTheme="minorEastAsia" w:hint="eastAsia"/>
               </w:rPr>
-              <w:t>bin</w:t>
-            </w:r>
-            <w:r>
-              <w:rPr>
-                <w:rFonts w:asciiTheme="minorEastAsia" w:eastAsiaTheme="minorEastAsia" w:hAnsiTheme="minorEastAsia" w:hint="eastAsia"/>
-              </w:rPr>
-              <w:t>d</w:t>
-            </w:r>
-            <w:r>
-              <w:rPr>
-                <w:rFonts w:asciiTheme="minorEastAsia" w:eastAsiaTheme="minorEastAsia" w:hAnsiTheme="minorEastAsia" w:hint="eastAsia"/>
-              </w:rPr>
-              <w:t>ing</w:t>
-            </w:r>
+              <w:t>setting</w:t>
+            </w:r>
+            <w:proofErr w:type="spellEnd"/>
           </w:p>
         </w:tc>
       </w:tr>
       <w:tr>
         <w:tc>
           <w:tcPr>
-            <w:tcW w:w="1656" w:type="dxa"/>
+            <w:tcW w:w="2466" w:type="dxa"/>
             <w:tcBorders>
               <w:top w:val="single" w:sz="4" w:space="0" w:color="auto"/>
               <w:bottom w:val="single" w:sz="4" w:space="0" w:color="auto"/>
@@ -30950,7 +31282,7 @@
         </w:tc>
         <w:tc>
           <w:tcPr>
-            <w:tcW w:w="8404" w:type="dxa"/>
+            <w:tcW w:w="7594" w:type="dxa"/>
             <w:gridSpan w:val="5"/>
           </w:tcPr>
           <w:p>
@@ -30963,7 +31295,7 @@
               <w:rPr>
                 <w:rFonts w:asciiTheme="minorEastAsia" w:eastAsiaTheme="minorEastAsia" w:hAnsiTheme="minorEastAsia" w:hint="eastAsia"/>
               </w:rPr>
-              <w:t>绑定</w:t>
+              <w:t>配置</w:t>
             </w:r>
             <w:r>
               <w:rPr>
@@ -30975,13 +31307,19 @@
               <w:rPr>
                 <w:rFonts w:asciiTheme="minorEastAsia" w:eastAsiaTheme="minorEastAsia" w:hAnsiTheme="minorEastAsia" w:hint="eastAsia"/>
               </w:rPr>
-              <w:t>交换机</w:t>
-            </w:r>
-            <w:r>
-              <w:rPr>
-                <w:rFonts w:asciiTheme="minorEastAsia" w:eastAsiaTheme="minorEastAsia" w:hAnsiTheme="minorEastAsia" w:hint="eastAsia"/>
-              </w:rPr>
-              <w:t>与队列的绑定关系</w:t>
+              <w:t>所有的</w:t>
+            </w:r>
+            <w:r>
+              <w:rPr>
+                <w:rFonts w:asciiTheme="minorEastAsia" w:eastAsiaTheme="minorEastAsia" w:hAnsiTheme="minorEastAsia" w:hint="eastAsia"/>
+              </w:rPr>
+              <w:t>队列</w:t>
+            </w:r>
+            <w:r>
+              <w:rPr>
+                <w:rFonts w:asciiTheme="minorEastAsia" w:eastAsiaTheme="minorEastAsia" w:hAnsiTheme="minorEastAsia" w:hint="eastAsia"/>
+              </w:rPr>
+              <w:t>、交换机绑定等信息</w:t>
             </w:r>
           </w:p>
         </w:tc>
@@ -30989,7 +31327,7 @@
       <w:tr>
         <w:tc>
           <w:tcPr>
-            <w:tcW w:w="1656" w:type="dxa"/>
+            <w:tcW w:w="2466" w:type="dxa"/>
             <w:tcBorders>
               <w:top w:val="single" w:sz="4" w:space="0" w:color="auto"/>
               <w:bottom w:val="single" w:sz="4" w:space="0" w:color="auto"/>
@@ -31015,7 +31353,7 @@
         </w:tc>
         <w:tc>
           <w:tcPr>
-            <w:tcW w:w="4038" w:type="dxa"/>
+            <w:tcW w:w="3766" w:type="dxa"/>
             <w:gridSpan w:val="3"/>
           </w:tcPr>
           <w:p>
@@ -31024,11 +31362,12 @@
                 <w:rFonts w:asciiTheme="minorEastAsia" w:eastAsiaTheme="minorEastAsia" w:hAnsiTheme="minorEastAsia" w:hint="eastAsia"/>
               </w:rPr>
             </w:pPr>
-            <w:r>
-              <w:rPr>
-                <w:rFonts w:asciiTheme="minorEastAsia" w:eastAsiaTheme="minorEastAsia" w:hAnsiTheme="minorEastAsia" w:hint="eastAsia"/>
-              </w:rPr>
-              <w:t>exchange</w:t>
+            <w:proofErr w:type="spellStart"/>
+            <w:r>
+              <w:rPr>
+                <w:rFonts w:asciiTheme="minorEastAsia" w:eastAsiaTheme="minorEastAsia" w:hAnsiTheme="minorEastAsia" w:hint="eastAsia"/>
+              </w:rPr>
+              <w:t>setting</w:t>
             </w:r>
             <w:r>
               <w:rPr>
@@ -31036,17 +31375,12 @@
               </w:rPr>
               <w:t>_id</w:t>
             </w:r>
-            <w:r>
-              <w:rPr>
-                <w:rFonts w:asciiTheme="minorEastAsia" w:eastAsiaTheme="minorEastAsia" w:hAnsiTheme="minorEastAsia" w:hint="eastAsia"/>
-              </w:rPr>
-              <w:t>,queue_id</w:t>
-            </w:r>
-          </w:p>
-        </w:tc>
-        <w:tc>
-          <w:tcPr>
-            <w:tcW w:w="1856" w:type="dxa"/>
+            <w:proofErr w:type="spellEnd"/>
+          </w:p>
+        </w:tc>
+        <w:tc>
+          <w:tcPr>
+            <w:tcW w:w="1633" w:type="dxa"/>
             <w:shd w:val="clear" w:color="auto" w:fill="BFBFBF" w:themeFill="background1" w:themeFillShade="BF"/>
           </w:tcPr>
           <w:p>
@@ -31070,7 +31404,7 @@
         </w:tc>
         <w:tc>
           <w:tcPr>
-            <w:tcW w:w="2510" w:type="dxa"/>
+            <w:tcW w:w="2195" w:type="dxa"/>
           </w:tcPr>
           <w:p>
             <w:pPr>
@@ -31090,7 +31424,7 @@
       <w:tr>
         <w:tc>
           <w:tcPr>
-            <w:tcW w:w="1656" w:type="dxa"/>
+            <w:tcW w:w="2466" w:type="dxa"/>
             <w:tcBorders>
               <w:top w:val="single" w:sz="4" w:space="0" w:color="auto"/>
               <w:bottom w:val="single" w:sz="4" w:space="0" w:color="auto"/>
@@ -31116,7 +31450,7 @@
         </w:tc>
         <w:tc>
           <w:tcPr>
-            <w:tcW w:w="8404" w:type="dxa"/>
+            <w:tcW w:w="7594" w:type="dxa"/>
             <w:gridSpan w:val="5"/>
           </w:tcPr>
           <w:p>
@@ -31131,7 +31465,7 @@
       <w:tr>
         <w:tc>
           <w:tcPr>
-            <w:tcW w:w="1656" w:type="dxa"/>
+            <w:tcW w:w="2466" w:type="dxa"/>
             <w:tcBorders>
               <w:top w:val="single" w:sz="4" w:space="0" w:color="auto"/>
               <w:bottom w:val="single" w:sz="4" w:space="0" w:color="auto"/>
@@ -31157,7 +31491,7 @@
         </w:tc>
         <w:tc>
           <w:tcPr>
-            <w:tcW w:w="8404" w:type="dxa"/>
+            <w:tcW w:w="7594" w:type="dxa"/>
             <w:gridSpan w:val="5"/>
             <w:tcBorders>
               <w:bottom w:val="single" w:sz="4" w:space="0" w:color="auto"/>
@@ -31175,7 +31509,7 @@
       <w:tr>
         <w:tc>
           <w:tcPr>
-            <w:tcW w:w="1656" w:type="dxa"/>
+            <w:tcW w:w="2466" w:type="dxa"/>
             <w:shd w:val="clear" w:color="auto" w:fill="BFBFBF" w:themeFill="background1" w:themeFillShade="BF"/>
           </w:tcPr>
           <w:p>
@@ -31196,7 +31530,7 @@
         </w:tc>
         <w:tc>
           <w:tcPr>
-            <w:tcW w:w="1615" w:type="dxa"/>
+            <w:tcW w:w="1563" w:type="dxa"/>
             <w:shd w:val="clear" w:color="auto" w:fill="BFBFBF" w:themeFill="background1" w:themeFillShade="BF"/>
           </w:tcPr>
           <w:p>
@@ -31217,7 +31551,7 @@
         </w:tc>
         <w:tc>
           <w:tcPr>
-            <w:tcW w:w="1739" w:type="dxa"/>
+            <w:tcW w:w="1566" w:type="dxa"/>
             <w:shd w:val="clear" w:color="auto" w:fill="BFBFBF" w:themeFill="background1" w:themeFillShade="BF"/>
           </w:tcPr>
           <w:p>
@@ -31238,7 +31572,7 @@
         </w:tc>
         <w:tc>
           <w:tcPr>
-            <w:tcW w:w="684" w:type="dxa"/>
+            <w:tcW w:w="637" w:type="dxa"/>
             <w:shd w:val="clear" w:color="auto" w:fill="BFBFBF" w:themeFill="background1" w:themeFillShade="BF"/>
           </w:tcPr>
           <w:p>
@@ -31259,7 +31593,7 @@
         </w:tc>
         <w:tc>
           <w:tcPr>
-            <w:tcW w:w="1856" w:type="dxa"/>
+            <w:tcW w:w="1633" w:type="dxa"/>
             <w:shd w:val="clear" w:color="auto" w:fill="BFBFBF" w:themeFill="background1" w:themeFillShade="BF"/>
           </w:tcPr>
           <w:p>
@@ -31280,7 +31614,7 @@
         </w:tc>
         <w:tc>
           <w:tcPr>
-            <w:tcW w:w="2510" w:type="dxa"/>
+            <w:tcW w:w="2195" w:type="dxa"/>
             <w:shd w:val="clear" w:color="auto" w:fill="BFBFBF" w:themeFill="background1" w:themeFillShade="BF"/>
           </w:tcPr>
           <w:p>
@@ -31303,19 +31637,20 @@
       <w:tr>
         <w:tc>
           <w:tcPr>
-            <w:tcW w:w="1656" w:type="dxa"/>
-          </w:tcPr>
-          <w:p>
-            <w:pPr>
-              <w:rPr>
-                <w:rFonts w:asciiTheme="minorEastAsia" w:eastAsiaTheme="minorEastAsia" w:hAnsiTheme="minorEastAsia" w:hint="eastAsia"/>
-              </w:rPr>
-            </w:pPr>
-            <w:r>
-              <w:rPr>
-                <w:rFonts w:asciiTheme="minorEastAsia" w:eastAsiaTheme="minorEastAsia" w:hAnsiTheme="minorEastAsia" w:hint="eastAsia"/>
-              </w:rPr>
-              <w:t>exchange</w:t>
+            <w:tcW w:w="2466" w:type="dxa"/>
+          </w:tcPr>
+          <w:p>
+            <w:pPr>
+              <w:rPr>
+                <w:rFonts w:asciiTheme="minorEastAsia" w:eastAsiaTheme="minorEastAsia" w:hAnsiTheme="minorEastAsia" w:hint="eastAsia"/>
+              </w:rPr>
+            </w:pPr>
+            <w:proofErr w:type="spellStart"/>
+            <w:r>
+              <w:rPr>
+                <w:rFonts w:asciiTheme="minorEastAsia" w:eastAsiaTheme="minorEastAsia" w:hAnsiTheme="minorEastAsia" w:hint="eastAsia"/>
+              </w:rPr>
+              <w:t>setting</w:t>
             </w:r>
             <w:r>
               <w:rPr>
@@ -31323,11 +31658,12 @@
               </w:rPr>
               <w:t>_id</w:t>
             </w:r>
-          </w:p>
-        </w:tc>
-        <w:tc>
-          <w:tcPr>
-            <w:tcW w:w="1615" w:type="dxa"/>
+            <w:proofErr w:type="spellEnd"/>
+          </w:p>
+        </w:tc>
+        <w:tc>
+          <w:tcPr>
+            <w:tcW w:w="1563" w:type="dxa"/>
           </w:tcPr>
           <w:p>
             <w:pPr>
@@ -31345,19 +31681,19 @@
         </w:tc>
         <w:tc>
           <w:tcPr>
-            <w:tcW w:w="1739" w:type="dxa"/>
-          </w:tcPr>
-          <w:p>
-            <w:pPr>
-              <w:rPr>
-                <w:rFonts w:asciiTheme="minorEastAsia" w:eastAsiaTheme="minorEastAsia" w:hAnsiTheme="minorEastAsia" w:hint="eastAsia"/>
-              </w:rPr>
-            </w:pPr>
-          </w:p>
-        </w:tc>
-        <w:tc>
-          <w:tcPr>
-            <w:tcW w:w="684" w:type="dxa"/>
+            <w:tcW w:w="1566" w:type="dxa"/>
+          </w:tcPr>
+          <w:p>
+            <w:pPr>
+              <w:rPr>
+                <w:rFonts w:asciiTheme="minorEastAsia" w:eastAsiaTheme="minorEastAsia" w:hAnsiTheme="minorEastAsia" w:hint="eastAsia"/>
+              </w:rPr>
+            </w:pPr>
+          </w:p>
+        </w:tc>
+        <w:tc>
+          <w:tcPr>
+            <w:tcW w:w="637" w:type="dxa"/>
           </w:tcPr>
           <w:p>
             <w:pPr>
@@ -31376,19 +31712,19 @@
         </w:tc>
         <w:tc>
           <w:tcPr>
-            <w:tcW w:w="1856" w:type="dxa"/>
-          </w:tcPr>
-          <w:p>
-            <w:pPr>
-              <w:rPr>
-                <w:rFonts w:asciiTheme="minorEastAsia" w:eastAsiaTheme="minorEastAsia" w:hAnsiTheme="minorEastAsia" w:hint="eastAsia"/>
-              </w:rPr>
-            </w:pPr>
-            <w:r>
-              <w:rPr>
-                <w:rFonts w:asciiTheme="minorEastAsia" w:eastAsiaTheme="minorEastAsia" w:hAnsiTheme="minorEastAsia" w:hint="eastAsia"/>
-              </w:rPr>
-              <w:t>信箱</w:t>
+            <w:tcW w:w="1633" w:type="dxa"/>
+          </w:tcPr>
+          <w:p>
+            <w:pPr>
+              <w:rPr>
+                <w:rFonts w:asciiTheme="minorEastAsia" w:eastAsiaTheme="minorEastAsia" w:hAnsiTheme="minorEastAsia" w:hint="eastAsia"/>
+              </w:rPr>
+            </w:pPr>
+            <w:r>
+              <w:rPr>
+                <w:rFonts w:asciiTheme="minorEastAsia" w:eastAsiaTheme="minorEastAsia" w:hAnsiTheme="minorEastAsia" w:hint="eastAsia"/>
+              </w:rPr>
+              <w:t>配置</w:t>
             </w:r>
             <w:r>
               <w:rPr>
@@ -31400,7 +31736,7 @@
         </w:tc>
         <w:tc>
           <w:tcPr>
-            <w:tcW w:w="2510" w:type="dxa"/>
+            <w:tcW w:w="2195" w:type="dxa"/>
           </w:tcPr>
           <w:p>
             <w:pPr>
@@ -31414,25 +31750,25 @@
       <w:tr>
         <w:tc>
           <w:tcPr>
-            <w:tcW w:w="1656" w:type="dxa"/>
-          </w:tcPr>
-          <w:p>
-            <w:pPr>
-              <w:rPr>
-                <w:rFonts w:asciiTheme="minorEastAsia" w:eastAsiaTheme="minorEastAsia" w:hAnsiTheme="minorEastAsia" w:hint="eastAsia"/>
-              </w:rPr>
-            </w:pPr>
-            <w:r>
-              <w:rPr>
-                <w:rFonts w:asciiTheme="minorEastAsia" w:eastAsiaTheme="minorEastAsia" w:hAnsiTheme="minorEastAsia" w:hint="eastAsia"/>
-              </w:rPr>
-              <w:t>queue_id</w:t>
-            </w:r>
-          </w:p>
-        </w:tc>
-        <w:tc>
-          <w:tcPr>
-            <w:tcW w:w="1615" w:type="dxa"/>
+            <w:tcW w:w="2466" w:type="dxa"/>
+          </w:tcPr>
+          <w:p>
+            <w:pPr>
+              <w:rPr>
+                <w:rFonts w:asciiTheme="minorEastAsia" w:eastAsiaTheme="minorEastAsia" w:hAnsiTheme="minorEastAsia" w:hint="eastAsia"/>
+              </w:rPr>
+            </w:pPr>
+            <w:r>
+              <w:rPr>
+                <w:rFonts w:asciiTheme="minorEastAsia" w:eastAsiaTheme="minorEastAsia" w:hAnsiTheme="minorEastAsia" w:hint="eastAsia"/>
+              </w:rPr>
+              <w:t>queue</w:t>
+            </w:r>
+          </w:p>
+        </w:tc>
+        <w:tc>
+          <w:tcPr>
+            <w:tcW w:w="1563" w:type="dxa"/>
           </w:tcPr>
           <w:p>
             <w:pPr>
@@ -31450,19 +31786,19 @@
         </w:tc>
         <w:tc>
           <w:tcPr>
-            <w:tcW w:w="1739" w:type="dxa"/>
-          </w:tcPr>
-          <w:p>
-            <w:pPr>
-              <w:rPr>
-                <w:rFonts w:asciiTheme="minorEastAsia" w:eastAsiaTheme="minorEastAsia" w:hAnsiTheme="minorEastAsia" w:hint="eastAsia"/>
-              </w:rPr>
-            </w:pPr>
-          </w:p>
-        </w:tc>
-        <w:tc>
-          <w:tcPr>
-            <w:tcW w:w="684" w:type="dxa"/>
+            <w:tcW w:w="1566" w:type="dxa"/>
+          </w:tcPr>
+          <w:p>
+            <w:pPr>
+              <w:rPr>
+                <w:rFonts w:asciiTheme="minorEastAsia" w:eastAsiaTheme="minorEastAsia" w:hAnsiTheme="minorEastAsia" w:hint="eastAsia"/>
+              </w:rPr>
+            </w:pPr>
+          </w:p>
+        </w:tc>
+        <w:tc>
+          <w:tcPr>
+            <w:tcW w:w="637" w:type="dxa"/>
           </w:tcPr>
           <w:p>
             <w:pPr>
@@ -31471,35 +31807,29 @@
                 <w:rFonts w:asciiTheme="minorEastAsia" w:eastAsiaTheme="minorEastAsia" w:hAnsiTheme="minorEastAsia" w:hint="eastAsia"/>
               </w:rPr>
             </w:pPr>
-            <w:r>
-              <w:rPr>
-                <w:rFonts w:asciiTheme="minorEastAsia" w:eastAsiaTheme="minorEastAsia" w:hAnsiTheme="minorEastAsia" w:hint="eastAsia"/>
-              </w:rPr>
-              <w:t>N</w:t>
-            </w:r>
-          </w:p>
-        </w:tc>
-        <w:tc>
-          <w:tcPr>
-            <w:tcW w:w="1856" w:type="dxa"/>
-          </w:tcPr>
-          <w:p>
-            <w:pPr>
-              <w:rPr>
-                <w:rFonts w:asciiTheme="minorEastAsia" w:eastAsiaTheme="minorEastAsia" w:hAnsiTheme="minorEastAsia" w:hint="eastAsia"/>
-              </w:rPr>
-            </w:pPr>
-            <w:r>
-              <w:rPr>
-                <w:rFonts w:asciiTheme="minorEastAsia" w:eastAsiaTheme="minorEastAsia" w:hAnsiTheme="minorEastAsia" w:hint="eastAsia"/>
-              </w:rPr>
-              <w:t>队列ID</w:t>
-            </w:r>
-          </w:p>
-        </w:tc>
-        <w:tc>
-          <w:tcPr>
-            <w:tcW w:w="2510" w:type="dxa"/>
+          </w:p>
+        </w:tc>
+        <w:tc>
+          <w:tcPr>
+            <w:tcW w:w="1633" w:type="dxa"/>
+          </w:tcPr>
+          <w:p>
+            <w:pPr>
+              <w:rPr>
+                <w:rFonts w:asciiTheme="minorEastAsia" w:eastAsiaTheme="minorEastAsia" w:hAnsiTheme="minorEastAsia" w:hint="eastAsia"/>
+              </w:rPr>
+            </w:pPr>
+            <w:r>
+              <w:rPr>
+                <w:rFonts w:asciiTheme="minorEastAsia" w:eastAsiaTheme="minorEastAsia" w:hAnsiTheme="minorEastAsia" w:hint="eastAsia"/>
+              </w:rPr>
+              <w:t>队列名称</w:t>
+            </w:r>
+          </w:p>
+        </w:tc>
+        <w:tc>
+          <w:tcPr>
+            <w:tcW w:w="2195" w:type="dxa"/>
           </w:tcPr>
           <w:p>
             <w:pPr>
@@ -31513,55 +31843,67 @@
       <w:tr>
         <w:tc>
           <w:tcPr>
-            <w:tcW w:w="1656" w:type="dxa"/>
-          </w:tcPr>
-          <w:p>
-            <w:pPr>
-              <w:rPr>
-                <w:rFonts w:asciiTheme="minorEastAsia" w:eastAsiaTheme="minorEastAsia" w:hAnsiTheme="minorEastAsia" w:hint="eastAsia"/>
-              </w:rPr>
-            </w:pPr>
-            <w:r>
-              <w:rPr>
-                <w:rFonts w:asciiTheme="minorEastAsia" w:eastAsiaTheme="minorEastAsia" w:hAnsiTheme="minorEastAsia" w:hint="eastAsia"/>
-              </w:rPr>
-              <w:t>bind_type</w:t>
-            </w:r>
-          </w:p>
-        </w:tc>
-        <w:tc>
-          <w:tcPr>
-            <w:tcW w:w="1615" w:type="dxa"/>
-          </w:tcPr>
-          <w:p>
-            <w:pPr>
-              <w:rPr>
-                <w:rFonts w:asciiTheme="minorEastAsia" w:eastAsiaTheme="minorEastAsia" w:hAnsiTheme="minorEastAsia" w:hint="eastAsia"/>
-              </w:rPr>
-            </w:pPr>
-            <w:r>
-              <w:rPr>
-                <w:rFonts w:asciiTheme="minorEastAsia" w:eastAsiaTheme="minorEastAsia" w:hAnsiTheme="minorEastAsia" w:hint="eastAsia"/>
-              </w:rPr>
-              <w:t>VARCHAR(50)</w:t>
-            </w:r>
-          </w:p>
-        </w:tc>
-        <w:tc>
-          <w:tcPr>
-            <w:tcW w:w="1739" w:type="dxa"/>
-          </w:tcPr>
-          <w:p>
-            <w:pPr>
-              <w:rPr>
-                <w:rFonts w:asciiTheme="minorEastAsia" w:eastAsiaTheme="minorEastAsia" w:hAnsiTheme="minorEastAsia" w:hint="eastAsia"/>
-              </w:rPr>
-            </w:pPr>
-          </w:p>
-        </w:tc>
-        <w:tc>
-          <w:tcPr>
-            <w:tcW w:w="684" w:type="dxa"/>
+            <w:tcW w:w="2466" w:type="dxa"/>
+          </w:tcPr>
+          <w:p>
+            <w:pPr>
+              <w:rPr>
+                <w:rFonts w:asciiTheme="minorEastAsia" w:eastAsiaTheme="minorEastAsia" w:hAnsiTheme="minorEastAsia" w:hint="eastAsia"/>
+              </w:rPr>
+            </w:pPr>
+            <w:r>
+              <w:rPr>
+                <w:rFonts w:asciiTheme="minorEastAsia" w:eastAsiaTheme="minorEastAsia" w:hAnsiTheme="minorEastAsia" w:hint="eastAsia"/>
+              </w:rPr>
+              <w:t>exchanges</w:t>
+            </w:r>
+          </w:p>
+        </w:tc>
+        <w:tc>
+          <w:tcPr>
+            <w:tcW w:w="1563" w:type="dxa"/>
+          </w:tcPr>
+          <w:p>
+            <w:pPr>
+              <w:rPr>
+                <w:rFonts w:asciiTheme="minorEastAsia" w:eastAsiaTheme="minorEastAsia" w:hAnsiTheme="minorEastAsia" w:hint="eastAsia"/>
+              </w:rPr>
+            </w:pPr>
+            <w:r>
+              <w:rPr>
+                <w:rFonts w:asciiTheme="minorEastAsia" w:eastAsiaTheme="minorEastAsia" w:hAnsiTheme="minorEastAsia" w:hint="eastAsia"/>
+              </w:rPr>
+              <w:t>VARCHAR(</w:t>
+            </w:r>
+            <w:r>
+              <w:rPr>
+                <w:rFonts w:asciiTheme="minorEastAsia" w:eastAsiaTheme="minorEastAsia" w:hAnsiTheme="minorEastAsia" w:hint="eastAsia"/>
+              </w:rPr>
+              <w:t>300</w:t>
+            </w:r>
+            <w:r>
+              <w:rPr>
+                <w:rFonts w:asciiTheme="minorEastAsia" w:eastAsiaTheme="minorEastAsia" w:hAnsiTheme="minorEastAsia" w:hint="eastAsia"/>
+              </w:rPr>
+              <w:t>)</w:t>
+            </w:r>
+          </w:p>
+        </w:tc>
+        <w:tc>
+          <w:tcPr>
+            <w:tcW w:w="1566" w:type="dxa"/>
+          </w:tcPr>
+          <w:p>
+            <w:pPr>
+              <w:rPr>
+                <w:rFonts w:asciiTheme="minorEastAsia" w:eastAsiaTheme="minorEastAsia" w:hAnsiTheme="minorEastAsia" w:hint="eastAsia"/>
+              </w:rPr>
+            </w:pPr>
+          </w:p>
+        </w:tc>
+        <w:tc>
+          <w:tcPr>
+            <w:tcW w:w="637" w:type="dxa"/>
           </w:tcPr>
           <w:p>
             <w:pPr>
@@ -31574,57 +31916,65 @@
         </w:tc>
         <w:tc>
           <w:tcPr>
-            <w:tcW w:w="1856" w:type="dxa"/>
-          </w:tcPr>
-          <w:p>
-            <w:pPr>
-              <w:rPr>
-                <w:rFonts w:asciiTheme="minorEastAsia" w:eastAsiaTheme="minorEastAsia" w:hAnsiTheme="minorEastAsia" w:hint="eastAsia"/>
-              </w:rPr>
-            </w:pPr>
-            <w:r>
-              <w:rPr>
-                <w:rFonts w:asciiTheme="minorEastAsia" w:eastAsiaTheme="minorEastAsia" w:hAnsiTheme="minorEastAsia" w:hint="eastAsia"/>
-              </w:rPr>
-              <w:t>绑定类型</w:t>
-            </w:r>
-          </w:p>
-        </w:tc>
-        <w:tc>
-          <w:tcPr>
-            <w:tcW w:w="2510" w:type="dxa"/>
-          </w:tcPr>
-          <w:p>
-            <w:pPr>
-              <w:rPr>
-                <w:rFonts w:asciiTheme="minorEastAsia" w:eastAsiaTheme="minorEastAsia" w:hAnsiTheme="minorEastAsia" w:hint="eastAsia"/>
-              </w:rPr>
-            </w:pPr>
+            <w:tcW w:w="1633" w:type="dxa"/>
+          </w:tcPr>
+          <w:p>
+            <w:pPr>
+              <w:rPr>
+                <w:rFonts w:asciiTheme="minorEastAsia" w:eastAsiaTheme="minorEastAsia" w:hAnsiTheme="minorEastAsia" w:hint="eastAsia"/>
+              </w:rPr>
+            </w:pPr>
+            <w:r>
+              <w:rPr>
+                <w:rFonts w:asciiTheme="minorEastAsia" w:eastAsiaTheme="minorEastAsia" w:hAnsiTheme="minorEastAsia" w:hint="eastAsia"/>
+              </w:rPr>
+              <w:t>交换机</w:t>
+            </w:r>
+          </w:p>
+        </w:tc>
+        <w:tc>
+          <w:tcPr>
+            <w:tcW w:w="2195" w:type="dxa"/>
+          </w:tcPr>
+          <w:p>
+            <w:pPr>
+              <w:rPr>
+                <w:rFonts w:asciiTheme="minorEastAsia" w:eastAsiaTheme="minorEastAsia" w:hAnsiTheme="minorEastAsia" w:hint="eastAsia"/>
+              </w:rPr>
+            </w:pPr>
+            <w:r>
+              <w:rPr>
+                <w:rFonts w:asciiTheme="minorEastAsia" w:eastAsiaTheme="minorEastAsia" w:hAnsiTheme="minorEastAsia" w:hint="eastAsia"/>
+              </w:rPr>
+              <w:t>JSON数组</w:t>
+            </w:r>
           </w:p>
         </w:tc>
       </w:tr>
       <w:tr>
         <w:tc>
           <w:tcPr>
-            <w:tcW w:w="1656" w:type="dxa"/>
-          </w:tcPr>
-          <w:p>
-            <w:pPr>
-              <w:rPr>
-                <w:rFonts w:asciiTheme="minorEastAsia" w:eastAsiaTheme="minorEastAsia" w:hAnsiTheme="minorEastAsia" w:hint="eastAsia"/>
-              </w:rPr>
-            </w:pPr>
-            <w:r>
-              <w:rPr>
-                <w:rFonts w:asciiTheme="minorEastAsia" w:eastAsiaTheme="minorEastAsia" w:hAnsiTheme="minorEastAsia" w:hint="eastAsia"/>
-              </w:rPr>
-              <w:t>binding_key</w:t>
-            </w:r>
-          </w:p>
-        </w:tc>
-        <w:tc>
-          <w:tcPr>
-            <w:tcW w:w="1615" w:type="dxa"/>
+            <w:tcW w:w="2466" w:type="dxa"/>
+          </w:tcPr>
+          <w:p>
+            <w:pPr>
+              <w:rPr>
+                <w:rFonts w:asciiTheme="minorEastAsia" w:eastAsiaTheme="minorEastAsia" w:hAnsiTheme="minorEastAsia" w:hint="eastAsia"/>
+              </w:rPr>
+            </w:pPr>
+            <w:proofErr w:type="spellStart"/>
+            <w:r>
+              <w:rPr>
+                <w:rFonts w:asciiTheme="minorEastAsia" w:eastAsiaTheme="minorEastAsia" w:hAnsiTheme="minorEastAsia" w:hint="eastAsia"/>
+              </w:rPr>
+              <w:t>bind_type</w:t>
+            </w:r>
+            <w:proofErr w:type="spellEnd"/>
+          </w:p>
+        </w:tc>
+        <w:tc>
+          <w:tcPr>
+            <w:tcW w:w="1563" w:type="dxa"/>
           </w:tcPr>
           <w:p>
             <w:pPr>
@@ -31642,19 +31992,19 @@
         </w:tc>
         <w:tc>
           <w:tcPr>
-            <w:tcW w:w="1739" w:type="dxa"/>
-          </w:tcPr>
-          <w:p>
-            <w:pPr>
-              <w:rPr>
-                <w:rFonts w:asciiTheme="minorEastAsia" w:eastAsiaTheme="minorEastAsia" w:hAnsiTheme="minorEastAsia" w:hint="eastAsia"/>
-              </w:rPr>
-            </w:pPr>
-          </w:p>
-        </w:tc>
-        <w:tc>
-          <w:tcPr>
-            <w:tcW w:w="684" w:type="dxa"/>
+            <w:tcW w:w="1566" w:type="dxa"/>
+          </w:tcPr>
+          <w:p>
+            <w:pPr>
+              <w:rPr>
+                <w:rFonts w:asciiTheme="minorEastAsia" w:eastAsiaTheme="minorEastAsia" w:hAnsiTheme="minorEastAsia" w:hint="eastAsia"/>
+              </w:rPr>
+            </w:pPr>
+          </w:p>
+        </w:tc>
+        <w:tc>
+          <w:tcPr>
+            <w:tcW w:w="637" w:type="dxa"/>
           </w:tcPr>
           <w:p>
             <w:pPr>
@@ -31667,111 +32017,101 @@
         </w:tc>
         <w:tc>
           <w:tcPr>
-            <w:tcW w:w="1856" w:type="dxa"/>
-          </w:tcPr>
-          <w:p>
-            <w:pPr>
-              <w:rPr>
-                <w:rFonts w:asciiTheme="minorEastAsia" w:eastAsiaTheme="minorEastAsia" w:hAnsiTheme="minorEastAsia" w:hint="eastAsia"/>
-              </w:rPr>
-            </w:pPr>
-            <w:r>
-              <w:rPr>
-                <w:rFonts w:asciiTheme="minorEastAsia" w:eastAsiaTheme="minorEastAsia" w:hAnsiTheme="minorEastAsia" w:hint="eastAsia"/>
-              </w:rPr>
-              <w:t>绑定KEY</w:t>
-            </w:r>
-          </w:p>
-        </w:tc>
-        <w:tc>
-          <w:tcPr>
-            <w:tcW w:w="2510" w:type="dxa"/>
-          </w:tcPr>
-          <w:p>
-            <w:pPr>
-              <w:rPr>
-                <w:rFonts w:asciiTheme="minorEastAsia" w:eastAsiaTheme="minorEastAsia" w:hAnsiTheme="minorEastAsia" w:hint="eastAsia"/>
-              </w:rPr>
-            </w:pPr>
-            <w:r>
-              <w:rPr>
-                <w:rFonts w:asciiTheme="minorEastAsia" w:eastAsiaTheme="minorEastAsia" w:hAnsiTheme="minorEastAsia" w:hint="eastAsia"/>
-              </w:rPr>
-              <w:t>无状态队列有值，</w:t>
-            </w:r>
-            <w:r>
-              <w:rPr>
-                <w:rFonts w:asciiTheme="minorEastAsia" w:eastAsiaTheme="minorEastAsia" w:hAnsiTheme="minorEastAsia" w:hint="eastAsia"/>
-              </w:rPr>
-              <w:t>有状态为空</w:t>
-            </w:r>
+            <w:tcW w:w="1633" w:type="dxa"/>
+          </w:tcPr>
+          <w:p>
+            <w:pPr>
+              <w:rPr>
+                <w:rFonts w:asciiTheme="minorEastAsia" w:eastAsiaTheme="minorEastAsia" w:hAnsiTheme="minorEastAsia" w:hint="eastAsia"/>
+              </w:rPr>
+            </w:pPr>
+            <w:r>
+              <w:rPr>
+                <w:rFonts w:asciiTheme="minorEastAsia" w:eastAsiaTheme="minorEastAsia" w:hAnsiTheme="minorEastAsia" w:hint="eastAsia"/>
+              </w:rPr>
+              <w:t>绑定类型</w:t>
+            </w:r>
+          </w:p>
+        </w:tc>
+        <w:tc>
+          <w:tcPr>
+            <w:tcW w:w="2195" w:type="dxa"/>
+          </w:tcPr>
+          <w:p>
+            <w:pPr>
+              <w:rPr>
+                <w:rFonts w:asciiTheme="minorEastAsia" w:eastAsiaTheme="minorEastAsia" w:hAnsiTheme="minorEastAsia" w:hint="eastAsia"/>
+              </w:rPr>
+            </w:pPr>
           </w:p>
         </w:tc>
       </w:tr>
       <w:tr>
         <w:tc>
           <w:tcPr>
-            <w:tcW w:w="1656" w:type="dxa"/>
-          </w:tcPr>
-          <w:p>
-            <w:pPr>
-              <w:rPr>
-                <w:rFonts w:asciiTheme="minorEastAsia" w:eastAsiaTheme="minorEastAsia" w:hAnsiTheme="minorEastAsia" w:hint="eastAsia"/>
-              </w:rPr>
-            </w:pPr>
-            <w:r>
-              <w:rPr>
-                <w:rFonts w:asciiTheme="minorEastAsia" w:eastAsiaTheme="minorEastAsia" w:hAnsiTheme="minorEastAsia" w:hint="eastAsia"/>
-              </w:rPr>
-              <w:t>is_</w:t>
-            </w:r>
-            <w:r>
-              <w:rPr>
-                <w:rFonts w:asciiTheme="minorEastAsia" w:eastAsiaTheme="minorEastAsia" w:hAnsiTheme="minorEastAsia" w:hint="eastAsia"/>
-              </w:rPr>
-              <w:t>need_transfer</w:t>
-            </w:r>
-          </w:p>
-        </w:tc>
-        <w:tc>
-          <w:tcPr>
-            <w:tcW w:w="1615" w:type="dxa"/>
-          </w:tcPr>
-          <w:p>
-            <w:pPr>
-              <w:rPr>
-                <w:rFonts w:asciiTheme="minorEastAsia" w:eastAsiaTheme="minorEastAsia" w:hAnsiTheme="minorEastAsia" w:hint="eastAsia"/>
-              </w:rPr>
-            </w:pPr>
-            <w:r>
-              <w:rPr>
-                <w:rFonts w:asciiTheme="minorEastAsia" w:eastAsiaTheme="minorEastAsia" w:hAnsiTheme="minorEastAsia" w:hint="eastAsia"/>
-              </w:rPr>
-              <w:t>TINYINT(1)</w:t>
-            </w:r>
-          </w:p>
-        </w:tc>
-        <w:tc>
-          <w:tcPr>
-            <w:tcW w:w="1739" w:type="dxa"/>
-          </w:tcPr>
-          <w:p>
-            <w:pPr>
-              <w:rPr>
-                <w:rFonts w:asciiTheme="minorEastAsia" w:eastAsiaTheme="minorEastAsia" w:hAnsiTheme="minorEastAsia" w:hint="eastAsia"/>
-              </w:rPr>
-            </w:pPr>
-            <w:r>
-              <w:rPr>
-                <w:rFonts w:asciiTheme="minorEastAsia" w:eastAsiaTheme="minorEastAsia" w:hAnsiTheme="minorEastAsia" w:hint="eastAsia"/>
-              </w:rPr>
-              <w:t>0</w:t>
-            </w:r>
-          </w:p>
-        </w:tc>
-        <w:tc>
-          <w:tcPr>
-            <w:tcW w:w="684" w:type="dxa"/>
+            <w:tcW w:w="2466" w:type="dxa"/>
+          </w:tcPr>
+          <w:p>
+            <w:pPr>
+              <w:rPr>
+                <w:rFonts w:asciiTheme="minorEastAsia" w:eastAsiaTheme="minorEastAsia" w:hAnsiTheme="minorEastAsia" w:hint="eastAsia"/>
+              </w:rPr>
+            </w:pPr>
+            <w:proofErr w:type="spellStart"/>
+            <w:r>
+              <w:rPr>
+                <w:rFonts w:asciiTheme="minorEastAsia" w:eastAsiaTheme="minorEastAsia" w:hAnsiTheme="minorEastAsia" w:hint="eastAsia"/>
+              </w:rPr>
+              <w:t>bind</w:t>
+            </w:r>
+            <w:r>
+              <w:rPr>
+                <w:rFonts w:asciiTheme="minorEastAsia" w:eastAsiaTheme="minorEastAsia" w:hAnsiTheme="minorEastAsia" w:hint="eastAsia"/>
+              </w:rPr>
+              <w:t>ing</w:t>
+            </w:r>
+            <w:r>
+              <w:rPr>
+                <w:rFonts w:asciiTheme="minorEastAsia" w:eastAsiaTheme="minorEastAsia" w:hAnsiTheme="minorEastAsia" w:hint="eastAsia"/>
+              </w:rPr>
+              <w:t>_key</w:t>
+            </w:r>
+            <w:proofErr w:type="spellEnd"/>
+          </w:p>
+        </w:tc>
+        <w:tc>
+          <w:tcPr>
+            <w:tcW w:w="1563" w:type="dxa"/>
+          </w:tcPr>
+          <w:p>
+            <w:pPr>
+              <w:rPr>
+                <w:rFonts w:asciiTheme="minorEastAsia" w:eastAsiaTheme="minorEastAsia" w:hAnsiTheme="minorEastAsia" w:hint="eastAsia"/>
+              </w:rPr>
+            </w:pPr>
+            <w:r>
+              <w:rPr>
+                <w:rFonts w:asciiTheme="minorEastAsia" w:eastAsiaTheme="minorEastAsia" w:hAnsiTheme="minorEastAsia" w:hint="eastAsia"/>
+              </w:rPr>
+              <w:t>VARCHAR(50)</w:t>
+            </w:r>
+          </w:p>
+        </w:tc>
+        <w:tc>
+          <w:tcPr>
+            <w:tcW w:w="1566" w:type="dxa"/>
+          </w:tcPr>
+          <w:p>
+            <w:pPr>
+              <w:rPr>
+                <w:rFonts w:asciiTheme="minorEastAsia" w:eastAsiaTheme="minorEastAsia" w:hAnsiTheme="minorEastAsia" w:hint="eastAsia"/>
+              </w:rPr>
+            </w:pPr>
+          </w:p>
+        </w:tc>
+        <w:tc>
+          <w:tcPr>
+            <w:tcW w:w="637" w:type="dxa"/>
           </w:tcPr>
           <w:p>
             <w:pPr>
@@ -31784,31 +32124,25 @@
         </w:tc>
         <w:tc>
           <w:tcPr>
-            <w:tcW w:w="1856" w:type="dxa"/>
-          </w:tcPr>
-          <w:p>
-            <w:pPr>
-              <w:rPr>
-                <w:rFonts w:asciiTheme="minorEastAsia" w:eastAsiaTheme="minorEastAsia" w:hAnsiTheme="minorEastAsia" w:hint="eastAsia"/>
-              </w:rPr>
-            </w:pPr>
-            <w:r>
-              <w:rPr>
-                <w:rFonts w:asciiTheme="minorEastAsia" w:eastAsiaTheme="minorEastAsia" w:hAnsiTheme="minorEastAsia" w:hint="eastAsia"/>
-              </w:rPr>
-              <w:t>是否</w:t>
-            </w:r>
-            <w:r>
-              <w:rPr>
-                <w:rFonts w:asciiTheme="minorEastAsia" w:eastAsiaTheme="minorEastAsia" w:hAnsiTheme="minorEastAsia" w:hint="eastAsia"/>
-              </w:rPr>
-              <w:t>需要转发</w:t>
-            </w:r>
-          </w:p>
-        </w:tc>
-        <w:tc>
-          <w:tcPr>
-            <w:tcW w:w="2510" w:type="dxa"/>
+            <w:tcW w:w="1633" w:type="dxa"/>
+          </w:tcPr>
+          <w:p>
+            <w:pPr>
+              <w:rPr>
+                <w:rFonts w:asciiTheme="minorEastAsia" w:eastAsiaTheme="minorEastAsia" w:hAnsiTheme="minorEastAsia" w:hint="eastAsia"/>
+              </w:rPr>
+            </w:pPr>
+            <w:r>
+              <w:rPr>
+                <w:rFonts w:asciiTheme="minorEastAsia" w:eastAsiaTheme="minorEastAsia" w:hAnsiTheme="minorEastAsia" w:hint="eastAsia"/>
+              </w:rPr>
+              <w:t>绑定KEY</w:t>
+            </w:r>
+          </w:p>
+        </w:tc>
+        <w:tc>
+          <w:tcPr>
+            <w:tcW w:w="2195" w:type="dxa"/>
           </w:tcPr>
           <w:p>
             <w:pPr>
@@ -31822,31 +32156,33 @@
       <w:tr>
         <w:tc>
           <w:tcPr>
-            <w:tcW w:w="1656" w:type="dxa"/>
-          </w:tcPr>
-          <w:p>
-            <w:pPr>
-              <w:rPr>
-                <w:rFonts w:asciiTheme="minorEastAsia" w:eastAsiaTheme="minorEastAsia" w:hAnsiTheme="minorEastAsia" w:hint="eastAsia"/>
-              </w:rPr>
-            </w:pPr>
-            <w:r>
-              <w:rPr>
-                <w:rFonts w:asciiTheme="minorEastAsia" w:eastAsiaTheme="minorEastAsia" w:hAnsiTheme="minorEastAsia" w:hint="eastAsia"/>
-              </w:rPr>
-              <w:t>is_</w:t>
-            </w:r>
-            <w:r>
-              <w:rPr>
-                <w:rFonts w:asciiTheme="minorEastAsia" w:eastAsiaTheme="minorEastAsia" w:hAnsiTheme="minorEastAsia" w:hint="eastAsia"/>
-              </w:rPr>
-              <w:t>delay</w:t>
-            </w:r>
-          </w:p>
-        </w:tc>
-        <w:tc>
-          <w:tcPr>
-            <w:tcW w:w="1615" w:type="dxa"/>
+            <w:tcW w:w="2466" w:type="dxa"/>
+          </w:tcPr>
+          <w:p>
+            <w:pPr>
+              <w:rPr>
+                <w:rFonts w:asciiTheme="minorEastAsia" w:eastAsiaTheme="minorEastAsia" w:hAnsiTheme="minorEastAsia" w:hint="eastAsia"/>
+              </w:rPr>
+            </w:pPr>
+            <w:proofErr w:type="spellStart"/>
+            <w:r>
+              <w:rPr>
+                <w:rFonts w:asciiTheme="minorEastAsia" w:eastAsiaTheme="minorEastAsia" w:hAnsiTheme="minorEastAsia"/>
+              </w:rPr>
+              <w:t>is_quorum</w:t>
+            </w:r>
+            <w:r>
+              <w:rPr>
+                <w:rFonts w:asciiTheme="minorEastAsia" w:eastAsiaTheme="minorEastAsia" w:hAnsiTheme="minorEastAsia" w:hint="eastAsia"/>
+              </w:rPr>
+              <w:t>_queue</w:t>
+            </w:r>
+            <w:proofErr w:type="spellEnd"/>
+          </w:p>
+        </w:tc>
+        <w:tc>
+          <w:tcPr>
+            <w:tcW w:w="1563" w:type="dxa"/>
           </w:tcPr>
           <w:p>
             <w:pPr>
@@ -31864,25 +32200,25 @@
         </w:tc>
         <w:tc>
           <w:tcPr>
-            <w:tcW w:w="1739" w:type="dxa"/>
-          </w:tcPr>
-          <w:p>
-            <w:pPr>
-              <w:rPr>
-                <w:rFonts w:asciiTheme="minorEastAsia" w:eastAsiaTheme="minorEastAsia" w:hAnsiTheme="minorEastAsia" w:hint="eastAsia"/>
-              </w:rPr>
-            </w:pPr>
-            <w:r>
-              <w:rPr>
-                <w:rFonts w:asciiTheme="minorEastAsia" w:eastAsiaTheme="minorEastAsia" w:hAnsiTheme="minorEastAsia" w:hint="eastAsia"/>
-              </w:rPr>
-              <w:t>0</w:t>
-            </w:r>
-          </w:p>
-        </w:tc>
-        <w:tc>
-          <w:tcPr>
-            <w:tcW w:w="684" w:type="dxa"/>
+            <w:tcW w:w="1566" w:type="dxa"/>
+          </w:tcPr>
+          <w:p>
+            <w:pPr>
+              <w:rPr>
+                <w:rFonts w:asciiTheme="minorEastAsia" w:eastAsiaTheme="minorEastAsia" w:hAnsiTheme="minorEastAsia" w:hint="eastAsia"/>
+              </w:rPr>
+            </w:pPr>
+            <w:r>
+              <w:rPr>
+                <w:rFonts w:asciiTheme="minorEastAsia" w:eastAsiaTheme="minorEastAsia" w:hAnsiTheme="minorEastAsia" w:hint="eastAsia"/>
+              </w:rPr>
+              <w:t>1</w:t>
+            </w:r>
+          </w:p>
+        </w:tc>
+        <w:tc>
+          <w:tcPr>
+            <w:tcW w:w="637" w:type="dxa"/>
           </w:tcPr>
           <w:p>
             <w:pPr>
@@ -31895,31 +32231,25 @@
         </w:tc>
         <w:tc>
           <w:tcPr>
-            <w:tcW w:w="1856" w:type="dxa"/>
-          </w:tcPr>
-          <w:p>
-            <w:pPr>
-              <w:rPr>
-                <w:rFonts w:asciiTheme="minorEastAsia" w:eastAsiaTheme="minorEastAsia" w:hAnsiTheme="minorEastAsia" w:hint="eastAsia"/>
-              </w:rPr>
-            </w:pPr>
-            <w:r>
-              <w:rPr>
-                <w:rFonts w:asciiTheme="minorEastAsia" w:eastAsiaTheme="minorEastAsia" w:hAnsiTheme="minorEastAsia" w:hint="eastAsia"/>
-              </w:rPr>
-              <w:t>是否</w:t>
-            </w:r>
-            <w:r>
-              <w:rPr>
-                <w:rFonts w:asciiTheme="minorEastAsia" w:eastAsiaTheme="minorEastAsia" w:hAnsiTheme="minorEastAsia" w:hint="eastAsia"/>
-              </w:rPr>
-              <w:t>延时消费者</w:t>
-            </w:r>
-          </w:p>
-        </w:tc>
-        <w:tc>
-          <w:tcPr>
-            <w:tcW w:w="2510" w:type="dxa"/>
+            <w:tcW w:w="1633" w:type="dxa"/>
+          </w:tcPr>
+          <w:p>
+            <w:pPr>
+              <w:rPr>
+                <w:rFonts w:asciiTheme="minorEastAsia" w:eastAsiaTheme="minorEastAsia" w:hAnsiTheme="minorEastAsia" w:hint="eastAsia"/>
+              </w:rPr>
+            </w:pPr>
+            <w:r>
+              <w:rPr>
+                <w:rFonts w:asciiTheme="minorEastAsia" w:eastAsiaTheme="minorEastAsia" w:hAnsiTheme="minorEastAsia" w:hint="eastAsia"/>
+              </w:rPr>
+              <w:t>是否仲裁队列</w:t>
+            </w:r>
+          </w:p>
+        </w:tc>
+        <w:tc>
+          <w:tcPr>
+            <w:tcW w:w="2195" w:type="dxa"/>
           </w:tcPr>
           <w:p>
             <w:pPr>
@@ -31933,55 +32263,81 @@
       <w:tr>
         <w:tc>
           <w:tcPr>
-            <w:tcW w:w="1656" w:type="dxa"/>
-          </w:tcPr>
-          <w:p>
-            <w:pPr>
-              <w:rPr>
-                <w:rFonts w:asciiTheme="minorEastAsia" w:eastAsiaTheme="minorEastAsia" w:hAnsiTheme="minorEastAsia" w:hint="eastAsia"/>
-              </w:rPr>
-            </w:pPr>
-            <w:r>
-              <w:rPr>
-                <w:rFonts w:asciiTheme="minorEastAsia" w:eastAsiaTheme="minorEastAsia" w:hAnsiTheme="minorEastAsia" w:hint="eastAsia"/>
-              </w:rPr>
-              <w:t>created_by</w:t>
-            </w:r>
-          </w:p>
-        </w:tc>
-        <w:tc>
-          <w:tcPr>
-            <w:tcW w:w="1615" w:type="dxa"/>
-          </w:tcPr>
-          <w:p>
-            <w:pPr>
-              <w:rPr>
-                <w:rFonts w:asciiTheme="minorEastAsia" w:eastAsiaTheme="minorEastAsia" w:hAnsiTheme="minorEastAsia" w:hint="eastAsia"/>
-              </w:rPr>
-            </w:pPr>
-            <w:r>
-              <w:rPr>
-                <w:rFonts w:asciiTheme="minorEastAsia" w:eastAsiaTheme="minorEastAsia" w:hAnsiTheme="minorEastAsia" w:hint="eastAsia"/>
-              </w:rPr>
-              <w:t>VARCHAR(50)</w:t>
-            </w:r>
-          </w:p>
-        </w:tc>
-        <w:tc>
-          <w:tcPr>
-            <w:tcW w:w="1739" w:type="dxa"/>
-          </w:tcPr>
-          <w:p>
-            <w:pPr>
-              <w:rPr>
-                <w:rFonts w:asciiTheme="minorEastAsia" w:eastAsiaTheme="minorEastAsia" w:hAnsiTheme="minorEastAsia" w:hint="eastAsia"/>
-              </w:rPr>
-            </w:pPr>
-          </w:p>
-        </w:tc>
-        <w:tc>
-          <w:tcPr>
-            <w:tcW w:w="684" w:type="dxa"/>
+            <w:tcW w:w="2466" w:type="dxa"/>
+          </w:tcPr>
+          <w:p>
+            <w:pPr>
+              <w:rPr>
+                <w:rFonts w:asciiTheme="minorEastAsia" w:eastAsiaTheme="minorEastAsia" w:hAnsiTheme="minorEastAsia" w:hint="eastAsia"/>
+              </w:rPr>
+            </w:pPr>
+            <w:proofErr w:type="spellStart"/>
+            <w:r>
+              <w:rPr>
+                <w:rFonts w:asciiTheme="minorEastAsia" w:eastAsiaTheme="minorEastAsia" w:hAnsiTheme="minorEastAsia" w:hint="eastAsia"/>
+              </w:rPr>
+              <w:t>i</w:t>
+            </w:r>
+            <w:r>
+              <w:rPr>
+                <w:rFonts w:asciiTheme="minorEastAsia" w:eastAsiaTheme="minorEastAsia" w:hAnsiTheme="minorEastAsia"/>
+              </w:rPr>
+              <w:t>s</w:t>
+            </w:r>
+            <w:r>
+              <w:rPr>
+                <w:rFonts w:asciiTheme="minorEastAsia" w:eastAsiaTheme="minorEastAsia" w:hAnsiTheme="minorEastAsia" w:hint="eastAsia"/>
+              </w:rPr>
+              <w:t>_s</w:t>
+            </w:r>
+            <w:r>
+              <w:rPr>
+                <w:rFonts w:asciiTheme="minorEastAsia" w:eastAsiaTheme="minorEastAsia" w:hAnsiTheme="minorEastAsia"/>
+              </w:rPr>
+              <w:t>tateful</w:t>
+            </w:r>
+            <w:proofErr w:type="spellEnd"/>
+          </w:p>
+        </w:tc>
+        <w:tc>
+          <w:tcPr>
+            <w:tcW w:w="1563" w:type="dxa"/>
+          </w:tcPr>
+          <w:p>
+            <w:pPr>
+              <w:rPr>
+                <w:rFonts w:asciiTheme="minorEastAsia" w:eastAsiaTheme="minorEastAsia" w:hAnsiTheme="minorEastAsia" w:hint="eastAsia"/>
+              </w:rPr>
+            </w:pPr>
+            <w:r>
+              <w:rPr>
+                <w:rFonts w:asciiTheme="minorEastAsia" w:eastAsiaTheme="minorEastAsia" w:hAnsiTheme="minorEastAsia" w:hint="eastAsia"/>
+              </w:rPr>
+              <w:t>TINYINT(1)</w:t>
+            </w:r>
+          </w:p>
+        </w:tc>
+        <w:tc>
+          <w:tcPr>
+            <w:tcW w:w="1566" w:type="dxa"/>
+          </w:tcPr>
+          <w:p>
+            <w:pPr>
+              <w:rPr>
+                <w:rFonts w:asciiTheme="minorEastAsia" w:eastAsiaTheme="minorEastAsia" w:hAnsiTheme="minorEastAsia" w:hint="eastAsia"/>
+              </w:rPr>
+            </w:pPr>
+            <w:r>
+              <w:rPr>
+                <w:rFonts w:asciiTheme="minorEastAsia" w:eastAsiaTheme="minorEastAsia" w:hAnsiTheme="minorEastAsia" w:hint="eastAsia"/>
+              </w:rPr>
+              <w:t>0</w:t>
+            </w:r>
+          </w:p>
+        </w:tc>
+        <w:tc>
+          <w:tcPr>
+            <w:tcW w:w="637" w:type="dxa"/>
           </w:tcPr>
           <w:p>
             <w:pPr>
@@ -31994,25 +32350,25 @@
         </w:tc>
         <w:tc>
           <w:tcPr>
-            <w:tcW w:w="1856" w:type="dxa"/>
-          </w:tcPr>
-          <w:p>
-            <w:pPr>
-              <w:rPr>
-                <w:rFonts w:asciiTheme="minorEastAsia" w:eastAsiaTheme="minorEastAsia" w:hAnsiTheme="minorEastAsia" w:hint="eastAsia"/>
-              </w:rPr>
-            </w:pPr>
-            <w:r>
-              <w:rPr>
-                <w:rFonts w:asciiTheme="minorEastAsia" w:eastAsiaTheme="minorEastAsia" w:hAnsiTheme="minorEastAsia" w:hint="eastAsia"/>
-              </w:rPr>
-              <w:t>创建人</w:t>
-            </w:r>
-          </w:p>
-        </w:tc>
-        <w:tc>
-          <w:tcPr>
-            <w:tcW w:w="2510" w:type="dxa"/>
+            <w:tcW w:w="1633" w:type="dxa"/>
+          </w:tcPr>
+          <w:p>
+            <w:pPr>
+              <w:rPr>
+                <w:rFonts w:asciiTheme="minorEastAsia" w:eastAsiaTheme="minorEastAsia" w:hAnsiTheme="minorEastAsia" w:hint="eastAsia"/>
+              </w:rPr>
+            </w:pPr>
+            <w:r>
+              <w:rPr>
+                <w:rFonts w:asciiTheme="minorEastAsia" w:eastAsiaTheme="minorEastAsia" w:hAnsiTheme="minorEastAsia" w:hint="eastAsia"/>
+              </w:rPr>
+              <w:t>是否有状态</w:t>
+            </w:r>
+          </w:p>
+        </w:tc>
+        <w:tc>
+          <w:tcPr>
+            <w:tcW w:w="2195" w:type="dxa"/>
           </w:tcPr>
           <w:p>
             <w:pPr>
@@ -32026,61 +32382,63 @@
       <w:tr>
         <w:tc>
           <w:tcPr>
-            <w:tcW w:w="1656" w:type="dxa"/>
-          </w:tcPr>
-          <w:p>
-            <w:pPr>
-              <w:rPr>
-                <w:rFonts w:asciiTheme="minorEastAsia" w:eastAsiaTheme="minorEastAsia" w:hAnsiTheme="minorEastAsia" w:hint="eastAsia"/>
-              </w:rPr>
-            </w:pPr>
-            <w:r>
-              <w:rPr>
-                <w:rFonts w:asciiTheme="minorEastAsia" w:eastAsiaTheme="minorEastAsia" w:hAnsiTheme="minorEastAsia" w:hint="eastAsia"/>
-              </w:rPr>
-              <w:t>created_at</w:t>
-            </w:r>
-          </w:p>
-        </w:tc>
-        <w:tc>
-          <w:tcPr>
-            <w:tcW w:w="1615" w:type="dxa"/>
-          </w:tcPr>
-          <w:p>
-            <w:pPr>
-              <w:rPr>
-                <w:rFonts w:asciiTheme="minorEastAsia" w:eastAsiaTheme="minorEastAsia" w:hAnsiTheme="minorEastAsia" w:hint="eastAsia"/>
-              </w:rPr>
-            </w:pPr>
-            <w:r>
-              <w:rPr>
-                <w:rFonts w:asciiTheme="minorEastAsia" w:eastAsiaTheme="minorEastAsia" w:hAnsiTheme="minorEastAsia"/>
-              </w:rPr>
-              <w:t>DATETIME</w:t>
-            </w:r>
-          </w:p>
-        </w:tc>
-        <w:tc>
-          <w:tcPr>
-            <w:tcW w:w="1739" w:type="dxa"/>
-          </w:tcPr>
-          <w:p>
-            <w:pPr>
-              <w:rPr>
-                <w:rFonts w:asciiTheme="minorEastAsia" w:eastAsiaTheme="minorEastAsia" w:hAnsiTheme="minorEastAsia" w:hint="eastAsia"/>
-              </w:rPr>
-            </w:pPr>
-            <w:r>
-              <w:rPr>
-                <w:rFonts w:asciiTheme="minorEastAsia" w:eastAsiaTheme="minorEastAsia" w:hAnsiTheme="minorEastAsia" w:hint="eastAsia"/>
-              </w:rPr>
-              <w:t>NOW()</w:t>
-            </w:r>
-          </w:p>
-        </w:tc>
-        <w:tc>
-          <w:tcPr>
-            <w:tcW w:w="684" w:type="dxa"/>
+            <w:tcW w:w="2466" w:type="dxa"/>
+          </w:tcPr>
+          <w:p>
+            <w:pPr>
+              <w:rPr>
+                <w:rFonts w:asciiTheme="minorEastAsia" w:eastAsiaTheme="minorEastAsia" w:hAnsiTheme="minorEastAsia" w:hint="eastAsia"/>
+              </w:rPr>
+            </w:pPr>
+            <w:proofErr w:type="spellStart"/>
+            <w:r>
+              <w:rPr>
+                <w:rFonts w:asciiTheme="minorEastAsia" w:eastAsiaTheme="minorEastAsia" w:hAnsiTheme="minorEastAsia" w:hint="eastAsia"/>
+              </w:rPr>
+              <w:t>is_single_active_consumer</w:t>
+            </w:r>
+            <w:proofErr w:type="spellEnd"/>
+          </w:p>
+        </w:tc>
+        <w:tc>
+          <w:tcPr>
+            <w:tcW w:w="1563" w:type="dxa"/>
+          </w:tcPr>
+          <w:p>
+            <w:pPr>
+              <w:rPr>
+                <w:rFonts w:asciiTheme="minorEastAsia" w:eastAsiaTheme="minorEastAsia" w:hAnsiTheme="minorEastAsia" w:hint="eastAsia"/>
+              </w:rPr>
+            </w:pPr>
+            <w:r>
+              <w:rPr>
+                <w:rFonts w:asciiTheme="minorEastAsia" w:eastAsiaTheme="minorEastAsia" w:hAnsiTheme="minorEastAsia" w:hint="eastAsia"/>
+              </w:rPr>
+              <w:t>TINYINT(1)</w:t>
+            </w:r>
+          </w:p>
+        </w:tc>
+        <w:tc>
+          <w:tcPr>
+            <w:tcW w:w="1566" w:type="dxa"/>
+          </w:tcPr>
+          <w:p>
+            <w:pPr>
+              <w:rPr>
+                <w:rFonts w:asciiTheme="minorEastAsia" w:eastAsiaTheme="minorEastAsia" w:hAnsiTheme="minorEastAsia" w:hint="eastAsia"/>
+              </w:rPr>
+            </w:pPr>
+            <w:r>
+              <w:rPr>
+                <w:rFonts w:asciiTheme="minorEastAsia" w:eastAsiaTheme="minorEastAsia" w:hAnsiTheme="minorEastAsia" w:hint="eastAsia"/>
+              </w:rPr>
+              <w:t>0</w:t>
+            </w:r>
+          </w:p>
+        </w:tc>
+        <w:tc>
+          <w:tcPr>
+            <w:tcW w:w="637" w:type="dxa"/>
           </w:tcPr>
           <w:p>
             <w:pPr>
@@ -32093,25 +32451,25 @@
         </w:tc>
         <w:tc>
           <w:tcPr>
-            <w:tcW w:w="1856" w:type="dxa"/>
-          </w:tcPr>
-          <w:p>
-            <w:pPr>
-              <w:rPr>
-                <w:rFonts w:asciiTheme="minorEastAsia" w:eastAsiaTheme="minorEastAsia" w:hAnsiTheme="minorEastAsia" w:hint="eastAsia"/>
-              </w:rPr>
-            </w:pPr>
-            <w:r>
-              <w:rPr>
-                <w:rFonts w:asciiTheme="minorEastAsia" w:eastAsiaTheme="minorEastAsia" w:hAnsiTheme="minorEastAsia" w:hint="eastAsia"/>
-              </w:rPr>
-              <w:t>创建日期</w:t>
-            </w:r>
-          </w:p>
-        </w:tc>
-        <w:tc>
-          <w:tcPr>
-            <w:tcW w:w="2510" w:type="dxa"/>
+            <w:tcW w:w="1633" w:type="dxa"/>
+          </w:tcPr>
+          <w:p>
+            <w:pPr>
+              <w:rPr>
+                <w:rFonts w:asciiTheme="minorEastAsia" w:eastAsiaTheme="minorEastAsia" w:hAnsiTheme="minorEastAsia" w:hint="eastAsia"/>
+              </w:rPr>
+            </w:pPr>
+            <w:r>
+              <w:rPr>
+                <w:rFonts w:asciiTheme="minorEastAsia" w:eastAsiaTheme="minorEastAsia" w:hAnsiTheme="minorEastAsia" w:hint="eastAsia"/>
+              </w:rPr>
+              <w:t>是否单一激活消费者</w:t>
+            </w:r>
+          </w:p>
+        </w:tc>
+        <w:tc>
+          <w:tcPr>
+            <w:tcW w:w="2195" w:type="dxa"/>
           </w:tcPr>
           <w:p>
             <w:pPr>
@@ -32125,55 +32483,63 @@
       <w:tr>
         <w:tc>
           <w:tcPr>
-            <w:tcW w:w="1656" w:type="dxa"/>
-          </w:tcPr>
-          <w:p>
-            <w:pPr>
-              <w:rPr>
-                <w:rFonts w:asciiTheme="minorEastAsia" w:eastAsiaTheme="minorEastAsia" w:hAnsiTheme="minorEastAsia" w:hint="eastAsia"/>
-              </w:rPr>
-            </w:pPr>
-            <w:r>
-              <w:rPr>
-                <w:rFonts w:asciiTheme="minorEastAsia" w:eastAsiaTheme="minorEastAsia" w:hAnsiTheme="minorEastAsia" w:hint="eastAsia"/>
-              </w:rPr>
-              <w:t>updated_by</w:t>
-            </w:r>
-          </w:p>
-        </w:tc>
-        <w:tc>
-          <w:tcPr>
-            <w:tcW w:w="1615" w:type="dxa"/>
-          </w:tcPr>
-          <w:p>
-            <w:pPr>
-              <w:rPr>
-                <w:rFonts w:asciiTheme="minorEastAsia" w:eastAsiaTheme="minorEastAsia" w:hAnsiTheme="minorEastAsia" w:hint="eastAsia"/>
-              </w:rPr>
-            </w:pPr>
-            <w:r>
-              <w:rPr>
-                <w:rFonts w:asciiTheme="minorEastAsia" w:eastAsiaTheme="minorEastAsia" w:hAnsiTheme="minorEastAsia" w:hint="eastAsia"/>
-              </w:rPr>
-              <w:t>VARCHAR(50)</w:t>
-            </w:r>
-          </w:p>
-        </w:tc>
-        <w:tc>
-          <w:tcPr>
-            <w:tcW w:w="1739" w:type="dxa"/>
-          </w:tcPr>
-          <w:p>
-            <w:pPr>
-              <w:rPr>
-                <w:rFonts w:asciiTheme="minorEastAsia" w:eastAsiaTheme="minorEastAsia" w:hAnsiTheme="minorEastAsia" w:hint="eastAsia"/>
-              </w:rPr>
-            </w:pPr>
-          </w:p>
-        </w:tc>
-        <w:tc>
-          <w:tcPr>
-            <w:tcW w:w="684" w:type="dxa"/>
+            <w:tcW w:w="2466" w:type="dxa"/>
+          </w:tcPr>
+          <w:p>
+            <w:pPr>
+              <w:rPr>
+                <w:rFonts w:asciiTheme="minorEastAsia" w:eastAsiaTheme="minorEastAsia" w:hAnsiTheme="minorEastAsia" w:hint="eastAsia"/>
+              </w:rPr>
+            </w:pPr>
+            <w:proofErr w:type="spellStart"/>
+            <w:r>
+              <w:rPr>
+                <w:rFonts w:asciiTheme="minorEastAsia" w:eastAsiaTheme="minorEastAsia" w:hAnsiTheme="minorEastAsia" w:hint="eastAsia"/>
+              </w:rPr>
+              <w:t>is_need_transfer</w:t>
+            </w:r>
+            <w:proofErr w:type="spellEnd"/>
+          </w:p>
+        </w:tc>
+        <w:tc>
+          <w:tcPr>
+            <w:tcW w:w="1563" w:type="dxa"/>
+          </w:tcPr>
+          <w:p>
+            <w:pPr>
+              <w:rPr>
+                <w:rFonts w:asciiTheme="minorEastAsia" w:eastAsiaTheme="minorEastAsia" w:hAnsiTheme="minorEastAsia" w:hint="eastAsia"/>
+              </w:rPr>
+            </w:pPr>
+            <w:r>
+              <w:rPr>
+                <w:rFonts w:asciiTheme="minorEastAsia" w:eastAsiaTheme="minorEastAsia" w:hAnsiTheme="minorEastAsia" w:hint="eastAsia"/>
+              </w:rPr>
+              <w:t>TINYINT(1)</w:t>
+            </w:r>
+          </w:p>
+        </w:tc>
+        <w:tc>
+          <w:tcPr>
+            <w:tcW w:w="1566" w:type="dxa"/>
+          </w:tcPr>
+          <w:p>
+            <w:pPr>
+              <w:rPr>
+                <w:rFonts w:asciiTheme="minorEastAsia" w:eastAsiaTheme="minorEastAsia" w:hAnsiTheme="minorEastAsia" w:hint="eastAsia"/>
+              </w:rPr>
+            </w:pPr>
+            <w:r>
+              <w:rPr>
+                <w:rFonts w:asciiTheme="minorEastAsia" w:eastAsiaTheme="minorEastAsia" w:hAnsiTheme="minorEastAsia" w:hint="eastAsia"/>
+              </w:rPr>
+              <w:t>0</w:t>
+            </w:r>
+          </w:p>
+        </w:tc>
+        <w:tc>
+          <w:tcPr>
+            <w:tcW w:w="637" w:type="dxa"/>
           </w:tcPr>
           <w:p>
             <w:pPr>
@@ -32186,25 +32552,25 @@
         </w:tc>
         <w:tc>
           <w:tcPr>
-            <w:tcW w:w="1856" w:type="dxa"/>
-          </w:tcPr>
-          <w:p>
-            <w:pPr>
-              <w:rPr>
-                <w:rFonts w:asciiTheme="minorEastAsia" w:eastAsiaTheme="minorEastAsia" w:hAnsiTheme="minorEastAsia" w:hint="eastAsia"/>
-              </w:rPr>
-            </w:pPr>
-            <w:r>
-              <w:rPr>
-                <w:rFonts w:asciiTheme="minorEastAsia" w:eastAsiaTheme="minorEastAsia" w:hAnsiTheme="minorEastAsia" w:hint="eastAsia"/>
-              </w:rPr>
-              <w:t>最后更新人</w:t>
-            </w:r>
-          </w:p>
-        </w:tc>
-        <w:tc>
-          <w:tcPr>
-            <w:tcW w:w="2510" w:type="dxa"/>
+            <w:tcW w:w="1633" w:type="dxa"/>
+          </w:tcPr>
+          <w:p>
+            <w:pPr>
+              <w:rPr>
+                <w:rFonts w:asciiTheme="minorEastAsia" w:eastAsiaTheme="minorEastAsia" w:hAnsiTheme="minorEastAsia" w:hint="eastAsia"/>
+              </w:rPr>
+            </w:pPr>
+            <w:r>
+              <w:rPr>
+                <w:rFonts w:asciiTheme="minorEastAsia" w:eastAsiaTheme="minorEastAsia" w:hAnsiTheme="minorEastAsia" w:hint="eastAsia"/>
+              </w:rPr>
+              <w:t>是否需要转发</w:t>
+            </w:r>
+          </w:p>
+        </w:tc>
+        <w:tc>
+          <w:tcPr>
+            <w:tcW w:w="2195" w:type="dxa"/>
           </w:tcPr>
           <w:p>
             <w:pPr>
@@ -32218,25 +32584,877 @@
       <w:tr>
         <w:tc>
           <w:tcPr>
-            <w:tcW w:w="1656" w:type="dxa"/>
-          </w:tcPr>
-          <w:p>
-            <w:pPr>
-              <w:rPr>
-                <w:rFonts w:asciiTheme="minorEastAsia" w:eastAsiaTheme="minorEastAsia" w:hAnsiTheme="minorEastAsia" w:hint="eastAsia"/>
-              </w:rPr>
-            </w:pPr>
+            <w:tcW w:w="2466" w:type="dxa"/>
+          </w:tcPr>
+          <w:p>
+            <w:pPr>
+              <w:rPr>
+                <w:rFonts w:asciiTheme="minorEastAsia" w:eastAsiaTheme="minorEastAsia" w:hAnsiTheme="minorEastAsia" w:hint="eastAsia"/>
+              </w:rPr>
+            </w:pPr>
+            <w:proofErr w:type="spellStart"/>
+            <w:r>
+              <w:rPr>
+                <w:rFonts w:asciiTheme="minorEastAsia" w:eastAsiaTheme="minorEastAsia" w:hAnsiTheme="minorEastAsia" w:hint="eastAsia"/>
+              </w:rPr>
+              <w:t>is_</w:t>
+            </w:r>
+            <w:r>
+              <w:rPr>
+                <w:rFonts w:asciiTheme="minorEastAsia" w:eastAsiaTheme="minorEastAsia" w:hAnsiTheme="minorEastAsia" w:hint="eastAsia"/>
+              </w:rPr>
+              <w:t>delay</w:t>
+            </w:r>
+            <w:proofErr w:type="spellEnd"/>
+          </w:p>
+        </w:tc>
+        <w:tc>
+          <w:tcPr>
+            <w:tcW w:w="1563" w:type="dxa"/>
+          </w:tcPr>
+          <w:p>
+            <w:pPr>
+              <w:rPr>
+                <w:rFonts w:asciiTheme="minorEastAsia" w:eastAsiaTheme="minorEastAsia" w:hAnsiTheme="minorEastAsia" w:hint="eastAsia"/>
+              </w:rPr>
+            </w:pPr>
+            <w:r>
+              <w:rPr>
+                <w:rFonts w:asciiTheme="minorEastAsia" w:eastAsiaTheme="minorEastAsia" w:hAnsiTheme="minorEastAsia" w:hint="eastAsia"/>
+              </w:rPr>
+              <w:t>TINYINT(1)</w:t>
+            </w:r>
+          </w:p>
+        </w:tc>
+        <w:tc>
+          <w:tcPr>
+            <w:tcW w:w="1566" w:type="dxa"/>
+          </w:tcPr>
+          <w:p>
+            <w:pPr>
+              <w:rPr>
+                <w:rFonts w:asciiTheme="minorEastAsia" w:eastAsiaTheme="minorEastAsia" w:hAnsiTheme="minorEastAsia" w:hint="eastAsia"/>
+              </w:rPr>
+            </w:pPr>
+            <w:r>
+              <w:rPr>
+                <w:rFonts w:asciiTheme="minorEastAsia" w:eastAsiaTheme="minorEastAsia" w:hAnsiTheme="minorEastAsia" w:hint="eastAsia"/>
+              </w:rPr>
+              <w:t>0</w:t>
+            </w:r>
+          </w:p>
+        </w:tc>
+        <w:tc>
+          <w:tcPr>
+            <w:tcW w:w="637" w:type="dxa"/>
+          </w:tcPr>
+          <w:p>
+            <w:pPr>
+              <w:jc w:val="center"/>
+              <w:rPr>
+                <w:rFonts w:asciiTheme="minorEastAsia" w:eastAsiaTheme="minorEastAsia" w:hAnsiTheme="minorEastAsia" w:hint="eastAsia"/>
+              </w:rPr>
+            </w:pPr>
+          </w:p>
+        </w:tc>
+        <w:tc>
+          <w:tcPr>
+            <w:tcW w:w="1633" w:type="dxa"/>
+          </w:tcPr>
+          <w:p>
+            <w:pPr>
+              <w:rPr>
+                <w:rFonts w:asciiTheme="minorEastAsia" w:eastAsiaTheme="minorEastAsia" w:hAnsiTheme="minorEastAsia" w:hint="eastAsia"/>
+              </w:rPr>
+            </w:pPr>
+            <w:r>
+              <w:rPr>
+                <w:rFonts w:asciiTheme="minorEastAsia" w:eastAsiaTheme="minorEastAsia" w:hAnsiTheme="minorEastAsia" w:hint="eastAsia"/>
+              </w:rPr>
+              <w:t>是否</w:t>
+            </w:r>
+            <w:r>
+              <w:rPr>
+                <w:rFonts w:asciiTheme="minorEastAsia" w:eastAsiaTheme="minorEastAsia" w:hAnsiTheme="minorEastAsia" w:hint="eastAsia"/>
+              </w:rPr>
+              <w:t>延迟消息</w:t>
+            </w:r>
+          </w:p>
+        </w:tc>
+        <w:tc>
+          <w:tcPr>
+            <w:tcW w:w="2195" w:type="dxa"/>
+          </w:tcPr>
+          <w:p>
+            <w:pPr>
+              <w:rPr>
+                <w:rFonts w:asciiTheme="minorEastAsia" w:eastAsiaTheme="minorEastAsia" w:hAnsiTheme="minorEastAsia" w:hint="eastAsia"/>
+              </w:rPr>
+            </w:pPr>
+          </w:p>
+        </w:tc>
+      </w:tr>
+      <w:tr>
+        <w:tc>
+          <w:tcPr>
+            <w:tcW w:w="2466" w:type="dxa"/>
+          </w:tcPr>
+          <w:p>
+            <w:pPr>
+              <w:rPr>
+                <w:rFonts w:asciiTheme="minorEastAsia" w:eastAsiaTheme="minorEastAsia" w:hAnsiTheme="minorEastAsia" w:hint="eastAsia"/>
+              </w:rPr>
+            </w:pPr>
+            <w:proofErr w:type="spellStart"/>
+            <w:r>
+              <w:rPr>
+                <w:rFonts w:asciiTheme="minorEastAsia" w:eastAsiaTheme="minorEastAsia" w:hAnsiTheme="minorEastAsia" w:hint="eastAsia"/>
+              </w:rPr>
+              <w:t>w</w:t>
+            </w:r>
+            <w:r>
+              <w:rPr>
+                <w:rFonts w:asciiTheme="minorEastAsia" w:eastAsiaTheme="minorEastAsia" w:hAnsiTheme="minorEastAsia" w:hint="eastAsia"/>
+              </w:rPr>
+              <w:t>orkload_total</w:t>
+            </w:r>
+            <w:proofErr w:type="spellEnd"/>
+          </w:p>
+        </w:tc>
+        <w:tc>
+          <w:tcPr>
+            <w:tcW w:w="1563" w:type="dxa"/>
+          </w:tcPr>
+          <w:p>
+            <w:pPr>
+              <w:rPr>
+                <w:rFonts w:asciiTheme="minorEastAsia" w:eastAsiaTheme="minorEastAsia" w:hAnsiTheme="minorEastAsia" w:hint="eastAsia"/>
+              </w:rPr>
+            </w:pPr>
+            <w:r>
+              <w:rPr>
+                <w:rFonts w:asciiTheme="minorEastAsia" w:eastAsiaTheme="minorEastAsia" w:hAnsiTheme="minorEastAsia" w:hint="eastAsia"/>
+              </w:rPr>
+              <w:t>INT</w:t>
+            </w:r>
+          </w:p>
+        </w:tc>
+        <w:tc>
+          <w:tcPr>
+            <w:tcW w:w="1566" w:type="dxa"/>
+          </w:tcPr>
+          <w:p>
+            <w:pPr>
+              <w:rPr>
+                <w:rFonts w:asciiTheme="minorEastAsia" w:eastAsiaTheme="minorEastAsia" w:hAnsiTheme="minorEastAsia" w:hint="eastAsia"/>
+              </w:rPr>
+            </w:pPr>
+          </w:p>
+        </w:tc>
+        <w:tc>
+          <w:tcPr>
+            <w:tcW w:w="637" w:type="dxa"/>
+          </w:tcPr>
+          <w:p>
+            <w:pPr>
+              <w:jc w:val="center"/>
+              <w:rPr>
+                <w:rFonts w:asciiTheme="minorEastAsia" w:eastAsiaTheme="minorEastAsia" w:hAnsiTheme="minorEastAsia" w:hint="eastAsia"/>
+              </w:rPr>
+            </w:pPr>
+          </w:p>
+        </w:tc>
+        <w:tc>
+          <w:tcPr>
+            <w:tcW w:w="1633" w:type="dxa"/>
+          </w:tcPr>
+          <w:p>
+            <w:pPr>
+              <w:rPr>
+                <w:rFonts w:asciiTheme="minorEastAsia" w:eastAsiaTheme="minorEastAsia" w:hAnsiTheme="minorEastAsia" w:hint="eastAsia"/>
+              </w:rPr>
+            </w:pPr>
+            <w:r>
+              <w:rPr>
+                <w:rFonts w:asciiTheme="minorEastAsia" w:eastAsiaTheme="minorEastAsia" w:hAnsiTheme="minorEastAsia" w:hint="eastAsia"/>
+              </w:rPr>
+              <w:t>工作负荷个数</w:t>
+            </w:r>
+          </w:p>
+        </w:tc>
+        <w:tc>
+          <w:tcPr>
+            <w:tcW w:w="2195" w:type="dxa"/>
+          </w:tcPr>
+          <w:p>
+            <w:pPr>
+              <w:rPr>
+                <w:rFonts w:asciiTheme="minorEastAsia" w:eastAsiaTheme="minorEastAsia" w:hAnsiTheme="minorEastAsia" w:hint="eastAsia"/>
+              </w:rPr>
+            </w:pPr>
+            <w:r>
+              <w:rPr>
+                <w:rFonts w:asciiTheme="minorEastAsia" w:eastAsiaTheme="minorEastAsia" w:hAnsiTheme="minorEastAsia" w:hint="eastAsia"/>
+              </w:rPr>
+              <w:t>有状态是队列个数，无状态是消费者个数</w:t>
+            </w:r>
+          </w:p>
+        </w:tc>
+      </w:tr>
+      <w:tr>
+        <w:tc>
+          <w:tcPr>
+            <w:tcW w:w="2466" w:type="dxa"/>
+          </w:tcPr>
+          <w:p>
+            <w:pPr>
+              <w:rPr>
+                <w:rFonts w:asciiTheme="minorEastAsia" w:eastAsiaTheme="minorEastAsia" w:hAnsiTheme="minorEastAsia" w:hint="eastAsia"/>
+              </w:rPr>
+            </w:pPr>
+            <w:proofErr w:type="spellStart"/>
+            <w:r>
+              <w:rPr>
+                <w:rFonts w:asciiTheme="minorEastAsia" w:eastAsiaTheme="minorEastAsia" w:hAnsiTheme="minorEastAsia" w:hint="eastAsia"/>
+              </w:rPr>
+              <w:t>p</w:t>
+            </w:r>
+            <w:r>
+              <w:rPr>
+                <w:rFonts w:asciiTheme="minorEastAsia" w:eastAsiaTheme="minorEastAsia" w:hAnsiTheme="minorEastAsia"/>
+              </w:rPr>
+              <w:t>refetch</w:t>
+            </w:r>
+            <w:r>
+              <w:rPr>
+                <w:rFonts w:asciiTheme="minorEastAsia" w:eastAsiaTheme="minorEastAsia" w:hAnsiTheme="minorEastAsia" w:hint="eastAsia"/>
+              </w:rPr>
+              <w:t>_c</w:t>
+            </w:r>
+            <w:r>
+              <w:rPr>
+                <w:rFonts w:asciiTheme="minorEastAsia" w:eastAsiaTheme="minorEastAsia" w:hAnsiTheme="minorEastAsia"/>
+              </w:rPr>
+              <w:t>ount</w:t>
+            </w:r>
+            <w:proofErr w:type="spellEnd"/>
+          </w:p>
+        </w:tc>
+        <w:tc>
+          <w:tcPr>
+            <w:tcW w:w="1563" w:type="dxa"/>
+          </w:tcPr>
+          <w:p>
+            <w:pPr>
+              <w:rPr>
+                <w:rFonts w:asciiTheme="minorEastAsia" w:eastAsiaTheme="minorEastAsia" w:hAnsiTheme="minorEastAsia" w:hint="eastAsia"/>
+              </w:rPr>
+            </w:pPr>
+            <w:r>
+              <w:rPr>
+                <w:rFonts w:asciiTheme="minorEastAsia" w:eastAsiaTheme="minorEastAsia" w:hAnsiTheme="minorEastAsia" w:hint="eastAsia"/>
+              </w:rPr>
+              <w:t>INT</w:t>
+            </w:r>
+          </w:p>
+        </w:tc>
+        <w:tc>
+          <w:tcPr>
+            <w:tcW w:w="1566" w:type="dxa"/>
+          </w:tcPr>
+          <w:p>
+            <w:pPr>
+              <w:rPr>
+                <w:rFonts w:asciiTheme="minorEastAsia" w:eastAsiaTheme="minorEastAsia" w:hAnsiTheme="minorEastAsia" w:hint="eastAsia"/>
+              </w:rPr>
+            </w:pPr>
+            <w:r>
+              <w:rPr>
+                <w:rFonts w:asciiTheme="minorEastAsia" w:eastAsiaTheme="minorEastAsia" w:hAnsiTheme="minorEastAsia" w:hint="eastAsia"/>
+              </w:rPr>
+              <w:t>250</w:t>
+            </w:r>
+          </w:p>
+        </w:tc>
+        <w:tc>
+          <w:tcPr>
+            <w:tcW w:w="637" w:type="dxa"/>
+          </w:tcPr>
+          <w:p>
+            <w:pPr>
+              <w:jc w:val="center"/>
+              <w:rPr>
+                <w:rFonts w:asciiTheme="minorEastAsia" w:eastAsiaTheme="minorEastAsia" w:hAnsiTheme="minorEastAsia" w:hint="eastAsia"/>
+              </w:rPr>
+            </w:pPr>
+          </w:p>
+        </w:tc>
+        <w:tc>
+          <w:tcPr>
+            <w:tcW w:w="1633" w:type="dxa"/>
+          </w:tcPr>
+          <w:p>
+            <w:pPr>
+              <w:rPr>
+                <w:rFonts w:asciiTheme="minorEastAsia" w:eastAsiaTheme="minorEastAsia" w:hAnsiTheme="minorEastAsia" w:hint="eastAsia"/>
+              </w:rPr>
+            </w:pPr>
+            <w:r>
+              <w:rPr>
+                <w:rFonts w:asciiTheme="minorEastAsia" w:eastAsiaTheme="minorEastAsia" w:hAnsiTheme="minorEastAsia" w:hint="eastAsia"/>
+              </w:rPr>
+              <w:t>预取个数</w:t>
+            </w:r>
+          </w:p>
+        </w:tc>
+        <w:tc>
+          <w:tcPr>
+            <w:tcW w:w="2195" w:type="dxa"/>
+          </w:tcPr>
+          <w:p>
+            <w:pPr>
+              <w:rPr>
+                <w:rFonts w:asciiTheme="minorEastAsia" w:eastAsiaTheme="minorEastAsia" w:hAnsiTheme="minorEastAsia" w:hint="eastAsia"/>
+              </w:rPr>
+            </w:pPr>
+          </w:p>
+        </w:tc>
+      </w:tr>
+      <w:tr>
+        <w:tc>
+          <w:tcPr>
+            <w:tcW w:w="2466" w:type="dxa"/>
+          </w:tcPr>
+          <w:p>
+            <w:pPr>
+              <w:rPr>
+                <w:rFonts w:asciiTheme="minorEastAsia" w:eastAsiaTheme="minorEastAsia" w:hAnsiTheme="minorEastAsia" w:hint="eastAsia"/>
+              </w:rPr>
+            </w:pPr>
+            <w:proofErr w:type="spellStart"/>
+            <w:r>
+              <w:rPr>
+                <w:rFonts w:asciiTheme="minorEastAsia" w:eastAsiaTheme="minorEastAsia" w:hAnsiTheme="minorEastAsia" w:hint="eastAsia"/>
+              </w:rPr>
+              <w:t>i</w:t>
+            </w:r>
+            <w:r>
+              <w:rPr>
+                <w:rFonts w:asciiTheme="minorEastAsia" w:eastAsiaTheme="minorEastAsia" w:hAnsiTheme="minorEastAsia"/>
+              </w:rPr>
+              <w:t>s</w:t>
+            </w:r>
+            <w:r>
+              <w:rPr>
+                <w:rFonts w:asciiTheme="minorEastAsia" w:eastAsiaTheme="minorEastAsia" w:hAnsiTheme="minorEastAsia" w:hint="eastAsia"/>
+              </w:rPr>
+              <w:t>_log_enabled</w:t>
+            </w:r>
+            <w:proofErr w:type="spellEnd"/>
+          </w:p>
+        </w:tc>
+        <w:tc>
+          <w:tcPr>
+            <w:tcW w:w="1563" w:type="dxa"/>
+          </w:tcPr>
+          <w:p>
+            <w:pPr>
+              <w:rPr>
+                <w:rFonts w:asciiTheme="minorEastAsia" w:eastAsiaTheme="minorEastAsia" w:hAnsiTheme="minorEastAsia" w:hint="eastAsia"/>
+              </w:rPr>
+            </w:pPr>
+            <w:r>
+              <w:rPr>
+                <w:rFonts w:asciiTheme="minorEastAsia" w:eastAsiaTheme="minorEastAsia" w:hAnsiTheme="minorEastAsia" w:hint="eastAsia"/>
+              </w:rPr>
+              <w:t>TINYINT(1)</w:t>
+            </w:r>
+          </w:p>
+        </w:tc>
+        <w:tc>
+          <w:tcPr>
+            <w:tcW w:w="1566" w:type="dxa"/>
+          </w:tcPr>
+          <w:p>
+            <w:pPr>
+              <w:rPr>
+                <w:rFonts w:asciiTheme="minorEastAsia" w:eastAsiaTheme="minorEastAsia" w:hAnsiTheme="minorEastAsia" w:hint="eastAsia"/>
+              </w:rPr>
+            </w:pPr>
+            <w:r>
+              <w:rPr>
+                <w:rFonts w:asciiTheme="minorEastAsia" w:eastAsiaTheme="minorEastAsia" w:hAnsiTheme="minorEastAsia" w:hint="eastAsia"/>
+              </w:rPr>
+              <w:t>0</w:t>
+            </w:r>
+          </w:p>
+        </w:tc>
+        <w:tc>
+          <w:tcPr>
+            <w:tcW w:w="637" w:type="dxa"/>
+          </w:tcPr>
+          <w:p>
+            <w:pPr>
+              <w:jc w:val="center"/>
+              <w:rPr>
+                <w:rFonts w:asciiTheme="minorEastAsia" w:eastAsiaTheme="minorEastAsia" w:hAnsiTheme="minorEastAsia" w:hint="eastAsia"/>
+              </w:rPr>
+            </w:pPr>
+          </w:p>
+        </w:tc>
+        <w:tc>
+          <w:tcPr>
+            <w:tcW w:w="1633" w:type="dxa"/>
+          </w:tcPr>
+          <w:p>
+            <w:pPr>
+              <w:rPr>
+                <w:rFonts w:asciiTheme="minorEastAsia" w:eastAsiaTheme="minorEastAsia" w:hAnsiTheme="minorEastAsia" w:hint="eastAsia"/>
+              </w:rPr>
+            </w:pPr>
+            <w:r>
+              <w:rPr>
+                <w:rFonts w:asciiTheme="minorEastAsia" w:eastAsiaTheme="minorEastAsia" w:hAnsiTheme="minorEastAsia" w:hint="eastAsia"/>
+              </w:rPr>
+              <w:t>是否开启日志</w:t>
+            </w:r>
+          </w:p>
+        </w:tc>
+        <w:tc>
+          <w:tcPr>
+            <w:tcW w:w="2195" w:type="dxa"/>
+          </w:tcPr>
+          <w:p>
+            <w:pPr>
+              <w:rPr>
+                <w:rFonts w:asciiTheme="minorEastAsia" w:eastAsiaTheme="minorEastAsia" w:hAnsiTheme="minorEastAsia" w:hint="eastAsia"/>
+              </w:rPr>
+            </w:pPr>
+          </w:p>
+        </w:tc>
+      </w:tr>
+      <w:tr>
+        <w:tc>
+          <w:tcPr>
+            <w:tcW w:w="2466" w:type="dxa"/>
+          </w:tcPr>
+          <w:p>
+            <w:pPr>
+              <w:rPr>
+                <w:rFonts w:asciiTheme="minorEastAsia" w:eastAsiaTheme="minorEastAsia" w:hAnsiTheme="minorEastAsia" w:hint="eastAsia"/>
+              </w:rPr>
+            </w:pPr>
+            <w:proofErr w:type="spellStart"/>
+            <w:r>
+              <w:rPr>
+                <w:rFonts w:asciiTheme="minorEastAsia" w:eastAsiaTheme="minorEastAsia" w:hAnsiTheme="minorEastAsia" w:hint="eastAsia"/>
+              </w:rPr>
+              <w:t>is_enabled</w:t>
+            </w:r>
+            <w:proofErr w:type="spellEnd"/>
+          </w:p>
+        </w:tc>
+        <w:tc>
+          <w:tcPr>
+            <w:tcW w:w="1563" w:type="dxa"/>
+          </w:tcPr>
+          <w:p>
+            <w:pPr>
+              <w:rPr>
+                <w:rFonts w:asciiTheme="minorEastAsia" w:eastAsiaTheme="minorEastAsia" w:hAnsiTheme="minorEastAsia" w:hint="eastAsia"/>
+              </w:rPr>
+            </w:pPr>
+            <w:r>
+              <w:rPr>
+                <w:rFonts w:asciiTheme="minorEastAsia" w:eastAsiaTheme="minorEastAsia" w:hAnsiTheme="minorEastAsia" w:hint="eastAsia"/>
+              </w:rPr>
+              <w:t>TINYINT(1)</w:t>
+            </w:r>
+          </w:p>
+        </w:tc>
+        <w:tc>
+          <w:tcPr>
+            <w:tcW w:w="1566" w:type="dxa"/>
+          </w:tcPr>
+          <w:p>
+            <w:pPr>
+              <w:rPr>
+                <w:rFonts w:asciiTheme="minorEastAsia" w:eastAsiaTheme="minorEastAsia" w:hAnsiTheme="minorEastAsia" w:hint="eastAsia"/>
+              </w:rPr>
+            </w:pPr>
+            <w:r>
+              <w:rPr>
+                <w:rFonts w:asciiTheme="minorEastAsia" w:eastAsiaTheme="minorEastAsia" w:hAnsiTheme="minorEastAsia" w:hint="eastAsia"/>
+              </w:rPr>
+              <w:t>1</w:t>
+            </w:r>
+          </w:p>
+        </w:tc>
+        <w:tc>
+          <w:tcPr>
+            <w:tcW w:w="637" w:type="dxa"/>
+          </w:tcPr>
+          <w:p>
+            <w:pPr>
+              <w:jc w:val="center"/>
+              <w:rPr>
+                <w:rFonts w:asciiTheme="minorEastAsia" w:eastAsiaTheme="minorEastAsia" w:hAnsiTheme="minorEastAsia" w:hint="eastAsia"/>
+              </w:rPr>
+            </w:pPr>
+            <w:r>
+              <w:rPr>
+                <w:rFonts w:asciiTheme="minorEastAsia" w:eastAsiaTheme="minorEastAsia" w:hAnsiTheme="minorEastAsia" w:hint="eastAsia"/>
+              </w:rPr>
+              <w:t>N</w:t>
+            </w:r>
+          </w:p>
+        </w:tc>
+        <w:tc>
+          <w:tcPr>
+            <w:tcW w:w="1633" w:type="dxa"/>
+          </w:tcPr>
+          <w:p>
+            <w:pPr>
+              <w:rPr>
+                <w:rFonts w:asciiTheme="minorEastAsia" w:eastAsiaTheme="minorEastAsia" w:hAnsiTheme="minorEastAsia" w:hint="eastAsia"/>
+              </w:rPr>
+            </w:pPr>
+            <w:r>
+              <w:rPr>
+                <w:rFonts w:asciiTheme="minorEastAsia" w:eastAsiaTheme="minorEastAsia" w:hAnsiTheme="minorEastAsia" w:hint="eastAsia"/>
+              </w:rPr>
+              <w:t>是否启用</w:t>
+            </w:r>
+          </w:p>
+        </w:tc>
+        <w:tc>
+          <w:tcPr>
+            <w:tcW w:w="2195" w:type="dxa"/>
+          </w:tcPr>
+          <w:p>
+            <w:pPr>
+              <w:rPr>
+                <w:rFonts w:asciiTheme="minorEastAsia" w:eastAsiaTheme="minorEastAsia" w:hAnsiTheme="minorEastAsia" w:hint="eastAsia"/>
+              </w:rPr>
+            </w:pPr>
+          </w:p>
+        </w:tc>
+      </w:tr>
+      <w:tr>
+        <w:tc>
+          <w:tcPr>
+            <w:tcW w:w="2466" w:type="dxa"/>
+          </w:tcPr>
+          <w:p>
+            <w:pPr>
+              <w:rPr>
+                <w:rFonts w:asciiTheme="minorEastAsia" w:eastAsiaTheme="minorEastAsia" w:hAnsiTheme="minorEastAsia" w:hint="eastAsia"/>
+              </w:rPr>
+            </w:pPr>
+            <w:proofErr w:type="spellStart"/>
+            <w:r>
+              <w:rPr>
+                <w:rFonts w:asciiTheme="minorEastAsia" w:eastAsiaTheme="minorEastAsia" w:hAnsiTheme="minorEastAsia" w:hint="eastAsia"/>
+              </w:rPr>
+              <w:t>created_by</w:t>
+            </w:r>
+            <w:proofErr w:type="spellEnd"/>
+          </w:p>
+        </w:tc>
+        <w:tc>
+          <w:tcPr>
+            <w:tcW w:w="1563" w:type="dxa"/>
+          </w:tcPr>
+          <w:p>
+            <w:pPr>
+              <w:rPr>
+                <w:rFonts w:asciiTheme="minorEastAsia" w:eastAsiaTheme="minorEastAsia" w:hAnsiTheme="minorEastAsia" w:hint="eastAsia"/>
+              </w:rPr>
+            </w:pPr>
+            <w:r>
+              <w:rPr>
+                <w:rFonts w:asciiTheme="minorEastAsia" w:eastAsiaTheme="minorEastAsia" w:hAnsiTheme="minorEastAsia" w:hint="eastAsia"/>
+              </w:rPr>
+              <w:t>VARCHAR(50)</w:t>
+            </w:r>
+          </w:p>
+        </w:tc>
+        <w:tc>
+          <w:tcPr>
+            <w:tcW w:w="1566" w:type="dxa"/>
+          </w:tcPr>
+          <w:p>
+            <w:pPr>
+              <w:rPr>
+                <w:rFonts w:asciiTheme="minorEastAsia" w:eastAsiaTheme="minorEastAsia" w:hAnsiTheme="minorEastAsia" w:hint="eastAsia"/>
+              </w:rPr>
+            </w:pPr>
+          </w:p>
+        </w:tc>
+        <w:tc>
+          <w:tcPr>
+            <w:tcW w:w="637" w:type="dxa"/>
+          </w:tcPr>
+          <w:p>
+            <w:pPr>
+              <w:jc w:val="center"/>
+              <w:rPr>
+                <w:rFonts w:asciiTheme="minorEastAsia" w:eastAsiaTheme="minorEastAsia" w:hAnsiTheme="minorEastAsia" w:hint="eastAsia"/>
+              </w:rPr>
+            </w:pPr>
+          </w:p>
+        </w:tc>
+        <w:tc>
+          <w:tcPr>
+            <w:tcW w:w="1633" w:type="dxa"/>
+          </w:tcPr>
+          <w:p>
+            <w:pPr>
+              <w:rPr>
+                <w:rFonts w:asciiTheme="minorEastAsia" w:eastAsiaTheme="minorEastAsia" w:hAnsiTheme="minorEastAsia" w:hint="eastAsia"/>
+              </w:rPr>
+            </w:pPr>
+            <w:r>
+              <w:rPr>
+                <w:rFonts w:asciiTheme="minorEastAsia" w:eastAsiaTheme="minorEastAsia" w:hAnsiTheme="minorEastAsia" w:hint="eastAsia"/>
+              </w:rPr>
+              <w:t>创建人</w:t>
+            </w:r>
+          </w:p>
+        </w:tc>
+        <w:tc>
+          <w:tcPr>
+            <w:tcW w:w="2195" w:type="dxa"/>
+          </w:tcPr>
+          <w:p>
+            <w:pPr>
+              <w:rPr>
+                <w:rFonts w:asciiTheme="minorEastAsia" w:eastAsiaTheme="minorEastAsia" w:hAnsiTheme="minorEastAsia" w:hint="eastAsia"/>
+              </w:rPr>
+            </w:pPr>
+          </w:p>
+        </w:tc>
+      </w:tr>
+      <w:tr>
+        <w:tc>
+          <w:tcPr>
+            <w:tcW w:w="2466" w:type="dxa"/>
+          </w:tcPr>
+          <w:p>
+            <w:pPr>
+              <w:rPr>
+                <w:rFonts w:asciiTheme="minorEastAsia" w:eastAsiaTheme="minorEastAsia" w:hAnsiTheme="minorEastAsia" w:hint="eastAsia"/>
+              </w:rPr>
+            </w:pPr>
+            <w:proofErr w:type="spellStart"/>
+            <w:r>
+              <w:rPr>
+                <w:rFonts w:asciiTheme="minorEastAsia" w:eastAsiaTheme="minorEastAsia" w:hAnsiTheme="minorEastAsia" w:hint="eastAsia"/>
+              </w:rPr>
+              <w:t>created_at</w:t>
+            </w:r>
+            <w:proofErr w:type="spellEnd"/>
+          </w:p>
+        </w:tc>
+        <w:tc>
+          <w:tcPr>
+            <w:tcW w:w="1563" w:type="dxa"/>
+          </w:tcPr>
+          <w:p>
+            <w:pPr>
+              <w:rPr>
+                <w:rFonts w:asciiTheme="minorEastAsia" w:eastAsiaTheme="minorEastAsia" w:hAnsiTheme="minorEastAsia" w:hint="eastAsia"/>
+              </w:rPr>
+            </w:pPr>
+            <w:r>
+              <w:rPr>
+                <w:rFonts w:asciiTheme="minorEastAsia" w:eastAsiaTheme="minorEastAsia" w:hAnsiTheme="minorEastAsia"/>
+              </w:rPr>
+              <w:t>DATETIME</w:t>
+            </w:r>
+          </w:p>
+        </w:tc>
+        <w:tc>
+          <w:tcPr>
+            <w:tcW w:w="1566" w:type="dxa"/>
+          </w:tcPr>
+          <w:p>
+            <w:pPr>
+              <w:rPr>
+                <w:rFonts w:asciiTheme="minorEastAsia" w:eastAsiaTheme="minorEastAsia" w:hAnsiTheme="minorEastAsia" w:hint="eastAsia"/>
+              </w:rPr>
+            </w:pPr>
+            <w:r>
+              <w:rPr>
+                <w:rFonts w:asciiTheme="minorEastAsia" w:eastAsiaTheme="minorEastAsia" w:hAnsiTheme="minorEastAsia" w:hint="eastAsia"/>
+              </w:rPr>
+              <w:t>NOW()</w:t>
+            </w:r>
+          </w:p>
+        </w:tc>
+        <w:tc>
+          <w:tcPr>
+            <w:tcW w:w="637" w:type="dxa"/>
+          </w:tcPr>
+          <w:p>
+            <w:pPr>
+              <w:jc w:val="center"/>
+              <w:rPr>
+                <w:rFonts w:asciiTheme="minorEastAsia" w:eastAsiaTheme="minorEastAsia" w:hAnsiTheme="minorEastAsia" w:hint="eastAsia"/>
+              </w:rPr>
+            </w:pPr>
+          </w:p>
+        </w:tc>
+        <w:tc>
+          <w:tcPr>
+            <w:tcW w:w="1633" w:type="dxa"/>
+          </w:tcPr>
+          <w:p>
+            <w:pPr>
+              <w:rPr>
+                <w:rFonts w:asciiTheme="minorEastAsia" w:eastAsiaTheme="minorEastAsia" w:hAnsiTheme="minorEastAsia" w:hint="eastAsia"/>
+              </w:rPr>
+            </w:pPr>
+            <w:r>
+              <w:rPr>
+                <w:rFonts w:asciiTheme="minorEastAsia" w:eastAsiaTheme="minorEastAsia" w:hAnsiTheme="minorEastAsia" w:hint="eastAsia"/>
+              </w:rPr>
+              <w:t>创建日期</w:t>
+            </w:r>
+          </w:p>
+        </w:tc>
+        <w:tc>
+          <w:tcPr>
+            <w:tcW w:w="2195" w:type="dxa"/>
+          </w:tcPr>
+          <w:p>
+            <w:pPr>
+              <w:rPr>
+                <w:rFonts w:asciiTheme="minorEastAsia" w:eastAsiaTheme="minorEastAsia" w:hAnsiTheme="minorEastAsia" w:hint="eastAsia"/>
+              </w:rPr>
+            </w:pPr>
+          </w:p>
+        </w:tc>
+      </w:tr>
+      <w:tr>
+        <w:tc>
+          <w:tcPr>
+            <w:tcW w:w="2466" w:type="dxa"/>
+          </w:tcPr>
+          <w:p>
+            <w:pPr>
+              <w:rPr>
+                <w:rFonts w:asciiTheme="minorEastAsia" w:eastAsiaTheme="minorEastAsia" w:hAnsiTheme="minorEastAsia" w:hint="eastAsia"/>
+              </w:rPr>
+            </w:pPr>
+            <w:proofErr w:type="spellStart"/>
+            <w:r>
+              <w:rPr>
+                <w:rFonts w:asciiTheme="minorEastAsia" w:eastAsiaTheme="minorEastAsia" w:hAnsiTheme="minorEastAsia" w:hint="eastAsia"/>
+              </w:rPr>
+              <w:t>updated_by</w:t>
+            </w:r>
+            <w:proofErr w:type="spellEnd"/>
+          </w:p>
+        </w:tc>
+        <w:tc>
+          <w:tcPr>
+            <w:tcW w:w="1563" w:type="dxa"/>
+          </w:tcPr>
+          <w:p>
+            <w:pPr>
+              <w:rPr>
+                <w:rFonts w:asciiTheme="minorEastAsia" w:eastAsiaTheme="minorEastAsia" w:hAnsiTheme="minorEastAsia" w:hint="eastAsia"/>
+              </w:rPr>
+            </w:pPr>
+            <w:r>
+              <w:rPr>
+                <w:rFonts w:asciiTheme="minorEastAsia" w:eastAsiaTheme="minorEastAsia" w:hAnsiTheme="minorEastAsia" w:hint="eastAsia"/>
+              </w:rPr>
+              <w:t>VARCHAR(50)</w:t>
+            </w:r>
+          </w:p>
+        </w:tc>
+        <w:tc>
+          <w:tcPr>
+            <w:tcW w:w="1566" w:type="dxa"/>
+          </w:tcPr>
+          <w:p>
+            <w:pPr>
+              <w:rPr>
+                <w:rFonts w:asciiTheme="minorEastAsia" w:eastAsiaTheme="minorEastAsia" w:hAnsiTheme="minorEastAsia" w:hint="eastAsia"/>
+              </w:rPr>
+            </w:pPr>
+          </w:p>
+        </w:tc>
+        <w:tc>
+          <w:tcPr>
+            <w:tcW w:w="637" w:type="dxa"/>
+          </w:tcPr>
+          <w:p>
+            <w:pPr>
+              <w:jc w:val="center"/>
+              <w:rPr>
+                <w:rFonts w:asciiTheme="minorEastAsia" w:eastAsiaTheme="minorEastAsia" w:hAnsiTheme="minorEastAsia" w:hint="eastAsia"/>
+              </w:rPr>
+            </w:pPr>
+          </w:p>
+        </w:tc>
+        <w:tc>
+          <w:tcPr>
+            <w:tcW w:w="1633" w:type="dxa"/>
+          </w:tcPr>
+          <w:p>
+            <w:pPr>
+              <w:rPr>
+                <w:rFonts w:asciiTheme="minorEastAsia" w:eastAsiaTheme="minorEastAsia" w:hAnsiTheme="minorEastAsia" w:hint="eastAsia"/>
+              </w:rPr>
+            </w:pPr>
+            <w:r>
+              <w:rPr>
+                <w:rFonts w:asciiTheme="minorEastAsia" w:eastAsiaTheme="minorEastAsia" w:hAnsiTheme="minorEastAsia" w:hint="eastAsia"/>
+              </w:rPr>
+              <w:t>最后更新人</w:t>
+            </w:r>
+          </w:p>
+        </w:tc>
+        <w:tc>
+          <w:tcPr>
+            <w:tcW w:w="2195" w:type="dxa"/>
+          </w:tcPr>
+          <w:p>
+            <w:pPr>
+              <w:rPr>
+                <w:rFonts w:asciiTheme="minorEastAsia" w:eastAsiaTheme="minorEastAsia" w:hAnsiTheme="minorEastAsia" w:hint="eastAsia"/>
+              </w:rPr>
+            </w:pPr>
+          </w:p>
+        </w:tc>
+      </w:tr>
+      <w:tr>
+        <w:tc>
+          <w:tcPr>
+            <w:tcW w:w="2466" w:type="dxa"/>
+          </w:tcPr>
+          <w:p>
+            <w:pPr>
+              <w:rPr>
+                <w:rFonts w:asciiTheme="minorEastAsia" w:eastAsiaTheme="minorEastAsia" w:hAnsiTheme="minorEastAsia" w:hint="eastAsia"/>
+              </w:rPr>
+            </w:pPr>
+            <w:proofErr w:type="spellStart"/>
             <w:r>
               <w:rPr>
                 <w:rFonts w:asciiTheme="minorEastAsia" w:eastAsiaTheme="minorEastAsia" w:hAnsiTheme="minorEastAsia" w:hint="eastAsia"/>
               </w:rPr>
               <w:t>updated_at</w:t>
             </w:r>
-          </w:p>
-        </w:tc>
-        <w:tc>
-          <w:tcPr>
-            <w:tcW w:w="1615" w:type="dxa"/>
+            <w:proofErr w:type="spellEnd"/>
+          </w:p>
+        </w:tc>
+        <w:tc>
+          <w:tcPr>
+            <w:tcW w:w="1563" w:type="dxa"/>
           </w:tcPr>
           <w:p>
             <w:pPr>
@@ -32254,7 +33472,7 @@
         </w:tc>
         <w:tc>
           <w:tcPr>
-            <w:tcW w:w="1739" w:type="dxa"/>
+            <w:tcW w:w="1566" w:type="dxa"/>
           </w:tcPr>
           <w:p>
             <w:pPr>
@@ -32272,7 +33490,7 @@
         </w:tc>
         <w:tc>
           <w:tcPr>
-            <w:tcW w:w="684" w:type="dxa"/>
+            <w:tcW w:w="637" w:type="dxa"/>
           </w:tcPr>
           <w:p>
             <w:pPr>
@@ -32285,7 +33503,7 @@
         </w:tc>
         <w:tc>
           <w:tcPr>
-            <w:tcW w:w="1856" w:type="dxa"/>
+            <w:tcW w:w="1633" w:type="dxa"/>
           </w:tcPr>
           <w:p>
             <w:pPr>
@@ -32303,7 +33521,7 @@
         </w:tc>
         <w:tc>
           <w:tcPr>
-            <w:tcW w:w="2510" w:type="dxa"/>
+            <w:tcW w:w="2195" w:type="dxa"/>
           </w:tcPr>
           <w:p>
             <w:pPr>
@@ -32318,26 +33536,24 @@
     <w:p>
       <w:pPr>
         <w:pStyle w:val="2"/>
-        <w:tabs>
-          <w:tab w:val="clear" w:pos="1004"/>
-          <w:tab w:val="left" w:pos="1003"/>
-        </w:tabs>
         <w:rPr>
-          <w:rFonts w:asciiTheme="minorEastAsia" w:eastAsiaTheme="minorEastAsia" w:hAnsiTheme="minorEastAsia" w:hint="eastAsia"/>
+          <w:rFonts w:hint="eastAsia"/>
         </w:rPr>
       </w:pPr>
+      <w:proofErr w:type="spellStart"/>
       <w:r>
         <w:rPr>
           <w:rFonts w:asciiTheme="minorEastAsia" w:eastAsiaTheme="minorEastAsia" w:hAnsiTheme="minorEastAsia" w:hint="eastAsia"/>
         </w:rPr>
-        <w:t>mds_</w:t>
+        <w:t>mds</w:t>
       </w:r>
       <w:r>
         <w:rPr>
           <w:rFonts w:asciiTheme="minorEastAsia" w:eastAsiaTheme="minorEastAsia" w:hAnsiTheme="minorEastAsia" w:hint="eastAsia"/>
         </w:rPr>
-        <w:t>queue</w:t>
+        <w:t>_log</w:t>
       </w:r>
+      <w:proofErr w:type="spellEnd"/>
     </w:p>
     <w:tbl>
       <w:tblPr>
@@ -32390,18 +33606,14 @@
                 <w:rFonts w:asciiTheme="minorEastAsia" w:eastAsiaTheme="minorEastAsia" w:hAnsiTheme="minorEastAsia" w:hint="eastAsia"/>
               </w:rPr>
             </w:pPr>
-            <w:r>
-              <w:rPr>
-                <w:rFonts w:asciiTheme="minorEastAsia" w:eastAsiaTheme="minorEastAsia" w:hAnsiTheme="minorEastAsia" w:hint="eastAsia"/>
-              </w:rPr>
-              <w:t>mds_</w:t>
-            </w:r>
-            <w:r>
-              <w:rPr>
-                <w:rFonts w:asciiTheme="minorEastAsia" w:eastAsiaTheme="minorEastAsia" w:hAnsiTheme="minorEastAsia" w:hint="eastAsia"/>
-              </w:rPr>
-              <w:t>queue</w:t>
-            </w:r>
+            <w:proofErr w:type="spellStart"/>
+            <w:r>
+              <w:rPr>
+                <w:rFonts w:asciiTheme="minorEastAsia" w:eastAsiaTheme="minorEastAsia" w:hAnsiTheme="minorEastAsia" w:hint="eastAsia"/>
+              </w:rPr>
+              <w:t>mds_log</w:t>
+            </w:r>
+            <w:proofErr w:type="spellEnd"/>
           </w:p>
         </w:tc>
       </w:tr>
@@ -32447,7 +33659,7 @@
               <w:rPr>
                 <w:rFonts w:asciiTheme="minorEastAsia" w:eastAsiaTheme="minorEastAsia" w:hAnsiTheme="minorEastAsia" w:hint="eastAsia"/>
               </w:rPr>
-              <w:t>队列</w:t>
+              <w:t>日志</w:t>
             </w:r>
             <w:r>
               <w:rPr>
@@ -32459,19 +33671,7 @@
               <w:rPr>
                 <w:rFonts w:asciiTheme="minorEastAsia" w:eastAsiaTheme="minorEastAsia" w:hAnsiTheme="minorEastAsia" w:hint="eastAsia"/>
               </w:rPr>
-              <w:t>所有的</w:t>
-            </w:r>
-            <w:r>
-              <w:rPr>
-                <w:rFonts w:asciiTheme="minorEastAsia" w:eastAsiaTheme="minorEastAsia" w:hAnsiTheme="minorEastAsia" w:hint="eastAsia"/>
-              </w:rPr>
-              <w:t>队列</w:t>
-            </w:r>
-            <w:r>
-              <w:rPr>
-                <w:rFonts w:asciiTheme="minorEastAsia" w:eastAsiaTheme="minorEastAsia" w:hAnsiTheme="minorEastAsia" w:hint="eastAsia"/>
-              </w:rPr>
-              <w:t>基本信息</w:t>
+              <w:t>消息队列每个消费者的执行日志</w:t>
             </w:r>
           </w:p>
         </w:tc>
@@ -32514,11 +33714,12 @@
                 <w:rFonts w:asciiTheme="minorEastAsia" w:eastAsiaTheme="minorEastAsia" w:hAnsiTheme="minorEastAsia" w:hint="eastAsia"/>
               </w:rPr>
             </w:pPr>
-            <w:r>
-              <w:rPr>
-                <w:rFonts w:asciiTheme="minorEastAsia" w:eastAsiaTheme="minorEastAsia" w:hAnsiTheme="minorEastAsia" w:hint="eastAsia"/>
-              </w:rPr>
-              <w:t>queue</w:t>
+            <w:proofErr w:type="spellStart"/>
+            <w:r>
+              <w:rPr>
+                <w:rFonts w:asciiTheme="minorEastAsia" w:eastAsiaTheme="minorEastAsia" w:hAnsiTheme="minorEastAsia" w:hint="eastAsia"/>
+              </w:rPr>
+              <w:t>log</w:t>
             </w:r>
             <w:r>
               <w:rPr>
@@ -32526,6 +33727,7 @@
               </w:rPr>
               <w:t>_id</w:t>
             </w:r>
+            <w:proofErr w:type="spellEnd"/>
           </w:p>
         </w:tc>
         <w:tc>
@@ -32795,11 +33997,12 @@
                 <w:rFonts w:asciiTheme="minorEastAsia" w:eastAsiaTheme="minorEastAsia" w:hAnsiTheme="minorEastAsia" w:hint="eastAsia"/>
               </w:rPr>
             </w:pPr>
-            <w:r>
-              <w:rPr>
-                <w:rFonts w:asciiTheme="minorEastAsia" w:eastAsiaTheme="minorEastAsia" w:hAnsiTheme="minorEastAsia" w:hint="eastAsia"/>
-              </w:rPr>
-              <w:t>queue</w:t>
+            <w:proofErr w:type="spellStart"/>
+            <w:r>
+              <w:rPr>
+                <w:rFonts w:asciiTheme="minorEastAsia" w:eastAsiaTheme="minorEastAsia" w:hAnsiTheme="minorEastAsia" w:hint="eastAsia"/>
+              </w:rPr>
+              <w:t>log</w:t>
             </w:r>
             <w:r>
               <w:rPr>
@@ -32807,6 +34010,7 @@
               </w:rPr>
               <w:t>_id</w:t>
             </w:r>
+            <w:proofErr w:type="spellEnd"/>
           </w:p>
         </w:tc>
         <w:tc>
@@ -32872,7 +34076,7 @@
               <w:rPr>
                 <w:rFonts w:asciiTheme="minorEastAsia" w:eastAsiaTheme="minorEastAsia" w:hAnsiTheme="minorEastAsia" w:hint="eastAsia"/>
               </w:rPr>
-              <w:t>队列</w:t>
+              <w:t>日志</w:t>
             </w:r>
             <w:r>
               <w:rPr>
@@ -32906,18 +34110,20 @@
                 <w:rFonts w:asciiTheme="minorEastAsia" w:eastAsiaTheme="minorEastAsia" w:hAnsiTheme="minorEastAsia" w:hint="eastAsia"/>
               </w:rPr>
             </w:pPr>
-            <w:r>
-              <w:rPr>
-                <w:rFonts w:asciiTheme="minorEastAsia" w:eastAsiaTheme="minorEastAsia" w:hAnsiTheme="minorEastAsia" w:hint="eastAsia"/>
-              </w:rPr>
-              <w:t>queue</w:t>
-            </w:r>
-            <w:r>
-              <w:rPr>
-                <w:rFonts w:asciiTheme="minorEastAsia" w:eastAsiaTheme="minorEastAsia" w:hAnsiTheme="minorEastAsia" w:hint="eastAsia"/>
-              </w:rPr>
-              <w:t>_name</w:t>
-            </w:r>
+            <w:proofErr w:type="spellStart"/>
+            <w:r>
+              <w:rPr>
+                <w:rFonts w:asciiTheme="minorEastAsia" w:eastAsiaTheme="minorEastAsia" w:hAnsiTheme="minorEastAsia" w:hint="eastAsia"/>
+              </w:rPr>
+              <w:t>exchange</w:t>
+            </w:r>
+            <w:r>
+              <w:rPr>
+                <w:rFonts w:asciiTheme="minorEastAsia" w:eastAsiaTheme="minorEastAsia" w:hAnsiTheme="minorEastAsia" w:hint="eastAsia"/>
+              </w:rPr>
+              <w:t>_id</w:t>
+            </w:r>
+            <w:proofErr w:type="spellEnd"/>
           </w:p>
         </w:tc>
         <w:tc>
@@ -32977,13 +34183,13 @@
               <w:rPr>
                 <w:rFonts w:asciiTheme="minorEastAsia" w:eastAsiaTheme="minorEastAsia" w:hAnsiTheme="minorEastAsia" w:hint="eastAsia"/>
               </w:rPr>
-              <w:t>队列</w:t>
-            </w:r>
-            <w:r>
-              <w:rPr>
-                <w:rFonts w:asciiTheme="minorEastAsia" w:eastAsiaTheme="minorEastAsia" w:hAnsiTheme="minorEastAsia" w:hint="eastAsia"/>
-              </w:rPr>
-              <w:t>名称</w:t>
+              <w:t>信箱</w:t>
+            </w:r>
+            <w:r>
+              <w:rPr>
+                <w:rFonts w:asciiTheme="minorEastAsia" w:eastAsiaTheme="minorEastAsia" w:hAnsiTheme="minorEastAsia" w:hint="eastAsia"/>
+              </w:rPr>
+              <w:t>ID</w:t>
             </w:r>
           </w:p>
         </w:tc>
@@ -33011,30 +34217,14 @@
                 <w:rFonts w:asciiTheme="minorEastAsia" w:eastAsiaTheme="minorEastAsia" w:hAnsiTheme="minorEastAsia" w:hint="eastAsia"/>
               </w:rPr>
             </w:pPr>
-            <w:r>
-              <w:rPr>
-                <w:rFonts w:asciiTheme="minorEastAsia" w:eastAsiaTheme="minorEastAsia" w:hAnsiTheme="minorEastAsia" w:hint="eastAsia"/>
-              </w:rPr>
-              <w:t>i</w:t>
-            </w:r>
-            <w:r>
-              <w:rPr>
-                <w:rFonts w:asciiTheme="minorEastAsia" w:eastAsiaTheme="minorEastAsia" w:hAnsiTheme="minorEastAsia"/>
-              </w:rPr>
-              <w:t>s</w:t>
-            </w:r>
-            <w:r>
-              <w:rPr>
-                <w:rFonts w:asciiTheme="minorEastAsia" w:eastAsiaTheme="minorEastAsia" w:hAnsiTheme="minorEastAsia" w:hint="eastAsia"/>
-              </w:rPr>
-              <w:t>_s</w:t>
-            </w:r>
-            <w:r>
-              <w:rPr>
-                <w:rFonts w:asciiTheme="minorEastAsia" w:eastAsiaTheme="minorEastAsia" w:hAnsiTheme="minorEastAsia"/>
-              </w:rPr>
-              <w:t>tateful</w:t>
-            </w:r>
+            <w:proofErr w:type="spellStart"/>
+            <w:r>
+              <w:rPr>
+                <w:rFonts w:asciiTheme="minorEastAsia" w:eastAsiaTheme="minorEastAsia" w:hAnsiTheme="minorEastAsia" w:hint="eastAsia"/>
+              </w:rPr>
+              <w:t>routing_key</w:t>
+            </w:r>
+            <w:proofErr w:type="spellEnd"/>
           </w:p>
         </w:tc>
         <w:tc>
@@ -33051,7 +34241,7 @@
               <w:rPr>
                 <w:rFonts w:asciiTheme="minorEastAsia" w:eastAsiaTheme="minorEastAsia" w:hAnsiTheme="minorEastAsia" w:hint="eastAsia"/>
               </w:rPr>
-              <w:t>TINYINT(1)</w:t>
+              <w:t>VARCHAR(50)</w:t>
             </w:r>
           </w:p>
         </w:tc>
@@ -33065,12 +34255,6 @@
                 <w:rFonts w:asciiTheme="minorEastAsia" w:eastAsiaTheme="minorEastAsia" w:hAnsiTheme="minorEastAsia" w:hint="eastAsia"/>
               </w:rPr>
             </w:pPr>
-            <w:r>
-              <w:rPr>
-                <w:rFonts w:asciiTheme="minorEastAsia" w:eastAsiaTheme="minorEastAsia" w:hAnsiTheme="minorEastAsia" w:hint="eastAsia"/>
-              </w:rPr>
-              <w:t>0</w:t>
-            </w:r>
           </w:p>
         </w:tc>
         <w:tc>
@@ -33100,7 +34284,7 @@
               <w:rPr>
                 <w:rFonts w:asciiTheme="minorEastAsia" w:eastAsiaTheme="minorEastAsia" w:hAnsiTheme="minorEastAsia" w:hint="eastAsia"/>
               </w:rPr>
-              <w:t>是否有状态</w:t>
+              <w:t>路由KEY</w:t>
             </w:r>
           </w:p>
         </w:tc>
@@ -33132,13 +34316,7 @@
               <w:rPr>
                 <w:rFonts w:asciiTheme="minorEastAsia" w:eastAsiaTheme="minorEastAsia" w:hAnsiTheme="minorEastAsia" w:hint="eastAsia"/>
               </w:rPr>
-              <w:t>w</w:t>
-            </w:r>
-            <w:r>
-              <w:rPr>
-                <w:rFonts w:asciiTheme="minorEastAsia" w:eastAsiaTheme="minorEastAsia" w:hAnsiTheme="minorEastAsia" w:hint="eastAsia"/>
-              </w:rPr>
-              <w:t>orkload_total</w:t>
+              <w:t>queue</w:t>
             </w:r>
           </w:p>
         </w:tc>
@@ -33156,7 +34334,7 @@
               <w:rPr>
                 <w:rFonts w:asciiTheme="minorEastAsia" w:eastAsiaTheme="minorEastAsia" w:hAnsiTheme="minorEastAsia" w:hint="eastAsia"/>
               </w:rPr>
-              <w:t>INT</w:t>
+              <w:t>VARCHAR(50)</w:t>
             </w:r>
           </w:p>
         </w:tc>
@@ -33199,7 +34377,13 @@
               <w:rPr>
                 <w:rFonts w:asciiTheme="minorEastAsia" w:eastAsiaTheme="minorEastAsia" w:hAnsiTheme="minorEastAsia" w:hint="eastAsia"/>
               </w:rPr>
-              <w:t>工作负荷个数</w:t>
+              <w:t>队列</w:t>
+            </w:r>
+            <w:r>
+              <w:rPr>
+                <w:rFonts w:asciiTheme="minorEastAsia" w:eastAsiaTheme="minorEastAsia" w:hAnsiTheme="minorEastAsia" w:hint="eastAsia"/>
+              </w:rPr>
+              <w:t>名称</w:t>
             </w:r>
           </w:p>
         </w:tc>
@@ -33235,9 +34419,9 @@
             </w:pPr>
             <w:r>
               <w:rPr>
-                <w:rFonts w:asciiTheme="minorEastAsia" w:eastAsiaTheme="minorEastAsia" w:hAnsiTheme="minorEastAsia"/>
-              </w:rPr>
-              <w:t>is_quorum</w:t>
+                <w:rFonts w:asciiTheme="minorEastAsia" w:eastAsiaTheme="minorEastAsia" w:hAnsiTheme="minorEastAsia" w:hint="eastAsia"/>
+              </w:rPr>
+              <w:t>body</w:t>
             </w:r>
           </w:p>
         </w:tc>
@@ -33255,7 +34439,7 @@
               <w:rPr>
                 <w:rFonts w:asciiTheme="minorEastAsia" w:eastAsiaTheme="minorEastAsia" w:hAnsiTheme="minorEastAsia" w:hint="eastAsia"/>
               </w:rPr>
-              <w:t>TINYINT(1)</w:t>
+              <w:t>VARCHAR(50)</w:t>
             </w:r>
           </w:p>
         </w:tc>
@@ -33269,12 +34453,6 @@
                 <w:rFonts w:asciiTheme="minorEastAsia" w:eastAsiaTheme="minorEastAsia" w:hAnsiTheme="minorEastAsia" w:hint="eastAsia"/>
               </w:rPr>
             </w:pPr>
-            <w:r>
-              <w:rPr>
-                <w:rFonts w:asciiTheme="minorEastAsia" w:eastAsiaTheme="minorEastAsia" w:hAnsiTheme="minorEastAsia" w:hint="eastAsia"/>
-              </w:rPr>
-              <w:t>0</w:t>
-            </w:r>
           </w:p>
         </w:tc>
         <w:tc>
@@ -33304,7 +34482,7 @@
               <w:rPr>
                 <w:rFonts w:asciiTheme="minorEastAsia" w:eastAsiaTheme="minorEastAsia" w:hAnsiTheme="minorEastAsia" w:hint="eastAsia"/>
               </w:rPr>
-              <w:t>是否仲裁队列</w:t>
+              <w:t>消息内容</w:t>
             </w:r>
           </w:p>
         </w:tc>
@@ -33332,12 +34510,26 @@
                 <w:rFonts w:asciiTheme="minorEastAsia" w:eastAsiaTheme="minorEastAsia" w:hAnsiTheme="minorEastAsia" w:hint="eastAsia"/>
               </w:rPr>
             </w:pPr>
-            <w:r>
-              <w:rPr>
-                <w:rFonts w:asciiTheme="minorEastAsia" w:eastAsiaTheme="minorEastAsia" w:hAnsiTheme="minorEastAsia" w:hint="eastAsia"/>
-              </w:rPr>
-              <w:t>is_sac</w:t>
-            </w:r>
+            <w:proofErr w:type="spellStart"/>
+            <w:r>
+              <w:rPr>
+                <w:rFonts w:asciiTheme="minorEastAsia" w:eastAsiaTheme="minorEastAsia" w:hAnsiTheme="minorEastAsia" w:hint="eastAsia"/>
+              </w:rPr>
+              <w:t>is_</w:t>
+            </w:r>
+            <w:r>
+              <w:rPr>
+                <w:rFonts w:asciiTheme="minorEastAsia" w:eastAsiaTheme="minorEastAsia" w:hAnsiTheme="minorEastAsia"/>
+              </w:rPr>
+              <w:t>s</w:t>
+            </w:r>
+            <w:r>
+              <w:rPr>
+                <w:rFonts w:asciiTheme="minorEastAsia" w:eastAsiaTheme="minorEastAsia" w:hAnsiTheme="minorEastAsia" w:hint="eastAsia"/>
+              </w:rPr>
+              <w:t>uccess</w:t>
+            </w:r>
+            <w:proofErr w:type="spellEnd"/>
           </w:p>
         </w:tc>
         <w:tc>
@@ -33370,7 +34562,7 @@
             </w:pPr>
             <w:r>
               <w:rPr>
-                <w:rFonts w:asciiTheme="minorEastAsia" w:eastAsiaTheme="minorEastAsia" w:hAnsiTheme="minorEastAsia" w:hint="eastAsia"/>
+                <w:rFonts w:asciiTheme="minorEastAsia" w:eastAsiaTheme="minorEastAsia" w:hAnsiTheme="minorEastAsia"/>
               </w:rPr>
               <w:t>0</w:t>
             </w:r>
@@ -33403,7 +34595,13 @@
               <w:rPr>
                 <w:rFonts w:asciiTheme="minorEastAsia" w:eastAsiaTheme="minorEastAsia" w:hAnsiTheme="minorEastAsia" w:hint="eastAsia"/>
               </w:rPr>
-              <w:t>是否单一激活消费者</w:t>
+              <w:t>是否</w:t>
+            </w:r>
+            <w:r>
+              <w:rPr>
+                <w:rFonts w:asciiTheme="minorEastAsia" w:eastAsiaTheme="minorEastAsia" w:hAnsiTheme="minorEastAsia" w:hint="eastAsia"/>
+              </w:rPr>
+              <w:t>成功</w:t>
             </w:r>
           </w:p>
         </w:tc>
@@ -33435,25 +34633,7 @@
               <w:rPr>
                 <w:rFonts w:asciiTheme="minorEastAsia" w:eastAsiaTheme="minorEastAsia" w:hAnsiTheme="minorEastAsia" w:hint="eastAsia"/>
               </w:rPr>
-              <w:t>p</w:t>
-            </w:r>
-            <w:r>
-              <w:rPr>
-                <w:rFonts w:asciiTheme="minorEastAsia" w:eastAsiaTheme="minorEastAsia" w:hAnsiTheme="minorEastAsia"/>
-              </w:rPr>
-              <w:t>refetch</w:t>
-            </w:r>
-            <w:r>
-              <w:rPr>
-                <w:rFonts w:asciiTheme="minorEastAsia" w:eastAsiaTheme="minorEastAsia" w:hAnsiTheme="minorEastAsia" w:hint="eastAsia"/>
-              </w:rPr>
-              <w:t>_c</w:t>
-            </w:r>
-            <w:r>
-              <w:rPr>
-                <w:rFonts w:asciiTheme="minorEastAsia" w:eastAsiaTheme="minorEastAsia" w:hAnsiTheme="minorEastAsia"/>
-              </w:rPr>
-              <w:t>ount</w:t>
+              <w:t>result</w:t>
             </w:r>
           </w:p>
         </w:tc>
@@ -33471,7 +34651,19 @@
               <w:rPr>
                 <w:rFonts w:asciiTheme="minorEastAsia" w:eastAsiaTheme="minorEastAsia" w:hAnsiTheme="minorEastAsia" w:hint="eastAsia"/>
               </w:rPr>
-              <w:t>INT</w:t>
+              <w:t>VARCHAR(</w:t>
+            </w:r>
+            <w:r>
+              <w:rPr>
+                <w:rFonts w:asciiTheme="minorEastAsia" w:eastAsiaTheme="minorEastAsia" w:hAnsiTheme="minorEastAsia" w:hint="eastAsia"/>
+              </w:rPr>
+              <w:t>400</w:t>
+            </w:r>
+            <w:r>
+              <w:rPr>
+                <w:rFonts w:asciiTheme="minorEastAsia" w:eastAsiaTheme="minorEastAsia" w:hAnsiTheme="minorEastAsia" w:hint="eastAsia"/>
+              </w:rPr>
+              <w:t>0)</w:t>
             </w:r>
           </w:p>
         </w:tc>
@@ -33485,12 +34677,6 @@
                 <w:rFonts w:asciiTheme="minorEastAsia" w:eastAsiaTheme="minorEastAsia" w:hAnsiTheme="minorEastAsia" w:hint="eastAsia"/>
               </w:rPr>
             </w:pPr>
-            <w:r>
-              <w:rPr>
-                <w:rFonts w:asciiTheme="minorEastAsia" w:eastAsiaTheme="minorEastAsia" w:hAnsiTheme="minorEastAsia" w:hint="eastAsia"/>
-              </w:rPr>
-              <w:t>250</w:t>
-            </w:r>
           </w:p>
         </w:tc>
         <w:tc>
@@ -33520,7 +34706,7 @@
               <w:rPr>
                 <w:rFonts w:asciiTheme="minorEastAsia" w:eastAsiaTheme="minorEastAsia" w:hAnsiTheme="minorEastAsia" w:hint="eastAsia"/>
               </w:rPr>
-              <w:t>预取个数</w:t>
+              <w:t>执行结果</w:t>
             </w:r>
           </w:p>
         </w:tc>
@@ -33548,24 +34734,32 @@
                 <w:rFonts w:asciiTheme="minorEastAsia" w:eastAsiaTheme="minorEastAsia" w:hAnsiTheme="minorEastAsia" w:hint="eastAsia"/>
               </w:rPr>
             </w:pPr>
-            <w:r>
-              <w:rPr>
-                <w:rFonts w:asciiTheme="minorEastAsia" w:eastAsiaTheme="minorEastAsia" w:hAnsiTheme="minorEastAsia" w:hint="eastAsia"/>
-              </w:rPr>
-              <w:t>i</w:t>
+            <w:proofErr w:type="spellStart"/>
+            <w:r>
+              <w:rPr>
+                <w:rFonts w:asciiTheme="minorEastAsia" w:eastAsiaTheme="minorEastAsia" w:hAnsiTheme="minorEastAsia" w:hint="eastAsia"/>
+              </w:rPr>
+              <w:t>r</w:t>
             </w:r>
             <w:r>
               <w:rPr>
                 <w:rFonts w:asciiTheme="minorEastAsia" w:eastAsiaTheme="minorEastAsia" w:hAnsiTheme="minorEastAsia"/>
               </w:rPr>
-              <w:t>s</w:t>
-            </w:r>
-            <w:r>
-              <w:rPr>
-                <w:rFonts w:asciiTheme="minorEastAsia" w:eastAsiaTheme="minorEastAsia" w:hAnsiTheme="minorEastAsia" w:hint="eastAsia"/>
-              </w:rPr>
-              <w:t>_log_enabled</w:t>
-            </w:r>
+              <w:t>etry</w:t>
+            </w:r>
+            <w:r>
+              <w:rPr>
+                <w:rFonts w:asciiTheme="minorEastAsia" w:eastAsiaTheme="minorEastAsia" w:hAnsiTheme="minorEastAsia" w:hint="eastAsia"/>
+              </w:rPr>
+              <w:t>_t</w:t>
+            </w:r>
+            <w:r>
+              <w:rPr>
+                <w:rFonts w:asciiTheme="minorEastAsia" w:eastAsiaTheme="minorEastAsia" w:hAnsiTheme="minorEastAsia"/>
+              </w:rPr>
+              <w:t>imes</w:t>
+            </w:r>
+            <w:proofErr w:type="spellEnd"/>
           </w:p>
         </w:tc>
         <w:tc>
@@ -33582,7 +34776,7 @@
               <w:rPr>
                 <w:rFonts w:asciiTheme="minorEastAsia" w:eastAsiaTheme="minorEastAsia" w:hAnsiTheme="minorEastAsia" w:hint="eastAsia"/>
               </w:rPr>
-              <w:t>TINYINT(1)</w:t>
+              <w:t>INT</w:t>
             </w:r>
           </w:p>
         </w:tc>
@@ -33596,12 +34790,6 @@
                 <w:rFonts w:asciiTheme="minorEastAsia" w:eastAsiaTheme="minorEastAsia" w:hAnsiTheme="minorEastAsia" w:hint="eastAsia"/>
               </w:rPr>
             </w:pPr>
-            <w:r>
-              <w:rPr>
-                <w:rFonts w:asciiTheme="minorEastAsia" w:eastAsiaTheme="minorEastAsia" w:hAnsiTheme="minorEastAsia" w:hint="eastAsia"/>
-              </w:rPr>
-              <w:t>0</w:t>
-            </w:r>
           </w:p>
         </w:tc>
         <w:tc>
@@ -33631,7 +34819,7 @@
               <w:rPr>
                 <w:rFonts w:asciiTheme="minorEastAsia" w:eastAsiaTheme="minorEastAsia" w:hAnsiTheme="minorEastAsia" w:hint="eastAsia"/>
               </w:rPr>
-              <w:t>是否开启日志</w:t>
+              <w:t>重试次数</w:t>
             </w:r>
           </w:p>
         </w:tc>
@@ -33659,12 +34847,14 @@
                 <w:rFonts w:asciiTheme="minorEastAsia" w:eastAsiaTheme="minorEastAsia" w:hAnsiTheme="minorEastAsia" w:hint="eastAsia"/>
               </w:rPr>
             </w:pPr>
-            <w:r>
-              <w:rPr>
-                <w:rFonts w:asciiTheme="minorEastAsia" w:eastAsiaTheme="minorEastAsia" w:hAnsiTheme="minorEastAsia" w:hint="eastAsia"/>
-              </w:rPr>
-              <w:t>is_enabled</w:t>
-            </w:r>
+            <w:proofErr w:type="spellStart"/>
+            <w:r>
+              <w:rPr>
+                <w:rFonts w:asciiTheme="minorEastAsia" w:eastAsiaTheme="minorEastAsia" w:hAnsiTheme="minorEastAsia" w:hint="eastAsia"/>
+              </w:rPr>
+              <w:t>updated_by</w:t>
+            </w:r>
+            <w:proofErr w:type="spellEnd"/>
           </w:p>
         </w:tc>
         <w:tc>
@@ -33681,7 +34871,7 @@
               <w:rPr>
                 <w:rFonts w:asciiTheme="minorEastAsia" w:eastAsiaTheme="minorEastAsia" w:hAnsiTheme="minorEastAsia" w:hint="eastAsia"/>
               </w:rPr>
-              <w:t>TINYINT(1)</w:t>
+              <w:t>VARCHAR(50)</w:t>
             </w:r>
           </w:p>
         </w:tc>
@@ -33695,12 +34885,6 @@
                 <w:rFonts w:asciiTheme="minorEastAsia" w:eastAsiaTheme="minorEastAsia" w:hAnsiTheme="minorEastAsia" w:hint="eastAsia"/>
               </w:rPr>
             </w:pPr>
-            <w:r>
-              <w:rPr>
-                <w:rFonts w:asciiTheme="minorEastAsia" w:eastAsiaTheme="minorEastAsia" w:hAnsiTheme="minorEastAsia" w:hint="eastAsia"/>
-              </w:rPr>
-              <w:t>1</w:t>
-            </w:r>
           </w:p>
         </w:tc>
         <w:tc>
@@ -33714,12 +34898,6 @@
                 <w:rFonts w:asciiTheme="minorEastAsia" w:eastAsiaTheme="minorEastAsia" w:hAnsiTheme="minorEastAsia" w:hint="eastAsia"/>
               </w:rPr>
             </w:pPr>
-            <w:r>
-              <w:rPr>
-                <w:rFonts w:asciiTheme="minorEastAsia" w:eastAsiaTheme="minorEastAsia" w:hAnsiTheme="minorEastAsia" w:hint="eastAsia"/>
-              </w:rPr>
-              <w:t>N</w:t>
-            </w:r>
           </w:p>
         </w:tc>
         <w:tc>
@@ -33736,7 +34914,7 @@
               <w:rPr>
                 <w:rFonts w:asciiTheme="minorEastAsia" w:eastAsiaTheme="minorEastAsia" w:hAnsiTheme="minorEastAsia" w:hint="eastAsia"/>
               </w:rPr>
-              <w:t>是否启用</w:t>
+              <w:t>最后更新人</w:t>
             </w:r>
           </w:p>
         </w:tc>
@@ -33764,1785 +34942,14 @@
                 <w:rFonts w:asciiTheme="minorEastAsia" w:eastAsiaTheme="minorEastAsia" w:hAnsiTheme="minorEastAsia" w:hint="eastAsia"/>
               </w:rPr>
             </w:pPr>
-            <w:r>
-              <w:rPr>
-                <w:rFonts w:asciiTheme="minorEastAsia" w:eastAsiaTheme="minorEastAsia" w:hAnsiTheme="minorEastAsia" w:hint="eastAsia"/>
-              </w:rPr>
-              <w:t>created_by</w:t>
-            </w:r>
-          </w:p>
-        </w:tc>
-        <w:tc>
-          <w:tcPr>
-            <w:tcW w:w="1617" w:type="dxa"/>
-          </w:tcPr>
-          <w:p>
-            <w:pPr>
-              <w:rPr>
-                <w:rFonts w:asciiTheme="minorEastAsia" w:eastAsiaTheme="minorEastAsia" w:hAnsiTheme="minorEastAsia" w:hint="eastAsia"/>
-              </w:rPr>
-            </w:pPr>
-            <w:r>
-              <w:rPr>
-                <w:rFonts w:asciiTheme="minorEastAsia" w:eastAsiaTheme="minorEastAsia" w:hAnsiTheme="minorEastAsia" w:hint="eastAsia"/>
-              </w:rPr>
-              <w:t>VARCHAR(50)</w:t>
-            </w:r>
-          </w:p>
-        </w:tc>
-        <w:tc>
-          <w:tcPr>
-            <w:tcW w:w="1746" w:type="dxa"/>
-          </w:tcPr>
-          <w:p>
-            <w:pPr>
-              <w:rPr>
-                <w:rFonts w:asciiTheme="minorEastAsia" w:eastAsiaTheme="minorEastAsia" w:hAnsiTheme="minorEastAsia" w:hint="eastAsia"/>
-              </w:rPr>
-            </w:pPr>
-          </w:p>
-        </w:tc>
-        <w:tc>
-          <w:tcPr>
-            <w:tcW w:w="685" w:type="dxa"/>
-          </w:tcPr>
-          <w:p>
-            <w:pPr>
-              <w:jc w:val="center"/>
-              <w:rPr>
-                <w:rFonts w:asciiTheme="minorEastAsia" w:eastAsiaTheme="minorEastAsia" w:hAnsiTheme="minorEastAsia" w:hint="eastAsia"/>
-              </w:rPr>
-            </w:pPr>
-          </w:p>
-        </w:tc>
-        <w:tc>
-          <w:tcPr>
-            <w:tcW w:w="1863" w:type="dxa"/>
-          </w:tcPr>
-          <w:p>
-            <w:pPr>
-              <w:rPr>
-                <w:rFonts w:asciiTheme="minorEastAsia" w:eastAsiaTheme="minorEastAsia" w:hAnsiTheme="minorEastAsia" w:hint="eastAsia"/>
-              </w:rPr>
-            </w:pPr>
-            <w:r>
-              <w:rPr>
-                <w:rFonts w:asciiTheme="minorEastAsia" w:eastAsiaTheme="minorEastAsia" w:hAnsiTheme="minorEastAsia" w:hint="eastAsia"/>
-              </w:rPr>
-              <w:t>创建人</w:t>
-            </w:r>
-          </w:p>
-        </w:tc>
-        <w:tc>
-          <w:tcPr>
-            <w:tcW w:w="2519" w:type="dxa"/>
-          </w:tcPr>
-          <w:p>
-            <w:pPr>
-              <w:rPr>
-                <w:rFonts w:asciiTheme="minorEastAsia" w:eastAsiaTheme="minorEastAsia" w:hAnsiTheme="minorEastAsia" w:hint="eastAsia"/>
-              </w:rPr>
-            </w:pPr>
-          </w:p>
-        </w:tc>
-      </w:tr>
-      <w:tr>
-        <w:tc>
-          <w:tcPr>
-            <w:tcW w:w="1630" w:type="dxa"/>
-          </w:tcPr>
-          <w:p>
-            <w:pPr>
-              <w:rPr>
-                <w:rFonts w:asciiTheme="minorEastAsia" w:eastAsiaTheme="minorEastAsia" w:hAnsiTheme="minorEastAsia" w:hint="eastAsia"/>
-              </w:rPr>
-            </w:pPr>
-            <w:r>
-              <w:rPr>
-                <w:rFonts w:asciiTheme="minorEastAsia" w:eastAsiaTheme="minorEastAsia" w:hAnsiTheme="minorEastAsia" w:hint="eastAsia"/>
-              </w:rPr>
-              <w:t>created_at</w:t>
-            </w:r>
-          </w:p>
-        </w:tc>
-        <w:tc>
-          <w:tcPr>
-            <w:tcW w:w="1617" w:type="dxa"/>
-          </w:tcPr>
-          <w:p>
-            <w:pPr>
-              <w:rPr>
-                <w:rFonts w:asciiTheme="minorEastAsia" w:eastAsiaTheme="minorEastAsia" w:hAnsiTheme="minorEastAsia" w:hint="eastAsia"/>
-              </w:rPr>
-            </w:pPr>
-            <w:r>
-              <w:rPr>
-                <w:rFonts w:asciiTheme="minorEastAsia" w:eastAsiaTheme="minorEastAsia" w:hAnsiTheme="minorEastAsia"/>
-              </w:rPr>
-              <w:t>DATETIME</w:t>
-            </w:r>
-          </w:p>
-        </w:tc>
-        <w:tc>
-          <w:tcPr>
-            <w:tcW w:w="1746" w:type="dxa"/>
-          </w:tcPr>
-          <w:p>
-            <w:pPr>
-              <w:rPr>
-                <w:rFonts w:asciiTheme="minorEastAsia" w:eastAsiaTheme="minorEastAsia" w:hAnsiTheme="minorEastAsia" w:hint="eastAsia"/>
-              </w:rPr>
-            </w:pPr>
-            <w:r>
-              <w:rPr>
-                <w:rFonts w:asciiTheme="minorEastAsia" w:eastAsiaTheme="minorEastAsia" w:hAnsiTheme="minorEastAsia" w:hint="eastAsia"/>
-              </w:rPr>
-              <w:t>NOW()</w:t>
-            </w:r>
-          </w:p>
-        </w:tc>
-        <w:tc>
-          <w:tcPr>
-            <w:tcW w:w="685" w:type="dxa"/>
-          </w:tcPr>
-          <w:p>
-            <w:pPr>
-              <w:jc w:val="center"/>
-              <w:rPr>
-                <w:rFonts w:asciiTheme="minorEastAsia" w:eastAsiaTheme="minorEastAsia" w:hAnsiTheme="minorEastAsia" w:hint="eastAsia"/>
-              </w:rPr>
-            </w:pPr>
-          </w:p>
-        </w:tc>
-        <w:tc>
-          <w:tcPr>
-            <w:tcW w:w="1863" w:type="dxa"/>
-          </w:tcPr>
-          <w:p>
-            <w:pPr>
-              <w:rPr>
-                <w:rFonts w:asciiTheme="minorEastAsia" w:eastAsiaTheme="minorEastAsia" w:hAnsiTheme="minorEastAsia" w:hint="eastAsia"/>
-              </w:rPr>
-            </w:pPr>
-            <w:r>
-              <w:rPr>
-                <w:rFonts w:asciiTheme="minorEastAsia" w:eastAsiaTheme="minorEastAsia" w:hAnsiTheme="minorEastAsia" w:hint="eastAsia"/>
-              </w:rPr>
-              <w:t>创建日期</w:t>
-            </w:r>
-          </w:p>
-        </w:tc>
-        <w:tc>
-          <w:tcPr>
-            <w:tcW w:w="2519" w:type="dxa"/>
-          </w:tcPr>
-          <w:p>
-            <w:pPr>
-              <w:rPr>
-                <w:rFonts w:asciiTheme="minorEastAsia" w:eastAsiaTheme="minorEastAsia" w:hAnsiTheme="minorEastAsia" w:hint="eastAsia"/>
-              </w:rPr>
-            </w:pPr>
-          </w:p>
-        </w:tc>
-      </w:tr>
-      <w:tr>
-        <w:tc>
-          <w:tcPr>
-            <w:tcW w:w="1630" w:type="dxa"/>
-          </w:tcPr>
-          <w:p>
-            <w:pPr>
-              <w:rPr>
-                <w:rFonts w:asciiTheme="minorEastAsia" w:eastAsiaTheme="minorEastAsia" w:hAnsiTheme="minorEastAsia" w:hint="eastAsia"/>
-              </w:rPr>
-            </w:pPr>
-            <w:r>
-              <w:rPr>
-                <w:rFonts w:asciiTheme="minorEastAsia" w:eastAsiaTheme="minorEastAsia" w:hAnsiTheme="minorEastAsia" w:hint="eastAsia"/>
-              </w:rPr>
-              <w:t>updated_by</w:t>
-            </w:r>
-          </w:p>
-        </w:tc>
-        <w:tc>
-          <w:tcPr>
-            <w:tcW w:w="1617" w:type="dxa"/>
-          </w:tcPr>
-          <w:p>
-            <w:pPr>
-              <w:rPr>
-                <w:rFonts w:asciiTheme="minorEastAsia" w:eastAsiaTheme="minorEastAsia" w:hAnsiTheme="minorEastAsia" w:hint="eastAsia"/>
-              </w:rPr>
-            </w:pPr>
-            <w:r>
-              <w:rPr>
-                <w:rFonts w:asciiTheme="minorEastAsia" w:eastAsiaTheme="minorEastAsia" w:hAnsiTheme="minorEastAsia" w:hint="eastAsia"/>
-              </w:rPr>
-              <w:t>VARCHAR(50)</w:t>
-            </w:r>
-          </w:p>
-        </w:tc>
-        <w:tc>
-          <w:tcPr>
-            <w:tcW w:w="1746" w:type="dxa"/>
-          </w:tcPr>
-          <w:p>
-            <w:pPr>
-              <w:rPr>
-                <w:rFonts w:asciiTheme="minorEastAsia" w:eastAsiaTheme="minorEastAsia" w:hAnsiTheme="minorEastAsia" w:hint="eastAsia"/>
-              </w:rPr>
-            </w:pPr>
-          </w:p>
-        </w:tc>
-        <w:tc>
-          <w:tcPr>
-            <w:tcW w:w="685" w:type="dxa"/>
-          </w:tcPr>
-          <w:p>
-            <w:pPr>
-              <w:jc w:val="center"/>
-              <w:rPr>
-                <w:rFonts w:asciiTheme="minorEastAsia" w:eastAsiaTheme="minorEastAsia" w:hAnsiTheme="minorEastAsia" w:hint="eastAsia"/>
-              </w:rPr>
-            </w:pPr>
-          </w:p>
-        </w:tc>
-        <w:tc>
-          <w:tcPr>
-            <w:tcW w:w="1863" w:type="dxa"/>
-          </w:tcPr>
-          <w:p>
-            <w:pPr>
-              <w:rPr>
-                <w:rFonts w:asciiTheme="minorEastAsia" w:eastAsiaTheme="minorEastAsia" w:hAnsiTheme="minorEastAsia" w:hint="eastAsia"/>
-              </w:rPr>
-            </w:pPr>
-            <w:r>
-              <w:rPr>
-                <w:rFonts w:asciiTheme="minorEastAsia" w:eastAsiaTheme="minorEastAsia" w:hAnsiTheme="minorEastAsia" w:hint="eastAsia"/>
-              </w:rPr>
-              <w:t>最后更新人</w:t>
-            </w:r>
-          </w:p>
-        </w:tc>
-        <w:tc>
-          <w:tcPr>
-            <w:tcW w:w="2519" w:type="dxa"/>
-          </w:tcPr>
-          <w:p>
-            <w:pPr>
-              <w:rPr>
-                <w:rFonts w:asciiTheme="minorEastAsia" w:eastAsiaTheme="minorEastAsia" w:hAnsiTheme="minorEastAsia" w:hint="eastAsia"/>
-              </w:rPr>
-            </w:pPr>
-          </w:p>
-        </w:tc>
-      </w:tr>
-      <w:tr>
-        <w:tc>
-          <w:tcPr>
-            <w:tcW w:w="1630" w:type="dxa"/>
-          </w:tcPr>
-          <w:p>
-            <w:pPr>
-              <w:rPr>
-                <w:rFonts w:asciiTheme="minorEastAsia" w:eastAsiaTheme="minorEastAsia" w:hAnsiTheme="minorEastAsia" w:hint="eastAsia"/>
-              </w:rPr>
-            </w:pPr>
+            <w:proofErr w:type="spellStart"/>
             <w:r>
               <w:rPr>
                 <w:rFonts w:asciiTheme="minorEastAsia" w:eastAsiaTheme="minorEastAsia" w:hAnsiTheme="minorEastAsia" w:hint="eastAsia"/>
               </w:rPr>
               <w:t>updated_at</w:t>
             </w:r>
-          </w:p>
-        </w:tc>
-        <w:tc>
-          <w:tcPr>
-            <w:tcW w:w="1617" w:type="dxa"/>
-          </w:tcPr>
-          <w:p>
-            <w:pPr>
-              <w:rPr>
-                <w:rFonts w:asciiTheme="minorEastAsia" w:eastAsiaTheme="minorEastAsia" w:hAnsiTheme="minorEastAsia" w:hint="eastAsia"/>
-              </w:rPr>
-            </w:pPr>
-            <w:r>
-              <w:rPr>
-                <w:rFonts w:asciiTheme="minorEastAsia" w:eastAsiaTheme="minorEastAsia" w:hAnsiTheme="minorEastAsia"/>
-              </w:rPr>
-              <w:t>DATETIME</w:t>
-            </w:r>
-          </w:p>
-        </w:tc>
-        <w:tc>
-          <w:tcPr>
-            <w:tcW w:w="1746" w:type="dxa"/>
-          </w:tcPr>
-          <w:p>
-            <w:pPr>
-              <w:rPr>
-                <w:rFonts w:asciiTheme="minorEastAsia" w:eastAsiaTheme="minorEastAsia" w:hAnsiTheme="minorEastAsia" w:hint="eastAsia"/>
-              </w:rPr>
-            </w:pPr>
-            <w:r>
-              <w:rPr>
-                <w:rFonts w:asciiTheme="minorEastAsia" w:eastAsiaTheme="minorEastAsia" w:hAnsiTheme="minorEastAsia" w:hint="eastAsia"/>
-              </w:rPr>
-              <w:t>NOW()</w:t>
-            </w:r>
-          </w:p>
-        </w:tc>
-        <w:tc>
-          <w:tcPr>
-            <w:tcW w:w="685" w:type="dxa"/>
-          </w:tcPr>
-          <w:p>
-            <w:pPr>
-              <w:jc w:val="center"/>
-              <w:rPr>
-                <w:rFonts w:asciiTheme="minorEastAsia" w:eastAsiaTheme="minorEastAsia" w:hAnsiTheme="minorEastAsia" w:hint="eastAsia"/>
-              </w:rPr>
-            </w:pPr>
-          </w:p>
-        </w:tc>
-        <w:tc>
-          <w:tcPr>
-            <w:tcW w:w="1863" w:type="dxa"/>
-          </w:tcPr>
-          <w:p>
-            <w:pPr>
-              <w:rPr>
-                <w:rFonts w:asciiTheme="minorEastAsia" w:eastAsiaTheme="minorEastAsia" w:hAnsiTheme="minorEastAsia" w:hint="eastAsia"/>
-              </w:rPr>
-            </w:pPr>
-            <w:r>
-              <w:rPr>
-                <w:rFonts w:asciiTheme="minorEastAsia" w:eastAsiaTheme="minorEastAsia" w:hAnsiTheme="minorEastAsia" w:hint="eastAsia"/>
-              </w:rPr>
-              <w:t>最后更新日期</w:t>
-            </w:r>
-          </w:p>
-        </w:tc>
-        <w:tc>
-          <w:tcPr>
-            <w:tcW w:w="2519" w:type="dxa"/>
-          </w:tcPr>
-          <w:p>
-            <w:pPr>
-              <w:rPr>
-                <w:rFonts w:asciiTheme="minorEastAsia" w:eastAsiaTheme="minorEastAsia" w:hAnsiTheme="minorEastAsia" w:hint="eastAsia"/>
-              </w:rPr>
-            </w:pPr>
-          </w:p>
-        </w:tc>
-      </w:tr>
-    </w:tbl>
-    <w:p>
-      <w:pPr>
-        <w:pStyle w:val="2"/>
-        <w:rPr>
-          <w:rFonts w:hint="eastAsia"/>
-        </w:rPr>
-      </w:pPr>
-      <w:r>
-        <w:rPr>
-          <w:rFonts w:asciiTheme="minorEastAsia" w:eastAsiaTheme="minorEastAsia" w:hAnsiTheme="minorEastAsia" w:hint="eastAsia"/>
-        </w:rPr>
-        <w:t>mds</w:t>
-      </w:r>
-      <w:r>
-        <w:rPr>
-          <w:rFonts w:asciiTheme="minorEastAsia" w:eastAsiaTheme="minorEastAsia" w:hAnsiTheme="minorEastAsia" w:hint="eastAsia"/>
-        </w:rPr>
-        <w:t>_log</w:t>
-      </w:r>
-    </w:p>
-    <w:tbl>
-      <w:tblPr>
-        <w:tblStyle w:val="af9"/>
-        <w:tblW w:w="10060" w:type="dxa"/>
-        <w:tblLook w:val="04A0" w:firstRow="1" w:lastRow="0" w:firstColumn="1" w:lastColumn="0" w:noHBand="0" w:noVBand="1"/>
-      </w:tblPr>
-      <w:tblGrid>
-        <w:gridCol w:w="1630"/>
-        <w:gridCol w:w="1617"/>
-        <w:gridCol w:w="1746"/>
-        <w:gridCol w:w="685"/>
-        <w:gridCol w:w="1863"/>
-        <w:gridCol w:w="2519"/>
-      </w:tblGrid>
-      <w:tr>
-        <w:tc>
-          <w:tcPr>
-            <w:tcW w:w="1630" w:type="dxa"/>
-            <w:tcBorders>
-              <w:bottom w:val="single" w:sz="4" w:space="0" w:color="auto"/>
-            </w:tcBorders>
-            <w:shd w:val="clear" w:color="auto" w:fill="D9D9D9" w:themeFill="background1" w:themeFillShade="D9"/>
-          </w:tcPr>
-          <w:p>
-            <w:pPr>
-              <w:rPr>
-                <w:rFonts w:asciiTheme="minorEastAsia" w:eastAsiaTheme="minorEastAsia" w:hAnsiTheme="minorEastAsia" w:hint="eastAsia"/>
-              </w:rPr>
-            </w:pPr>
-            <w:r>
-              <w:rPr>
-                <w:rFonts w:asciiTheme="minorEastAsia" w:eastAsiaTheme="minorEastAsia" w:hAnsiTheme="minorEastAsia" w:hint="eastAsia"/>
-                <w:b/>
-                <w:bCs/>
-                <w:color w:val="0000FF"/>
-              </w:rPr>
-              <w:t>表名</w:t>
-            </w:r>
-          </w:p>
-        </w:tc>
-        <w:tc>
-          <w:tcPr>
-            <w:tcW w:w="8430" w:type="dxa"/>
-            <w:gridSpan w:val="5"/>
-          </w:tcPr>
-          <w:p>
-            <w:pPr>
-              <w:rPr>
-                <w:rFonts w:asciiTheme="minorEastAsia" w:eastAsiaTheme="minorEastAsia" w:hAnsiTheme="minorEastAsia" w:hint="eastAsia"/>
-              </w:rPr>
-            </w:pPr>
-            <w:r>
-              <w:rPr>
-                <w:rFonts w:asciiTheme="minorEastAsia" w:eastAsiaTheme="minorEastAsia" w:hAnsiTheme="minorEastAsia" w:hint="eastAsia"/>
-              </w:rPr>
-              <w:t>mds_log</w:t>
-            </w:r>
-          </w:p>
-        </w:tc>
-      </w:tr>
-      <w:tr>
-        <w:tc>
-          <w:tcPr>
-            <w:tcW w:w="1630" w:type="dxa"/>
-            <w:tcBorders>
-              <w:top w:val="single" w:sz="4" w:space="0" w:color="auto"/>
-              <w:bottom w:val="single" w:sz="4" w:space="0" w:color="auto"/>
-            </w:tcBorders>
-            <w:shd w:val="clear" w:color="auto" w:fill="D9D9D9" w:themeFill="background1" w:themeFillShade="D9"/>
-          </w:tcPr>
-          <w:p>
-            <w:pPr>
-              <w:rPr>
-                <w:rFonts w:asciiTheme="minorEastAsia" w:eastAsiaTheme="minorEastAsia" w:hAnsiTheme="minorEastAsia" w:hint="eastAsia"/>
-              </w:rPr>
-            </w:pPr>
-            <w:r>
-              <w:rPr>
-                <w:rFonts w:asciiTheme="minorEastAsia" w:eastAsiaTheme="minorEastAsia" w:hAnsiTheme="minorEastAsia" w:hint="eastAsia"/>
-                <w:b/>
-                <w:bCs/>
-                <w:color w:val="0000FF"/>
-              </w:rPr>
-              <w:t>描述</w:t>
-            </w:r>
-          </w:p>
-        </w:tc>
-        <w:tc>
-          <w:tcPr>
-            <w:tcW w:w="8430" w:type="dxa"/>
-            <w:gridSpan w:val="5"/>
-          </w:tcPr>
-          <w:p>
-            <w:pPr>
-              <w:rPr>
-                <w:rFonts w:asciiTheme="minorEastAsia" w:eastAsiaTheme="minorEastAsia" w:hAnsiTheme="minorEastAsia" w:hint="eastAsia"/>
-              </w:rPr>
-            </w:pPr>
-            <w:r>
-              <w:rPr>
-                <w:rFonts w:asciiTheme="minorEastAsia" w:eastAsiaTheme="minorEastAsia" w:hAnsiTheme="minorEastAsia" w:hint="eastAsia"/>
-              </w:rPr>
-              <w:t>日志</w:t>
-            </w:r>
-            <w:r>
-              <w:rPr>
-                <w:rFonts w:asciiTheme="minorEastAsia" w:eastAsiaTheme="minorEastAsia" w:hAnsiTheme="minorEastAsia" w:hint="eastAsia"/>
-              </w:rPr>
-              <w:t>表，描述</w:t>
-            </w:r>
-            <w:r>
-              <w:rPr>
-                <w:rFonts w:asciiTheme="minorEastAsia" w:eastAsiaTheme="minorEastAsia" w:hAnsiTheme="minorEastAsia" w:hint="eastAsia"/>
-              </w:rPr>
-              <w:t>消息队列每个消费者的执行日志</w:t>
-            </w:r>
-          </w:p>
-        </w:tc>
-      </w:tr>
-      <w:tr>
-        <w:tc>
-          <w:tcPr>
-            <w:tcW w:w="1630" w:type="dxa"/>
-            <w:tcBorders>
-              <w:top w:val="single" w:sz="4" w:space="0" w:color="auto"/>
-              <w:bottom w:val="single" w:sz="4" w:space="0" w:color="auto"/>
-            </w:tcBorders>
-            <w:shd w:val="clear" w:color="auto" w:fill="D9D9D9" w:themeFill="background1" w:themeFillShade="D9"/>
-          </w:tcPr>
-          <w:p>
-            <w:pPr>
-              <w:rPr>
-                <w:rFonts w:asciiTheme="minorEastAsia" w:eastAsiaTheme="minorEastAsia" w:hAnsiTheme="minorEastAsia" w:hint="eastAsia"/>
-              </w:rPr>
-            </w:pPr>
-            <w:r>
-              <w:rPr>
-                <w:rFonts w:asciiTheme="minorEastAsia" w:eastAsiaTheme="minorEastAsia" w:hAnsiTheme="minorEastAsia" w:hint="eastAsia"/>
-                <w:b/>
-                <w:bCs/>
-                <w:color w:val="0000FF"/>
-              </w:rPr>
-              <w:t>主键</w:t>
-            </w:r>
-          </w:p>
-        </w:tc>
-        <w:tc>
-          <w:tcPr>
-            <w:tcW w:w="4048" w:type="dxa"/>
-            <w:gridSpan w:val="3"/>
-          </w:tcPr>
-          <w:p>
-            <w:pPr>
-              <w:rPr>
-                <w:rFonts w:asciiTheme="minorEastAsia" w:eastAsiaTheme="minorEastAsia" w:hAnsiTheme="minorEastAsia" w:hint="eastAsia"/>
-              </w:rPr>
-            </w:pPr>
-            <w:r>
-              <w:rPr>
-                <w:rFonts w:asciiTheme="minorEastAsia" w:eastAsiaTheme="minorEastAsia" w:hAnsiTheme="minorEastAsia" w:hint="eastAsia"/>
-              </w:rPr>
-              <w:t>log</w:t>
-            </w:r>
-            <w:r>
-              <w:rPr>
-                <w:rFonts w:asciiTheme="minorEastAsia" w:eastAsiaTheme="minorEastAsia" w:hAnsiTheme="minorEastAsia" w:hint="eastAsia"/>
-              </w:rPr>
-              <w:t>_id</w:t>
-            </w:r>
-          </w:p>
-        </w:tc>
-        <w:tc>
-          <w:tcPr>
-            <w:tcW w:w="1863" w:type="dxa"/>
-            <w:shd w:val="clear" w:color="auto" w:fill="BFBFBF" w:themeFill="background1" w:themeFillShade="BF"/>
-          </w:tcPr>
-          <w:p>
-            <w:pPr>
-              <w:rPr>
-                <w:rFonts w:asciiTheme="minorEastAsia" w:eastAsiaTheme="minorEastAsia" w:hAnsiTheme="minorEastAsia" w:hint="eastAsia"/>
-                <w:b/>
-                <w:bCs/>
-              </w:rPr>
-            </w:pPr>
-            <w:r>
-              <w:rPr>
-                <w:rFonts w:asciiTheme="minorEastAsia" w:eastAsiaTheme="minorEastAsia" w:hAnsiTheme="minorEastAsia" w:hint="eastAsia"/>
-                <w:b/>
-                <w:bCs/>
-                <w:color w:val="0000FF"/>
-              </w:rPr>
-              <w:t>自动增长</w:t>
-            </w:r>
-          </w:p>
-        </w:tc>
-        <w:tc>
-          <w:tcPr>
-            <w:tcW w:w="2519" w:type="dxa"/>
-          </w:tcPr>
-          <w:p>
-            <w:pPr>
-              <w:rPr>
-                <w:rFonts w:asciiTheme="minorEastAsia" w:eastAsiaTheme="minorEastAsia" w:hAnsiTheme="minorEastAsia" w:hint="eastAsia"/>
-              </w:rPr>
-            </w:pPr>
-            <w:r>
-              <w:rPr>
-                <w:rFonts w:asciiTheme="minorEastAsia" w:eastAsiaTheme="minorEastAsia" w:hAnsiTheme="minorEastAsia" w:hint="eastAsia"/>
-              </w:rPr>
-              <w:t>N</w:t>
-            </w:r>
-          </w:p>
-        </w:tc>
-      </w:tr>
-      <w:tr>
-        <w:tc>
-          <w:tcPr>
-            <w:tcW w:w="1630" w:type="dxa"/>
-            <w:tcBorders>
-              <w:top w:val="single" w:sz="4" w:space="0" w:color="auto"/>
-              <w:bottom w:val="single" w:sz="4" w:space="0" w:color="auto"/>
-            </w:tcBorders>
-            <w:shd w:val="clear" w:color="auto" w:fill="D9D9D9" w:themeFill="background1" w:themeFillShade="D9"/>
-          </w:tcPr>
-          <w:p>
-            <w:pPr>
-              <w:rPr>
-                <w:rFonts w:asciiTheme="minorEastAsia" w:eastAsiaTheme="minorEastAsia" w:hAnsiTheme="minorEastAsia" w:hint="eastAsia"/>
-              </w:rPr>
-            </w:pPr>
-            <w:r>
-              <w:rPr>
-                <w:rFonts w:asciiTheme="minorEastAsia" w:eastAsiaTheme="minorEastAsia" w:hAnsiTheme="minorEastAsia" w:hint="eastAsia"/>
-                <w:b/>
-                <w:bCs/>
-                <w:color w:val="0000FF"/>
-              </w:rPr>
-              <w:t>外键</w:t>
-            </w:r>
-          </w:p>
-        </w:tc>
-        <w:tc>
-          <w:tcPr>
-            <w:tcW w:w="8430" w:type="dxa"/>
-            <w:gridSpan w:val="5"/>
-          </w:tcPr>
-          <w:p>
-            <w:pPr>
-              <w:rPr>
-                <w:rFonts w:asciiTheme="minorEastAsia" w:eastAsiaTheme="minorEastAsia" w:hAnsiTheme="minorEastAsia" w:hint="eastAsia"/>
-              </w:rPr>
-            </w:pPr>
-          </w:p>
-        </w:tc>
-      </w:tr>
-      <w:tr>
-        <w:tc>
-          <w:tcPr>
-            <w:tcW w:w="1630" w:type="dxa"/>
-            <w:tcBorders>
-              <w:top w:val="single" w:sz="4" w:space="0" w:color="auto"/>
-              <w:bottom w:val="single" w:sz="4" w:space="0" w:color="auto"/>
-            </w:tcBorders>
-            <w:shd w:val="clear" w:color="auto" w:fill="D9D9D9" w:themeFill="background1" w:themeFillShade="D9"/>
-          </w:tcPr>
-          <w:p>
-            <w:pPr>
-              <w:rPr>
-                <w:rFonts w:asciiTheme="minorEastAsia" w:eastAsiaTheme="minorEastAsia" w:hAnsiTheme="minorEastAsia" w:hint="eastAsia"/>
-              </w:rPr>
-            </w:pPr>
-            <w:r>
-              <w:rPr>
-                <w:rFonts w:asciiTheme="minorEastAsia" w:eastAsiaTheme="minorEastAsia" w:hAnsiTheme="minorEastAsia" w:hint="eastAsia"/>
-                <w:b/>
-                <w:bCs/>
-                <w:color w:val="0000FF"/>
-              </w:rPr>
-              <w:t>索引</w:t>
-            </w:r>
-          </w:p>
-        </w:tc>
-        <w:tc>
-          <w:tcPr>
-            <w:tcW w:w="8430" w:type="dxa"/>
-            <w:gridSpan w:val="5"/>
-            <w:tcBorders>
-              <w:bottom w:val="single" w:sz="4" w:space="0" w:color="auto"/>
-            </w:tcBorders>
-          </w:tcPr>
-          <w:p>
-            <w:pPr>
-              <w:rPr>
-                <w:rFonts w:asciiTheme="minorEastAsia" w:eastAsiaTheme="minorEastAsia" w:hAnsiTheme="minorEastAsia" w:hint="eastAsia"/>
-              </w:rPr>
-            </w:pPr>
-          </w:p>
-        </w:tc>
-      </w:tr>
-      <w:tr>
-        <w:tc>
-          <w:tcPr>
-            <w:tcW w:w="1630" w:type="dxa"/>
-            <w:shd w:val="clear" w:color="auto" w:fill="BFBFBF" w:themeFill="background1" w:themeFillShade="BF"/>
-          </w:tcPr>
-          <w:p>
-            <w:pPr>
-              <w:rPr>
-                <w:rFonts w:asciiTheme="minorEastAsia" w:eastAsiaTheme="minorEastAsia" w:hAnsiTheme="minorEastAsia" w:hint="eastAsia"/>
-              </w:rPr>
-            </w:pPr>
-            <w:r>
-              <w:rPr>
-                <w:rFonts w:asciiTheme="minorEastAsia" w:eastAsiaTheme="minorEastAsia" w:hAnsiTheme="minorEastAsia" w:hint="eastAsia"/>
-                <w:b/>
-                <w:bCs/>
-              </w:rPr>
-              <w:t>字段名称</w:t>
-            </w:r>
-          </w:p>
-        </w:tc>
-        <w:tc>
-          <w:tcPr>
-            <w:tcW w:w="1617" w:type="dxa"/>
-            <w:shd w:val="clear" w:color="auto" w:fill="BFBFBF" w:themeFill="background1" w:themeFillShade="BF"/>
-          </w:tcPr>
-          <w:p>
-            <w:pPr>
-              <w:rPr>
-                <w:rFonts w:asciiTheme="minorEastAsia" w:eastAsiaTheme="minorEastAsia" w:hAnsiTheme="minorEastAsia" w:hint="eastAsia"/>
-              </w:rPr>
-            </w:pPr>
-            <w:r>
-              <w:rPr>
-                <w:rFonts w:asciiTheme="minorEastAsia" w:eastAsiaTheme="minorEastAsia" w:hAnsiTheme="minorEastAsia" w:hint="eastAsia"/>
-                <w:b/>
-                <w:bCs/>
-              </w:rPr>
-              <w:t>数据类型</w:t>
-            </w:r>
-          </w:p>
-        </w:tc>
-        <w:tc>
-          <w:tcPr>
-            <w:tcW w:w="1746" w:type="dxa"/>
-            <w:shd w:val="clear" w:color="auto" w:fill="BFBFBF" w:themeFill="background1" w:themeFillShade="BF"/>
-          </w:tcPr>
-          <w:p>
-            <w:pPr>
-              <w:rPr>
-                <w:rFonts w:asciiTheme="minorEastAsia" w:eastAsiaTheme="minorEastAsia" w:hAnsiTheme="minorEastAsia" w:hint="eastAsia"/>
-              </w:rPr>
-            </w:pPr>
-            <w:r>
-              <w:rPr>
-                <w:rFonts w:asciiTheme="minorEastAsia" w:eastAsiaTheme="minorEastAsia" w:hAnsiTheme="minorEastAsia" w:hint="eastAsia"/>
-                <w:b/>
-                <w:bCs/>
-              </w:rPr>
-              <w:t>缺省</w:t>
-            </w:r>
-          </w:p>
-        </w:tc>
-        <w:tc>
-          <w:tcPr>
-            <w:tcW w:w="685" w:type="dxa"/>
-            <w:shd w:val="clear" w:color="auto" w:fill="BFBFBF" w:themeFill="background1" w:themeFillShade="BF"/>
-          </w:tcPr>
-          <w:p>
-            <w:pPr>
-              <w:rPr>
-                <w:rFonts w:asciiTheme="minorEastAsia" w:eastAsiaTheme="minorEastAsia" w:hAnsiTheme="minorEastAsia" w:hint="eastAsia"/>
-              </w:rPr>
-            </w:pPr>
-            <w:r>
-              <w:rPr>
-                <w:rFonts w:asciiTheme="minorEastAsia" w:eastAsiaTheme="minorEastAsia" w:hAnsiTheme="minorEastAsia" w:hint="eastAsia"/>
-                <w:b/>
-                <w:bCs/>
-              </w:rPr>
-              <w:t>空值</w:t>
-            </w:r>
-          </w:p>
-        </w:tc>
-        <w:tc>
-          <w:tcPr>
-            <w:tcW w:w="1863" w:type="dxa"/>
-            <w:shd w:val="clear" w:color="auto" w:fill="BFBFBF" w:themeFill="background1" w:themeFillShade="BF"/>
-          </w:tcPr>
-          <w:p>
-            <w:pPr>
-              <w:rPr>
-                <w:rFonts w:asciiTheme="minorEastAsia" w:eastAsiaTheme="minorEastAsia" w:hAnsiTheme="minorEastAsia" w:hint="eastAsia"/>
-              </w:rPr>
-            </w:pPr>
-            <w:r>
-              <w:rPr>
-                <w:rFonts w:asciiTheme="minorEastAsia" w:eastAsiaTheme="minorEastAsia" w:hAnsiTheme="minorEastAsia" w:hint="eastAsia"/>
-                <w:b/>
-                <w:bCs/>
-              </w:rPr>
-              <w:t>描述</w:t>
-            </w:r>
-          </w:p>
-        </w:tc>
-        <w:tc>
-          <w:tcPr>
-            <w:tcW w:w="2519" w:type="dxa"/>
-            <w:shd w:val="clear" w:color="auto" w:fill="BFBFBF" w:themeFill="background1" w:themeFillShade="BF"/>
-          </w:tcPr>
-          <w:p>
-            <w:pPr>
-              <w:rPr>
-                <w:rFonts w:asciiTheme="minorEastAsia" w:eastAsiaTheme="minorEastAsia" w:hAnsiTheme="minorEastAsia" w:hint="eastAsia"/>
-              </w:rPr>
-            </w:pPr>
-            <w:r>
-              <w:rPr>
-                <w:rFonts w:asciiTheme="minorEastAsia" w:eastAsiaTheme="minorEastAsia" w:hAnsiTheme="minorEastAsia" w:hint="eastAsia"/>
-                <w:b/>
-                <w:bCs/>
-              </w:rPr>
-              <w:t>备注</w:t>
-            </w:r>
-          </w:p>
-        </w:tc>
-      </w:tr>
-      <w:tr>
-        <w:tc>
-          <w:tcPr>
-            <w:tcW w:w="1630" w:type="dxa"/>
-          </w:tcPr>
-          <w:p>
-            <w:pPr>
-              <w:rPr>
-                <w:rFonts w:asciiTheme="minorEastAsia" w:eastAsiaTheme="minorEastAsia" w:hAnsiTheme="minorEastAsia" w:hint="eastAsia"/>
-              </w:rPr>
-            </w:pPr>
-            <w:r>
-              <w:rPr>
-                <w:rFonts w:asciiTheme="minorEastAsia" w:eastAsiaTheme="minorEastAsia" w:hAnsiTheme="minorEastAsia" w:hint="eastAsia"/>
-              </w:rPr>
-              <w:t>log</w:t>
-            </w:r>
-            <w:r>
-              <w:rPr>
-                <w:rFonts w:asciiTheme="minorEastAsia" w:eastAsiaTheme="minorEastAsia" w:hAnsiTheme="minorEastAsia" w:hint="eastAsia"/>
-              </w:rPr>
-              <w:t>_id</w:t>
-            </w:r>
-          </w:p>
-        </w:tc>
-        <w:tc>
-          <w:tcPr>
-            <w:tcW w:w="1617" w:type="dxa"/>
-          </w:tcPr>
-          <w:p>
-            <w:pPr>
-              <w:rPr>
-                <w:rFonts w:asciiTheme="minorEastAsia" w:eastAsiaTheme="minorEastAsia" w:hAnsiTheme="minorEastAsia" w:hint="eastAsia"/>
-              </w:rPr>
-            </w:pPr>
-            <w:r>
-              <w:rPr>
-                <w:rFonts w:asciiTheme="minorEastAsia" w:eastAsiaTheme="minorEastAsia" w:hAnsiTheme="minorEastAsia" w:hint="eastAsia"/>
-              </w:rPr>
-              <w:t>VARCHAR(50)</w:t>
-            </w:r>
-          </w:p>
-        </w:tc>
-        <w:tc>
-          <w:tcPr>
-            <w:tcW w:w="1746" w:type="dxa"/>
-          </w:tcPr>
-          <w:p>
-            <w:pPr>
-              <w:rPr>
-                <w:rFonts w:asciiTheme="minorEastAsia" w:eastAsiaTheme="minorEastAsia" w:hAnsiTheme="minorEastAsia" w:hint="eastAsia"/>
-              </w:rPr>
-            </w:pPr>
-          </w:p>
-        </w:tc>
-        <w:tc>
-          <w:tcPr>
-            <w:tcW w:w="685" w:type="dxa"/>
-          </w:tcPr>
-          <w:p>
-            <w:pPr>
-              <w:jc w:val="center"/>
-              <w:rPr>
-                <w:rFonts w:asciiTheme="minorEastAsia" w:eastAsiaTheme="minorEastAsia" w:hAnsiTheme="minorEastAsia" w:hint="eastAsia"/>
-              </w:rPr>
-            </w:pPr>
-            <w:r>
-              <w:rPr>
-                <w:rFonts w:asciiTheme="minorEastAsia" w:eastAsiaTheme="minorEastAsia" w:hAnsiTheme="minorEastAsia" w:hint="eastAsia"/>
-              </w:rPr>
-              <w:t>N</w:t>
-            </w:r>
-          </w:p>
-        </w:tc>
-        <w:tc>
-          <w:tcPr>
-            <w:tcW w:w="1863" w:type="dxa"/>
-          </w:tcPr>
-          <w:p>
-            <w:pPr>
-              <w:rPr>
-                <w:rFonts w:asciiTheme="minorEastAsia" w:eastAsiaTheme="minorEastAsia" w:hAnsiTheme="minorEastAsia" w:hint="eastAsia"/>
-              </w:rPr>
-            </w:pPr>
-            <w:r>
-              <w:rPr>
-                <w:rFonts w:asciiTheme="minorEastAsia" w:eastAsiaTheme="minorEastAsia" w:hAnsiTheme="minorEastAsia" w:hint="eastAsia"/>
-              </w:rPr>
-              <w:t>日志</w:t>
-            </w:r>
-            <w:r>
-              <w:rPr>
-                <w:rFonts w:asciiTheme="minorEastAsia" w:eastAsiaTheme="minorEastAsia" w:hAnsiTheme="minorEastAsia" w:hint="eastAsia"/>
-              </w:rPr>
-              <w:t>ID</w:t>
-            </w:r>
-          </w:p>
-        </w:tc>
-        <w:tc>
-          <w:tcPr>
-            <w:tcW w:w="2519" w:type="dxa"/>
-          </w:tcPr>
-          <w:p>
-            <w:pPr>
-              <w:rPr>
-                <w:rFonts w:asciiTheme="minorEastAsia" w:eastAsiaTheme="minorEastAsia" w:hAnsiTheme="minorEastAsia" w:hint="eastAsia"/>
-              </w:rPr>
-            </w:pPr>
-          </w:p>
-        </w:tc>
-      </w:tr>
-      <w:tr>
-        <w:tc>
-          <w:tcPr>
-            <w:tcW w:w="1630" w:type="dxa"/>
-          </w:tcPr>
-          <w:p>
-            <w:pPr>
-              <w:rPr>
-                <w:rFonts w:asciiTheme="minorEastAsia" w:eastAsiaTheme="minorEastAsia" w:hAnsiTheme="minorEastAsia" w:hint="eastAsia"/>
-              </w:rPr>
-            </w:pPr>
-            <w:r>
-              <w:rPr>
-                <w:rFonts w:asciiTheme="minorEastAsia" w:eastAsiaTheme="minorEastAsia" w:hAnsiTheme="minorEastAsia" w:hint="eastAsia"/>
-              </w:rPr>
-              <w:t>exchange</w:t>
-            </w:r>
-            <w:r>
-              <w:rPr>
-                <w:rFonts w:asciiTheme="minorEastAsia" w:eastAsiaTheme="minorEastAsia" w:hAnsiTheme="minorEastAsia" w:hint="eastAsia"/>
-              </w:rPr>
-              <w:t>_id</w:t>
-            </w:r>
-          </w:p>
-        </w:tc>
-        <w:tc>
-          <w:tcPr>
-            <w:tcW w:w="1617" w:type="dxa"/>
-          </w:tcPr>
-          <w:p>
-            <w:pPr>
-              <w:rPr>
-                <w:rFonts w:asciiTheme="minorEastAsia" w:eastAsiaTheme="minorEastAsia" w:hAnsiTheme="minorEastAsia" w:hint="eastAsia"/>
-              </w:rPr>
-            </w:pPr>
-            <w:r>
-              <w:rPr>
-                <w:rFonts w:asciiTheme="minorEastAsia" w:eastAsiaTheme="minorEastAsia" w:hAnsiTheme="minorEastAsia" w:hint="eastAsia"/>
-              </w:rPr>
-              <w:t>VARCHAR(50)</w:t>
-            </w:r>
-          </w:p>
-        </w:tc>
-        <w:tc>
-          <w:tcPr>
-            <w:tcW w:w="1746" w:type="dxa"/>
-          </w:tcPr>
-          <w:p>
-            <w:pPr>
-              <w:rPr>
-                <w:rFonts w:asciiTheme="minorEastAsia" w:eastAsiaTheme="minorEastAsia" w:hAnsiTheme="minorEastAsia" w:hint="eastAsia"/>
-              </w:rPr>
-            </w:pPr>
-          </w:p>
-        </w:tc>
-        <w:tc>
-          <w:tcPr>
-            <w:tcW w:w="685" w:type="dxa"/>
-          </w:tcPr>
-          <w:p>
-            <w:pPr>
-              <w:jc w:val="center"/>
-              <w:rPr>
-                <w:rFonts w:asciiTheme="minorEastAsia" w:eastAsiaTheme="minorEastAsia" w:hAnsiTheme="minorEastAsia" w:hint="eastAsia"/>
-              </w:rPr>
-            </w:pPr>
-          </w:p>
-        </w:tc>
-        <w:tc>
-          <w:tcPr>
-            <w:tcW w:w="1863" w:type="dxa"/>
-          </w:tcPr>
-          <w:p>
-            <w:pPr>
-              <w:rPr>
-                <w:rFonts w:asciiTheme="minorEastAsia" w:eastAsiaTheme="minorEastAsia" w:hAnsiTheme="minorEastAsia" w:hint="eastAsia"/>
-              </w:rPr>
-            </w:pPr>
-            <w:r>
-              <w:rPr>
-                <w:rFonts w:asciiTheme="minorEastAsia" w:eastAsiaTheme="minorEastAsia" w:hAnsiTheme="minorEastAsia" w:hint="eastAsia"/>
-              </w:rPr>
-              <w:t>信箱</w:t>
-            </w:r>
-            <w:r>
-              <w:rPr>
-                <w:rFonts w:asciiTheme="minorEastAsia" w:eastAsiaTheme="minorEastAsia" w:hAnsiTheme="minorEastAsia" w:hint="eastAsia"/>
-              </w:rPr>
-              <w:t>ID</w:t>
-            </w:r>
-          </w:p>
-        </w:tc>
-        <w:tc>
-          <w:tcPr>
-            <w:tcW w:w="2519" w:type="dxa"/>
-          </w:tcPr>
-          <w:p>
-            <w:pPr>
-              <w:rPr>
-                <w:rFonts w:asciiTheme="minorEastAsia" w:eastAsiaTheme="minorEastAsia" w:hAnsiTheme="minorEastAsia" w:hint="eastAsia"/>
-              </w:rPr>
-            </w:pPr>
-          </w:p>
-        </w:tc>
-      </w:tr>
-      <w:tr>
-        <w:tc>
-          <w:tcPr>
-            <w:tcW w:w="1630" w:type="dxa"/>
-          </w:tcPr>
-          <w:p>
-            <w:pPr>
-              <w:rPr>
-                <w:rFonts w:asciiTheme="minorEastAsia" w:eastAsiaTheme="minorEastAsia" w:hAnsiTheme="minorEastAsia" w:hint="eastAsia"/>
-              </w:rPr>
-            </w:pPr>
-            <w:r>
-              <w:rPr>
-                <w:rFonts w:asciiTheme="minorEastAsia" w:eastAsiaTheme="minorEastAsia" w:hAnsiTheme="minorEastAsia" w:hint="eastAsia"/>
-              </w:rPr>
-              <w:t>routing_key</w:t>
-            </w:r>
-          </w:p>
-        </w:tc>
-        <w:tc>
-          <w:tcPr>
-            <w:tcW w:w="1617" w:type="dxa"/>
-          </w:tcPr>
-          <w:p>
-            <w:pPr>
-              <w:rPr>
-                <w:rFonts w:asciiTheme="minorEastAsia" w:eastAsiaTheme="minorEastAsia" w:hAnsiTheme="minorEastAsia" w:hint="eastAsia"/>
-              </w:rPr>
-            </w:pPr>
-            <w:r>
-              <w:rPr>
-                <w:rFonts w:asciiTheme="minorEastAsia" w:eastAsiaTheme="minorEastAsia" w:hAnsiTheme="minorEastAsia" w:hint="eastAsia"/>
-              </w:rPr>
-              <w:t>VARCHAR(50)</w:t>
-            </w:r>
-          </w:p>
-        </w:tc>
-        <w:tc>
-          <w:tcPr>
-            <w:tcW w:w="1746" w:type="dxa"/>
-          </w:tcPr>
-          <w:p>
-            <w:pPr>
-              <w:rPr>
-                <w:rFonts w:asciiTheme="minorEastAsia" w:eastAsiaTheme="minorEastAsia" w:hAnsiTheme="minorEastAsia" w:hint="eastAsia"/>
-              </w:rPr>
-            </w:pPr>
-          </w:p>
-        </w:tc>
-        <w:tc>
-          <w:tcPr>
-            <w:tcW w:w="685" w:type="dxa"/>
-          </w:tcPr>
-          <w:p>
-            <w:pPr>
-              <w:jc w:val="center"/>
-              <w:rPr>
-                <w:rFonts w:asciiTheme="minorEastAsia" w:eastAsiaTheme="minorEastAsia" w:hAnsiTheme="minorEastAsia" w:hint="eastAsia"/>
-              </w:rPr>
-            </w:pPr>
-          </w:p>
-        </w:tc>
-        <w:tc>
-          <w:tcPr>
-            <w:tcW w:w="1863" w:type="dxa"/>
-          </w:tcPr>
-          <w:p>
-            <w:pPr>
-              <w:rPr>
-                <w:rFonts w:asciiTheme="minorEastAsia" w:eastAsiaTheme="minorEastAsia" w:hAnsiTheme="minorEastAsia" w:hint="eastAsia"/>
-              </w:rPr>
-            </w:pPr>
-            <w:r>
-              <w:rPr>
-                <w:rFonts w:asciiTheme="minorEastAsia" w:eastAsiaTheme="minorEastAsia" w:hAnsiTheme="minorEastAsia" w:hint="eastAsia"/>
-              </w:rPr>
-              <w:t>路由KEY</w:t>
-            </w:r>
-          </w:p>
-        </w:tc>
-        <w:tc>
-          <w:tcPr>
-            <w:tcW w:w="2519" w:type="dxa"/>
-          </w:tcPr>
-          <w:p>
-            <w:pPr>
-              <w:rPr>
-                <w:rFonts w:asciiTheme="minorEastAsia" w:eastAsiaTheme="minorEastAsia" w:hAnsiTheme="minorEastAsia" w:hint="eastAsia"/>
-              </w:rPr>
-            </w:pPr>
-          </w:p>
-        </w:tc>
-      </w:tr>
-      <w:tr>
-        <w:tc>
-          <w:tcPr>
-            <w:tcW w:w="1630" w:type="dxa"/>
-          </w:tcPr>
-          <w:p>
-            <w:pPr>
-              <w:rPr>
-                <w:rFonts w:asciiTheme="minorEastAsia" w:eastAsiaTheme="minorEastAsia" w:hAnsiTheme="minorEastAsia" w:hint="eastAsia"/>
-              </w:rPr>
-            </w:pPr>
-            <w:r>
-              <w:rPr>
-                <w:rFonts w:asciiTheme="minorEastAsia" w:eastAsiaTheme="minorEastAsia" w:hAnsiTheme="minorEastAsia" w:hint="eastAsia"/>
-              </w:rPr>
-              <w:t>queue</w:t>
-            </w:r>
-          </w:p>
-        </w:tc>
-        <w:tc>
-          <w:tcPr>
-            <w:tcW w:w="1617" w:type="dxa"/>
-          </w:tcPr>
-          <w:p>
-            <w:pPr>
-              <w:rPr>
-                <w:rFonts w:asciiTheme="minorEastAsia" w:eastAsiaTheme="minorEastAsia" w:hAnsiTheme="minorEastAsia" w:hint="eastAsia"/>
-              </w:rPr>
-            </w:pPr>
-            <w:r>
-              <w:rPr>
-                <w:rFonts w:asciiTheme="minorEastAsia" w:eastAsiaTheme="minorEastAsia" w:hAnsiTheme="minorEastAsia" w:hint="eastAsia"/>
-              </w:rPr>
-              <w:t>VARCHAR(50)</w:t>
-            </w:r>
-          </w:p>
-        </w:tc>
-        <w:tc>
-          <w:tcPr>
-            <w:tcW w:w="1746" w:type="dxa"/>
-          </w:tcPr>
-          <w:p>
-            <w:pPr>
-              <w:rPr>
-                <w:rFonts w:asciiTheme="minorEastAsia" w:eastAsiaTheme="minorEastAsia" w:hAnsiTheme="minorEastAsia" w:hint="eastAsia"/>
-              </w:rPr>
-            </w:pPr>
-          </w:p>
-        </w:tc>
-        <w:tc>
-          <w:tcPr>
-            <w:tcW w:w="685" w:type="dxa"/>
-          </w:tcPr>
-          <w:p>
-            <w:pPr>
-              <w:jc w:val="center"/>
-              <w:rPr>
-                <w:rFonts w:asciiTheme="minorEastAsia" w:eastAsiaTheme="minorEastAsia" w:hAnsiTheme="minorEastAsia" w:hint="eastAsia"/>
-              </w:rPr>
-            </w:pPr>
-          </w:p>
-        </w:tc>
-        <w:tc>
-          <w:tcPr>
-            <w:tcW w:w="1863" w:type="dxa"/>
-          </w:tcPr>
-          <w:p>
-            <w:pPr>
-              <w:rPr>
-                <w:rFonts w:asciiTheme="minorEastAsia" w:eastAsiaTheme="minorEastAsia" w:hAnsiTheme="minorEastAsia" w:hint="eastAsia"/>
-              </w:rPr>
-            </w:pPr>
-            <w:r>
-              <w:rPr>
-                <w:rFonts w:asciiTheme="minorEastAsia" w:eastAsiaTheme="minorEastAsia" w:hAnsiTheme="minorEastAsia" w:hint="eastAsia"/>
-              </w:rPr>
-              <w:t>队列</w:t>
-            </w:r>
-            <w:r>
-              <w:rPr>
-                <w:rFonts w:asciiTheme="minorEastAsia" w:eastAsiaTheme="minorEastAsia" w:hAnsiTheme="minorEastAsia" w:hint="eastAsia"/>
-              </w:rPr>
-              <w:t>名称</w:t>
-            </w:r>
-          </w:p>
-        </w:tc>
-        <w:tc>
-          <w:tcPr>
-            <w:tcW w:w="2519" w:type="dxa"/>
-          </w:tcPr>
-          <w:p>
-            <w:pPr>
-              <w:rPr>
-                <w:rFonts w:asciiTheme="minorEastAsia" w:eastAsiaTheme="minorEastAsia" w:hAnsiTheme="minorEastAsia" w:hint="eastAsia"/>
-              </w:rPr>
-            </w:pPr>
-            <w:r>
-              <w:rPr>
-                <w:rFonts w:asciiTheme="minorEastAsia" w:eastAsiaTheme="minorEastAsia" w:hAnsiTheme="minorEastAsia" w:hint="eastAsia"/>
-              </w:rPr>
-              <w:t>有状态是队列个数，无状态是</w:t>
-            </w:r>
-            <w:r>
-              <w:rPr>
-                <w:rFonts w:asciiTheme="minorEastAsia" w:eastAsiaTheme="minorEastAsia" w:hAnsiTheme="minorEastAsia" w:hint="eastAsia"/>
-              </w:rPr>
-              <w:lastRenderedPageBreak/>
-              <w:t>消费者个数</w:t>
-            </w:r>
-          </w:p>
-        </w:tc>
-      </w:tr>
-      <w:tr>
-        <w:tc>
-          <w:tcPr>
-            <w:tcW w:w="1630" w:type="dxa"/>
-          </w:tcPr>
-          <w:p>
-            <w:pPr>
-              <w:rPr>
-                <w:rFonts w:asciiTheme="minorEastAsia" w:eastAsiaTheme="minorEastAsia" w:hAnsiTheme="minorEastAsia" w:hint="eastAsia"/>
-              </w:rPr>
-            </w:pPr>
-            <w:r>
-              <w:rPr>
-                <w:rFonts w:asciiTheme="minorEastAsia" w:eastAsiaTheme="minorEastAsia" w:hAnsiTheme="minorEastAsia" w:hint="eastAsia"/>
-              </w:rPr>
-              <w:lastRenderedPageBreak/>
-              <w:t>body</w:t>
-            </w:r>
-          </w:p>
-        </w:tc>
-        <w:tc>
-          <w:tcPr>
-            <w:tcW w:w="1617" w:type="dxa"/>
-          </w:tcPr>
-          <w:p>
-            <w:pPr>
-              <w:rPr>
-                <w:rFonts w:asciiTheme="minorEastAsia" w:eastAsiaTheme="minorEastAsia" w:hAnsiTheme="minorEastAsia" w:hint="eastAsia"/>
-              </w:rPr>
-            </w:pPr>
-            <w:r>
-              <w:rPr>
-                <w:rFonts w:asciiTheme="minorEastAsia" w:eastAsiaTheme="minorEastAsia" w:hAnsiTheme="minorEastAsia" w:hint="eastAsia"/>
-              </w:rPr>
-              <w:t>VARCHAR(50)</w:t>
-            </w:r>
-          </w:p>
-        </w:tc>
-        <w:tc>
-          <w:tcPr>
-            <w:tcW w:w="1746" w:type="dxa"/>
-          </w:tcPr>
-          <w:p>
-            <w:pPr>
-              <w:rPr>
-                <w:rFonts w:asciiTheme="minorEastAsia" w:eastAsiaTheme="minorEastAsia" w:hAnsiTheme="minorEastAsia" w:hint="eastAsia"/>
-              </w:rPr>
-            </w:pPr>
-          </w:p>
-        </w:tc>
-        <w:tc>
-          <w:tcPr>
-            <w:tcW w:w="685" w:type="dxa"/>
-          </w:tcPr>
-          <w:p>
-            <w:pPr>
-              <w:jc w:val="center"/>
-              <w:rPr>
-                <w:rFonts w:asciiTheme="minorEastAsia" w:eastAsiaTheme="minorEastAsia" w:hAnsiTheme="minorEastAsia" w:hint="eastAsia"/>
-              </w:rPr>
-            </w:pPr>
-          </w:p>
-        </w:tc>
-        <w:tc>
-          <w:tcPr>
-            <w:tcW w:w="1863" w:type="dxa"/>
-          </w:tcPr>
-          <w:p>
-            <w:pPr>
-              <w:rPr>
-                <w:rFonts w:asciiTheme="minorEastAsia" w:eastAsiaTheme="minorEastAsia" w:hAnsiTheme="minorEastAsia" w:hint="eastAsia"/>
-              </w:rPr>
-            </w:pPr>
-            <w:r>
-              <w:rPr>
-                <w:rFonts w:asciiTheme="minorEastAsia" w:eastAsiaTheme="minorEastAsia" w:hAnsiTheme="minorEastAsia" w:hint="eastAsia"/>
-              </w:rPr>
-              <w:t>消息内容</w:t>
-            </w:r>
-          </w:p>
-        </w:tc>
-        <w:tc>
-          <w:tcPr>
-            <w:tcW w:w="2519" w:type="dxa"/>
-          </w:tcPr>
-          <w:p>
-            <w:pPr>
-              <w:rPr>
-                <w:rFonts w:asciiTheme="minorEastAsia" w:eastAsiaTheme="minorEastAsia" w:hAnsiTheme="minorEastAsia" w:hint="eastAsia"/>
-              </w:rPr>
-            </w:pPr>
-          </w:p>
-        </w:tc>
-      </w:tr>
-      <w:tr>
-        <w:tc>
-          <w:tcPr>
-            <w:tcW w:w="1630" w:type="dxa"/>
-          </w:tcPr>
-          <w:p>
-            <w:pPr>
-              <w:rPr>
-                <w:rFonts w:asciiTheme="minorEastAsia" w:eastAsiaTheme="minorEastAsia" w:hAnsiTheme="minorEastAsia" w:hint="eastAsia"/>
-              </w:rPr>
-            </w:pPr>
-            <w:r>
-              <w:rPr>
-                <w:rFonts w:asciiTheme="minorEastAsia" w:eastAsiaTheme="minorEastAsia" w:hAnsiTheme="minorEastAsia" w:hint="eastAsia"/>
-              </w:rPr>
-              <w:t>is_</w:t>
-            </w:r>
-            <w:r>
-              <w:rPr>
-                <w:rFonts w:asciiTheme="minorEastAsia" w:eastAsiaTheme="minorEastAsia" w:hAnsiTheme="minorEastAsia"/>
-              </w:rPr>
-              <w:t>s</w:t>
-            </w:r>
-            <w:r>
-              <w:rPr>
-                <w:rFonts w:asciiTheme="minorEastAsia" w:eastAsiaTheme="minorEastAsia" w:hAnsiTheme="minorEastAsia" w:hint="eastAsia"/>
-              </w:rPr>
-              <w:t>uccess</w:t>
-            </w:r>
-          </w:p>
-        </w:tc>
-        <w:tc>
-          <w:tcPr>
-            <w:tcW w:w="1617" w:type="dxa"/>
-          </w:tcPr>
-          <w:p>
-            <w:pPr>
-              <w:rPr>
-                <w:rFonts w:asciiTheme="minorEastAsia" w:eastAsiaTheme="minorEastAsia" w:hAnsiTheme="minorEastAsia" w:hint="eastAsia"/>
-              </w:rPr>
-            </w:pPr>
-            <w:r>
-              <w:rPr>
-                <w:rFonts w:asciiTheme="minorEastAsia" w:eastAsiaTheme="minorEastAsia" w:hAnsiTheme="minorEastAsia" w:hint="eastAsia"/>
-              </w:rPr>
-              <w:t>TINYINT(1)</w:t>
-            </w:r>
-          </w:p>
-        </w:tc>
-        <w:tc>
-          <w:tcPr>
-            <w:tcW w:w="1746" w:type="dxa"/>
-          </w:tcPr>
-          <w:p>
-            <w:pPr>
-              <w:rPr>
-                <w:rFonts w:asciiTheme="minorEastAsia" w:eastAsiaTheme="minorEastAsia" w:hAnsiTheme="minorEastAsia" w:hint="eastAsia"/>
-              </w:rPr>
-            </w:pPr>
-            <w:r>
-              <w:rPr>
-                <w:rFonts w:asciiTheme="minorEastAsia" w:eastAsiaTheme="minorEastAsia" w:hAnsiTheme="minorEastAsia"/>
-              </w:rPr>
-              <w:t>0</w:t>
-            </w:r>
-          </w:p>
-        </w:tc>
-        <w:tc>
-          <w:tcPr>
-            <w:tcW w:w="685" w:type="dxa"/>
-          </w:tcPr>
-          <w:p>
-            <w:pPr>
-              <w:jc w:val="center"/>
-              <w:rPr>
-                <w:rFonts w:asciiTheme="minorEastAsia" w:eastAsiaTheme="minorEastAsia" w:hAnsiTheme="minorEastAsia" w:hint="eastAsia"/>
-              </w:rPr>
-            </w:pPr>
-          </w:p>
-        </w:tc>
-        <w:tc>
-          <w:tcPr>
-            <w:tcW w:w="1863" w:type="dxa"/>
-          </w:tcPr>
-          <w:p>
-            <w:pPr>
-              <w:rPr>
-                <w:rFonts w:asciiTheme="minorEastAsia" w:eastAsiaTheme="minorEastAsia" w:hAnsiTheme="minorEastAsia" w:hint="eastAsia"/>
-              </w:rPr>
-            </w:pPr>
-            <w:r>
-              <w:rPr>
-                <w:rFonts w:asciiTheme="minorEastAsia" w:eastAsiaTheme="minorEastAsia" w:hAnsiTheme="minorEastAsia" w:hint="eastAsia"/>
-              </w:rPr>
-              <w:t>是否</w:t>
-            </w:r>
-            <w:r>
-              <w:rPr>
-                <w:rFonts w:asciiTheme="minorEastAsia" w:eastAsiaTheme="minorEastAsia" w:hAnsiTheme="minorEastAsia" w:hint="eastAsia"/>
-              </w:rPr>
-              <w:t>成功</w:t>
-            </w:r>
-          </w:p>
-        </w:tc>
-        <w:tc>
-          <w:tcPr>
-            <w:tcW w:w="2519" w:type="dxa"/>
-          </w:tcPr>
-          <w:p>
-            <w:pPr>
-              <w:rPr>
-                <w:rFonts w:asciiTheme="minorEastAsia" w:eastAsiaTheme="minorEastAsia" w:hAnsiTheme="minorEastAsia" w:hint="eastAsia"/>
-              </w:rPr>
-            </w:pPr>
-          </w:p>
-        </w:tc>
-      </w:tr>
-      <w:tr>
-        <w:tc>
-          <w:tcPr>
-            <w:tcW w:w="1630" w:type="dxa"/>
-          </w:tcPr>
-          <w:p>
-            <w:pPr>
-              <w:rPr>
-                <w:rFonts w:asciiTheme="minorEastAsia" w:eastAsiaTheme="minorEastAsia" w:hAnsiTheme="minorEastAsia" w:hint="eastAsia"/>
-              </w:rPr>
-            </w:pPr>
-            <w:r>
-              <w:rPr>
-                <w:rFonts w:asciiTheme="minorEastAsia" w:eastAsiaTheme="minorEastAsia" w:hAnsiTheme="minorEastAsia" w:hint="eastAsia"/>
-              </w:rPr>
-              <w:t>result</w:t>
-            </w:r>
-          </w:p>
-        </w:tc>
-        <w:tc>
-          <w:tcPr>
-            <w:tcW w:w="1617" w:type="dxa"/>
-          </w:tcPr>
-          <w:p>
-            <w:pPr>
-              <w:rPr>
-                <w:rFonts w:asciiTheme="minorEastAsia" w:eastAsiaTheme="minorEastAsia" w:hAnsiTheme="minorEastAsia" w:hint="eastAsia"/>
-              </w:rPr>
-            </w:pPr>
-            <w:r>
-              <w:rPr>
-                <w:rFonts w:asciiTheme="minorEastAsia" w:eastAsiaTheme="minorEastAsia" w:hAnsiTheme="minorEastAsia" w:hint="eastAsia"/>
-              </w:rPr>
-              <w:t>VARCHAR(</w:t>
-            </w:r>
-            <w:r>
-              <w:rPr>
-                <w:rFonts w:asciiTheme="minorEastAsia" w:eastAsiaTheme="minorEastAsia" w:hAnsiTheme="minorEastAsia" w:hint="eastAsia"/>
-              </w:rPr>
-              <w:t>400</w:t>
-            </w:r>
-            <w:r>
-              <w:rPr>
-                <w:rFonts w:asciiTheme="minorEastAsia" w:eastAsiaTheme="minorEastAsia" w:hAnsiTheme="minorEastAsia" w:hint="eastAsia"/>
-              </w:rPr>
-              <w:t>0)</w:t>
-            </w:r>
-          </w:p>
-        </w:tc>
-        <w:tc>
-          <w:tcPr>
-            <w:tcW w:w="1746" w:type="dxa"/>
-          </w:tcPr>
-          <w:p>
-            <w:pPr>
-              <w:rPr>
-                <w:rFonts w:asciiTheme="minorEastAsia" w:eastAsiaTheme="minorEastAsia" w:hAnsiTheme="minorEastAsia" w:hint="eastAsia"/>
-              </w:rPr>
-            </w:pPr>
-          </w:p>
-        </w:tc>
-        <w:tc>
-          <w:tcPr>
-            <w:tcW w:w="685" w:type="dxa"/>
-          </w:tcPr>
-          <w:p>
-            <w:pPr>
-              <w:jc w:val="center"/>
-              <w:rPr>
-                <w:rFonts w:asciiTheme="minorEastAsia" w:eastAsiaTheme="minorEastAsia" w:hAnsiTheme="minorEastAsia" w:hint="eastAsia"/>
-              </w:rPr>
-            </w:pPr>
-          </w:p>
-        </w:tc>
-        <w:tc>
-          <w:tcPr>
-            <w:tcW w:w="1863" w:type="dxa"/>
-          </w:tcPr>
-          <w:p>
-            <w:pPr>
-              <w:rPr>
-                <w:rFonts w:asciiTheme="minorEastAsia" w:eastAsiaTheme="minorEastAsia" w:hAnsiTheme="minorEastAsia" w:hint="eastAsia"/>
-              </w:rPr>
-            </w:pPr>
-            <w:r>
-              <w:rPr>
-                <w:rFonts w:asciiTheme="minorEastAsia" w:eastAsiaTheme="minorEastAsia" w:hAnsiTheme="minorEastAsia" w:hint="eastAsia"/>
-              </w:rPr>
-              <w:t>执行结果</w:t>
-            </w:r>
-          </w:p>
-        </w:tc>
-        <w:tc>
-          <w:tcPr>
-            <w:tcW w:w="2519" w:type="dxa"/>
-          </w:tcPr>
-          <w:p>
-            <w:pPr>
-              <w:rPr>
-                <w:rFonts w:asciiTheme="minorEastAsia" w:eastAsiaTheme="minorEastAsia" w:hAnsiTheme="minorEastAsia" w:hint="eastAsia"/>
-              </w:rPr>
-            </w:pPr>
-          </w:p>
-        </w:tc>
-      </w:tr>
-      <w:tr>
-        <w:tc>
-          <w:tcPr>
-            <w:tcW w:w="1630" w:type="dxa"/>
-          </w:tcPr>
-          <w:p>
-            <w:pPr>
-              <w:rPr>
-                <w:rFonts w:asciiTheme="minorEastAsia" w:eastAsiaTheme="minorEastAsia" w:hAnsiTheme="minorEastAsia" w:hint="eastAsia"/>
-              </w:rPr>
-            </w:pPr>
-            <w:r>
-              <w:rPr>
-                <w:rFonts w:asciiTheme="minorEastAsia" w:eastAsiaTheme="minorEastAsia" w:hAnsiTheme="minorEastAsia" w:hint="eastAsia"/>
-              </w:rPr>
-              <w:t>r</w:t>
-            </w:r>
-            <w:r>
-              <w:rPr>
-                <w:rFonts w:asciiTheme="minorEastAsia" w:eastAsiaTheme="minorEastAsia" w:hAnsiTheme="minorEastAsia"/>
-              </w:rPr>
-              <w:t>etry</w:t>
-            </w:r>
-            <w:r>
-              <w:rPr>
-                <w:rFonts w:asciiTheme="minorEastAsia" w:eastAsiaTheme="minorEastAsia" w:hAnsiTheme="minorEastAsia" w:hint="eastAsia"/>
-              </w:rPr>
-              <w:t>_t</w:t>
-            </w:r>
-            <w:r>
-              <w:rPr>
-                <w:rFonts w:asciiTheme="minorEastAsia" w:eastAsiaTheme="minorEastAsia" w:hAnsiTheme="minorEastAsia"/>
-              </w:rPr>
-              <w:t>imes</w:t>
-            </w:r>
-          </w:p>
-        </w:tc>
-        <w:tc>
-          <w:tcPr>
-            <w:tcW w:w="1617" w:type="dxa"/>
-          </w:tcPr>
-          <w:p>
-            <w:pPr>
-              <w:rPr>
-                <w:rFonts w:asciiTheme="minorEastAsia" w:eastAsiaTheme="minorEastAsia" w:hAnsiTheme="minorEastAsia" w:hint="eastAsia"/>
-              </w:rPr>
-            </w:pPr>
-            <w:r>
-              <w:rPr>
-                <w:rFonts w:asciiTheme="minorEastAsia" w:eastAsiaTheme="minorEastAsia" w:hAnsiTheme="minorEastAsia" w:hint="eastAsia"/>
-              </w:rPr>
-              <w:t>INT</w:t>
-            </w:r>
-          </w:p>
-        </w:tc>
-        <w:tc>
-          <w:tcPr>
-            <w:tcW w:w="1746" w:type="dxa"/>
-          </w:tcPr>
-          <w:p>
-            <w:pPr>
-              <w:rPr>
-                <w:rFonts w:asciiTheme="minorEastAsia" w:eastAsiaTheme="minorEastAsia" w:hAnsiTheme="minorEastAsia" w:hint="eastAsia"/>
-              </w:rPr>
-            </w:pPr>
-          </w:p>
-        </w:tc>
-        <w:tc>
-          <w:tcPr>
-            <w:tcW w:w="685" w:type="dxa"/>
-          </w:tcPr>
-          <w:p>
-            <w:pPr>
-              <w:jc w:val="center"/>
-              <w:rPr>
-                <w:rFonts w:asciiTheme="minorEastAsia" w:eastAsiaTheme="minorEastAsia" w:hAnsiTheme="minorEastAsia" w:hint="eastAsia"/>
-              </w:rPr>
-            </w:pPr>
-          </w:p>
-        </w:tc>
-        <w:tc>
-          <w:tcPr>
-            <w:tcW w:w="1863" w:type="dxa"/>
-          </w:tcPr>
-          <w:p>
-            <w:pPr>
-              <w:rPr>
-                <w:rFonts w:asciiTheme="minorEastAsia" w:eastAsiaTheme="minorEastAsia" w:hAnsiTheme="minorEastAsia" w:hint="eastAsia"/>
-              </w:rPr>
-            </w:pPr>
-            <w:r>
-              <w:rPr>
-                <w:rFonts w:asciiTheme="minorEastAsia" w:eastAsiaTheme="minorEastAsia" w:hAnsiTheme="minorEastAsia" w:hint="eastAsia"/>
-              </w:rPr>
-              <w:t>重试次数</w:t>
-            </w:r>
-          </w:p>
-        </w:tc>
-        <w:tc>
-          <w:tcPr>
-            <w:tcW w:w="2519" w:type="dxa"/>
-          </w:tcPr>
-          <w:p>
-            <w:pPr>
-              <w:rPr>
-                <w:rFonts w:asciiTheme="minorEastAsia" w:eastAsiaTheme="minorEastAsia" w:hAnsiTheme="minorEastAsia" w:hint="eastAsia"/>
-              </w:rPr>
-            </w:pPr>
-          </w:p>
-        </w:tc>
-      </w:tr>
-      <w:tr>
-        <w:tc>
-          <w:tcPr>
-            <w:tcW w:w="1630" w:type="dxa"/>
-          </w:tcPr>
-          <w:p>
-            <w:pPr>
-              <w:rPr>
-                <w:rFonts w:asciiTheme="minorEastAsia" w:eastAsiaTheme="minorEastAsia" w:hAnsiTheme="minorEastAsia" w:hint="eastAsia"/>
-              </w:rPr>
-            </w:pPr>
-            <w:r>
-              <w:rPr>
-                <w:rFonts w:asciiTheme="minorEastAsia" w:eastAsiaTheme="minorEastAsia" w:hAnsiTheme="minorEastAsia" w:hint="eastAsia"/>
-              </w:rPr>
-              <w:t>updated_by</w:t>
-            </w:r>
-          </w:p>
-        </w:tc>
-        <w:tc>
-          <w:tcPr>
-            <w:tcW w:w="1617" w:type="dxa"/>
-          </w:tcPr>
-          <w:p>
-            <w:pPr>
-              <w:rPr>
-                <w:rFonts w:asciiTheme="minorEastAsia" w:eastAsiaTheme="minorEastAsia" w:hAnsiTheme="minorEastAsia" w:hint="eastAsia"/>
-              </w:rPr>
-            </w:pPr>
-            <w:r>
-              <w:rPr>
-                <w:rFonts w:asciiTheme="minorEastAsia" w:eastAsiaTheme="minorEastAsia" w:hAnsiTheme="minorEastAsia" w:hint="eastAsia"/>
-              </w:rPr>
-              <w:t>VARCHAR(50)</w:t>
-            </w:r>
-          </w:p>
-        </w:tc>
-        <w:tc>
-          <w:tcPr>
-            <w:tcW w:w="1746" w:type="dxa"/>
-          </w:tcPr>
-          <w:p>
-            <w:pPr>
-              <w:rPr>
-                <w:rFonts w:asciiTheme="minorEastAsia" w:eastAsiaTheme="minorEastAsia" w:hAnsiTheme="minorEastAsia" w:hint="eastAsia"/>
-              </w:rPr>
-            </w:pPr>
-          </w:p>
-        </w:tc>
-        <w:tc>
-          <w:tcPr>
-            <w:tcW w:w="685" w:type="dxa"/>
-          </w:tcPr>
-          <w:p>
-            <w:pPr>
-              <w:jc w:val="center"/>
-              <w:rPr>
-                <w:rFonts w:asciiTheme="minorEastAsia" w:eastAsiaTheme="minorEastAsia" w:hAnsiTheme="minorEastAsia" w:hint="eastAsia"/>
-              </w:rPr>
-            </w:pPr>
-          </w:p>
-        </w:tc>
-        <w:tc>
-          <w:tcPr>
-            <w:tcW w:w="1863" w:type="dxa"/>
-          </w:tcPr>
-          <w:p>
-            <w:pPr>
-              <w:rPr>
-                <w:rFonts w:asciiTheme="minorEastAsia" w:eastAsiaTheme="minorEastAsia" w:hAnsiTheme="minorEastAsia" w:hint="eastAsia"/>
-              </w:rPr>
-            </w:pPr>
-            <w:r>
-              <w:rPr>
-                <w:rFonts w:asciiTheme="minorEastAsia" w:eastAsiaTheme="minorEastAsia" w:hAnsiTheme="minorEastAsia" w:hint="eastAsia"/>
-              </w:rPr>
-              <w:t>最后更新人</w:t>
-            </w:r>
-          </w:p>
-        </w:tc>
-        <w:tc>
-          <w:tcPr>
-            <w:tcW w:w="2519" w:type="dxa"/>
-          </w:tcPr>
-          <w:p>
-            <w:pPr>
-              <w:rPr>
-                <w:rFonts w:asciiTheme="minorEastAsia" w:eastAsiaTheme="minorEastAsia" w:hAnsiTheme="minorEastAsia" w:hint="eastAsia"/>
-              </w:rPr>
-            </w:pPr>
-          </w:p>
-        </w:tc>
-      </w:tr>
-      <w:tr>
-        <w:tc>
-          <w:tcPr>
-            <w:tcW w:w="1630" w:type="dxa"/>
-          </w:tcPr>
-          <w:p>
-            <w:pPr>
-              <w:rPr>
-                <w:rFonts w:asciiTheme="minorEastAsia" w:eastAsiaTheme="minorEastAsia" w:hAnsiTheme="minorEastAsia" w:hint="eastAsia"/>
-              </w:rPr>
-            </w:pPr>
-            <w:r>
-              <w:rPr>
-                <w:rFonts w:asciiTheme="minorEastAsia" w:eastAsiaTheme="minorEastAsia" w:hAnsiTheme="minorEastAsia" w:hint="eastAsia"/>
-              </w:rPr>
-              <w:t>updated_at</w:t>
-            </w:r>
+            <w:proofErr w:type="spellEnd"/>
           </w:p>
         </w:tc>
         <w:tc>
@@ -35671,6 +35078,7 @@
         <w:rPr>
           <w:rFonts w:asciiTheme="minorEastAsia" w:eastAsiaTheme="minorEastAsia" w:hAnsiTheme="minorEastAsia" w:hint="eastAsia"/>
         </w:rPr>
+        <w:lastRenderedPageBreak/>
         <w:t>系统参数</w:t>
       </w:r>
       <w:bookmarkEnd w:id="62"/>
@@ -35701,12 +35109,14 @@
           <w:rFonts w:asciiTheme="minorEastAsia" w:eastAsiaTheme="minorEastAsia" w:hAnsiTheme="minorEastAsia" w:hint="eastAsia"/>
         </w:rPr>
       </w:pPr>
+      <w:proofErr w:type="spellStart"/>
       <w:r>
         <w:rPr>
           <w:rFonts w:asciiTheme="minorEastAsia" w:eastAsiaTheme="minorEastAsia" w:hAnsiTheme="minorEastAsia" w:hint="eastAsia"/>
         </w:rPr>
         <w:t>DataStatus</w:t>
       </w:r>
+      <w:proofErr w:type="spellEnd"/>
     </w:p>
     <w:tbl>
       <w:tblPr>
@@ -35744,12 +35154,14 @@
             <w:gridSpan w:val="2"/>
           </w:tcPr>
           <w:p>
+            <w:proofErr w:type="spellStart"/>
             <w:r>
               <w:rPr>
                 <w:rFonts w:asciiTheme="minorEastAsia" w:eastAsiaTheme="minorEastAsia" w:hAnsiTheme="minorEastAsia" w:hint="eastAsia"/>
               </w:rPr>
               <w:t>DataStatus</w:t>
             </w:r>
+            <w:proofErr w:type="spellEnd"/>
           </w:p>
         </w:tc>
         <w:tc>
@@ -36159,6 +35571,7 @@
           <w:rFonts w:asciiTheme="minorEastAsia" w:eastAsiaTheme="minorEastAsia" w:hAnsiTheme="minorEastAsia" w:hint="eastAsia"/>
         </w:rPr>
       </w:pPr>
+      <w:proofErr w:type="spellStart"/>
       <w:r>
         <w:rPr>
           <w:rFonts w:asciiTheme="minorEastAsia" w:eastAsiaTheme="minorEastAsia" w:hAnsiTheme="minorEastAsia" w:hint="eastAsia"/>
@@ -36171,6 +35584,7 @@
         </w:rPr>
         <w:t>Type</w:t>
       </w:r>
+      <w:proofErr w:type="spellEnd"/>
     </w:p>
     <w:tbl>
       <w:tblPr>
@@ -36208,12 +35622,14 @@
             <w:gridSpan w:val="2"/>
           </w:tcPr>
           <w:p>
+            <w:proofErr w:type="spellStart"/>
             <w:r>
               <w:rPr>
                 <w:rFonts w:hint="eastAsia"/>
               </w:rPr>
               <w:t>ResourceType</w:t>
             </w:r>
+            <w:proofErr w:type="spellEnd"/>
             <w:r>
               <w:t xml:space="preserve"> </w:t>
             </w:r>
@@ -36533,12 +35949,14 @@
             <w:tcW w:w="3261" w:type="dxa"/>
           </w:tcPr>
           <w:p>
+            <w:proofErr w:type="spellStart"/>
             <w:r>
               <w:rPr>
                 <w:rFonts w:asciiTheme="minorEastAsia" w:eastAsiaTheme="minorEastAsia" w:hAnsiTheme="minorEastAsia" w:hint="eastAsia"/>
               </w:rPr>
               <w:t>MenuItem</w:t>
             </w:r>
+            <w:proofErr w:type="spellEnd"/>
           </w:p>
         </w:tc>
       </w:tr>
@@ -36700,6 +36118,7 @@
           <w:rFonts w:asciiTheme="minorEastAsia" w:eastAsiaTheme="minorEastAsia" w:hAnsiTheme="minorEastAsia" w:hint="eastAsia"/>
         </w:rPr>
       </w:pPr>
+      <w:proofErr w:type="spellStart"/>
       <w:r>
         <w:rPr>
           <w:rFonts w:asciiTheme="minorEastAsia" w:eastAsiaTheme="minorEastAsia" w:hAnsiTheme="minorEastAsia"/>
@@ -36708,6 +36127,7 @@
         </w:rPr>
         <w:t>WarnType</w:t>
       </w:r>
+      <w:proofErr w:type="spellEnd"/>
     </w:p>
     <w:tbl>
       <w:tblPr>
@@ -36759,12 +36179,14 @@
                 <w:rFonts w:asciiTheme="minorEastAsia" w:eastAsiaTheme="minorEastAsia" w:hAnsiTheme="minorEastAsia" w:hint="eastAsia"/>
               </w:rPr>
             </w:pPr>
+            <w:proofErr w:type="spellStart"/>
             <w:r>
               <w:rPr>
                 <w:rFonts w:asciiTheme="minorEastAsia" w:eastAsiaTheme="minorEastAsia" w:hAnsiTheme="minorEastAsia"/>
               </w:rPr>
               <w:t>WarnType</w:t>
             </w:r>
+            <w:proofErr w:type="spellEnd"/>
           </w:p>
         </w:tc>
         <w:tc>
@@ -37079,12 +36501,14 @@
                 <w:szCs w:val="18"/>
               </w:rPr>
             </w:pPr>
+            <w:proofErr w:type="spellStart"/>
             <w:r>
               <w:rPr>
                 <w:rFonts w:asciiTheme="minorEastAsia" w:eastAsiaTheme="minorEastAsia" w:hAnsiTheme="minorEastAsia" w:hint="eastAsia"/>
               </w:rPr>
               <w:t>NotMatched</w:t>
             </w:r>
+            <w:proofErr w:type="spellEnd"/>
           </w:p>
         </w:tc>
         <w:tc>
@@ -37142,12 +36566,14 @@
           <w:rFonts w:asciiTheme="minorEastAsia" w:eastAsiaTheme="minorEastAsia" w:hAnsiTheme="minorEastAsia" w:hint="eastAsia"/>
         </w:rPr>
       </w:pPr>
+      <w:proofErr w:type="spellStart"/>
       <w:r>
         <w:rPr>
           <w:rFonts w:asciiTheme="minorEastAsia" w:eastAsiaTheme="minorEastAsia" w:hAnsiTheme="minorEastAsia" w:hint="eastAsia"/>
         </w:rPr>
         <w:t>EmployeePosition</w:t>
       </w:r>
+      <w:proofErr w:type="spellEnd"/>
     </w:p>
     <w:tbl>
       <w:tblPr>
@@ -37199,12 +36625,14 @@
                 <w:rFonts w:asciiTheme="minorEastAsia" w:eastAsiaTheme="minorEastAsia" w:hAnsiTheme="minorEastAsia" w:hint="eastAsia"/>
               </w:rPr>
             </w:pPr>
+            <w:proofErr w:type="spellStart"/>
             <w:r>
               <w:rPr>
                 <w:rFonts w:asciiTheme="minorEastAsia" w:eastAsiaTheme="minorEastAsia" w:hAnsiTheme="minorEastAsia" w:hint="eastAsia"/>
               </w:rPr>
               <w:t>EmployeePosition</w:t>
             </w:r>
+            <w:proofErr w:type="spellEnd"/>
           </w:p>
         </w:tc>
         <w:tc>
@@ -37519,6 +36947,7 @@
                 <w:szCs w:val="18"/>
               </w:rPr>
             </w:pPr>
+            <w:proofErr w:type="spellStart"/>
             <w:r>
               <w:rPr>
                 <w:rFonts w:asciiTheme="minorEastAsia" w:eastAsiaTheme="minorEastAsia" w:hAnsiTheme="minorEastAsia"/>
@@ -37526,6 +36955,7 @@
               </w:rPr>
               <w:t>offer.write</w:t>
             </w:r>
+            <w:proofErr w:type="spellEnd"/>
           </w:p>
         </w:tc>
         <w:tc>
@@ -37604,6 +37034,7 @@
                 <w:szCs w:val="18"/>
               </w:rPr>
             </w:pPr>
+            <w:proofErr w:type="spellStart"/>
             <w:r>
               <w:rPr>
                 <w:rFonts w:asciiTheme="minorEastAsia" w:eastAsiaTheme="minorEastAsia" w:hAnsiTheme="minorEastAsia"/>
@@ -37625,6 +37056,7 @@
               </w:rPr>
               <w:t>.read</w:t>
             </w:r>
+            <w:proofErr w:type="spellEnd"/>
           </w:p>
         </w:tc>
         <w:tc>
@@ -37709,6 +37141,7 @@
                 <w:szCs w:val="18"/>
               </w:rPr>
             </w:pPr>
+            <w:proofErr w:type="spellStart"/>
             <w:r>
               <w:rPr>
                 <w:rFonts w:asciiTheme="minorEastAsia" w:eastAsiaTheme="minorEastAsia" w:hAnsiTheme="minorEastAsia"/>
@@ -37730,6 +37163,7 @@
               </w:rPr>
               <w:t>.write</w:t>
             </w:r>
+            <w:proofErr w:type="spellEnd"/>
           </w:p>
         </w:tc>
         <w:tc>
@@ -37820,6 +37254,7 @@
                 <w:szCs w:val="18"/>
               </w:rPr>
             </w:pPr>
+            <w:proofErr w:type="spellStart"/>
             <w:r>
               <w:rPr>
                 <w:rFonts w:asciiTheme="minorEastAsia" w:eastAsiaTheme="minorEastAsia" w:hAnsiTheme="minorEastAsia"/>
@@ -37834,6 +37269,7 @@
               </w:rPr>
               <w:t>.read</w:t>
             </w:r>
+            <w:proofErr w:type="spellEnd"/>
           </w:p>
         </w:tc>
         <w:tc>
@@ -37852,6 +37288,7 @@
               </w:rPr>
               <w:t>读</w:t>
             </w:r>
+            <w:proofErr w:type="spellStart"/>
             <w:r>
               <w:rPr>
                 <w:rFonts w:asciiTheme="minorEastAsia" w:eastAsiaTheme="minorEastAsia" w:hAnsiTheme="minorEastAsia" w:hint="eastAsia"/>
@@ -37864,6 +37301,7 @@
               </w:rPr>
               <w:t>aymentCenter</w:t>
             </w:r>
+            <w:proofErr w:type="spellEnd"/>
           </w:p>
         </w:tc>
         <w:tc>
@@ -37924,6 +37362,7 @@
                 <w:szCs w:val="18"/>
               </w:rPr>
             </w:pPr>
+            <w:proofErr w:type="spellStart"/>
             <w:r>
               <w:rPr>
                 <w:rFonts w:asciiTheme="minorEastAsia" w:eastAsiaTheme="minorEastAsia" w:hAnsiTheme="minorEastAsia"/>
@@ -37938,6 +37377,7 @@
               </w:rPr>
               <w:t>.write</w:t>
             </w:r>
+            <w:proofErr w:type="spellEnd"/>
           </w:p>
         </w:tc>
         <w:tc>
@@ -37956,6 +37396,7 @@
               </w:rPr>
               <w:t>写</w:t>
             </w:r>
+            <w:proofErr w:type="spellStart"/>
             <w:r>
               <w:rPr>
                 <w:rFonts w:asciiTheme="minorEastAsia" w:eastAsiaTheme="minorEastAsia" w:hAnsiTheme="minorEastAsia" w:hint="eastAsia"/>
@@ -37968,6 +37409,7 @@
               </w:rPr>
               <w:t>aymentCenter</w:t>
             </w:r>
+            <w:proofErr w:type="spellEnd"/>
           </w:p>
         </w:tc>
         <w:tc>
@@ -38192,6 +37634,7 @@
                 <w:szCs w:val="18"/>
               </w:rPr>
             </w:pPr>
+            <w:proofErr w:type="spellStart"/>
             <w:r>
               <w:rPr>
                 <w:rFonts w:asciiTheme="minorEastAsia" w:eastAsiaTheme="minorEastAsia" w:hAnsiTheme="minorEastAsia" w:hint="eastAsia"/>
@@ -38199,6 +37642,7 @@
               </w:rPr>
               <w:t>AccountId</w:t>
             </w:r>
+            <w:proofErr w:type="spellEnd"/>
           </w:p>
         </w:tc>
         <w:tc>
@@ -38212,12 +37656,21 @@
                 <w:szCs w:val="18"/>
               </w:rPr>
             </w:pPr>
+            <w:proofErr w:type="spellStart"/>
             <w:r>
               <w:rPr>
                 <w:rFonts w:asciiTheme="minorEastAsia" w:eastAsiaTheme="minorEastAsia" w:hAnsiTheme="minorEastAsia" w:hint="eastAsia"/>
                 <w:szCs w:val="18"/>
               </w:rPr>
-              <w:t>PlsAccount表序号</w:t>
+              <w:t>PlsAccount</w:t>
+            </w:r>
+            <w:proofErr w:type="spellEnd"/>
+            <w:r>
+              <w:rPr>
+                <w:rFonts w:asciiTheme="minorEastAsia" w:eastAsiaTheme="minorEastAsia" w:hAnsiTheme="minorEastAsia" w:hint="eastAsia"/>
+                <w:szCs w:val="18"/>
+              </w:rPr>
+              <w:t>表序号</w:t>
             </w:r>
           </w:p>
         </w:tc>
@@ -38649,6 +38102,7 @@
         <w:rPr>
           <w:rFonts w:asciiTheme="minorEastAsia" w:eastAsiaTheme="minorEastAsia" w:hAnsiTheme="minorEastAsia" w:hint="eastAsia"/>
         </w:rPr>
+        <w:lastRenderedPageBreak/>
         <w:t>管理应用程序</w:t>
       </w:r>
     </w:p>
@@ -39606,12 +39060,14 @@
                 <w:rFonts w:asciiTheme="minorEastAsia" w:eastAsiaTheme="minorEastAsia" w:hAnsiTheme="minorEastAsia" w:hint="eastAsia"/>
               </w:rPr>
             </w:pPr>
+            <w:proofErr w:type="spellStart"/>
             <w:r>
               <w:rPr>
                 <w:rFonts w:asciiTheme="minorEastAsia" w:eastAsiaTheme="minorEastAsia" w:hAnsiTheme="minorEastAsia"/>
               </w:rPr>
               <w:t>PlsApplication</w:t>
             </w:r>
+            <w:proofErr w:type="spellEnd"/>
           </w:p>
         </w:tc>
         <w:tc>
@@ -39624,6 +39080,7 @@
                 <w:rFonts w:asciiTheme="minorEastAsia" w:eastAsiaTheme="minorEastAsia" w:hAnsiTheme="minorEastAsia" w:hint="eastAsia"/>
               </w:rPr>
             </w:pPr>
+            <w:proofErr w:type="spellStart"/>
             <w:r>
               <w:rPr>
                 <w:rFonts w:asciiTheme="minorEastAsia" w:eastAsiaTheme="minorEastAsia" w:hAnsiTheme="minorEastAsia"/>
@@ -39636,6 +39093,7 @@
               </w:rPr>
               <w:t>Code</w:t>
             </w:r>
+            <w:proofErr w:type="spellEnd"/>
           </w:p>
         </w:tc>
         <w:tc>
@@ -39716,12 +39174,14 @@
                 <w:rFonts w:asciiTheme="minorEastAsia" w:eastAsiaTheme="minorEastAsia" w:hAnsiTheme="minorEastAsia" w:hint="eastAsia"/>
               </w:rPr>
             </w:pPr>
+            <w:proofErr w:type="spellStart"/>
             <w:r>
               <w:rPr>
                 <w:rFonts w:asciiTheme="minorEastAsia" w:eastAsiaTheme="minorEastAsia" w:hAnsiTheme="minorEastAsia"/>
               </w:rPr>
               <w:t>ApplicationName</w:t>
             </w:r>
+            <w:proofErr w:type="spellEnd"/>
           </w:p>
         </w:tc>
         <w:tc>
@@ -39802,12 +39262,14 @@
                 <w:rFonts w:asciiTheme="minorEastAsia" w:eastAsiaTheme="minorEastAsia" w:hAnsiTheme="minorEastAsia" w:hint="eastAsia"/>
               </w:rPr>
             </w:pPr>
+            <w:proofErr w:type="spellStart"/>
             <w:r>
               <w:rPr>
                 <w:rFonts w:asciiTheme="minorEastAsia" w:eastAsiaTheme="minorEastAsia" w:hAnsiTheme="minorEastAsia"/>
               </w:rPr>
               <w:t>ApplicationDesc</w:t>
             </w:r>
+            <w:proofErr w:type="spellEnd"/>
           </w:p>
         </w:tc>
         <w:tc>
@@ -39870,12 +39332,14 @@
                 <w:rFonts w:asciiTheme="minorEastAsia" w:eastAsiaTheme="minorEastAsia" w:hAnsiTheme="minorEastAsia" w:hint="eastAsia"/>
               </w:rPr>
             </w:pPr>
+            <w:proofErr w:type="spellStart"/>
             <w:r>
               <w:rPr>
                 <w:rFonts w:asciiTheme="minorEastAsia" w:eastAsiaTheme="minorEastAsia" w:hAnsiTheme="minorEastAsia"/>
               </w:rPr>
               <w:t>PlsApplication</w:t>
             </w:r>
+            <w:proofErr w:type="spellEnd"/>
           </w:p>
         </w:tc>
         <w:tc>
@@ -40498,12 +39962,14 @@
                 <w:rFonts w:asciiTheme="minorEastAsia" w:eastAsiaTheme="minorEastAsia" w:hAnsiTheme="minorEastAsia" w:hint="eastAsia"/>
               </w:rPr>
             </w:pPr>
+            <w:proofErr w:type="spellStart"/>
             <w:r>
               <w:rPr>
                 <w:rFonts w:asciiTheme="minorEastAsia" w:eastAsiaTheme="minorEastAsia" w:hAnsiTheme="minorEastAsia"/>
               </w:rPr>
               <w:t>PlsApplication</w:t>
             </w:r>
+            <w:proofErr w:type="spellEnd"/>
           </w:p>
         </w:tc>
         <w:tc>
@@ -40516,6 +39982,7 @@
                 <w:rFonts w:asciiTheme="minorEastAsia" w:eastAsiaTheme="minorEastAsia" w:hAnsiTheme="minorEastAsia" w:hint="eastAsia"/>
               </w:rPr>
             </w:pPr>
+            <w:proofErr w:type="spellStart"/>
             <w:r>
               <w:rPr>
                 <w:rFonts w:asciiTheme="minorEastAsia" w:eastAsiaTheme="minorEastAsia" w:hAnsiTheme="minorEastAsia"/>
@@ -40528,6 +39995,7 @@
               </w:rPr>
               <w:t>Code</w:t>
             </w:r>
+            <w:proofErr w:type="spellEnd"/>
           </w:p>
         </w:tc>
         <w:tc>
@@ -40608,12 +40076,14 @@
                 <w:rFonts w:asciiTheme="minorEastAsia" w:eastAsiaTheme="minorEastAsia" w:hAnsiTheme="minorEastAsia" w:hint="eastAsia"/>
               </w:rPr>
             </w:pPr>
+            <w:proofErr w:type="spellStart"/>
             <w:r>
               <w:rPr>
                 <w:rFonts w:asciiTheme="minorEastAsia" w:eastAsiaTheme="minorEastAsia" w:hAnsiTheme="minorEastAsia"/>
               </w:rPr>
               <w:t>ApplicationName</w:t>
             </w:r>
+            <w:proofErr w:type="spellEnd"/>
           </w:p>
         </w:tc>
         <w:tc>
@@ -40694,12 +40164,14 @@
                 <w:rFonts w:asciiTheme="minorEastAsia" w:eastAsiaTheme="minorEastAsia" w:hAnsiTheme="minorEastAsia" w:hint="eastAsia"/>
               </w:rPr>
             </w:pPr>
+            <w:proofErr w:type="spellStart"/>
             <w:r>
               <w:rPr>
                 <w:rFonts w:asciiTheme="minorEastAsia" w:eastAsiaTheme="minorEastAsia" w:hAnsiTheme="minorEastAsia"/>
               </w:rPr>
               <w:t>ApplicationDesc</w:t>
             </w:r>
+            <w:proofErr w:type="spellEnd"/>
           </w:p>
         </w:tc>
         <w:tc>
@@ -40762,12 +40234,14 @@
                 <w:rFonts w:asciiTheme="minorEastAsia" w:eastAsiaTheme="minorEastAsia" w:hAnsiTheme="minorEastAsia" w:hint="eastAsia"/>
               </w:rPr>
             </w:pPr>
+            <w:proofErr w:type="spellStart"/>
             <w:r>
               <w:rPr>
                 <w:rFonts w:asciiTheme="minorEastAsia" w:eastAsiaTheme="minorEastAsia" w:hAnsiTheme="minorEastAsia"/>
               </w:rPr>
               <w:t>PlsApplication</w:t>
             </w:r>
+            <w:proofErr w:type="spellEnd"/>
           </w:p>
         </w:tc>
         <w:tc>
@@ -40780,12 +40254,14 @@
                 <w:rFonts w:asciiTheme="minorEastAsia" w:eastAsiaTheme="minorEastAsia" w:hAnsiTheme="minorEastAsia" w:hint="eastAsia"/>
               </w:rPr>
             </w:pPr>
+            <w:proofErr w:type="spellStart"/>
             <w:r>
               <w:rPr>
                 <w:rFonts w:asciiTheme="minorEastAsia" w:eastAsiaTheme="minorEastAsia" w:hAnsiTheme="minorEastAsia" w:hint="eastAsia"/>
               </w:rPr>
               <w:t>ApplicationICON</w:t>
             </w:r>
+            <w:proofErr w:type="spellEnd"/>
           </w:p>
         </w:tc>
         <w:tc>
@@ -40848,12 +40324,14 @@
                 <w:rFonts w:asciiTheme="minorEastAsia" w:eastAsiaTheme="minorEastAsia" w:hAnsiTheme="minorEastAsia" w:hint="eastAsia"/>
               </w:rPr>
             </w:pPr>
+            <w:proofErr w:type="spellStart"/>
             <w:r>
               <w:rPr>
                 <w:rFonts w:asciiTheme="minorEastAsia" w:eastAsiaTheme="minorEastAsia" w:hAnsiTheme="minorEastAsia"/>
               </w:rPr>
               <w:t>PlsApplication</w:t>
             </w:r>
+            <w:proofErr w:type="spellEnd"/>
           </w:p>
         </w:tc>
         <w:tc>
@@ -41635,12 +41113,14 @@
                 <w:rFonts w:asciiTheme="minorEastAsia" w:eastAsiaTheme="minorEastAsia" w:hAnsiTheme="minorEastAsia" w:hint="eastAsia"/>
               </w:rPr>
             </w:pPr>
+            <w:proofErr w:type="spellStart"/>
             <w:r>
               <w:rPr>
                 <w:rFonts w:asciiTheme="minorEastAsia" w:eastAsiaTheme="minorEastAsia" w:hAnsiTheme="minorEastAsia"/>
               </w:rPr>
               <w:t>PlsFUNCTION</w:t>
             </w:r>
+            <w:proofErr w:type="spellEnd"/>
           </w:p>
         </w:tc>
         <w:tc>
@@ -41653,6 +41133,7 @@
                 <w:rFonts w:asciiTheme="minorEastAsia" w:eastAsiaTheme="minorEastAsia" w:hAnsiTheme="minorEastAsia" w:hint="eastAsia"/>
               </w:rPr>
             </w:pPr>
+            <w:proofErr w:type="spellStart"/>
             <w:r>
               <w:rPr>
                 <w:rFonts w:asciiTheme="minorEastAsia" w:eastAsiaTheme="minorEastAsia" w:hAnsiTheme="minorEastAsia"/>
@@ -41665,6 +41146,7 @@
               </w:rPr>
               <w:t>Code</w:t>
             </w:r>
+            <w:proofErr w:type="spellEnd"/>
           </w:p>
         </w:tc>
         <w:tc>
@@ -41727,12 +41209,14 @@
                 <w:rFonts w:asciiTheme="minorEastAsia" w:eastAsiaTheme="minorEastAsia" w:hAnsiTheme="minorEastAsia" w:hint="eastAsia"/>
               </w:rPr>
             </w:pPr>
+            <w:proofErr w:type="spellStart"/>
             <w:r>
               <w:rPr>
                 <w:rFonts w:asciiTheme="minorEastAsia" w:eastAsiaTheme="minorEastAsia" w:hAnsiTheme="minorEastAsia"/>
               </w:rPr>
               <w:t>PlsFUNCTION_TL</w:t>
             </w:r>
+            <w:proofErr w:type="spellEnd"/>
           </w:p>
         </w:tc>
         <w:tc>
@@ -41745,12 +41229,14 @@
                 <w:rFonts w:asciiTheme="minorEastAsia" w:eastAsiaTheme="minorEastAsia" w:hAnsiTheme="minorEastAsia" w:hint="eastAsia"/>
               </w:rPr>
             </w:pPr>
+            <w:proofErr w:type="spellStart"/>
             <w:r>
               <w:rPr>
                 <w:rFonts w:asciiTheme="minorEastAsia" w:eastAsiaTheme="minorEastAsia" w:hAnsiTheme="minorEastAsia"/>
               </w:rPr>
               <w:t>FUNCTION_Name</w:t>
             </w:r>
+            <w:proofErr w:type="spellEnd"/>
           </w:p>
         </w:tc>
         <w:tc>
@@ -41813,12 +41299,14 @@
                 <w:rFonts w:asciiTheme="minorEastAsia" w:eastAsiaTheme="minorEastAsia" w:hAnsiTheme="minorEastAsia" w:hint="eastAsia"/>
               </w:rPr>
             </w:pPr>
+            <w:proofErr w:type="spellStart"/>
             <w:r>
               <w:rPr>
                 <w:rFonts w:asciiTheme="minorEastAsia" w:eastAsiaTheme="minorEastAsia" w:hAnsiTheme="minorEastAsia"/>
               </w:rPr>
               <w:t>PlsFUNCTION_TL</w:t>
             </w:r>
+            <w:proofErr w:type="spellEnd"/>
           </w:p>
         </w:tc>
         <w:tc>
@@ -41831,12 +41319,14 @@
                 <w:rFonts w:asciiTheme="minorEastAsia" w:eastAsiaTheme="minorEastAsia" w:hAnsiTheme="minorEastAsia" w:hint="eastAsia"/>
               </w:rPr>
             </w:pPr>
+            <w:proofErr w:type="spellStart"/>
             <w:r>
               <w:rPr>
                 <w:rFonts w:asciiTheme="minorEastAsia" w:eastAsiaTheme="minorEastAsia" w:hAnsiTheme="minorEastAsia"/>
               </w:rPr>
               <w:t>FUNCTION_Desc</w:t>
             </w:r>
+            <w:proofErr w:type="spellEnd"/>
           </w:p>
         </w:tc>
         <w:tc>
@@ -41899,12 +41389,14 @@
                 <w:rFonts w:asciiTheme="minorEastAsia" w:eastAsiaTheme="minorEastAsia" w:hAnsiTheme="minorEastAsia" w:hint="eastAsia"/>
               </w:rPr>
             </w:pPr>
+            <w:proofErr w:type="spellStart"/>
             <w:r>
               <w:rPr>
                 <w:rFonts w:asciiTheme="minorEastAsia" w:eastAsiaTheme="minorEastAsia" w:hAnsiTheme="minorEastAsia"/>
               </w:rPr>
               <w:t>PlsFUNCTION</w:t>
             </w:r>
+            <w:proofErr w:type="spellEnd"/>
           </w:p>
         </w:tc>
         <w:tc>
@@ -42532,12 +42024,14 @@
                 <w:rFonts w:asciiTheme="minorEastAsia" w:eastAsiaTheme="minorEastAsia" w:hAnsiTheme="minorEastAsia" w:hint="eastAsia"/>
               </w:rPr>
             </w:pPr>
+            <w:proofErr w:type="spellStart"/>
             <w:r>
               <w:rPr>
                 <w:rFonts w:asciiTheme="minorEastAsia" w:eastAsiaTheme="minorEastAsia" w:hAnsiTheme="minorEastAsia"/>
               </w:rPr>
               <w:t>PlsFUNCTION</w:t>
             </w:r>
+            <w:proofErr w:type="spellEnd"/>
           </w:p>
         </w:tc>
         <w:tc>
@@ -42550,6 +42044,7 @@
                 <w:rFonts w:asciiTheme="minorEastAsia" w:eastAsiaTheme="minorEastAsia" w:hAnsiTheme="minorEastAsia" w:hint="eastAsia"/>
               </w:rPr>
             </w:pPr>
+            <w:proofErr w:type="spellStart"/>
             <w:r>
               <w:rPr>
                 <w:rFonts w:asciiTheme="minorEastAsia" w:eastAsiaTheme="minorEastAsia" w:hAnsiTheme="minorEastAsia"/>
@@ -42562,6 +42057,7 @@
               </w:rPr>
               <w:t>Code</w:t>
             </w:r>
+            <w:proofErr w:type="spellEnd"/>
           </w:p>
         </w:tc>
         <w:tc>
@@ -42624,12 +42120,14 @@
                 <w:rFonts w:asciiTheme="minorEastAsia" w:eastAsiaTheme="minorEastAsia" w:hAnsiTheme="minorEastAsia" w:hint="eastAsia"/>
               </w:rPr>
             </w:pPr>
+            <w:proofErr w:type="spellStart"/>
             <w:r>
               <w:rPr>
                 <w:rFonts w:asciiTheme="minorEastAsia" w:eastAsiaTheme="minorEastAsia" w:hAnsiTheme="minorEastAsia"/>
               </w:rPr>
               <w:t>PlsFUNCTION_TL</w:t>
             </w:r>
+            <w:proofErr w:type="spellEnd"/>
           </w:p>
         </w:tc>
         <w:tc>
@@ -42642,12 +42140,14 @@
                 <w:rFonts w:asciiTheme="minorEastAsia" w:eastAsiaTheme="minorEastAsia" w:hAnsiTheme="minorEastAsia" w:hint="eastAsia"/>
               </w:rPr>
             </w:pPr>
+            <w:proofErr w:type="spellStart"/>
             <w:r>
               <w:rPr>
                 <w:rFonts w:asciiTheme="minorEastAsia" w:eastAsiaTheme="minorEastAsia" w:hAnsiTheme="minorEastAsia"/>
               </w:rPr>
               <w:t>FUNCTION_Name</w:t>
             </w:r>
+            <w:proofErr w:type="spellEnd"/>
           </w:p>
         </w:tc>
         <w:tc>
@@ -42710,12 +42210,14 @@
                 <w:rFonts w:asciiTheme="minorEastAsia" w:eastAsiaTheme="minorEastAsia" w:hAnsiTheme="minorEastAsia" w:hint="eastAsia"/>
               </w:rPr>
             </w:pPr>
+            <w:proofErr w:type="spellStart"/>
             <w:r>
               <w:rPr>
                 <w:rFonts w:asciiTheme="minorEastAsia" w:eastAsiaTheme="minorEastAsia" w:hAnsiTheme="minorEastAsia"/>
               </w:rPr>
               <w:t>PlsFUNCTION_TL</w:t>
             </w:r>
+            <w:proofErr w:type="spellEnd"/>
           </w:p>
         </w:tc>
         <w:tc>
@@ -42728,12 +42230,14 @@
                 <w:rFonts w:asciiTheme="minorEastAsia" w:eastAsiaTheme="minorEastAsia" w:hAnsiTheme="minorEastAsia" w:hint="eastAsia"/>
               </w:rPr>
             </w:pPr>
+            <w:proofErr w:type="spellStart"/>
             <w:r>
               <w:rPr>
                 <w:rFonts w:asciiTheme="minorEastAsia" w:eastAsiaTheme="minorEastAsia" w:hAnsiTheme="minorEastAsia"/>
               </w:rPr>
               <w:t>FUNCTION_Desc</w:t>
             </w:r>
+            <w:proofErr w:type="spellEnd"/>
           </w:p>
         </w:tc>
         <w:tc>
@@ -42796,12 +42300,14 @@
                 <w:rFonts w:asciiTheme="minorEastAsia" w:eastAsiaTheme="minorEastAsia" w:hAnsiTheme="minorEastAsia" w:hint="eastAsia"/>
               </w:rPr>
             </w:pPr>
+            <w:proofErr w:type="spellStart"/>
             <w:r>
               <w:rPr>
                 <w:rFonts w:asciiTheme="minorEastAsia" w:eastAsiaTheme="minorEastAsia" w:hAnsiTheme="minorEastAsia"/>
               </w:rPr>
               <w:t>PlsFUNCTION</w:t>
             </w:r>
+            <w:proofErr w:type="spellEnd"/>
           </w:p>
         </w:tc>
         <w:tc>
@@ -42882,12 +42388,14 @@
                 <w:rFonts w:asciiTheme="minorEastAsia" w:eastAsiaTheme="minorEastAsia" w:hAnsiTheme="minorEastAsia" w:hint="eastAsia"/>
               </w:rPr>
             </w:pPr>
+            <w:proofErr w:type="spellStart"/>
             <w:r>
               <w:rPr>
                 <w:rFonts w:asciiTheme="minorEastAsia" w:eastAsiaTheme="minorEastAsia" w:hAnsiTheme="minorEastAsia"/>
               </w:rPr>
               <w:t>PlsFUNCTION</w:t>
             </w:r>
+            <w:proofErr w:type="spellEnd"/>
           </w:p>
         </w:tc>
         <w:tc>
@@ -42900,12 +42408,14 @@
                 <w:rFonts w:asciiTheme="minorEastAsia" w:eastAsiaTheme="minorEastAsia" w:hAnsiTheme="minorEastAsia" w:hint="eastAsia"/>
               </w:rPr>
             </w:pPr>
+            <w:proofErr w:type="spellStart"/>
             <w:r>
               <w:rPr>
                 <w:rFonts w:asciiTheme="minorEastAsia" w:eastAsiaTheme="minorEastAsia" w:hAnsiTheme="minorEastAsia"/>
               </w:rPr>
               <w:t>FUNCTION_Type</w:t>
             </w:r>
+            <w:proofErr w:type="spellEnd"/>
           </w:p>
         </w:tc>
         <w:tc>
@@ -42974,12 +42484,14 @@
                 <w:rFonts w:asciiTheme="minorEastAsia" w:eastAsiaTheme="minorEastAsia" w:hAnsiTheme="minorEastAsia" w:hint="eastAsia"/>
               </w:rPr>
             </w:pPr>
+            <w:proofErr w:type="spellStart"/>
             <w:r>
               <w:rPr>
                 <w:rFonts w:asciiTheme="minorEastAsia" w:eastAsiaTheme="minorEastAsia" w:hAnsiTheme="minorEastAsia"/>
               </w:rPr>
               <w:t>PlsFUNCTION</w:t>
             </w:r>
+            <w:proofErr w:type="spellEnd"/>
           </w:p>
         </w:tc>
         <w:tc>
@@ -43060,12 +42572,14 @@
                 <w:rFonts w:asciiTheme="minorEastAsia" w:eastAsiaTheme="minorEastAsia" w:hAnsiTheme="minorEastAsia" w:hint="eastAsia"/>
               </w:rPr>
             </w:pPr>
+            <w:proofErr w:type="spellStart"/>
             <w:r>
               <w:rPr>
                 <w:rFonts w:asciiTheme="minorEastAsia" w:eastAsiaTheme="minorEastAsia" w:hAnsiTheme="minorEastAsia"/>
               </w:rPr>
               <w:t>PlsFUNCTION</w:t>
             </w:r>
+            <w:proofErr w:type="spellEnd"/>
           </w:p>
         </w:tc>
         <w:tc>
@@ -43146,12 +42660,14 @@
                 <w:rFonts w:asciiTheme="minorEastAsia" w:eastAsiaTheme="minorEastAsia" w:hAnsiTheme="minorEastAsia" w:hint="eastAsia"/>
               </w:rPr>
             </w:pPr>
+            <w:proofErr w:type="spellStart"/>
             <w:r>
               <w:rPr>
                 <w:rFonts w:asciiTheme="minorEastAsia" w:eastAsiaTheme="minorEastAsia" w:hAnsiTheme="minorEastAsia"/>
               </w:rPr>
               <w:t>PlsFUNCTION</w:t>
             </w:r>
+            <w:proofErr w:type="spellEnd"/>
           </w:p>
         </w:tc>
         <w:tc>

--- a/Docs/Thea - MySql.docx
+++ b/Docs/Thea - MySql.docx
@@ -882,14 +882,12 @@
               </w:rPr>
               <w:t>新增</w:t>
             </w:r>
-            <w:proofErr w:type="spellStart"/>
             <w:r>
               <w:rPr>
                 <w:rFonts w:asciiTheme="minorEastAsia" w:eastAsiaTheme="minorEastAsia" w:hAnsiTheme="minorEastAsia"/>
               </w:rPr>
               <w:t>sys_file</w:t>
             </w:r>
-            <w:proofErr w:type="spellEnd"/>
             <w:r>
               <w:rPr>
                 <w:rFonts w:asciiTheme="minorEastAsia" w:eastAsiaTheme="minorEastAsia" w:hAnsiTheme="minorEastAsia" w:hint="eastAsia"/>
@@ -991,7 +989,6 @@
                 <w:szCs w:val="16"/>
               </w:rPr>
             </w:pPr>
-            <w:proofErr w:type="spellStart"/>
             <w:r>
               <w:rPr>
                 <w:rFonts w:asciiTheme="minorEastAsia" w:eastAsiaTheme="minorEastAsia" w:hAnsiTheme="minorEastAsia" w:hint="eastAsia"/>
@@ -1012,7 +1009,6 @@
               </w:rPr>
               <w:t>page</w:t>
             </w:r>
-            <w:proofErr w:type="spellEnd"/>
             <w:r>
               <w:rPr>
                 <w:rFonts w:asciiTheme="minorEastAsia" w:eastAsiaTheme="minorEastAsia" w:hAnsiTheme="minorEastAsia" w:hint="eastAsia"/>
@@ -10101,14 +10097,12 @@
           <w:rFonts w:asciiTheme="minorEastAsia" w:eastAsiaTheme="minorEastAsia" w:hAnsiTheme="minorEastAsia" w:hint="eastAsia"/>
         </w:rPr>
       </w:pPr>
-      <w:proofErr w:type="spellStart"/>
       <w:r>
         <w:rPr>
           <w:rFonts w:asciiTheme="minorEastAsia" w:eastAsiaTheme="minorEastAsia" w:hAnsiTheme="minorEastAsia" w:hint="eastAsia"/>
         </w:rPr>
         <w:t>sys_user</w:t>
       </w:r>
-      <w:proofErr w:type="spellEnd"/>
     </w:p>
     <w:tbl>
       <w:tblPr>
@@ -10161,7 +10155,6 @@
                 <w:rFonts w:asciiTheme="minorEastAsia" w:eastAsiaTheme="minorEastAsia" w:hAnsiTheme="minorEastAsia" w:hint="eastAsia"/>
               </w:rPr>
             </w:pPr>
-            <w:proofErr w:type="spellStart"/>
             <w:r>
               <w:rPr>
                 <w:rFonts w:asciiTheme="minorEastAsia" w:eastAsiaTheme="minorEastAsia" w:hAnsiTheme="minorEastAsia" w:hint="eastAsia"/>
@@ -10174,7 +10167,6 @@
               </w:rPr>
               <w:t>user</w:t>
             </w:r>
-            <w:proofErr w:type="spellEnd"/>
           </w:p>
         </w:tc>
       </w:tr>
@@ -10275,7 +10267,6 @@
                 <w:rFonts w:asciiTheme="minorEastAsia" w:eastAsiaTheme="minorEastAsia" w:hAnsiTheme="minorEastAsia" w:hint="eastAsia"/>
               </w:rPr>
             </w:pPr>
-            <w:proofErr w:type="spellStart"/>
             <w:r>
               <w:rPr>
                 <w:rFonts w:asciiTheme="minorEastAsia" w:eastAsiaTheme="minorEastAsia" w:hAnsiTheme="minorEastAsia" w:hint="eastAsia"/>
@@ -10294,7 +10285,6 @@
               </w:rPr>
               <w:t>d</w:t>
             </w:r>
-            <w:proofErr w:type="spellEnd"/>
           </w:p>
         </w:tc>
         <w:tc>
@@ -10564,7 +10554,6 @@
                 <w:rFonts w:asciiTheme="minorEastAsia" w:eastAsiaTheme="minorEastAsia" w:hAnsiTheme="minorEastAsia" w:hint="eastAsia"/>
               </w:rPr>
             </w:pPr>
-            <w:proofErr w:type="spellStart"/>
             <w:r>
               <w:rPr>
                 <w:rFonts w:asciiTheme="minorEastAsia" w:eastAsiaTheme="minorEastAsia" w:hAnsiTheme="minorEastAsia" w:hint="eastAsia"/>
@@ -10577,7 +10566,6 @@
               </w:rPr>
               <w:t>_id</w:t>
             </w:r>
-            <w:proofErr w:type="spellEnd"/>
           </w:p>
         </w:tc>
         <w:tc>
@@ -10677,14 +10665,12 @@
                 <w:rFonts w:asciiTheme="minorEastAsia" w:eastAsiaTheme="minorEastAsia" w:hAnsiTheme="minorEastAsia" w:hint="eastAsia"/>
               </w:rPr>
             </w:pPr>
-            <w:proofErr w:type="spellStart"/>
             <w:r>
               <w:rPr>
                 <w:rFonts w:asciiTheme="minorEastAsia" w:eastAsiaTheme="minorEastAsia" w:hAnsiTheme="minorEastAsia" w:hint="eastAsia"/>
               </w:rPr>
               <w:t>user_name</w:t>
             </w:r>
-            <w:proofErr w:type="spellEnd"/>
           </w:p>
         </w:tc>
         <w:tc>
@@ -11093,7 +11079,6 @@
                 <w:rFonts w:asciiTheme="minorEastAsia" w:eastAsiaTheme="minorEastAsia" w:hAnsiTheme="minorEastAsia" w:hint="eastAsia"/>
               </w:rPr>
             </w:pPr>
-            <w:proofErr w:type="spellStart"/>
             <w:r>
               <w:rPr>
                 <w:rFonts w:asciiTheme="minorEastAsia" w:eastAsiaTheme="minorEastAsia" w:hAnsiTheme="minorEastAsia" w:cs="新宋体" w:hint="eastAsia"/>
@@ -11101,7 +11086,6 @@
               </w:rPr>
               <w:t>tenant_id</w:t>
             </w:r>
-            <w:proofErr w:type="spellEnd"/>
           </w:p>
         </w:tc>
         <w:tc>
@@ -11388,14 +11372,12 @@
                 <w:rFonts w:asciiTheme="minorEastAsia" w:eastAsiaTheme="minorEastAsia" w:hAnsiTheme="minorEastAsia" w:hint="eastAsia"/>
               </w:rPr>
             </w:pPr>
-            <w:proofErr w:type="spellStart"/>
             <w:r>
               <w:rPr>
                 <w:rFonts w:asciiTheme="minorEastAsia" w:eastAsiaTheme="minorEastAsia" w:hAnsiTheme="minorEastAsia" w:hint="eastAsia"/>
               </w:rPr>
               <w:t>birth_date</w:t>
             </w:r>
-            <w:proofErr w:type="spellEnd"/>
           </w:p>
         </w:tc>
         <w:tc>
@@ -11582,7 +11564,6 @@
                 <w:rFonts w:asciiTheme="minorEastAsia" w:eastAsiaTheme="minorEastAsia" w:hAnsiTheme="minorEastAsia" w:hint="eastAsia"/>
               </w:rPr>
             </w:pPr>
-            <w:proofErr w:type="spellStart"/>
             <w:r>
               <w:rPr>
                 <w:rFonts w:asciiTheme="minorEastAsia" w:eastAsiaTheme="minorEastAsia" w:hAnsiTheme="minorEastAsia" w:hint="eastAsia"/>
@@ -11601,7 +11582,6 @@
               </w:rPr>
               <w:t>ar_url</w:t>
             </w:r>
-            <w:proofErr w:type="spellEnd"/>
           </w:p>
         </w:tc>
         <w:tc>
@@ -11701,14 +11681,12 @@
                 <w:rFonts w:asciiTheme="minorEastAsia" w:eastAsiaTheme="minorEastAsia" w:hAnsiTheme="minorEastAsia" w:hint="eastAsia"/>
               </w:rPr>
             </w:pPr>
-            <w:proofErr w:type="spellStart"/>
             <w:r>
               <w:rPr>
                 <w:rFonts w:asciiTheme="minorEastAsia" w:eastAsiaTheme="minorEastAsia" w:hAnsiTheme="minorEastAsia" w:hint="eastAsia"/>
               </w:rPr>
               <w:t>locked_end</w:t>
             </w:r>
-            <w:proofErr w:type="spellEnd"/>
           </w:p>
         </w:tc>
         <w:tc>
@@ -11899,14 +11877,12 @@
               </w:rPr>
               <w:t>[参]</w:t>
             </w:r>
-            <w:proofErr w:type="spellStart"/>
             <w:r>
               <w:rPr>
                 <w:rFonts w:asciiTheme="minorEastAsia" w:eastAsiaTheme="minorEastAsia" w:hAnsiTheme="minorEastAsia" w:hint="eastAsia"/>
               </w:rPr>
               <w:t>DataStatus</w:t>
             </w:r>
-            <w:proofErr w:type="spellEnd"/>
           </w:p>
         </w:tc>
       </w:tr>
@@ -11921,14 +11897,12 @@
                 <w:rFonts w:asciiTheme="minorEastAsia" w:eastAsiaTheme="minorEastAsia" w:hAnsiTheme="minorEastAsia" w:hint="eastAsia"/>
               </w:rPr>
             </w:pPr>
-            <w:proofErr w:type="spellStart"/>
             <w:r>
               <w:rPr>
                 <w:rFonts w:asciiTheme="minorEastAsia" w:eastAsiaTheme="minorEastAsia" w:hAnsiTheme="minorEastAsia" w:hint="eastAsia"/>
               </w:rPr>
               <w:t>created_by</w:t>
             </w:r>
-            <w:proofErr w:type="spellEnd"/>
           </w:p>
         </w:tc>
         <w:tc>
@@ -12022,14 +11996,12 @@
                 <w:rFonts w:asciiTheme="minorEastAsia" w:eastAsiaTheme="minorEastAsia" w:hAnsiTheme="minorEastAsia" w:hint="eastAsia"/>
               </w:rPr>
             </w:pPr>
-            <w:proofErr w:type="spellStart"/>
             <w:r>
               <w:rPr>
                 <w:rFonts w:asciiTheme="minorEastAsia" w:eastAsiaTheme="minorEastAsia" w:hAnsiTheme="minorEastAsia" w:hint="eastAsia"/>
               </w:rPr>
               <w:t>created_at</w:t>
             </w:r>
-            <w:proofErr w:type="spellEnd"/>
           </w:p>
         </w:tc>
         <w:tc>
@@ -12129,14 +12101,12 @@
                 <w:rFonts w:asciiTheme="minorEastAsia" w:eastAsiaTheme="minorEastAsia" w:hAnsiTheme="minorEastAsia" w:hint="eastAsia"/>
               </w:rPr>
             </w:pPr>
-            <w:proofErr w:type="spellStart"/>
             <w:r>
               <w:rPr>
                 <w:rFonts w:asciiTheme="minorEastAsia" w:eastAsiaTheme="minorEastAsia" w:hAnsiTheme="minorEastAsia" w:hint="eastAsia"/>
               </w:rPr>
               <w:t>updated_by</w:t>
             </w:r>
-            <w:proofErr w:type="spellEnd"/>
           </w:p>
         </w:tc>
         <w:tc>
@@ -12230,14 +12200,12 @@
                 <w:rFonts w:asciiTheme="minorEastAsia" w:eastAsiaTheme="minorEastAsia" w:hAnsiTheme="minorEastAsia" w:hint="eastAsia"/>
               </w:rPr>
             </w:pPr>
-            <w:proofErr w:type="spellStart"/>
             <w:r>
               <w:rPr>
                 <w:rFonts w:asciiTheme="minorEastAsia" w:eastAsiaTheme="minorEastAsia" w:hAnsiTheme="minorEastAsia" w:hint="eastAsia"/>
               </w:rPr>
               <w:t>updated_at</w:t>
             </w:r>
-            <w:proofErr w:type="spellEnd"/>
           </w:p>
         </w:tc>
         <w:tc>
@@ -12338,14 +12306,12 @@
           <w:rFonts w:asciiTheme="minorEastAsia" w:eastAsiaTheme="minorEastAsia" w:hAnsiTheme="minorEastAsia" w:hint="eastAsia"/>
         </w:rPr>
       </w:pPr>
-      <w:proofErr w:type="spellStart"/>
       <w:r>
         <w:rPr>
           <w:rFonts w:asciiTheme="minorEastAsia" w:eastAsiaTheme="minorEastAsia" w:hAnsiTheme="minorEastAsia" w:hint="eastAsia"/>
         </w:rPr>
         <w:t>sys_role</w:t>
       </w:r>
-      <w:proofErr w:type="spellEnd"/>
     </w:p>
     <w:tbl>
       <w:tblPr>
@@ -12398,14 +12364,12 @@
                 <w:rFonts w:asciiTheme="minorEastAsia" w:eastAsiaTheme="minorEastAsia" w:hAnsiTheme="minorEastAsia" w:hint="eastAsia"/>
               </w:rPr>
             </w:pPr>
-            <w:proofErr w:type="spellStart"/>
             <w:r>
               <w:rPr>
                 <w:rFonts w:asciiTheme="minorEastAsia" w:eastAsiaTheme="minorEastAsia" w:hAnsiTheme="minorEastAsia" w:hint="eastAsia"/>
               </w:rPr>
               <w:t>sys_role</w:t>
             </w:r>
-            <w:proofErr w:type="spellEnd"/>
           </w:p>
         </w:tc>
       </w:tr>
@@ -12494,7 +12458,6 @@
                 <w:rFonts w:asciiTheme="minorEastAsia" w:eastAsiaTheme="minorEastAsia" w:hAnsiTheme="minorEastAsia" w:hint="eastAsia"/>
               </w:rPr>
             </w:pPr>
-            <w:proofErr w:type="spellStart"/>
             <w:r>
               <w:rPr>
                 <w:rFonts w:asciiTheme="minorEastAsia" w:eastAsiaTheme="minorEastAsia" w:hAnsiTheme="minorEastAsia" w:hint="eastAsia"/>
@@ -12519,7 +12482,6 @@
               </w:rPr>
               <w:t>d</w:t>
             </w:r>
-            <w:proofErr w:type="spellEnd"/>
           </w:p>
         </w:tc>
         <w:tc>
@@ -12789,7 +12751,6 @@
                 <w:rFonts w:asciiTheme="minorEastAsia" w:eastAsiaTheme="minorEastAsia" w:hAnsiTheme="minorEastAsia" w:hint="eastAsia"/>
               </w:rPr>
             </w:pPr>
-            <w:proofErr w:type="spellStart"/>
             <w:r>
               <w:rPr>
                 <w:rFonts w:asciiTheme="minorEastAsia" w:eastAsiaTheme="minorEastAsia" w:hAnsiTheme="minorEastAsia" w:hint="eastAsia"/>
@@ -12808,7 +12769,6 @@
               </w:rPr>
               <w:t>_id</w:t>
             </w:r>
-            <w:proofErr w:type="spellEnd"/>
           </w:p>
         </w:tc>
         <w:tc>
@@ -12908,7 +12868,6 @@
                 <w:rFonts w:asciiTheme="minorEastAsia" w:eastAsiaTheme="minorEastAsia" w:hAnsiTheme="minorEastAsia" w:hint="eastAsia"/>
               </w:rPr>
             </w:pPr>
-            <w:proofErr w:type="spellStart"/>
             <w:r>
               <w:rPr>
                 <w:rFonts w:asciiTheme="minorEastAsia" w:eastAsiaTheme="minorEastAsia" w:hAnsiTheme="minorEastAsia" w:hint="eastAsia"/>
@@ -12927,7 +12886,6 @@
               </w:rPr>
               <w:t>_name</w:t>
             </w:r>
-            <w:proofErr w:type="spellEnd"/>
           </w:p>
         </w:tc>
         <w:tc>
@@ -13033,14 +12991,12 @@
                 <w:rFonts w:asciiTheme="minorEastAsia" w:eastAsiaTheme="minorEastAsia" w:hAnsiTheme="minorEastAsia" w:hint="eastAsia"/>
               </w:rPr>
             </w:pPr>
-            <w:proofErr w:type="spellStart"/>
             <w:r>
               <w:rPr>
                 <w:rFonts w:asciiTheme="minorEastAsia" w:eastAsiaTheme="minorEastAsia" w:hAnsiTheme="minorEastAsia" w:hint="eastAsia"/>
               </w:rPr>
               <w:t>is_enabled</w:t>
             </w:r>
-            <w:proofErr w:type="spellEnd"/>
           </w:p>
         </w:tc>
         <w:tc>
@@ -13140,14 +13096,12 @@
                 <w:rFonts w:asciiTheme="minorEastAsia" w:eastAsiaTheme="minorEastAsia" w:hAnsiTheme="minorEastAsia" w:hint="eastAsia"/>
               </w:rPr>
             </w:pPr>
-            <w:proofErr w:type="spellStart"/>
             <w:r>
               <w:rPr>
                 <w:rFonts w:asciiTheme="minorEastAsia" w:eastAsiaTheme="minorEastAsia" w:hAnsiTheme="minorEastAsia" w:hint="eastAsia"/>
               </w:rPr>
               <w:t>created_by</w:t>
             </w:r>
-            <w:proofErr w:type="spellEnd"/>
           </w:p>
         </w:tc>
         <w:tc>
@@ -13241,14 +13195,12 @@
                 <w:rFonts w:asciiTheme="minorEastAsia" w:eastAsiaTheme="minorEastAsia" w:hAnsiTheme="minorEastAsia" w:hint="eastAsia"/>
               </w:rPr>
             </w:pPr>
-            <w:proofErr w:type="spellStart"/>
             <w:r>
               <w:rPr>
                 <w:rFonts w:asciiTheme="minorEastAsia" w:eastAsiaTheme="minorEastAsia" w:hAnsiTheme="minorEastAsia" w:hint="eastAsia"/>
               </w:rPr>
               <w:t>created_at</w:t>
             </w:r>
-            <w:proofErr w:type="spellEnd"/>
           </w:p>
         </w:tc>
         <w:tc>
@@ -13348,14 +13300,12 @@
                 <w:rFonts w:asciiTheme="minorEastAsia" w:eastAsiaTheme="minorEastAsia" w:hAnsiTheme="minorEastAsia" w:hint="eastAsia"/>
               </w:rPr>
             </w:pPr>
-            <w:proofErr w:type="spellStart"/>
             <w:r>
               <w:rPr>
                 <w:rFonts w:asciiTheme="minorEastAsia" w:eastAsiaTheme="minorEastAsia" w:hAnsiTheme="minorEastAsia" w:hint="eastAsia"/>
               </w:rPr>
               <w:t>updated_by</w:t>
             </w:r>
-            <w:proofErr w:type="spellEnd"/>
           </w:p>
         </w:tc>
         <w:tc>
@@ -13449,14 +13399,12 @@
                 <w:rFonts w:asciiTheme="minorEastAsia" w:eastAsiaTheme="minorEastAsia" w:hAnsiTheme="minorEastAsia" w:hint="eastAsia"/>
               </w:rPr>
             </w:pPr>
-            <w:proofErr w:type="spellStart"/>
             <w:r>
               <w:rPr>
                 <w:rFonts w:asciiTheme="minorEastAsia" w:eastAsiaTheme="minorEastAsia" w:hAnsiTheme="minorEastAsia" w:hint="eastAsia"/>
               </w:rPr>
               <w:t>updated_at</w:t>
             </w:r>
-            <w:proofErr w:type="spellEnd"/>
           </w:p>
         </w:tc>
         <w:tc>
@@ -13557,7 +13505,6 @@
           <w:rFonts w:asciiTheme="minorEastAsia" w:eastAsiaTheme="minorEastAsia" w:hAnsiTheme="minorEastAsia" w:hint="eastAsia"/>
         </w:rPr>
       </w:pPr>
-      <w:proofErr w:type="spellStart"/>
       <w:r>
         <w:rPr>
           <w:rFonts w:asciiTheme="minorEastAsia" w:eastAsiaTheme="minorEastAsia" w:hAnsiTheme="minorEastAsia" w:hint="eastAsia"/>
@@ -13570,7 +13517,6 @@
         </w:rPr>
         <w:t>user_role</w:t>
       </w:r>
-      <w:proofErr w:type="spellEnd"/>
     </w:p>
     <w:tbl>
       <w:tblPr>
@@ -13623,7 +13569,6 @@
                 <w:rFonts w:asciiTheme="minorEastAsia" w:eastAsiaTheme="minorEastAsia" w:hAnsiTheme="minorEastAsia" w:hint="eastAsia"/>
               </w:rPr>
             </w:pPr>
-            <w:proofErr w:type="spellStart"/>
             <w:r>
               <w:rPr>
                 <w:rFonts w:asciiTheme="minorEastAsia" w:eastAsiaTheme="minorEastAsia" w:hAnsiTheme="minorEastAsia" w:hint="eastAsia"/>
@@ -13648,7 +13593,6 @@
               </w:rPr>
               <w:t>ole</w:t>
             </w:r>
-            <w:proofErr w:type="spellEnd"/>
           </w:p>
         </w:tc>
       </w:tr>
@@ -13749,7 +13693,6 @@
                 <w:rFonts w:asciiTheme="minorEastAsia" w:eastAsiaTheme="minorEastAsia" w:hAnsiTheme="minorEastAsia" w:hint="eastAsia"/>
               </w:rPr>
             </w:pPr>
-            <w:proofErr w:type="spellStart"/>
             <w:r>
               <w:rPr>
                 <w:rFonts w:asciiTheme="minorEastAsia" w:eastAsiaTheme="minorEastAsia" w:hAnsiTheme="minorEastAsia" w:hint="eastAsia"/>
@@ -13774,7 +13717,6 @@
               </w:rPr>
               <w:t>,role_id</w:t>
             </w:r>
-            <w:proofErr w:type="spellEnd"/>
           </w:p>
         </w:tc>
         <w:tc>
@@ -14044,7 +13986,6 @@
                 <w:rFonts w:asciiTheme="minorEastAsia" w:eastAsiaTheme="minorEastAsia" w:hAnsiTheme="minorEastAsia" w:hint="eastAsia"/>
               </w:rPr>
             </w:pPr>
-            <w:proofErr w:type="spellStart"/>
             <w:r>
               <w:rPr>
                 <w:rFonts w:asciiTheme="minorEastAsia" w:eastAsiaTheme="minorEastAsia" w:hAnsiTheme="minorEastAsia" w:hint="eastAsia"/>
@@ -14057,7 +13998,6 @@
               </w:rPr>
               <w:t>_id</w:t>
             </w:r>
-            <w:proofErr w:type="spellEnd"/>
           </w:p>
         </w:tc>
         <w:tc>
@@ -14151,14 +14091,12 @@
                 <w:rFonts w:asciiTheme="minorEastAsia" w:eastAsiaTheme="minorEastAsia" w:hAnsiTheme="minorEastAsia" w:hint="eastAsia"/>
               </w:rPr>
             </w:pPr>
-            <w:proofErr w:type="spellStart"/>
             <w:r>
               <w:rPr>
                 <w:rFonts w:asciiTheme="minorEastAsia" w:eastAsiaTheme="minorEastAsia" w:hAnsiTheme="minorEastAsia" w:hint="eastAsia"/>
               </w:rPr>
               <w:t>role_id</w:t>
             </w:r>
-            <w:proofErr w:type="spellEnd"/>
           </w:p>
         </w:tc>
         <w:tc>
@@ -14252,14 +14190,12 @@
                 <w:rFonts w:asciiTheme="minorEastAsia" w:eastAsiaTheme="minorEastAsia" w:hAnsiTheme="minorEastAsia" w:hint="eastAsia"/>
               </w:rPr>
             </w:pPr>
-            <w:proofErr w:type="spellStart"/>
             <w:r>
               <w:rPr>
                 <w:rFonts w:asciiTheme="minorEastAsia" w:eastAsiaTheme="minorEastAsia" w:hAnsiTheme="minorEastAsia" w:hint="eastAsia"/>
               </w:rPr>
               <w:t>updated_by</w:t>
             </w:r>
-            <w:proofErr w:type="spellEnd"/>
           </w:p>
         </w:tc>
         <w:tc>
@@ -14353,14 +14289,12 @@
                 <w:rFonts w:asciiTheme="minorEastAsia" w:eastAsiaTheme="minorEastAsia" w:hAnsiTheme="minorEastAsia" w:hint="eastAsia"/>
               </w:rPr>
             </w:pPr>
-            <w:proofErr w:type="spellStart"/>
             <w:r>
               <w:rPr>
                 <w:rFonts w:asciiTheme="minorEastAsia" w:eastAsiaTheme="minorEastAsia" w:hAnsiTheme="minorEastAsia" w:hint="eastAsia"/>
               </w:rPr>
               <w:t>updated_at</w:t>
             </w:r>
-            <w:proofErr w:type="spellEnd"/>
           </w:p>
         </w:tc>
         <w:tc>
@@ -14461,14 +14395,12 @@
           <w:rFonts w:asciiTheme="minorEastAsia" w:eastAsiaTheme="minorEastAsia" w:hAnsiTheme="minorEastAsia" w:hint="eastAsia"/>
         </w:rPr>
       </w:pPr>
-      <w:proofErr w:type="spellStart"/>
       <w:r>
         <w:rPr>
           <w:rFonts w:asciiTheme="minorEastAsia" w:eastAsiaTheme="minorEastAsia" w:hAnsiTheme="minorEastAsia" w:hint="eastAsia"/>
         </w:rPr>
         <w:t>sys_resource</w:t>
       </w:r>
-      <w:proofErr w:type="spellEnd"/>
     </w:p>
     <w:tbl>
       <w:tblPr>
@@ -14521,14 +14453,12 @@
                 <w:rFonts w:asciiTheme="minorEastAsia" w:eastAsiaTheme="minorEastAsia" w:hAnsiTheme="minorEastAsia" w:hint="eastAsia"/>
               </w:rPr>
             </w:pPr>
-            <w:proofErr w:type="spellStart"/>
             <w:r>
               <w:rPr>
                 <w:rFonts w:asciiTheme="minorEastAsia" w:eastAsiaTheme="minorEastAsia" w:hAnsiTheme="minorEastAsia" w:hint="eastAsia"/>
               </w:rPr>
               <w:t>sys_resource</w:t>
             </w:r>
-            <w:proofErr w:type="spellEnd"/>
           </w:p>
         </w:tc>
       </w:tr>
@@ -14629,7 +14559,6 @@
                 <w:rFonts w:asciiTheme="minorEastAsia" w:eastAsiaTheme="minorEastAsia" w:hAnsiTheme="minorEastAsia" w:hint="eastAsia"/>
               </w:rPr>
             </w:pPr>
-            <w:proofErr w:type="spellStart"/>
             <w:r>
               <w:rPr>
                 <w:rFonts w:asciiTheme="minorEastAsia" w:eastAsiaTheme="minorEastAsia" w:hAnsiTheme="minorEastAsia" w:hint="eastAsia"/>
@@ -14642,7 +14571,6 @@
               </w:rPr>
               <w:t>d</w:t>
             </w:r>
-            <w:proofErr w:type="spellEnd"/>
           </w:p>
         </w:tc>
         <w:tc>
@@ -14912,14 +14840,12 @@
                 <w:rFonts w:asciiTheme="minorEastAsia" w:eastAsiaTheme="minorEastAsia" w:hAnsiTheme="minorEastAsia" w:hint="eastAsia"/>
               </w:rPr>
             </w:pPr>
-            <w:proofErr w:type="spellStart"/>
             <w:r>
               <w:rPr>
                 <w:rFonts w:asciiTheme="minorEastAsia" w:eastAsiaTheme="minorEastAsia" w:hAnsiTheme="minorEastAsia" w:hint="eastAsia"/>
               </w:rPr>
               <w:t>resource_id</w:t>
             </w:r>
-            <w:proofErr w:type="spellEnd"/>
           </w:p>
         </w:tc>
         <w:tc>
@@ -15019,14 +14945,12 @@
                 <w:rFonts w:asciiTheme="minorEastAsia" w:eastAsiaTheme="minorEastAsia" w:hAnsiTheme="minorEastAsia" w:hint="eastAsia"/>
               </w:rPr>
             </w:pPr>
-            <w:proofErr w:type="spellStart"/>
             <w:r>
               <w:rPr>
                 <w:rFonts w:asciiTheme="minorEastAsia" w:eastAsiaTheme="minorEastAsia" w:hAnsiTheme="minorEastAsia" w:hint="eastAsia"/>
               </w:rPr>
               <w:t>resource_name</w:t>
             </w:r>
-            <w:proofErr w:type="spellEnd"/>
           </w:p>
         </w:tc>
         <w:tc>
@@ -15114,7 +15038,6 @@
                 <w:rFonts w:asciiTheme="minorEastAsia" w:eastAsiaTheme="minorEastAsia" w:hAnsiTheme="minorEastAsia" w:hint="eastAsia"/>
               </w:rPr>
             </w:pPr>
-            <w:proofErr w:type="spellStart"/>
             <w:r>
               <w:rPr>
                 <w:rFonts w:asciiTheme="minorEastAsia" w:eastAsiaTheme="minorEastAsia" w:hAnsiTheme="minorEastAsia" w:hint="eastAsia"/>
@@ -15127,7 +15050,6 @@
               </w:rPr>
               <w:t>esource_type</w:t>
             </w:r>
-            <w:proofErr w:type="spellEnd"/>
           </w:p>
         </w:tc>
         <w:tc>
@@ -15282,14 +15204,12 @@
                 <w:rFonts w:asciiTheme="minorEastAsia" w:eastAsiaTheme="minorEastAsia" w:hAnsiTheme="minorEastAsia" w:hint="eastAsia"/>
               </w:rPr>
             </w:pPr>
-            <w:proofErr w:type="spellStart"/>
             <w:r>
               <w:rPr>
                 <w:rFonts w:asciiTheme="minorEastAsia" w:eastAsiaTheme="minorEastAsia" w:hAnsiTheme="minorEastAsia" w:hint="eastAsia"/>
               </w:rPr>
               <w:t>parent_id</w:t>
             </w:r>
-            <w:proofErr w:type="spellEnd"/>
           </w:p>
         </w:tc>
         <w:tc>
@@ -15377,14 +15297,12 @@
                 <w:rFonts w:asciiTheme="minorEastAsia" w:eastAsiaTheme="minorEastAsia" w:hAnsiTheme="minorEastAsia" w:hint="eastAsia"/>
               </w:rPr>
             </w:pPr>
-            <w:proofErr w:type="spellStart"/>
             <w:r>
               <w:rPr>
                 <w:rFonts w:asciiTheme="minorEastAsia" w:eastAsiaTheme="minorEastAsia" w:hAnsiTheme="minorEastAsia" w:hint="eastAsia"/>
               </w:rPr>
               <w:t>is_link</w:t>
             </w:r>
-            <w:proofErr w:type="spellEnd"/>
           </w:p>
         </w:tc>
         <w:tc>
@@ -15472,14 +15390,12 @@
                 <w:rFonts w:asciiTheme="minorEastAsia" w:eastAsiaTheme="minorEastAsia" w:hAnsiTheme="minorEastAsia" w:hint="eastAsia"/>
               </w:rPr>
             </w:pPr>
-            <w:proofErr w:type="spellStart"/>
             <w:r>
               <w:rPr>
                 <w:rFonts w:asciiTheme="minorEastAsia" w:eastAsiaTheme="minorEastAsia" w:hAnsiTheme="minorEastAsia" w:hint="eastAsia"/>
               </w:rPr>
               <w:t>route_url</w:t>
             </w:r>
-            <w:proofErr w:type="spellEnd"/>
           </w:p>
         </w:tc>
         <w:tc>
@@ -15579,7 +15495,6 @@
                 <w:rFonts w:asciiTheme="minorEastAsia" w:eastAsiaTheme="minorEastAsia" w:hAnsiTheme="minorEastAsia" w:hint="eastAsia"/>
               </w:rPr>
             </w:pPr>
-            <w:proofErr w:type="spellStart"/>
             <w:r>
               <w:rPr>
                 <w:rFonts w:asciiTheme="minorEastAsia" w:eastAsiaTheme="minorEastAsia" w:hAnsiTheme="minorEastAsia" w:hint="eastAsia"/>
@@ -15598,7 +15513,6 @@
               </w:rPr>
               <w:t>url</w:t>
             </w:r>
-            <w:proofErr w:type="spellEnd"/>
           </w:p>
         </w:tc>
         <w:tc>
@@ -15809,14 +15723,12 @@
                 <w:rFonts w:asciiTheme="minorEastAsia" w:eastAsiaTheme="minorEastAsia" w:hAnsiTheme="minorEastAsia" w:hint="eastAsia"/>
               </w:rPr>
             </w:pPr>
-            <w:proofErr w:type="spellStart"/>
             <w:r>
               <w:rPr>
                 <w:rFonts w:asciiTheme="minorEastAsia" w:eastAsiaTheme="minorEastAsia" w:hAnsiTheme="minorEastAsia" w:hint="eastAsia"/>
               </w:rPr>
               <w:t>is_full</w:t>
             </w:r>
-            <w:proofErr w:type="spellEnd"/>
           </w:p>
         </w:tc>
         <w:tc>
@@ -15910,7 +15822,6 @@
                 <w:rFonts w:asciiTheme="minorEastAsia" w:eastAsiaTheme="minorEastAsia" w:hAnsiTheme="minorEastAsia" w:hint="eastAsia"/>
               </w:rPr>
             </w:pPr>
-            <w:proofErr w:type="spellStart"/>
             <w:r>
               <w:rPr>
                 <w:rFonts w:asciiTheme="minorEastAsia" w:eastAsiaTheme="minorEastAsia" w:hAnsiTheme="minorEastAsia" w:hint="eastAsia"/>
@@ -15923,7 +15834,6 @@
               </w:rPr>
               <w:t>ffix</w:t>
             </w:r>
-            <w:proofErr w:type="spellEnd"/>
           </w:p>
         </w:tc>
         <w:tc>
@@ -16111,7 +16021,6 @@
                 <w:rFonts w:asciiTheme="minorEastAsia" w:eastAsiaTheme="minorEastAsia" w:hAnsiTheme="minorEastAsia" w:hint="eastAsia"/>
               </w:rPr>
             </w:pPr>
-            <w:proofErr w:type="spellStart"/>
             <w:r>
               <w:rPr>
                 <w:rFonts w:asciiTheme="minorEastAsia" w:eastAsiaTheme="minorEastAsia" w:hAnsiTheme="minorEastAsia" w:hint="eastAsia"/>
@@ -16136,7 +16045,6 @@
               </w:rPr>
               <w:t>nabled</w:t>
             </w:r>
-            <w:proofErr w:type="spellEnd"/>
           </w:p>
         </w:tc>
         <w:tc>
@@ -16236,7 +16144,6 @@
                 <w:rFonts w:asciiTheme="minorEastAsia" w:eastAsiaTheme="minorEastAsia" w:hAnsiTheme="minorEastAsia" w:hint="eastAsia"/>
               </w:rPr>
             </w:pPr>
-            <w:proofErr w:type="spellStart"/>
             <w:r>
               <w:rPr>
                 <w:rFonts w:asciiTheme="minorEastAsia" w:eastAsiaTheme="minorEastAsia" w:hAnsiTheme="minorEastAsia" w:hint="eastAsia"/>
@@ -16261,7 +16168,6 @@
               </w:rPr>
               <w:t>y</w:t>
             </w:r>
-            <w:proofErr w:type="spellEnd"/>
           </w:p>
         </w:tc>
         <w:tc>
@@ -16355,7 +16261,6 @@
                 <w:rFonts w:asciiTheme="minorEastAsia" w:eastAsiaTheme="minorEastAsia" w:hAnsiTheme="minorEastAsia" w:hint="eastAsia"/>
               </w:rPr>
             </w:pPr>
-            <w:proofErr w:type="spellStart"/>
             <w:r>
               <w:rPr>
                 <w:rFonts w:asciiTheme="minorEastAsia" w:eastAsiaTheme="minorEastAsia" w:hAnsiTheme="minorEastAsia" w:hint="eastAsia"/>
@@ -16380,7 +16285,6 @@
               </w:rPr>
               <w:t>t</w:t>
             </w:r>
-            <w:proofErr w:type="spellEnd"/>
           </w:p>
         </w:tc>
         <w:tc>
@@ -16480,7 +16384,6 @@
                 <w:rFonts w:asciiTheme="minorEastAsia" w:eastAsiaTheme="minorEastAsia" w:hAnsiTheme="minorEastAsia" w:hint="eastAsia"/>
               </w:rPr>
             </w:pPr>
-            <w:proofErr w:type="spellStart"/>
             <w:r>
               <w:rPr>
                 <w:rFonts w:asciiTheme="minorEastAsia" w:eastAsiaTheme="minorEastAsia" w:hAnsiTheme="minorEastAsia" w:hint="eastAsia"/>
@@ -16505,7 +16408,6 @@
               </w:rPr>
               <w:t>y</w:t>
             </w:r>
-            <w:proofErr w:type="spellEnd"/>
           </w:p>
         </w:tc>
         <w:tc>
@@ -16599,7 +16501,6 @@
                 <w:rFonts w:asciiTheme="minorEastAsia" w:eastAsiaTheme="minorEastAsia" w:hAnsiTheme="minorEastAsia" w:hint="eastAsia"/>
               </w:rPr>
             </w:pPr>
-            <w:proofErr w:type="spellStart"/>
             <w:r>
               <w:rPr>
                 <w:rFonts w:asciiTheme="minorEastAsia" w:eastAsiaTheme="minorEastAsia" w:hAnsiTheme="minorEastAsia" w:hint="eastAsia"/>
@@ -16624,7 +16525,6 @@
               </w:rPr>
               <w:t>t</w:t>
             </w:r>
-            <w:proofErr w:type="spellEnd"/>
           </w:p>
         </w:tc>
         <w:tc>
@@ -16725,7 +16625,6 @@
           <w:rFonts w:asciiTheme="minorEastAsia" w:eastAsiaTheme="minorEastAsia" w:hAnsiTheme="minorEastAsia" w:hint="eastAsia"/>
         </w:rPr>
       </w:pPr>
-      <w:proofErr w:type="spellStart"/>
       <w:r>
         <w:rPr>
           <w:rFonts w:asciiTheme="minorEastAsia" w:eastAsiaTheme="minorEastAsia" w:hAnsiTheme="minorEastAsia"/>
@@ -16738,7 +16637,6 @@
         </w:rPr>
         <w:t>permission</w:t>
       </w:r>
-      <w:proofErr w:type="spellEnd"/>
     </w:p>
     <w:tbl>
       <w:tblPr>
@@ -16791,7 +16689,6 @@
                 <w:rFonts w:asciiTheme="minorEastAsia" w:eastAsiaTheme="minorEastAsia" w:hAnsiTheme="minorEastAsia" w:hint="eastAsia"/>
               </w:rPr>
             </w:pPr>
-            <w:proofErr w:type="spellStart"/>
             <w:r>
               <w:rPr>
                 <w:rFonts w:asciiTheme="minorEastAsia" w:eastAsiaTheme="minorEastAsia" w:hAnsiTheme="minorEastAsia" w:hint="eastAsia"/>
@@ -16816,7 +16713,6 @@
               </w:rPr>
               <w:t>permission</w:t>
             </w:r>
-            <w:proofErr w:type="spellEnd"/>
           </w:p>
         </w:tc>
       </w:tr>
@@ -16935,7 +16831,6 @@
                 <w:rFonts w:asciiTheme="minorEastAsia" w:eastAsiaTheme="minorEastAsia" w:hAnsiTheme="minorEastAsia" w:hint="eastAsia"/>
               </w:rPr>
             </w:pPr>
-            <w:proofErr w:type="spellStart"/>
             <w:r>
               <w:rPr>
                 <w:rFonts w:asciiTheme="minorEastAsia" w:eastAsiaTheme="minorEastAsia" w:hAnsiTheme="minorEastAsia" w:hint="eastAsia"/>
@@ -16966,7 +16861,6 @@
               </w:rPr>
               <w:t>d</w:t>
             </w:r>
-            <w:proofErr w:type="spellEnd"/>
           </w:p>
         </w:tc>
         <w:tc>
@@ -17236,7 +17130,6 @@
                 <w:rFonts w:asciiTheme="minorEastAsia" w:eastAsiaTheme="minorEastAsia" w:hAnsiTheme="minorEastAsia" w:hint="eastAsia"/>
               </w:rPr>
             </w:pPr>
-            <w:proofErr w:type="spellStart"/>
             <w:r>
               <w:rPr>
                 <w:rFonts w:asciiTheme="minorEastAsia" w:eastAsiaTheme="minorEastAsia" w:hAnsiTheme="minorEastAsia" w:hint="eastAsia"/>
@@ -17261,7 +17154,6 @@
               </w:rPr>
               <w:t>d</w:t>
             </w:r>
-            <w:proofErr w:type="spellEnd"/>
           </w:p>
         </w:tc>
         <w:tc>
@@ -17361,7 +17253,6 @@
                 <w:rFonts w:asciiTheme="minorEastAsia" w:eastAsiaTheme="minorEastAsia" w:hAnsiTheme="minorEastAsia" w:hint="eastAsia"/>
               </w:rPr>
             </w:pPr>
-            <w:proofErr w:type="spellStart"/>
             <w:r>
               <w:rPr>
                 <w:rFonts w:asciiTheme="minorEastAsia" w:eastAsiaTheme="minorEastAsia" w:hAnsiTheme="minorEastAsia" w:hint="eastAsia"/>
@@ -17374,7 +17265,6 @@
               </w:rPr>
               <w:t>d</w:t>
             </w:r>
-            <w:proofErr w:type="spellEnd"/>
           </w:p>
         </w:tc>
         <w:tc>
@@ -17474,14 +17364,12 @@
                 <w:rFonts w:asciiTheme="minorEastAsia" w:eastAsiaTheme="minorEastAsia" w:hAnsiTheme="minorEastAsia" w:hint="eastAsia"/>
               </w:rPr>
             </w:pPr>
-            <w:proofErr w:type="spellStart"/>
             <w:r>
               <w:rPr>
                 <w:rFonts w:asciiTheme="minorEastAsia" w:eastAsiaTheme="minorEastAsia" w:hAnsiTheme="minorEastAsia" w:hint="eastAsia"/>
               </w:rPr>
               <w:t>is_enabled</w:t>
             </w:r>
-            <w:proofErr w:type="spellEnd"/>
           </w:p>
         </w:tc>
         <w:tc>
@@ -17581,14 +17469,12 @@
                 <w:rFonts w:asciiTheme="minorEastAsia" w:eastAsiaTheme="minorEastAsia" w:hAnsiTheme="minorEastAsia" w:hint="eastAsia"/>
               </w:rPr>
             </w:pPr>
-            <w:proofErr w:type="spellStart"/>
             <w:r>
               <w:rPr>
                 <w:rFonts w:asciiTheme="minorEastAsia" w:eastAsiaTheme="minorEastAsia" w:hAnsiTheme="minorEastAsia" w:hint="eastAsia"/>
               </w:rPr>
               <w:t>created_by</w:t>
             </w:r>
-            <w:proofErr w:type="spellEnd"/>
           </w:p>
         </w:tc>
         <w:tc>
@@ -17682,14 +17568,12 @@
                 <w:rFonts w:asciiTheme="minorEastAsia" w:eastAsiaTheme="minorEastAsia" w:hAnsiTheme="minorEastAsia" w:hint="eastAsia"/>
               </w:rPr>
             </w:pPr>
-            <w:proofErr w:type="spellStart"/>
             <w:r>
               <w:rPr>
                 <w:rFonts w:asciiTheme="minorEastAsia" w:eastAsiaTheme="minorEastAsia" w:hAnsiTheme="minorEastAsia" w:hint="eastAsia"/>
               </w:rPr>
               <w:t>created_at</w:t>
             </w:r>
-            <w:proofErr w:type="spellEnd"/>
           </w:p>
         </w:tc>
         <w:tc>
@@ -17789,14 +17673,12 @@
                 <w:rFonts w:asciiTheme="minorEastAsia" w:eastAsiaTheme="minorEastAsia" w:hAnsiTheme="minorEastAsia" w:hint="eastAsia"/>
               </w:rPr>
             </w:pPr>
-            <w:proofErr w:type="spellStart"/>
             <w:r>
               <w:rPr>
                 <w:rFonts w:asciiTheme="minorEastAsia" w:eastAsiaTheme="minorEastAsia" w:hAnsiTheme="minorEastAsia" w:hint="eastAsia"/>
               </w:rPr>
               <w:t>updated_by</w:t>
             </w:r>
-            <w:proofErr w:type="spellEnd"/>
           </w:p>
         </w:tc>
         <w:tc>
@@ -17890,14 +17772,12 @@
                 <w:rFonts w:asciiTheme="minorEastAsia" w:eastAsiaTheme="minorEastAsia" w:hAnsiTheme="minorEastAsia" w:hint="eastAsia"/>
               </w:rPr>
             </w:pPr>
-            <w:proofErr w:type="spellStart"/>
             <w:r>
               <w:rPr>
                 <w:rFonts w:asciiTheme="minorEastAsia" w:eastAsiaTheme="minorEastAsia" w:hAnsiTheme="minorEastAsia" w:hint="eastAsia"/>
               </w:rPr>
               <w:t>updated_at</w:t>
             </w:r>
-            <w:proofErr w:type="spellEnd"/>
           </w:p>
         </w:tc>
         <w:tc>
@@ -17998,7 +17878,6 @@
           <w:rFonts w:asciiTheme="minorEastAsia" w:eastAsiaTheme="minorEastAsia" w:hAnsiTheme="minorEastAsia" w:hint="eastAsia"/>
         </w:rPr>
       </w:pPr>
-      <w:proofErr w:type="spellStart"/>
       <w:r>
         <w:rPr>
           <w:rFonts w:asciiTheme="minorEastAsia" w:eastAsiaTheme="minorEastAsia" w:hAnsiTheme="minorEastAsia" w:hint="eastAsia"/>
@@ -18011,7 +17890,6 @@
         </w:rPr>
         <w:t>_group</w:t>
       </w:r>
-      <w:proofErr w:type="spellEnd"/>
     </w:p>
     <w:tbl>
       <w:tblPr>
@@ -18064,7 +17942,6 @@
                 <w:rFonts w:asciiTheme="minorEastAsia" w:eastAsiaTheme="minorEastAsia" w:hAnsiTheme="minorEastAsia" w:hint="eastAsia"/>
               </w:rPr>
             </w:pPr>
-            <w:proofErr w:type="spellStart"/>
             <w:r>
               <w:rPr>
                 <w:rFonts w:asciiTheme="minorEastAsia" w:eastAsiaTheme="minorEastAsia" w:hAnsiTheme="minorEastAsia" w:hint="eastAsia"/>
@@ -18089,7 +17966,6 @@
               </w:rPr>
               <w:t>group</w:t>
             </w:r>
-            <w:proofErr w:type="spellEnd"/>
           </w:p>
         </w:tc>
       </w:tr>
@@ -18190,7 +18066,6 @@
                 <w:rFonts w:asciiTheme="minorEastAsia" w:eastAsiaTheme="minorEastAsia" w:hAnsiTheme="minorEastAsia" w:hint="eastAsia"/>
               </w:rPr>
             </w:pPr>
-            <w:proofErr w:type="spellStart"/>
             <w:r>
               <w:rPr>
                 <w:rFonts w:asciiTheme="minorEastAsia" w:eastAsiaTheme="minorEastAsia" w:hAnsiTheme="minorEastAsia" w:hint="eastAsia"/>
@@ -18209,7 +18084,6 @@
               </w:rPr>
               <w:t>d</w:t>
             </w:r>
-            <w:proofErr w:type="spellEnd"/>
           </w:p>
         </w:tc>
         <w:tc>
@@ -18479,7 +18353,6 @@
                 <w:rFonts w:asciiTheme="minorEastAsia" w:eastAsiaTheme="minorEastAsia" w:hAnsiTheme="minorEastAsia" w:hint="eastAsia"/>
               </w:rPr>
             </w:pPr>
-            <w:proofErr w:type="spellStart"/>
             <w:r>
               <w:rPr>
                 <w:rFonts w:asciiTheme="minorEastAsia" w:eastAsiaTheme="minorEastAsia" w:hAnsiTheme="minorEastAsia" w:hint="eastAsia"/>
@@ -18498,7 +18371,6 @@
               </w:rPr>
               <w:t>d</w:t>
             </w:r>
-            <w:proofErr w:type="spellEnd"/>
           </w:p>
         </w:tc>
         <w:tc>
@@ -18598,14 +18470,12 @@
                 <w:rFonts w:asciiTheme="minorEastAsia" w:eastAsiaTheme="minorEastAsia" w:hAnsiTheme="minorEastAsia" w:hint="eastAsia"/>
               </w:rPr>
             </w:pPr>
-            <w:proofErr w:type="spellStart"/>
             <w:r>
               <w:rPr>
                 <w:rFonts w:asciiTheme="minorEastAsia" w:eastAsiaTheme="minorEastAsia" w:hAnsiTheme="minorEastAsia" w:hint="eastAsia"/>
               </w:rPr>
               <w:t>group_name</w:t>
             </w:r>
-            <w:proofErr w:type="spellEnd"/>
           </w:p>
         </w:tc>
         <w:tc>
@@ -18711,14 +18581,12 @@
                 <w:rFonts w:asciiTheme="minorEastAsia" w:eastAsiaTheme="minorEastAsia" w:hAnsiTheme="minorEastAsia" w:hint="eastAsia"/>
               </w:rPr>
             </w:pPr>
-            <w:proofErr w:type="spellStart"/>
             <w:r>
               <w:rPr>
                 <w:rFonts w:asciiTheme="minorEastAsia" w:eastAsiaTheme="minorEastAsia" w:hAnsiTheme="minorEastAsia" w:hint="eastAsia"/>
               </w:rPr>
               <w:t>parent_id</w:t>
             </w:r>
-            <w:proofErr w:type="spellEnd"/>
           </w:p>
         </w:tc>
         <w:tc>
@@ -18806,14 +18674,12 @@
                 <w:rFonts w:asciiTheme="minorEastAsia" w:eastAsiaTheme="minorEastAsia" w:hAnsiTheme="minorEastAsia" w:hint="eastAsia"/>
               </w:rPr>
             </w:pPr>
-            <w:proofErr w:type="spellStart"/>
             <w:r>
               <w:rPr>
                 <w:rFonts w:asciiTheme="minorEastAsia" w:eastAsiaTheme="minorEastAsia" w:hAnsiTheme="minorEastAsia" w:hint="eastAsia"/>
               </w:rPr>
               <w:t>is_enabled</w:t>
             </w:r>
-            <w:proofErr w:type="spellEnd"/>
           </w:p>
         </w:tc>
         <w:tc>
@@ -18913,14 +18779,12 @@
                 <w:rFonts w:asciiTheme="minorEastAsia" w:eastAsiaTheme="minorEastAsia" w:hAnsiTheme="minorEastAsia" w:hint="eastAsia"/>
               </w:rPr>
             </w:pPr>
-            <w:proofErr w:type="spellStart"/>
             <w:r>
               <w:rPr>
                 <w:rFonts w:asciiTheme="minorEastAsia" w:eastAsiaTheme="minorEastAsia" w:hAnsiTheme="minorEastAsia" w:hint="eastAsia"/>
               </w:rPr>
               <w:t>created_by</w:t>
             </w:r>
-            <w:proofErr w:type="spellEnd"/>
           </w:p>
         </w:tc>
         <w:tc>
@@ -19014,14 +18878,12 @@
                 <w:rFonts w:asciiTheme="minorEastAsia" w:eastAsiaTheme="minorEastAsia" w:hAnsiTheme="minorEastAsia" w:hint="eastAsia"/>
               </w:rPr>
             </w:pPr>
-            <w:proofErr w:type="spellStart"/>
             <w:r>
               <w:rPr>
                 <w:rFonts w:asciiTheme="minorEastAsia" w:eastAsiaTheme="minorEastAsia" w:hAnsiTheme="minorEastAsia" w:hint="eastAsia"/>
               </w:rPr>
               <w:t>created_at</w:t>
             </w:r>
-            <w:proofErr w:type="spellEnd"/>
           </w:p>
         </w:tc>
         <w:tc>
@@ -19121,14 +18983,12 @@
                 <w:rFonts w:asciiTheme="minorEastAsia" w:eastAsiaTheme="minorEastAsia" w:hAnsiTheme="minorEastAsia" w:hint="eastAsia"/>
               </w:rPr>
             </w:pPr>
-            <w:proofErr w:type="spellStart"/>
             <w:r>
               <w:rPr>
                 <w:rFonts w:asciiTheme="minorEastAsia" w:eastAsiaTheme="minorEastAsia" w:hAnsiTheme="minorEastAsia" w:hint="eastAsia"/>
               </w:rPr>
               <w:t>updated_by</w:t>
             </w:r>
-            <w:proofErr w:type="spellEnd"/>
           </w:p>
         </w:tc>
         <w:tc>
@@ -19222,14 +19082,12 @@
                 <w:rFonts w:asciiTheme="minorEastAsia" w:eastAsiaTheme="minorEastAsia" w:hAnsiTheme="minorEastAsia" w:hint="eastAsia"/>
               </w:rPr>
             </w:pPr>
-            <w:proofErr w:type="spellStart"/>
             <w:r>
               <w:rPr>
                 <w:rFonts w:asciiTheme="minorEastAsia" w:eastAsiaTheme="minorEastAsia" w:hAnsiTheme="minorEastAsia" w:hint="eastAsia"/>
               </w:rPr>
               <w:t>updated_at</w:t>
             </w:r>
-            <w:proofErr w:type="spellEnd"/>
           </w:p>
         </w:tc>
         <w:tc>
@@ -19330,14 +19188,12 @@
           <w:rFonts w:asciiTheme="minorEastAsia" w:eastAsiaTheme="minorEastAsia" w:hAnsiTheme="minorEastAsia" w:hint="eastAsia"/>
         </w:rPr>
       </w:pPr>
-      <w:proofErr w:type="spellStart"/>
       <w:r>
         <w:rPr>
           <w:rFonts w:asciiTheme="minorEastAsia" w:eastAsiaTheme="minorEastAsia" w:hAnsiTheme="minorEastAsia" w:hint="eastAsia"/>
         </w:rPr>
         <w:t>sys_data</w:t>
       </w:r>
-      <w:proofErr w:type="spellEnd"/>
     </w:p>
     <w:tbl>
       <w:tblPr>
@@ -19390,7 +19246,6 @@
                 <w:rFonts w:asciiTheme="minorEastAsia" w:eastAsiaTheme="minorEastAsia" w:hAnsiTheme="minorEastAsia" w:hint="eastAsia"/>
               </w:rPr>
             </w:pPr>
-            <w:proofErr w:type="spellStart"/>
             <w:r>
               <w:rPr>
                 <w:rFonts w:asciiTheme="minorEastAsia" w:eastAsiaTheme="minorEastAsia" w:hAnsiTheme="minorEastAsia" w:hint="eastAsia"/>
@@ -19409,7 +19264,6 @@
               </w:rPr>
               <w:t>data</w:t>
             </w:r>
-            <w:proofErr w:type="spellEnd"/>
           </w:p>
         </w:tc>
       </w:tr>
@@ -19510,7 +19364,6 @@
                 <w:rFonts w:asciiTheme="minorEastAsia" w:eastAsiaTheme="minorEastAsia" w:hAnsiTheme="minorEastAsia" w:hint="eastAsia"/>
               </w:rPr>
             </w:pPr>
-            <w:proofErr w:type="spellStart"/>
             <w:r>
               <w:rPr>
                 <w:rFonts w:asciiTheme="minorEastAsia" w:eastAsiaTheme="minorEastAsia" w:hAnsiTheme="minorEastAsia" w:hint="eastAsia"/>
@@ -19541,7 +19394,6 @@
               </w:rPr>
               <w:t>d</w:t>
             </w:r>
-            <w:proofErr w:type="spellEnd"/>
           </w:p>
         </w:tc>
         <w:tc>
@@ -19811,14 +19663,12 @@
                 <w:rFonts w:asciiTheme="minorEastAsia" w:eastAsiaTheme="minorEastAsia" w:hAnsiTheme="minorEastAsia" w:hint="eastAsia"/>
               </w:rPr>
             </w:pPr>
-            <w:proofErr w:type="spellStart"/>
             <w:r>
               <w:rPr>
                 <w:rFonts w:asciiTheme="minorEastAsia" w:eastAsiaTheme="minorEastAsia" w:hAnsiTheme="minorEastAsia" w:hint="eastAsia"/>
               </w:rPr>
               <w:t>data_type</w:t>
             </w:r>
-            <w:proofErr w:type="spellEnd"/>
           </w:p>
         </w:tc>
         <w:tc>
@@ -19912,7 +19762,6 @@
                 <w:rFonts w:asciiTheme="minorEastAsia" w:eastAsiaTheme="minorEastAsia" w:hAnsiTheme="minorEastAsia" w:hint="eastAsia"/>
               </w:rPr>
             </w:pPr>
-            <w:proofErr w:type="spellStart"/>
             <w:r>
               <w:rPr>
                 <w:rFonts w:asciiTheme="minorEastAsia" w:eastAsiaTheme="minorEastAsia" w:hAnsiTheme="minorEastAsia" w:hint="eastAsia"/>
@@ -19931,7 +19780,6 @@
               </w:rPr>
               <w:t>d</w:t>
             </w:r>
-            <w:proofErr w:type="spellEnd"/>
           </w:p>
         </w:tc>
         <w:tc>
@@ -20031,14 +19879,12 @@
                 <w:rFonts w:asciiTheme="minorEastAsia" w:eastAsiaTheme="minorEastAsia" w:hAnsiTheme="minorEastAsia" w:hint="eastAsia"/>
               </w:rPr>
             </w:pPr>
-            <w:proofErr w:type="spellStart"/>
             <w:r>
               <w:rPr>
                 <w:rFonts w:asciiTheme="minorEastAsia" w:eastAsiaTheme="minorEastAsia" w:hAnsiTheme="minorEastAsia" w:hint="eastAsia"/>
               </w:rPr>
               <w:t>data_value</w:t>
             </w:r>
-            <w:proofErr w:type="spellEnd"/>
           </w:p>
         </w:tc>
         <w:tc>
@@ -20132,7 +19978,6 @@
                 <w:rFonts w:asciiTheme="minorEastAsia" w:eastAsiaTheme="minorEastAsia" w:hAnsiTheme="minorEastAsia" w:hint="eastAsia"/>
               </w:rPr>
             </w:pPr>
-            <w:proofErr w:type="spellStart"/>
             <w:r>
               <w:rPr>
                 <w:rFonts w:asciiTheme="minorEastAsia" w:eastAsiaTheme="minorEastAsia" w:hAnsiTheme="minorEastAsia" w:hint="eastAsia"/>
@@ -20145,7 +19990,6 @@
               </w:rPr>
               <w:t>d</w:t>
             </w:r>
-            <w:proofErr w:type="spellEnd"/>
           </w:p>
         </w:tc>
         <w:tc>
@@ -20239,14 +20083,12 @@
                 <w:rFonts w:asciiTheme="minorEastAsia" w:eastAsiaTheme="minorEastAsia" w:hAnsiTheme="minorEastAsia" w:hint="eastAsia"/>
               </w:rPr>
             </w:pPr>
-            <w:proofErr w:type="spellStart"/>
             <w:r>
               <w:rPr>
                 <w:rFonts w:asciiTheme="minorEastAsia" w:eastAsiaTheme="minorEastAsia" w:hAnsiTheme="minorEastAsia" w:hint="eastAsia"/>
               </w:rPr>
               <w:t>is_enabled</w:t>
             </w:r>
-            <w:proofErr w:type="spellEnd"/>
           </w:p>
         </w:tc>
         <w:tc>
@@ -20346,14 +20188,12 @@
                 <w:rFonts w:asciiTheme="minorEastAsia" w:eastAsiaTheme="minorEastAsia" w:hAnsiTheme="minorEastAsia" w:hint="eastAsia"/>
               </w:rPr>
             </w:pPr>
-            <w:proofErr w:type="spellStart"/>
             <w:r>
               <w:rPr>
                 <w:rFonts w:asciiTheme="minorEastAsia" w:eastAsiaTheme="minorEastAsia" w:hAnsiTheme="minorEastAsia" w:hint="eastAsia"/>
               </w:rPr>
               <w:t>created_by</w:t>
             </w:r>
-            <w:proofErr w:type="spellEnd"/>
           </w:p>
         </w:tc>
         <w:tc>
@@ -20447,14 +20287,12 @@
                 <w:rFonts w:asciiTheme="minorEastAsia" w:eastAsiaTheme="minorEastAsia" w:hAnsiTheme="minorEastAsia" w:hint="eastAsia"/>
               </w:rPr>
             </w:pPr>
-            <w:proofErr w:type="spellStart"/>
             <w:r>
               <w:rPr>
                 <w:rFonts w:asciiTheme="minorEastAsia" w:eastAsiaTheme="minorEastAsia" w:hAnsiTheme="minorEastAsia" w:hint="eastAsia"/>
               </w:rPr>
               <w:t>created_at</w:t>
             </w:r>
-            <w:proofErr w:type="spellEnd"/>
           </w:p>
         </w:tc>
         <w:tc>
@@ -20554,14 +20392,12 @@
                 <w:rFonts w:asciiTheme="minorEastAsia" w:eastAsiaTheme="minorEastAsia" w:hAnsiTheme="minorEastAsia" w:hint="eastAsia"/>
               </w:rPr>
             </w:pPr>
-            <w:proofErr w:type="spellStart"/>
             <w:r>
               <w:rPr>
                 <w:rFonts w:asciiTheme="minorEastAsia" w:eastAsiaTheme="minorEastAsia" w:hAnsiTheme="minorEastAsia" w:hint="eastAsia"/>
               </w:rPr>
               <w:t>updated_by</w:t>
             </w:r>
-            <w:proofErr w:type="spellEnd"/>
           </w:p>
         </w:tc>
         <w:tc>
@@ -20655,14 +20491,12 @@
                 <w:rFonts w:asciiTheme="minorEastAsia" w:eastAsiaTheme="minorEastAsia" w:hAnsiTheme="minorEastAsia" w:hint="eastAsia"/>
               </w:rPr>
             </w:pPr>
-            <w:proofErr w:type="spellStart"/>
             <w:r>
               <w:rPr>
                 <w:rFonts w:asciiTheme="minorEastAsia" w:eastAsiaTheme="minorEastAsia" w:hAnsiTheme="minorEastAsia" w:hint="eastAsia"/>
               </w:rPr>
               <w:t>updated_at</w:t>
             </w:r>
-            <w:proofErr w:type="spellEnd"/>
           </w:p>
         </w:tc>
         <w:tc>
@@ -20763,14 +20597,12 @@
           <w:rFonts w:asciiTheme="minorEastAsia" w:eastAsiaTheme="minorEastAsia" w:hAnsiTheme="minorEastAsia" w:hint="eastAsia"/>
         </w:rPr>
       </w:pPr>
-      <w:proofErr w:type="spellStart"/>
       <w:r>
         <w:rPr>
           <w:rFonts w:asciiTheme="minorEastAsia" w:eastAsiaTheme="minorEastAsia" w:hAnsiTheme="minorEastAsia" w:hint="eastAsia"/>
         </w:rPr>
         <w:t>sys_user_group</w:t>
       </w:r>
-      <w:proofErr w:type="spellEnd"/>
     </w:p>
     <w:tbl>
       <w:tblPr>
@@ -20823,7 +20655,6 @@
                 <w:rFonts w:asciiTheme="minorEastAsia" w:eastAsiaTheme="minorEastAsia" w:hAnsiTheme="minorEastAsia" w:hint="eastAsia"/>
               </w:rPr>
             </w:pPr>
-            <w:proofErr w:type="spellStart"/>
             <w:r>
               <w:rPr>
                 <w:rFonts w:asciiTheme="minorEastAsia" w:eastAsiaTheme="minorEastAsia" w:hAnsiTheme="minorEastAsia" w:hint="eastAsia"/>
@@ -20848,7 +20679,6 @@
               </w:rPr>
               <w:t>group</w:t>
             </w:r>
-            <w:proofErr w:type="spellEnd"/>
           </w:p>
         </w:tc>
       </w:tr>
@@ -20950,7 +20780,6 @@
                 <w:rFonts w:asciiTheme="minorEastAsia" w:eastAsiaTheme="minorEastAsia" w:hAnsiTheme="minorEastAsia" w:hint="eastAsia"/>
               </w:rPr>
             </w:pPr>
-            <w:proofErr w:type="spellStart"/>
             <w:r>
               <w:rPr>
                 <w:rFonts w:asciiTheme="minorEastAsia" w:eastAsiaTheme="minorEastAsia" w:hAnsiTheme="minorEastAsia" w:hint="eastAsia"/>
@@ -20969,7 +20798,6 @@
               </w:rPr>
               <w:t>,user_id</w:t>
             </w:r>
-            <w:proofErr w:type="spellEnd"/>
           </w:p>
         </w:tc>
         <w:tc>
@@ -21239,7 +21067,6 @@
                 <w:rFonts w:asciiTheme="minorEastAsia" w:eastAsiaTheme="minorEastAsia" w:hAnsiTheme="minorEastAsia" w:hint="eastAsia"/>
               </w:rPr>
             </w:pPr>
-            <w:proofErr w:type="spellStart"/>
             <w:r>
               <w:rPr>
                 <w:rFonts w:asciiTheme="minorEastAsia" w:eastAsiaTheme="minorEastAsia" w:hAnsiTheme="minorEastAsia" w:hint="eastAsia"/>
@@ -21252,7 +21079,6 @@
               </w:rPr>
               <w:t>d</w:t>
             </w:r>
-            <w:proofErr w:type="spellEnd"/>
           </w:p>
         </w:tc>
         <w:tc>
@@ -21346,7 +21172,6 @@
                 <w:rFonts w:asciiTheme="minorEastAsia" w:eastAsiaTheme="minorEastAsia" w:hAnsiTheme="minorEastAsia" w:hint="eastAsia"/>
               </w:rPr>
             </w:pPr>
-            <w:proofErr w:type="spellStart"/>
             <w:r>
               <w:rPr>
                 <w:rFonts w:asciiTheme="minorEastAsia" w:eastAsiaTheme="minorEastAsia" w:hAnsiTheme="minorEastAsia" w:hint="eastAsia"/>
@@ -21359,7 +21184,6 @@
               </w:rPr>
               <w:t>ser_id</w:t>
             </w:r>
-            <w:proofErr w:type="spellEnd"/>
           </w:p>
         </w:tc>
         <w:tc>
@@ -21453,14 +21277,12 @@
                 <w:rFonts w:asciiTheme="minorEastAsia" w:eastAsiaTheme="minorEastAsia" w:hAnsiTheme="minorEastAsia" w:hint="eastAsia"/>
               </w:rPr>
             </w:pPr>
-            <w:proofErr w:type="spellStart"/>
             <w:r>
               <w:rPr>
                 <w:rFonts w:asciiTheme="minorEastAsia" w:eastAsiaTheme="minorEastAsia" w:hAnsiTheme="minorEastAsia" w:hint="eastAsia"/>
               </w:rPr>
               <w:t>updated_by</w:t>
             </w:r>
-            <w:proofErr w:type="spellEnd"/>
           </w:p>
         </w:tc>
         <w:tc>
@@ -21554,14 +21376,12 @@
                 <w:rFonts w:asciiTheme="minorEastAsia" w:eastAsiaTheme="minorEastAsia" w:hAnsiTheme="minorEastAsia" w:hint="eastAsia"/>
               </w:rPr>
             </w:pPr>
-            <w:proofErr w:type="spellStart"/>
             <w:r>
               <w:rPr>
                 <w:rFonts w:asciiTheme="minorEastAsia" w:eastAsiaTheme="minorEastAsia" w:hAnsiTheme="minorEastAsia" w:hint="eastAsia"/>
               </w:rPr>
               <w:t>updated_at</w:t>
             </w:r>
-            <w:proofErr w:type="spellEnd"/>
           </w:p>
         </w:tc>
         <w:tc>
@@ -21662,7 +21482,6 @@
           <w:rFonts w:asciiTheme="minorEastAsia" w:eastAsiaTheme="minorEastAsia" w:hAnsiTheme="minorEastAsia" w:hint="eastAsia"/>
         </w:rPr>
       </w:pPr>
-      <w:proofErr w:type="spellStart"/>
       <w:r>
         <w:rPr>
           <w:rFonts w:asciiTheme="minorEastAsia" w:eastAsiaTheme="minorEastAsia" w:hAnsiTheme="minorEastAsia" w:hint="eastAsia"/>
@@ -21675,7 +21494,6 @@
         </w:rPr>
         <w:t>rule</w:t>
       </w:r>
-      <w:proofErr w:type="spellEnd"/>
     </w:p>
     <w:tbl>
       <w:tblPr>
@@ -21728,7 +21546,6 @@
                 <w:rFonts w:asciiTheme="minorEastAsia" w:eastAsiaTheme="minorEastAsia" w:hAnsiTheme="minorEastAsia" w:hint="eastAsia"/>
               </w:rPr>
             </w:pPr>
-            <w:proofErr w:type="spellStart"/>
             <w:r>
               <w:rPr>
                 <w:rFonts w:asciiTheme="minorEastAsia" w:eastAsiaTheme="minorEastAsia" w:hAnsiTheme="minorEastAsia" w:hint="eastAsia"/>
@@ -21747,7 +21564,6 @@
               </w:rPr>
               <w:t>rule</w:t>
             </w:r>
-            <w:proofErr w:type="spellEnd"/>
           </w:p>
         </w:tc>
       </w:tr>
@@ -21836,7 +21652,6 @@
                 <w:rFonts w:asciiTheme="minorEastAsia" w:eastAsiaTheme="minorEastAsia" w:hAnsiTheme="minorEastAsia" w:hint="eastAsia"/>
               </w:rPr>
             </w:pPr>
-            <w:proofErr w:type="spellStart"/>
             <w:r>
               <w:rPr>
                 <w:rFonts w:asciiTheme="minorEastAsia" w:eastAsiaTheme="minorEastAsia" w:hAnsiTheme="minorEastAsia" w:hint="eastAsia"/>
@@ -21861,7 +21676,6 @@
               </w:rPr>
               <w:t>d</w:t>
             </w:r>
-            <w:proofErr w:type="spellEnd"/>
           </w:p>
         </w:tc>
         <w:tc>
@@ -22131,7 +21945,6 @@
                 <w:rFonts w:asciiTheme="minorEastAsia" w:eastAsiaTheme="minorEastAsia" w:hAnsiTheme="minorEastAsia" w:hint="eastAsia"/>
               </w:rPr>
             </w:pPr>
-            <w:proofErr w:type="spellStart"/>
             <w:r>
               <w:rPr>
                 <w:rFonts w:asciiTheme="minorEastAsia" w:eastAsiaTheme="minorEastAsia" w:hAnsiTheme="minorEastAsia" w:hint="eastAsia"/>
@@ -22144,7 +21957,6 @@
               </w:rPr>
               <w:t>d</w:t>
             </w:r>
-            <w:proofErr w:type="spellEnd"/>
           </w:p>
         </w:tc>
         <w:tc>
@@ -22583,7 +22395,6 @@
                 <w:rFonts w:asciiTheme="minorEastAsia" w:eastAsiaTheme="minorEastAsia" w:hAnsiTheme="minorEastAsia" w:hint="eastAsia"/>
               </w:rPr>
             </w:pPr>
-            <w:proofErr w:type="spellStart"/>
             <w:r>
               <w:rPr>
                 <w:rFonts w:asciiTheme="minorEastAsia" w:eastAsiaTheme="minorEastAsia" w:hAnsiTheme="minorEastAsia" w:hint="eastAsia"/>
@@ -22608,7 +22419,6 @@
               </w:rPr>
               <w:t>ype</w:t>
             </w:r>
-            <w:proofErr w:type="spellEnd"/>
           </w:p>
         </w:tc>
         <w:tc>
@@ -22708,7 +22518,6 @@
                 <w:rFonts w:asciiTheme="minorEastAsia" w:eastAsiaTheme="minorEastAsia" w:hAnsiTheme="minorEastAsia" w:hint="eastAsia"/>
               </w:rPr>
             </w:pPr>
-            <w:proofErr w:type="spellStart"/>
             <w:r>
               <w:rPr>
                 <w:rFonts w:asciiTheme="minorEastAsia" w:eastAsiaTheme="minorEastAsia" w:hAnsiTheme="minorEastAsia" w:hint="eastAsia"/>
@@ -22733,7 +22542,6 @@
               </w:rPr>
               <w:t>ype</w:t>
             </w:r>
-            <w:proofErr w:type="spellEnd"/>
           </w:p>
         </w:tc>
         <w:tc>
@@ -22833,7 +22641,6 @@
                 <w:rFonts w:asciiTheme="minorEastAsia" w:eastAsiaTheme="minorEastAsia" w:hAnsiTheme="minorEastAsia" w:hint="eastAsia"/>
               </w:rPr>
             </w:pPr>
-            <w:proofErr w:type="spellStart"/>
             <w:r>
               <w:rPr>
                 <w:rFonts w:asciiTheme="minorEastAsia" w:eastAsiaTheme="minorEastAsia" w:hAnsiTheme="minorEastAsia" w:hint="eastAsia"/>
@@ -22858,7 +22665,6 @@
               </w:rPr>
               <w:t>essage</w:t>
             </w:r>
-            <w:proofErr w:type="spellEnd"/>
           </w:p>
         </w:tc>
         <w:tc>
@@ -22952,14 +22758,12 @@
                 <w:rFonts w:asciiTheme="minorEastAsia" w:eastAsiaTheme="minorEastAsia" w:hAnsiTheme="minorEastAsia" w:hint="eastAsia"/>
               </w:rPr>
             </w:pPr>
-            <w:proofErr w:type="spellStart"/>
             <w:r>
               <w:rPr>
                 <w:rFonts w:asciiTheme="minorEastAsia" w:eastAsiaTheme="minorEastAsia" w:hAnsiTheme="minorEastAsia" w:hint="eastAsia"/>
               </w:rPr>
               <w:t>is_enabled</w:t>
             </w:r>
-            <w:proofErr w:type="spellEnd"/>
           </w:p>
         </w:tc>
         <w:tc>
@@ -23059,14 +22863,12 @@
                 <w:rFonts w:asciiTheme="minorEastAsia" w:eastAsiaTheme="minorEastAsia" w:hAnsiTheme="minorEastAsia" w:hint="eastAsia"/>
               </w:rPr>
             </w:pPr>
-            <w:proofErr w:type="spellStart"/>
             <w:r>
               <w:rPr>
                 <w:rFonts w:asciiTheme="minorEastAsia" w:eastAsiaTheme="minorEastAsia" w:hAnsiTheme="minorEastAsia" w:hint="eastAsia"/>
               </w:rPr>
               <w:t>created_by</w:t>
             </w:r>
-            <w:proofErr w:type="spellEnd"/>
           </w:p>
         </w:tc>
         <w:tc>
@@ -23160,14 +22962,12 @@
                 <w:rFonts w:asciiTheme="minorEastAsia" w:eastAsiaTheme="minorEastAsia" w:hAnsiTheme="minorEastAsia" w:hint="eastAsia"/>
               </w:rPr>
             </w:pPr>
-            <w:proofErr w:type="spellStart"/>
             <w:r>
               <w:rPr>
                 <w:rFonts w:asciiTheme="minorEastAsia" w:eastAsiaTheme="minorEastAsia" w:hAnsiTheme="minorEastAsia" w:hint="eastAsia"/>
               </w:rPr>
               <w:t>created_at</w:t>
             </w:r>
-            <w:proofErr w:type="spellEnd"/>
           </w:p>
         </w:tc>
         <w:tc>
@@ -23267,14 +23067,12 @@
                 <w:rFonts w:asciiTheme="minorEastAsia" w:eastAsiaTheme="minorEastAsia" w:hAnsiTheme="minorEastAsia" w:hint="eastAsia"/>
               </w:rPr>
             </w:pPr>
-            <w:proofErr w:type="spellStart"/>
             <w:r>
               <w:rPr>
                 <w:rFonts w:asciiTheme="minorEastAsia" w:eastAsiaTheme="minorEastAsia" w:hAnsiTheme="minorEastAsia" w:hint="eastAsia"/>
               </w:rPr>
               <w:t>updated_by</w:t>
             </w:r>
-            <w:proofErr w:type="spellEnd"/>
           </w:p>
         </w:tc>
         <w:tc>
@@ -23368,14 +23166,12 @@
                 <w:rFonts w:asciiTheme="minorEastAsia" w:eastAsiaTheme="minorEastAsia" w:hAnsiTheme="minorEastAsia" w:hint="eastAsia"/>
               </w:rPr>
             </w:pPr>
-            <w:proofErr w:type="spellStart"/>
             <w:r>
               <w:rPr>
                 <w:rFonts w:asciiTheme="minorEastAsia" w:eastAsiaTheme="minorEastAsia" w:hAnsiTheme="minorEastAsia" w:hint="eastAsia"/>
               </w:rPr>
               <w:t>updated_at</w:t>
             </w:r>
-            <w:proofErr w:type="spellEnd"/>
           </w:p>
         </w:tc>
         <w:tc>
@@ -23476,14 +23272,12 @@
           <w:rFonts w:asciiTheme="minorEastAsia" w:eastAsiaTheme="minorEastAsia" w:hAnsiTheme="minorEastAsia" w:hint="eastAsia"/>
         </w:rPr>
       </w:pPr>
-      <w:proofErr w:type="spellStart"/>
       <w:r>
         <w:rPr>
           <w:rFonts w:asciiTheme="minorEastAsia" w:eastAsiaTheme="minorEastAsia" w:hAnsiTheme="minorEastAsia" w:hint="eastAsia"/>
         </w:rPr>
         <w:t>res_rule_parameter</w:t>
       </w:r>
-      <w:proofErr w:type="spellEnd"/>
     </w:p>
     <w:tbl>
       <w:tblPr>
@@ -23536,7 +23330,6 @@
                 <w:rFonts w:asciiTheme="minorEastAsia" w:eastAsiaTheme="minorEastAsia" w:hAnsiTheme="minorEastAsia" w:hint="eastAsia"/>
               </w:rPr>
             </w:pPr>
-            <w:proofErr w:type="spellStart"/>
             <w:r>
               <w:rPr>
                 <w:rFonts w:asciiTheme="minorEastAsia" w:eastAsiaTheme="minorEastAsia" w:hAnsiTheme="minorEastAsia" w:hint="eastAsia"/>
@@ -23549,7 +23342,6 @@
               </w:rPr>
               <w:t>es_rule_parameter</w:t>
             </w:r>
-            <w:proofErr w:type="spellEnd"/>
           </w:p>
         </w:tc>
       </w:tr>
@@ -23656,14 +23448,12 @@
                 <w:rFonts w:asciiTheme="minorEastAsia" w:eastAsiaTheme="minorEastAsia" w:hAnsiTheme="minorEastAsia" w:hint="eastAsia"/>
               </w:rPr>
             </w:pPr>
-            <w:proofErr w:type="spellStart"/>
             <w:r>
               <w:rPr>
                 <w:rFonts w:asciiTheme="minorEastAsia" w:eastAsiaTheme="minorEastAsia" w:hAnsiTheme="minorEastAsia" w:hint="eastAsia"/>
               </w:rPr>
               <w:t>parameter_id</w:t>
             </w:r>
-            <w:proofErr w:type="spellEnd"/>
           </w:p>
         </w:tc>
         <w:tc>
@@ -23933,7 +23723,6 @@
                 <w:rFonts w:asciiTheme="minorEastAsia" w:eastAsiaTheme="minorEastAsia" w:hAnsiTheme="minorEastAsia" w:hint="eastAsia"/>
               </w:rPr>
             </w:pPr>
-            <w:proofErr w:type="spellStart"/>
             <w:r>
               <w:rPr>
                 <w:rFonts w:asciiTheme="minorEastAsia" w:eastAsiaTheme="minorEastAsia" w:hAnsiTheme="minorEastAsia" w:hint="eastAsia"/>
@@ -23958,7 +23747,6 @@
               </w:rPr>
               <w:t>d</w:t>
             </w:r>
-            <w:proofErr w:type="spellEnd"/>
           </w:p>
         </w:tc>
         <w:tc>
@@ -24070,7 +23858,6 @@
                 <w:rFonts w:asciiTheme="minorEastAsia" w:eastAsiaTheme="minorEastAsia" w:hAnsiTheme="minorEastAsia" w:hint="eastAsia"/>
               </w:rPr>
             </w:pPr>
-            <w:proofErr w:type="spellStart"/>
             <w:r>
               <w:rPr>
                 <w:rFonts w:asciiTheme="minorEastAsia" w:eastAsiaTheme="minorEastAsia" w:hAnsiTheme="minorEastAsia" w:hint="eastAsia"/>
@@ -24095,7 +23882,6 @@
               </w:rPr>
               <w:t>ame</w:t>
             </w:r>
-            <w:proofErr w:type="spellEnd"/>
           </w:p>
         </w:tc>
         <w:tc>
@@ -24318,7 +24104,6 @@
                 <w:rFonts w:asciiTheme="minorEastAsia" w:eastAsiaTheme="minorEastAsia" w:hAnsiTheme="minorEastAsia" w:hint="eastAsia"/>
               </w:rPr>
             </w:pPr>
-            <w:proofErr w:type="spellStart"/>
             <w:r>
               <w:rPr>
                 <w:rFonts w:asciiTheme="minorEastAsia" w:eastAsiaTheme="minorEastAsia" w:hAnsiTheme="minorEastAsia" w:hint="eastAsia"/>
@@ -24343,7 +24128,6 @@
               </w:rPr>
               <w:t>ame</w:t>
             </w:r>
-            <w:proofErr w:type="spellEnd"/>
           </w:p>
         </w:tc>
         <w:tc>
@@ -24455,14 +24239,12 @@
                 <w:rFonts w:asciiTheme="minorEastAsia" w:eastAsiaTheme="minorEastAsia" w:hAnsiTheme="minorEastAsia" w:hint="eastAsia"/>
               </w:rPr>
             </w:pPr>
-            <w:proofErr w:type="spellStart"/>
             <w:r>
               <w:rPr>
                 <w:rFonts w:asciiTheme="minorEastAsia" w:eastAsiaTheme="minorEastAsia" w:hAnsiTheme="minorEastAsia" w:hint="eastAsia"/>
               </w:rPr>
               <w:t>is_enabled</w:t>
             </w:r>
-            <w:proofErr w:type="spellEnd"/>
           </w:p>
         </w:tc>
         <w:tc>
@@ -24562,14 +24344,12 @@
                 <w:rFonts w:asciiTheme="minorEastAsia" w:eastAsiaTheme="minorEastAsia" w:hAnsiTheme="minorEastAsia" w:hint="eastAsia"/>
               </w:rPr>
             </w:pPr>
-            <w:proofErr w:type="spellStart"/>
             <w:r>
               <w:rPr>
                 <w:rFonts w:asciiTheme="minorEastAsia" w:eastAsiaTheme="minorEastAsia" w:hAnsiTheme="minorEastAsia" w:hint="eastAsia"/>
               </w:rPr>
               <w:t>created_by</w:t>
             </w:r>
-            <w:proofErr w:type="spellEnd"/>
           </w:p>
         </w:tc>
         <w:tc>
@@ -24663,14 +24443,12 @@
                 <w:rFonts w:asciiTheme="minorEastAsia" w:eastAsiaTheme="minorEastAsia" w:hAnsiTheme="minorEastAsia" w:hint="eastAsia"/>
               </w:rPr>
             </w:pPr>
-            <w:proofErr w:type="spellStart"/>
             <w:r>
               <w:rPr>
                 <w:rFonts w:asciiTheme="minorEastAsia" w:eastAsiaTheme="minorEastAsia" w:hAnsiTheme="minorEastAsia" w:hint="eastAsia"/>
               </w:rPr>
               <w:t>created_at</w:t>
             </w:r>
-            <w:proofErr w:type="spellEnd"/>
           </w:p>
         </w:tc>
         <w:tc>
@@ -24770,14 +24548,12 @@
                 <w:rFonts w:asciiTheme="minorEastAsia" w:eastAsiaTheme="minorEastAsia" w:hAnsiTheme="minorEastAsia" w:hint="eastAsia"/>
               </w:rPr>
             </w:pPr>
-            <w:proofErr w:type="spellStart"/>
             <w:r>
               <w:rPr>
                 <w:rFonts w:asciiTheme="minorEastAsia" w:eastAsiaTheme="minorEastAsia" w:hAnsiTheme="minorEastAsia" w:hint="eastAsia"/>
               </w:rPr>
               <w:t>updated_by</w:t>
             </w:r>
-            <w:proofErr w:type="spellEnd"/>
           </w:p>
         </w:tc>
         <w:tc>
@@ -24871,14 +24647,12 @@
                 <w:rFonts w:asciiTheme="minorEastAsia" w:eastAsiaTheme="minorEastAsia" w:hAnsiTheme="minorEastAsia" w:hint="eastAsia"/>
               </w:rPr>
             </w:pPr>
-            <w:proofErr w:type="spellStart"/>
             <w:r>
               <w:rPr>
                 <w:rFonts w:asciiTheme="minorEastAsia" w:eastAsiaTheme="minorEastAsia" w:hAnsiTheme="minorEastAsia" w:hint="eastAsia"/>
               </w:rPr>
               <w:t>updated_at</w:t>
             </w:r>
-            <w:proofErr w:type="spellEnd"/>
           </w:p>
         </w:tc>
         <w:tc>
@@ -24981,7 +24755,6 @@
       </w:pPr>
       <w:bookmarkStart w:id="59" w:name="_Toc72332637"/>
       <w:bookmarkEnd w:id="59"/>
-      <w:proofErr w:type="spellStart"/>
       <w:r>
         <w:rPr>
           <w:rFonts w:asciiTheme="minorEastAsia" w:eastAsiaTheme="minorEastAsia" w:hAnsiTheme="minorEastAsia"/>
@@ -24994,7 +24767,6 @@
         </w:rPr>
         <w:t>employee</w:t>
       </w:r>
-      <w:proofErr w:type="spellEnd"/>
     </w:p>
     <w:tbl>
       <w:tblPr>
@@ -25047,7 +24819,6 @@
                 <w:rFonts w:asciiTheme="minorEastAsia" w:eastAsiaTheme="minorEastAsia" w:hAnsiTheme="minorEastAsia" w:hint="eastAsia"/>
               </w:rPr>
             </w:pPr>
-            <w:proofErr w:type="spellStart"/>
             <w:r>
               <w:rPr>
                 <w:rFonts w:asciiTheme="minorEastAsia" w:eastAsiaTheme="minorEastAsia" w:hAnsiTheme="minorEastAsia" w:hint="eastAsia"/>
@@ -25072,7 +24843,6 @@
               </w:rPr>
               <w:t>employee</w:t>
             </w:r>
-            <w:proofErr w:type="spellEnd"/>
           </w:p>
         </w:tc>
       </w:tr>
@@ -25173,7 +24943,6 @@
                 <w:rFonts w:asciiTheme="minorEastAsia" w:eastAsiaTheme="minorEastAsia" w:hAnsiTheme="minorEastAsia" w:hint="eastAsia"/>
               </w:rPr>
             </w:pPr>
-            <w:proofErr w:type="spellStart"/>
             <w:r>
               <w:rPr>
                 <w:rFonts w:asciiTheme="minorEastAsia" w:eastAsiaTheme="minorEastAsia" w:hAnsiTheme="minorEastAsia" w:hint="eastAsia"/>
@@ -25186,7 +24955,6 @@
               </w:rPr>
               <w:t>_id</w:t>
             </w:r>
-            <w:proofErr w:type="spellEnd"/>
           </w:p>
         </w:tc>
         <w:tc>
@@ -25456,7 +25224,6 @@
                 <w:rFonts w:asciiTheme="minorEastAsia" w:eastAsiaTheme="minorEastAsia" w:hAnsiTheme="minorEastAsia" w:hint="eastAsia"/>
               </w:rPr>
             </w:pPr>
-            <w:proofErr w:type="spellStart"/>
             <w:r>
               <w:rPr>
                 <w:rFonts w:asciiTheme="minorEastAsia" w:eastAsiaTheme="minorEastAsia" w:hAnsiTheme="minorEastAsia" w:hint="eastAsia"/>
@@ -25469,7 +25236,6 @@
               </w:rPr>
               <w:t>_id</w:t>
             </w:r>
-            <w:proofErr w:type="spellEnd"/>
           </w:p>
         </w:tc>
         <w:tc>
@@ -25575,14 +25341,12 @@
                 <w:rFonts w:asciiTheme="minorEastAsia" w:eastAsiaTheme="minorEastAsia" w:hAnsiTheme="minorEastAsia" w:hint="eastAsia"/>
               </w:rPr>
             </w:pPr>
-            <w:proofErr w:type="spellStart"/>
             <w:r>
               <w:rPr>
                 <w:rFonts w:asciiTheme="minorEastAsia" w:eastAsiaTheme="minorEastAsia" w:hAnsiTheme="minorEastAsia" w:hint="eastAsia"/>
               </w:rPr>
               <w:t>emp_no</w:t>
             </w:r>
-            <w:proofErr w:type="spellEnd"/>
           </w:p>
         </w:tc>
         <w:tc>
@@ -25753,16 +25517,8 @@
               <w:rPr>
                 <w:rFonts w:asciiTheme="minorEastAsia" w:eastAsiaTheme="minorEastAsia" w:hAnsiTheme="minorEastAsia" w:hint="eastAsia"/>
               </w:rPr>
-              <w:t>[参]</w:t>
-            </w:r>
-            <w:proofErr w:type="spellStart"/>
-            <w:r>
-              <w:rPr>
-                <w:rFonts w:asciiTheme="minorEastAsia" w:eastAsiaTheme="minorEastAsia" w:hAnsiTheme="minorEastAsia" w:hint="eastAsia"/>
-              </w:rPr>
-              <w:t>EmployeePosition</w:t>
-            </w:r>
-            <w:proofErr w:type="spellEnd"/>
+              <w:t>[参]EmployeePosition</w:t>
+            </w:r>
           </w:p>
         </w:tc>
       </w:tr>
@@ -25883,14 +25639,12 @@
                 <w:rFonts w:asciiTheme="minorEastAsia" w:eastAsiaTheme="minorEastAsia" w:hAnsiTheme="minorEastAsia" w:hint="eastAsia"/>
               </w:rPr>
             </w:pPr>
-            <w:proofErr w:type="spellStart"/>
             <w:r>
               <w:rPr>
                 <w:rFonts w:asciiTheme="minorEastAsia" w:eastAsiaTheme="minorEastAsia" w:hAnsiTheme="minorEastAsia" w:hint="eastAsia"/>
               </w:rPr>
               <w:t>business_range</w:t>
             </w:r>
-            <w:proofErr w:type="spellEnd"/>
           </w:p>
         </w:tc>
         <w:tc>
@@ -25968,16 +25722,8 @@
               <w:rPr>
                 <w:rFonts w:asciiTheme="minorEastAsia" w:eastAsiaTheme="minorEastAsia" w:hAnsiTheme="minorEastAsia" w:hint="eastAsia"/>
               </w:rPr>
-              <w:t>[参]</w:t>
-            </w:r>
-            <w:proofErr w:type="spellStart"/>
-            <w:r>
-              <w:rPr>
-                <w:rFonts w:asciiTheme="minorEastAsia" w:eastAsiaTheme="minorEastAsia" w:hAnsiTheme="minorEastAsia" w:hint="eastAsia"/>
-              </w:rPr>
-              <w:t>BusinessRange</w:t>
-            </w:r>
-            <w:proofErr w:type="spellEnd"/>
+              <w:t>[参]BusinessRange</w:t>
+            </w:r>
           </w:p>
         </w:tc>
       </w:tr>
@@ -25992,7 +25738,6 @@
                 <w:rFonts w:asciiTheme="minorEastAsia" w:eastAsiaTheme="minorEastAsia" w:hAnsiTheme="minorEastAsia" w:hint="eastAsia"/>
               </w:rPr>
             </w:pPr>
-            <w:proofErr w:type="spellStart"/>
             <w:r>
               <w:rPr>
                 <w:rFonts w:asciiTheme="minorEastAsia" w:eastAsiaTheme="minorEastAsia" w:hAnsiTheme="minorEastAsia" w:hint="eastAsia"/>
@@ -26005,7 +25750,6 @@
               </w:rPr>
               <w:t>abbr</w:t>
             </w:r>
-            <w:proofErr w:type="spellEnd"/>
           </w:p>
         </w:tc>
         <w:tc>
@@ -26093,14 +25837,12 @@
                 <w:rFonts w:asciiTheme="minorEastAsia" w:eastAsiaTheme="minorEastAsia" w:hAnsiTheme="minorEastAsia" w:hint="eastAsia"/>
               </w:rPr>
             </w:pPr>
-            <w:proofErr w:type="spellStart"/>
             <w:r>
               <w:rPr>
                 <w:rFonts w:asciiTheme="minorEastAsia" w:eastAsiaTheme="minorEastAsia" w:hAnsiTheme="minorEastAsia" w:hint="eastAsia"/>
               </w:rPr>
               <w:t>sign_image</w:t>
             </w:r>
-            <w:proofErr w:type="spellEnd"/>
           </w:p>
         </w:tc>
         <w:tc>
@@ -26206,14 +25948,12 @@
                 <w:rFonts w:asciiTheme="minorEastAsia" w:eastAsiaTheme="minorEastAsia" w:hAnsiTheme="minorEastAsia" w:hint="eastAsia"/>
               </w:rPr>
             </w:pPr>
-            <w:proofErr w:type="spellStart"/>
             <w:r>
               <w:rPr>
                 <w:rFonts w:asciiTheme="minorEastAsia" w:eastAsiaTheme="minorEastAsia" w:hAnsiTheme="minorEastAsia" w:hint="eastAsia"/>
               </w:rPr>
               <w:t>dept_id</w:t>
             </w:r>
-            <w:proofErr w:type="spellEnd"/>
           </w:p>
         </w:tc>
         <w:tc>
@@ -26307,14 +26047,12 @@
                 <w:rFonts w:asciiTheme="minorEastAsia" w:eastAsiaTheme="minorEastAsia" w:hAnsiTheme="minorEastAsia" w:hint="eastAsia"/>
               </w:rPr>
             </w:pPr>
-            <w:proofErr w:type="spellStart"/>
             <w:r>
               <w:rPr>
                 <w:rFonts w:asciiTheme="minorEastAsia" w:eastAsiaTheme="minorEastAsia" w:hAnsiTheme="minorEastAsia" w:hint="eastAsia"/>
               </w:rPr>
               <w:t>group_id</w:t>
             </w:r>
-            <w:proofErr w:type="spellEnd"/>
           </w:p>
         </w:tc>
         <w:tc>
@@ -26408,14 +26146,12 @@
                 <w:rFonts w:asciiTheme="minorEastAsia" w:eastAsiaTheme="minorEastAsia" w:hAnsiTheme="minorEastAsia" w:hint="eastAsia"/>
               </w:rPr>
             </w:pPr>
-            <w:proofErr w:type="spellStart"/>
             <w:r>
               <w:rPr>
                 <w:rFonts w:asciiTheme="minorEastAsia" w:eastAsiaTheme="minorEastAsia" w:hAnsiTheme="minorEastAsia" w:hint="eastAsia"/>
               </w:rPr>
               <w:t>is_enabled</w:t>
             </w:r>
-            <w:proofErr w:type="spellEnd"/>
           </w:p>
         </w:tc>
         <w:tc>
@@ -26515,14 +26251,12 @@
                 <w:rFonts w:asciiTheme="minorEastAsia" w:eastAsiaTheme="minorEastAsia" w:hAnsiTheme="minorEastAsia" w:hint="eastAsia"/>
               </w:rPr>
             </w:pPr>
-            <w:proofErr w:type="spellStart"/>
             <w:r>
               <w:rPr>
                 <w:rFonts w:asciiTheme="minorEastAsia" w:eastAsiaTheme="minorEastAsia" w:hAnsiTheme="minorEastAsia" w:hint="eastAsia"/>
               </w:rPr>
               <w:t>created_by</w:t>
             </w:r>
-            <w:proofErr w:type="spellEnd"/>
           </w:p>
         </w:tc>
         <w:tc>
@@ -26616,14 +26350,12 @@
                 <w:rFonts w:asciiTheme="minorEastAsia" w:eastAsiaTheme="minorEastAsia" w:hAnsiTheme="minorEastAsia" w:hint="eastAsia"/>
               </w:rPr>
             </w:pPr>
-            <w:proofErr w:type="spellStart"/>
             <w:r>
               <w:rPr>
                 <w:rFonts w:asciiTheme="minorEastAsia" w:eastAsiaTheme="minorEastAsia" w:hAnsiTheme="minorEastAsia" w:hint="eastAsia"/>
               </w:rPr>
               <w:t>created_at</w:t>
             </w:r>
-            <w:proofErr w:type="spellEnd"/>
           </w:p>
         </w:tc>
         <w:tc>
@@ -26723,14 +26455,12 @@
                 <w:rFonts w:asciiTheme="minorEastAsia" w:eastAsiaTheme="minorEastAsia" w:hAnsiTheme="minorEastAsia" w:hint="eastAsia"/>
               </w:rPr>
             </w:pPr>
-            <w:proofErr w:type="spellStart"/>
             <w:r>
               <w:rPr>
                 <w:rFonts w:asciiTheme="minorEastAsia" w:eastAsiaTheme="minorEastAsia" w:hAnsiTheme="minorEastAsia" w:hint="eastAsia"/>
               </w:rPr>
               <w:t>updated_by</w:t>
             </w:r>
-            <w:proofErr w:type="spellEnd"/>
           </w:p>
         </w:tc>
         <w:tc>
@@ -26824,14 +26554,12 @@
                 <w:rFonts w:asciiTheme="minorEastAsia" w:eastAsiaTheme="minorEastAsia" w:hAnsiTheme="minorEastAsia" w:hint="eastAsia"/>
               </w:rPr>
             </w:pPr>
-            <w:proofErr w:type="spellStart"/>
             <w:r>
               <w:rPr>
                 <w:rFonts w:asciiTheme="minorEastAsia" w:eastAsiaTheme="minorEastAsia" w:hAnsiTheme="minorEastAsia" w:hint="eastAsia"/>
               </w:rPr>
               <w:t>updated_at</w:t>
             </w:r>
-            <w:proofErr w:type="spellEnd"/>
           </w:p>
         </w:tc>
         <w:tc>
@@ -26932,7 +26660,6 @@
           <w:rFonts w:asciiTheme="minorEastAsia" w:eastAsiaTheme="minorEastAsia" w:hAnsiTheme="minorEastAsia" w:hint="eastAsia"/>
         </w:rPr>
       </w:pPr>
-      <w:proofErr w:type="spellStart"/>
       <w:r>
         <w:rPr>
           <w:rFonts w:asciiTheme="minorEastAsia" w:eastAsiaTheme="minorEastAsia" w:hAnsiTheme="minorEastAsia"/>
@@ -26945,7 +26672,6 @@
         </w:rPr>
         <w:t>dept</w:t>
       </w:r>
-      <w:proofErr w:type="spellEnd"/>
     </w:p>
     <w:tbl>
       <w:tblPr>
@@ -26998,7 +26724,6 @@
                 <w:rFonts w:asciiTheme="minorEastAsia" w:eastAsiaTheme="minorEastAsia" w:hAnsiTheme="minorEastAsia" w:hint="eastAsia"/>
               </w:rPr>
             </w:pPr>
-            <w:proofErr w:type="spellStart"/>
             <w:r>
               <w:rPr>
                 <w:rFonts w:asciiTheme="minorEastAsia" w:eastAsiaTheme="minorEastAsia" w:hAnsiTheme="minorEastAsia" w:hint="eastAsia"/>
@@ -27023,7 +26748,6 @@
               </w:rPr>
               <w:t>dept</w:t>
             </w:r>
-            <w:proofErr w:type="spellEnd"/>
           </w:p>
         </w:tc>
       </w:tr>
@@ -27118,7 +26842,6 @@
                 <w:rFonts w:asciiTheme="minorEastAsia" w:eastAsiaTheme="minorEastAsia" w:hAnsiTheme="minorEastAsia" w:hint="eastAsia"/>
               </w:rPr>
             </w:pPr>
-            <w:proofErr w:type="spellStart"/>
             <w:r>
               <w:rPr>
                 <w:rFonts w:asciiTheme="minorEastAsia" w:eastAsiaTheme="minorEastAsia" w:hAnsiTheme="minorEastAsia" w:hint="eastAsia"/>
@@ -27131,7 +26854,6 @@
               </w:rPr>
               <w:t>_id</w:t>
             </w:r>
-            <w:proofErr w:type="spellEnd"/>
           </w:p>
         </w:tc>
         <w:tc>
@@ -27401,7 +27123,6 @@
                 <w:rFonts w:asciiTheme="minorEastAsia" w:eastAsiaTheme="minorEastAsia" w:hAnsiTheme="minorEastAsia" w:hint="eastAsia"/>
               </w:rPr>
             </w:pPr>
-            <w:proofErr w:type="spellStart"/>
             <w:r>
               <w:rPr>
                 <w:rFonts w:asciiTheme="minorEastAsia" w:eastAsiaTheme="minorEastAsia" w:hAnsiTheme="minorEastAsia" w:hint="eastAsia"/>
@@ -27414,7 +27135,6 @@
               </w:rPr>
               <w:t>_id</w:t>
             </w:r>
-            <w:proofErr w:type="spellEnd"/>
           </w:p>
         </w:tc>
         <w:tc>
@@ -27520,14 +27240,12 @@
                 <w:rFonts w:asciiTheme="minorEastAsia" w:eastAsiaTheme="minorEastAsia" w:hAnsiTheme="minorEastAsia" w:hint="eastAsia"/>
               </w:rPr>
             </w:pPr>
-            <w:proofErr w:type="spellStart"/>
             <w:r>
               <w:rPr>
                 <w:rFonts w:asciiTheme="minorEastAsia" w:eastAsiaTheme="minorEastAsia" w:hAnsiTheme="minorEastAsia" w:hint="eastAsia"/>
               </w:rPr>
               <w:t>dept_no</w:t>
             </w:r>
-            <w:proofErr w:type="spellEnd"/>
           </w:p>
         </w:tc>
         <w:tc>
@@ -27615,7 +27333,6 @@
                 <w:rFonts w:asciiTheme="minorEastAsia" w:eastAsiaTheme="minorEastAsia" w:hAnsiTheme="minorEastAsia" w:hint="eastAsia"/>
               </w:rPr>
             </w:pPr>
-            <w:proofErr w:type="spellStart"/>
             <w:r>
               <w:rPr>
                 <w:rFonts w:asciiTheme="minorEastAsia" w:eastAsiaTheme="minorEastAsia" w:hAnsiTheme="minorEastAsia" w:hint="eastAsia"/>
@@ -27628,7 +27345,6 @@
               </w:rPr>
               <w:t>ame</w:t>
             </w:r>
-            <w:proofErr w:type="spellEnd"/>
           </w:p>
         </w:tc>
         <w:tc>
@@ -27722,14 +27438,12 @@
                 <w:rFonts w:asciiTheme="minorEastAsia" w:eastAsiaTheme="minorEastAsia" w:hAnsiTheme="minorEastAsia" w:hint="eastAsia"/>
               </w:rPr>
             </w:pPr>
-            <w:proofErr w:type="spellStart"/>
             <w:r>
               <w:rPr>
                 <w:rFonts w:asciiTheme="minorEastAsia" w:eastAsiaTheme="minorEastAsia" w:hAnsiTheme="minorEastAsia" w:hint="eastAsia"/>
               </w:rPr>
               <w:t>parent_id</w:t>
             </w:r>
-            <w:proofErr w:type="spellEnd"/>
           </w:p>
         </w:tc>
         <w:tc>
@@ -27829,14 +27543,12 @@
                 <w:rFonts w:asciiTheme="minorEastAsia" w:eastAsiaTheme="minorEastAsia" w:hAnsiTheme="minorEastAsia" w:hint="eastAsia"/>
               </w:rPr>
             </w:pPr>
-            <w:proofErr w:type="spellStart"/>
             <w:r>
               <w:rPr>
                 <w:rFonts w:asciiTheme="minorEastAsia" w:eastAsiaTheme="minorEastAsia" w:hAnsiTheme="minorEastAsia" w:hint="eastAsia"/>
               </w:rPr>
               <w:t>is_enabled</w:t>
             </w:r>
-            <w:proofErr w:type="spellEnd"/>
           </w:p>
         </w:tc>
         <w:tc>
@@ -27936,14 +27648,12 @@
                 <w:rFonts w:asciiTheme="minorEastAsia" w:eastAsiaTheme="minorEastAsia" w:hAnsiTheme="minorEastAsia" w:hint="eastAsia"/>
               </w:rPr>
             </w:pPr>
-            <w:proofErr w:type="spellStart"/>
             <w:r>
               <w:rPr>
                 <w:rFonts w:asciiTheme="minorEastAsia" w:eastAsiaTheme="minorEastAsia" w:hAnsiTheme="minorEastAsia" w:hint="eastAsia"/>
               </w:rPr>
               <w:t>created_by</w:t>
             </w:r>
-            <w:proofErr w:type="spellEnd"/>
           </w:p>
         </w:tc>
         <w:tc>
@@ -28037,14 +27747,12 @@
                 <w:rFonts w:asciiTheme="minorEastAsia" w:eastAsiaTheme="minorEastAsia" w:hAnsiTheme="minorEastAsia" w:hint="eastAsia"/>
               </w:rPr>
             </w:pPr>
-            <w:proofErr w:type="spellStart"/>
             <w:r>
               <w:rPr>
                 <w:rFonts w:asciiTheme="minorEastAsia" w:eastAsiaTheme="minorEastAsia" w:hAnsiTheme="minorEastAsia" w:hint="eastAsia"/>
               </w:rPr>
               <w:t>created_at</w:t>
             </w:r>
-            <w:proofErr w:type="spellEnd"/>
           </w:p>
         </w:tc>
         <w:tc>
@@ -28144,14 +27852,12 @@
                 <w:rFonts w:asciiTheme="minorEastAsia" w:eastAsiaTheme="minorEastAsia" w:hAnsiTheme="minorEastAsia" w:hint="eastAsia"/>
               </w:rPr>
             </w:pPr>
-            <w:proofErr w:type="spellStart"/>
             <w:r>
               <w:rPr>
                 <w:rFonts w:asciiTheme="minorEastAsia" w:eastAsiaTheme="minorEastAsia" w:hAnsiTheme="minorEastAsia" w:hint="eastAsia"/>
               </w:rPr>
               <w:t>updated_by</w:t>
             </w:r>
-            <w:proofErr w:type="spellEnd"/>
           </w:p>
         </w:tc>
         <w:tc>
@@ -28245,14 +27951,12 @@
                 <w:rFonts w:asciiTheme="minorEastAsia" w:eastAsiaTheme="minorEastAsia" w:hAnsiTheme="minorEastAsia" w:hint="eastAsia"/>
               </w:rPr>
             </w:pPr>
-            <w:proofErr w:type="spellStart"/>
             <w:r>
               <w:rPr>
                 <w:rFonts w:asciiTheme="minorEastAsia" w:eastAsiaTheme="minorEastAsia" w:hAnsiTheme="minorEastAsia" w:hint="eastAsia"/>
               </w:rPr>
               <w:t>updated_at</w:t>
             </w:r>
-            <w:proofErr w:type="spellEnd"/>
           </w:p>
         </w:tc>
         <w:tc>
@@ -28353,7 +28057,6 @@
           <w:rFonts w:asciiTheme="minorEastAsia" w:eastAsiaTheme="minorEastAsia" w:hAnsiTheme="minorEastAsia" w:hint="eastAsia"/>
         </w:rPr>
       </w:pPr>
-      <w:proofErr w:type="spellStart"/>
       <w:r>
         <w:rPr>
           <w:rFonts w:asciiTheme="minorEastAsia" w:eastAsiaTheme="minorEastAsia" w:hAnsiTheme="minorEastAsia"/>
@@ -28366,7 +28069,6 @@
         </w:rPr>
         <w:t>lookup</w:t>
       </w:r>
-      <w:proofErr w:type="spellEnd"/>
     </w:p>
     <w:tbl>
       <w:tblPr>
@@ -28419,7 +28121,6 @@
                 <w:rFonts w:asciiTheme="minorEastAsia" w:eastAsiaTheme="minorEastAsia" w:hAnsiTheme="minorEastAsia" w:hint="eastAsia"/>
               </w:rPr>
             </w:pPr>
-            <w:proofErr w:type="spellStart"/>
             <w:r>
               <w:rPr>
                 <w:rFonts w:asciiTheme="minorEastAsia" w:eastAsiaTheme="minorEastAsia" w:hAnsiTheme="minorEastAsia" w:hint="eastAsia"/>
@@ -28444,7 +28145,6 @@
               </w:rPr>
               <w:t>lookup</w:t>
             </w:r>
-            <w:proofErr w:type="spellEnd"/>
           </w:p>
         </w:tc>
       </w:tr>
@@ -28551,7 +28251,6 @@
                 <w:rFonts w:asciiTheme="minorEastAsia" w:eastAsiaTheme="minorEastAsia" w:hAnsiTheme="minorEastAsia" w:hint="eastAsia"/>
               </w:rPr>
             </w:pPr>
-            <w:proofErr w:type="spellStart"/>
             <w:r>
               <w:rPr>
                 <w:rFonts w:asciiTheme="minorEastAsia" w:eastAsiaTheme="minorEastAsia" w:hAnsiTheme="minorEastAsia" w:hint="eastAsia"/>
@@ -28564,7 +28263,6 @@
               </w:rPr>
               <w:t>_id</w:t>
             </w:r>
-            <w:proofErr w:type="spellEnd"/>
           </w:p>
         </w:tc>
         <w:tc>
@@ -28834,14 +28532,12 @@
                 <w:rFonts w:asciiTheme="minorEastAsia" w:eastAsiaTheme="minorEastAsia" w:hAnsiTheme="minorEastAsia" w:hint="eastAsia"/>
               </w:rPr>
             </w:pPr>
-            <w:proofErr w:type="spellStart"/>
             <w:r>
               <w:rPr>
                 <w:rFonts w:asciiTheme="minorEastAsia" w:eastAsiaTheme="minorEastAsia" w:hAnsiTheme="minorEastAsia" w:hint="eastAsia"/>
               </w:rPr>
               <w:t>lookup_id</w:t>
             </w:r>
-            <w:proofErr w:type="spellEnd"/>
           </w:p>
         </w:tc>
         <w:tc>
@@ -28935,14 +28631,12 @@
                 <w:rFonts w:asciiTheme="minorEastAsia" w:eastAsiaTheme="minorEastAsia" w:hAnsiTheme="minorEastAsia" w:hint="eastAsia"/>
               </w:rPr>
             </w:pPr>
-            <w:proofErr w:type="spellStart"/>
             <w:r>
               <w:rPr>
                 <w:rFonts w:asciiTheme="minorEastAsia" w:eastAsiaTheme="minorEastAsia" w:hAnsiTheme="minorEastAsia" w:hint="eastAsia"/>
               </w:rPr>
               <w:t>lookup_name</w:t>
             </w:r>
-            <w:proofErr w:type="spellEnd"/>
           </w:p>
         </w:tc>
         <w:tc>
@@ -29123,14 +28817,12 @@
                 <w:rFonts w:asciiTheme="minorEastAsia" w:eastAsiaTheme="minorEastAsia" w:hAnsiTheme="minorEastAsia" w:hint="eastAsia"/>
               </w:rPr>
             </w:pPr>
-            <w:proofErr w:type="spellStart"/>
             <w:r>
               <w:rPr>
                 <w:rFonts w:asciiTheme="minorEastAsia" w:eastAsiaTheme="minorEastAsia" w:hAnsiTheme="minorEastAsia" w:hint="eastAsia"/>
               </w:rPr>
               <w:t>parent_id</w:t>
             </w:r>
-            <w:proofErr w:type="spellEnd"/>
           </w:p>
         </w:tc>
         <w:tc>
@@ -29224,14 +28916,12 @@
                 <w:rFonts w:asciiTheme="minorEastAsia" w:eastAsiaTheme="minorEastAsia" w:hAnsiTheme="minorEastAsia" w:hint="eastAsia"/>
               </w:rPr>
             </w:pPr>
-            <w:proofErr w:type="spellStart"/>
             <w:r>
               <w:rPr>
                 <w:rFonts w:asciiTheme="minorEastAsia" w:eastAsiaTheme="minorEastAsia" w:hAnsiTheme="minorEastAsia" w:hint="eastAsia"/>
               </w:rPr>
               <w:t>is_enabled</w:t>
             </w:r>
-            <w:proofErr w:type="spellEnd"/>
           </w:p>
         </w:tc>
         <w:tc>
@@ -29331,14 +29021,12 @@
                 <w:rFonts w:asciiTheme="minorEastAsia" w:eastAsiaTheme="minorEastAsia" w:hAnsiTheme="minorEastAsia" w:hint="eastAsia"/>
               </w:rPr>
             </w:pPr>
-            <w:proofErr w:type="spellStart"/>
             <w:r>
               <w:rPr>
                 <w:rFonts w:asciiTheme="minorEastAsia" w:eastAsiaTheme="minorEastAsia" w:hAnsiTheme="minorEastAsia" w:hint="eastAsia"/>
               </w:rPr>
               <w:t>created_by</w:t>
             </w:r>
-            <w:proofErr w:type="spellEnd"/>
           </w:p>
         </w:tc>
         <w:tc>
@@ -29432,14 +29120,12 @@
                 <w:rFonts w:asciiTheme="minorEastAsia" w:eastAsiaTheme="minorEastAsia" w:hAnsiTheme="minorEastAsia" w:hint="eastAsia"/>
               </w:rPr>
             </w:pPr>
-            <w:proofErr w:type="spellStart"/>
             <w:r>
               <w:rPr>
                 <w:rFonts w:asciiTheme="minorEastAsia" w:eastAsiaTheme="minorEastAsia" w:hAnsiTheme="minorEastAsia" w:hint="eastAsia"/>
               </w:rPr>
               <w:t>created_at</w:t>
             </w:r>
-            <w:proofErr w:type="spellEnd"/>
           </w:p>
         </w:tc>
         <w:tc>
@@ -29539,14 +29225,12 @@
                 <w:rFonts w:asciiTheme="minorEastAsia" w:eastAsiaTheme="minorEastAsia" w:hAnsiTheme="minorEastAsia" w:hint="eastAsia"/>
               </w:rPr>
             </w:pPr>
-            <w:proofErr w:type="spellStart"/>
             <w:r>
               <w:rPr>
                 <w:rFonts w:asciiTheme="minorEastAsia" w:eastAsiaTheme="minorEastAsia" w:hAnsiTheme="minorEastAsia" w:hint="eastAsia"/>
               </w:rPr>
               <w:t>updated_by</w:t>
             </w:r>
-            <w:proofErr w:type="spellEnd"/>
           </w:p>
         </w:tc>
         <w:tc>
@@ -29640,14 +29324,12 @@
                 <w:rFonts w:asciiTheme="minorEastAsia" w:eastAsiaTheme="minorEastAsia" w:hAnsiTheme="minorEastAsia" w:hint="eastAsia"/>
               </w:rPr>
             </w:pPr>
-            <w:proofErr w:type="spellStart"/>
             <w:r>
               <w:rPr>
                 <w:rFonts w:asciiTheme="minorEastAsia" w:eastAsiaTheme="minorEastAsia" w:hAnsiTheme="minorEastAsia" w:hint="eastAsia"/>
               </w:rPr>
               <w:t>updated_at</w:t>
             </w:r>
-            <w:proofErr w:type="spellEnd"/>
           </w:p>
         </w:tc>
         <w:tc>
@@ -29748,7 +29430,6 @@
           <w:rFonts w:asciiTheme="minorEastAsia" w:eastAsiaTheme="minorEastAsia" w:hAnsiTheme="minorEastAsia" w:hint="eastAsia"/>
         </w:rPr>
       </w:pPr>
-      <w:proofErr w:type="spellStart"/>
       <w:r>
         <w:rPr>
           <w:rFonts w:asciiTheme="minorEastAsia" w:eastAsiaTheme="minorEastAsia" w:hAnsiTheme="minorEastAsia"/>
@@ -29767,7 +29448,6 @@
         </w:rPr>
         <w:t>_value</w:t>
       </w:r>
-      <w:proofErr w:type="spellEnd"/>
     </w:p>
     <w:tbl>
       <w:tblPr>
@@ -29820,7 +29500,6 @@
                 <w:rFonts w:asciiTheme="minorEastAsia" w:eastAsiaTheme="minorEastAsia" w:hAnsiTheme="minorEastAsia" w:hint="eastAsia"/>
               </w:rPr>
             </w:pPr>
-            <w:proofErr w:type="spellStart"/>
             <w:r>
               <w:rPr>
                 <w:rFonts w:asciiTheme="minorEastAsia" w:eastAsiaTheme="minorEastAsia" w:hAnsiTheme="minorEastAsia" w:hint="eastAsia"/>
@@ -29845,7 +29524,6 @@
               </w:rPr>
               <w:t>_value</w:t>
             </w:r>
-            <w:proofErr w:type="spellEnd"/>
           </w:p>
         </w:tc>
       </w:tr>
@@ -29960,7 +29638,6 @@
                 <w:rFonts w:asciiTheme="minorEastAsia" w:eastAsiaTheme="minorEastAsia" w:hAnsiTheme="minorEastAsia" w:hint="eastAsia"/>
               </w:rPr>
             </w:pPr>
-            <w:proofErr w:type="spellStart"/>
             <w:r>
               <w:rPr>
                 <w:rFonts w:asciiTheme="minorEastAsia" w:eastAsiaTheme="minorEastAsia" w:hAnsiTheme="minorEastAsia" w:hint="eastAsia"/>
@@ -29973,7 +29650,6 @@
               </w:rPr>
               <w:t>,lookup_value</w:t>
             </w:r>
-            <w:proofErr w:type="spellEnd"/>
           </w:p>
         </w:tc>
         <w:tc>
@@ -30243,14 +29919,12 @@
                 <w:rFonts w:asciiTheme="minorEastAsia" w:eastAsiaTheme="minorEastAsia" w:hAnsiTheme="minorEastAsia" w:hint="eastAsia"/>
               </w:rPr>
             </w:pPr>
-            <w:proofErr w:type="spellStart"/>
             <w:r>
               <w:rPr>
                 <w:rFonts w:asciiTheme="minorEastAsia" w:eastAsiaTheme="minorEastAsia" w:hAnsiTheme="minorEastAsia" w:hint="eastAsia"/>
               </w:rPr>
               <w:t>lookup_id</w:t>
             </w:r>
-            <w:proofErr w:type="spellEnd"/>
           </w:p>
         </w:tc>
         <w:tc>
@@ -30344,14 +30018,12 @@
                 <w:rFonts w:asciiTheme="minorEastAsia" w:eastAsiaTheme="minorEastAsia" w:hAnsiTheme="minorEastAsia" w:hint="eastAsia"/>
               </w:rPr>
             </w:pPr>
-            <w:proofErr w:type="spellStart"/>
             <w:r>
               <w:rPr>
                 <w:rFonts w:asciiTheme="minorEastAsia" w:eastAsiaTheme="minorEastAsia" w:hAnsiTheme="minorEastAsia" w:hint="eastAsia"/>
               </w:rPr>
               <w:t>lookup_value</w:t>
             </w:r>
-            <w:proofErr w:type="spellEnd"/>
           </w:p>
         </w:tc>
         <w:tc>
@@ -30445,7 +30117,6 @@
                 <w:rFonts w:asciiTheme="minorEastAsia" w:eastAsiaTheme="minorEastAsia" w:hAnsiTheme="minorEastAsia" w:hint="eastAsia"/>
               </w:rPr>
             </w:pPr>
-            <w:proofErr w:type="spellStart"/>
             <w:r>
               <w:rPr>
                 <w:rFonts w:asciiTheme="minorEastAsia" w:eastAsiaTheme="minorEastAsia" w:hAnsiTheme="minorEastAsia" w:hint="eastAsia"/>
@@ -30458,7 +30129,6 @@
               </w:rPr>
               <w:t>text</w:t>
             </w:r>
-            <w:proofErr w:type="spellEnd"/>
           </w:p>
         </w:tc>
         <w:tc>
@@ -30645,7 +30315,6 @@
                 <w:rFonts w:asciiTheme="minorEastAsia" w:eastAsiaTheme="minorEastAsia" w:hAnsiTheme="minorEastAsia" w:hint="eastAsia"/>
               </w:rPr>
             </w:pPr>
-            <w:proofErr w:type="spellStart"/>
             <w:r>
               <w:rPr>
                 <w:rFonts w:asciiTheme="minorEastAsia" w:eastAsiaTheme="minorEastAsia" w:hAnsiTheme="minorEastAsia" w:hint="eastAsia"/>
@@ -30653,7 +30322,6 @@
               <w:lastRenderedPageBreak/>
               <w:t>is_enabled</w:t>
             </w:r>
-            <w:proofErr w:type="spellEnd"/>
           </w:p>
         </w:tc>
         <w:tc>
@@ -30753,14 +30421,12 @@
                 <w:rFonts w:asciiTheme="minorEastAsia" w:eastAsiaTheme="minorEastAsia" w:hAnsiTheme="minorEastAsia" w:hint="eastAsia"/>
               </w:rPr>
             </w:pPr>
-            <w:proofErr w:type="spellStart"/>
             <w:r>
               <w:rPr>
                 <w:rFonts w:asciiTheme="minorEastAsia" w:eastAsiaTheme="minorEastAsia" w:hAnsiTheme="minorEastAsia" w:hint="eastAsia"/>
               </w:rPr>
               <w:t>created_by</w:t>
             </w:r>
-            <w:proofErr w:type="spellEnd"/>
           </w:p>
         </w:tc>
         <w:tc>
@@ -30854,14 +30520,12 @@
                 <w:rFonts w:asciiTheme="minorEastAsia" w:eastAsiaTheme="minorEastAsia" w:hAnsiTheme="minorEastAsia" w:hint="eastAsia"/>
               </w:rPr>
             </w:pPr>
-            <w:proofErr w:type="spellStart"/>
             <w:r>
               <w:rPr>
                 <w:rFonts w:asciiTheme="minorEastAsia" w:eastAsiaTheme="minorEastAsia" w:hAnsiTheme="minorEastAsia" w:hint="eastAsia"/>
               </w:rPr>
               <w:t>created_at</w:t>
             </w:r>
-            <w:proofErr w:type="spellEnd"/>
           </w:p>
         </w:tc>
         <w:tc>
@@ -30961,14 +30625,12 @@
                 <w:rFonts w:asciiTheme="minorEastAsia" w:eastAsiaTheme="minorEastAsia" w:hAnsiTheme="minorEastAsia" w:hint="eastAsia"/>
               </w:rPr>
             </w:pPr>
-            <w:proofErr w:type="spellStart"/>
             <w:r>
               <w:rPr>
                 <w:rFonts w:asciiTheme="minorEastAsia" w:eastAsiaTheme="minorEastAsia" w:hAnsiTheme="minorEastAsia" w:hint="eastAsia"/>
               </w:rPr>
               <w:t>updated_by</w:t>
             </w:r>
-            <w:proofErr w:type="spellEnd"/>
           </w:p>
         </w:tc>
         <w:tc>
@@ -31062,14 +30724,12 @@
                 <w:rFonts w:asciiTheme="minorEastAsia" w:eastAsiaTheme="minorEastAsia" w:hAnsiTheme="minorEastAsia" w:hint="eastAsia"/>
               </w:rPr>
             </w:pPr>
-            <w:proofErr w:type="spellStart"/>
             <w:r>
               <w:rPr>
                 <w:rFonts w:asciiTheme="minorEastAsia" w:eastAsiaTheme="minorEastAsia" w:hAnsiTheme="minorEastAsia" w:hint="eastAsia"/>
               </w:rPr>
               <w:t>updated_at</w:t>
             </w:r>
-            <w:proofErr w:type="spellEnd"/>
           </w:p>
         </w:tc>
         <w:tc>
@@ -31170,7 +30830,6 @@
           <w:rFonts w:asciiTheme="minorEastAsia" w:eastAsiaTheme="minorEastAsia" w:hAnsiTheme="minorEastAsia" w:hint="eastAsia"/>
         </w:rPr>
       </w:pPr>
-      <w:proofErr w:type="spellStart"/>
       <w:r>
         <w:rPr>
           <w:rFonts w:asciiTheme="minorEastAsia" w:eastAsiaTheme="minorEastAsia" w:hAnsiTheme="minorEastAsia" w:hint="eastAsia"/>
@@ -31183,7 +30842,6 @@
         </w:rPr>
         <w:t>setting</w:t>
       </w:r>
-      <w:proofErr w:type="spellEnd"/>
     </w:p>
     <w:tbl>
       <w:tblPr>
@@ -31236,7 +30894,6 @@
                 <w:rFonts w:asciiTheme="minorEastAsia" w:eastAsiaTheme="minorEastAsia" w:hAnsiTheme="minorEastAsia" w:hint="eastAsia"/>
               </w:rPr>
             </w:pPr>
-            <w:proofErr w:type="spellStart"/>
             <w:r>
               <w:rPr>
                 <w:rFonts w:asciiTheme="minorEastAsia" w:eastAsiaTheme="minorEastAsia" w:hAnsiTheme="minorEastAsia" w:hint="eastAsia"/>
@@ -31249,7 +30906,6 @@
               </w:rPr>
               <w:t>setting</w:t>
             </w:r>
-            <w:proofErr w:type="spellEnd"/>
           </w:p>
         </w:tc>
       </w:tr>
@@ -31362,7 +31018,6 @@
                 <w:rFonts w:asciiTheme="minorEastAsia" w:eastAsiaTheme="minorEastAsia" w:hAnsiTheme="minorEastAsia" w:hint="eastAsia"/>
               </w:rPr>
             </w:pPr>
-            <w:proofErr w:type="spellStart"/>
             <w:r>
               <w:rPr>
                 <w:rFonts w:asciiTheme="minorEastAsia" w:eastAsiaTheme="minorEastAsia" w:hAnsiTheme="minorEastAsia" w:hint="eastAsia"/>
@@ -31375,7 +31030,6 @@
               </w:rPr>
               <w:t>_id</w:t>
             </w:r>
-            <w:proofErr w:type="spellEnd"/>
           </w:p>
         </w:tc>
         <w:tc>
@@ -31645,7 +31299,6 @@
                 <w:rFonts w:asciiTheme="minorEastAsia" w:eastAsiaTheme="minorEastAsia" w:hAnsiTheme="minorEastAsia" w:hint="eastAsia"/>
               </w:rPr>
             </w:pPr>
-            <w:proofErr w:type="spellStart"/>
             <w:r>
               <w:rPr>
                 <w:rFonts w:asciiTheme="minorEastAsia" w:eastAsiaTheme="minorEastAsia" w:hAnsiTheme="minorEastAsia" w:hint="eastAsia"/>
@@ -31658,7 +31311,6 @@
               </w:rPr>
               <w:t>_id</w:t>
             </w:r>
-            <w:proofErr w:type="spellEnd"/>
           </w:p>
         </w:tc>
         <w:tc>
@@ -31962,14 +31614,12 @@
                 <w:rFonts w:asciiTheme="minorEastAsia" w:eastAsiaTheme="minorEastAsia" w:hAnsiTheme="minorEastAsia" w:hint="eastAsia"/>
               </w:rPr>
             </w:pPr>
-            <w:proofErr w:type="spellStart"/>
             <w:r>
               <w:rPr>
                 <w:rFonts w:asciiTheme="minorEastAsia" w:eastAsiaTheme="minorEastAsia" w:hAnsiTheme="minorEastAsia" w:hint="eastAsia"/>
               </w:rPr>
               <w:t>bind_type</w:t>
             </w:r>
-            <w:proofErr w:type="spellEnd"/>
           </w:p>
         </w:tc>
         <w:tc>
@@ -32057,7 +31707,6 @@
                 <w:rFonts w:asciiTheme="minorEastAsia" w:eastAsiaTheme="minorEastAsia" w:hAnsiTheme="minorEastAsia" w:hint="eastAsia"/>
               </w:rPr>
             </w:pPr>
-            <w:proofErr w:type="spellStart"/>
             <w:r>
               <w:rPr>
                 <w:rFonts w:asciiTheme="minorEastAsia" w:eastAsiaTheme="minorEastAsia" w:hAnsiTheme="minorEastAsia" w:hint="eastAsia"/>
@@ -32076,7 +31725,6 @@
               </w:rPr>
               <w:t>_key</w:t>
             </w:r>
-            <w:proofErr w:type="spellEnd"/>
           </w:p>
         </w:tc>
         <w:tc>
@@ -32164,7 +31812,6 @@
                 <w:rFonts w:asciiTheme="minorEastAsia" w:eastAsiaTheme="minorEastAsia" w:hAnsiTheme="minorEastAsia" w:hint="eastAsia"/>
               </w:rPr>
             </w:pPr>
-            <w:proofErr w:type="spellStart"/>
             <w:r>
               <w:rPr>
                 <w:rFonts w:asciiTheme="minorEastAsia" w:eastAsiaTheme="minorEastAsia" w:hAnsiTheme="minorEastAsia"/>
@@ -32177,7 +31824,6 @@
               </w:rPr>
               <w:t>_queue</w:t>
             </w:r>
-            <w:proofErr w:type="spellEnd"/>
           </w:p>
         </w:tc>
         <w:tc>
@@ -32271,7 +31917,6 @@
                 <w:rFonts w:asciiTheme="minorEastAsia" w:eastAsiaTheme="minorEastAsia" w:hAnsiTheme="minorEastAsia" w:hint="eastAsia"/>
               </w:rPr>
             </w:pPr>
-            <w:proofErr w:type="spellStart"/>
             <w:r>
               <w:rPr>
                 <w:rFonts w:asciiTheme="minorEastAsia" w:eastAsiaTheme="minorEastAsia" w:hAnsiTheme="minorEastAsia" w:hint="eastAsia"/>
@@ -32296,7 +31941,6 @@
               </w:rPr>
               <w:t>tateful</w:t>
             </w:r>
-            <w:proofErr w:type="spellEnd"/>
           </w:p>
         </w:tc>
         <w:tc>
@@ -32390,14 +32034,12 @@
                 <w:rFonts w:asciiTheme="minorEastAsia" w:eastAsiaTheme="minorEastAsia" w:hAnsiTheme="minorEastAsia" w:hint="eastAsia"/>
               </w:rPr>
             </w:pPr>
-            <w:proofErr w:type="spellStart"/>
             <w:r>
               <w:rPr>
                 <w:rFonts w:asciiTheme="minorEastAsia" w:eastAsiaTheme="minorEastAsia" w:hAnsiTheme="minorEastAsia" w:hint="eastAsia"/>
               </w:rPr>
               <w:t>is_single_active_consumer</w:t>
             </w:r>
-            <w:proofErr w:type="spellEnd"/>
           </w:p>
         </w:tc>
         <w:tc>
@@ -32491,14 +32133,12 @@
                 <w:rFonts w:asciiTheme="minorEastAsia" w:eastAsiaTheme="minorEastAsia" w:hAnsiTheme="minorEastAsia" w:hint="eastAsia"/>
               </w:rPr>
             </w:pPr>
-            <w:proofErr w:type="spellStart"/>
             <w:r>
               <w:rPr>
                 <w:rFonts w:asciiTheme="minorEastAsia" w:eastAsiaTheme="minorEastAsia" w:hAnsiTheme="minorEastAsia" w:hint="eastAsia"/>
               </w:rPr>
               <w:t>is_need_transfer</w:t>
             </w:r>
-            <w:proofErr w:type="spellEnd"/>
           </w:p>
         </w:tc>
         <w:tc>
@@ -32592,7 +32232,6 @@
                 <w:rFonts w:asciiTheme="minorEastAsia" w:eastAsiaTheme="minorEastAsia" w:hAnsiTheme="minorEastAsia" w:hint="eastAsia"/>
               </w:rPr>
             </w:pPr>
-            <w:proofErr w:type="spellStart"/>
             <w:r>
               <w:rPr>
                 <w:rFonts w:asciiTheme="minorEastAsia" w:eastAsiaTheme="minorEastAsia" w:hAnsiTheme="minorEastAsia" w:hint="eastAsia"/>
@@ -32605,7 +32244,6 @@
               </w:rPr>
               <w:t>delay</w:t>
             </w:r>
-            <w:proofErr w:type="spellEnd"/>
           </w:p>
         </w:tc>
         <w:tc>
@@ -32705,7 +32343,6 @@
                 <w:rFonts w:asciiTheme="minorEastAsia" w:eastAsiaTheme="minorEastAsia" w:hAnsiTheme="minorEastAsia" w:hint="eastAsia"/>
               </w:rPr>
             </w:pPr>
-            <w:proofErr w:type="spellStart"/>
             <w:r>
               <w:rPr>
                 <w:rFonts w:asciiTheme="minorEastAsia" w:eastAsiaTheme="minorEastAsia" w:hAnsiTheme="minorEastAsia" w:hint="eastAsia"/>
@@ -32718,7 +32355,6 @@
               </w:rPr>
               <w:t>orkload_total</w:t>
             </w:r>
-            <w:proofErr w:type="spellEnd"/>
           </w:p>
         </w:tc>
         <w:tc>
@@ -32812,7 +32448,6 @@
                 <w:rFonts w:asciiTheme="minorEastAsia" w:eastAsiaTheme="minorEastAsia" w:hAnsiTheme="minorEastAsia" w:hint="eastAsia"/>
               </w:rPr>
             </w:pPr>
-            <w:proofErr w:type="spellStart"/>
             <w:r>
               <w:rPr>
                 <w:rFonts w:asciiTheme="minorEastAsia" w:eastAsiaTheme="minorEastAsia" w:hAnsiTheme="minorEastAsia" w:hint="eastAsia"/>
@@ -32837,7 +32472,6 @@
               </w:rPr>
               <w:t>ount</w:t>
             </w:r>
-            <w:proofErr w:type="spellEnd"/>
           </w:p>
         </w:tc>
         <w:tc>
@@ -32931,7 +32565,6 @@
                 <w:rFonts w:asciiTheme="minorEastAsia" w:eastAsiaTheme="minorEastAsia" w:hAnsiTheme="minorEastAsia" w:hint="eastAsia"/>
               </w:rPr>
             </w:pPr>
-            <w:proofErr w:type="spellStart"/>
             <w:r>
               <w:rPr>
                 <w:rFonts w:asciiTheme="minorEastAsia" w:eastAsiaTheme="minorEastAsia" w:hAnsiTheme="minorEastAsia" w:hint="eastAsia"/>
@@ -32950,7 +32583,6 @@
               </w:rPr>
               <w:t>_log_enabled</w:t>
             </w:r>
-            <w:proofErr w:type="spellEnd"/>
           </w:p>
         </w:tc>
         <w:tc>
@@ -33044,14 +32676,12 @@
                 <w:rFonts w:asciiTheme="minorEastAsia" w:eastAsiaTheme="minorEastAsia" w:hAnsiTheme="minorEastAsia" w:hint="eastAsia"/>
               </w:rPr>
             </w:pPr>
-            <w:proofErr w:type="spellStart"/>
             <w:r>
               <w:rPr>
                 <w:rFonts w:asciiTheme="minorEastAsia" w:eastAsiaTheme="minorEastAsia" w:hAnsiTheme="minorEastAsia" w:hint="eastAsia"/>
               </w:rPr>
               <w:t>is_enabled</w:t>
             </w:r>
-            <w:proofErr w:type="spellEnd"/>
           </w:p>
         </w:tc>
         <w:tc>
@@ -33151,14 +32781,12 @@
                 <w:rFonts w:asciiTheme="minorEastAsia" w:eastAsiaTheme="minorEastAsia" w:hAnsiTheme="minorEastAsia" w:hint="eastAsia"/>
               </w:rPr>
             </w:pPr>
-            <w:proofErr w:type="spellStart"/>
             <w:r>
               <w:rPr>
                 <w:rFonts w:asciiTheme="minorEastAsia" w:eastAsiaTheme="minorEastAsia" w:hAnsiTheme="minorEastAsia" w:hint="eastAsia"/>
               </w:rPr>
               <w:t>created_by</w:t>
             </w:r>
-            <w:proofErr w:type="spellEnd"/>
           </w:p>
         </w:tc>
         <w:tc>
@@ -33246,14 +32874,12 @@
                 <w:rFonts w:asciiTheme="minorEastAsia" w:eastAsiaTheme="minorEastAsia" w:hAnsiTheme="minorEastAsia" w:hint="eastAsia"/>
               </w:rPr>
             </w:pPr>
-            <w:proofErr w:type="spellStart"/>
             <w:r>
               <w:rPr>
                 <w:rFonts w:asciiTheme="minorEastAsia" w:eastAsiaTheme="minorEastAsia" w:hAnsiTheme="minorEastAsia" w:hint="eastAsia"/>
               </w:rPr>
               <w:t>created_at</w:t>
             </w:r>
-            <w:proofErr w:type="spellEnd"/>
           </w:p>
         </w:tc>
         <w:tc>
@@ -33347,14 +32973,12 @@
                 <w:rFonts w:asciiTheme="minorEastAsia" w:eastAsiaTheme="minorEastAsia" w:hAnsiTheme="minorEastAsia" w:hint="eastAsia"/>
               </w:rPr>
             </w:pPr>
-            <w:proofErr w:type="spellStart"/>
             <w:r>
               <w:rPr>
                 <w:rFonts w:asciiTheme="minorEastAsia" w:eastAsiaTheme="minorEastAsia" w:hAnsiTheme="minorEastAsia" w:hint="eastAsia"/>
               </w:rPr>
               <w:t>updated_by</w:t>
             </w:r>
-            <w:proofErr w:type="spellEnd"/>
           </w:p>
         </w:tc>
         <w:tc>
@@ -33442,14 +33066,12 @@
                 <w:rFonts w:asciiTheme="minorEastAsia" w:eastAsiaTheme="minorEastAsia" w:hAnsiTheme="minorEastAsia" w:hint="eastAsia"/>
               </w:rPr>
             </w:pPr>
-            <w:proofErr w:type="spellStart"/>
             <w:r>
               <w:rPr>
                 <w:rFonts w:asciiTheme="minorEastAsia" w:eastAsiaTheme="minorEastAsia" w:hAnsiTheme="minorEastAsia" w:hint="eastAsia"/>
               </w:rPr>
               <w:t>updated_at</w:t>
             </w:r>
-            <w:proofErr w:type="spellEnd"/>
           </w:p>
         </w:tc>
         <w:tc>
@@ -33540,7 +33162,6 @@
           <w:rFonts w:hint="eastAsia"/>
         </w:rPr>
       </w:pPr>
-      <w:proofErr w:type="spellStart"/>
       <w:r>
         <w:rPr>
           <w:rFonts w:asciiTheme="minorEastAsia" w:eastAsiaTheme="minorEastAsia" w:hAnsiTheme="minorEastAsia" w:hint="eastAsia"/>
@@ -33553,7 +33174,6 @@
         </w:rPr>
         <w:t>_log</w:t>
       </w:r>
-      <w:proofErr w:type="spellEnd"/>
     </w:p>
     <w:tbl>
       <w:tblPr>
@@ -33606,14 +33226,12 @@
                 <w:rFonts w:asciiTheme="minorEastAsia" w:eastAsiaTheme="minorEastAsia" w:hAnsiTheme="minorEastAsia" w:hint="eastAsia"/>
               </w:rPr>
             </w:pPr>
-            <w:proofErr w:type="spellStart"/>
             <w:r>
               <w:rPr>
                 <w:rFonts w:asciiTheme="minorEastAsia" w:eastAsiaTheme="minorEastAsia" w:hAnsiTheme="minorEastAsia" w:hint="eastAsia"/>
               </w:rPr>
               <w:t>mds_log</w:t>
             </w:r>
-            <w:proofErr w:type="spellEnd"/>
           </w:p>
         </w:tc>
       </w:tr>
@@ -33714,7 +33332,6 @@
                 <w:rFonts w:asciiTheme="minorEastAsia" w:eastAsiaTheme="minorEastAsia" w:hAnsiTheme="minorEastAsia" w:hint="eastAsia"/>
               </w:rPr>
             </w:pPr>
-            <w:proofErr w:type="spellStart"/>
             <w:r>
               <w:rPr>
                 <w:rFonts w:asciiTheme="minorEastAsia" w:eastAsiaTheme="minorEastAsia" w:hAnsiTheme="minorEastAsia" w:hint="eastAsia"/>
@@ -33727,7 +33344,6 @@
               </w:rPr>
               <w:t>_id</w:t>
             </w:r>
-            <w:proofErr w:type="spellEnd"/>
           </w:p>
         </w:tc>
         <w:tc>
@@ -33997,7 +33613,6 @@
                 <w:rFonts w:asciiTheme="minorEastAsia" w:eastAsiaTheme="minorEastAsia" w:hAnsiTheme="minorEastAsia" w:hint="eastAsia"/>
               </w:rPr>
             </w:pPr>
-            <w:proofErr w:type="spellStart"/>
             <w:r>
               <w:rPr>
                 <w:rFonts w:asciiTheme="minorEastAsia" w:eastAsiaTheme="minorEastAsia" w:hAnsiTheme="minorEastAsia" w:hint="eastAsia"/>
@@ -34010,7 +33625,6 @@
               </w:rPr>
               <w:t>_id</w:t>
             </w:r>
-            <w:proofErr w:type="spellEnd"/>
           </w:p>
         </w:tc>
         <w:tc>
@@ -34110,12 +33724,11 @@
                 <w:rFonts w:asciiTheme="minorEastAsia" w:eastAsiaTheme="minorEastAsia" w:hAnsiTheme="minorEastAsia" w:hint="eastAsia"/>
               </w:rPr>
             </w:pPr>
-            <w:proofErr w:type="spellStart"/>
-            <w:r>
-              <w:rPr>
-                <w:rFonts w:asciiTheme="minorEastAsia" w:eastAsiaTheme="minorEastAsia" w:hAnsiTheme="minorEastAsia" w:hint="eastAsia"/>
-              </w:rPr>
-              <w:t>exchange</w:t>
+            <w:r>
+              <w:rPr>
+                <w:rFonts w:asciiTheme="minorEastAsia" w:eastAsiaTheme="minorEastAsia" w:hAnsiTheme="minorEastAsia" w:hint="eastAsia"/>
+              </w:rPr>
+              <w:t>trace</w:t>
             </w:r>
             <w:r>
               <w:rPr>
@@ -34123,7 +33736,6 @@
               </w:rPr>
               <w:t>_id</w:t>
             </w:r>
-            <w:proofErr w:type="spellEnd"/>
           </w:p>
         </w:tc>
         <w:tc>
@@ -34183,13 +33795,7 @@
               <w:rPr>
                 <w:rFonts w:asciiTheme="minorEastAsia" w:eastAsiaTheme="minorEastAsia" w:hAnsiTheme="minorEastAsia" w:hint="eastAsia"/>
               </w:rPr>
-              <w:t>信箱</w:t>
-            </w:r>
-            <w:r>
-              <w:rPr>
-                <w:rFonts w:asciiTheme="minorEastAsia" w:eastAsiaTheme="minorEastAsia" w:hAnsiTheme="minorEastAsia" w:hint="eastAsia"/>
-              </w:rPr>
-              <w:t>ID</w:t>
+              <w:t>跟踪ID</w:t>
             </w:r>
           </w:p>
         </w:tc>
@@ -34217,14 +33823,12 @@
                 <w:rFonts w:asciiTheme="minorEastAsia" w:eastAsiaTheme="minorEastAsia" w:hAnsiTheme="minorEastAsia" w:hint="eastAsia"/>
               </w:rPr>
             </w:pPr>
-            <w:proofErr w:type="spellStart"/>
-            <w:r>
-              <w:rPr>
-                <w:rFonts w:asciiTheme="minorEastAsia" w:eastAsiaTheme="minorEastAsia" w:hAnsiTheme="minorEastAsia" w:hint="eastAsia"/>
-              </w:rPr>
-              <w:t>routing_key</w:t>
-            </w:r>
-            <w:proofErr w:type="spellEnd"/>
+            <w:r>
+              <w:rPr>
+                <w:rFonts w:asciiTheme="minorEastAsia" w:eastAsiaTheme="minorEastAsia" w:hAnsiTheme="minorEastAsia" w:hint="eastAsia"/>
+              </w:rPr>
+              <w:t>exchange</w:t>
+            </w:r>
           </w:p>
         </w:tc>
         <w:tc>
@@ -34284,7 +33888,7 @@
               <w:rPr>
                 <w:rFonts w:asciiTheme="minorEastAsia" w:eastAsiaTheme="minorEastAsia" w:hAnsiTheme="minorEastAsia" w:hint="eastAsia"/>
               </w:rPr>
-              <w:t>路由KEY</w:t>
+              <w:t>交换机</w:t>
             </w:r>
           </w:p>
         </w:tc>
@@ -34397,12 +34001,6 @@
                 <w:rFonts w:asciiTheme="minorEastAsia" w:eastAsiaTheme="minorEastAsia" w:hAnsiTheme="minorEastAsia" w:hint="eastAsia"/>
               </w:rPr>
             </w:pPr>
-            <w:r>
-              <w:rPr>
-                <w:rFonts w:asciiTheme="minorEastAsia" w:eastAsiaTheme="minorEastAsia" w:hAnsiTheme="minorEastAsia" w:hint="eastAsia"/>
-              </w:rPr>
-              <w:t>有状态是队列个数，无状态是消费者个数</w:t>
-            </w:r>
           </w:p>
         </w:tc>
       </w:tr>
@@ -34421,7 +34019,7 @@
               <w:rPr>
                 <w:rFonts w:asciiTheme="minorEastAsia" w:eastAsiaTheme="minorEastAsia" w:hAnsiTheme="minorEastAsia" w:hint="eastAsia"/>
               </w:rPr>
-              <w:t>body</w:t>
+              <w:t>routing_key</w:t>
             </w:r>
           </w:p>
         </w:tc>
@@ -34482,7 +34080,7 @@
               <w:rPr>
                 <w:rFonts w:asciiTheme="minorEastAsia" w:eastAsiaTheme="minorEastAsia" w:hAnsiTheme="minorEastAsia" w:hint="eastAsia"/>
               </w:rPr>
-              <w:t>消息内容</w:t>
+              <w:t>路由KEY</w:t>
             </w:r>
           </w:p>
         </w:tc>
@@ -34510,26 +34108,12 @@
                 <w:rFonts w:asciiTheme="minorEastAsia" w:eastAsiaTheme="minorEastAsia" w:hAnsiTheme="minorEastAsia" w:hint="eastAsia"/>
               </w:rPr>
             </w:pPr>
-            <w:proofErr w:type="spellStart"/>
-            <w:r>
-              <w:rPr>
-                <w:rFonts w:asciiTheme="minorEastAsia" w:eastAsiaTheme="minorEastAsia" w:hAnsiTheme="minorEastAsia" w:hint="eastAsia"/>
-              </w:rPr>
-              <w:t>is_</w:t>
-            </w:r>
-            <w:r>
-              <w:rPr>
-                <w:rFonts w:asciiTheme="minorEastAsia" w:eastAsiaTheme="minorEastAsia" w:hAnsiTheme="minorEastAsia"/>
-              </w:rPr>
-              <w:t>s</w:t>
-            </w:r>
-            <w:r>
-              <w:rPr>
-                <w:rFonts w:asciiTheme="minorEastAsia" w:eastAsiaTheme="minorEastAsia" w:hAnsiTheme="minorEastAsia" w:hint="eastAsia"/>
-              </w:rPr>
-              <w:t>uccess</w:t>
-            </w:r>
-            <w:proofErr w:type="spellEnd"/>
+            <w:r>
+              <w:rPr>
+                <w:rFonts w:asciiTheme="minorEastAsia" w:eastAsiaTheme="minorEastAsia" w:hAnsiTheme="minorEastAsia" w:hint="eastAsia"/>
+              </w:rPr>
+              <w:t>body</w:t>
+            </w:r>
           </w:p>
         </w:tc>
         <w:tc>
@@ -34546,7 +34130,7 @@
               <w:rPr>
                 <w:rFonts w:asciiTheme="minorEastAsia" w:eastAsiaTheme="minorEastAsia" w:hAnsiTheme="minorEastAsia" w:hint="eastAsia"/>
               </w:rPr>
-              <w:t>TINYINT(1)</w:t>
+              <w:t>VARCHAR(50)</w:t>
             </w:r>
           </w:p>
         </w:tc>
@@ -34560,12 +34144,6 @@
                 <w:rFonts w:asciiTheme="minorEastAsia" w:eastAsiaTheme="minorEastAsia" w:hAnsiTheme="minorEastAsia" w:hint="eastAsia"/>
               </w:rPr>
             </w:pPr>
-            <w:r>
-              <w:rPr>
-                <w:rFonts w:asciiTheme="minorEastAsia" w:eastAsiaTheme="minorEastAsia" w:hAnsiTheme="minorEastAsia"/>
-              </w:rPr>
-              <w:t>0</w:t>
-            </w:r>
           </w:p>
         </w:tc>
         <w:tc>
@@ -34595,13 +34173,7 @@
               <w:rPr>
                 <w:rFonts w:asciiTheme="minorEastAsia" w:eastAsiaTheme="minorEastAsia" w:hAnsiTheme="minorEastAsia" w:hint="eastAsia"/>
               </w:rPr>
-              <w:t>是否</w:t>
-            </w:r>
-            <w:r>
-              <w:rPr>
-                <w:rFonts w:asciiTheme="minorEastAsia" w:eastAsiaTheme="minorEastAsia" w:hAnsiTheme="minorEastAsia" w:hint="eastAsia"/>
-              </w:rPr>
-              <w:t>成功</w:t>
+              <w:t>消息内容</w:t>
             </w:r>
           </w:p>
         </w:tc>
@@ -34633,7 +34205,19 @@
               <w:rPr>
                 <w:rFonts w:asciiTheme="minorEastAsia" w:eastAsiaTheme="minorEastAsia" w:hAnsiTheme="minorEastAsia" w:hint="eastAsia"/>
               </w:rPr>
-              <w:t>result</w:t>
+              <w:t>is_</w:t>
+            </w:r>
+            <w:r>
+              <w:rPr>
+                <w:rFonts w:asciiTheme="minorEastAsia" w:eastAsiaTheme="minorEastAsia" w:hAnsiTheme="minorEastAsia"/>
+              </w:rPr>
+              <w:t>s</w:t>
+            </w:r>
+            <w:r>
+              <w:rPr>
+                <w:rFonts w:asciiTheme="minorEastAsia" w:eastAsiaTheme="minorEastAsia" w:hAnsiTheme="minorEastAsia" w:hint="eastAsia"/>
+              </w:rPr>
+              <w:t>uccess</w:t>
             </w:r>
           </w:p>
         </w:tc>
@@ -34651,19 +34235,7 @@
               <w:rPr>
                 <w:rFonts w:asciiTheme="minorEastAsia" w:eastAsiaTheme="minorEastAsia" w:hAnsiTheme="minorEastAsia" w:hint="eastAsia"/>
               </w:rPr>
-              <w:t>VARCHAR(</w:t>
-            </w:r>
-            <w:r>
-              <w:rPr>
-                <w:rFonts w:asciiTheme="minorEastAsia" w:eastAsiaTheme="minorEastAsia" w:hAnsiTheme="minorEastAsia" w:hint="eastAsia"/>
-              </w:rPr>
-              <w:t>400</w:t>
-            </w:r>
-            <w:r>
-              <w:rPr>
-                <w:rFonts w:asciiTheme="minorEastAsia" w:eastAsiaTheme="minorEastAsia" w:hAnsiTheme="minorEastAsia" w:hint="eastAsia"/>
-              </w:rPr>
-              <w:t>0)</w:t>
+              <w:t>TINYINT(1)</w:t>
             </w:r>
           </w:p>
         </w:tc>
@@ -34677,6 +34249,12 @@
                 <w:rFonts w:asciiTheme="minorEastAsia" w:eastAsiaTheme="minorEastAsia" w:hAnsiTheme="minorEastAsia" w:hint="eastAsia"/>
               </w:rPr>
             </w:pPr>
+            <w:r>
+              <w:rPr>
+                <w:rFonts w:asciiTheme="minorEastAsia" w:eastAsiaTheme="minorEastAsia" w:hAnsiTheme="minorEastAsia"/>
+              </w:rPr>
+              <w:t>0</w:t>
+            </w:r>
           </w:p>
         </w:tc>
         <w:tc>
@@ -34706,7 +34284,13 @@
               <w:rPr>
                 <w:rFonts w:asciiTheme="minorEastAsia" w:eastAsiaTheme="minorEastAsia" w:hAnsiTheme="minorEastAsia" w:hint="eastAsia"/>
               </w:rPr>
-              <w:t>执行结果</w:t>
+              <w:t>是否</w:t>
+            </w:r>
+            <w:r>
+              <w:rPr>
+                <w:rFonts w:asciiTheme="minorEastAsia" w:eastAsiaTheme="minorEastAsia" w:hAnsiTheme="minorEastAsia" w:hint="eastAsia"/>
+              </w:rPr>
+              <w:t>成功</w:t>
             </w:r>
           </w:p>
         </w:tc>
@@ -34734,32 +34318,12 @@
                 <w:rFonts w:asciiTheme="minorEastAsia" w:eastAsiaTheme="minorEastAsia" w:hAnsiTheme="minorEastAsia" w:hint="eastAsia"/>
               </w:rPr>
             </w:pPr>
-            <w:proofErr w:type="spellStart"/>
-            <w:r>
-              <w:rPr>
-                <w:rFonts w:asciiTheme="minorEastAsia" w:eastAsiaTheme="minorEastAsia" w:hAnsiTheme="minorEastAsia" w:hint="eastAsia"/>
-              </w:rPr>
-              <w:t>r</w:t>
-            </w:r>
-            <w:r>
-              <w:rPr>
-                <w:rFonts w:asciiTheme="minorEastAsia" w:eastAsiaTheme="minorEastAsia" w:hAnsiTheme="minorEastAsia"/>
-              </w:rPr>
-              <w:t>etry</w:t>
-            </w:r>
-            <w:r>
-              <w:rPr>
-                <w:rFonts w:asciiTheme="minorEastAsia" w:eastAsiaTheme="minorEastAsia" w:hAnsiTheme="minorEastAsia" w:hint="eastAsia"/>
-              </w:rPr>
-              <w:t>_t</w:t>
-            </w:r>
-            <w:r>
-              <w:rPr>
-                <w:rFonts w:asciiTheme="minorEastAsia" w:eastAsiaTheme="minorEastAsia" w:hAnsiTheme="minorEastAsia"/>
-              </w:rPr>
-              <w:t>imes</w:t>
-            </w:r>
-            <w:proofErr w:type="spellEnd"/>
+            <w:r>
+              <w:rPr>
+                <w:rFonts w:asciiTheme="minorEastAsia" w:eastAsiaTheme="minorEastAsia" w:hAnsiTheme="minorEastAsia" w:hint="eastAsia"/>
+              </w:rPr>
+              <w:t>result</w:t>
+            </w:r>
           </w:p>
         </w:tc>
         <w:tc>
@@ -34776,7 +34340,19 @@
               <w:rPr>
                 <w:rFonts w:asciiTheme="minorEastAsia" w:eastAsiaTheme="minorEastAsia" w:hAnsiTheme="minorEastAsia" w:hint="eastAsia"/>
               </w:rPr>
-              <w:t>INT</w:t>
+              <w:t>VARCHAR(</w:t>
+            </w:r>
+            <w:r>
+              <w:rPr>
+                <w:rFonts w:asciiTheme="minorEastAsia" w:eastAsiaTheme="minorEastAsia" w:hAnsiTheme="minorEastAsia" w:hint="eastAsia"/>
+              </w:rPr>
+              <w:t>400</w:t>
+            </w:r>
+            <w:r>
+              <w:rPr>
+                <w:rFonts w:asciiTheme="minorEastAsia" w:eastAsiaTheme="minorEastAsia" w:hAnsiTheme="minorEastAsia" w:hint="eastAsia"/>
+              </w:rPr>
+              <w:t>0)</w:t>
             </w:r>
           </w:p>
         </w:tc>
@@ -34819,7 +34395,7 @@
               <w:rPr>
                 <w:rFonts w:asciiTheme="minorEastAsia" w:eastAsiaTheme="minorEastAsia" w:hAnsiTheme="minorEastAsia" w:hint="eastAsia"/>
               </w:rPr>
-              <w:t>重试次数</w:t>
+              <w:t>执行结果</w:t>
             </w:r>
           </w:p>
         </w:tc>
@@ -34847,14 +34423,30 @@
                 <w:rFonts w:asciiTheme="minorEastAsia" w:eastAsiaTheme="minorEastAsia" w:hAnsiTheme="minorEastAsia" w:hint="eastAsia"/>
               </w:rPr>
             </w:pPr>
-            <w:proofErr w:type="spellStart"/>
-            <w:r>
-              <w:rPr>
-                <w:rFonts w:asciiTheme="minorEastAsia" w:eastAsiaTheme="minorEastAsia" w:hAnsiTheme="minorEastAsia" w:hint="eastAsia"/>
-              </w:rPr>
-              <w:t>updated_by</w:t>
-            </w:r>
-            <w:proofErr w:type="spellEnd"/>
+            <w:r>
+              <w:rPr>
+                <w:rFonts w:asciiTheme="minorEastAsia" w:eastAsiaTheme="minorEastAsia" w:hAnsiTheme="minorEastAsia" w:hint="eastAsia"/>
+              </w:rPr>
+              <w:t>r</w:t>
+            </w:r>
+            <w:r>
+              <w:rPr>
+                <w:rFonts w:asciiTheme="minorEastAsia" w:eastAsiaTheme="minorEastAsia" w:hAnsiTheme="minorEastAsia"/>
+              </w:rPr>
+              <w:t>etry</w:t>
+            </w:r>
+            <w:r>
+              <w:rPr>
+                <w:rFonts w:asciiTheme="minorEastAsia" w:eastAsiaTheme="minorEastAsia" w:hAnsiTheme="minorEastAsia" w:hint="eastAsia"/>
+              </w:rPr>
+              <w:t>_t</w:t>
+            </w:r>
+            <w:r>
+              <w:rPr>
+                <w:rFonts w:asciiTheme="minorEastAsia" w:eastAsiaTheme="minorEastAsia" w:hAnsiTheme="minorEastAsia"/>
+              </w:rPr>
+              <w:t>imes</w:t>
+            </w:r>
           </w:p>
         </w:tc>
         <w:tc>
@@ -34871,7 +34463,7 @@
               <w:rPr>
                 <w:rFonts w:asciiTheme="minorEastAsia" w:eastAsiaTheme="minorEastAsia" w:hAnsiTheme="minorEastAsia" w:hint="eastAsia"/>
               </w:rPr>
-              <w:t>VARCHAR(50)</w:t>
+              <w:t>INT</w:t>
             </w:r>
           </w:p>
         </w:tc>
@@ -34914,7 +34506,7 @@
               <w:rPr>
                 <w:rFonts w:asciiTheme="minorEastAsia" w:eastAsiaTheme="minorEastAsia" w:hAnsiTheme="minorEastAsia" w:hint="eastAsia"/>
               </w:rPr>
-              <w:t>最后更新人</w:t>
+              <w:t>重试次数</w:t>
             </w:r>
           </w:p>
         </w:tc>
@@ -34942,14 +34534,105 @@
                 <w:rFonts w:asciiTheme="minorEastAsia" w:eastAsiaTheme="minorEastAsia" w:hAnsiTheme="minorEastAsia" w:hint="eastAsia"/>
               </w:rPr>
             </w:pPr>
-            <w:proofErr w:type="spellStart"/>
+            <w:r>
+              <w:rPr>
+                <w:rFonts w:asciiTheme="minorEastAsia" w:eastAsiaTheme="minorEastAsia" w:hAnsiTheme="minorEastAsia" w:hint="eastAsia"/>
+              </w:rPr>
+              <w:t>updated_by</w:t>
+            </w:r>
+          </w:p>
+        </w:tc>
+        <w:tc>
+          <w:tcPr>
+            <w:tcW w:w="1617" w:type="dxa"/>
+          </w:tcPr>
+          <w:p>
+            <w:pPr>
+              <w:rPr>
+                <w:rFonts w:asciiTheme="minorEastAsia" w:eastAsiaTheme="minorEastAsia" w:hAnsiTheme="minorEastAsia" w:hint="eastAsia"/>
+              </w:rPr>
+            </w:pPr>
+            <w:r>
+              <w:rPr>
+                <w:rFonts w:asciiTheme="minorEastAsia" w:eastAsiaTheme="minorEastAsia" w:hAnsiTheme="minorEastAsia" w:hint="eastAsia"/>
+              </w:rPr>
+              <w:t>VARCHAR(50)</w:t>
+            </w:r>
+          </w:p>
+        </w:tc>
+        <w:tc>
+          <w:tcPr>
+            <w:tcW w:w="1746" w:type="dxa"/>
+          </w:tcPr>
+          <w:p>
+            <w:pPr>
+              <w:rPr>
+                <w:rFonts w:asciiTheme="minorEastAsia" w:eastAsiaTheme="minorEastAsia" w:hAnsiTheme="minorEastAsia" w:hint="eastAsia"/>
+              </w:rPr>
+            </w:pPr>
+          </w:p>
+        </w:tc>
+        <w:tc>
+          <w:tcPr>
+            <w:tcW w:w="685" w:type="dxa"/>
+          </w:tcPr>
+          <w:p>
+            <w:pPr>
+              <w:jc w:val="center"/>
+              <w:rPr>
+                <w:rFonts w:asciiTheme="minorEastAsia" w:eastAsiaTheme="minorEastAsia" w:hAnsiTheme="minorEastAsia" w:hint="eastAsia"/>
+              </w:rPr>
+            </w:pPr>
+          </w:p>
+        </w:tc>
+        <w:tc>
+          <w:tcPr>
+            <w:tcW w:w="1863" w:type="dxa"/>
+          </w:tcPr>
+          <w:p>
+            <w:pPr>
+              <w:rPr>
+                <w:rFonts w:asciiTheme="minorEastAsia" w:eastAsiaTheme="minorEastAsia" w:hAnsiTheme="minorEastAsia" w:hint="eastAsia"/>
+              </w:rPr>
+            </w:pPr>
+            <w:r>
+              <w:rPr>
+                <w:rFonts w:asciiTheme="minorEastAsia" w:eastAsiaTheme="minorEastAsia" w:hAnsiTheme="minorEastAsia" w:hint="eastAsia"/>
+              </w:rPr>
+              <w:t>最后更新人</w:t>
+            </w:r>
+          </w:p>
+        </w:tc>
+        <w:tc>
+          <w:tcPr>
+            <w:tcW w:w="2519" w:type="dxa"/>
+          </w:tcPr>
+          <w:p>
+            <w:pPr>
+              <w:rPr>
+                <w:rFonts w:asciiTheme="minorEastAsia" w:eastAsiaTheme="minorEastAsia" w:hAnsiTheme="minorEastAsia" w:hint="eastAsia"/>
+              </w:rPr>
+            </w:pPr>
+          </w:p>
+        </w:tc>
+      </w:tr>
+      <w:tr>
+        <w:tc>
+          <w:tcPr>
+            <w:tcW w:w="1630" w:type="dxa"/>
+          </w:tcPr>
+          <w:p>
+            <w:pPr>
+              <w:rPr>
+                <w:rFonts w:asciiTheme="minorEastAsia" w:eastAsiaTheme="minorEastAsia" w:hAnsiTheme="minorEastAsia" w:hint="eastAsia"/>
+              </w:rPr>
+            </w:pPr>
             <w:r>
               <w:rPr>
                 <w:rFonts w:asciiTheme="minorEastAsia" w:eastAsiaTheme="minorEastAsia" w:hAnsiTheme="minorEastAsia" w:hint="eastAsia"/>
               </w:rPr>
               <w:t>updated_at</w:t>
             </w:r>
-            <w:proofErr w:type="spellEnd"/>
           </w:p>
         </w:tc>
         <w:tc>
@@ -35109,14 +34792,12 @@
           <w:rFonts w:asciiTheme="minorEastAsia" w:eastAsiaTheme="minorEastAsia" w:hAnsiTheme="minorEastAsia" w:hint="eastAsia"/>
         </w:rPr>
       </w:pPr>
-      <w:proofErr w:type="spellStart"/>
       <w:r>
         <w:rPr>
           <w:rFonts w:asciiTheme="minorEastAsia" w:eastAsiaTheme="minorEastAsia" w:hAnsiTheme="minorEastAsia" w:hint="eastAsia"/>
         </w:rPr>
         <w:t>DataStatus</w:t>
       </w:r>
-      <w:proofErr w:type="spellEnd"/>
     </w:p>
     <w:tbl>
       <w:tblPr>
@@ -35154,14 +34835,12 @@
             <w:gridSpan w:val="2"/>
           </w:tcPr>
           <w:p>
-            <w:proofErr w:type="spellStart"/>
             <w:r>
               <w:rPr>
                 <w:rFonts w:asciiTheme="minorEastAsia" w:eastAsiaTheme="minorEastAsia" w:hAnsiTheme="minorEastAsia" w:hint="eastAsia"/>
               </w:rPr>
               <w:t>DataStatus</w:t>
             </w:r>
-            <w:proofErr w:type="spellEnd"/>
           </w:p>
         </w:tc>
         <w:tc>
@@ -35571,7 +35250,6 @@
           <w:rFonts w:asciiTheme="minorEastAsia" w:eastAsiaTheme="minorEastAsia" w:hAnsiTheme="minorEastAsia" w:hint="eastAsia"/>
         </w:rPr>
       </w:pPr>
-      <w:proofErr w:type="spellStart"/>
       <w:r>
         <w:rPr>
           <w:rFonts w:asciiTheme="minorEastAsia" w:eastAsiaTheme="minorEastAsia" w:hAnsiTheme="minorEastAsia" w:hint="eastAsia"/>
@@ -35584,7 +35262,6 @@
         </w:rPr>
         <w:t>Type</w:t>
       </w:r>
-      <w:proofErr w:type="spellEnd"/>
     </w:p>
     <w:tbl>
       <w:tblPr>
@@ -35622,14 +35299,12 @@
             <w:gridSpan w:val="2"/>
           </w:tcPr>
           <w:p>
-            <w:proofErr w:type="spellStart"/>
             <w:r>
               <w:rPr>
                 <w:rFonts w:hint="eastAsia"/>
               </w:rPr>
               <w:t>ResourceType</w:t>
             </w:r>
-            <w:proofErr w:type="spellEnd"/>
             <w:r>
               <w:t xml:space="preserve"> </w:t>
             </w:r>
@@ -35949,14 +35624,12 @@
             <w:tcW w:w="3261" w:type="dxa"/>
           </w:tcPr>
           <w:p>
-            <w:proofErr w:type="spellStart"/>
             <w:r>
               <w:rPr>
                 <w:rFonts w:asciiTheme="minorEastAsia" w:eastAsiaTheme="minorEastAsia" w:hAnsiTheme="minorEastAsia" w:hint="eastAsia"/>
               </w:rPr>
               <w:t>MenuItem</w:t>
             </w:r>
-            <w:proofErr w:type="spellEnd"/>
           </w:p>
         </w:tc>
       </w:tr>
@@ -36118,7 +35791,6 @@
           <w:rFonts w:asciiTheme="minorEastAsia" w:eastAsiaTheme="minorEastAsia" w:hAnsiTheme="minorEastAsia" w:hint="eastAsia"/>
         </w:rPr>
       </w:pPr>
-      <w:proofErr w:type="spellStart"/>
       <w:r>
         <w:rPr>
           <w:rFonts w:asciiTheme="minorEastAsia" w:eastAsiaTheme="minorEastAsia" w:hAnsiTheme="minorEastAsia"/>
@@ -36127,7 +35799,6 @@
         </w:rPr>
         <w:t>WarnType</w:t>
       </w:r>
-      <w:proofErr w:type="spellEnd"/>
     </w:p>
     <w:tbl>
       <w:tblPr>
@@ -36179,14 +35850,12 @@
                 <w:rFonts w:asciiTheme="minorEastAsia" w:eastAsiaTheme="minorEastAsia" w:hAnsiTheme="minorEastAsia" w:hint="eastAsia"/>
               </w:rPr>
             </w:pPr>
-            <w:proofErr w:type="spellStart"/>
             <w:r>
               <w:rPr>
                 <w:rFonts w:asciiTheme="minorEastAsia" w:eastAsiaTheme="minorEastAsia" w:hAnsiTheme="minorEastAsia"/>
               </w:rPr>
               <w:t>WarnType</w:t>
             </w:r>
-            <w:proofErr w:type="spellEnd"/>
           </w:p>
         </w:tc>
         <w:tc>
@@ -36501,14 +36170,12 @@
                 <w:szCs w:val="18"/>
               </w:rPr>
             </w:pPr>
-            <w:proofErr w:type="spellStart"/>
             <w:r>
               <w:rPr>
                 <w:rFonts w:asciiTheme="minorEastAsia" w:eastAsiaTheme="minorEastAsia" w:hAnsiTheme="minorEastAsia" w:hint="eastAsia"/>
               </w:rPr>
               <w:t>NotMatched</w:t>
             </w:r>
-            <w:proofErr w:type="spellEnd"/>
           </w:p>
         </w:tc>
         <w:tc>
@@ -36566,14 +36233,12 @@
           <w:rFonts w:asciiTheme="minorEastAsia" w:eastAsiaTheme="minorEastAsia" w:hAnsiTheme="minorEastAsia" w:hint="eastAsia"/>
         </w:rPr>
       </w:pPr>
-      <w:proofErr w:type="spellStart"/>
       <w:r>
         <w:rPr>
           <w:rFonts w:asciiTheme="minorEastAsia" w:eastAsiaTheme="minorEastAsia" w:hAnsiTheme="minorEastAsia" w:hint="eastAsia"/>
         </w:rPr>
         <w:t>EmployeePosition</w:t>
       </w:r>
-      <w:proofErr w:type="spellEnd"/>
     </w:p>
     <w:tbl>
       <w:tblPr>
@@ -36625,14 +36290,12 @@
                 <w:rFonts w:asciiTheme="minorEastAsia" w:eastAsiaTheme="minorEastAsia" w:hAnsiTheme="minorEastAsia" w:hint="eastAsia"/>
               </w:rPr>
             </w:pPr>
-            <w:proofErr w:type="spellStart"/>
             <w:r>
               <w:rPr>
                 <w:rFonts w:asciiTheme="minorEastAsia" w:eastAsiaTheme="minorEastAsia" w:hAnsiTheme="minorEastAsia" w:hint="eastAsia"/>
               </w:rPr>
               <w:t>EmployeePosition</w:t>
             </w:r>
-            <w:proofErr w:type="spellEnd"/>
           </w:p>
         </w:tc>
         <w:tc>
@@ -36947,7 +36610,6 @@
                 <w:szCs w:val="18"/>
               </w:rPr>
             </w:pPr>
-            <w:proofErr w:type="spellStart"/>
             <w:r>
               <w:rPr>
                 <w:rFonts w:asciiTheme="minorEastAsia" w:eastAsiaTheme="minorEastAsia" w:hAnsiTheme="minorEastAsia"/>
@@ -36955,7 +36617,6 @@
               </w:rPr>
               <w:t>offer.write</w:t>
             </w:r>
-            <w:proofErr w:type="spellEnd"/>
           </w:p>
         </w:tc>
         <w:tc>
@@ -37034,7 +36695,6 @@
                 <w:szCs w:val="18"/>
               </w:rPr>
             </w:pPr>
-            <w:proofErr w:type="spellStart"/>
             <w:r>
               <w:rPr>
                 <w:rFonts w:asciiTheme="minorEastAsia" w:eastAsiaTheme="minorEastAsia" w:hAnsiTheme="minorEastAsia"/>
@@ -37056,7 +36716,6 @@
               </w:rPr>
               <w:t>.read</w:t>
             </w:r>
-            <w:proofErr w:type="spellEnd"/>
           </w:p>
         </w:tc>
         <w:tc>
@@ -37141,7 +36800,6 @@
                 <w:szCs w:val="18"/>
               </w:rPr>
             </w:pPr>
-            <w:proofErr w:type="spellStart"/>
             <w:r>
               <w:rPr>
                 <w:rFonts w:asciiTheme="minorEastAsia" w:eastAsiaTheme="minorEastAsia" w:hAnsiTheme="minorEastAsia"/>
@@ -37163,7 +36821,6 @@
               </w:rPr>
               <w:t>.write</w:t>
             </w:r>
-            <w:proofErr w:type="spellEnd"/>
           </w:p>
         </w:tc>
         <w:tc>
@@ -37254,7 +36911,6 @@
                 <w:szCs w:val="18"/>
               </w:rPr>
             </w:pPr>
-            <w:proofErr w:type="spellStart"/>
             <w:r>
               <w:rPr>
                 <w:rFonts w:asciiTheme="minorEastAsia" w:eastAsiaTheme="minorEastAsia" w:hAnsiTheme="minorEastAsia"/>
@@ -37269,7 +36925,6 @@
               </w:rPr>
               <w:t>.read</w:t>
             </w:r>
-            <w:proofErr w:type="spellEnd"/>
           </w:p>
         </w:tc>
         <w:tc>
@@ -37288,7 +36943,6 @@
               </w:rPr>
               <w:t>读</w:t>
             </w:r>
-            <w:proofErr w:type="spellStart"/>
             <w:r>
               <w:rPr>
                 <w:rFonts w:asciiTheme="minorEastAsia" w:eastAsiaTheme="minorEastAsia" w:hAnsiTheme="minorEastAsia" w:hint="eastAsia"/>
@@ -37301,7 +36955,6 @@
               </w:rPr>
               <w:t>aymentCenter</w:t>
             </w:r>
-            <w:proofErr w:type="spellEnd"/>
           </w:p>
         </w:tc>
         <w:tc>
@@ -37362,7 +37015,6 @@
                 <w:szCs w:val="18"/>
               </w:rPr>
             </w:pPr>
-            <w:proofErr w:type="spellStart"/>
             <w:r>
               <w:rPr>
                 <w:rFonts w:asciiTheme="minorEastAsia" w:eastAsiaTheme="minorEastAsia" w:hAnsiTheme="minorEastAsia"/>
@@ -37377,7 +37029,6 @@
               </w:rPr>
               <w:t>.write</w:t>
             </w:r>
-            <w:proofErr w:type="spellEnd"/>
           </w:p>
         </w:tc>
         <w:tc>
@@ -37396,7 +37047,6 @@
               </w:rPr>
               <w:t>写</w:t>
             </w:r>
-            <w:proofErr w:type="spellStart"/>
             <w:r>
               <w:rPr>
                 <w:rFonts w:asciiTheme="minorEastAsia" w:eastAsiaTheme="minorEastAsia" w:hAnsiTheme="minorEastAsia" w:hint="eastAsia"/>
@@ -37409,7 +37059,6 @@
               </w:rPr>
               <w:t>aymentCenter</w:t>
             </w:r>
-            <w:proofErr w:type="spellEnd"/>
           </w:p>
         </w:tc>
         <w:tc>
@@ -37634,7 +37283,6 @@
                 <w:szCs w:val="18"/>
               </w:rPr>
             </w:pPr>
-            <w:proofErr w:type="spellStart"/>
             <w:r>
               <w:rPr>
                 <w:rFonts w:asciiTheme="minorEastAsia" w:eastAsiaTheme="minorEastAsia" w:hAnsiTheme="minorEastAsia" w:hint="eastAsia"/>
@@ -37642,7 +37290,6 @@
               </w:rPr>
               <w:t>AccountId</w:t>
             </w:r>
-            <w:proofErr w:type="spellEnd"/>
           </w:p>
         </w:tc>
         <w:tc>
@@ -37656,21 +37303,12 @@
                 <w:szCs w:val="18"/>
               </w:rPr>
             </w:pPr>
-            <w:proofErr w:type="spellStart"/>
             <w:r>
               <w:rPr>
                 <w:rFonts w:asciiTheme="minorEastAsia" w:eastAsiaTheme="minorEastAsia" w:hAnsiTheme="minorEastAsia" w:hint="eastAsia"/>
                 <w:szCs w:val="18"/>
               </w:rPr>
-              <w:t>PlsAccount</w:t>
-            </w:r>
-            <w:proofErr w:type="spellEnd"/>
-            <w:r>
-              <w:rPr>
-                <w:rFonts w:asciiTheme="minorEastAsia" w:eastAsiaTheme="minorEastAsia" w:hAnsiTheme="minorEastAsia" w:hint="eastAsia"/>
-                <w:szCs w:val="18"/>
-              </w:rPr>
-              <w:t>表序号</w:t>
+              <w:t>PlsAccount表序号</w:t>
             </w:r>
           </w:p>
         </w:tc>
@@ -39060,14 +38698,12 @@
                 <w:rFonts w:asciiTheme="minorEastAsia" w:eastAsiaTheme="minorEastAsia" w:hAnsiTheme="minorEastAsia" w:hint="eastAsia"/>
               </w:rPr>
             </w:pPr>
-            <w:proofErr w:type="spellStart"/>
             <w:r>
               <w:rPr>
                 <w:rFonts w:asciiTheme="minorEastAsia" w:eastAsiaTheme="minorEastAsia" w:hAnsiTheme="minorEastAsia"/>
               </w:rPr>
               <w:t>PlsApplication</w:t>
             </w:r>
-            <w:proofErr w:type="spellEnd"/>
           </w:p>
         </w:tc>
         <w:tc>
@@ -39080,7 +38716,6 @@
                 <w:rFonts w:asciiTheme="minorEastAsia" w:eastAsiaTheme="minorEastAsia" w:hAnsiTheme="minorEastAsia" w:hint="eastAsia"/>
               </w:rPr>
             </w:pPr>
-            <w:proofErr w:type="spellStart"/>
             <w:r>
               <w:rPr>
                 <w:rFonts w:asciiTheme="minorEastAsia" w:eastAsiaTheme="minorEastAsia" w:hAnsiTheme="minorEastAsia"/>
@@ -39093,7 +38728,6 @@
               </w:rPr>
               <w:t>Code</w:t>
             </w:r>
-            <w:proofErr w:type="spellEnd"/>
           </w:p>
         </w:tc>
         <w:tc>
@@ -39174,14 +38808,12 @@
                 <w:rFonts w:asciiTheme="minorEastAsia" w:eastAsiaTheme="minorEastAsia" w:hAnsiTheme="minorEastAsia" w:hint="eastAsia"/>
               </w:rPr>
             </w:pPr>
-            <w:proofErr w:type="spellStart"/>
             <w:r>
               <w:rPr>
                 <w:rFonts w:asciiTheme="minorEastAsia" w:eastAsiaTheme="minorEastAsia" w:hAnsiTheme="minorEastAsia"/>
               </w:rPr>
               <w:t>ApplicationName</w:t>
             </w:r>
-            <w:proofErr w:type="spellEnd"/>
           </w:p>
         </w:tc>
         <w:tc>
@@ -39262,14 +38894,12 @@
                 <w:rFonts w:asciiTheme="minorEastAsia" w:eastAsiaTheme="minorEastAsia" w:hAnsiTheme="minorEastAsia" w:hint="eastAsia"/>
               </w:rPr>
             </w:pPr>
-            <w:proofErr w:type="spellStart"/>
             <w:r>
               <w:rPr>
                 <w:rFonts w:asciiTheme="minorEastAsia" w:eastAsiaTheme="minorEastAsia" w:hAnsiTheme="minorEastAsia"/>
               </w:rPr>
               <w:t>ApplicationDesc</w:t>
             </w:r>
-            <w:proofErr w:type="spellEnd"/>
           </w:p>
         </w:tc>
         <w:tc>
@@ -39332,14 +38962,12 @@
                 <w:rFonts w:asciiTheme="minorEastAsia" w:eastAsiaTheme="minorEastAsia" w:hAnsiTheme="minorEastAsia" w:hint="eastAsia"/>
               </w:rPr>
             </w:pPr>
-            <w:proofErr w:type="spellStart"/>
             <w:r>
               <w:rPr>
                 <w:rFonts w:asciiTheme="minorEastAsia" w:eastAsiaTheme="minorEastAsia" w:hAnsiTheme="minorEastAsia"/>
               </w:rPr>
               <w:t>PlsApplication</w:t>
             </w:r>
-            <w:proofErr w:type="spellEnd"/>
           </w:p>
         </w:tc>
         <w:tc>
@@ -39962,14 +39590,12 @@
                 <w:rFonts w:asciiTheme="minorEastAsia" w:eastAsiaTheme="minorEastAsia" w:hAnsiTheme="minorEastAsia" w:hint="eastAsia"/>
               </w:rPr>
             </w:pPr>
-            <w:proofErr w:type="spellStart"/>
             <w:r>
               <w:rPr>
                 <w:rFonts w:asciiTheme="minorEastAsia" w:eastAsiaTheme="minorEastAsia" w:hAnsiTheme="minorEastAsia"/>
               </w:rPr>
               <w:t>PlsApplication</w:t>
             </w:r>
-            <w:proofErr w:type="spellEnd"/>
           </w:p>
         </w:tc>
         <w:tc>
@@ -39982,7 +39608,6 @@
                 <w:rFonts w:asciiTheme="minorEastAsia" w:eastAsiaTheme="minorEastAsia" w:hAnsiTheme="minorEastAsia" w:hint="eastAsia"/>
               </w:rPr>
             </w:pPr>
-            <w:proofErr w:type="spellStart"/>
             <w:r>
               <w:rPr>
                 <w:rFonts w:asciiTheme="minorEastAsia" w:eastAsiaTheme="minorEastAsia" w:hAnsiTheme="minorEastAsia"/>
@@ -39995,7 +39620,6 @@
               </w:rPr>
               <w:t>Code</w:t>
             </w:r>
-            <w:proofErr w:type="spellEnd"/>
           </w:p>
         </w:tc>
         <w:tc>
@@ -40076,14 +39700,12 @@
                 <w:rFonts w:asciiTheme="minorEastAsia" w:eastAsiaTheme="minorEastAsia" w:hAnsiTheme="minorEastAsia" w:hint="eastAsia"/>
               </w:rPr>
             </w:pPr>
-            <w:proofErr w:type="spellStart"/>
             <w:r>
               <w:rPr>
                 <w:rFonts w:asciiTheme="minorEastAsia" w:eastAsiaTheme="minorEastAsia" w:hAnsiTheme="minorEastAsia"/>
               </w:rPr>
               <w:t>ApplicationName</w:t>
             </w:r>
-            <w:proofErr w:type="spellEnd"/>
           </w:p>
         </w:tc>
         <w:tc>
@@ -40164,14 +39786,12 @@
                 <w:rFonts w:asciiTheme="minorEastAsia" w:eastAsiaTheme="minorEastAsia" w:hAnsiTheme="minorEastAsia" w:hint="eastAsia"/>
               </w:rPr>
             </w:pPr>
-            <w:proofErr w:type="spellStart"/>
             <w:r>
               <w:rPr>
                 <w:rFonts w:asciiTheme="minorEastAsia" w:eastAsiaTheme="minorEastAsia" w:hAnsiTheme="minorEastAsia"/>
               </w:rPr>
               <w:t>ApplicationDesc</w:t>
             </w:r>
-            <w:proofErr w:type="spellEnd"/>
           </w:p>
         </w:tc>
         <w:tc>
@@ -40234,14 +39854,12 @@
                 <w:rFonts w:asciiTheme="minorEastAsia" w:eastAsiaTheme="minorEastAsia" w:hAnsiTheme="minorEastAsia" w:hint="eastAsia"/>
               </w:rPr>
             </w:pPr>
-            <w:proofErr w:type="spellStart"/>
             <w:r>
               <w:rPr>
                 <w:rFonts w:asciiTheme="minorEastAsia" w:eastAsiaTheme="minorEastAsia" w:hAnsiTheme="minorEastAsia"/>
               </w:rPr>
               <w:t>PlsApplication</w:t>
             </w:r>
-            <w:proofErr w:type="spellEnd"/>
           </w:p>
         </w:tc>
         <w:tc>
@@ -40254,14 +39872,12 @@
                 <w:rFonts w:asciiTheme="minorEastAsia" w:eastAsiaTheme="minorEastAsia" w:hAnsiTheme="minorEastAsia" w:hint="eastAsia"/>
               </w:rPr>
             </w:pPr>
-            <w:proofErr w:type="spellStart"/>
             <w:r>
               <w:rPr>
                 <w:rFonts w:asciiTheme="minorEastAsia" w:eastAsiaTheme="minorEastAsia" w:hAnsiTheme="minorEastAsia" w:hint="eastAsia"/>
               </w:rPr>
               <w:t>ApplicationICON</w:t>
             </w:r>
-            <w:proofErr w:type="spellEnd"/>
           </w:p>
         </w:tc>
         <w:tc>
@@ -40324,14 +39940,12 @@
                 <w:rFonts w:asciiTheme="minorEastAsia" w:eastAsiaTheme="minorEastAsia" w:hAnsiTheme="minorEastAsia" w:hint="eastAsia"/>
               </w:rPr>
             </w:pPr>
-            <w:proofErr w:type="spellStart"/>
             <w:r>
               <w:rPr>
                 <w:rFonts w:asciiTheme="minorEastAsia" w:eastAsiaTheme="minorEastAsia" w:hAnsiTheme="minorEastAsia"/>
               </w:rPr>
               <w:t>PlsApplication</w:t>
             </w:r>
-            <w:proofErr w:type="spellEnd"/>
           </w:p>
         </w:tc>
         <w:tc>
@@ -41113,14 +40727,12 @@
                 <w:rFonts w:asciiTheme="minorEastAsia" w:eastAsiaTheme="minorEastAsia" w:hAnsiTheme="minorEastAsia" w:hint="eastAsia"/>
               </w:rPr>
             </w:pPr>
-            <w:proofErr w:type="spellStart"/>
             <w:r>
               <w:rPr>
                 <w:rFonts w:asciiTheme="minorEastAsia" w:eastAsiaTheme="minorEastAsia" w:hAnsiTheme="minorEastAsia"/>
               </w:rPr>
               <w:t>PlsFUNCTION</w:t>
             </w:r>
-            <w:proofErr w:type="spellEnd"/>
           </w:p>
         </w:tc>
         <w:tc>
@@ -41133,7 +40745,6 @@
                 <w:rFonts w:asciiTheme="minorEastAsia" w:eastAsiaTheme="minorEastAsia" w:hAnsiTheme="minorEastAsia" w:hint="eastAsia"/>
               </w:rPr>
             </w:pPr>
-            <w:proofErr w:type="spellStart"/>
             <w:r>
               <w:rPr>
                 <w:rFonts w:asciiTheme="minorEastAsia" w:eastAsiaTheme="minorEastAsia" w:hAnsiTheme="minorEastAsia"/>
@@ -41146,7 +40757,6 @@
               </w:rPr>
               <w:t>Code</w:t>
             </w:r>
-            <w:proofErr w:type="spellEnd"/>
           </w:p>
         </w:tc>
         <w:tc>
@@ -41209,14 +40819,12 @@
                 <w:rFonts w:asciiTheme="minorEastAsia" w:eastAsiaTheme="minorEastAsia" w:hAnsiTheme="minorEastAsia" w:hint="eastAsia"/>
               </w:rPr>
             </w:pPr>
-            <w:proofErr w:type="spellStart"/>
             <w:r>
               <w:rPr>
                 <w:rFonts w:asciiTheme="minorEastAsia" w:eastAsiaTheme="minorEastAsia" w:hAnsiTheme="minorEastAsia"/>
               </w:rPr>
               <w:t>PlsFUNCTION_TL</w:t>
             </w:r>
-            <w:proofErr w:type="spellEnd"/>
           </w:p>
         </w:tc>
         <w:tc>
@@ -41229,14 +40837,12 @@
                 <w:rFonts w:asciiTheme="minorEastAsia" w:eastAsiaTheme="minorEastAsia" w:hAnsiTheme="minorEastAsia" w:hint="eastAsia"/>
               </w:rPr>
             </w:pPr>
-            <w:proofErr w:type="spellStart"/>
             <w:r>
               <w:rPr>
                 <w:rFonts w:asciiTheme="minorEastAsia" w:eastAsiaTheme="minorEastAsia" w:hAnsiTheme="minorEastAsia"/>
               </w:rPr>
               <w:t>FUNCTION_Name</w:t>
             </w:r>
-            <w:proofErr w:type="spellEnd"/>
           </w:p>
         </w:tc>
         <w:tc>
@@ -41299,14 +40905,12 @@
                 <w:rFonts w:asciiTheme="minorEastAsia" w:eastAsiaTheme="minorEastAsia" w:hAnsiTheme="minorEastAsia" w:hint="eastAsia"/>
               </w:rPr>
             </w:pPr>
-            <w:proofErr w:type="spellStart"/>
             <w:r>
               <w:rPr>
                 <w:rFonts w:asciiTheme="minorEastAsia" w:eastAsiaTheme="minorEastAsia" w:hAnsiTheme="minorEastAsia"/>
               </w:rPr>
               <w:t>PlsFUNCTION_TL</w:t>
             </w:r>
-            <w:proofErr w:type="spellEnd"/>
           </w:p>
         </w:tc>
         <w:tc>
@@ -41319,14 +40923,12 @@
                 <w:rFonts w:asciiTheme="minorEastAsia" w:eastAsiaTheme="minorEastAsia" w:hAnsiTheme="minorEastAsia" w:hint="eastAsia"/>
               </w:rPr>
             </w:pPr>
-            <w:proofErr w:type="spellStart"/>
             <w:r>
               <w:rPr>
                 <w:rFonts w:asciiTheme="minorEastAsia" w:eastAsiaTheme="minorEastAsia" w:hAnsiTheme="minorEastAsia"/>
               </w:rPr>
               <w:t>FUNCTION_Desc</w:t>
             </w:r>
-            <w:proofErr w:type="spellEnd"/>
           </w:p>
         </w:tc>
         <w:tc>
@@ -41389,14 +40991,12 @@
                 <w:rFonts w:asciiTheme="minorEastAsia" w:eastAsiaTheme="minorEastAsia" w:hAnsiTheme="minorEastAsia" w:hint="eastAsia"/>
               </w:rPr>
             </w:pPr>
-            <w:proofErr w:type="spellStart"/>
             <w:r>
               <w:rPr>
                 <w:rFonts w:asciiTheme="minorEastAsia" w:eastAsiaTheme="minorEastAsia" w:hAnsiTheme="minorEastAsia"/>
               </w:rPr>
               <w:t>PlsFUNCTION</w:t>
             </w:r>
-            <w:proofErr w:type="spellEnd"/>
           </w:p>
         </w:tc>
         <w:tc>
@@ -42024,14 +41624,12 @@
                 <w:rFonts w:asciiTheme="minorEastAsia" w:eastAsiaTheme="minorEastAsia" w:hAnsiTheme="minorEastAsia" w:hint="eastAsia"/>
               </w:rPr>
             </w:pPr>
-            <w:proofErr w:type="spellStart"/>
             <w:r>
               <w:rPr>
                 <w:rFonts w:asciiTheme="minorEastAsia" w:eastAsiaTheme="minorEastAsia" w:hAnsiTheme="minorEastAsia"/>
               </w:rPr>
               <w:t>PlsFUNCTION</w:t>
             </w:r>
-            <w:proofErr w:type="spellEnd"/>
           </w:p>
         </w:tc>
         <w:tc>
@@ -42044,7 +41642,6 @@
                 <w:rFonts w:asciiTheme="minorEastAsia" w:eastAsiaTheme="minorEastAsia" w:hAnsiTheme="minorEastAsia" w:hint="eastAsia"/>
               </w:rPr>
             </w:pPr>
-            <w:proofErr w:type="spellStart"/>
             <w:r>
               <w:rPr>
                 <w:rFonts w:asciiTheme="minorEastAsia" w:eastAsiaTheme="minorEastAsia" w:hAnsiTheme="minorEastAsia"/>
@@ -42057,7 +41654,6 @@
               </w:rPr>
               <w:t>Code</w:t>
             </w:r>
-            <w:proofErr w:type="spellEnd"/>
           </w:p>
         </w:tc>
         <w:tc>
@@ -42120,14 +41716,12 @@
                 <w:rFonts w:asciiTheme="minorEastAsia" w:eastAsiaTheme="minorEastAsia" w:hAnsiTheme="minorEastAsia" w:hint="eastAsia"/>
               </w:rPr>
             </w:pPr>
-            <w:proofErr w:type="spellStart"/>
             <w:r>
               <w:rPr>
                 <w:rFonts w:asciiTheme="minorEastAsia" w:eastAsiaTheme="minorEastAsia" w:hAnsiTheme="minorEastAsia"/>
               </w:rPr>
               <w:t>PlsFUNCTION_TL</w:t>
             </w:r>
-            <w:proofErr w:type="spellEnd"/>
           </w:p>
         </w:tc>
         <w:tc>
@@ -42140,14 +41734,12 @@
                 <w:rFonts w:asciiTheme="minorEastAsia" w:eastAsiaTheme="minorEastAsia" w:hAnsiTheme="minorEastAsia" w:hint="eastAsia"/>
               </w:rPr>
             </w:pPr>
-            <w:proofErr w:type="spellStart"/>
             <w:r>
               <w:rPr>
                 <w:rFonts w:asciiTheme="minorEastAsia" w:eastAsiaTheme="minorEastAsia" w:hAnsiTheme="minorEastAsia"/>
               </w:rPr>
               <w:t>FUNCTION_Name</w:t>
             </w:r>
-            <w:proofErr w:type="spellEnd"/>
           </w:p>
         </w:tc>
         <w:tc>
@@ -42210,14 +41802,12 @@
                 <w:rFonts w:asciiTheme="minorEastAsia" w:eastAsiaTheme="minorEastAsia" w:hAnsiTheme="minorEastAsia" w:hint="eastAsia"/>
               </w:rPr>
             </w:pPr>
-            <w:proofErr w:type="spellStart"/>
             <w:r>
               <w:rPr>
                 <w:rFonts w:asciiTheme="minorEastAsia" w:eastAsiaTheme="minorEastAsia" w:hAnsiTheme="minorEastAsia"/>
               </w:rPr>
               <w:t>PlsFUNCTION_TL</w:t>
             </w:r>
-            <w:proofErr w:type="spellEnd"/>
           </w:p>
         </w:tc>
         <w:tc>
@@ -42230,14 +41820,12 @@
                 <w:rFonts w:asciiTheme="minorEastAsia" w:eastAsiaTheme="minorEastAsia" w:hAnsiTheme="minorEastAsia" w:hint="eastAsia"/>
               </w:rPr>
             </w:pPr>
-            <w:proofErr w:type="spellStart"/>
             <w:r>
               <w:rPr>
                 <w:rFonts w:asciiTheme="minorEastAsia" w:eastAsiaTheme="minorEastAsia" w:hAnsiTheme="minorEastAsia"/>
               </w:rPr>
               <w:t>FUNCTION_Desc</w:t>
             </w:r>
-            <w:proofErr w:type="spellEnd"/>
           </w:p>
         </w:tc>
         <w:tc>
@@ -42300,14 +41888,12 @@
                 <w:rFonts w:asciiTheme="minorEastAsia" w:eastAsiaTheme="minorEastAsia" w:hAnsiTheme="minorEastAsia" w:hint="eastAsia"/>
               </w:rPr>
             </w:pPr>
-            <w:proofErr w:type="spellStart"/>
             <w:r>
               <w:rPr>
                 <w:rFonts w:asciiTheme="minorEastAsia" w:eastAsiaTheme="minorEastAsia" w:hAnsiTheme="minorEastAsia"/>
               </w:rPr>
               <w:t>PlsFUNCTION</w:t>
             </w:r>
-            <w:proofErr w:type="spellEnd"/>
           </w:p>
         </w:tc>
         <w:tc>
@@ -42388,14 +41974,12 @@
                 <w:rFonts w:asciiTheme="minorEastAsia" w:eastAsiaTheme="minorEastAsia" w:hAnsiTheme="minorEastAsia" w:hint="eastAsia"/>
               </w:rPr>
             </w:pPr>
-            <w:proofErr w:type="spellStart"/>
             <w:r>
               <w:rPr>
                 <w:rFonts w:asciiTheme="minorEastAsia" w:eastAsiaTheme="minorEastAsia" w:hAnsiTheme="minorEastAsia"/>
               </w:rPr>
               <w:t>PlsFUNCTION</w:t>
             </w:r>
-            <w:proofErr w:type="spellEnd"/>
           </w:p>
         </w:tc>
         <w:tc>
@@ -42408,14 +41992,12 @@
                 <w:rFonts w:asciiTheme="minorEastAsia" w:eastAsiaTheme="minorEastAsia" w:hAnsiTheme="minorEastAsia" w:hint="eastAsia"/>
               </w:rPr>
             </w:pPr>
-            <w:proofErr w:type="spellStart"/>
             <w:r>
               <w:rPr>
                 <w:rFonts w:asciiTheme="minorEastAsia" w:eastAsiaTheme="minorEastAsia" w:hAnsiTheme="minorEastAsia"/>
               </w:rPr>
               <w:t>FUNCTION_Type</w:t>
             </w:r>
-            <w:proofErr w:type="spellEnd"/>
           </w:p>
         </w:tc>
         <w:tc>
@@ -42484,14 +42066,12 @@
                 <w:rFonts w:asciiTheme="minorEastAsia" w:eastAsiaTheme="minorEastAsia" w:hAnsiTheme="minorEastAsia" w:hint="eastAsia"/>
               </w:rPr>
             </w:pPr>
-            <w:proofErr w:type="spellStart"/>
             <w:r>
               <w:rPr>
                 <w:rFonts w:asciiTheme="minorEastAsia" w:eastAsiaTheme="minorEastAsia" w:hAnsiTheme="minorEastAsia"/>
               </w:rPr>
               <w:t>PlsFUNCTION</w:t>
             </w:r>
-            <w:proofErr w:type="spellEnd"/>
           </w:p>
         </w:tc>
         <w:tc>
@@ -42572,14 +42152,12 @@
                 <w:rFonts w:asciiTheme="minorEastAsia" w:eastAsiaTheme="minorEastAsia" w:hAnsiTheme="minorEastAsia" w:hint="eastAsia"/>
               </w:rPr>
             </w:pPr>
-            <w:proofErr w:type="spellStart"/>
             <w:r>
               <w:rPr>
                 <w:rFonts w:asciiTheme="minorEastAsia" w:eastAsiaTheme="minorEastAsia" w:hAnsiTheme="minorEastAsia"/>
               </w:rPr>
               <w:t>PlsFUNCTION</w:t>
             </w:r>
-            <w:proofErr w:type="spellEnd"/>
           </w:p>
         </w:tc>
         <w:tc>
@@ -42660,14 +42238,12 @@
                 <w:rFonts w:asciiTheme="minorEastAsia" w:eastAsiaTheme="minorEastAsia" w:hAnsiTheme="minorEastAsia" w:hint="eastAsia"/>
               </w:rPr>
             </w:pPr>
-            <w:proofErr w:type="spellStart"/>
             <w:r>
               <w:rPr>
                 <w:rFonts w:asciiTheme="minorEastAsia" w:eastAsiaTheme="minorEastAsia" w:hAnsiTheme="minorEastAsia"/>
               </w:rPr>
               <w:t>PlsFUNCTION</w:t>
             </w:r>
-            <w:proofErr w:type="spellEnd"/>
           </w:p>
         </w:tc>
         <w:tc>
@@ -46333,10 +45909,6 @@
 </file>
 
 <file path=customXml/item2.xml><?xml version="1.0" encoding="utf-8"?>
-<b:Sources xmlns:b="http://schemas.openxmlformats.org/officeDocument/2006/bibliography" xmlns="http://schemas.openxmlformats.org/officeDocument/2006/bibliography" SelectedStyle="\APA.XSL" StyleName="APA"/>
-</file>
-
-<file path=customXml/item3.xml><?xml version="1.0" encoding="utf-8"?>
 <s:customData xmlns="http://www.wps.cn/officeDocument/2013/wpsCustomData" xmlns:s="http://www.wps.cn/officeDocument/2013/wpsCustomData">
   <customSectProps>
     <customSectPr/>
@@ -46345,6 +45917,10 @@
     <customShpInfo spid="_x0000_s1026" textRotate="1"/>
   </customShpExts>
 </s:customData>
+</file>
+
+<file path=customXml/item3.xml><?xml version="1.0" encoding="utf-8"?>
+<b:Sources xmlns:b="http://schemas.openxmlformats.org/officeDocument/2006/bibliography" xmlns="http://schemas.openxmlformats.org/officeDocument/2006/bibliography" SelectedStyle="\APA.XSL" StyleName="APA"/>
 </file>
 
 <file path=customXml/itemProps1.xml><?xml version="1.0" encoding="utf-8"?>
@@ -46356,17 +45932,17 @@
 </file>
 
 <file path=customXml/itemProps2.xml><?xml version="1.0" encoding="utf-8"?>
+<ds:datastoreItem xmlns:ds="http://schemas.openxmlformats.org/officeDocument/2006/customXml" ds:itemID="{B1977F7D-205B-4081-913C-38D41E755F92}">
+  <ds:schemaRefs>
+    <ds:schemaRef ds:uri="http://www.wps.cn/officeDocument/2013/wpsCustomData"/>
+  </ds:schemaRefs>
+</ds:datastoreItem>
+</file>
+
+<file path=customXml/itemProps3.xml><?xml version="1.0" encoding="utf-8"?>
 <ds:datastoreItem xmlns:ds="http://schemas.openxmlformats.org/officeDocument/2006/customXml" ds:itemID="{6D54146E-CEC0-42D2-9A3D-355582ABE1C8}">
   <ds:schemaRefs>
     <ds:schemaRef ds:uri="http://schemas.openxmlformats.org/officeDocument/2006/bibliography"/>
   </ds:schemaRefs>
 </ds:datastoreItem>
-</file>
-
-<file path=customXml/itemProps3.xml><?xml version="1.0" encoding="utf-8"?>
-<ds:datastoreItem xmlns:ds="http://schemas.openxmlformats.org/officeDocument/2006/customXml" ds:itemID="{B1977F7D-205B-4081-913C-38D41E755F92}">
-  <ds:schemaRefs>
-    <ds:schemaRef ds:uri="http://www.wps.cn/officeDocument/2013/wpsCustomData"/>
-  </ds:schemaRefs>
-</ds:datastoreItem>
 </file>
--- a/Docs/Thea - MySql.docx
+++ b/Docs/Thea - MySql.docx
@@ -31022,13 +31022,7 @@
               <w:rPr>
                 <w:rFonts w:asciiTheme="minorEastAsia" w:eastAsiaTheme="minorEastAsia" w:hAnsiTheme="minorEastAsia" w:hint="eastAsia"/>
               </w:rPr>
-              <w:t>setting</w:t>
-            </w:r>
-            <w:r>
-              <w:rPr>
-                <w:rFonts w:asciiTheme="minorEastAsia" w:eastAsiaTheme="minorEastAsia" w:hAnsiTheme="minorEastAsia" w:hint="eastAsia"/>
-              </w:rPr>
-              <w:t>_id</w:t>
+              <w:t>queue</w:t>
             </w:r>
           </w:p>
         </w:tc>
@@ -31285,117 +31279,6 @@
               </w:rPr>
               <w:t>备注</w:t>
             </w:r>
-          </w:p>
-        </w:tc>
-      </w:tr>
-      <w:tr>
-        <w:tc>
-          <w:tcPr>
-            <w:tcW w:w="2466" w:type="dxa"/>
-          </w:tcPr>
-          <w:p>
-            <w:pPr>
-              <w:rPr>
-                <w:rFonts w:asciiTheme="minorEastAsia" w:eastAsiaTheme="minorEastAsia" w:hAnsiTheme="minorEastAsia" w:hint="eastAsia"/>
-              </w:rPr>
-            </w:pPr>
-            <w:r>
-              <w:rPr>
-                <w:rFonts w:asciiTheme="minorEastAsia" w:eastAsiaTheme="minorEastAsia" w:hAnsiTheme="minorEastAsia" w:hint="eastAsia"/>
-              </w:rPr>
-              <w:t>setting</w:t>
-            </w:r>
-            <w:r>
-              <w:rPr>
-                <w:rFonts w:asciiTheme="minorEastAsia" w:eastAsiaTheme="minorEastAsia" w:hAnsiTheme="minorEastAsia" w:hint="eastAsia"/>
-              </w:rPr>
-              <w:t>_id</w:t>
-            </w:r>
-          </w:p>
-        </w:tc>
-        <w:tc>
-          <w:tcPr>
-            <w:tcW w:w="1563" w:type="dxa"/>
-          </w:tcPr>
-          <w:p>
-            <w:pPr>
-              <w:rPr>
-                <w:rFonts w:asciiTheme="minorEastAsia" w:eastAsiaTheme="minorEastAsia" w:hAnsiTheme="minorEastAsia" w:hint="eastAsia"/>
-              </w:rPr>
-            </w:pPr>
-            <w:r>
-              <w:rPr>
-                <w:rFonts w:asciiTheme="minorEastAsia" w:eastAsiaTheme="minorEastAsia" w:hAnsiTheme="minorEastAsia" w:hint="eastAsia"/>
-              </w:rPr>
-              <w:t>VARCHAR(50)</w:t>
-            </w:r>
-          </w:p>
-        </w:tc>
-        <w:tc>
-          <w:tcPr>
-            <w:tcW w:w="1566" w:type="dxa"/>
-          </w:tcPr>
-          <w:p>
-            <w:pPr>
-              <w:rPr>
-                <w:rFonts w:asciiTheme="minorEastAsia" w:eastAsiaTheme="minorEastAsia" w:hAnsiTheme="minorEastAsia" w:hint="eastAsia"/>
-              </w:rPr>
-            </w:pPr>
-          </w:p>
-        </w:tc>
-        <w:tc>
-          <w:tcPr>
-            <w:tcW w:w="637" w:type="dxa"/>
-          </w:tcPr>
-          <w:p>
-            <w:pPr>
-              <w:jc w:val="center"/>
-              <w:rPr>
-                <w:rFonts w:asciiTheme="minorEastAsia" w:eastAsiaTheme="minorEastAsia" w:hAnsiTheme="minorEastAsia" w:hint="eastAsia"/>
-              </w:rPr>
-            </w:pPr>
-            <w:r>
-              <w:rPr>
-                <w:rFonts w:asciiTheme="minorEastAsia" w:eastAsiaTheme="minorEastAsia" w:hAnsiTheme="minorEastAsia" w:hint="eastAsia"/>
-              </w:rPr>
-              <w:t>N</w:t>
-            </w:r>
-          </w:p>
-        </w:tc>
-        <w:tc>
-          <w:tcPr>
-            <w:tcW w:w="1633" w:type="dxa"/>
-          </w:tcPr>
-          <w:p>
-            <w:pPr>
-              <w:rPr>
-                <w:rFonts w:asciiTheme="minorEastAsia" w:eastAsiaTheme="minorEastAsia" w:hAnsiTheme="minorEastAsia" w:hint="eastAsia"/>
-              </w:rPr>
-            </w:pPr>
-            <w:r>
-              <w:rPr>
-                <w:rFonts w:asciiTheme="minorEastAsia" w:eastAsiaTheme="minorEastAsia" w:hAnsiTheme="minorEastAsia" w:hint="eastAsia"/>
-              </w:rPr>
-              <w:t>配置</w:t>
-            </w:r>
-            <w:r>
-              <w:rPr>
-                <w:rFonts w:asciiTheme="minorEastAsia" w:eastAsiaTheme="minorEastAsia" w:hAnsiTheme="minorEastAsia" w:hint="eastAsia"/>
-              </w:rPr>
-              <w:t>ID</w:t>
-            </w:r>
-          </w:p>
-        </w:tc>
-        <w:tc>
-          <w:tcPr>
-            <w:tcW w:w="2195" w:type="dxa"/>
-          </w:tcPr>
-          <w:p>
-            <w:pPr>
-              <w:rPr>
-                <w:rFonts w:asciiTheme="minorEastAsia" w:eastAsiaTheme="minorEastAsia" w:hAnsiTheme="minorEastAsia" w:hint="eastAsia"/>
-              </w:rPr>
-            </w:pPr>
           </w:p>
         </w:tc>
       </w:tr>
@@ -34761,7 +34644,6 @@
         <w:rPr>
           <w:rFonts w:asciiTheme="minorEastAsia" w:eastAsiaTheme="minorEastAsia" w:hAnsiTheme="minorEastAsia" w:hint="eastAsia"/>
         </w:rPr>
-        <w:lastRenderedPageBreak/>
         <w:t>系统参数</w:t>
       </w:r>
       <w:bookmarkEnd w:id="62"/>
@@ -34796,6 +34678,7 @@
         <w:rPr>
           <w:rFonts w:asciiTheme="minorEastAsia" w:eastAsiaTheme="minorEastAsia" w:hAnsiTheme="minorEastAsia" w:hint="eastAsia"/>
         </w:rPr>
+        <w:lastRenderedPageBreak/>
         <w:t>DataStatus</w:t>
       </w:r>
     </w:p>
@@ -37740,7 +37623,6 @@
         <w:rPr>
           <w:rFonts w:asciiTheme="minorEastAsia" w:eastAsiaTheme="minorEastAsia" w:hAnsiTheme="minorEastAsia" w:hint="eastAsia"/>
         </w:rPr>
-        <w:lastRenderedPageBreak/>
         <w:t>管理应用程序</w:t>
       </w:r>
     </w:p>
@@ -37772,6 +37654,7 @@
         <w:rPr>
           <w:rFonts w:asciiTheme="minorEastAsia" w:eastAsiaTheme="minorEastAsia" w:hAnsiTheme="minorEastAsia" w:hint="eastAsia"/>
         </w:rPr>
+        <w:lastRenderedPageBreak/>
         <w:t xml:space="preserve">  </w:t>
       </w:r>
       <w:r>
@@ -39307,7 +39190,6 @@
           <w:noProof/>
           <w:color w:val="009900"/>
         </w:rPr>
-        <w:lastRenderedPageBreak/>
         <w:drawing>
           <wp:inline distT="0" distB="0" distL="0" distR="0" wp14:anchorId="4D564705" wp14:editId="01EF6A0E">
             <wp:extent cx="5829300" cy="2771775"/>
@@ -39377,6 +39259,7 @@
         <w:rPr>
           <w:rFonts w:asciiTheme="minorEastAsia" w:eastAsiaTheme="minorEastAsia" w:hAnsiTheme="minorEastAsia" w:hint="eastAsia"/>
         </w:rPr>
+        <w:lastRenderedPageBreak/>
         <w:t>页面元素-数据映射</w:t>
       </w:r>
       <w:r>
@@ -40564,7 +40447,6 @@
                 <w:bCs/>
                 <w:color w:val="000000"/>
               </w:rPr>
-              <w:lastRenderedPageBreak/>
               <w:t>页面元素</w:t>
             </w:r>
           </w:p>
@@ -41346,6 +41228,7 @@
           <w:noProof/>
           <w:color w:val="009900"/>
         </w:rPr>
+        <w:lastRenderedPageBreak/>
         <w:drawing>
           <wp:inline distT="0" distB="0" distL="0" distR="0" wp14:anchorId="2A6C187C" wp14:editId="0FF41ECC">
             <wp:extent cx="5867400" cy="3124200"/>

--- a/Docs/Thea - MySql.docx
+++ b/Docs/Thea - MySql.docx
@@ -31342,6 +31342,12 @@
                 <w:rFonts w:asciiTheme="minorEastAsia" w:eastAsiaTheme="minorEastAsia" w:hAnsiTheme="minorEastAsia" w:hint="eastAsia"/>
               </w:rPr>
             </w:pPr>
+            <w:r>
+              <w:rPr>
+                <w:rFonts w:asciiTheme="minorEastAsia" w:eastAsiaTheme="minorEastAsia" w:hAnsiTheme="minorEastAsia" w:hint="eastAsia"/>
+              </w:rPr>
+              <w:t>N</w:t>
+            </w:r>
           </w:p>
         </w:tc>
         <w:tc>

--- a/Docs/Thea - MySql.docx
+++ b/Docs/Thea - MySql.docx
@@ -31022,6 +31022,18 @@
               <w:rPr>
                 <w:rFonts w:asciiTheme="minorEastAsia" w:eastAsiaTheme="minorEastAsia" w:hAnsiTheme="minorEastAsia" w:hint="eastAsia"/>
               </w:rPr>
+              <w:t>a</w:t>
+            </w:r>
+            <w:r>
+              <w:rPr>
+                <w:rFonts w:asciiTheme="minorEastAsia" w:eastAsiaTheme="minorEastAsia" w:hAnsiTheme="minorEastAsia" w:hint="eastAsia"/>
+              </w:rPr>
+              <w:t>pp_id,</w:t>
+            </w:r>
+            <w:r>
+              <w:rPr>
+                <w:rFonts w:asciiTheme="minorEastAsia" w:eastAsiaTheme="minorEastAsia" w:hAnsiTheme="minorEastAsia" w:hint="eastAsia"/>
+              </w:rPr>
               <w:t>queue</w:t>
             </w:r>
           </w:p>
@@ -31279,6 +31291,105 @@
               </w:rPr>
               <w:t>备注</w:t>
             </w:r>
+          </w:p>
+        </w:tc>
+      </w:tr>
+      <w:tr>
+        <w:tc>
+          <w:tcPr>
+            <w:tcW w:w="2466" w:type="dxa"/>
+          </w:tcPr>
+          <w:p>
+            <w:pPr>
+              <w:rPr>
+                <w:rFonts w:asciiTheme="minorEastAsia" w:eastAsiaTheme="minorEastAsia" w:hAnsiTheme="minorEastAsia" w:hint="eastAsia"/>
+              </w:rPr>
+            </w:pPr>
+            <w:r>
+              <w:rPr>
+                <w:rFonts w:asciiTheme="minorEastAsia" w:eastAsiaTheme="minorEastAsia" w:hAnsiTheme="minorEastAsia" w:hint="eastAsia"/>
+              </w:rPr>
+              <w:t>app_id</w:t>
+            </w:r>
+          </w:p>
+        </w:tc>
+        <w:tc>
+          <w:tcPr>
+            <w:tcW w:w="1563" w:type="dxa"/>
+          </w:tcPr>
+          <w:p>
+            <w:pPr>
+              <w:rPr>
+                <w:rFonts w:asciiTheme="minorEastAsia" w:eastAsiaTheme="minorEastAsia" w:hAnsiTheme="minorEastAsia" w:hint="eastAsia"/>
+              </w:rPr>
+            </w:pPr>
+            <w:r>
+              <w:rPr>
+                <w:rFonts w:asciiTheme="minorEastAsia" w:eastAsiaTheme="minorEastAsia" w:hAnsiTheme="minorEastAsia" w:hint="eastAsia"/>
+              </w:rPr>
+              <w:t>VARCHAR(50)</w:t>
+            </w:r>
+          </w:p>
+        </w:tc>
+        <w:tc>
+          <w:tcPr>
+            <w:tcW w:w="1566" w:type="dxa"/>
+          </w:tcPr>
+          <w:p>
+            <w:pPr>
+              <w:rPr>
+                <w:rFonts w:asciiTheme="minorEastAsia" w:eastAsiaTheme="minorEastAsia" w:hAnsiTheme="minorEastAsia" w:hint="eastAsia"/>
+              </w:rPr>
+            </w:pPr>
+          </w:p>
+        </w:tc>
+        <w:tc>
+          <w:tcPr>
+            <w:tcW w:w="637" w:type="dxa"/>
+          </w:tcPr>
+          <w:p>
+            <w:pPr>
+              <w:jc w:val="center"/>
+              <w:rPr>
+                <w:rFonts w:asciiTheme="minorEastAsia" w:eastAsiaTheme="minorEastAsia" w:hAnsiTheme="minorEastAsia" w:hint="eastAsia"/>
+              </w:rPr>
+            </w:pPr>
+            <w:r>
+              <w:rPr>
+                <w:rFonts w:asciiTheme="minorEastAsia" w:eastAsiaTheme="minorEastAsia" w:hAnsiTheme="minorEastAsia" w:hint="eastAsia"/>
+              </w:rPr>
+              <w:t>N</w:t>
+            </w:r>
+          </w:p>
+        </w:tc>
+        <w:tc>
+          <w:tcPr>
+            <w:tcW w:w="1633" w:type="dxa"/>
+          </w:tcPr>
+          <w:p>
+            <w:pPr>
+              <w:rPr>
+                <w:rFonts w:asciiTheme="minorEastAsia" w:eastAsiaTheme="minorEastAsia" w:hAnsiTheme="minorEastAsia" w:hint="eastAsia"/>
+              </w:rPr>
+            </w:pPr>
+            <w:r>
+              <w:rPr>
+                <w:rFonts w:asciiTheme="minorEastAsia" w:eastAsiaTheme="minorEastAsia" w:hAnsiTheme="minorEastAsia" w:hint="eastAsia"/>
+              </w:rPr>
+              <w:t>应用ID</w:t>
+            </w:r>
+          </w:p>
+        </w:tc>
+        <w:tc>
+          <w:tcPr>
+            <w:tcW w:w="2195" w:type="dxa"/>
+          </w:tcPr>
+          <w:p>
+            <w:pPr>
+              <w:rPr>
+                <w:rFonts w:asciiTheme="minorEastAsia" w:eastAsiaTheme="minorEastAsia" w:hAnsiTheme="minorEastAsia" w:hint="eastAsia"/>
+              </w:rPr>
+            </w:pPr>
           </w:p>
         </w:tc>
       </w:tr>
@@ -34650,6 +34761,7 @@
         <w:rPr>
           <w:rFonts w:asciiTheme="minorEastAsia" w:eastAsiaTheme="minorEastAsia" w:hAnsiTheme="minorEastAsia" w:hint="eastAsia"/>
         </w:rPr>
+        <w:lastRenderedPageBreak/>
         <w:t>系统参数</w:t>
       </w:r>
       <w:bookmarkEnd w:id="62"/>
@@ -34684,7 +34796,6 @@
         <w:rPr>
           <w:rFonts w:asciiTheme="minorEastAsia" w:eastAsiaTheme="minorEastAsia" w:hAnsiTheme="minorEastAsia" w:hint="eastAsia"/>
         </w:rPr>
-        <w:lastRenderedPageBreak/>
         <w:t>DataStatus</w:t>
       </w:r>
     </w:p>
@@ -37629,6 +37740,7 @@
         <w:rPr>
           <w:rFonts w:asciiTheme="minorEastAsia" w:eastAsiaTheme="minorEastAsia" w:hAnsiTheme="minorEastAsia" w:hint="eastAsia"/>
         </w:rPr>
+        <w:lastRenderedPageBreak/>
         <w:t>管理应用程序</w:t>
       </w:r>
     </w:p>
@@ -37660,7 +37772,6 @@
         <w:rPr>
           <w:rFonts w:asciiTheme="minorEastAsia" w:eastAsiaTheme="minorEastAsia" w:hAnsiTheme="minorEastAsia" w:hint="eastAsia"/>
         </w:rPr>
-        <w:lastRenderedPageBreak/>
         <w:t xml:space="preserve">  </w:t>
       </w:r>
       <w:r>
@@ -39196,6 +39307,7 @@
           <w:noProof/>
           <w:color w:val="009900"/>
         </w:rPr>
+        <w:lastRenderedPageBreak/>
         <w:drawing>
           <wp:inline distT="0" distB="0" distL="0" distR="0" wp14:anchorId="4D564705" wp14:editId="01EF6A0E">
             <wp:extent cx="5829300" cy="2771775"/>
@@ -39265,7 +39377,6 @@
         <w:rPr>
           <w:rFonts w:asciiTheme="minorEastAsia" w:eastAsiaTheme="minorEastAsia" w:hAnsiTheme="minorEastAsia" w:hint="eastAsia"/>
         </w:rPr>
-        <w:lastRenderedPageBreak/>
         <w:t>页面元素-数据映射</w:t>
       </w:r>
       <w:r>
@@ -40453,6 +40564,7 @@
                 <w:bCs/>
                 <w:color w:val="000000"/>
               </w:rPr>
+              <w:lastRenderedPageBreak/>
               <w:t>页面元素</w:t>
             </w:r>
           </w:p>
@@ -41234,7 +41346,6 @@
           <w:noProof/>
           <w:color w:val="009900"/>
         </w:rPr>
-        <w:lastRenderedPageBreak/>
         <w:drawing>
           <wp:inline distT="0" distB="0" distL="0" distR="0" wp14:anchorId="2A6C187C" wp14:editId="0FF41ECC">
             <wp:extent cx="5867400" cy="3124200"/>
@@ -45798,6 +45909,10 @@
 </file>
 
 <file path=customXml/item2.xml><?xml version="1.0" encoding="utf-8"?>
+<b:Sources xmlns:b="http://schemas.openxmlformats.org/officeDocument/2006/bibliography" xmlns="http://schemas.openxmlformats.org/officeDocument/2006/bibliography" SelectedStyle="\APA.XSL" StyleName="APA"/>
+</file>
+
+<file path=customXml/item3.xml><?xml version="1.0" encoding="utf-8"?>
 <s:customData xmlns="http://www.wps.cn/officeDocument/2013/wpsCustomData" xmlns:s="http://www.wps.cn/officeDocument/2013/wpsCustomData">
   <customSectProps>
     <customSectPr/>
@@ -45806,10 +45921,6 @@
     <customShpInfo spid="_x0000_s1026" textRotate="1"/>
   </customShpExts>
 </s:customData>
-</file>
-
-<file path=customXml/item3.xml><?xml version="1.0" encoding="utf-8"?>
-<b:Sources xmlns:b="http://schemas.openxmlformats.org/officeDocument/2006/bibliography" xmlns="http://schemas.openxmlformats.org/officeDocument/2006/bibliography" SelectedStyle="\APA.XSL" StyleName="APA"/>
 </file>
 
 <file path=customXml/itemProps1.xml><?xml version="1.0" encoding="utf-8"?>
@@ -45821,17 +45932,17 @@
 </file>
 
 <file path=customXml/itemProps2.xml><?xml version="1.0" encoding="utf-8"?>
+<ds:datastoreItem xmlns:ds="http://schemas.openxmlformats.org/officeDocument/2006/customXml" ds:itemID="{6D54146E-CEC0-42D2-9A3D-355582ABE1C8}">
+  <ds:schemaRefs>
+    <ds:schemaRef ds:uri="http://schemas.openxmlformats.org/officeDocument/2006/bibliography"/>
+  </ds:schemaRefs>
+</ds:datastoreItem>
+</file>
+
+<file path=customXml/itemProps3.xml><?xml version="1.0" encoding="utf-8"?>
 <ds:datastoreItem xmlns:ds="http://schemas.openxmlformats.org/officeDocument/2006/customXml" ds:itemID="{B1977F7D-205B-4081-913C-38D41E755F92}">
   <ds:schemaRefs>
     <ds:schemaRef ds:uri="http://www.wps.cn/officeDocument/2013/wpsCustomData"/>
   </ds:schemaRefs>
 </ds:datastoreItem>
-</file>
-
-<file path=customXml/itemProps3.xml><?xml version="1.0" encoding="utf-8"?>
-<ds:datastoreItem xmlns:ds="http://schemas.openxmlformats.org/officeDocument/2006/customXml" ds:itemID="{6D54146E-CEC0-42D2-9A3D-355582ABE1C8}">
-  <ds:schemaRefs>
-    <ds:schemaRef ds:uri="http://schemas.openxmlformats.org/officeDocument/2006/bibliography"/>
-  </ds:schemaRefs>
-</ds:datastoreItem>
 </file>